--- a/Курсач.docx
+++ b/Курсач.docx
@@ -1,6 +1,6 @@
 
 <file path=word/document.xml><?xml version="1.0" encoding="utf-8"?>
-<w:document xmlns:wpc="http://schemas.microsoft.com/office/word/2010/wordprocessingCanvas" xmlns:cx="http://schemas.microsoft.com/office/drawing/2014/chartex" xmlns:cx1="http://schemas.microsoft.com/office/drawing/2015/9/8/chartex" xmlns:cx2="http://schemas.microsoft.com/office/drawing/2015/10/21/chartex" xmlns:cx3="http://schemas.microsoft.com/office/drawing/2016/5/9/chartex" xmlns:cx4="http://schemas.microsoft.com/office/drawing/2016/5/10/chartex" xmlns:cx5="http://schemas.microsoft.com/office/drawing/2016/5/11/chartex" xmlns:cx6="http://schemas.microsoft.com/office/drawing/2016/5/12/chartex" xmlns:cx7="http://schemas.microsoft.com/office/drawing/2016/5/13/chartex" xmlns:cx8="http://schemas.microsoft.com/office/drawing/2016/5/14/chartex" xmlns:mc="http://schemas.openxmlformats.org/markup-compatibility/2006" xmlns:aink="http://schemas.microsoft.com/office/drawing/2016/ink" xmlns:am3d="http://schemas.microsoft.com/office/drawing/2017/model3d" xmlns:o="urn:schemas-microsoft-com:office:office" xmlns:oel="http://schemas.microsoft.com/office/2019/extlst" xmlns:r="http://schemas.openxmlformats.org/officeDocument/2006/relationships" xmlns:m="http://schemas.openxmlformats.org/officeDocument/2006/math" xmlns:v="urn:schemas-microsoft-com:vml" xmlns:wp14="http://schemas.microsoft.com/office/word/2010/wordprocessingDrawing" xmlns:wp="http://schemas.openxmlformats.org/drawingml/2006/wordprocessingDrawing" xmlns:w10="urn:schemas-microsoft-com:office:word" xmlns:w="http://schemas.openxmlformats.org/wordprocessingml/2006/main" xmlns:w14="http://schemas.microsoft.com/office/word/2010/wordml" xmlns:w15="http://schemas.microsoft.com/office/word/2012/wordml" xmlns:w16cex="http://schemas.microsoft.com/office/word/2018/wordml/cex" xmlns:w16cid="http://schemas.microsoft.com/office/word/2016/wordml/cid" xmlns:w16="http://schemas.microsoft.com/office/word/2018/wordml" xmlns:w16sdtdh="http://schemas.microsoft.com/office/word/2020/wordml/sdtdatahash" xmlns:w16se="http://schemas.microsoft.com/office/word/2015/wordml/symex" xmlns:wpg="http://schemas.microsoft.com/office/word/2010/wordprocessingGroup" xmlns:wpi="http://schemas.microsoft.com/office/word/2010/wordprocessingInk" xmlns:wne="http://schemas.microsoft.com/office/word/2006/wordml" xmlns:wps="http://schemas.microsoft.com/office/word/2010/wordprocessingShape" mc:Ignorable="w14 w15 w16se w16cid w16 w16cex w16sdtdh wp14">
+<w:document xmlns:wpc="http://schemas.microsoft.com/office/word/2010/wordprocessingCanvas" xmlns:cx="http://schemas.microsoft.com/office/drawing/2014/chartex" xmlns:cx1="http://schemas.microsoft.com/office/drawing/2015/9/8/chartex" xmlns:cx2="http://schemas.microsoft.com/office/drawing/2015/10/21/chartex" xmlns:cx3="http://schemas.microsoft.com/office/drawing/2016/5/9/chartex" xmlns:cx4="http://schemas.microsoft.com/office/drawing/2016/5/10/chartex" xmlns:cx5="http://schemas.microsoft.com/office/drawing/2016/5/11/chartex" xmlns:cx6="http://schemas.microsoft.com/office/drawing/2016/5/12/chartex" xmlns:cx7="http://schemas.microsoft.com/office/drawing/2016/5/13/chartex" xmlns:cx8="http://schemas.microsoft.com/office/drawing/2016/5/14/chartex" xmlns:mc="http://schemas.openxmlformats.org/markup-compatibility/2006" xmlns:aink="http://schemas.microsoft.com/office/drawing/2016/ink" xmlns:am3d="http://schemas.microsoft.com/office/drawing/2017/model3d" xmlns:o="urn:schemas-microsoft-com:office:office" xmlns:r="http://schemas.openxmlformats.org/officeDocument/2006/relationships" xmlns:m="http://schemas.openxmlformats.org/officeDocument/2006/math" xmlns:v="urn:schemas-microsoft-com:vml" xmlns:wp14="http://schemas.microsoft.com/office/word/2010/wordprocessingDrawing" xmlns:wp="http://schemas.openxmlformats.org/drawingml/2006/wordprocessingDrawing" xmlns:w10="urn:schemas-microsoft-com:office:word" xmlns:w="http://schemas.openxmlformats.org/wordprocessingml/2006/main" xmlns:w14="http://schemas.microsoft.com/office/word/2010/wordml" xmlns:w15="http://schemas.microsoft.com/office/word/2012/wordml" xmlns:w16cid="http://schemas.microsoft.com/office/word/2016/wordml/cid" xmlns:w16se="http://schemas.microsoft.com/office/word/2015/wordml/symex" xmlns:wpg="http://schemas.microsoft.com/office/word/2010/wordprocessingGroup" xmlns:wpi="http://schemas.microsoft.com/office/word/2010/wordprocessingInk" xmlns:wne="http://schemas.microsoft.com/office/word/2006/wordml" xmlns:wps="http://schemas.microsoft.com/office/word/2010/wordprocessingShape" mc:Ignorable="w14 w15 w16se w16cid wp14">
   <w:body>
     <w:p>
       <w:pPr>
@@ -692,7 +692,7 @@
                     <pic:cNvPicPr/>
                   </pic:nvPicPr>
                   <pic:blipFill>
-                    <a:blip r:embed="rId6">
+                    <a:blip r:embed="rId8">
                       <a:extLst>
                         <a:ext uri="{28A0092B-C50C-407E-A947-70E740481C1C}">
                           <a14:useLocalDpi xmlns:a14="http://schemas.microsoft.com/office/drawing/2010/main" val="0"/>
@@ -1977,7 +1977,25 @@
           <w:sz w:val="28"/>
           <w:szCs w:val="28"/>
         </w:rPr>
-        <w:t xml:space="preserve">В программной части проекта используется современный стек веб-технологий. Серверная часть приложения реализуется с использованием языка программирования Python и фреймворка </w:t>
+        <w:t xml:space="preserve">В программной части проекта используется современный стек веб-технологий. Серверная часть приложения реализуется с использованием языка программирования </w:t>
+      </w:r>
+      <w:proofErr w:type="spellStart"/>
+      <w:r>
+        <w:rPr>
+          <w:color w:val="000000"/>
+          <w:sz w:val="28"/>
+          <w:szCs w:val="28"/>
+        </w:rPr>
+        <w:t>Python</w:t>
+      </w:r>
+      <w:proofErr w:type="spellEnd"/>
+      <w:r>
+        <w:rPr>
+          <w:color w:val="000000"/>
+          <w:sz w:val="28"/>
+          <w:szCs w:val="28"/>
+        </w:rPr>
+        <w:t xml:space="preserve"> и фреймворка </w:t>
       </w:r>
       <w:proofErr w:type="spellStart"/>
       <w:r>
@@ -2740,7 +2758,7 @@
           <w:numId w:val="3"/>
         </w:numPr>
         <w:spacing w:before="0" w:beforeAutospacing="0" w:after="0" w:afterAutospacing="0" w:line="360" w:lineRule="auto"/>
-        <w:ind w:left="709" w:hanging="709"/>
+        <w:ind w:left="0" w:firstLine="709"/>
         <w:jc w:val="both"/>
         <w:rPr>
           <w:b/>
@@ -2892,6 +2910,7 @@
         </w:rPr>
         <w:t xml:space="preserve">. </w:t>
       </w:r>
+      <w:proofErr w:type="spellStart"/>
       <w:r>
         <w:rPr>
           <w:color w:val="000000"/>
@@ -2900,6 +2919,7 @@
         </w:rPr>
         <w:t>JavaScript</w:t>
       </w:r>
+      <w:proofErr w:type="spellEnd"/>
       <w:r>
         <w:rPr>
           <w:color w:val="000000"/>
@@ -3009,6 +3029,7 @@
       <w:pPr>
         <w:pStyle w:val="a3"/>
         <w:spacing w:before="0" w:beforeAutospacing="0" w:after="0" w:afterAutospacing="0" w:line="360" w:lineRule="auto"/>
+        <w:ind w:firstLine="709"/>
         <w:jc w:val="both"/>
         <w:rPr>
           <w:color w:val="000000"/>
@@ -3058,28 +3079,103 @@
           <w:sz w:val="28"/>
           <w:szCs w:val="28"/>
         </w:rPr>
-        <w:t xml:space="preserve"> Language) используется для создания структуры веб-страниц. С его помощью формируется логическая организация элементов интерфейса, таких как текст, изображения, формы и навигационные блоки. HTML является основой любого веб-приложения и обеспечивает корректное отображение информации в браузере.</w:t>
+        <w:t xml:space="preserve"> </w:t>
+      </w:r>
+      <w:proofErr w:type="spellStart"/>
+      <w:r>
+        <w:rPr>
+          <w:color w:val="000000"/>
+          <w:sz w:val="28"/>
+          <w:szCs w:val="28"/>
+        </w:rPr>
+        <w:t>Language</w:t>
+      </w:r>
+      <w:proofErr w:type="spellEnd"/>
+      <w:r>
+        <w:rPr>
+          <w:color w:val="000000"/>
+          <w:sz w:val="28"/>
+          <w:szCs w:val="28"/>
+        </w:rPr>
+        <w:t>) используется для создания структуры веб-страниц. С его помощью формируется логическая организация элементов интерфейса, таких как текст, изображения, формы и навигационные блоки. HTML является основой любого веб-приложения и обеспечивает корректное отображение информации в браузере.</w:t>
       </w:r>
     </w:p>
     <w:p>
       <w:pPr>
         <w:pStyle w:val="a3"/>
         <w:spacing w:before="0" w:beforeAutospacing="0" w:after="0" w:afterAutospacing="0" w:line="360" w:lineRule="auto"/>
-        <w:jc w:val="both"/>
-        <w:rPr>
-          <w:color w:val="000000"/>
-          <w:sz w:val="28"/>
-          <w:szCs w:val="28"/>
-        </w:rPr>
-      </w:pPr>
-      <w:r>
-        <w:rPr>
-          <w:color w:val="000000"/>
-          <w:sz w:val="28"/>
-          <w:szCs w:val="28"/>
-        </w:rPr>
-        <w:t>Почему выбран HTML?</w:t>
-      </w:r>
+        <w:ind w:firstLine="709"/>
+        <w:jc w:val="both"/>
+        <w:rPr>
+          <w:color w:val="000000"/>
+          <w:sz w:val="28"/>
+          <w:szCs w:val="28"/>
+        </w:rPr>
+      </w:pPr>
+      <w:r>
+        <w:rPr>
+          <w:color w:val="000000"/>
+          <w:sz w:val="28"/>
+          <w:szCs w:val="28"/>
+        </w:rPr>
+        <w:t xml:space="preserve">Выбор </w:t>
+      </w:r>
+      <w:r>
+        <w:rPr>
+          <w:color w:val="000000"/>
+          <w:sz w:val="28"/>
+          <w:szCs w:val="28"/>
+          <w:lang w:val="en-US"/>
+        </w:rPr>
+        <w:t>HTML</w:t>
+      </w:r>
+      <w:r>
+        <w:rPr>
+          <w:color w:val="000000"/>
+          <w:sz w:val="28"/>
+          <w:szCs w:val="28"/>
+        </w:rPr>
+        <w:t xml:space="preserve"> обоснован тем, что он</w:t>
+      </w:r>
+      <w:r>
+        <w:rPr>
+          <w:color w:val="000000"/>
+          <w:sz w:val="28"/>
+          <w:szCs w:val="28"/>
+        </w:rPr>
+        <w:t xml:space="preserve"> является основным стандартом веб-разработки и поддерживается всеми современными браузерами, обеспечивает простую и понятную структуру веб-страниц, позволяет легко интегрировать другие технологии, используемые в проекте.</w:t>
+      </w:r>
+    </w:p>
+    <w:p>
+      <w:pPr>
+        <w:pStyle w:val="a3"/>
+        <w:spacing w:before="0" w:beforeAutospacing="0" w:after="0" w:afterAutospacing="0" w:line="360" w:lineRule="auto"/>
+        <w:ind w:firstLine="709"/>
+        <w:jc w:val="both"/>
+        <w:rPr>
+          <w:color w:val="000000"/>
+          <w:sz w:val="28"/>
+          <w:szCs w:val="28"/>
+        </w:rPr>
+      </w:pPr>
+      <w:r>
+        <w:rPr>
+          <w:color w:val="000000"/>
+          <w:sz w:val="28"/>
+          <w:szCs w:val="28"/>
+        </w:rPr>
+        <w:t>CSS (</w:t>
+      </w:r>
+      <w:proofErr w:type="spellStart"/>
+      <w:r>
+        <w:rPr>
+          <w:color w:val="000000"/>
+          <w:sz w:val="28"/>
+          <w:szCs w:val="28"/>
+        </w:rPr>
+        <w:t>Cascading</w:t>
+      </w:r>
+      <w:proofErr w:type="spellEnd"/>
       <w:r>
         <w:rPr>
           <w:color w:val="000000"/>
@@ -3088,73 +3184,248 @@
         </w:rPr>
         <w:t xml:space="preserve"> </w:t>
       </w:r>
-      <w:r>
-        <w:rPr>
-          <w:color w:val="000000"/>
-          <w:sz w:val="28"/>
-          <w:szCs w:val="28"/>
-        </w:rPr>
-        <w:t>Он</w:t>
-      </w:r>
-      <w:r>
-        <w:rPr>
-          <w:color w:val="000000"/>
-          <w:sz w:val="28"/>
-          <w:szCs w:val="28"/>
-        </w:rPr>
-        <w:t xml:space="preserve"> является основным стандартом веб-разработки и поддерживается всеми современными браузерами</w:t>
-      </w:r>
-      <w:r>
-        <w:rPr>
-          <w:color w:val="000000"/>
-          <w:sz w:val="28"/>
-          <w:szCs w:val="28"/>
-        </w:rPr>
-        <w:t xml:space="preserve">, </w:t>
-      </w:r>
-      <w:r>
-        <w:rPr>
-          <w:color w:val="000000"/>
-          <w:sz w:val="28"/>
-          <w:szCs w:val="28"/>
-        </w:rPr>
-        <w:t>обеспечивает простую и понятную структуру веб-страниц</w:t>
-      </w:r>
-      <w:r>
-        <w:rPr>
-          <w:color w:val="000000"/>
-          <w:sz w:val="28"/>
-          <w:szCs w:val="28"/>
-        </w:rPr>
-        <w:t xml:space="preserve">, </w:t>
-      </w:r>
-      <w:r>
-        <w:rPr>
-          <w:color w:val="000000"/>
-          <w:sz w:val="28"/>
-          <w:szCs w:val="28"/>
-        </w:rPr>
-        <w:t>позволяет легко интегрировать другие технологии, используемые в проекте.</w:t>
+      <w:proofErr w:type="spellStart"/>
+      <w:r>
+        <w:rPr>
+          <w:color w:val="000000"/>
+          <w:sz w:val="28"/>
+          <w:szCs w:val="28"/>
+        </w:rPr>
+        <w:t>Style</w:t>
+      </w:r>
+      <w:proofErr w:type="spellEnd"/>
+      <w:r>
+        <w:rPr>
+          <w:color w:val="000000"/>
+          <w:sz w:val="28"/>
+          <w:szCs w:val="28"/>
+        </w:rPr>
+        <w:t xml:space="preserve"> </w:t>
+      </w:r>
+      <w:proofErr w:type="spellStart"/>
+      <w:r>
+        <w:rPr>
+          <w:color w:val="000000"/>
+          <w:sz w:val="28"/>
+          <w:szCs w:val="28"/>
+        </w:rPr>
+        <w:t>Sheets</w:t>
+      </w:r>
+      <w:proofErr w:type="spellEnd"/>
+      <w:r>
+        <w:rPr>
+          <w:color w:val="000000"/>
+          <w:sz w:val="28"/>
+          <w:szCs w:val="28"/>
+        </w:rPr>
+        <w:t>) применяется для оформления внешнего вида веб-интерфейса. С его помощью задаются стили элементов, такие как цвет, шрифт, расположение и адаптивность интерфейса.</w:t>
       </w:r>
     </w:p>
     <w:p>
       <w:pPr>
         <w:pStyle w:val="a3"/>
         <w:spacing w:before="0" w:beforeAutospacing="0" w:after="0" w:afterAutospacing="0" w:line="360" w:lineRule="auto"/>
-        <w:jc w:val="both"/>
-        <w:rPr>
-          <w:color w:val="000000"/>
-          <w:sz w:val="28"/>
-          <w:szCs w:val="28"/>
-        </w:rPr>
-      </w:pPr>
-      <w:r>
-        <w:rPr>
-          <w:color w:val="000000"/>
-          <w:sz w:val="28"/>
-          <w:szCs w:val="28"/>
-        </w:rPr>
-        <w:t>CSS (</w:t>
+        <w:ind w:firstLine="709"/>
+        <w:jc w:val="both"/>
+        <w:rPr>
+          <w:color w:val="000000"/>
+          <w:sz w:val="28"/>
+          <w:szCs w:val="28"/>
+        </w:rPr>
+      </w:pPr>
+      <w:r>
+        <w:rPr>
+          <w:color w:val="000000"/>
+          <w:sz w:val="28"/>
+          <w:szCs w:val="28"/>
+        </w:rPr>
+        <w:t xml:space="preserve">Выбор </w:t>
+      </w:r>
+      <w:r>
+        <w:rPr>
+          <w:color w:val="000000"/>
+          <w:sz w:val="28"/>
+          <w:szCs w:val="28"/>
+          <w:lang w:val="en-US"/>
+        </w:rPr>
+        <w:t>CSS</w:t>
+      </w:r>
+      <w:r>
+        <w:rPr>
+          <w:color w:val="000000"/>
+          <w:sz w:val="28"/>
+          <w:szCs w:val="28"/>
+        </w:rPr>
+        <w:t xml:space="preserve"> </w:t>
+      </w:r>
+      <w:r>
+        <w:rPr>
+          <w:color w:val="000000"/>
+          <w:sz w:val="28"/>
+          <w:szCs w:val="28"/>
+        </w:rPr>
+        <w:t>обоснован тем, что</w:t>
+      </w:r>
+      <w:r>
+        <w:rPr>
+          <w:color w:val="000000"/>
+          <w:sz w:val="28"/>
+          <w:szCs w:val="28"/>
+        </w:rPr>
+        <w:t xml:space="preserve"> </w:t>
+      </w:r>
+      <w:r>
+        <w:rPr>
+          <w:color w:val="000000"/>
+          <w:sz w:val="28"/>
+          <w:szCs w:val="28"/>
+        </w:rPr>
+        <w:t>о</w:t>
+      </w:r>
+      <w:r>
+        <w:rPr>
+          <w:color w:val="000000"/>
+          <w:sz w:val="28"/>
+          <w:szCs w:val="28"/>
+        </w:rPr>
+        <w:t>н</w:t>
+      </w:r>
+      <w:r>
+        <w:rPr>
+          <w:color w:val="000000"/>
+          <w:sz w:val="28"/>
+          <w:szCs w:val="28"/>
+        </w:rPr>
+        <w:t xml:space="preserve"> позволяет реализовать адаптивный дизайн для различных устройств, обеспечивает централизованное управление внешним видом сайта, широко поддерживается всеми браузерами и является стандартом веб-разработки.</w:t>
+      </w:r>
+    </w:p>
+    <w:p>
+      <w:pPr>
+        <w:pStyle w:val="a3"/>
+        <w:spacing w:before="0" w:beforeAutospacing="0" w:after="0" w:afterAutospacing="0" w:line="360" w:lineRule="auto"/>
+        <w:ind w:firstLine="709"/>
+        <w:jc w:val="both"/>
+        <w:rPr>
+          <w:color w:val="000000"/>
+          <w:sz w:val="28"/>
+          <w:szCs w:val="28"/>
+        </w:rPr>
+      </w:pPr>
+      <w:r>
+        <w:rPr>
+          <w:color w:val="000000"/>
+          <w:sz w:val="28"/>
+          <w:szCs w:val="28"/>
+        </w:rPr>
+        <w:t>JavaScript используется для реализации интерактивности пользовательского интерфейса. С его помощью обрабатываются действия пользователя, такие как нажатия кнопок</w:t>
+      </w:r>
+      <w:r>
+        <w:rPr>
+          <w:color w:val="000000"/>
+          <w:sz w:val="28"/>
+          <w:szCs w:val="28"/>
+        </w:rPr>
+        <w:t xml:space="preserve"> и о</w:t>
+      </w:r>
+      <w:r>
+        <w:rPr>
+          <w:color w:val="000000"/>
+          <w:sz w:val="28"/>
+          <w:szCs w:val="28"/>
+        </w:rPr>
+        <w:t>тправка форм.</w:t>
+      </w:r>
+    </w:p>
+    <w:p>
+      <w:pPr>
+        <w:pStyle w:val="a3"/>
+        <w:spacing w:before="0" w:beforeAutospacing="0" w:after="0" w:afterAutospacing="0" w:line="360" w:lineRule="auto"/>
+        <w:ind w:firstLine="709"/>
+        <w:jc w:val="both"/>
+        <w:rPr>
+          <w:color w:val="000000"/>
+          <w:sz w:val="28"/>
+          <w:szCs w:val="28"/>
+        </w:rPr>
+      </w:pPr>
+      <w:r>
+        <w:rPr>
+          <w:color w:val="000000"/>
+          <w:sz w:val="28"/>
+          <w:szCs w:val="28"/>
+        </w:rPr>
+        <w:lastRenderedPageBreak/>
+        <w:t xml:space="preserve">Выбор </w:t>
+      </w:r>
+      <w:r>
+        <w:rPr>
+          <w:color w:val="000000"/>
+          <w:sz w:val="28"/>
+          <w:szCs w:val="28"/>
+          <w:lang w:val="en-US"/>
+        </w:rPr>
+        <w:t>JavaScript</w:t>
+      </w:r>
+      <w:r>
+        <w:rPr>
+          <w:color w:val="000000"/>
+          <w:sz w:val="28"/>
+          <w:szCs w:val="28"/>
+        </w:rPr>
+        <w:t xml:space="preserve"> </w:t>
+      </w:r>
+      <w:r>
+        <w:rPr>
+          <w:color w:val="000000"/>
+          <w:sz w:val="28"/>
+          <w:szCs w:val="28"/>
+        </w:rPr>
+        <w:t>обоснован тем, что он</w:t>
+      </w:r>
+      <w:r>
+        <w:rPr>
+          <w:color w:val="000000"/>
+          <w:sz w:val="28"/>
+          <w:szCs w:val="28"/>
+        </w:rPr>
+        <w:t xml:space="preserve"> обеспечивает динамическое взаимодействие пользователя с интерфейсом, является основным языком программирования для веб-разработки </w:t>
+      </w:r>
+      <w:r>
+        <w:rPr>
+          <w:color w:val="000000"/>
+          <w:sz w:val="28"/>
+          <w:szCs w:val="28"/>
+        </w:rPr>
+        <w:t xml:space="preserve">и </w:t>
+      </w:r>
+      <w:r>
+        <w:rPr>
+          <w:color w:val="000000"/>
+          <w:sz w:val="28"/>
+          <w:szCs w:val="28"/>
+        </w:rPr>
+        <w:t>поддерживается всеми современными браузерами.</w:t>
+      </w:r>
+    </w:p>
+    <w:p>
+      <w:pPr>
+        <w:pStyle w:val="a3"/>
+        <w:spacing w:before="0" w:beforeAutospacing="0" w:after="0" w:afterAutospacing="0" w:line="360" w:lineRule="auto"/>
+        <w:ind w:firstLine="709"/>
+        <w:jc w:val="both"/>
+        <w:rPr>
+          <w:color w:val="000000"/>
+          <w:sz w:val="28"/>
+          <w:szCs w:val="28"/>
+        </w:rPr>
+      </w:pPr>
+      <w:r>
+        <w:rPr>
+          <w:color w:val="000000"/>
+          <w:sz w:val="28"/>
+          <w:szCs w:val="28"/>
+        </w:rPr>
+        <w:t xml:space="preserve">Для разработки клиентской части используется библиотека </w:t>
       </w:r>
       <w:proofErr w:type="spellStart"/>
       <w:r>
@@ -3163,7 +3434,7 @@
           <w:sz w:val="28"/>
           <w:szCs w:val="28"/>
         </w:rPr>
-        <w:t>Cascading</w:t>
+        <w:t>React</w:t>
       </w:r>
       <w:proofErr w:type="spellEnd"/>
       <w:r>
@@ -3172,45 +3443,37 @@
           <w:sz w:val="28"/>
           <w:szCs w:val="28"/>
         </w:rPr>
-        <w:t xml:space="preserve"> Style </w:t>
-      </w:r>
-      <w:proofErr w:type="spellStart"/>
-      <w:r>
-        <w:rPr>
-          <w:color w:val="000000"/>
-          <w:sz w:val="28"/>
-          <w:szCs w:val="28"/>
-        </w:rPr>
-        <w:t>Sheets</w:t>
-      </w:r>
-      <w:proofErr w:type="spellEnd"/>
-      <w:r>
-        <w:rPr>
-          <w:color w:val="000000"/>
-          <w:sz w:val="28"/>
-          <w:szCs w:val="28"/>
-        </w:rPr>
-        <w:t>) применяется для оформления внешнего вида веб-интерфейса. С его помощью задаются стили элементов, такие как цвет, шрифт, расположение и адаптивность интерфейса.</w:t>
+        <w:t>, которая позволяет строить интерфейс на основе компонентов и обеспечивает высокую производительность за счёт частичного обновления страницы без полной перезагрузки.</w:t>
       </w:r>
     </w:p>
     <w:p>
       <w:pPr>
         <w:pStyle w:val="a3"/>
         <w:spacing w:before="0" w:beforeAutospacing="0" w:after="0" w:afterAutospacing="0" w:line="360" w:lineRule="auto"/>
-        <w:jc w:val="both"/>
-        <w:rPr>
-          <w:color w:val="000000"/>
-          <w:sz w:val="28"/>
-          <w:szCs w:val="28"/>
-        </w:rPr>
-      </w:pPr>
-      <w:r>
-        <w:rPr>
-          <w:color w:val="000000"/>
-          <w:sz w:val="28"/>
-          <w:szCs w:val="28"/>
-        </w:rPr>
-        <w:t>Почему выбран CSS?</w:t>
+        <w:ind w:firstLine="709"/>
+        <w:jc w:val="both"/>
+        <w:rPr>
+          <w:color w:val="000000"/>
+          <w:sz w:val="28"/>
+          <w:szCs w:val="28"/>
+        </w:rPr>
+      </w:pPr>
+      <w:r>
+        <w:rPr>
+          <w:color w:val="000000"/>
+          <w:sz w:val="28"/>
+          <w:szCs w:val="28"/>
+        </w:rPr>
+        <w:t xml:space="preserve">Выбор </w:t>
+      </w:r>
+      <w:r>
+        <w:rPr>
+          <w:color w:val="000000"/>
+          <w:sz w:val="28"/>
+          <w:szCs w:val="28"/>
+          <w:lang w:val="en-US"/>
+        </w:rPr>
+        <w:t>React</w:t>
       </w:r>
       <w:r>
         <w:rPr>
@@ -3226,112 +3489,7 @@
           <w:sz w:val="28"/>
           <w:szCs w:val="28"/>
         </w:rPr>
-        <w:t>Он</w:t>
-      </w:r>
-      <w:r>
-        <w:rPr>
-          <w:color w:val="000000"/>
-          <w:sz w:val="28"/>
-          <w:szCs w:val="28"/>
-        </w:rPr>
-        <w:t xml:space="preserve"> позволяет реализовать адаптивный дизайн для различных устройств</w:t>
-      </w:r>
-      <w:r>
-        <w:rPr>
-          <w:color w:val="000000"/>
-          <w:sz w:val="28"/>
-          <w:szCs w:val="28"/>
-        </w:rPr>
-        <w:t xml:space="preserve">, </w:t>
-      </w:r>
-      <w:r>
-        <w:rPr>
-          <w:color w:val="000000"/>
-          <w:sz w:val="28"/>
-          <w:szCs w:val="28"/>
-        </w:rPr>
-        <w:t>обеспечивает централизованное управление внешним видом сайта</w:t>
-      </w:r>
-      <w:r>
-        <w:rPr>
-          <w:color w:val="000000"/>
-          <w:sz w:val="28"/>
-          <w:szCs w:val="28"/>
-        </w:rPr>
-        <w:t xml:space="preserve">, </w:t>
-      </w:r>
-      <w:r>
-        <w:rPr>
-          <w:color w:val="000000"/>
-          <w:sz w:val="28"/>
-          <w:szCs w:val="28"/>
-        </w:rPr>
-        <w:t>широко поддерживается всеми браузерами и является стандартом веб-разработки.</w:t>
-      </w:r>
-    </w:p>
-    <w:p>
-      <w:pPr>
-        <w:pStyle w:val="a3"/>
-        <w:spacing w:before="0" w:beforeAutospacing="0" w:after="0" w:afterAutospacing="0" w:line="360" w:lineRule="auto"/>
-        <w:jc w:val="both"/>
-        <w:rPr>
-          <w:color w:val="000000"/>
-          <w:sz w:val="28"/>
-          <w:szCs w:val="28"/>
-        </w:rPr>
-      </w:pPr>
-      <w:r>
-        <w:rPr>
-          <w:color w:val="000000"/>
-          <w:sz w:val="28"/>
-          <w:szCs w:val="28"/>
-        </w:rPr>
-        <w:t>JavaScript используется для реализации интерактивности пользовательского интерфейса. С его помощью обрабатываются действия пользователя, такие как нажатия кнопок</w:t>
-      </w:r>
-      <w:r>
-        <w:rPr>
-          <w:color w:val="000000"/>
-          <w:sz w:val="28"/>
-          <w:szCs w:val="28"/>
-        </w:rPr>
-        <w:t xml:space="preserve"> и о</w:t>
-      </w:r>
-      <w:r>
-        <w:rPr>
-          <w:color w:val="000000"/>
-          <w:sz w:val="28"/>
-          <w:szCs w:val="28"/>
-        </w:rPr>
-        <w:t>тправка форм</w:t>
-      </w:r>
-      <w:r>
-        <w:rPr>
-          <w:color w:val="000000"/>
-          <w:sz w:val="28"/>
-          <w:szCs w:val="28"/>
-        </w:rPr>
-        <w:t>.</w:t>
-      </w:r>
-    </w:p>
-    <w:p>
-      <w:pPr>
-        <w:pStyle w:val="a3"/>
-        <w:spacing w:before="0" w:beforeAutospacing="0" w:after="0" w:afterAutospacing="0" w:line="360" w:lineRule="auto"/>
-        <w:jc w:val="both"/>
-        <w:rPr>
-          <w:color w:val="000000"/>
-          <w:sz w:val="28"/>
-          <w:szCs w:val="28"/>
-        </w:rPr>
-      </w:pPr>
-      <w:r>
-        <w:rPr>
-          <w:color w:val="000000"/>
-          <w:sz w:val="28"/>
-          <w:szCs w:val="28"/>
-        </w:rPr>
-        <w:lastRenderedPageBreak/>
-        <w:t>Почему выбран JavaScript?</w:t>
+        <w:t>обоснован тем, что</w:t>
       </w:r>
       <w:r>
         <w:rPr>
@@ -3347,171 +3505,23 @@
           <w:sz w:val="28"/>
           <w:szCs w:val="28"/>
         </w:rPr>
-        <w:t>Он</w:t>
-      </w:r>
-      <w:r>
-        <w:rPr>
-          <w:color w:val="000000"/>
-          <w:sz w:val="28"/>
-          <w:szCs w:val="28"/>
-        </w:rPr>
-        <w:t xml:space="preserve"> обеспечивает динамическое взаимодействие пользователя с интерфейсом</w:t>
-      </w:r>
-      <w:r>
-        <w:rPr>
-          <w:color w:val="000000"/>
-          <w:sz w:val="28"/>
-          <w:szCs w:val="28"/>
-        </w:rPr>
-        <w:t xml:space="preserve">, </w:t>
-      </w:r>
-      <w:r>
-        <w:rPr>
-          <w:color w:val="000000"/>
-          <w:sz w:val="28"/>
-          <w:szCs w:val="28"/>
-        </w:rPr>
-        <w:t>является основным языком программирования для веб-разработки</w:t>
-      </w:r>
-      <w:r>
-        <w:rPr>
-          <w:color w:val="000000"/>
-          <w:sz w:val="28"/>
-          <w:szCs w:val="28"/>
-        </w:rPr>
-        <w:t xml:space="preserve"> </w:t>
-      </w:r>
-      <w:r>
-        <w:rPr>
-          <w:color w:val="000000"/>
-          <w:sz w:val="28"/>
-          <w:szCs w:val="28"/>
-        </w:rPr>
-        <w:t xml:space="preserve">и </w:t>
-      </w:r>
-      <w:r>
-        <w:rPr>
-          <w:color w:val="000000"/>
-          <w:sz w:val="28"/>
-          <w:szCs w:val="28"/>
-        </w:rPr>
-        <w:t>поддерживается всеми современными браузерами.</w:t>
-      </w:r>
-    </w:p>
-    <w:p>
-      <w:pPr>
-        <w:pStyle w:val="a3"/>
-        <w:spacing w:before="0" w:beforeAutospacing="0" w:after="0" w:afterAutospacing="0" w:line="360" w:lineRule="auto"/>
-        <w:jc w:val="both"/>
-        <w:rPr>
-          <w:color w:val="000000"/>
-          <w:sz w:val="28"/>
-          <w:szCs w:val="28"/>
-        </w:rPr>
-      </w:pPr>
-      <w:r>
-        <w:rPr>
-          <w:color w:val="000000"/>
-          <w:sz w:val="28"/>
-          <w:szCs w:val="28"/>
-        </w:rPr>
-        <w:t xml:space="preserve">Для разработки клиентской части используется библиотека </w:t>
-      </w:r>
-      <w:proofErr w:type="spellStart"/>
-      <w:r>
-        <w:rPr>
-          <w:color w:val="000000"/>
-          <w:sz w:val="28"/>
-          <w:szCs w:val="28"/>
-        </w:rPr>
-        <w:t>React</w:t>
-      </w:r>
-      <w:proofErr w:type="spellEnd"/>
-      <w:r>
-        <w:rPr>
-          <w:color w:val="000000"/>
-          <w:sz w:val="28"/>
-          <w:szCs w:val="28"/>
-        </w:rPr>
-        <w:t>, которая позволяет строить интерфейс на основе компонентов и обеспечивает высокую производительность за счёт частичного обновления страницы без полной перезагрузки.</w:t>
-      </w:r>
-    </w:p>
-    <w:p>
-      <w:pPr>
-        <w:pStyle w:val="a3"/>
-        <w:spacing w:before="0" w:beforeAutospacing="0" w:after="0" w:afterAutospacing="0" w:line="360" w:lineRule="auto"/>
-        <w:jc w:val="both"/>
-        <w:rPr>
-          <w:color w:val="000000"/>
-          <w:sz w:val="28"/>
-          <w:szCs w:val="28"/>
-        </w:rPr>
-      </w:pPr>
-      <w:r>
-        <w:rPr>
-          <w:color w:val="000000"/>
-          <w:sz w:val="28"/>
-          <w:szCs w:val="28"/>
-        </w:rPr>
-        <w:t xml:space="preserve">Почему выбран </w:t>
-      </w:r>
-      <w:proofErr w:type="spellStart"/>
-      <w:r>
-        <w:rPr>
-          <w:color w:val="000000"/>
-          <w:sz w:val="28"/>
-          <w:szCs w:val="28"/>
-        </w:rPr>
-        <w:t>React</w:t>
-      </w:r>
-      <w:proofErr w:type="spellEnd"/>
-      <w:r>
-        <w:rPr>
-          <w:color w:val="000000"/>
-          <w:sz w:val="28"/>
-          <w:szCs w:val="28"/>
-        </w:rPr>
-        <w:t>?</w:t>
-      </w:r>
-      <w:r>
-        <w:rPr>
-          <w:color w:val="000000"/>
-          <w:sz w:val="28"/>
-          <w:szCs w:val="28"/>
-        </w:rPr>
-        <w:t xml:space="preserve"> Его </w:t>
-      </w:r>
-      <w:r>
-        <w:rPr>
-          <w:color w:val="000000"/>
-          <w:sz w:val="28"/>
-          <w:szCs w:val="28"/>
-        </w:rPr>
-        <w:t>компонентный подход упрощает разработку и поддержку проекта</w:t>
-      </w:r>
-      <w:r>
-        <w:rPr>
-          <w:color w:val="000000"/>
-          <w:sz w:val="28"/>
-          <w:szCs w:val="28"/>
-        </w:rPr>
-        <w:t xml:space="preserve">, </w:t>
-      </w:r>
-      <w:r>
-        <w:rPr>
-          <w:color w:val="000000"/>
-          <w:sz w:val="28"/>
-          <w:szCs w:val="28"/>
-        </w:rPr>
-        <w:t>обеспечивает высокую скорость работы интерфейса</w:t>
-      </w:r>
-      <w:r>
-        <w:rPr>
-          <w:color w:val="000000"/>
-          <w:sz w:val="28"/>
-          <w:szCs w:val="28"/>
-        </w:rPr>
-        <w:t xml:space="preserve"> </w:t>
+        <w:t>е</w:t>
+      </w:r>
+      <w:r>
+        <w:rPr>
+          <w:color w:val="000000"/>
+          <w:sz w:val="28"/>
+          <w:szCs w:val="28"/>
+        </w:rPr>
+        <w:t xml:space="preserve">го </w:t>
+      </w:r>
+      <w:r>
+        <w:rPr>
+          <w:color w:val="000000"/>
+          <w:sz w:val="28"/>
+          <w:szCs w:val="28"/>
+        </w:rPr>
+        <w:t xml:space="preserve">компонентный подход упрощает разработку и поддержку проекта, обеспечивает высокую скорость работы интерфейса </w:t>
       </w:r>
       <w:r>
         <w:rPr>
@@ -3562,7 +3572,8 @@
     <w:p>
       <w:pPr>
         <w:pStyle w:val="a3"/>
-        <w:spacing w:line="360" w:lineRule="auto"/>
+        <w:spacing w:before="0" w:beforeAutospacing="0" w:after="0" w:afterAutospacing="0" w:line="360" w:lineRule="auto"/>
+        <w:ind w:firstLine="709"/>
         <w:jc w:val="both"/>
         <w:rPr>
           <w:color w:val="000000"/>
@@ -3586,35 +3597,28 @@
           <w:sz w:val="28"/>
           <w:szCs w:val="28"/>
         </w:rPr>
-        <w:t xml:space="preserve"> является реляционной системой управления базами данных, используемой для хранения и обработки информации веб-приложения. В рамках данного проекта база данных применяется для хранения данных, поступающих от пользователей через форму записи на консультацию</w:t>
-      </w:r>
-      <w:r>
-        <w:rPr>
-          <w:color w:val="000000"/>
-          <w:sz w:val="28"/>
-          <w:szCs w:val="28"/>
-        </w:rPr>
-        <w:t>.</w:t>
-      </w:r>
-    </w:p>
-    <w:p>
-      <w:pPr>
-        <w:pStyle w:val="a3"/>
-        <w:spacing w:line="360" w:lineRule="auto"/>
-        <w:jc w:val="both"/>
-        <w:rPr>
-          <w:color w:val="000000"/>
-          <w:sz w:val="28"/>
-          <w:szCs w:val="28"/>
-        </w:rPr>
-      </w:pPr>
-      <w:r>
-        <w:rPr>
-          <w:color w:val="000000"/>
-          <w:sz w:val="28"/>
-          <w:szCs w:val="28"/>
-        </w:rPr>
-        <w:t xml:space="preserve">Почему выбран </w:t>
+        <w:t xml:space="preserve"> является реляционной системой управления базами данных, используемой для хранения и обработки информации веб-приложения. В рамках данного проекта база данных применяется для хранения данных, поступающих от пользователей через форму записи на консультацию.</w:t>
+      </w:r>
+    </w:p>
+    <w:p>
+      <w:pPr>
+        <w:pStyle w:val="a3"/>
+        <w:spacing w:before="0" w:beforeAutospacing="0" w:after="0" w:afterAutospacing="0" w:line="360" w:lineRule="auto"/>
+        <w:ind w:firstLine="709"/>
+        <w:jc w:val="both"/>
+        <w:rPr>
+          <w:color w:val="000000"/>
+          <w:sz w:val="28"/>
+          <w:szCs w:val="28"/>
+        </w:rPr>
+      </w:pPr>
+      <w:r>
+        <w:rPr>
+          <w:color w:val="000000"/>
+          <w:sz w:val="28"/>
+          <w:szCs w:val="28"/>
+        </w:rPr>
+        <w:t xml:space="preserve">Выбор </w:t>
       </w:r>
       <w:proofErr w:type="spellStart"/>
       <w:r>
@@ -3632,7 +3636,7 @@
           <w:sz w:val="28"/>
           <w:szCs w:val="28"/>
         </w:rPr>
-        <w:t>?</w:t>
+        <w:t xml:space="preserve"> обоснован тем, что</w:t>
       </w:r>
       <w:r>
         <w:rPr>
@@ -3648,69 +3652,40 @@
           <w:sz w:val="28"/>
           <w:szCs w:val="28"/>
         </w:rPr>
-        <w:t xml:space="preserve">Он </w:t>
-      </w:r>
-      <w:r>
-        <w:rPr>
-          <w:color w:val="000000"/>
-          <w:sz w:val="28"/>
-          <w:szCs w:val="28"/>
-        </w:rPr>
-        <w:t>обеспечивает надежное хранение данных и поддержку сложных запросов</w:t>
-      </w:r>
-      <w:r>
-        <w:rPr>
-          <w:color w:val="000000"/>
-          <w:sz w:val="28"/>
-          <w:szCs w:val="28"/>
-        </w:rPr>
-        <w:t xml:space="preserve">, </w:t>
-      </w:r>
-      <w:r>
-        <w:rPr>
-          <w:color w:val="000000"/>
-          <w:sz w:val="28"/>
-          <w:szCs w:val="28"/>
-        </w:rPr>
-        <w:t>обладает высокой производительностью при работе с большим количеством данных</w:t>
-      </w:r>
-      <w:r>
-        <w:rPr>
-          <w:color w:val="000000"/>
-          <w:sz w:val="28"/>
-          <w:szCs w:val="28"/>
-        </w:rPr>
-        <w:t xml:space="preserve">, </w:t>
-      </w:r>
-      <w:r>
-        <w:rPr>
-          <w:color w:val="000000"/>
-          <w:sz w:val="28"/>
-          <w:szCs w:val="28"/>
-        </w:rPr>
-        <w:t>поддерживает транзакции, что гарантирует целостность информации</w:t>
-      </w:r>
-      <w:r>
-        <w:rPr>
-          <w:color w:val="000000"/>
-          <w:sz w:val="28"/>
-          <w:szCs w:val="28"/>
-        </w:rPr>
-        <w:t xml:space="preserve">, </w:t>
-      </w:r>
-      <w:r>
-        <w:rPr>
-          <w:color w:val="000000"/>
-          <w:sz w:val="28"/>
-          <w:szCs w:val="28"/>
-        </w:rPr>
-        <w:t>широко используется в современных веб-приложениях и имеет развитую экосистему.</w:t>
-      </w:r>
-    </w:p>
-    <w:p>
-      <w:pPr>
-        <w:pStyle w:val="a3"/>
-        <w:spacing w:line="360" w:lineRule="auto"/>
+        <w:t>о</w:t>
+      </w:r>
+      <w:r>
+        <w:rPr>
+          <w:color w:val="000000"/>
+          <w:sz w:val="28"/>
+          <w:szCs w:val="28"/>
+        </w:rPr>
+        <w:t xml:space="preserve">н </w:t>
+      </w:r>
+      <w:r>
+        <w:rPr>
+          <w:color w:val="000000"/>
+          <w:sz w:val="28"/>
+          <w:szCs w:val="28"/>
+        </w:rPr>
+        <w:t>обеспечивает надежное хранение данных и по</w:t>
+      </w:r>
+      <w:bookmarkStart w:id="0" w:name="_GoBack"/>
+      <w:bookmarkEnd w:id="0"/>
+      <w:r>
+        <w:rPr>
+          <w:color w:val="000000"/>
+          <w:sz w:val="28"/>
+          <w:szCs w:val="28"/>
+        </w:rPr>
+        <w:t>ддержку сложных запросов, обладает высокой производительностью при работе с большим количеством данных, поддерживает транзакции, что гарантирует целостность информации, широко используется в современных веб-приложениях и имеет развитую экосистему.</w:t>
+      </w:r>
+    </w:p>
+    <w:p>
+      <w:pPr>
+        <w:pStyle w:val="a3"/>
+        <w:spacing w:before="0" w:beforeAutospacing="0" w:after="0" w:afterAutospacing="0" w:line="360" w:lineRule="auto"/>
+        <w:ind w:firstLine="709"/>
         <w:jc w:val="both"/>
         <w:rPr>
           <w:color w:val="000000"/>
@@ -3759,7 +3734,8 @@
     <w:p>
       <w:pPr>
         <w:pStyle w:val="a3"/>
-        <w:spacing w:line="360" w:lineRule="auto"/>
+        <w:spacing w:before="0" w:beforeAutospacing="0" w:after="0" w:afterAutospacing="0" w:line="360" w:lineRule="auto"/>
+        <w:ind w:firstLine="709"/>
         <w:jc w:val="both"/>
         <w:rPr>
           <w:color w:val="000000"/>
@@ -3824,21 +3800,22 @@
     <w:p>
       <w:pPr>
         <w:pStyle w:val="a3"/>
-        <w:spacing w:line="360" w:lineRule="auto"/>
-        <w:jc w:val="both"/>
-        <w:rPr>
-          <w:color w:val="000000"/>
-          <w:sz w:val="28"/>
-          <w:szCs w:val="28"/>
-        </w:rPr>
-      </w:pPr>
-      <w:r>
-        <w:rPr>
-          <w:color w:val="000000"/>
-          <w:sz w:val="28"/>
-          <w:szCs w:val="28"/>
-        </w:rPr>
-        <w:t>Почему выбрана архитектура «клиент-сервер»?</w:t>
+        <w:spacing w:before="0" w:beforeAutospacing="0" w:after="0" w:afterAutospacing="0" w:line="360" w:lineRule="auto"/>
+        <w:ind w:firstLine="709"/>
+        <w:jc w:val="both"/>
+        <w:rPr>
+          <w:color w:val="000000"/>
+          <w:sz w:val="28"/>
+          <w:szCs w:val="28"/>
+        </w:rPr>
+      </w:pPr>
+      <w:r>
+        <w:rPr>
+          <w:color w:val="000000"/>
+          <w:sz w:val="28"/>
+          <w:szCs w:val="28"/>
+        </w:rPr>
+        <w:t>Выбор архитектуры «клиент-сервер» обоснован тем, что</w:t>
       </w:r>
       <w:r>
         <w:rPr>
@@ -3854,71 +3831,23 @@
           <w:sz w:val="28"/>
           <w:szCs w:val="28"/>
         </w:rPr>
-        <w:t>Она</w:t>
-      </w:r>
-      <w:r>
-        <w:rPr>
-          <w:color w:val="000000"/>
-          <w:sz w:val="28"/>
-          <w:szCs w:val="28"/>
-        </w:rPr>
-        <w:t xml:space="preserve"> </w:t>
-      </w:r>
-      <w:r>
-        <w:rPr>
-          <w:color w:val="000000"/>
-          <w:sz w:val="28"/>
-          <w:szCs w:val="28"/>
-        </w:rPr>
-        <w:t>позволяет разделить ответственность между интерфейсом и серверной логикой</w:t>
-      </w:r>
-      <w:r>
-        <w:rPr>
-          <w:color w:val="000000"/>
-          <w:sz w:val="28"/>
-          <w:szCs w:val="28"/>
-        </w:rPr>
-        <w:t xml:space="preserve">, </w:t>
-      </w:r>
-      <w:r>
-        <w:rPr>
-          <w:color w:val="000000"/>
-          <w:sz w:val="28"/>
-          <w:szCs w:val="28"/>
-        </w:rPr>
-        <w:t>обеспечивает гибкость и возможность масштабирования системы</w:t>
-      </w:r>
-      <w:r>
-        <w:rPr>
-          <w:color w:val="000000"/>
-          <w:sz w:val="28"/>
-          <w:szCs w:val="28"/>
-        </w:rPr>
-        <w:t xml:space="preserve">, </w:t>
-      </w:r>
-      <w:r>
-        <w:rPr>
-          <w:color w:val="000000"/>
-          <w:sz w:val="28"/>
-          <w:szCs w:val="28"/>
-        </w:rPr>
-        <w:t>повышает безопасность за счёт обработки данных на сервере</w:t>
-      </w:r>
-      <w:r>
-        <w:rPr>
-          <w:color w:val="000000"/>
-          <w:sz w:val="28"/>
-          <w:szCs w:val="28"/>
-        </w:rPr>
-        <w:t xml:space="preserve">, </w:t>
-      </w:r>
-      <w:r>
-        <w:rPr>
-          <w:color w:val="000000"/>
-          <w:sz w:val="28"/>
-          <w:szCs w:val="28"/>
-        </w:rPr>
-        <w:t>прощает обновление и сопровождение приложения.</w:t>
+        <w:t>о</w:t>
+      </w:r>
+      <w:r>
+        <w:rPr>
+          <w:color w:val="000000"/>
+          <w:sz w:val="28"/>
+          <w:szCs w:val="28"/>
+        </w:rPr>
+        <w:t>на</w:t>
+      </w:r>
+      <w:r>
+        <w:rPr>
+          <w:color w:val="000000"/>
+          <w:sz w:val="28"/>
+          <w:szCs w:val="28"/>
+        </w:rPr>
+        <w:t xml:space="preserve"> позволяет разделить ответственность между интерфейсом и серверной логикой, обеспечивает гибкость и возможность масштабирования системы, повышает безопасность за счёт обработки данных на сервере, прощает обновление и сопровождение приложения.</w:t>
       </w:r>
     </w:p>
     <w:p>
@@ -3996,7 +3925,8 @@
     <w:p>
       <w:pPr>
         <w:pStyle w:val="a3"/>
-        <w:spacing w:line="360" w:lineRule="auto"/>
+        <w:spacing w:before="0" w:beforeAutospacing="0" w:after="0" w:afterAutospacing="0" w:line="360" w:lineRule="auto"/>
+        <w:ind w:firstLine="709"/>
         <w:jc w:val="both"/>
         <w:rPr>
           <w:color w:val="000000"/>
@@ -4034,21 +3964,22 @@
     <w:p>
       <w:pPr>
         <w:pStyle w:val="a3"/>
-        <w:spacing w:line="360" w:lineRule="auto"/>
-        <w:jc w:val="both"/>
-        <w:rPr>
-          <w:color w:val="000000"/>
-          <w:sz w:val="28"/>
-          <w:szCs w:val="28"/>
-        </w:rPr>
-      </w:pPr>
-      <w:r>
-        <w:rPr>
-          <w:color w:val="000000"/>
-          <w:sz w:val="28"/>
-          <w:szCs w:val="28"/>
-        </w:rPr>
-        <w:t xml:space="preserve">Почему выбран Python и </w:t>
+        <w:spacing w:before="0" w:beforeAutospacing="0" w:after="0" w:afterAutospacing="0" w:line="360" w:lineRule="auto"/>
+        <w:ind w:firstLine="709"/>
+        <w:jc w:val="both"/>
+        <w:rPr>
+          <w:color w:val="000000"/>
+          <w:sz w:val="28"/>
+          <w:szCs w:val="28"/>
+        </w:rPr>
+      </w:pPr>
+      <w:r>
+        <w:rPr>
+          <w:color w:val="000000"/>
+          <w:sz w:val="28"/>
+          <w:szCs w:val="28"/>
+        </w:rPr>
+        <w:t xml:space="preserve">Выбор </w:t>
       </w:r>
       <w:proofErr w:type="spellStart"/>
       <w:r>
@@ -4057,6 +3988,24 @@
           <w:sz w:val="28"/>
           <w:szCs w:val="28"/>
         </w:rPr>
+        <w:t>Python</w:t>
+      </w:r>
+      <w:proofErr w:type="spellEnd"/>
+      <w:r>
+        <w:rPr>
+          <w:color w:val="000000"/>
+          <w:sz w:val="28"/>
+          <w:szCs w:val="28"/>
+        </w:rPr>
+        <w:t xml:space="preserve"> и </w:t>
+      </w:r>
+      <w:proofErr w:type="spellStart"/>
+      <w:r>
+        <w:rPr>
+          <w:color w:val="000000"/>
+          <w:sz w:val="28"/>
+          <w:szCs w:val="28"/>
+        </w:rPr>
         <w:t>FastAPI</w:t>
       </w:r>
       <w:proofErr w:type="spellEnd"/>
@@ -4066,7 +4015,7 @@
           <w:sz w:val="28"/>
           <w:szCs w:val="28"/>
         </w:rPr>
-        <w:t>?</w:t>
+        <w:t xml:space="preserve"> обоснован тем, что</w:t>
       </w:r>
       <w:r>
         <w:rPr>
@@ -4082,15 +4031,41 @@
           <w:sz w:val="28"/>
           <w:szCs w:val="28"/>
         </w:rPr>
-        <w:t xml:space="preserve">Он </w:t>
-      </w:r>
-      <w:r>
-        <w:rPr>
-          <w:color w:val="000000"/>
-          <w:sz w:val="28"/>
-          <w:szCs w:val="28"/>
-        </w:rPr>
-        <w:t>обеспечивает простоту и высокую скорость разработки</w:t>
+        <w:t>о</w:t>
+      </w:r>
+      <w:r>
+        <w:rPr>
+          <w:color w:val="000000"/>
+          <w:sz w:val="28"/>
+          <w:szCs w:val="28"/>
+        </w:rPr>
+        <w:t xml:space="preserve">н </w:t>
+      </w:r>
+      <w:r>
+        <w:rPr>
+          <w:color w:val="000000"/>
+          <w:sz w:val="28"/>
+          <w:szCs w:val="28"/>
+        </w:rPr>
+        <w:t xml:space="preserve">обеспечивает простоту и высокую скорость разработки, </w:t>
+      </w:r>
+      <w:proofErr w:type="spellStart"/>
+      <w:r>
+        <w:rPr>
+          <w:color w:val="000000"/>
+          <w:sz w:val="28"/>
+          <w:szCs w:val="28"/>
+        </w:rPr>
+        <w:t>FastAPI</w:t>
+      </w:r>
+      <w:proofErr w:type="spellEnd"/>
+      <w:r>
+        <w:rPr>
+          <w:color w:val="000000"/>
+          <w:sz w:val="28"/>
+          <w:szCs w:val="28"/>
+        </w:rPr>
+        <w:t xml:space="preserve"> обладает высокой производительностью при обработке запросов, позволяет удобно реализовывать REST API для взаимодействия с клиентской частью</w:t>
       </w:r>
       <w:r>
         <w:rPr>
@@ -4100,48 +4075,6 @@
         </w:rPr>
         <w:t xml:space="preserve">, </w:t>
       </w:r>
-      <w:proofErr w:type="spellStart"/>
-      <w:r>
-        <w:rPr>
-          <w:color w:val="000000"/>
-          <w:sz w:val="28"/>
-          <w:szCs w:val="28"/>
-        </w:rPr>
-        <w:t>FastAPI</w:t>
-      </w:r>
-      <w:proofErr w:type="spellEnd"/>
-      <w:r>
-        <w:rPr>
-          <w:color w:val="000000"/>
-          <w:sz w:val="28"/>
-          <w:szCs w:val="28"/>
-        </w:rPr>
-        <w:t xml:space="preserve"> обладает высокой производительностью при обработке запросов</w:t>
-      </w:r>
-      <w:r>
-        <w:rPr>
-          <w:color w:val="000000"/>
-          <w:sz w:val="28"/>
-          <w:szCs w:val="28"/>
-        </w:rPr>
-        <w:t xml:space="preserve">, </w:t>
-      </w:r>
-      <w:r>
-        <w:rPr>
-          <w:color w:val="000000"/>
-          <w:sz w:val="28"/>
-          <w:szCs w:val="28"/>
-        </w:rPr>
-        <w:t>позволяет удобно реализовывать REST API для взаимодействия с клиентской частью</w:t>
-      </w:r>
-      <w:r>
-        <w:rPr>
-          <w:color w:val="000000"/>
-          <w:sz w:val="28"/>
-          <w:szCs w:val="28"/>
-        </w:rPr>
-        <w:t xml:space="preserve">, </w:t>
-      </w:r>
       <w:r>
         <w:rPr>
           <w:color w:val="000000"/>
@@ -4154,7 +4087,8 @@
     <w:p>
       <w:pPr>
         <w:pStyle w:val="a3"/>
-        <w:spacing w:line="360" w:lineRule="auto"/>
+        <w:spacing w:before="0" w:beforeAutospacing="0" w:after="0" w:afterAutospacing="0" w:line="360" w:lineRule="auto"/>
+        <w:ind w:firstLine="709"/>
         <w:jc w:val="both"/>
         <w:rPr>
           <w:color w:val="000000"/>
@@ -4238,21 +4172,34 @@
     <w:p>
       <w:pPr>
         <w:pStyle w:val="a3"/>
-        <w:spacing w:line="360" w:lineRule="auto"/>
-        <w:rPr>
-          <w:color w:val="000000"/>
-          <w:sz w:val="28"/>
-          <w:szCs w:val="28"/>
-        </w:rPr>
-      </w:pPr>
-      <w:r>
-        <w:rPr>
-          <w:color w:val="000000"/>
-          <w:sz w:val="28"/>
-          <w:szCs w:val="28"/>
-        </w:rPr>
-        <w:t xml:space="preserve">Размещение веб-приложения осуществляется на сервере под управлением операционной системы Ubuntu 22.04. Данная операционная система широко </w:t>
-      </w:r>
+        <w:spacing w:before="0" w:beforeAutospacing="0" w:after="0" w:afterAutospacing="0" w:line="360" w:lineRule="auto"/>
+        <w:ind w:firstLine="709"/>
+        <w:rPr>
+          <w:color w:val="000000"/>
+          <w:sz w:val="28"/>
+          <w:szCs w:val="28"/>
+        </w:rPr>
+      </w:pPr>
+      <w:r>
+        <w:rPr>
+          <w:color w:val="000000"/>
+          <w:sz w:val="28"/>
+          <w:szCs w:val="28"/>
+        </w:rPr>
+        <w:t>Размещение веб-приложения осуществляется на сервере под управлением операционной системы Ubuntu 22.04. Данная операционная система широко используется для развертывания веб-приложений благодаря своей стабильности, безопасности и высокой производительности.</w:t>
+      </w:r>
+    </w:p>
+    <w:p>
+      <w:pPr>
+        <w:pStyle w:val="a3"/>
+        <w:spacing w:before="0" w:beforeAutospacing="0" w:after="0" w:afterAutospacing="0" w:line="360" w:lineRule="auto"/>
+        <w:ind w:firstLine="709"/>
+        <w:rPr>
+          <w:color w:val="000000"/>
+          <w:sz w:val="28"/>
+          <w:szCs w:val="28"/>
+        </w:rPr>
+      </w:pPr>
       <w:r>
         <w:rPr>
           <w:color w:val="000000"/>
@@ -4260,26 +4207,25 @@
           <w:szCs w:val="28"/>
         </w:rPr>
         <w:lastRenderedPageBreak/>
-        <w:t>используется для развертывания веб-приложений благодаря своей стабильности, безопасности и высокой производительности.</w:t>
-      </w:r>
-    </w:p>
-    <w:p>
-      <w:pPr>
-        <w:pStyle w:val="a3"/>
-        <w:spacing w:line="360" w:lineRule="auto"/>
-        <w:rPr>
-          <w:color w:val="000000"/>
-          <w:sz w:val="28"/>
-          <w:szCs w:val="28"/>
-        </w:rPr>
-      </w:pPr>
-      <w:r>
-        <w:rPr>
-          <w:color w:val="000000"/>
-          <w:sz w:val="28"/>
-          <w:szCs w:val="28"/>
-        </w:rPr>
-        <w:t>Почему выбран Ubuntu?</w:t>
+        <w:t xml:space="preserve">Выбор </w:t>
+      </w:r>
+      <w:proofErr w:type="spellStart"/>
+      <w:r>
+        <w:rPr>
+          <w:color w:val="000000"/>
+          <w:sz w:val="28"/>
+          <w:szCs w:val="28"/>
+        </w:rPr>
+        <w:t>Ubuntu</w:t>
+      </w:r>
+      <w:proofErr w:type="spellEnd"/>
+      <w:r>
+        <w:rPr>
+          <w:color w:val="000000"/>
+          <w:sz w:val="28"/>
+          <w:szCs w:val="28"/>
+        </w:rPr>
+        <w:t xml:space="preserve"> обоснован тем, что данная операционная система</w:t>
       </w:r>
       <w:r>
         <w:rPr>
@@ -4295,53 +4241,14 @@
           <w:sz w:val="28"/>
           <w:szCs w:val="28"/>
         </w:rPr>
-        <w:t xml:space="preserve">Она </w:t>
-      </w:r>
-      <w:r>
-        <w:rPr>
-          <w:color w:val="000000"/>
-          <w:sz w:val="28"/>
-          <w:szCs w:val="28"/>
-        </w:rPr>
-        <w:t>обеспечивает надежную и стабильную работу серверных приложений</w:t>
-      </w:r>
-      <w:r>
-        <w:rPr>
-          <w:color w:val="000000"/>
-          <w:sz w:val="28"/>
-          <w:szCs w:val="28"/>
-        </w:rPr>
-        <w:t xml:space="preserve">, </w:t>
-      </w:r>
-      <w:r>
-        <w:rPr>
-          <w:color w:val="000000"/>
-          <w:sz w:val="28"/>
-          <w:szCs w:val="28"/>
-        </w:rPr>
-        <w:t>обладает высокой степенью безопасности</w:t>
-      </w:r>
-      <w:r>
-        <w:rPr>
-          <w:color w:val="000000"/>
-          <w:sz w:val="28"/>
-          <w:szCs w:val="28"/>
-        </w:rPr>
-        <w:t xml:space="preserve">, </w:t>
-      </w:r>
-      <w:r>
-        <w:rPr>
-          <w:color w:val="000000"/>
-          <w:sz w:val="28"/>
-          <w:szCs w:val="28"/>
-        </w:rPr>
-        <w:t>поддерживает все необходимые инструменты для разработки и развертывания веб-сервисов.</w:t>
-      </w:r>
-    </w:p>
-    <w:p>
-      <w:pPr>
-        <w:pStyle w:val="a3"/>
-        <w:spacing w:line="360" w:lineRule="auto"/>
+        <w:t>обеспечивает надежную и стабильную работу серверных приложений, обладает высокой степенью безопасности, поддерживает все необходимые инструменты для разработки и развертывания веб-сервисов.</w:t>
+      </w:r>
+    </w:p>
+    <w:p>
+      <w:pPr>
+        <w:pStyle w:val="a3"/>
+        <w:spacing w:before="0" w:beforeAutospacing="0" w:after="0" w:afterAutospacing="0" w:line="360" w:lineRule="auto"/>
+        <w:ind w:firstLine="709"/>
         <w:rPr>
           <w:color w:val="000000"/>
           <w:sz w:val="28"/>
@@ -4356,20 +4263,6 @@
         </w:rPr>
         <w:t>Размещение клиентской части, серверной части и базы данных на одном сервере позволяет упростить архитектуру системы и снизить задержки при обмене данными между компонентами приложения.</w:t>
       </w:r>
-    </w:p>
-    <w:p>
-      <w:pPr>
-        <w:pStyle w:val="a3"/>
-        <w:spacing w:line="360" w:lineRule="auto"/>
-        <w:jc w:val="both"/>
-        <w:rPr>
-          <w:b/>
-          <w:bCs/>
-          <w:color w:val="000000"/>
-          <w:sz w:val="28"/>
-          <w:szCs w:val="28"/>
-        </w:rPr>
-      </w:pPr>
     </w:p>
     <w:p>
       <w:pPr>
@@ -4522,8 +4415,58 @@
 </w:document>
 </file>
 
+<file path=word/endnotes.xml><?xml version="1.0" encoding="utf-8"?>
+<w:endnotes xmlns:wpc="http://schemas.microsoft.com/office/word/2010/wordprocessingCanvas" xmlns:cx="http://schemas.microsoft.com/office/drawing/2014/chartex" xmlns:cx1="http://schemas.microsoft.com/office/drawing/2015/9/8/chartex" xmlns:cx2="http://schemas.microsoft.com/office/drawing/2015/10/21/chartex" xmlns:cx3="http://schemas.microsoft.com/office/drawing/2016/5/9/chartex" xmlns:cx4="http://schemas.microsoft.com/office/drawing/2016/5/10/chartex" xmlns:cx5="http://schemas.microsoft.com/office/drawing/2016/5/11/chartex" xmlns:cx6="http://schemas.microsoft.com/office/drawing/2016/5/12/chartex" xmlns:cx7="http://schemas.microsoft.com/office/drawing/2016/5/13/chartex" xmlns:cx8="http://schemas.microsoft.com/office/drawing/2016/5/14/chartex" xmlns:mc="http://schemas.openxmlformats.org/markup-compatibility/2006" xmlns:aink="http://schemas.microsoft.com/office/drawing/2016/ink" xmlns:am3d="http://schemas.microsoft.com/office/drawing/2017/model3d" xmlns:o="urn:schemas-microsoft-com:office:office" xmlns:r="http://schemas.openxmlformats.org/officeDocument/2006/relationships" xmlns:m="http://schemas.openxmlformats.org/officeDocument/2006/math" xmlns:v="urn:schemas-microsoft-com:vml" xmlns:wp14="http://schemas.microsoft.com/office/word/2010/wordprocessingDrawing" xmlns:wp="http://schemas.openxmlformats.org/drawingml/2006/wordprocessingDrawing" xmlns:w10="urn:schemas-microsoft-com:office:word" xmlns:w="http://schemas.openxmlformats.org/wordprocessingml/2006/main" xmlns:w14="http://schemas.microsoft.com/office/word/2010/wordml" xmlns:w15="http://schemas.microsoft.com/office/word/2012/wordml" xmlns:w16cid="http://schemas.microsoft.com/office/word/2016/wordml/cid" xmlns:w16se="http://schemas.microsoft.com/office/word/2015/wordml/symex" xmlns:wpg="http://schemas.microsoft.com/office/word/2010/wordprocessingGroup" xmlns:wpi="http://schemas.microsoft.com/office/word/2010/wordprocessingInk" xmlns:wne="http://schemas.microsoft.com/office/word/2006/wordml" xmlns:wps="http://schemas.microsoft.com/office/word/2010/wordprocessingShape" mc:Ignorable="w14 w15 w16se w16cid wp14">
+  <w:endnote w:type="separator" w:id="-1">
+    <w:p>
+      <w:pPr>
+        <w:spacing w:after="0" w:line="240" w:lineRule="auto"/>
+      </w:pPr>
+      <w:r>
+        <w:separator/>
+      </w:r>
+    </w:p>
+  </w:endnote>
+  <w:endnote w:type="continuationSeparator" w:id="0">
+    <w:p>
+      <w:pPr>
+        <w:spacing w:after="0" w:line="240" w:lineRule="auto"/>
+      </w:pPr>
+      <w:r>
+        <w:continuationSeparator/>
+      </w:r>
+    </w:p>
+  </w:endnote>
+</w:endnotes>
+</file>
+
+<file path=word/footnotes.xml><?xml version="1.0" encoding="utf-8"?>
+<w:footnotes xmlns:wpc="http://schemas.microsoft.com/office/word/2010/wordprocessingCanvas" xmlns:cx="http://schemas.microsoft.com/office/drawing/2014/chartex" xmlns:cx1="http://schemas.microsoft.com/office/drawing/2015/9/8/chartex" xmlns:cx2="http://schemas.microsoft.com/office/drawing/2015/10/21/chartex" xmlns:cx3="http://schemas.microsoft.com/office/drawing/2016/5/9/chartex" xmlns:cx4="http://schemas.microsoft.com/office/drawing/2016/5/10/chartex" xmlns:cx5="http://schemas.microsoft.com/office/drawing/2016/5/11/chartex" xmlns:cx6="http://schemas.microsoft.com/office/drawing/2016/5/12/chartex" xmlns:cx7="http://schemas.microsoft.com/office/drawing/2016/5/13/chartex" xmlns:cx8="http://schemas.microsoft.com/office/drawing/2016/5/14/chartex" xmlns:mc="http://schemas.openxmlformats.org/markup-compatibility/2006" xmlns:aink="http://schemas.microsoft.com/office/drawing/2016/ink" xmlns:am3d="http://schemas.microsoft.com/office/drawing/2017/model3d" xmlns:o="urn:schemas-microsoft-com:office:office" xmlns:r="http://schemas.openxmlformats.org/officeDocument/2006/relationships" xmlns:m="http://schemas.openxmlformats.org/officeDocument/2006/math" xmlns:v="urn:schemas-microsoft-com:vml" xmlns:wp14="http://schemas.microsoft.com/office/word/2010/wordprocessingDrawing" xmlns:wp="http://schemas.openxmlformats.org/drawingml/2006/wordprocessingDrawing" xmlns:w10="urn:schemas-microsoft-com:office:word" xmlns:w="http://schemas.openxmlformats.org/wordprocessingml/2006/main" xmlns:w14="http://schemas.microsoft.com/office/word/2010/wordml" xmlns:w15="http://schemas.microsoft.com/office/word/2012/wordml" xmlns:w16cid="http://schemas.microsoft.com/office/word/2016/wordml/cid" xmlns:w16se="http://schemas.microsoft.com/office/word/2015/wordml/symex" xmlns:wpg="http://schemas.microsoft.com/office/word/2010/wordprocessingGroup" xmlns:wpi="http://schemas.microsoft.com/office/word/2010/wordprocessingInk" xmlns:wne="http://schemas.microsoft.com/office/word/2006/wordml" xmlns:wps="http://schemas.microsoft.com/office/word/2010/wordprocessingShape" mc:Ignorable="w14 w15 w16se w16cid wp14">
+  <w:footnote w:type="separator" w:id="-1">
+    <w:p>
+      <w:pPr>
+        <w:spacing w:after="0" w:line="240" w:lineRule="auto"/>
+      </w:pPr>
+      <w:r>
+        <w:separator/>
+      </w:r>
+    </w:p>
+  </w:footnote>
+  <w:footnote w:type="continuationSeparator" w:id="0">
+    <w:p>
+      <w:pPr>
+        <w:spacing w:after="0" w:line="240" w:lineRule="auto"/>
+      </w:pPr>
+      <w:r>
+        <w:continuationSeparator/>
+      </w:r>
+    </w:p>
+  </w:footnote>
+</w:footnotes>
+</file>
+
 <file path=word/numbering.xml><?xml version="1.0" encoding="utf-8"?>
-<w:numbering xmlns:wpc="http://schemas.microsoft.com/office/word/2010/wordprocessingCanvas" xmlns:cx="http://schemas.microsoft.com/office/drawing/2014/chartex" xmlns:cx1="http://schemas.microsoft.com/office/drawing/2015/9/8/chartex" xmlns:cx2="http://schemas.microsoft.com/office/drawing/2015/10/21/chartex" xmlns:cx3="http://schemas.microsoft.com/office/drawing/2016/5/9/chartex" xmlns:cx4="http://schemas.microsoft.com/office/drawing/2016/5/10/chartex" xmlns:cx5="http://schemas.microsoft.com/office/drawing/2016/5/11/chartex" xmlns:cx6="http://schemas.microsoft.com/office/drawing/2016/5/12/chartex" xmlns:cx7="http://schemas.microsoft.com/office/drawing/2016/5/13/chartex" xmlns:cx8="http://schemas.microsoft.com/office/drawing/2016/5/14/chartex" xmlns:mc="http://schemas.openxmlformats.org/markup-compatibility/2006" xmlns:aink="http://schemas.microsoft.com/office/drawing/2016/ink" xmlns:am3d="http://schemas.microsoft.com/office/drawing/2017/model3d" xmlns:o="urn:schemas-microsoft-com:office:office" xmlns:oel="http://schemas.microsoft.com/office/2019/extlst" xmlns:r="http://schemas.openxmlformats.org/officeDocument/2006/relationships" xmlns:m="http://schemas.openxmlformats.org/officeDocument/2006/math" xmlns:v="urn:schemas-microsoft-com:vml" xmlns:wp14="http://schemas.microsoft.com/office/word/2010/wordprocessingDrawing" xmlns:wp="http://schemas.openxmlformats.org/drawingml/2006/wordprocessingDrawing" xmlns:w10="urn:schemas-microsoft-com:office:word" xmlns:w="http://schemas.openxmlformats.org/wordprocessingml/2006/main" xmlns:w14="http://schemas.microsoft.com/office/word/2010/wordml" xmlns:w15="http://schemas.microsoft.com/office/word/2012/wordml" xmlns:w16cex="http://schemas.microsoft.com/office/word/2018/wordml/cex" xmlns:w16cid="http://schemas.microsoft.com/office/word/2016/wordml/cid" xmlns:w16="http://schemas.microsoft.com/office/word/2018/wordml" xmlns:w16sdtdh="http://schemas.microsoft.com/office/word/2020/wordml/sdtdatahash" xmlns:w16se="http://schemas.microsoft.com/office/word/2015/wordml/symex" xmlns:wpg="http://schemas.microsoft.com/office/word/2010/wordprocessingGroup" xmlns:wpi="http://schemas.microsoft.com/office/word/2010/wordprocessingInk" xmlns:wne="http://schemas.microsoft.com/office/word/2006/wordml" xmlns:wps="http://schemas.microsoft.com/office/word/2010/wordprocessingShape" mc:Ignorable="w14 w15 w16se w16cid w16 w16cex w16sdtdh wp14">
+<w:numbering xmlns:wpc="http://schemas.microsoft.com/office/word/2010/wordprocessingCanvas" xmlns:cx="http://schemas.microsoft.com/office/drawing/2014/chartex" xmlns:cx1="http://schemas.microsoft.com/office/drawing/2015/9/8/chartex" xmlns:cx2="http://schemas.microsoft.com/office/drawing/2015/10/21/chartex" xmlns:cx3="http://schemas.microsoft.com/office/drawing/2016/5/9/chartex" xmlns:cx4="http://schemas.microsoft.com/office/drawing/2016/5/10/chartex" xmlns:cx5="http://schemas.microsoft.com/office/drawing/2016/5/11/chartex" xmlns:cx6="http://schemas.microsoft.com/office/drawing/2016/5/12/chartex" xmlns:cx7="http://schemas.microsoft.com/office/drawing/2016/5/13/chartex" xmlns:cx8="http://schemas.microsoft.com/office/drawing/2016/5/14/chartex" xmlns:mc="http://schemas.openxmlformats.org/markup-compatibility/2006" xmlns:aink="http://schemas.microsoft.com/office/drawing/2016/ink" xmlns:am3d="http://schemas.microsoft.com/office/drawing/2017/model3d" xmlns:o="urn:schemas-microsoft-com:office:office" xmlns:r="http://schemas.openxmlformats.org/officeDocument/2006/relationships" xmlns:m="http://schemas.openxmlformats.org/officeDocument/2006/math" xmlns:v="urn:schemas-microsoft-com:vml" xmlns:wp14="http://schemas.microsoft.com/office/word/2010/wordprocessingDrawing" xmlns:wp="http://schemas.openxmlformats.org/drawingml/2006/wordprocessingDrawing" xmlns:w10="urn:schemas-microsoft-com:office:word" xmlns:w="http://schemas.openxmlformats.org/wordprocessingml/2006/main" xmlns:w14="http://schemas.microsoft.com/office/word/2010/wordml" xmlns:w15="http://schemas.microsoft.com/office/word/2012/wordml" xmlns:w16cid="http://schemas.microsoft.com/office/word/2016/wordml/cid" xmlns:w16se="http://schemas.microsoft.com/office/word/2015/wordml/symex" xmlns:wpg="http://schemas.microsoft.com/office/word/2010/wordprocessingGroup" xmlns:wpi="http://schemas.microsoft.com/office/word/2010/wordprocessingInk" xmlns:wne="http://schemas.microsoft.com/office/word/2006/wordml" xmlns:wps="http://schemas.microsoft.com/office/word/2010/wordprocessingShape" mc:Ignorable="w14 w15 w16se w16cid wp14">
   <w:abstractNum w:abstractNumId="0" w15:restartNumberingAfterBreak="0">
     <w:nsid w:val="0EA92335"/>
     <w:multiLevelType w:val="multilevel"/>
@@ -5173,26 +5116,26 @@
       </w:pPr>
     </w:lvl>
   </w:abstractNum>
-  <w:num w:numId="1" w16cid:durableId="1546721525">
+  <w:num w:numId="1">
     <w:abstractNumId w:val="1"/>
   </w:num>
-  <w:num w:numId="2" w16cid:durableId="1059593374">
+  <w:num w:numId="2">
     <w:abstractNumId w:val="4"/>
   </w:num>
-  <w:num w:numId="3" w16cid:durableId="2042657699">
+  <w:num w:numId="3">
     <w:abstractNumId w:val="3"/>
   </w:num>
-  <w:num w:numId="4" w16cid:durableId="824976212">
+  <w:num w:numId="4">
     <w:abstractNumId w:val="0"/>
   </w:num>
-  <w:num w:numId="5" w16cid:durableId="1447969365">
+  <w:num w:numId="5">
     <w:abstractNumId w:val="2"/>
   </w:num>
 </w:numbering>
 </file>
 
 <file path=word/styles.xml><?xml version="1.0" encoding="utf-8"?>
-<w:styles xmlns:mc="http://schemas.openxmlformats.org/markup-compatibility/2006" xmlns:r="http://schemas.openxmlformats.org/officeDocument/2006/relationships" xmlns:w="http://schemas.openxmlformats.org/wordprocessingml/2006/main" xmlns:w14="http://schemas.microsoft.com/office/word/2010/wordml" xmlns:w15="http://schemas.microsoft.com/office/word/2012/wordml" xmlns:w16cex="http://schemas.microsoft.com/office/word/2018/wordml/cex" xmlns:w16cid="http://schemas.microsoft.com/office/word/2016/wordml/cid" xmlns:w16="http://schemas.microsoft.com/office/word/2018/wordml" xmlns:w16sdtdh="http://schemas.microsoft.com/office/word/2020/wordml/sdtdatahash" xmlns:w16se="http://schemas.microsoft.com/office/word/2015/wordml/symex" mc:Ignorable="w14 w15 w16se w16cid w16 w16cex w16sdtdh">
+<w:styles xmlns:mc="http://schemas.openxmlformats.org/markup-compatibility/2006" xmlns:r="http://schemas.openxmlformats.org/officeDocument/2006/relationships" xmlns:w="http://schemas.openxmlformats.org/wordprocessingml/2006/main" xmlns:w14="http://schemas.microsoft.com/office/word/2010/wordml" xmlns:w15="http://schemas.microsoft.com/office/word/2012/wordml" xmlns:w16cid="http://schemas.microsoft.com/office/word/2016/wordml/cid" xmlns:w16se="http://schemas.microsoft.com/office/word/2015/wordml/symex" mc:Ignorable="w14 w15 w16se w16cid">
   <w:docDefaults>
     <w:rPrDefault>
       <w:rPr>
@@ -5208,7 +5151,7 @@
       </w:pPr>
     </w:pPrDefault>
   </w:docDefaults>
-  <w:latentStyles w:defLockedState="0" w:defUIPriority="99" w:defSemiHidden="0" w:defUnhideWhenUsed="0" w:defQFormat="0" w:count="376">
+  <w:latentStyles w:defLockedState="0" w:defUIPriority="99" w:defSemiHidden="0" w:defUnhideWhenUsed="0" w:defQFormat="0" w:count="375">
     <w:lsdException w:name="Normal" w:uiPriority="0" w:qFormat="1"/>
     <w:lsdException w:name="heading 1" w:uiPriority="9" w:qFormat="1"/>
     <w:lsdException w:name="heading 2" w:semiHidden="1" w:uiPriority="9" w:unhideWhenUsed="1" w:qFormat="1"/>
@@ -5584,7 +5527,6 @@
     <w:lsdException w:name="Smart Hyperlink" w:semiHidden="1" w:unhideWhenUsed="1"/>
     <w:lsdException w:name="Hashtag" w:semiHidden="1" w:unhideWhenUsed="1"/>
     <w:lsdException w:name="Unresolved Mention" w:semiHidden="1" w:unhideWhenUsed="1"/>
-    <w:lsdException w:name="Smart Link" w:semiHidden="1" w:unhideWhenUsed="1"/>
   </w:latentStyles>
   <w:style w:type="paragraph" w:default="1" w:styleId="a">
     <w:name w:val="Normal"/>
@@ -5613,6 +5555,7 @@
   <w:style w:type="character" w:default="1" w:styleId="a0">
     <w:name w:val="Default Paragraph Font"/>
     <w:uiPriority w:val="1"/>
+    <w:semiHidden/>
     <w:unhideWhenUsed/>
   </w:style>
   <w:style w:type="table" w:default="1" w:styleId="a1">
@@ -5688,6 +5631,50 @@
       <w:b/>
       <w:bCs/>
     </w:rPr>
+  </w:style>
+  <w:style w:type="paragraph" w:styleId="a6">
+    <w:name w:val="header"/>
+    <w:basedOn w:val="a"/>
+    <w:link w:val="a7"/>
+    <w:uiPriority w:val="99"/>
+    <w:unhideWhenUsed/>
+    <w:rsid w:val="002F4BC0"/>
+    <w:pPr>
+      <w:tabs>
+        <w:tab w:val="center" w:pos="4677"/>
+        <w:tab w:val="right" w:pos="9355"/>
+      </w:tabs>
+      <w:spacing w:after="0" w:line="240" w:lineRule="auto"/>
+    </w:pPr>
+  </w:style>
+  <w:style w:type="character" w:customStyle="1" w:styleId="a7">
+    <w:name w:val="Верхний колонтитул Знак"/>
+    <w:basedOn w:val="a0"/>
+    <w:link w:val="a6"/>
+    <w:uiPriority w:val="99"/>
+    <w:rsid w:val="002F4BC0"/>
+  </w:style>
+  <w:style w:type="paragraph" w:styleId="a8">
+    <w:name w:val="footer"/>
+    <w:basedOn w:val="a"/>
+    <w:link w:val="a9"/>
+    <w:uiPriority w:val="99"/>
+    <w:unhideWhenUsed/>
+    <w:rsid w:val="002F4BC0"/>
+    <w:pPr>
+      <w:tabs>
+        <w:tab w:val="center" w:pos="4677"/>
+        <w:tab w:val="right" w:pos="9355"/>
+      </w:tabs>
+      <w:spacing w:after="0" w:line="240" w:lineRule="auto"/>
+    </w:pPr>
+  </w:style>
+  <w:style w:type="character" w:customStyle="1" w:styleId="a9">
+    <w:name w:val="Нижний колонтитул Знак"/>
+    <w:basedOn w:val="a0"/>
+    <w:link w:val="a8"/>
+    <w:uiPriority w:val="99"/>
+    <w:rsid w:val="002F4BC0"/>
   </w:style>
 </w:styles>
 </file>
@@ -5992,7 +5979,7 @@
 </file>
 
 <file path=customXml/itemProps1.xml><?xml version="1.0" encoding="utf-8"?>
-<ds:datastoreItem xmlns:ds="http://schemas.openxmlformats.org/officeDocument/2006/customXml" ds:itemID="{DF362900-C970-9144-B137-80CFD75339C2}">
+<ds:datastoreItem xmlns:ds="http://schemas.openxmlformats.org/officeDocument/2006/customXml" ds:itemID="{5EECA514-D669-4783-8602-E36D4DF07A6F}">
   <ds:schemaRefs>
     <ds:schemaRef ds:uri="http://schemas.openxmlformats.org/officeDocument/2006/bibliography"/>
   </ds:schemaRefs>

--- a/Курсач.docx
+++ b/Курсач.docx
@@ -3668,17 +3668,7 @@
           <w:sz w:val="28"/>
           <w:szCs w:val="28"/>
         </w:rPr>
-        <w:t>обеспечивает надежное хранение данных и по</w:t>
-      </w:r>
-      <w:bookmarkStart w:id="0" w:name="_GoBack"/>
-      <w:bookmarkEnd w:id="0"/>
-      <w:r>
-        <w:rPr>
-          <w:color w:val="000000"/>
-          <w:sz w:val="28"/>
-          <w:szCs w:val="28"/>
-        </w:rPr>
-        <w:t>ддержку сложных запросов, обладает высокой производительностью при работе с большим количеством данных, поддерживает транзакции, что гарантирует целостность информации, широко используется в современных веб-приложениях и имеет развитую экосистему.</w:t>
+        <w:t>обеспечивает надежное хранение данных и поддержку сложных запросов, обладает высокой производительностью при работе с большим количеством данных, поддерживает транзакции, что гарантирует целостность информации, широко используется в современных веб-приложениях и имеет развитую экосистему.</w:t>
       </w:r>
     </w:p>
     <w:p>
@@ -4287,6 +4277,1006 @@
     </w:p>
     <w:p>
       <w:pPr>
+        <w:pStyle w:val="a4"/>
+        <w:numPr>
+          <w:ilvl w:val="0"/>
+          <w:numId w:val="3"/>
+        </w:numPr>
+        <w:spacing w:after="0" w:line="360" w:lineRule="auto"/>
+        <w:ind w:left="709" w:hanging="709"/>
+        <w:jc w:val="both"/>
+        <w:rPr>
+          <w:rFonts w:ascii="Times New Roman" w:hAnsi="Times New Roman" w:cs="Times New Roman"/>
+          <w:b/>
+          <w:sz w:val="28"/>
+          <w:szCs w:val="28"/>
+        </w:rPr>
+      </w:pPr>
+      <w:r>
+        <w:rPr>
+          <w:rFonts w:ascii="Times New Roman" w:hAnsi="Times New Roman" w:cs="Times New Roman"/>
+          <w:b/>
+          <w:sz w:val="28"/>
+          <w:szCs w:val="28"/>
+        </w:rPr>
+        <w:lastRenderedPageBreak/>
+        <w:t>Разработка базы данных интернет-приложения</w:t>
+      </w:r>
+    </w:p>
+    <w:p>
+      <w:pPr>
+        <w:spacing w:after="0" w:line="360" w:lineRule="auto"/>
+        <w:ind w:firstLine="709"/>
+        <w:jc w:val="both"/>
+        <w:rPr>
+          <w:rFonts w:ascii="Times New Roman" w:hAnsi="Times New Roman" w:cs="Times New Roman"/>
+          <w:sz w:val="28"/>
+          <w:szCs w:val="28"/>
+        </w:rPr>
+      </w:pPr>
+      <w:r>
+        <w:rPr>
+          <w:rFonts w:ascii="Times New Roman" w:hAnsi="Times New Roman" w:cs="Times New Roman"/>
+          <w:sz w:val="28"/>
+          <w:szCs w:val="28"/>
+        </w:rPr>
+        <w:t>Разработка базы данных (БД) для интернет-приложения, такого как веб-сайт образовательного учреждения, включает несколько этапов: концептуальное, логическое и физическое проектирование. Каждый этап направлен на создание структуры базы данных, которая будет эффективно хранить и обрабатывать данные, обеспечивая высокую производительность и безопасность.</w:t>
+      </w:r>
+    </w:p>
+    <w:p>
+      <w:pPr>
+        <w:pStyle w:val="a4"/>
+        <w:numPr>
+          <w:ilvl w:val="1"/>
+          <w:numId w:val="3"/>
+        </w:numPr>
+        <w:spacing w:after="0" w:line="360" w:lineRule="auto"/>
+        <w:ind w:left="709" w:hanging="709"/>
+        <w:jc w:val="both"/>
+        <w:rPr>
+          <w:rFonts w:ascii="Times New Roman" w:hAnsi="Times New Roman" w:cs="Times New Roman"/>
+          <w:b/>
+          <w:sz w:val="28"/>
+          <w:szCs w:val="28"/>
+        </w:rPr>
+      </w:pPr>
+      <w:r>
+        <w:rPr>
+          <w:rFonts w:ascii="Times New Roman" w:hAnsi="Times New Roman" w:cs="Times New Roman"/>
+          <w:b/>
+          <w:sz w:val="28"/>
+          <w:szCs w:val="28"/>
+        </w:rPr>
+        <w:t>Концептуальное проектирование БД</w:t>
+      </w:r>
+    </w:p>
+    <w:p>
+      <w:pPr>
+        <w:spacing w:after="0" w:line="360" w:lineRule="auto"/>
+        <w:ind w:firstLine="709"/>
+        <w:jc w:val="both"/>
+        <w:rPr>
+          <w:rFonts w:ascii="Times New Roman" w:eastAsia="Times New Roman" w:hAnsi="Times New Roman" w:cs="Times New Roman"/>
+          <w:color w:val="000000"/>
+          <w:sz w:val="28"/>
+          <w:szCs w:val="28"/>
+          <w:lang w:eastAsia="ru-RU"/>
+        </w:rPr>
+      </w:pPr>
+      <w:r>
+        <w:rPr>
+          <w:rFonts w:ascii="Times New Roman" w:eastAsia="Times New Roman" w:hAnsi="Times New Roman" w:cs="Times New Roman"/>
+          <w:color w:val="000000"/>
+          <w:sz w:val="28"/>
+          <w:szCs w:val="28"/>
+          <w:lang w:eastAsia="ru-RU"/>
+        </w:rPr>
+        <w:t>Концептуальное проектирование базы данных – это этап, на котором определяются основные сущности (объекты) и их взаимосвязи. На этом этапе создается концептуальная модель, которая описывает, какие данные будут храниться в системе и как они будут связаны между собой.</w:t>
+      </w:r>
+    </w:p>
+    <w:p>
+      <w:pPr>
+        <w:spacing w:after="0" w:line="360" w:lineRule="auto"/>
+        <w:ind w:firstLine="709"/>
+        <w:jc w:val="both"/>
+        <w:rPr>
+          <w:rFonts w:ascii="Times New Roman" w:eastAsia="Times New Roman" w:hAnsi="Times New Roman" w:cs="Times New Roman"/>
+          <w:color w:val="000000"/>
+          <w:sz w:val="28"/>
+          <w:szCs w:val="28"/>
+          <w:lang w:eastAsia="ru-RU"/>
+        </w:rPr>
+      </w:pPr>
+      <w:r>
+        <w:rPr>
+          <w:rFonts w:ascii="Times New Roman" w:eastAsia="Times New Roman" w:hAnsi="Times New Roman" w:cs="Times New Roman"/>
+          <w:color w:val="000000"/>
+          <w:sz w:val="28"/>
+          <w:szCs w:val="28"/>
+          <w:lang w:eastAsia="ru-RU"/>
+        </w:rPr>
+        <w:t>Основные сущности:</w:t>
+      </w:r>
+    </w:p>
+    <w:p>
+      <w:pPr>
+        <w:spacing w:after="0" w:line="360" w:lineRule="auto"/>
+        <w:ind w:firstLine="709"/>
+        <w:jc w:val="both"/>
+        <w:rPr>
+          <w:rFonts w:ascii="Times New Roman" w:eastAsia="Times New Roman" w:hAnsi="Times New Roman" w:cs="Times New Roman"/>
+          <w:color w:val="000000"/>
+          <w:sz w:val="28"/>
+          <w:szCs w:val="28"/>
+          <w:lang w:eastAsia="ru-RU"/>
+        </w:rPr>
+      </w:pPr>
+      <w:r>
+        <w:rPr>
+          <w:rFonts w:ascii="Times New Roman" w:eastAsia="Times New Roman" w:hAnsi="Times New Roman" w:cs="Times New Roman"/>
+          <w:color w:val="000000"/>
+          <w:sz w:val="28"/>
+          <w:szCs w:val="28"/>
+          <w:lang w:eastAsia="ru-RU"/>
+        </w:rPr>
+        <w:t>Пользователи (</w:t>
+      </w:r>
+      <w:r>
+        <w:rPr>
+          <w:rFonts w:ascii="Times New Roman" w:eastAsia="Times New Roman" w:hAnsi="Times New Roman" w:cs="Times New Roman"/>
+          <w:color w:val="000000"/>
+          <w:sz w:val="28"/>
+          <w:szCs w:val="28"/>
+          <w:lang w:eastAsia="ru-RU"/>
+        </w:rPr>
+        <w:t>us</w:t>
+      </w:r>
+      <w:r>
+        <w:rPr>
+          <w:rFonts w:ascii="Times New Roman" w:eastAsia="Times New Roman" w:hAnsi="Times New Roman" w:cs="Times New Roman"/>
+          <w:color w:val="000000"/>
+          <w:sz w:val="28"/>
+          <w:szCs w:val="28"/>
+          <w:lang w:eastAsia="ru-RU"/>
+        </w:rPr>
+        <w:t>ers):</w:t>
+      </w:r>
+    </w:p>
+    <w:p>
+      <w:pPr>
+        <w:pStyle w:val="a4"/>
+        <w:numPr>
+          <w:ilvl w:val="0"/>
+          <w:numId w:val="6"/>
+        </w:numPr>
+        <w:spacing w:after="0" w:line="360" w:lineRule="auto"/>
+        <w:ind w:left="0" w:firstLine="709"/>
+        <w:jc w:val="both"/>
+        <w:rPr>
+          <w:rFonts w:ascii="Times New Roman" w:eastAsia="Times New Roman" w:hAnsi="Times New Roman" w:cs="Times New Roman"/>
+          <w:color w:val="000000"/>
+          <w:sz w:val="28"/>
+          <w:szCs w:val="28"/>
+          <w:lang w:eastAsia="ru-RU"/>
+        </w:rPr>
+      </w:pPr>
+      <w:r>
+        <w:rPr>
+          <w:rFonts w:ascii="Times New Roman" w:eastAsia="Times New Roman" w:hAnsi="Times New Roman" w:cs="Times New Roman"/>
+          <w:color w:val="000000"/>
+          <w:sz w:val="28"/>
+          <w:szCs w:val="28"/>
+          <w:lang w:eastAsia="ru-RU"/>
+        </w:rPr>
+        <w:t>Идентификатор пользователя (ID)</w:t>
+      </w:r>
+    </w:p>
+    <w:p>
+      <w:pPr>
+        <w:pStyle w:val="a4"/>
+        <w:numPr>
+          <w:ilvl w:val="0"/>
+          <w:numId w:val="6"/>
+        </w:numPr>
+        <w:spacing w:after="0" w:line="360" w:lineRule="auto"/>
+        <w:ind w:left="0" w:firstLine="709"/>
+        <w:jc w:val="both"/>
+        <w:rPr>
+          <w:rFonts w:ascii="Times New Roman" w:eastAsia="Times New Roman" w:hAnsi="Times New Roman" w:cs="Times New Roman"/>
+          <w:color w:val="000000"/>
+          <w:sz w:val="28"/>
+          <w:szCs w:val="28"/>
+          <w:lang w:eastAsia="ru-RU"/>
+        </w:rPr>
+      </w:pPr>
+      <w:r>
+        <w:rPr>
+          <w:rFonts w:ascii="Times New Roman" w:eastAsia="Times New Roman" w:hAnsi="Times New Roman" w:cs="Times New Roman"/>
+          <w:color w:val="000000"/>
+          <w:sz w:val="28"/>
+          <w:szCs w:val="28"/>
+          <w:lang w:eastAsia="ru-RU"/>
+        </w:rPr>
+        <w:t>ФИО пользователя (</w:t>
+      </w:r>
+      <w:proofErr w:type="spellStart"/>
+      <w:r>
+        <w:rPr>
+          <w:rFonts w:ascii="Times New Roman" w:eastAsia="Times New Roman" w:hAnsi="Times New Roman" w:cs="Times New Roman"/>
+          <w:color w:val="000000"/>
+          <w:sz w:val="28"/>
+          <w:szCs w:val="28"/>
+          <w:lang w:eastAsia="ru-RU"/>
+        </w:rPr>
+        <w:t>full_name</w:t>
+      </w:r>
+      <w:proofErr w:type="spellEnd"/>
+      <w:r>
+        <w:rPr>
+          <w:rFonts w:ascii="Times New Roman" w:eastAsia="Times New Roman" w:hAnsi="Times New Roman" w:cs="Times New Roman"/>
+          <w:color w:val="000000"/>
+          <w:sz w:val="28"/>
+          <w:szCs w:val="28"/>
+          <w:lang w:eastAsia="ru-RU"/>
+        </w:rPr>
+        <w:t>)</w:t>
+      </w:r>
+    </w:p>
+    <w:p>
+      <w:pPr>
+        <w:pStyle w:val="a4"/>
+        <w:numPr>
+          <w:ilvl w:val="0"/>
+          <w:numId w:val="6"/>
+        </w:numPr>
+        <w:spacing w:after="0" w:line="360" w:lineRule="auto"/>
+        <w:ind w:left="0" w:firstLine="709"/>
+        <w:jc w:val="both"/>
+        <w:rPr>
+          <w:rFonts w:ascii="Times New Roman" w:eastAsia="Times New Roman" w:hAnsi="Times New Roman" w:cs="Times New Roman"/>
+          <w:color w:val="000000"/>
+          <w:sz w:val="28"/>
+          <w:szCs w:val="28"/>
+          <w:lang w:eastAsia="ru-RU"/>
+        </w:rPr>
+      </w:pPr>
+      <w:r>
+        <w:rPr>
+          <w:rFonts w:ascii="Times New Roman" w:eastAsia="Times New Roman" w:hAnsi="Times New Roman" w:cs="Times New Roman"/>
+          <w:color w:val="000000"/>
+          <w:sz w:val="28"/>
+          <w:szCs w:val="28"/>
+          <w:lang w:eastAsia="ru-RU"/>
+        </w:rPr>
+        <w:t>Номер телефона (phone)</w:t>
+      </w:r>
+    </w:p>
+    <w:p>
+      <w:pPr>
+        <w:pStyle w:val="a4"/>
+        <w:numPr>
+          <w:ilvl w:val="0"/>
+          <w:numId w:val="6"/>
+        </w:numPr>
+        <w:spacing w:after="0" w:line="360" w:lineRule="auto"/>
+        <w:ind w:left="0" w:firstLine="709"/>
+        <w:jc w:val="both"/>
+        <w:rPr>
+          <w:rFonts w:ascii="Times New Roman" w:eastAsia="Times New Roman" w:hAnsi="Times New Roman" w:cs="Times New Roman"/>
+          <w:color w:val="000000"/>
+          <w:sz w:val="28"/>
+          <w:szCs w:val="28"/>
+          <w:lang w:eastAsia="ru-RU"/>
+        </w:rPr>
+      </w:pPr>
+      <w:r>
+        <w:rPr>
+          <w:rFonts w:ascii="Times New Roman" w:eastAsia="Times New Roman" w:hAnsi="Times New Roman" w:cs="Times New Roman"/>
+          <w:color w:val="000000"/>
+          <w:sz w:val="28"/>
+          <w:szCs w:val="28"/>
+          <w:lang w:eastAsia="ru-RU"/>
+        </w:rPr>
+        <w:t>Дата и время создания записи (created_at)</w:t>
+      </w:r>
+    </w:p>
+    <w:p>
+      <w:pPr>
+        <w:pStyle w:val="a4"/>
+        <w:numPr>
+          <w:ilvl w:val="1"/>
+          <w:numId w:val="3"/>
+        </w:numPr>
+        <w:spacing w:after="0" w:line="360" w:lineRule="auto"/>
+        <w:ind w:left="709" w:hanging="709"/>
+        <w:jc w:val="both"/>
+        <w:rPr>
+          <w:rFonts w:ascii="Times New Roman" w:hAnsi="Times New Roman" w:cs="Times New Roman"/>
+          <w:b/>
+          <w:sz w:val="28"/>
+          <w:szCs w:val="28"/>
+        </w:rPr>
+      </w:pPr>
+      <w:r>
+        <w:rPr>
+          <w:rFonts w:ascii="Times New Roman" w:hAnsi="Times New Roman" w:cs="Times New Roman"/>
+          <w:b/>
+          <w:sz w:val="28"/>
+          <w:szCs w:val="28"/>
+        </w:rPr>
+        <w:t>Логическое проектирование БД</w:t>
+      </w:r>
+    </w:p>
+    <w:p>
+      <w:pPr>
+        <w:spacing w:after="0" w:line="360" w:lineRule="auto"/>
+        <w:ind w:firstLine="709"/>
+        <w:jc w:val="both"/>
+        <w:rPr>
+          <w:rFonts w:ascii="Times New Roman" w:hAnsi="Times New Roman" w:cs="Times New Roman"/>
+          <w:sz w:val="28"/>
+          <w:szCs w:val="28"/>
+        </w:rPr>
+      </w:pPr>
+      <w:r>
+        <w:rPr>
+          <w:rFonts w:ascii="Times New Roman" w:hAnsi="Times New Roman" w:cs="Times New Roman"/>
+          <w:sz w:val="28"/>
+          <w:szCs w:val="28"/>
+        </w:rPr>
+        <w:t xml:space="preserve">Логическое проектирование базы данных предполагает преобразование концептуальной модели в логическую структуру, которая будет реализована в конкретной СУБД (например, </w:t>
+      </w:r>
+      <w:proofErr w:type="spellStart"/>
+      <w:r>
+        <w:rPr>
+          <w:rFonts w:ascii="Times New Roman" w:hAnsi="Times New Roman" w:cs="Times New Roman"/>
+          <w:sz w:val="28"/>
+          <w:szCs w:val="28"/>
+          <w:lang w:val="en-US"/>
+        </w:rPr>
+        <w:t>PGAdmin</w:t>
+      </w:r>
+      <w:proofErr w:type="spellEnd"/>
+      <w:r>
+        <w:rPr>
+          <w:rFonts w:ascii="Times New Roman" w:hAnsi="Times New Roman" w:cs="Times New Roman"/>
+          <w:sz w:val="28"/>
+          <w:szCs w:val="28"/>
+        </w:rPr>
+        <w:t>). На этом этапе определяются таблицы, их атрибуты (столбцы), типы данных и ключи.</w:t>
+      </w:r>
+    </w:p>
+    <w:p>
+      <w:pPr>
+        <w:spacing w:after="0" w:line="360" w:lineRule="auto"/>
+        <w:ind w:firstLine="709"/>
+        <w:jc w:val="both"/>
+        <w:rPr>
+          <w:rFonts w:ascii="Times New Roman" w:hAnsi="Times New Roman" w:cs="Times New Roman"/>
+          <w:sz w:val="28"/>
+          <w:szCs w:val="28"/>
+        </w:rPr>
+      </w:pPr>
+      <w:r>
+        <w:rPr>
+          <w:rFonts w:ascii="Times New Roman" w:hAnsi="Times New Roman" w:cs="Times New Roman"/>
+          <w:sz w:val="28"/>
+          <w:szCs w:val="28"/>
+        </w:rPr>
+        <w:t>Таблицы и их атрибуты:</w:t>
+      </w:r>
+    </w:p>
+    <w:p>
+      <w:pPr>
+        <w:pStyle w:val="a4"/>
+        <w:numPr>
+          <w:ilvl w:val="0"/>
+          <w:numId w:val="7"/>
+        </w:numPr>
+        <w:spacing w:after="0" w:line="360" w:lineRule="auto"/>
+        <w:ind w:left="0" w:firstLine="709"/>
+        <w:jc w:val="both"/>
+        <w:rPr>
+          <w:rFonts w:ascii="Times New Roman" w:hAnsi="Times New Roman" w:cs="Times New Roman"/>
+          <w:sz w:val="28"/>
+          <w:szCs w:val="28"/>
+        </w:rPr>
+      </w:pPr>
+      <w:r>
+        <w:rPr>
+          <w:rFonts w:ascii="Times New Roman" w:hAnsi="Times New Roman" w:cs="Times New Roman"/>
+          <w:sz w:val="28"/>
+          <w:szCs w:val="28"/>
+        </w:rPr>
+        <w:t xml:space="preserve">Таблица </w:t>
+      </w:r>
+      <w:r>
+        <w:rPr>
+          <w:rFonts w:ascii="Times New Roman" w:hAnsi="Times New Roman" w:cs="Times New Roman"/>
+          <w:sz w:val="28"/>
+          <w:szCs w:val="28"/>
+          <w:lang w:val="en-US"/>
+        </w:rPr>
+        <w:t>users</w:t>
+      </w:r>
+    </w:p>
+    <w:p>
+      <w:pPr>
+        <w:pStyle w:val="a4"/>
+        <w:numPr>
+          <w:ilvl w:val="0"/>
+          <w:numId w:val="8"/>
+        </w:numPr>
+        <w:spacing w:after="0" w:line="360" w:lineRule="auto"/>
+        <w:ind w:left="0" w:firstLine="709"/>
+        <w:jc w:val="both"/>
+        <w:rPr>
+          <w:rFonts w:ascii="Times New Roman" w:hAnsi="Times New Roman" w:cs="Times New Roman"/>
+          <w:sz w:val="28"/>
+          <w:szCs w:val="28"/>
+          <w:lang w:val="en-US"/>
+        </w:rPr>
+      </w:pPr>
+      <w:r>
+        <w:rPr>
+          <w:rFonts w:ascii="Times New Roman" w:hAnsi="Times New Roman" w:cs="Times New Roman"/>
+          <w:sz w:val="28"/>
+          <w:szCs w:val="28"/>
+          <w:lang w:val="en-US"/>
+        </w:rPr>
+        <w:t>id (INT, PRIMARY KEY, AUTO_INCREMENT)</w:t>
+      </w:r>
+    </w:p>
+    <w:p>
+      <w:pPr>
+        <w:pStyle w:val="a4"/>
+        <w:numPr>
+          <w:ilvl w:val="0"/>
+          <w:numId w:val="8"/>
+        </w:numPr>
+        <w:spacing w:after="0" w:line="360" w:lineRule="auto"/>
+        <w:ind w:left="0" w:firstLine="709"/>
+        <w:jc w:val="both"/>
+        <w:rPr>
+          <w:rFonts w:ascii="Times New Roman" w:hAnsi="Times New Roman" w:cs="Times New Roman"/>
+          <w:sz w:val="28"/>
+          <w:szCs w:val="28"/>
+          <w:lang w:val="en-US"/>
+        </w:rPr>
+      </w:pPr>
+      <w:proofErr w:type="spellStart"/>
+      <w:r>
+        <w:rPr>
+          <w:rFonts w:ascii="Times New Roman" w:hAnsi="Times New Roman" w:cs="Times New Roman"/>
+          <w:sz w:val="28"/>
+          <w:szCs w:val="28"/>
+          <w:lang w:val="en-US"/>
+        </w:rPr>
+        <w:t>full_name</w:t>
+      </w:r>
+      <w:proofErr w:type="spellEnd"/>
+      <w:r>
+        <w:rPr>
+          <w:rFonts w:ascii="Times New Roman" w:hAnsi="Times New Roman" w:cs="Times New Roman"/>
+          <w:sz w:val="28"/>
+          <w:szCs w:val="28"/>
+          <w:lang w:val="en-US"/>
+        </w:rPr>
+        <w:t xml:space="preserve"> (</w:t>
+      </w:r>
+      <w:proofErr w:type="gramStart"/>
+      <w:r>
+        <w:rPr>
+          <w:rFonts w:ascii="Times New Roman" w:hAnsi="Times New Roman" w:cs="Times New Roman"/>
+          <w:sz w:val="28"/>
+          <w:szCs w:val="28"/>
+          <w:lang w:val="en-US"/>
+        </w:rPr>
+        <w:t>VARCHAR(</w:t>
+      </w:r>
+      <w:proofErr w:type="gramEnd"/>
+      <w:r>
+        <w:rPr>
+          <w:rFonts w:ascii="Times New Roman" w:hAnsi="Times New Roman" w:cs="Times New Roman"/>
+          <w:sz w:val="28"/>
+          <w:szCs w:val="28"/>
+          <w:lang w:val="en-US"/>
+        </w:rPr>
+        <w:t>50), NOT NULL)</w:t>
+      </w:r>
+    </w:p>
+    <w:p>
+      <w:pPr>
+        <w:pStyle w:val="a4"/>
+        <w:numPr>
+          <w:ilvl w:val="0"/>
+          <w:numId w:val="8"/>
+        </w:numPr>
+        <w:spacing w:after="0" w:line="360" w:lineRule="auto"/>
+        <w:ind w:left="0" w:firstLine="709"/>
+        <w:jc w:val="both"/>
+        <w:rPr>
+          <w:rFonts w:ascii="Times New Roman" w:hAnsi="Times New Roman" w:cs="Times New Roman"/>
+          <w:sz w:val="28"/>
+          <w:szCs w:val="28"/>
+          <w:lang w:val="en-US"/>
+        </w:rPr>
+      </w:pPr>
+      <w:r>
+        <w:rPr>
+          <w:rFonts w:ascii="Times New Roman" w:hAnsi="Times New Roman" w:cs="Times New Roman"/>
+          <w:sz w:val="28"/>
+          <w:szCs w:val="28"/>
+          <w:lang w:val="en-US"/>
+        </w:rPr>
+        <w:t>phone (</w:t>
+      </w:r>
+      <w:proofErr w:type="gramStart"/>
+      <w:r>
+        <w:rPr>
+          <w:rFonts w:ascii="Times New Roman" w:hAnsi="Times New Roman" w:cs="Times New Roman"/>
+          <w:sz w:val="28"/>
+          <w:szCs w:val="28"/>
+          <w:lang w:val="en-US"/>
+        </w:rPr>
+        <w:t>VARCHAR(</w:t>
+      </w:r>
+      <w:proofErr w:type="gramEnd"/>
+      <w:r>
+        <w:rPr>
+          <w:rFonts w:ascii="Times New Roman" w:hAnsi="Times New Roman" w:cs="Times New Roman"/>
+          <w:sz w:val="28"/>
+          <w:szCs w:val="28"/>
+          <w:lang w:val="en-US"/>
+        </w:rPr>
+        <w:t>20), NOT NULL)</w:t>
+      </w:r>
+    </w:p>
+    <w:p>
+      <w:pPr>
+        <w:pStyle w:val="a4"/>
+        <w:numPr>
+          <w:ilvl w:val="0"/>
+          <w:numId w:val="8"/>
+        </w:numPr>
+        <w:spacing w:after="0" w:line="360" w:lineRule="auto"/>
+        <w:ind w:left="0" w:firstLine="709"/>
+        <w:jc w:val="both"/>
+        <w:rPr>
+          <w:rFonts w:ascii="Times New Roman" w:hAnsi="Times New Roman" w:cs="Times New Roman"/>
+          <w:sz w:val="28"/>
+          <w:szCs w:val="28"/>
+          <w:lang w:val="en-US"/>
+        </w:rPr>
+      </w:pPr>
+      <w:proofErr w:type="spellStart"/>
+      <w:r>
+        <w:rPr>
+          <w:rFonts w:ascii="Times New Roman" w:hAnsi="Times New Roman" w:cs="Times New Roman"/>
+          <w:sz w:val="28"/>
+          <w:szCs w:val="28"/>
+          <w:lang w:val="en-US"/>
+        </w:rPr>
+        <w:t>created_at</w:t>
+      </w:r>
+      <w:proofErr w:type="spellEnd"/>
+      <w:r>
+        <w:rPr>
+          <w:rFonts w:ascii="Times New Roman" w:hAnsi="Times New Roman" w:cs="Times New Roman"/>
+          <w:sz w:val="28"/>
+          <w:szCs w:val="28"/>
+          <w:lang w:val="en-US"/>
+        </w:rPr>
+        <w:t xml:space="preserve"> (DATETIME, NOT NULL)</w:t>
+      </w:r>
+    </w:p>
+    <w:p>
+      <w:pPr>
+        <w:spacing w:after="0" w:line="360" w:lineRule="auto"/>
+        <w:ind w:firstLine="709"/>
+        <w:jc w:val="both"/>
+        <w:rPr>
+          <w:rFonts w:ascii="Times New Roman" w:hAnsi="Times New Roman" w:cs="Times New Roman"/>
+          <w:sz w:val="28"/>
+          <w:szCs w:val="28"/>
+        </w:rPr>
+      </w:pPr>
+      <w:r>
+        <w:rPr>
+          <w:rFonts w:ascii="Times New Roman" w:hAnsi="Times New Roman" w:cs="Times New Roman"/>
+          <w:sz w:val="28"/>
+          <w:szCs w:val="28"/>
+        </w:rPr>
+        <w:t>Нормализация базы данных:</w:t>
+      </w:r>
+    </w:p>
+    <w:p>
+      <w:pPr>
+        <w:spacing w:after="0" w:line="360" w:lineRule="auto"/>
+        <w:ind w:firstLine="709"/>
+        <w:jc w:val="both"/>
+        <w:rPr>
+          <w:rFonts w:ascii="Times New Roman" w:hAnsi="Times New Roman" w:cs="Times New Roman"/>
+          <w:sz w:val="28"/>
+          <w:szCs w:val="28"/>
+        </w:rPr>
+      </w:pPr>
+      <w:r>
+        <w:rPr>
+          <w:rFonts w:ascii="Times New Roman" w:hAnsi="Times New Roman" w:cs="Times New Roman"/>
+          <w:sz w:val="28"/>
+          <w:szCs w:val="28"/>
+        </w:rPr>
+        <w:lastRenderedPageBreak/>
+        <w:t>На этапе логического проектирования важно провести нормализацию базы данных, чтобы избежать избыточности и аномалий. Например: каждая таблица должна иметь уникальный первичный ключ, данные должны быть разделены на логические таблицы, чтобы избежать дублирования, связи между таблицами должны быть реализованы через внешние ключи.</w:t>
+      </w:r>
+    </w:p>
+    <w:p>
+      <w:pPr>
+        <w:pStyle w:val="a4"/>
+        <w:numPr>
+          <w:ilvl w:val="1"/>
+          <w:numId w:val="3"/>
+        </w:numPr>
+        <w:spacing w:after="0" w:line="360" w:lineRule="auto"/>
+        <w:ind w:left="709" w:hanging="709"/>
+        <w:jc w:val="both"/>
+        <w:rPr>
+          <w:rFonts w:ascii="Times New Roman" w:hAnsi="Times New Roman" w:cs="Times New Roman"/>
+          <w:b/>
+          <w:sz w:val="28"/>
+          <w:szCs w:val="28"/>
+        </w:rPr>
+      </w:pPr>
+      <w:r>
+        <w:rPr>
+          <w:rFonts w:ascii="Times New Roman" w:hAnsi="Times New Roman" w:cs="Times New Roman"/>
+          <w:b/>
+          <w:sz w:val="28"/>
+          <w:szCs w:val="28"/>
+        </w:rPr>
+        <w:t>Физическое проектирование БД</w:t>
+      </w:r>
+    </w:p>
+    <w:p>
+      <w:pPr>
+        <w:spacing w:after="0" w:line="360" w:lineRule="auto"/>
+        <w:ind w:firstLine="709"/>
+        <w:jc w:val="both"/>
+        <w:rPr>
+          <w:rFonts w:ascii="Times New Roman" w:hAnsi="Times New Roman" w:cs="Times New Roman"/>
+          <w:sz w:val="28"/>
+          <w:szCs w:val="28"/>
+        </w:rPr>
+      </w:pPr>
+      <w:r>
+        <w:rPr>
+          <w:rFonts w:ascii="Times New Roman" w:hAnsi="Times New Roman" w:cs="Times New Roman"/>
+          <w:sz w:val="28"/>
+          <w:szCs w:val="28"/>
+        </w:rPr>
+        <w:t xml:space="preserve">Физическое проектирование базы данных – это этап, на котором логическая модель преобразуется в физическую структуру, которая будет реализована в конкретной СУБД (в данном случае </w:t>
+      </w:r>
+      <w:proofErr w:type="spellStart"/>
+      <w:r>
+        <w:rPr>
+          <w:rFonts w:ascii="Times New Roman" w:hAnsi="Times New Roman" w:cs="Times New Roman"/>
+          <w:sz w:val="28"/>
+          <w:szCs w:val="28"/>
+          <w:lang w:val="en-US"/>
+        </w:rPr>
+        <w:t>PGAdmin</w:t>
+      </w:r>
+      <w:proofErr w:type="spellEnd"/>
+      <w:r>
+        <w:rPr>
+          <w:rFonts w:ascii="Times New Roman" w:hAnsi="Times New Roman" w:cs="Times New Roman"/>
+          <w:sz w:val="28"/>
+          <w:szCs w:val="28"/>
+        </w:rPr>
+        <w:t>). На этом этапе определяются индексы, типы данных, параметры хранения и оптимизация производности.</w:t>
+      </w:r>
+    </w:p>
+    <w:p>
+      <w:pPr>
+        <w:spacing w:after="0" w:line="360" w:lineRule="auto"/>
+        <w:ind w:firstLine="709"/>
+        <w:jc w:val="both"/>
+        <w:rPr>
+          <w:rFonts w:ascii="Times New Roman" w:hAnsi="Times New Roman" w:cs="Times New Roman"/>
+          <w:sz w:val="28"/>
+          <w:szCs w:val="28"/>
+        </w:rPr>
+      </w:pPr>
+      <w:r>
+        <w:rPr>
+          <w:rFonts w:ascii="Times New Roman" w:hAnsi="Times New Roman" w:cs="Times New Roman"/>
+          <w:sz w:val="28"/>
+          <w:szCs w:val="28"/>
+        </w:rPr>
+        <w:t xml:space="preserve">Типы </w:t>
+      </w:r>
+      <w:r>
+        <w:rPr>
+          <w:rFonts w:ascii="Times New Roman" w:hAnsi="Times New Roman" w:cs="Times New Roman"/>
+          <w:sz w:val="28"/>
+          <w:szCs w:val="28"/>
+        </w:rPr>
+        <w:t>данных и индексы:</w:t>
+      </w:r>
+    </w:p>
+    <w:p>
+      <w:pPr>
+        <w:pStyle w:val="a4"/>
+        <w:numPr>
+          <w:ilvl w:val="0"/>
+          <w:numId w:val="9"/>
+        </w:numPr>
+        <w:spacing w:after="0" w:line="360" w:lineRule="auto"/>
+        <w:ind w:left="0" w:firstLine="709"/>
+        <w:jc w:val="both"/>
+        <w:rPr>
+          <w:rFonts w:ascii="Times New Roman" w:hAnsi="Times New Roman" w:cs="Times New Roman"/>
+          <w:sz w:val="28"/>
+          <w:szCs w:val="28"/>
+        </w:rPr>
+      </w:pPr>
+      <w:r>
+        <w:rPr>
+          <w:rFonts w:ascii="Times New Roman" w:hAnsi="Times New Roman" w:cs="Times New Roman"/>
+          <w:sz w:val="28"/>
+          <w:szCs w:val="28"/>
+        </w:rPr>
+        <w:t>Типы данных:</w:t>
+      </w:r>
+    </w:p>
+    <w:p>
+      <w:pPr>
+        <w:pStyle w:val="a4"/>
+        <w:numPr>
+          <w:ilvl w:val="0"/>
+          <w:numId w:val="10"/>
+        </w:numPr>
+        <w:spacing w:after="0" w:line="360" w:lineRule="auto"/>
+        <w:ind w:left="0" w:firstLine="709"/>
+        <w:jc w:val="both"/>
+        <w:rPr>
+          <w:rFonts w:ascii="Times New Roman" w:hAnsi="Times New Roman" w:cs="Times New Roman"/>
+          <w:sz w:val="28"/>
+          <w:szCs w:val="28"/>
+          <w:lang w:val="en-US"/>
+        </w:rPr>
+      </w:pPr>
+      <w:r>
+        <w:rPr>
+          <w:rFonts w:ascii="Times New Roman" w:hAnsi="Times New Roman" w:cs="Times New Roman"/>
+          <w:sz w:val="28"/>
+          <w:szCs w:val="28"/>
+        </w:rPr>
+        <w:t xml:space="preserve">Для числовых данных (например, уникальные ключи пользователей) используется </w:t>
+      </w:r>
+      <w:r>
+        <w:rPr>
+          <w:rFonts w:ascii="Times New Roman" w:hAnsi="Times New Roman" w:cs="Times New Roman"/>
+          <w:sz w:val="28"/>
+          <w:szCs w:val="28"/>
+          <w:lang w:val="en-US"/>
+        </w:rPr>
+        <w:t>INT</w:t>
+      </w:r>
+    </w:p>
+    <w:p>
+      <w:pPr>
+        <w:pStyle w:val="a4"/>
+        <w:numPr>
+          <w:ilvl w:val="0"/>
+          <w:numId w:val="10"/>
+        </w:numPr>
+        <w:spacing w:after="0" w:line="360" w:lineRule="auto"/>
+        <w:ind w:left="0" w:firstLine="709"/>
+        <w:jc w:val="both"/>
+        <w:rPr>
+          <w:rFonts w:ascii="Times New Roman" w:hAnsi="Times New Roman" w:cs="Times New Roman"/>
+          <w:sz w:val="28"/>
+          <w:szCs w:val="28"/>
+        </w:rPr>
+      </w:pPr>
+      <w:r>
+        <w:rPr>
+          <w:rFonts w:ascii="Times New Roman" w:hAnsi="Times New Roman" w:cs="Times New Roman"/>
+          <w:sz w:val="28"/>
+          <w:szCs w:val="28"/>
+        </w:rPr>
+        <w:t xml:space="preserve">Для текстовых данных (например, ФИО, номера телефонов) используется тип данных </w:t>
+      </w:r>
+      <w:r>
+        <w:rPr>
+          <w:rFonts w:ascii="Times New Roman" w:hAnsi="Times New Roman" w:cs="Times New Roman"/>
+          <w:sz w:val="28"/>
+          <w:szCs w:val="28"/>
+          <w:lang w:val="en-US"/>
+        </w:rPr>
+        <w:t>VARCHA</w:t>
+      </w:r>
+      <w:r>
+        <w:rPr>
+          <w:rFonts w:ascii="Times New Roman" w:hAnsi="Times New Roman" w:cs="Times New Roman"/>
+          <w:sz w:val="28"/>
+          <w:szCs w:val="28"/>
+          <w:lang w:val="en-US"/>
+        </w:rPr>
+        <w:t>R</w:t>
+      </w:r>
+    </w:p>
+    <w:p>
+      <w:pPr>
+        <w:pStyle w:val="a4"/>
+        <w:numPr>
+          <w:ilvl w:val="0"/>
+          <w:numId w:val="10"/>
+        </w:numPr>
+        <w:spacing w:after="0" w:line="360" w:lineRule="auto"/>
+        <w:ind w:left="0" w:firstLine="709"/>
+        <w:jc w:val="both"/>
+        <w:rPr>
+          <w:rFonts w:ascii="Times New Roman" w:hAnsi="Times New Roman" w:cs="Times New Roman"/>
+          <w:sz w:val="28"/>
+          <w:szCs w:val="28"/>
+        </w:rPr>
+      </w:pPr>
+      <w:r>
+        <w:rPr>
+          <w:rFonts w:ascii="Times New Roman" w:hAnsi="Times New Roman" w:cs="Times New Roman"/>
+          <w:sz w:val="28"/>
+          <w:szCs w:val="28"/>
+        </w:rPr>
+        <w:t xml:space="preserve">Для дат используется тип </w:t>
+      </w:r>
+      <w:r>
+        <w:rPr>
+          <w:rFonts w:ascii="Times New Roman" w:hAnsi="Times New Roman" w:cs="Times New Roman"/>
+          <w:sz w:val="28"/>
+          <w:szCs w:val="28"/>
+          <w:lang w:val="en-US"/>
+        </w:rPr>
+        <w:t>DATETIME</w:t>
+      </w:r>
+    </w:p>
+    <w:p>
+      <w:pPr>
+        <w:pStyle w:val="a4"/>
+        <w:numPr>
+          <w:ilvl w:val="0"/>
+          <w:numId w:val="9"/>
+        </w:numPr>
+        <w:spacing w:after="0" w:line="360" w:lineRule="auto"/>
+        <w:ind w:left="0" w:firstLine="709"/>
+        <w:jc w:val="both"/>
+        <w:rPr>
+          <w:rFonts w:ascii="Times New Roman" w:hAnsi="Times New Roman" w:cs="Times New Roman"/>
+          <w:sz w:val="28"/>
+          <w:szCs w:val="28"/>
+          <w:lang w:val="en-US"/>
+        </w:rPr>
+      </w:pPr>
+      <w:r>
+        <w:rPr>
+          <w:rFonts w:ascii="Times New Roman" w:hAnsi="Times New Roman" w:cs="Times New Roman"/>
+          <w:sz w:val="28"/>
+          <w:szCs w:val="28"/>
+        </w:rPr>
+        <w:t>Индексы</w:t>
+      </w:r>
+      <w:r>
+        <w:rPr>
+          <w:rFonts w:ascii="Times New Roman" w:hAnsi="Times New Roman" w:cs="Times New Roman"/>
+          <w:sz w:val="28"/>
+          <w:szCs w:val="28"/>
+        </w:rPr>
+        <w:t>:</w:t>
+      </w:r>
+    </w:p>
+    <w:p>
+      <w:pPr>
+        <w:pStyle w:val="a4"/>
+        <w:numPr>
+          <w:ilvl w:val="0"/>
+          <w:numId w:val="11"/>
+        </w:numPr>
+        <w:spacing w:after="0" w:line="360" w:lineRule="auto"/>
+        <w:ind w:left="0" w:firstLine="709"/>
+        <w:jc w:val="both"/>
+        <w:rPr>
+          <w:rFonts w:ascii="Times New Roman" w:hAnsi="Times New Roman" w:cs="Times New Roman"/>
+          <w:sz w:val="28"/>
+          <w:szCs w:val="28"/>
+        </w:rPr>
+      </w:pPr>
+      <w:r>
+        <w:rPr>
+          <w:rFonts w:ascii="Times New Roman" w:hAnsi="Times New Roman" w:cs="Times New Roman"/>
+          <w:sz w:val="28"/>
+          <w:szCs w:val="28"/>
+        </w:rPr>
+        <w:t>Первичные ключи (</w:t>
+      </w:r>
+      <w:r>
+        <w:rPr>
+          <w:rFonts w:ascii="Times New Roman" w:hAnsi="Times New Roman" w:cs="Times New Roman"/>
+          <w:sz w:val="28"/>
+          <w:szCs w:val="28"/>
+          <w:lang w:val="en-US"/>
+        </w:rPr>
+        <w:t>PRIMARY</w:t>
+      </w:r>
+      <w:r>
+        <w:rPr>
+          <w:rFonts w:ascii="Times New Roman" w:hAnsi="Times New Roman" w:cs="Times New Roman"/>
+          <w:sz w:val="28"/>
+          <w:szCs w:val="28"/>
+        </w:rPr>
+        <w:t xml:space="preserve"> </w:t>
+      </w:r>
+      <w:r>
+        <w:rPr>
+          <w:rFonts w:ascii="Times New Roman" w:hAnsi="Times New Roman" w:cs="Times New Roman"/>
+          <w:sz w:val="28"/>
+          <w:szCs w:val="28"/>
+          <w:lang w:val="en-US"/>
+        </w:rPr>
+        <w:t>KEY</w:t>
+      </w:r>
+      <w:r>
+        <w:rPr>
+          <w:rFonts w:ascii="Times New Roman" w:hAnsi="Times New Roman" w:cs="Times New Roman"/>
+          <w:sz w:val="28"/>
+          <w:szCs w:val="28"/>
+        </w:rPr>
+        <w:t>) автоматически индексируются</w:t>
+      </w:r>
+    </w:p>
+    <w:p>
+      <w:pPr>
+        <w:spacing w:after="0" w:line="360" w:lineRule="auto"/>
+        <w:jc w:val="both"/>
+        <w:rPr>
+          <w:rFonts w:ascii="Times New Roman" w:hAnsi="Times New Roman" w:cs="Times New Roman"/>
+          <w:b/>
+          <w:sz w:val="28"/>
+          <w:szCs w:val="28"/>
+        </w:rPr>
+      </w:pPr>
+      <w:r>
+        <w:rPr>
+          <w:rFonts w:ascii="Times New Roman" w:hAnsi="Times New Roman" w:cs="Times New Roman"/>
+          <w:b/>
+          <w:sz w:val="28"/>
+          <w:szCs w:val="28"/>
+        </w:rPr>
+        <w:br w:type="page"/>
+      </w:r>
+    </w:p>
+    <w:p>
+      <w:pPr>
+        <w:spacing w:line="240" w:lineRule="auto"/>
+        <w:rPr>
+          <w:rFonts w:ascii="Courier New" w:hAnsi="Courier New" w:cs="Courier New"/>
+          <w:sz w:val="20"/>
+          <w:lang w:eastAsia="ru-RU"/>
+        </w:rPr>
+      </w:pPr>
+      <w:r>
+        <w:rPr>
+          <w:rFonts w:ascii="Courier New" w:hAnsi="Courier New" w:cs="Courier New"/>
+          <w:sz w:val="20"/>
+          <w:lang w:eastAsia="ru-RU"/>
+        </w:rPr>
+        <w:lastRenderedPageBreak/>
+        <w:t>{</w:t>
+      </w:r>
+    </w:p>
+    <w:p>
+      <w:pPr>
         <w:spacing w:line="240" w:lineRule="auto"/>
         <w:rPr>
           <w:rFonts w:ascii="Courier New" w:hAnsi="Courier New" w:cs="Courier New"/>
@@ -4300,78 +5290,69 @@
           <w:sz w:val="20"/>
           <w:lang w:val="en-US" w:eastAsia="ru-RU"/>
         </w:rPr>
-        <w:lastRenderedPageBreak/>
-        <w:t>{</w:t>
-      </w:r>
-    </w:p>
-    <w:p>
-      <w:pPr>
-        <w:spacing w:line="240" w:lineRule="auto"/>
+        <w:t> </w:t>
+      </w:r>
+      <w:r>
+        <w:rPr>
+          <w:rFonts w:ascii="Courier New" w:hAnsi="Courier New" w:cs="Courier New"/>
+          <w:sz w:val="20"/>
+          <w:lang w:eastAsia="ru-RU"/>
+        </w:rPr>
+        <w:t xml:space="preserve"> </w:t>
+      </w:r>
+      <w:r>
         <w:rPr>
           <w:rFonts w:ascii="Courier New" w:hAnsi="Courier New" w:cs="Courier New"/>
           <w:sz w:val="20"/>
           <w:lang w:val="en-US" w:eastAsia="ru-RU"/>
         </w:rPr>
-      </w:pPr>
-      <w:r>
+        <w:t>"name": "frontend",</w:t>
+      </w:r>
+    </w:p>
+    <w:p>
+      <w:pPr>
+        <w:spacing w:line="240" w:lineRule="auto"/>
         <w:rPr>
           <w:rFonts w:ascii="Courier New" w:hAnsi="Courier New" w:cs="Courier New"/>
           <w:sz w:val="20"/>
           <w:lang w:val="en-US" w:eastAsia="ru-RU"/>
         </w:rPr>
-        <w:t> </w:t>
-      </w:r>
+      </w:pPr>
       <w:r>
         <w:rPr>
           <w:rFonts w:ascii="Courier New" w:hAnsi="Courier New" w:cs="Courier New"/>
           <w:sz w:val="20"/>
           <w:lang w:val="en-US" w:eastAsia="ru-RU"/>
         </w:rPr>
-        <w:t xml:space="preserve"> </w:t>
-      </w:r>
-      <w:r>
+        <w:t>  "version": "0.1.0",</w:t>
+      </w:r>
+    </w:p>
+    <w:p>
+      <w:pPr>
+        <w:spacing w:line="240" w:lineRule="auto"/>
         <w:rPr>
           <w:rFonts w:ascii="Courier New" w:hAnsi="Courier New" w:cs="Courier New"/>
           <w:sz w:val="20"/>
           <w:lang w:val="en-US" w:eastAsia="ru-RU"/>
         </w:rPr>
-        <w:t>"name": "frontend",</w:t>
-      </w:r>
-    </w:p>
-    <w:p>
-      <w:pPr>
-        <w:spacing w:line="240" w:lineRule="auto"/>
+      </w:pPr>
+      <w:r>
         <w:rPr>
           <w:rFonts w:ascii="Courier New" w:hAnsi="Courier New" w:cs="Courier New"/>
           <w:sz w:val="20"/>
           <w:lang w:val="en-US" w:eastAsia="ru-RU"/>
         </w:rPr>
-      </w:pPr>
+        <w:t>  "private": tr</w:t>
+      </w:r>
+      <w:bookmarkStart w:id="0" w:name="_GoBack"/>
+      <w:bookmarkEnd w:id="0"/>
       <w:r>
         <w:rPr>
           <w:rFonts w:ascii="Courier New" w:hAnsi="Courier New" w:cs="Courier New"/>
           <w:sz w:val="20"/>
           <w:lang w:val="en-US" w:eastAsia="ru-RU"/>
         </w:rPr>
-        <w:t>  "version": "0.1.0",</w:t>
-      </w:r>
-    </w:p>
-    <w:p>
-      <w:pPr>
-        <w:spacing w:line="240" w:lineRule="auto"/>
-        <w:rPr>
-          <w:rFonts w:ascii="Courier New" w:hAnsi="Courier New" w:cs="Courier New"/>
-          <w:sz w:val="20"/>
-          <w:lang w:val="en-US" w:eastAsia="ru-RU"/>
-        </w:rPr>
-      </w:pPr>
-      <w:r>
-        <w:rPr>
-          <w:rFonts w:ascii="Courier New" w:hAnsi="Courier New" w:cs="Courier New"/>
-          <w:sz w:val="20"/>
-          <w:lang w:val="en-US" w:eastAsia="ru-RU"/>
-        </w:rPr>
-        <w:t>  "private": true</w:t>
+        <w:t>ue</w:t>
       </w:r>
     </w:p>
     <w:p>
@@ -4617,6 +5598,208 @@
     </w:lvl>
   </w:abstractNum>
   <w:abstractNum w:abstractNumId="1" w15:restartNumberingAfterBreak="0">
+    <w:nsid w:val="158705D7"/>
+    <w:multiLevelType w:val="hybridMultilevel"/>
+    <w:tmpl w:val="7220CEAC"/>
+    <w:lvl w:ilvl="0" w:tplc="04190001">
+      <w:start w:val="1"/>
+      <w:numFmt w:val="bullet"/>
+      <w:lvlText w:val=""/>
+      <w:lvlJc w:val="left"/>
+      <w:pPr>
+        <w:ind w:left="720" w:hanging="360"/>
+      </w:pPr>
+      <w:rPr>
+        <w:rFonts w:ascii="Symbol" w:hAnsi="Symbol" w:hint="default"/>
+      </w:rPr>
+    </w:lvl>
+    <w:lvl w:ilvl="1" w:tplc="04190003" w:tentative="1">
+      <w:start w:val="1"/>
+      <w:numFmt w:val="bullet"/>
+      <w:lvlText w:val="o"/>
+      <w:lvlJc w:val="left"/>
+      <w:pPr>
+        <w:ind w:left="1440" w:hanging="360"/>
+      </w:pPr>
+      <w:rPr>
+        <w:rFonts w:ascii="Courier New" w:hAnsi="Courier New" w:cs="Courier New" w:hint="default"/>
+      </w:rPr>
+    </w:lvl>
+    <w:lvl w:ilvl="2" w:tplc="04190005" w:tentative="1">
+      <w:start w:val="1"/>
+      <w:numFmt w:val="bullet"/>
+      <w:lvlText w:val=""/>
+      <w:lvlJc w:val="left"/>
+      <w:pPr>
+        <w:ind w:left="2160" w:hanging="360"/>
+      </w:pPr>
+      <w:rPr>
+        <w:rFonts w:ascii="Wingdings" w:hAnsi="Wingdings" w:hint="default"/>
+      </w:rPr>
+    </w:lvl>
+    <w:lvl w:ilvl="3" w:tplc="04190001" w:tentative="1">
+      <w:start w:val="1"/>
+      <w:numFmt w:val="bullet"/>
+      <w:lvlText w:val=""/>
+      <w:lvlJc w:val="left"/>
+      <w:pPr>
+        <w:ind w:left="2880" w:hanging="360"/>
+      </w:pPr>
+      <w:rPr>
+        <w:rFonts w:ascii="Symbol" w:hAnsi="Symbol" w:hint="default"/>
+      </w:rPr>
+    </w:lvl>
+    <w:lvl w:ilvl="4" w:tplc="04190003" w:tentative="1">
+      <w:start w:val="1"/>
+      <w:numFmt w:val="bullet"/>
+      <w:lvlText w:val="o"/>
+      <w:lvlJc w:val="left"/>
+      <w:pPr>
+        <w:ind w:left="3600" w:hanging="360"/>
+      </w:pPr>
+      <w:rPr>
+        <w:rFonts w:ascii="Courier New" w:hAnsi="Courier New" w:cs="Courier New" w:hint="default"/>
+      </w:rPr>
+    </w:lvl>
+    <w:lvl w:ilvl="5" w:tplc="04190005" w:tentative="1">
+      <w:start w:val="1"/>
+      <w:numFmt w:val="bullet"/>
+      <w:lvlText w:val=""/>
+      <w:lvlJc w:val="left"/>
+      <w:pPr>
+        <w:ind w:left="4320" w:hanging="360"/>
+      </w:pPr>
+      <w:rPr>
+        <w:rFonts w:ascii="Wingdings" w:hAnsi="Wingdings" w:hint="default"/>
+      </w:rPr>
+    </w:lvl>
+    <w:lvl w:ilvl="6" w:tplc="04190001" w:tentative="1">
+      <w:start w:val="1"/>
+      <w:numFmt w:val="bullet"/>
+      <w:lvlText w:val=""/>
+      <w:lvlJc w:val="left"/>
+      <w:pPr>
+        <w:ind w:left="5040" w:hanging="360"/>
+      </w:pPr>
+      <w:rPr>
+        <w:rFonts w:ascii="Symbol" w:hAnsi="Symbol" w:hint="default"/>
+      </w:rPr>
+    </w:lvl>
+    <w:lvl w:ilvl="7" w:tplc="04190003" w:tentative="1">
+      <w:start w:val="1"/>
+      <w:numFmt w:val="bullet"/>
+      <w:lvlText w:val="o"/>
+      <w:lvlJc w:val="left"/>
+      <w:pPr>
+        <w:ind w:left="5760" w:hanging="360"/>
+      </w:pPr>
+      <w:rPr>
+        <w:rFonts w:ascii="Courier New" w:hAnsi="Courier New" w:cs="Courier New" w:hint="default"/>
+      </w:rPr>
+    </w:lvl>
+    <w:lvl w:ilvl="8" w:tplc="04190005" w:tentative="1">
+      <w:start w:val="1"/>
+      <w:numFmt w:val="bullet"/>
+      <w:lvlText w:val=""/>
+      <w:lvlJc w:val="left"/>
+      <w:pPr>
+        <w:ind w:left="6480" w:hanging="360"/>
+      </w:pPr>
+      <w:rPr>
+        <w:rFonts w:ascii="Wingdings" w:hAnsi="Wingdings" w:hint="default"/>
+      </w:rPr>
+    </w:lvl>
+  </w:abstractNum>
+  <w:abstractNum w:abstractNumId="2" w15:restartNumberingAfterBreak="0">
+    <w:nsid w:val="1B6D5239"/>
+    <w:multiLevelType w:val="hybridMultilevel"/>
+    <w:tmpl w:val="4C90C21C"/>
+    <w:lvl w:ilvl="0" w:tplc="0419000F">
+      <w:start w:val="1"/>
+      <w:numFmt w:val="decimal"/>
+      <w:lvlText w:val="%1."/>
+      <w:lvlJc w:val="left"/>
+      <w:pPr>
+        <w:ind w:left="720" w:hanging="360"/>
+      </w:pPr>
+      <w:rPr>
+        <w:rFonts w:hint="default"/>
+      </w:rPr>
+    </w:lvl>
+    <w:lvl w:ilvl="1" w:tplc="04190019" w:tentative="1">
+      <w:start w:val="1"/>
+      <w:numFmt w:val="lowerLetter"/>
+      <w:lvlText w:val="%2."/>
+      <w:lvlJc w:val="left"/>
+      <w:pPr>
+        <w:ind w:left="1440" w:hanging="360"/>
+      </w:pPr>
+    </w:lvl>
+    <w:lvl w:ilvl="2" w:tplc="0419001B" w:tentative="1">
+      <w:start w:val="1"/>
+      <w:numFmt w:val="lowerRoman"/>
+      <w:lvlText w:val="%3."/>
+      <w:lvlJc w:val="right"/>
+      <w:pPr>
+        <w:ind w:left="2160" w:hanging="180"/>
+      </w:pPr>
+    </w:lvl>
+    <w:lvl w:ilvl="3" w:tplc="0419000F" w:tentative="1">
+      <w:start w:val="1"/>
+      <w:numFmt w:val="decimal"/>
+      <w:lvlText w:val="%4."/>
+      <w:lvlJc w:val="left"/>
+      <w:pPr>
+        <w:ind w:left="2880" w:hanging="360"/>
+      </w:pPr>
+    </w:lvl>
+    <w:lvl w:ilvl="4" w:tplc="04190019" w:tentative="1">
+      <w:start w:val="1"/>
+      <w:numFmt w:val="lowerLetter"/>
+      <w:lvlText w:val="%5."/>
+      <w:lvlJc w:val="left"/>
+      <w:pPr>
+        <w:ind w:left="3600" w:hanging="360"/>
+      </w:pPr>
+    </w:lvl>
+    <w:lvl w:ilvl="5" w:tplc="0419001B" w:tentative="1">
+      <w:start w:val="1"/>
+      <w:numFmt w:val="lowerRoman"/>
+      <w:lvlText w:val="%6."/>
+      <w:lvlJc w:val="right"/>
+      <w:pPr>
+        <w:ind w:left="4320" w:hanging="180"/>
+      </w:pPr>
+    </w:lvl>
+    <w:lvl w:ilvl="6" w:tplc="0419000F" w:tentative="1">
+      <w:start w:val="1"/>
+      <w:numFmt w:val="decimal"/>
+      <w:lvlText w:val="%7."/>
+      <w:lvlJc w:val="left"/>
+      <w:pPr>
+        <w:ind w:left="5040" w:hanging="360"/>
+      </w:pPr>
+    </w:lvl>
+    <w:lvl w:ilvl="7" w:tplc="04190019" w:tentative="1">
+      <w:start w:val="1"/>
+      <w:numFmt w:val="lowerLetter"/>
+      <w:lvlText w:val="%8."/>
+      <w:lvlJc w:val="left"/>
+      <w:pPr>
+        <w:ind w:left="5760" w:hanging="360"/>
+      </w:pPr>
+    </w:lvl>
+    <w:lvl w:ilvl="8" w:tplc="0419001B" w:tentative="1">
+      <w:start w:val="1"/>
+      <w:numFmt w:val="lowerRoman"/>
+      <w:lvlText w:val="%9."/>
+      <w:lvlJc w:val="right"/>
+      <w:pPr>
+        <w:ind w:left="6480" w:hanging="180"/>
+      </w:pPr>
+    </w:lvl>
+  </w:abstractNum>
+  <w:abstractNum w:abstractNumId="3" w15:restartNumberingAfterBreak="0">
     <w:nsid w:val="36A76CA4"/>
     <w:multiLevelType w:val="multilevel"/>
     <w:tmpl w:val="37C4B2E0"/>
@@ -4765,7 +5948,209 @@
       </w:rPr>
     </w:lvl>
   </w:abstractNum>
-  <w:abstractNum w:abstractNumId="2" w15:restartNumberingAfterBreak="0">
+  <w:abstractNum w:abstractNumId="4" w15:restartNumberingAfterBreak="0">
+    <w:nsid w:val="38984EB3"/>
+    <w:multiLevelType w:val="hybridMultilevel"/>
+    <w:tmpl w:val="C1E27314"/>
+    <w:lvl w:ilvl="0" w:tplc="04190001">
+      <w:start w:val="1"/>
+      <w:numFmt w:val="bullet"/>
+      <w:lvlText w:val=""/>
+      <w:lvlJc w:val="left"/>
+      <w:pPr>
+        <w:ind w:left="720" w:hanging="360"/>
+      </w:pPr>
+      <w:rPr>
+        <w:rFonts w:ascii="Symbol" w:hAnsi="Symbol" w:hint="default"/>
+      </w:rPr>
+    </w:lvl>
+    <w:lvl w:ilvl="1" w:tplc="04190003">
+      <w:start w:val="1"/>
+      <w:numFmt w:val="bullet"/>
+      <w:lvlText w:val="o"/>
+      <w:lvlJc w:val="left"/>
+      <w:pPr>
+        <w:ind w:left="1440" w:hanging="360"/>
+      </w:pPr>
+      <w:rPr>
+        <w:rFonts w:ascii="Courier New" w:hAnsi="Courier New" w:cs="Courier New" w:hint="default"/>
+      </w:rPr>
+    </w:lvl>
+    <w:lvl w:ilvl="2" w:tplc="04190005" w:tentative="1">
+      <w:start w:val="1"/>
+      <w:numFmt w:val="bullet"/>
+      <w:lvlText w:val=""/>
+      <w:lvlJc w:val="left"/>
+      <w:pPr>
+        <w:ind w:left="2160" w:hanging="360"/>
+      </w:pPr>
+      <w:rPr>
+        <w:rFonts w:ascii="Wingdings" w:hAnsi="Wingdings" w:hint="default"/>
+      </w:rPr>
+    </w:lvl>
+    <w:lvl w:ilvl="3" w:tplc="04190001" w:tentative="1">
+      <w:start w:val="1"/>
+      <w:numFmt w:val="bullet"/>
+      <w:lvlText w:val=""/>
+      <w:lvlJc w:val="left"/>
+      <w:pPr>
+        <w:ind w:left="2880" w:hanging="360"/>
+      </w:pPr>
+      <w:rPr>
+        <w:rFonts w:ascii="Symbol" w:hAnsi="Symbol" w:hint="default"/>
+      </w:rPr>
+    </w:lvl>
+    <w:lvl w:ilvl="4" w:tplc="04190003" w:tentative="1">
+      <w:start w:val="1"/>
+      <w:numFmt w:val="bullet"/>
+      <w:lvlText w:val="o"/>
+      <w:lvlJc w:val="left"/>
+      <w:pPr>
+        <w:ind w:left="3600" w:hanging="360"/>
+      </w:pPr>
+      <w:rPr>
+        <w:rFonts w:ascii="Courier New" w:hAnsi="Courier New" w:cs="Courier New" w:hint="default"/>
+      </w:rPr>
+    </w:lvl>
+    <w:lvl w:ilvl="5" w:tplc="04190005" w:tentative="1">
+      <w:start w:val="1"/>
+      <w:numFmt w:val="bullet"/>
+      <w:lvlText w:val=""/>
+      <w:lvlJc w:val="left"/>
+      <w:pPr>
+        <w:ind w:left="4320" w:hanging="360"/>
+      </w:pPr>
+      <w:rPr>
+        <w:rFonts w:ascii="Wingdings" w:hAnsi="Wingdings" w:hint="default"/>
+      </w:rPr>
+    </w:lvl>
+    <w:lvl w:ilvl="6" w:tplc="04190001" w:tentative="1">
+      <w:start w:val="1"/>
+      <w:numFmt w:val="bullet"/>
+      <w:lvlText w:val=""/>
+      <w:lvlJc w:val="left"/>
+      <w:pPr>
+        <w:ind w:left="5040" w:hanging="360"/>
+      </w:pPr>
+      <w:rPr>
+        <w:rFonts w:ascii="Symbol" w:hAnsi="Symbol" w:hint="default"/>
+      </w:rPr>
+    </w:lvl>
+    <w:lvl w:ilvl="7" w:tplc="04190003" w:tentative="1">
+      <w:start w:val="1"/>
+      <w:numFmt w:val="bullet"/>
+      <w:lvlText w:val="o"/>
+      <w:lvlJc w:val="left"/>
+      <w:pPr>
+        <w:ind w:left="5760" w:hanging="360"/>
+      </w:pPr>
+      <w:rPr>
+        <w:rFonts w:ascii="Courier New" w:hAnsi="Courier New" w:cs="Courier New" w:hint="default"/>
+      </w:rPr>
+    </w:lvl>
+    <w:lvl w:ilvl="8" w:tplc="04190005" w:tentative="1">
+      <w:start w:val="1"/>
+      <w:numFmt w:val="bullet"/>
+      <w:lvlText w:val=""/>
+      <w:lvlJc w:val="left"/>
+      <w:pPr>
+        <w:ind w:left="6480" w:hanging="360"/>
+      </w:pPr>
+      <w:rPr>
+        <w:rFonts w:ascii="Wingdings" w:hAnsi="Wingdings" w:hint="default"/>
+      </w:rPr>
+    </w:lvl>
+  </w:abstractNum>
+  <w:abstractNum w:abstractNumId="5" w15:restartNumberingAfterBreak="0">
+    <w:nsid w:val="41301407"/>
+    <w:multiLevelType w:val="hybridMultilevel"/>
+    <w:tmpl w:val="075EE778"/>
+    <w:lvl w:ilvl="0" w:tplc="0419000F">
+      <w:start w:val="1"/>
+      <w:numFmt w:val="decimal"/>
+      <w:lvlText w:val="%1."/>
+      <w:lvlJc w:val="left"/>
+      <w:pPr>
+        <w:ind w:left="720" w:hanging="360"/>
+      </w:pPr>
+      <w:rPr>
+        <w:rFonts w:hint="default"/>
+      </w:rPr>
+    </w:lvl>
+    <w:lvl w:ilvl="1" w:tplc="04190019">
+      <w:start w:val="1"/>
+      <w:numFmt w:val="lowerLetter"/>
+      <w:lvlText w:val="%2."/>
+      <w:lvlJc w:val="left"/>
+      <w:pPr>
+        <w:ind w:left="1440" w:hanging="360"/>
+      </w:pPr>
+    </w:lvl>
+    <w:lvl w:ilvl="2" w:tplc="0419001B" w:tentative="1">
+      <w:start w:val="1"/>
+      <w:numFmt w:val="lowerRoman"/>
+      <w:lvlText w:val="%3."/>
+      <w:lvlJc w:val="right"/>
+      <w:pPr>
+        <w:ind w:left="2160" w:hanging="180"/>
+      </w:pPr>
+    </w:lvl>
+    <w:lvl w:ilvl="3" w:tplc="0419000F" w:tentative="1">
+      <w:start w:val="1"/>
+      <w:numFmt w:val="decimal"/>
+      <w:lvlText w:val="%4."/>
+      <w:lvlJc w:val="left"/>
+      <w:pPr>
+        <w:ind w:left="2880" w:hanging="360"/>
+      </w:pPr>
+    </w:lvl>
+    <w:lvl w:ilvl="4" w:tplc="04190019" w:tentative="1">
+      <w:start w:val="1"/>
+      <w:numFmt w:val="lowerLetter"/>
+      <w:lvlText w:val="%5."/>
+      <w:lvlJc w:val="left"/>
+      <w:pPr>
+        <w:ind w:left="3600" w:hanging="360"/>
+      </w:pPr>
+    </w:lvl>
+    <w:lvl w:ilvl="5" w:tplc="0419001B" w:tentative="1">
+      <w:start w:val="1"/>
+      <w:numFmt w:val="lowerRoman"/>
+      <w:lvlText w:val="%6."/>
+      <w:lvlJc w:val="right"/>
+      <w:pPr>
+        <w:ind w:left="4320" w:hanging="180"/>
+      </w:pPr>
+    </w:lvl>
+    <w:lvl w:ilvl="6" w:tplc="0419000F" w:tentative="1">
+      <w:start w:val="1"/>
+      <w:numFmt w:val="decimal"/>
+      <w:lvlText w:val="%7."/>
+      <w:lvlJc w:val="left"/>
+      <w:pPr>
+        <w:ind w:left="5040" w:hanging="360"/>
+      </w:pPr>
+    </w:lvl>
+    <w:lvl w:ilvl="7" w:tplc="04190019" w:tentative="1">
+      <w:start w:val="1"/>
+      <w:numFmt w:val="lowerLetter"/>
+      <w:lvlText w:val="%8."/>
+      <w:lvlJc w:val="left"/>
+      <w:pPr>
+        <w:ind w:left="5760" w:hanging="360"/>
+      </w:pPr>
+    </w:lvl>
+    <w:lvl w:ilvl="8" w:tplc="0419001B" w:tentative="1">
+      <w:start w:val="1"/>
+      <w:numFmt w:val="lowerRoman"/>
+      <w:lvlText w:val="%9."/>
+      <w:lvlJc w:val="right"/>
+      <w:pPr>
+        <w:ind w:left="6480" w:hanging="180"/>
+      </w:pPr>
+    </w:lvl>
+  </w:abstractNum>
+  <w:abstractNum w:abstractNumId="6" w15:restartNumberingAfterBreak="0">
     <w:nsid w:val="41F46DE7"/>
     <w:multiLevelType w:val="multilevel"/>
     <w:tmpl w:val="FFBA1600"/>
@@ -4914,7 +6299,210 @@
       </w:rPr>
     </w:lvl>
   </w:abstractNum>
-  <w:abstractNum w:abstractNumId="3" w15:restartNumberingAfterBreak="0">
+  <w:abstractNum w:abstractNumId="7" w15:restartNumberingAfterBreak="0">
+    <w:nsid w:val="43B10D44"/>
+    <w:multiLevelType w:val="hybridMultilevel"/>
+    <w:tmpl w:val="5C8E379C"/>
+    <w:lvl w:ilvl="0" w:tplc="04190001">
+      <w:start w:val="1"/>
+      <w:numFmt w:val="bullet"/>
+      <w:lvlText w:val=""/>
+      <w:lvlJc w:val="left"/>
+      <w:pPr>
+        <w:ind w:left="720" w:hanging="360"/>
+      </w:pPr>
+      <w:rPr>
+        <w:rFonts w:ascii="Symbol" w:hAnsi="Symbol" w:hint="default"/>
+      </w:rPr>
+    </w:lvl>
+    <w:lvl w:ilvl="1" w:tplc="04190003" w:tentative="1">
+      <w:start w:val="1"/>
+      <w:numFmt w:val="bullet"/>
+      <w:lvlText w:val="o"/>
+      <w:lvlJc w:val="left"/>
+      <w:pPr>
+        <w:ind w:left="1440" w:hanging="360"/>
+      </w:pPr>
+      <w:rPr>
+        <w:rFonts w:ascii="Courier New" w:hAnsi="Courier New" w:cs="Courier New" w:hint="default"/>
+      </w:rPr>
+    </w:lvl>
+    <w:lvl w:ilvl="2" w:tplc="04190005" w:tentative="1">
+      <w:start w:val="1"/>
+      <w:numFmt w:val="bullet"/>
+      <w:lvlText w:val=""/>
+      <w:lvlJc w:val="left"/>
+      <w:pPr>
+        <w:ind w:left="2160" w:hanging="360"/>
+      </w:pPr>
+      <w:rPr>
+        <w:rFonts w:ascii="Wingdings" w:hAnsi="Wingdings" w:hint="default"/>
+      </w:rPr>
+    </w:lvl>
+    <w:lvl w:ilvl="3" w:tplc="04190001" w:tentative="1">
+      <w:start w:val="1"/>
+      <w:numFmt w:val="bullet"/>
+      <w:lvlText w:val=""/>
+      <w:lvlJc w:val="left"/>
+      <w:pPr>
+        <w:ind w:left="2880" w:hanging="360"/>
+      </w:pPr>
+      <w:rPr>
+        <w:rFonts w:ascii="Symbol" w:hAnsi="Symbol" w:hint="default"/>
+      </w:rPr>
+    </w:lvl>
+    <w:lvl w:ilvl="4" w:tplc="04190003" w:tentative="1">
+      <w:start w:val="1"/>
+      <w:numFmt w:val="bullet"/>
+      <w:lvlText w:val="o"/>
+      <w:lvlJc w:val="left"/>
+      <w:pPr>
+        <w:ind w:left="3600" w:hanging="360"/>
+      </w:pPr>
+      <w:rPr>
+        <w:rFonts w:ascii="Courier New" w:hAnsi="Courier New" w:cs="Courier New" w:hint="default"/>
+      </w:rPr>
+    </w:lvl>
+    <w:lvl w:ilvl="5" w:tplc="04190005" w:tentative="1">
+      <w:start w:val="1"/>
+      <w:numFmt w:val="bullet"/>
+      <w:lvlText w:val=""/>
+      <w:lvlJc w:val="left"/>
+      <w:pPr>
+        <w:ind w:left="4320" w:hanging="360"/>
+      </w:pPr>
+      <w:rPr>
+        <w:rFonts w:ascii="Wingdings" w:hAnsi="Wingdings" w:hint="default"/>
+      </w:rPr>
+    </w:lvl>
+    <w:lvl w:ilvl="6" w:tplc="04190001" w:tentative="1">
+      <w:start w:val="1"/>
+      <w:numFmt w:val="bullet"/>
+      <w:lvlText w:val=""/>
+      <w:lvlJc w:val="left"/>
+      <w:pPr>
+        <w:ind w:left="5040" w:hanging="360"/>
+      </w:pPr>
+      <w:rPr>
+        <w:rFonts w:ascii="Symbol" w:hAnsi="Symbol" w:hint="default"/>
+      </w:rPr>
+    </w:lvl>
+    <w:lvl w:ilvl="7" w:tplc="04190003" w:tentative="1">
+      <w:start w:val="1"/>
+      <w:numFmt w:val="bullet"/>
+      <w:lvlText w:val="o"/>
+      <w:lvlJc w:val="left"/>
+      <w:pPr>
+        <w:ind w:left="5760" w:hanging="360"/>
+      </w:pPr>
+      <w:rPr>
+        <w:rFonts w:ascii="Courier New" w:hAnsi="Courier New" w:cs="Courier New" w:hint="default"/>
+      </w:rPr>
+    </w:lvl>
+    <w:lvl w:ilvl="8" w:tplc="04190005" w:tentative="1">
+      <w:start w:val="1"/>
+      <w:numFmt w:val="bullet"/>
+      <w:lvlText w:val=""/>
+      <w:lvlJc w:val="left"/>
+      <w:pPr>
+        <w:ind w:left="6480" w:hanging="360"/>
+      </w:pPr>
+      <w:rPr>
+        <w:rFonts w:ascii="Wingdings" w:hAnsi="Wingdings" w:hint="default"/>
+      </w:rPr>
+    </w:lvl>
+  </w:abstractNum>
+  <w:abstractNum w:abstractNumId="8" w15:restartNumberingAfterBreak="0">
+    <w:nsid w:val="654B3F45"/>
+    <w:multiLevelType w:val="hybridMultilevel"/>
+    <w:tmpl w:val="2A8CA7AA"/>
+    <w:lvl w:ilvl="0" w:tplc="04190001">
+      <w:start w:val="1"/>
+      <w:numFmt w:val="bullet"/>
+      <w:lvlText w:val=""/>
+      <w:lvlJc w:val="left"/>
+      <w:pPr>
+        <w:ind w:left="720" w:hanging="360"/>
+      </w:pPr>
+      <w:rPr>
+        <w:rFonts w:ascii="Symbol" w:hAnsi="Symbol" w:hint="default"/>
+        <w:b w:val="0"/>
+      </w:rPr>
+    </w:lvl>
+    <w:lvl w:ilvl="1" w:tplc="04190019" w:tentative="1">
+      <w:start w:val="1"/>
+      <w:numFmt w:val="lowerLetter"/>
+      <w:lvlText w:val="%2."/>
+      <w:lvlJc w:val="left"/>
+      <w:pPr>
+        <w:ind w:left="1440" w:hanging="360"/>
+      </w:pPr>
+    </w:lvl>
+    <w:lvl w:ilvl="2" w:tplc="0419001B" w:tentative="1">
+      <w:start w:val="1"/>
+      <w:numFmt w:val="lowerRoman"/>
+      <w:lvlText w:val="%3."/>
+      <w:lvlJc w:val="right"/>
+      <w:pPr>
+        <w:ind w:left="2160" w:hanging="180"/>
+      </w:pPr>
+    </w:lvl>
+    <w:lvl w:ilvl="3" w:tplc="0419000F" w:tentative="1">
+      <w:start w:val="1"/>
+      <w:numFmt w:val="decimal"/>
+      <w:lvlText w:val="%4."/>
+      <w:lvlJc w:val="left"/>
+      <w:pPr>
+        <w:ind w:left="2880" w:hanging="360"/>
+      </w:pPr>
+    </w:lvl>
+    <w:lvl w:ilvl="4" w:tplc="04190019" w:tentative="1">
+      <w:start w:val="1"/>
+      <w:numFmt w:val="lowerLetter"/>
+      <w:lvlText w:val="%5."/>
+      <w:lvlJc w:val="left"/>
+      <w:pPr>
+        <w:ind w:left="3600" w:hanging="360"/>
+      </w:pPr>
+    </w:lvl>
+    <w:lvl w:ilvl="5" w:tplc="0419001B" w:tentative="1">
+      <w:start w:val="1"/>
+      <w:numFmt w:val="lowerRoman"/>
+      <w:lvlText w:val="%6."/>
+      <w:lvlJc w:val="right"/>
+      <w:pPr>
+        <w:ind w:left="4320" w:hanging="180"/>
+      </w:pPr>
+    </w:lvl>
+    <w:lvl w:ilvl="6" w:tplc="0419000F" w:tentative="1">
+      <w:start w:val="1"/>
+      <w:numFmt w:val="decimal"/>
+      <w:lvlText w:val="%7."/>
+      <w:lvlJc w:val="left"/>
+      <w:pPr>
+        <w:ind w:left="5040" w:hanging="360"/>
+      </w:pPr>
+    </w:lvl>
+    <w:lvl w:ilvl="7" w:tplc="04190019" w:tentative="1">
+      <w:start w:val="1"/>
+      <w:numFmt w:val="lowerLetter"/>
+      <w:lvlText w:val="%8."/>
+      <w:lvlJc w:val="left"/>
+      <w:pPr>
+        <w:ind w:left="5760" w:hanging="360"/>
+      </w:pPr>
+    </w:lvl>
+    <w:lvl w:ilvl="8" w:tplc="0419001B" w:tentative="1">
+      <w:start w:val="1"/>
+      <w:numFmt w:val="lowerRoman"/>
+      <w:lvlText w:val="%9."/>
+      <w:lvlJc w:val="right"/>
+      <w:pPr>
+        <w:ind w:left="6480" w:hanging="180"/>
+      </w:pPr>
+    </w:lvl>
+  </w:abstractNum>
+  <w:abstractNum w:abstractNumId="9" w15:restartNumberingAfterBreak="0">
     <w:nsid w:val="65BB02B9"/>
     <w:multiLevelType w:val="multilevel"/>
     <w:tmpl w:val="48B6C0FC"/>
@@ -5027,7 +6615,7 @@
       </w:rPr>
     </w:lvl>
   </w:abstractNum>
-  <w:abstractNum w:abstractNumId="4" w15:restartNumberingAfterBreak="0">
+  <w:abstractNum w:abstractNumId="10" w15:restartNumberingAfterBreak="0">
     <w:nsid w:val="6ACA1DA3"/>
     <w:multiLevelType w:val="hybridMultilevel"/>
     <w:tmpl w:val="6B9CAE56"/>
@@ -5117,19 +6705,37 @@
     </w:lvl>
   </w:abstractNum>
   <w:num w:numId="1">
-    <w:abstractNumId w:val="1"/>
+    <w:abstractNumId w:val="3"/>
   </w:num>
   <w:num w:numId="2">
-    <w:abstractNumId w:val="4"/>
+    <w:abstractNumId w:val="10"/>
   </w:num>
   <w:num w:numId="3">
-    <w:abstractNumId w:val="3"/>
+    <w:abstractNumId w:val="9"/>
   </w:num>
   <w:num w:numId="4">
     <w:abstractNumId w:val="0"/>
   </w:num>
   <w:num w:numId="5">
+    <w:abstractNumId w:val="6"/>
+  </w:num>
+  <w:num w:numId="6">
+    <w:abstractNumId w:val="8"/>
+  </w:num>
+  <w:num w:numId="7">
+    <w:abstractNumId w:val="5"/>
+  </w:num>
+  <w:num w:numId="8">
+    <w:abstractNumId w:val="1"/>
+  </w:num>
+  <w:num w:numId="9">
     <w:abstractNumId w:val="2"/>
+  </w:num>
+  <w:num w:numId="10">
+    <w:abstractNumId w:val="4"/>
+  </w:num>
+  <w:num w:numId="11">
+    <w:abstractNumId w:val="7"/>
   </w:num>
 </w:numbering>
 </file>
@@ -5979,7 +7585,7 @@
 </file>
 
 <file path=customXml/itemProps1.xml><?xml version="1.0" encoding="utf-8"?>
-<ds:datastoreItem xmlns:ds="http://schemas.openxmlformats.org/officeDocument/2006/customXml" ds:itemID="{5EECA514-D669-4783-8602-E36D4DF07A6F}">
+<ds:datastoreItem xmlns:ds="http://schemas.openxmlformats.org/officeDocument/2006/customXml" ds:itemID="{E1F2D91B-7840-4968-BB62-CCB503226F79}">
   <ds:schemaRefs>
     <ds:schemaRef ds:uri="http://schemas.openxmlformats.org/officeDocument/2006/bibliography"/>
   </ds:schemaRefs>

--- a/Курсач.docx
+++ b/Курсач.docx
@@ -1935,7 +1935,7 @@
           <w:sz w:val="28"/>
           <w:szCs w:val="28"/>
         </w:rPr>
-        <w:t xml:space="preserve"> обеспечивает надежное хранение информации, высокую производительность при обработке запросов и возможность масштабирования системы при увеличении объема данных. Для обеспечения стабильного доступа пользователей к сайту сервер должен быть подключен к сети Интернет с пропускной способностью не менее 100 Мбит/с.</w:t>
+        <w:t xml:space="preserve"> обеспечивает надежное хранение информации, высокую производительность при обработке запросов и возможность масштабирования системы при увеличении объема данных.</w:t>
       </w:r>
     </w:p>
     <w:p>
@@ -1956,7 +1956,151 @@
           <w:sz w:val="28"/>
           <w:szCs w:val="28"/>
         </w:rPr>
-        <w:t xml:space="preserve">Клиентская часть системы предполагает использование различных пользовательских устройств, с помощью которых осуществляется доступ к сайту. Пользователи могут работать с системой посредством персональных компьютеров, ноутбуков, планшетов и смартфонов. Для корректной работы веб-интерфейса на устройствах пользователей должны быть установлены современные интернет-браузеры, поддерживающие технологии HTML, CSS и JavaScript. </w:t>
+        <w:t xml:space="preserve">Для выполнения фоновых задач, таких как отправка уведомления на почту администрации, используется </w:t>
+      </w:r>
+      <w:r>
+        <w:rPr>
+          <w:color w:val="000000"/>
+          <w:sz w:val="28"/>
+          <w:szCs w:val="28"/>
+        </w:rPr>
+        <w:t>Redis</w:t>
+      </w:r>
+      <w:r>
+        <w:rPr>
+          <w:color w:val="000000"/>
+          <w:sz w:val="28"/>
+          <w:szCs w:val="28"/>
+        </w:rPr>
+        <w:t xml:space="preserve"> </w:t>
+      </w:r>
+      <w:r>
+        <w:rPr>
+          <w:color w:val="000000"/>
+          <w:sz w:val="28"/>
+          <w:szCs w:val="28"/>
+        </w:rPr>
+        <w:t xml:space="preserve">и </w:t>
+      </w:r>
+      <w:r>
+        <w:rPr>
+          <w:color w:val="000000"/>
+          <w:sz w:val="28"/>
+          <w:szCs w:val="28"/>
+        </w:rPr>
+        <w:t>Celery</w:t>
+      </w:r>
+      <w:r>
+        <w:rPr>
+          <w:color w:val="000000"/>
+          <w:sz w:val="28"/>
+          <w:szCs w:val="28"/>
+        </w:rPr>
+        <w:t xml:space="preserve">, размещенные на том же сервере, что и веб-приложение. </w:t>
+      </w:r>
+      <w:r>
+        <w:rPr>
+          <w:color w:val="000000"/>
+          <w:sz w:val="28"/>
+          <w:szCs w:val="28"/>
+        </w:rPr>
+        <w:t xml:space="preserve">Использование </w:t>
+      </w:r>
+      <w:r>
+        <w:rPr>
+          <w:color w:val="000000"/>
+          <w:sz w:val="28"/>
+          <w:szCs w:val="28"/>
+        </w:rPr>
+        <w:t>Redis</w:t>
+      </w:r>
+      <w:r>
+        <w:rPr>
+          <w:color w:val="000000"/>
+          <w:sz w:val="28"/>
+          <w:szCs w:val="28"/>
+        </w:rPr>
+        <w:t xml:space="preserve"> </w:t>
+      </w:r>
+      <w:r>
+        <w:rPr>
+          <w:color w:val="000000"/>
+          <w:sz w:val="28"/>
+          <w:szCs w:val="28"/>
+        </w:rPr>
+        <w:t xml:space="preserve">и </w:t>
+      </w:r>
+      <w:r>
+        <w:rPr>
+          <w:color w:val="000000"/>
+          <w:sz w:val="28"/>
+          <w:szCs w:val="28"/>
+        </w:rPr>
+        <w:t>Celery</w:t>
+      </w:r>
+      <w:r>
+        <w:rPr>
+          <w:color w:val="000000"/>
+          <w:sz w:val="28"/>
+          <w:szCs w:val="28"/>
+        </w:rPr>
+        <w:t xml:space="preserve"> </w:t>
+      </w:r>
+      <w:r>
+        <w:rPr>
+          <w:color w:val="000000"/>
+          <w:sz w:val="28"/>
+          <w:szCs w:val="28"/>
+        </w:rPr>
+        <w:t xml:space="preserve">в связке дополняет архитектуру, позволяя системе работать быстрее и стабильнее. </w:t>
+      </w:r>
+      <w:r>
+        <w:rPr>
+          <w:color w:val="000000"/>
+          <w:sz w:val="28"/>
+          <w:szCs w:val="28"/>
+        </w:rPr>
+        <w:t>Redis</w:t>
+      </w:r>
+      <w:r>
+        <w:rPr>
+          <w:color w:val="000000"/>
+          <w:sz w:val="28"/>
+          <w:szCs w:val="28"/>
+        </w:rPr>
+        <w:t xml:space="preserve"> </w:t>
+      </w:r>
+      <w:r>
+        <w:rPr>
+          <w:color w:val="000000"/>
+          <w:sz w:val="28"/>
+          <w:szCs w:val="28"/>
+        </w:rPr>
+        <w:t xml:space="preserve">выступает в роли брокера сообщений. Он обеспечивает мгновенную передачу задач от основного приложения к обработчикам. </w:t>
+      </w:r>
+      <w:r>
+        <w:rPr>
+          <w:color w:val="000000"/>
+          <w:sz w:val="28"/>
+          <w:szCs w:val="28"/>
+        </w:rPr>
+        <w:t>Celery</w:t>
+      </w:r>
+      <w:r>
+        <w:rPr>
+          <w:color w:val="000000"/>
+          <w:sz w:val="28"/>
+          <w:szCs w:val="28"/>
+        </w:rPr>
+        <w:t xml:space="preserve"> </w:t>
+      </w:r>
+      <w:r>
+        <w:rPr>
+          <w:color w:val="000000"/>
+          <w:sz w:val="28"/>
+          <w:szCs w:val="28"/>
+        </w:rPr>
+        <w:t>берет на себя выполнение трудоемких процессов в фоновом режиме. Это освобождает ресурсы основного приложения, благодаря чему пользователи не ждут завершения тяжелых операций и получают мгновенный отклик интерфейса.</w:t>
       </w:r>
     </w:p>
     <w:p>
@@ -1977,61 +2121,7 @@
           <w:sz w:val="28"/>
           <w:szCs w:val="28"/>
         </w:rPr>
-        <w:t xml:space="preserve">В программной части проекта используется современный стек веб-технологий. Серверная часть приложения реализуется с использованием языка программирования </w:t>
-      </w:r>
-      <w:proofErr w:type="spellStart"/>
-      <w:r>
-        <w:rPr>
-          <w:color w:val="000000"/>
-          <w:sz w:val="28"/>
-          <w:szCs w:val="28"/>
-        </w:rPr>
-        <w:t>Python</w:t>
-      </w:r>
-      <w:proofErr w:type="spellEnd"/>
-      <w:r>
-        <w:rPr>
-          <w:color w:val="000000"/>
-          <w:sz w:val="28"/>
-          <w:szCs w:val="28"/>
-        </w:rPr>
-        <w:t xml:space="preserve"> и фреймворка </w:t>
-      </w:r>
-      <w:proofErr w:type="spellStart"/>
-      <w:r>
-        <w:rPr>
-          <w:color w:val="000000"/>
-          <w:sz w:val="28"/>
-          <w:szCs w:val="28"/>
-        </w:rPr>
-        <w:t>FastAPI</w:t>
-      </w:r>
-      <w:proofErr w:type="spellEnd"/>
-      <w:r>
-        <w:rPr>
-          <w:color w:val="000000"/>
-          <w:sz w:val="28"/>
-          <w:szCs w:val="28"/>
-        </w:rPr>
-        <w:t xml:space="preserve">, который обеспечивает высокую производительность и удобство разработки серверных приложений. Клиентская часть реализуется с использованием библиотеки </w:t>
-      </w:r>
-      <w:proofErr w:type="spellStart"/>
-      <w:r>
-        <w:rPr>
-          <w:color w:val="000000"/>
-          <w:sz w:val="28"/>
-          <w:szCs w:val="28"/>
-        </w:rPr>
-        <w:t>React</w:t>
-      </w:r>
-      <w:proofErr w:type="spellEnd"/>
-      <w:r>
-        <w:rPr>
-          <w:color w:val="000000"/>
-          <w:sz w:val="28"/>
-          <w:szCs w:val="28"/>
-        </w:rPr>
-        <w:t>, предназначенной для создания интерактивных пользовательских интерфейсов. Веб-интерфейс создается с применением языков HTML, CSS и JavaScript, обеспечивающих структуру, оформление и интерактивность веб-страниц.</w:t>
+        <w:t>Для обеспечения стабильного доступа пользователей к сайту сервер должен быть подключен к сети Интернет с пропускной способностью не менее 100 Мбит/с.</w:t>
       </w:r>
     </w:p>
     <w:p>
@@ -2052,6 +2142,161 @@
           <w:sz w:val="28"/>
           <w:szCs w:val="28"/>
         </w:rPr>
+        <w:t xml:space="preserve">Клиентская часть системы предполагает использование различных пользовательских устройств, с помощью которых осуществляется доступ к сайту. Пользователи могут работать с системой посредством персональных компьютеров, ноутбуков, планшетов и смартфонов. Для корректной работы веб-интерфейса на устройствах пользователей должны быть установлены современные интернет-браузеры, поддерживающие технологии HTML, CSS и JavaScript. </w:t>
+      </w:r>
+    </w:p>
+    <w:p>
+      <w:pPr>
+        <w:pStyle w:val="a3"/>
+        <w:spacing w:before="0" w:beforeAutospacing="0" w:after="0" w:afterAutospacing="0" w:line="360" w:lineRule="auto"/>
+        <w:ind w:firstLine="709"/>
+        <w:jc w:val="both"/>
+        <w:rPr>
+          <w:color w:val="000000"/>
+          <w:sz w:val="28"/>
+          <w:szCs w:val="28"/>
+        </w:rPr>
+      </w:pPr>
+      <w:r>
+        <w:rPr>
+          <w:color w:val="000000"/>
+          <w:sz w:val="28"/>
+          <w:szCs w:val="28"/>
+        </w:rPr>
+        <w:t xml:space="preserve">В программной части проекта используется современный стек веб-технологий. Серверная часть приложения реализуется с использованием языка программирования </w:t>
+      </w:r>
+      <w:proofErr w:type="spellStart"/>
+      <w:r>
+        <w:rPr>
+          <w:color w:val="000000"/>
+          <w:sz w:val="28"/>
+          <w:szCs w:val="28"/>
+        </w:rPr>
+        <w:t>Python</w:t>
+      </w:r>
+      <w:proofErr w:type="spellEnd"/>
+      <w:r>
+        <w:rPr>
+          <w:color w:val="000000"/>
+          <w:sz w:val="28"/>
+          <w:szCs w:val="28"/>
+        </w:rPr>
+        <w:t xml:space="preserve"> и фреймворка </w:t>
+      </w:r>
+      <w:proofErr w:type="spellStart"/>
+      <w:r>
+        <w:rPr>
+          <w:color w:val="000000"/>
+          <w:sz w:val="28"/>
+          <w:szCs w:val="28"/>
+        </w:rPr>
+        <w:t>FastAPI</w:t>
+      </w:r>
+      <w:proofErr w:type="spellEnd"/>
+      <w:r>
+        <w:rPr>
+          <w:color w:val="000000"/>
+          <w:sz w:val="28"/>
+          <w:szCs w:val="28"/>
+        </w:rPr>
+        <w:t xml:space="preserve">, который обеспечивает высокую производительность и удобство разработки серверных приложений. </w:t>
+      </w:r>
+      <w:r>
+        <w:rPr>
+          <w:color w:val="000000"/>
+          <w:sz w:val="28"/>
+          <w:szCs w:val="28"/>
+        </w:rPr>
+        <w:t xml:space="preserve">Для обработки и выполнения фоновых задач на сервере используется связка </w:t>
+      </w:r>
+      <w:r>
+        <w:rPr>
+          <w:color w:val="000000"/>
+          <w:sz w:val="28"/>
+          <w:szCs w:val="28"/>
+          <w:lang w:val="en-US"/>
+        </w:rPr>
+        <w:lastRenderedPageBreak/>
+        <w:t>Celery</w:t>
+      </w:r>
+      <w:r>
+        <w:rPr>
+          <w:color w:val="000000"/>
+          <w:sz w:val="28"/>
+          <w:szCs w:val="28"/>
+        </w:rPr>
+        <w:t xml:space="preserve"> </w:t>
+      </w:r>
+      <w:r>
+        <w:rPr>
+          <w:color w:val="000000"/>
+          <w:sz w:val="28"/>
+          <w:szCs w:val="28"/>
+        </w:rPr>
+        <w:t xml:space="preserve">и </w:t>
+      </w:r>
+      <w:r>
+        <w:rPr>
+          <w:color w:val="000000"/>
+          <w:sz w:val="28"/>
+          <w:szCs w:val="28"/>
+          <w:lang w:val="en-US"/>
+        </w:rPr>
+        <w:t>Redis</w:t>
+      </w:r>
+      <w:r>
+        <w:rPr>
+          <w:color w:val="000000"/>
+          <w:sz w:val="28"/>
+          <w:szCs w:val="28"/>
+        </w:rPr>
+        <w:t xml:space="preserve">. </w:t>
+      </w:r>
+      <w:r>
+        <w:rPr>
+          <w:color w:val="000000"/>
+          <w:sz w:val="28"/>
+          <w:szCs w:val="28"/>
+        </w:rPr>
+        <w:t xml:space="preserve">Клиентская часть реализуется с использованием библиотеки </w:t>
+      </w:r>
+      <w:proofErr w:type="spellStart"/>
+      <w:r>
+        <w:rPr>
+          <w:color w:val="000000"/>
+          <w:sz w:val="28"/>
+          <w:szCs w:val="28"/>
+        </w:rPr>
+        <w:t>React</w:t>
+      </w:r>
+      <w:proofErr w:type="spellEnd"/>
+      <w:r>
+        <w:rPr>
+          <w:color w:val="000000"/>
+          <w:sz w:val="28"/>
+          <w:szCs w:val="28"/>
+        </w:rPr>
+        <w:t>, предназначенной для создания интерактивных пользовательских интерфейсов. Веб-интерфейс создается с применением языков HTML, CSS и JavaScript, обеспечивающих структуру, оформление и интерактивность веб-страниц.</w:t>
+      </w:r>
+    </w:p>
+    <w:p>
+      <w:pPr>
+        <w:pStyle w:val="a3"/>
+        <w:spacing w:before="0" w:beforeAutospacing="0" w:after="0" w:afterAutospacing="0" w:line="360" w:lineRule="auto"/>
+        <w:ind w:firstLine="709"/>
+        <w:jc w:val="both"/>
+        <w:rPr>
+          <w:color w:val="000000"/>
+          <w:sz w:val="28"/>
+          <w:szCs w:val="28"/>
+        </w:rPr>
+      </w:pPr>
+      <w:r>
+        <w:rPr>
+          <w:color w:val="000000"/>
+          <w:sz w:val="28"/>
+          <w:szCs w:val="28"/>
+        </w:rPr>
         <w:t xml:space="preserve">Для хранения и управления данными в системе используется реляционная система управления базами данных </w:t>
       </w:r>
       <w:proofErr w:type="spellStart"/>
@@ -2088,16 +2333,7 @@
           <w:sz w:val="28"/>
           <w:szCs w:val="28"/>
         </w:rPr>
-        <w:t xml:space="preserve"> также позволяет </w:t>
-      </w:r>
-      <w:r>
-        <w:rPr>
-          <w:color w:val="000000"/>
-          <w:sz w:val="28"/>
-          <w:szCs w:val="28"/>
-        </w:rPr>
-        <w:lastRenderedPageBreak/>
-        <w:t>эффективно работать с большим количеством запросов и обеспечивает высокий уровень стабильности и безопасности хранения данных.</w:t>
+        <w:t xml:space="preserve"> также позволяет эффективно работать с большим количеством запросов и обеспечивает высокий уровень стабильности и безопасности хранения данных.</w:t>
       </w:r>
     </w:p>
     <w:p>
@@ -2259,7 +2495,16 @@
           <w:sz w:val="28"/>
           <w:szCs w:val="28"/>
         </w:rPr>
-        <w:t>Для работы с сайтом пользователям достаточно обладать базовыми навыками использования интернет-браузера и навигации по веб-страницам. Доступ к сайту осуществляется через стандартный веб-браузер без необходимости установки дополнительного программного обеспечения.</w:t>
+        <w:t xml:space="preserve">Для работы с сайтом пользователям достаточно обладать базовыми навыками использования интернет-браузера и навигации по веб-страницам. </w:t>
+      </w:r>
+      <w:r>
+        <w:rPr>
+          <w:color w:val="000000"/>
+          <w:sz w:val="28"/>
+          <w:szCs w:val="28"/>
+        </w:rPr>
+        <w:lastRenderedPageBreak/>
+        <w:t>Доступ к сайту осуществляется через стандартный веб-браузер без необходимости установки дополнительного программного обеспечения.</w:t>
       </w:r>
     </w:p>
     <w:p>
@@ -2361,7 +2606,6 @@
           <w:sz w:val="28"/>
           <w:szCs w:val="28"/>
         </w:rPr>
-        <w:lastRenderedPageBreak/>
         <w:t xml:space="preserve">Важной функцией системы является представление новостной информации и сообщений о событиях, происходящих в учебном заведении. Сайт </w:t>
       </w:r>
       <w:r>
@@ -2586,6 +2830,7 @@
           <w:sz w:val="28"/>
           <w:szCs w:val="28"/>
         </w:rPr>
+        <w:lastRenderedPageBreak/>
         <w:t xml:space="preserve">Также необходимо учитывать ограничения, связанные с количеством одновременно работающих пользователей. Система </w:t>
       </w:r>
       <w:r>
@@ -2676,7 +2921,6 @@
           <w:sz w:val="28"/>
           <w:szCs w:val="28"/>
         </w:rPr>
-        <w:lastRenderedPageBreak/>
         <w:t xml:space="preserve">Дополнительным ограничением является необходимость обеспечения высокой доступности веб-ресурса. Сайт </w:t>
       </w:r>
       <w:r>
@@ -3888,7 +4132,7 @@
           <w:sz w:val="28"/>
           <w:szCs w:val="28"/>
         </w:rPr>
-        <w:t xml:space="preserve"> и </w:t>
+        <w:t xml:space="preserve">, </w:t>
       </w:r>
       <w:r>
         <w:rPr>
@@ -3899,7 +4143,7 @@
           <w:szCs w:val="28"/>
           <w:lang w:val="en-US"/>
         </w:rPr>
-        <w:t>Python</w:t>
+        <w:t>Redis</w:t>
       </w:r>
       <w:r>
         <w:rPr>
@@ -3909,6 +4153,68 @@
           <w:sz w:val="28"/>
           <w:szCs w:val="28"/>
         </w:rPr>
+        <w:t xml:space="preserve">, </w:t>
+      </w:r>
+      <w:r>
+        <w:rPr>
+          <w:b/>
+          <w:bCs/>
+          <w:color w:val="000000"/>
+          <w:sz w:val="28"/>
+          <w:szCs w:val="28"/>
+          <w:lang w:val="en-US"/>
+        </w:rPr>
+        <w:t>Celery</w:t>
+      </w:r>
+      <w:r>
+        <w:rPr>
+          <w:b/>
+          <w:bCs/>
+          <w:color w:val="000000"/>
+          <w:sz w:val="28"/>
+          <w:szCs w:val="28"/>
+        </w:rPr>
+        <w:t xml:space="preserve"> </w:t>
+      </w:r>
+      <w:r>
+        <w:rPr>
+          <w:b/>
+          <w:bCs/>
+          <w:color w:val="000000"/>
+          <w:sz w:val="28"/>
+          <w:szCs w:val="28"/>
+        </w:rPr>
+        <w:t>и</w:t>
+      </w:r>
+      <w:r>
+        <w:rPr>
+          <w:b/>
+          <w:bCs/>
+          <w:color w:val="000000"/>
+          <w:sz w:val="28"/>
+          <w:szCs w:val="28"/>
+        </w:rPr>
+        <w:t xml:space="preserve"> </w:t>
+      </w:r>
+      <w:r>
+        <w:rPr>
+          <w:b/>
+          <w:bCs/>
+          <w:color w:val="000000"/>
+          <w:sz w:val="28"/>
+          <w:szCs w:val="28"/>
+          <w:lang w:val="en-US"/>
+        </w:rPr>
+        <w:t>Python</w:t>
+      </w:r>
+      <w:r>
+        <w:rPr>
+          <w:b/>
+          <w:bCs/>
+          <w:color w:val="000000"/>
+          <w:sz w:val="28"/>
+          <w:szCs w:val="28"/>
+        </w:rPr>
         <w:t xml:space="preserve"> для серверной части</w:t>
       </w:r>
     </w:p>
@@ -4092,6 +4398,77 @@
           <w:sz w:val="28"/>
           <w:szCs w:val="28"/>
         </w:rPr>
+        <w:t xml:space="preserve">Выбор </w:t>
+      </w:r>
+      <w:r>
+        <w:rPr>
+          <w:color w:val="000000"/>
+          <w:sz w:val="28"/>
+          <w:szCs w:val="28"/>
+          <w:lang w:val="en-US"/>
+        </w:rPr>
+        <w:t>Celery</w:t>
+      </w:r>
+      <w:r>
+        <w:rPr>
+          <w:color w:val="000000"/>
+          <w:sz w:val="28"/>
+          <w:szCs w:val="28"/>
+        </w:rPr>
+        <w:t xml:space="preserve"> </w:t>
+      </w:r>
+      <w:r>
+        <w:rPr>
+          <w:color w:val="000000"/>
+          <w:sz w:val="28"/>
+          <w:szCs w:val="28"/>
+        </w:rPr>
+        <w:t xml:space="preserve">и </w:t>
+      </w:r>
+      <w:r>
+        <w:rPr>
+          <w:color w:val="000000"/>
+          <w:sz w:val="28"/>
+          <w:szCs w:val="28"/>
+          <w:lang w:val="en-US"/>
+        </w:rPr>
+        <w:t>Redis</w:t>
+      </w:r>
+      <w:r>
+        <w:rPr>
+          <w:color w:val="000000"/>
+          <w:sz w:val="28"/>
+          <w:szCs w:val="28"/>
+        </w:rPr>
+        <w:t xml:space="preserve"> </w:t>
+      </w:r>
+      <w:r>
+        <w:rPr>
+          <w:color w:val="000000"/>
+          <w:sz w:val="28"/>
+          <w:szCs w:val="28"/>
+        </w:rPr>
+        <w:t>обоснован тем, что связка таких инструментов позволяет ускорить время работы приложения, благодаря задачам, исполняемых на фоне.</w:t>
+      </w:r>
+    </w:p>
+    <w:p>
+      <w:pPr>
+        <w:pStyle w:val="a3"/>
+        <w:spacing w:before="0" w:beforeAutospacing="0" w:after="0" w:afterAutospacing="0" w:line="360" w:lineRule="auto"/>
+        <w:ind w:firstLine="709"/>
+        <w:jc w:val="both"/>
+        <w:rPr>
+          <w:color w:val="000000"/>
+          <w:sz w:val="28"/>
+          <w:szCs w:val="28"/>
+        </w:rPr>
+      </w:pPr>
+      <w:r>
+        <w:rPr>
+          <w:color w:val="000000"/>
+          <w:sz w:val="28"/>
+          <w:szCs w:val="28"/>
+        </w:rPr>
         <w:t xml:space="preserve">Серверная часть приложения используется для обработки данных, поступающих от пользователей через форму записи на консультацию. Пользователь вводит свои контактные данные и подтверждает согласие на обработку персональных данных, после чего информация передаётся на сервер. </w:t>
       </w:r>
       <w:proofErr w:type="spellStart"/>
@@ -4128,7 +4505,67 @@
           <w:sz w:val="28"/>
           <w:szCs w:val="28"/>
         </w:rPr>
-        <w:t xml:space="preserve"> и отправляет уведомление на электронную почту администрации.</w:t>
+        <w:t xml:space="preserve">, </w:t>
+      </w:r>
+      <w:r>
+        <w:rPr>
+          <w:color w:val="000000"/>
+          <w:sz w:val="28"/>
+          <w:szCs w:val="28"/>
+          <w:lang w:val="en-US"/>
+        </w:rPr>
+        <w:t>Redis</w:t>
+      </w:r>
+      <w:r>
+        <w:rPr>
+          <w:color w:val="000000"/>
+          <w:sz w:val="28"/>
+          <w:szCs w:val="28"/>
+        </w:rPr>
+        <w:t xml:space="preserve"> </w:t>
+      </w:r>
+      <w:r>
+        <w:rPr>
+          <w:color w:val="000000"/>
+          <w:sz w:val="28"/>
+          <w:szCs w:val="28"/>
+        </w:rPr>
+        <w:t xml:space="preserve">сохраняет данные в кэше, отправляет отложенную задачу в </w:t>
+      </w:r>
+      <w:r>
+        <w:rPr>
+          <w:color w:val="000000"/>
+          <w:sz w:val="28"/>
+          <w:szCs w:val="28"/>
+          <w:lang w:val="en-US"/>
+        </w:rPr>
+        <w:t>Celery</w:t>
+      </w:r>
+      <w:r>
+        <w:rPr>
+          <w:color w:val="000000"/>
+          <w:sz w:val="28"/>
+          <w:szCs w:val="28"/>
+        </w:rPr>
+        <w:t>, а тот в свою очередь</w:t>
+      </w:r>
+      <w:bookmarkStart w:id="0" w:name="_GoBack"/>
+      <w:bookmarkEnd w:id="0"/>
+      <w:r>
+        <w:rPr>
+          <w:color w:val="000000"/>
+          <w:sz w:val="28"/>
+          <w:szCs w:val="28"/>
+        </w:rPr>
+        <w:t xml:space="preserve"> </w:t>
+      </w:r>
+      <w:r>
+        <w:rPr>
+          <w:color w:val="000000"/>
+          <w:sz w:val="28"/>
+          <w:szCs w:val="28"/>
+        </w:rPr>
+        <w:t>отправляет уведомление на электронную почту администрации.</w:t>
       </w:r>
     </w:p>
     <w:p>
@@ -4156,6 +4593,7 @@
           <w:sz w:val="28"/>
           <w:szCs w:val="28"/>
         </w:rPr>
+        <w:lastRenderedPageBreak/>
         <w:t>Размещение и хостинг веб-сайта</w:t>
       </w:r>
     </w:p>
@@ -4196,7 +4634,6 @@
           <w:sz w:val="28"/>
           <w:szCs w:val="28"/>
         </w:rPr>
-        <w:lastRenderedPageBreak/>
         <w:t xml:space="preserve">Выбор </w:t>
       </w:r>
       <w:proofErr w:type="spellStart"/>
@@ -5044,7 +5481,6 @@
           <w:rFonts w:ascii="Times New Roman" w:hAnsi="Times New Roman" w:cs="Times New Roman"/>
           <w:sz w:val="28"/>
           <w:szCs w:val="28"/>
-          <w:lang w:val="en-US"/>
         </w:rPr>
       </w:pPr>
       <w:r>
@@ -5262,69 +5698,51 @@
         <w:rPr>
           <w:rFonts w:ascii="Courier New" w:hAnsi="Courier New" w:cs="Courier New"/>
           <w:sz w:val="20"/>
-          <w:lang w:eastAsia="ru-RU"/>
-        </w:rPr>
-      </w:pPr>
-      <w:r>
-        <w:rPr>
-          <w:rFonts w:ascii="Courier New" w:hAnsi="Courier New" w:cs="Courier New"/>
-          <w:sz w:val="20"/>
-          <w:lang w:eastAsia="ru-RU"/>
-        </w:rPr>
-        <w:lastRenderedPageBreak/>
-        <w:t>{</w:t>
-      </w:r>
-    </w:p>
-    <w:p>
-      <w:pPr>
-        <w:spacing w:line="240" w:lineRule="auto"/>
+          <w:lang w:val="en-US" w:eastAsia="ru-RU"/>
+        </w:rPr>
+      </w:pPr>
+      <w:r>
         <w:rPr>
           <w:rFonts w:ascii="Courier New" w:hAnsi="Courier New" w:cs="Courier New"/>
           <w:sz w:val="20"/>
           <w:lang w:val="en-US" w:eastAsia="ru-RU"/>
         </w:rPr>
-      </w:pPr>
-      <w:r>
+        <w:lastRenderedPageBreak/>
+        <w:t>{</w:t>
+      </w:r>
+    </w:p>
+    <w:p>
+      <w:pPr>
+        <w:spacing w:line="240" w:lineRule="auto"/>
         <w:rPr>
           <w:rFonts w:ascii="Courier New" w:hAnsi="Courier New" w:cs="Courier New"/>
           <w:sz w:val="20"/>
           <w:lang w:val="en-US" w:eastAsia="ru-RU"/>
         </w:rPr>
-        <w:t> </w:t>
-      </w:r>
-      <w:r>
-        <w:rPr>
-          <w:rFonts w:ascii="Courier New" w:hAnsi="Courier New" w:cs="Courier New"/>
-          <w:sz w:val="20"/>
-          <w:lang w:eastAsia="ru-RU"/>
-        </w:rPr>
-        <w:t xml:space="preserve"> </w:t>
-      </w:r>
+      </w:pPr>
       <w:r>
         <w:rPr>
           <w:rFonts w:ascii="Courier New" w:hAnsi="Courier New" w:cs="Courier New"/>
           <w:sz w:val="20"/>
           <w:lang w:val="en-US" w:eastAsia="ru-RU"/>
         </w:rPr>
-        <w:t>"name": "frontend",</w:t>
-      </w:r>
-    </w:p>
-    <w:p>
-      <w:pPr>
-        <w:spacing w:line="240" w:lineRule="auto"/>
+        <w:t> </w:t>
+      </w:r>
+      <w:r>
         <w:rPr>
           <w:rFonts w:ascii="Courier New" w:hAnsi="Courier New" w:cs="Courier New"/>
           <w:sz w:val="20"/>
           <w:lang w:val="en-US" w:eastAsia="ru-RU"/>
         </w:rPr>
-      </w:pPr>
+        <w:t xml:space="preserve"> </w:t>
+      </w:r>
       <w:r>
         <w:rPr>
           <w:rFonts w:ascii="Courier New" w:hAnsi="Courier New" w:cs="Courier New"/>
           <w:sz w:val="20"/>
           <w:lang w:val="en-US" w:eastAsia="ru-RU"/>
         </w:rPr>
-        <w:t>  "version": "0.1.0",</w:t>
+        <w:t>"name": "frontend",</w:t>
       </w:r>
     </w:p>
     <w:p>
@@ -5342,17 +5760,25 @@
           <w:sz w:val="20"/>
           <w:lang w:val="en-US" w:eastAsia="ru-RU"/>
         </w:rPr>
-        <w:t>  "private": tr</w:t>
-      </w:r>
-      <w:bookmarkStart w:id="0" w:name="_GoBack"/>
-      <w:bookmarkEnd w:id="0"/>
-      <w:r>
+        <w:t>  "version": "0.1.0",</w:t>
+      </w:r>
+    </w:p>
+    <w:p>
+      <w:pPr>
+        <w:spacing w:line="240" w:lineRule="auto"/>
         <w:rPr>
           <w:rFonts w:ascii="Courier New" w:hAnsi="Courier New" w:cs="Courier New"/>
           <w:sz w:val="20"/>
           <w:lang w:val="en-US" w:eastAsia="ru-RU"/>
         </w:rPr>
-        <w:t>ue</w:t>
+      </w:pPr>
+      <w:r>
+        <w:rPr>
+          <w:rFonts w:ascii="Courier New" w:hAnsi="Courier New" w:cs="Courier New"/>
+          <w:sz w:val="20"/>
+          <w:lang w:val="en-US" w:eastAsia="ru-RU"/>
+        </w:rPr>
+        <w:t>  "private": true</w:t>
       </w:r>
     </w:p>
     <w:p>
@@ -7585,7 +8011,7 @@
 </file>
 
 <file path=customXml/itemProps1.xml><?xml version="1.0" encoding="utf-8"?>
-<ds:datastoreItem xmlns:ds="http://schemas.openxmlformats.org/officeDocument/2006/customXml" ds:itemID="{E1F2D91B-7840-4968-BB62-CCB503226F79}">
+<ds:datastoreItem xmlns:ds="http://schemas.openxmlformats.org/officeDocument/2006/customXml" ds:itemID="{E11678FE-44B3-4B0E-A086-726E827940FA}">
   <ds:schemaRefs>
     <ds:schemaRef ds:uri="http://schemas.openxmlformats.org/officeDocument/2006/bibliography"/>
   </ds:schemaRefs>

--- a/Курсач.docx
+++ b/Курсач.docx
@@ -4549,8 +4549,6 @@
         </w:rPr>
         <w:t>, а тот в свою очередь</w:t>
       </w:r>
-      <w:bookmarkStart w:id="0" w:name="_GoBack"/>
-      <w:bookmarkEnd w:id="0"/>
       <w:r>
         <w:rPr>
           <w:color w:val="000000"/>
@@ -5694,6 +5692,790 @@
     </w:p>
     <w:p>
       <w:pPr>
+        <w:pStyle w:val="a4"/>
+        <w:numPr>
+          <w:ilvl w:val="0"/>
+          <w:numId w:val="3"/>
+        </w:numPr>
+        <w:spacing w:after="0" w:line="360" w:lineRule="auto"/>
+        <w:jc w:val="both"/>
+        <w:rPr>
+          <w:rFonts w:ascii="Times New Roman" w:hAnsi="Times New Roman" w:cs="Times New Roman"/>
+          <w:b/>
+          <w:sz w:val="28"/>
+          <w:szCs w:val="28"/>
+        </w:rPr>
+      </w:pPr>
+      <w:r>
+        <w:rPr>
+          <w:rFonts w:ascii="Times New Roman" w:hAnsi="Times New Roman" w:cs="Times New Roman"/>
+          <w:b/>
+          <w:sz w:val="28"/>
+          <w:szCs w:val="28"/>
+          <w:lang w:val="en-US"/>
+        </w:rPr>
+        <w:lastRenderedPageBreak/>
+        <w:t>WEB</w:t>
+      </w:r>
+      <w:r>
+        <w:rPr>
+          <w:rFonts w:ascii="Times New Roman" w:hAnsi="Times New Roman" w:cs="Times New Roman"/>
+          <w:b/>
+          <w:sz w:val="28"/>
+          <w:szCs w:val="28"/>
+        </w:rPr>
+        <w:t>-</w:t>
+      </w:r>
+      <w:r>
+        <w:rPr>
+          <w:rFonts w:ascii="Times New Roman" w:hAnsi="Times New Roman" w:cs="Times New Roman"/>
+          <w:b/>
+          <w:sz w:val="28"/>
+          <w:szCs w:val="28"/>
+        </w:rPr>
+        <w:t>ПРИЛОЖЕНИЕ САЙТА ОБРАЗОВАТЕЛЬНОГО УЧРЕЖДЕНИЯ</w:t>
+      </w:r>
+    </w:p>
+    <w:p>
+      <w:pPr>
+        <w:pStyle w:val="a4"/>
+        <w:numPr>
+          <w:ilvl w:val="1"/>
+          <w:numId w:val="3"/>
+        </w:numPr>
+        <w:spacing w:after="0" w:line="360" w:lineRule="auto"/>
+        <w:jc w:val="both"/>
+        <w:rPr>
+          <w:rFonts w:ascii="Times New Roman" w:hAnsi="Times New Roman" w:cs="Times New Roman"/>
+          <w:b/>
+          <w:sz w:val="28"/>
+          <w:szCs w:val="28"/>
+        </w:rPr>
+      </w:pPr>
+      <w:r>
+        <w:rPr>
+          <w:rFonts w:ascii="Times New Roman" w:hAnsi="Times New Roman" w:cs="Times New Roman"/>
+          <w:b/>
+          <w:sz w:val="28"/>
+          <w:szCs w:val="28"/>
+        </w:rPr>
+        <w:t>Входные и выходные данные</w:t>
+      </w:r>
+    </w:p>
+    <w:p>
+      <w:pPr>
+        <w:spacing w:after="0" w:line="360" w:lineRule="auto"/>
+        <w:ind w:firstLine="709"/>
+        <w:jc w:val="both"/>
+        <w:rPr>
+          <w:rFonts w:ascii="Times New Roman" w:hAnsi="Times New Roman" w:cs="Times New Roman"/>
+          <w:sz w:val="28"/>
+          <w:szCs w:val="28"/>
+        </w:rPr>
+      </w:pPr>
+      <w:r>
+        <w:rPr>
+          <w:rFonts w:ascii="Times New Roman" w:hAnsi="Times New Roman" w:cs="Times New Roman"/>
+          <w:sz w:val="28"/>
+          <w:szCs w:val="28"/>
+        </w:rPr>
+        <w:t xml:space="preserve">Входные данные </w:t>
+      </w:r>
+      <w:r>
+        <w:rPr>
+          <w:rFonts w:ascii="Times New Roman" w:hAnsi="Times New Roman" w:cs="Times New Roman"/>
+          <w:sz w:val="28"/>
+          <w:szCs w:val="28"/>
+          <w:lang w:val="en-US"/>
+        </w:rPr>
+        <w:t>web</w:t>
+      </w:r>
+      <w:r>
+        <w:rPr>
+          <w:rFonts w:ascii="Times New Roman" w:hAnsi="Times New Roman" w:cs="Times New Roman"/>
+          <w:sz w:val="28"/>
+          <w:szCs w:val="28"/>
+        </w:rPr>
+        <w:t>-</w:t>
+      </w:r>
+      <w:r>
+        <w:rPr>
+          <w:rFonts w:ascii="Times New Roman" w:hAnsi="Times New Roman" w:cs="Times New Roman"/>
+          <w:sz w:val="28"/>
+          <w:szCs w:val="28"/>
+        </w:rPr>
+        <w:t xml:space="preserve">приложения – это ФИО и номер телефона пользователя. Результатом работы приложения является сохранение данных пользователя в базу данных, сохранение временного кэша в </w:t>
+      </w:r>
+      <w:r>
+        <w:rPr>
+          <w:rFonts w:ascii="Times New Roman" w:hAnsi="Times New Roman" w:cs="Times New Roman"/>
+          <w:sz w:val="28"/>
+          <w:szCs w:val="28"/>
+          <w:lang w:val="en-US"/>
+        </w:rPr>
+        <w:t>Redis</w:t>
+      </w:r>
+      <w:r>
+        <w:rPr>
+          <w:rFonts w:ascii="Times New Roman" w:hAnsi="Times New Roman" w:cs="Times New Roman"/>
+          <w:sz w:val="28"/>
+          <w:szCs w:val="28"/>
+        </w:rPr>
+        <w:t xml:space="preserve">, </w:t>
+      </w:r>
+      <w:r>
+        <w:rPr>
+          <w:rFonts w:ascii="Times New Roman" w:hAnsi="Times New Roman" w:cs="Times New Roman"/>
+          <w:sz w:val="28"/>
+          <w:szCs w:val="28"/>
+        </w:rPr>
+        <w:t xml:space="preserve">создание и отправка фоновой задачи в </w:t>
+      </w:r>
+      <w:r>
+        <w:rPr>
+          <w:rFonts w:ascii="Times New Roman" w:hAnsi="Times New Roman" w:cs="Times New Roman"/>
+          <w:sz w:val="28"/>
+          <w:szCs w:val="28"/>
+          <w:lang w:val="en-US"/>
+        </w:rPr>
+        <w:t>Celery</w:t>
+      </w:r>
+      <w:r>
+        <w:rPr>
+          <w:rFonts w:ascii="Times New Roman" w:hAnsi="Times New Roman" w:cs="Times New Roman"/>
+          <w:sz w:val="28"/>
+          <w:szCs w:val="28"/>
+        </w:rPr>
+        <w:t xml:space="preserve">, </w:t>
+      </w:r>
+      <w:r>
+        <w:rPr>
+          <w:rFonts w:ascii="Times New Roman" w:hAnsi="Times New Roman" w:cs="Times New Roman"/>
+          <w:sz w:val="28"/>
+          <w:szCs w:val="28"/>
+        </w:rPr>
+        <w:t>который в свою очередь исполнит фоновую задачу – уведомление о новой заявке на консультацию на электронную почту администрации.</w:t>
+      </w:r>
+    </w:p>
+    <w:p>
+      <w:pPr>
+        <w:pStyle w:val="a4"/>
+        <w:numPr>
+          <w:ilvl w:val="1"/>
+          <w:numId w:val="3"/>
+        </w:numPr>
+        <w:spacing w:after="0" w:line="360" w:lineRule="auto"/>
+        <w:jc w:val="both"/>
+        <w:rPr>
+          <w:rFonts w:ascii="Times New Roman" w:hAnsi="Times New Roman" w:cs="Times New Roman"/>
+          <w:b/>
+          <w:sz w:val="28"/>
+          <w:szCs w:val="28"/>
+        </w:rPr>
+      </w:pPr>
+      <w:r>
+        <w:rPr>
+          <w:rFonts w:ascii="Times New Roman" w:hAnsi="Times New Roman" w:cs="Times New Roman"/>
+          <w:b/>
+          <w:sz w:val="28"/>
+          <w:szCs w:val="28"/>
+        </w:rPr>
+        <w:t xml:space="preserve">Структура </w:t>
+      </w:r>
+      <w:r>
+        <w:rPr>
+          <w:rFonts w:ascii="Times New Roman" w:hAnsi="Times New Roman" w:cs="Times New Roman"/>
+          <w:b/>
+          <w:sz w:val="28"/>
+          <w:szCs w:val="28"/>
+          <w:lang w:val="en-US"/>
+        </w:rPr>
+        <w:t>web-</w:t>
+      </w:r>
+      <w:r>
+        <w:rPr>
+          <w:rFonts w:ascii="Times New Roman" w:hAnsi="Times New Roman" w:cs="Times New Roman"/>
+          <w:b/>
+          <w:sz w:val="28"/>
+          <w:szCs w:val="28"/>
+        </w:rPr>
+        <w:t>приложения</w:t>
+      </w:r>
+    </w:p>
+    <w:p>
+      <w:pPr>
+        <w:spacing w:after="0" w:line="360" w:lineRule="auto"/>
+        <w:ind w:firstLine="709"/>
+        <w:jc w:val="both"/>
+        <w:rPr>
+          <w:rFonts w:ascii="Times New Roman" w:hAnsi="Times New Roman" w:cs="Times New Roman"/>
+          <w:sz w:val="28"/>
+          <w:szCs w:val="28"/>
+        </w:rPr>
+      </w:pPr>
+      <w:r>
+        <w:rPr>
+          <w:rFonts w:ascii="Times New Roman" w:hAnsi="Times New Roman" w:cs="Times New Roman"/>
+          <w:sz w:val="28"/>
+          <w:szCs w:val="28"/>
+        </w:rPr>
+        <w:t xml:space="preserve">Приложение реализовано по клиент-серверной архитектуре с использованием фреймворка </w:t>
+      </w:r>
+      <w:r>
+        <w:rPr>
+          <w:rFonts w:ascii="Times New Roman" w:hAnsi="Times New Roman" w:cs="Times New Roman"/>
+          <w:sz w:val="28"/>
+          <w:szCs w:val="28"/>
+          <w:lang w:val="en-US"/>
+        </w:rPr>
+        <w:t>ReactJS</w:t>
+      </w:r>
+      <w:r>
+        <w:rPr>
+          <w:rFonts w:ascii="Times New Roman" w:hAnsi="Times New Roman" w:cs="Times New Roman"/>
+          <w:sz w:val="28"/>
+          <w:szCs w:val="28"/>
+        </w:rPr>
+        <w:t xml:space="preserve">, который позволяет разбивать части сайта на компоненты </w:t>
+      </w:r>
+      <w:r>
+        <w:rPr>
+          <w:rFonts w:ascii="Times New Roman" w:hAnsi="Times New Roman" w:cs="Times New Roman"/>
+          <w:sz w:val="28"/>
+          <w:szCs w:val="28"/>
+          <w:highlight w:val="yellow"/>
+        </w:rPr>
+        <w:t>(см. приложение А).</w:t>
+      </w:r>
+      <w:r>
+        <w:rPr>
+          <w:rFonts w:ascii="Times New Roman" w:hAnsi="Times New Roman" w:cs="Times New Roman"/>
+          <w:sz w:val="28"/>
+          <w:szCs w:val="28"/>
+        </w:rPr>
+        <w:t xml:space="preserve"> Д</w:t>
+      </w:r>
+      <w:r>
+        <w:rPr>
+          <w:rFonts w:ascii="Times New Roman" w:hAnsi="Times New Roman" w:cs="Times New Roman"/>
+          <w:sz w:val="28"/>
+          <w:szCs w:val="28"/>
+        </w:rPr>
+        <w:t>ля реализации клиентской части</w:t>
+      </w:r>
+      <w:r>
+        <w:rPr>
+          <w:rFonts w:ascii="Times New Roman" w:hAnsi="Times New Roman" w:cs="Times New Roman"/>
+          <w:sz w:val="28"/>
+          <w:szCs w:val="28"/>
+        </w:rPr>
+        <w:t xml:space="preserve">, </w:t>
+      </w:r>
+      <w:r>
+        <w:rPr>
+          <w:rFonts w:ascii="Times New Roman" w:hAnsi="Times New Roman" w:cs="Times New Roman"/>
+          <w:sz w:val="28"/>
+          <w:szCs w:val="28"/>
+        </w:rPr>
+        <w:t xml:space="preserve">который включает в себя такие языки как: </w:t>
+      </w:r>
+      <w:r>
+        <w:rPr>
+          <w:rFonts w:ascii="Times New Roman" w:hAnsi="Times New Roman" w:cs="Times New Roman"/>
+          <w:sz w:val="28"/>
+          <w:szCs w:val="28"/>
+          <w:lang w:val="en-US"/>
+        </w:rPr>
+        <w:t>HTML</w:t>
+      </w:r>
+      <w:r>
+        <w:rPr>
+          <w:rFonts w:ascii="Times New Roman" w:hAnsi="Times New Roman" w:cs="Times New Roman"/>
+          <w:sz w:val="28"/>
+          <w:szCs w:val="28"/>
+        </w:rPr>
+        <w:t xml:space="preserve">, </w:t>
+      </w:r>
+      <w:r>
+        <w:rPr>
+          <w:rFonts w:ascii="Times New Roman" w:hAnsi="Times New Roman" w:cs="Times New Roman"/>
+          <w:sz w:val="28"/>
+          <w:szCs w:val="28"/>
+          <w:lang w:val="en-US"/>
+        </w:rPr>
+        <w:t>CSS</w:t>
+      </w:r>
+      <w:r>
+        <w:rPr>
+          <w:rFonts w:ascii="Times New Roman" w:hAnsi="Times New Roman" w:cs="Times New Roman"/>
+          <w:sz w:val="28"/>
+          <w:szCs w:val="28"/>
+        </w:rPr>
+        <w:t xml:space="preserve">, </w:t>
+      </w:r>
+      <w:r>
+        <w:rPr>
+          <w:rFonts w:ascii="Times New Roman" w:hAnsi="Times New Roman" w:cs="Times New Roman"/>
+          <w:sz w:val="28"/>
+          <w:szCs w:val="28"/>
+          <w:lang w:val="en-US"/>
+        </w:rPr>
+        <w:t>JavaScript</w:t>
+      </w:r>
+      <w:r>
+        <w:rPr>
+          <w:rFonts w:ascii="Times New Roman" w:hAnsi="Times New Roman" w:cs="Times New Roman"/>
+          <w:sz w:val="28"/>
+          <w:szCs w:val="28"/>
+        </w:rPr>
+        <w:t>.</w:t>
+      </w:r>
+      <w:r>
+        <w:rPr>
+          <w:rFonts w:ascii="Times New Roman" w:hAnsi="Times New Roman" w:cs="Times New Roman"/>
+          <w:sz w:val="28"/>
+          <w:szCs w:val="28"/>
+        </w:rPr>
+        <w:t xml:space="preserve"> Для реализации серверной части </w:t>
+      </w:r>
+      <w:r>
+        <w:rPr>
+          <w:rFonts w:ascii="Times New Roman" w:hAnsi="Times New Roman" w:cs="Times New Roman"/>
+          <w:sz w:val="28"/>
+          <w:szCs w:val="28"/>
+        </w:rPr>
+        <w:t xml:space="preserve">был выбран подход репозиториев и сервисов, который позволяет использовать абстрактные репозитории как инструкцию над сервисами, в свою очередь сервисы выполняют бизнес-процессы. Для серверной части был </w:t>
+      </w:r>
+      <w:r>
+        <w:rPr>
+          <w:rFonts w:ascii="Times New Roman" w:hAnsi="Times New Roman" w:cs="Times New Roman"/>
+          <w:sz w:val="28"/>
+          <w:szCs w:val="28"/>
+        </w:rPr>
+        <w:t xml:space="preserve">выбран язык программирования </w:t>
+      </w:r>
+      <w:r>
+        <w:rPr>
+          <w:rFonts w:ascii="Times New Roman" w:hAnsi="Times New Roman" w:cs="Times New Roman"/>
+          <w:sz w:val="28"/>
+          <w:szCs w:val="28"/>
+          <w:lang w:val="en-US"/>
+        </w:rPr>
+        <w:t>Python</w:t>
+      </w:r>
+      <w:r>
+        <w:rPr>
+          <w:rFonts w:ascii="Times New Roman" w:hAnsi="Times New Roman" w:cs="Times New Roman"/>
+          <w:sz w:val="28"/>
+          <w:szCs w:val="28"/>
+        </w:rPr>
+        <w:t xml:space="preserve"> </w:t>
+      </w:r>
+      <w:r>
+        <w:rPr>
+          <w:rFonts w:ascii="Times New Roman" w:hAnsi="Times New Roman" w:cs="Times New Roman"/>
+          <w:sz w:val="28"/>
+          <w:szCs w:val="28"/>
+        </w:rPr>
+        <w:t xml:space="preserve">и фреймворк </w:t>
+      </w:r>
+      <w:proofErr w:type="spellStart"/>
+      <w:r>
+        <w:rPr>
+          <w:rFonts w:ascii="Times New Roman" w:hAnsi="Times New Roman" w:cs="Times New Roman"/>
+          <w:sz w:val="28"/>
+          <w:szCs w:val="28"/>
+          <w:lang w:val="en-US"/>
+        </w:rPr>
+        <w:t>FastAPI</w:t>
+      </w:r>
+      <w:proofErr w:type="spellEnd"/>
+      <w:r>
+        <w:rPr>
+          <w:rFonts w:ascii="Times New Roman" w:hAnsi="Times New Roman" w:cs="Times New Roman"/>
+          <w:sz w:val="28"/>
+          <w:szCs w:val="28"/>
+        </w:rPr>
+        <w:t xml:space="preserve">, </w:t>
+      </w:r>
+      <w:r>
+        <w:rPr>
+          <w:rFonts w:ascii="Times New Roman" w:hAnsi="Times New Roman" w:cs="Times New Roman"/>
+          <w:sz w:val="28"/>
+          <w:szCs w:val="28"/>
+        </w:rPr>
+        <w:t xml:space="preserve">который позволяет отправлять </w:t>
+      </w:r>
+      <w:r>
+        <w:rPr>
+          <w:rFonts w:ascii="Times New Roman" w:hAnsi="Times New Roman" w:cs="Times New Roman"/>
+          <w:sz w:val="28"/>
+          <w:szCs w:val="28"/>
+          <w:lang w:val="en-US"/>
+        </w:rPr>
+        <w:t>http</w:t>
+      </w:r>
+      <w:r>
+        <w:rPr>
+          <w:rFonts w:ascii="Times New Roman" w:hAnsi="Times New Roman" w:cs="Times New Roman"/>
+          <w:sz w:val="28"/>
+          <w:szCs w:val="28"/>
+        </w:rPr>
+        <w:t>-</w:t>
+      </w:r>
+      <w:r>
+        <w:rPr>
+          <w:rFonts w:ascii="Times New Roman" w:hAnsi="Times New Roman" w:cs="Times New Roman"/>
+          <w:sz w:val="28"/>
+          <w:szCs w:val="28"/>
+        </w:rPr>
+        <w:t xml:space="preserve">запросы на сервер. Также в серверной части был выбран брокер сообщений </w:t>
+      </w:r>
+      <w:r>
+        <w:rPr>
+          <w:rFonts w:ascii="Times New Roman" w:hAnsi="Times New Roman" w:cs="Times New Roman"/>
+          <w:sz w:val="28"/>
+          <w:szCs w:val="28"/>
+          <w:lang w:val="en-US"/>
+        </w:rPr>
+        <w:t>Redis</w:t>
+      </w:r>
+      <w:r>
+        <w:rPr>
+          <w:rFonts w:ascii="Times New Roman" w:hAnsi="Times New Roman" w:cs="Times New Roman"/>
+          <w:sz w:val="28"/>
+          <w:szCs w:val="28"/>
+        </w:rPr>
+        <w:t xml:space="preserve"> и менеджер фоновых задач </w:t>
+      </w:r>
+      <w:r>
+        <w:rPr>
+          <w:rFonts w:ascii="Times New Roman" w:hAnsi="Times New Roman" w:cs="Times New Roman"/>
+          <w:sz w:val="28"/>
+          <w:szCs w:val="28"/>
+          <w:lang w:val="en-US"/>
+        </w:rPr>
+        <w:t>Celery</w:t>
+      </w:r>
+      <w:r>
+        <w:rPr>
+          <w:rFonts w:ascii="Times New Roman" w:hAnsi="Times New Roman" w:cs="Times New Roman"/>
+          <w:sz w:val="28"/>
+          <w:szCs w:val="28"/>
+        </w:rPr>
+        <w:t xml:space="preserve">, </w:t>
+      </w:r>
+      <w:r>
+        <w:rPr>
+          <w:rFonts w:ascii="Times New Roman" w:hAnsi="Times New Roman" w:cs="Times New Roman"/>
+          <w:sz w:val="28"/>
+          <w:szCs w:val="28"/>
+        </w:rPr>
+        <w:t>что позволяет оптимизировать время работы приложения и улучшить производительность в несколько раз</w:t>
+      </w:r>
+      <w:r>
+        <w:rPr>
+          <w:rFonts w:ascii="Times New Roman" w:hAnsi="Times New Roman" w:cs="Times New Roman"/>
+          <w:sz w:val="28"/>
+          <w:szCs w:val="28"/>
+        </w:rPr>
+        <w:t xml:space="preserve">. </w:t>
+      </w:r>
+      <w:r>
+        <w:rPr>
+          <w:rFonts w:ascii="Times New Roman" w:hAnsi="Times New Roman" w:cs="Times New Roman"/>
+          <w:sz w:val="28"/>
+          <w:szCs w:val="28"/>
+        </w:rPr>
+        <w:t xml:space="preserve">База данных </w:t>
+      </w:r>
+      <w:r>
+        <w:rPr>
+          <w:rFonts w:ascii="Times New Roman" w:hAnsi="Times New Roman" w:cs="Times New Roman"/>
+          <w:sz w:val="28"/>
+          <w:szCs w:val="28"/>
+          <w:lang w:val="en-US"/>
+        </w:rPr>
+        <w:t>PostgreSQL</w:t>
+      </w:r>
+      <w:r>
+        <w:rPr>
+          <w:rFonts w:ascii="Times New Roman" w:hAnsi="Times New Roman" w:cs="Times New Roman"/>
+          <w:sz w:val="28"/>
+          <w:szCs w:val="28"/>
+        </w:rPr>
+        <w:t xml:space="preserve">, </w:t>
+      </w:r>
+      <w:r>
+        <w:rPr>
+          <w:rFonts w:ascii="Times New Roman" w:hAnsi="Times New Roman" w:cs="Times New Roman"/>
+          <w:sz w:val="28"/>
+          <w:szCs w:val="28"/>
+        </w:rPr>
+        <w:t xml:space="preserve">с которой взаимодействует серверная часть, путем отправления </w:t>
+      </w:r>
+      <w:r>
+        <w:rPr>
+          <w:rFonts w:ascii="Times New Roman" w:hAnsi="Times New Roman" w:cs="Times New Roman"/>
+          <w:sz w:val="28"/>
+          <w:szCs w:val="28"/>
+          <w:lang w:val="en-US"/>
+        </w:rPr>
+        <w:t>SQL</w:t>
+      </w:r>
+      <w:r>
+        <w:rPr>
+          <w:rFonts w:ascii="Times New Roman" w:hAnsi="Times New Roman" w:cs="Times New Roman"/>
+          <w:sz w:val="28"/>
+          <w:szCs w:val="28"/>
+        </w:rPr>
+        <w:t>-</w:t>
+      </w:r>
+      <w:r>
+        <w:rPr>
+          <w:rFonts w:ascii="Times New Roman" w:hAnsi="Times New Roman" w:cs="Times New Roman"/>
+          <w:sz w:val="28"/>
+          <w:szCs w:val="28"/>
+        </w:rPr>
+        <w:t xml:space="preserve">запросов в виде объектно-ориентированного программирования. Такой подход позволяет выполнять библиотека </w:t>
+      </w:r>
+      <w:proofErr w:type="spellStart"/>
+      <w:r>
+        <w:rPr>
+          <w:rFonts w:ascii="Times New Roman" w:hAnsi="Times New Roman" w:cs="Times New Roman"/>
+          <w:sz w:val="28"/>
+          <w:szCs w:val="28"/>
+          <w:lang w:val="en-US"/>
+        </w:rPr>
+        <w:t>SQLAlchemy</w:t>
+      </w:r>
+      <w:proofErr w:type="spellEnd"/>
+      <w:r>
+        <w:rPr>
+          <w:rFonts w:ascii="Times New Roman" w:hAnsi="Times New Roman" w:cs="Times New Roman"/>
+          <w:sz w:val="28"/>
+          <w:szCs w:val="28"/>
+        </w:rPr>
+        <w:t>.</w:t>
+      </w:r>
+    </w:p>
+    <w:p>
+      <w:pPr>
+        <w:spacing w:after="0" w:line="360" w:lineRule="auto"/>
+        <w:ind w:firstLine="709"/>
+        <w:jc w:val="both"/>
+        <w:rPr>
+          <w:rFonts w:ascii="Times New Roman" w:hAnsi="Times New Roman" w:cs="Times New Roman"/>
+          <w:sz w:val="28"/>
+          <w:szCs w:val="28"/>
+        </w:rPr>
+      </w:pPr>
+      <w:r>
+        <w:rPr>
+          <w:rFonts w:ascii="Times New Roman" w:hAnsi="Times New Roman" w:cs="Times New Roman"/>
+          <w:sz w:val="28"/>
+          <w:szCs w:val="28"/>
+        </w:rPr>
+        <w:t>Схема взаимодействия:</w:t>
+      </w:r>
+    </w:p>
+    <w:p>
+      <w:pPr>
+        <w:pStyle w:val="a4"/>
+        <w:numPr>
+          <w:ilvl w:val="0"/>
+          <w:numId w:val="12"/>
+        </w:numPr>
+        <w:spacing w:after="0" w:line="360" w:lineRule="auto"/>
+        <w:ind w:left="0" w:firstLine="709"/>
+        <w:jc w:val="both"/>
+        <w:rPr>
+          <w:rFonts w:ascii="Times New Roman" w:hAnsi="Times New Roman" w:cs="Times New Roman"/>
+          <w:sz w:val="28"/>
+          <w:szCs w:val="28"/>
+        </w:rPr>
+      </w:pPr>
+      <w:r>
+        <w:rPr>
+          <w:rFonts w:ascii="Times New Roman" w:hAnsi="Times New Roman" w:cs="Times New Roman"/>
+          <w:sz w:val="28"/>
+          <w:szCs w:val="28"/>
+        </w:rPr>
+        <w:t>Пользователь отправляет данные из формы, нажав кнопку «Отправить»</w:t>
+      </w:r>
+    </w:p>
+    <w:p>
+      <w:pPr>
+        <w:pStyle w:val="a4"/>
+        <w:numPr>
+          <w:ilvl w:val="0"/>
+          <w:numId w:val="12"/>
+        </w:numPr>
+        <w:spacing w:after="0" w:line="360" w:lineRule="auto"/>
+        <w:ind w:left="0" w:firstLine="709"/>
+        <w:jc w:val="both"/>
+        <w:rPr>
+          <w:rFonts w:ascii="Times New Roman" w:hAnsi="Times New Roman" w:cs="Times New Roman"/>
+          <w:sz w:val="28"/>
+          <w:szCs w:val="28"/>
+        </w:rPr>
+      </w:pPr>
+      <w:proofErr w:type="spellStart"/>
+      <w:r>
+        <w:rPr>
+          <w:rFonts w:ascii="Times New Roman" w:hAnsi="Times New Roman" w:cs="Times New Roman"/>
+          <w:sz w:val="28"/>
+          <w:szCs w:val="28"/>
+          <w:lang w:val="en-US"/>
+        </w:rPr>
+        <w:t>FastAPI</w:t>
+      </w:r>
+      <w:proofErr w:type="spellEnd"/>
+      <w:r>
+        <w:rPr>
+          <w:rFonts w:ascii="Times New Roman" w:hAnsi="Times New Roman" w:cs="Times New Roman"/>
+          <w:sz w:val="28"/>
+          <w:szCs w:val="28"/>
+        </w:rPr>
+        <w:t xml:space="preserve"> </w:t>
+      </w:r>
+      <w:r>
+        <w:rPr>
+          <w:rFonts w:ascii="Times New Roman" w:hAnsi="Times New Roman" w:cs="Times New Roman"/>
+          <w:sz w:val="28"/>
+          <w:szCs w:val="28"/>
+        </w:rPr>
+        <w:t xml:space="preserve">обрабатывает запрос, клиентский сервис сохраняет данные в базу данных, создает новую фоновую задачу, по отправке </w:t>
+      </w:r>
+      <w:r>
+        <w:rPr>
+          <w:rFonts w:ascii="Times New Roman" w:hAnsi="Times New Roman" w:cs="Times New Roman"/>
+          <w:sz w:val="28"/>
+          <w:szCs w:val="28"/>
+        </w:rPr>
+        <w:lastRenderedPageBreak/>
+        <w:t xml:space="preserve">уведомления на почту администрации и отправляет ее в </w:t>
+      </w:r>
+      <w:r>
+        <w:rPr>
+          <w:rFonts w:ascii="Times New Roman" w:hAnsi="Times New Roman" w:cs="Times New Roman"/>
+          <w:sz w:val="28"/>
+          <w:szCs w:val="28"/>
+          <w:lang w:val="en-US"/>
+        </w:rPr>
+        <w:t>Celery</w:t>
+      </w:r>
+      <w:r>
+        <w:rPr>
+          <w:rFonts w:ascii="Times New Roman" w:hAnsi="Times New Roman" w:cs="Times New Roman"/>
+          <w:sz w:val="28"/>
+          <w:szCs w:val="28"/>
+        </w:rPr>
+        <w:t xml:space="preserve"> </w:t>
+      </w:r>
+      <w:r>
+        <w:rPr>
+          <w:rFonts w:ascii="Times New Roman" w:hAnsi="Times New Roman" w:cs="Times New Roman"/>
+          <w:sz w:val="28"/>
+          <w:szCs w:val="28"/>
+        </w:rPr>
+        <w:t>на исполнение, почтовый сервис</w:t>
+      </w:r>
+      <w:r>
+        <w:rPr>
+          <w:rFonts w:ascii="Times New Roman" w:hAnsi="Times New Roman" w:cs="Times New Roman"/>
+          <w:sz w:val="28"/>
+          <w:szCs w:val="28"/>
+        </w:rPr>
+        <w:t xml:space="preserve"> отправляет письмо на электронную почту администрации</w:t>
+      </w:r>
+      <w:r>
+        <w:rPr>
+          <w:rFonts w:ascii="Times New Roman" w:hAnsi="Times New Roman" w:cs="Times New Roman"/>
+          <w:sz w:val="28"/>
+          <w:szCs w:val="28"/>
+        </w:rPr>
+        <w:t xml:space="preserve"> </w:t>
+      </w:r>
+      <w:r>
+        <w:rPr>
+          <w:rFonts w:ascii="Times New Roman" w:hAnsi="Times New Roman" w:cs="Times New Roman"/>
+          <w:sz w:val="28"/>
+          <w:szCs w:val="28"/>
+          <w:highlight w:val="yellow"/>
+        </w:rPr>
+        <w:t>(см. приложение А).</w:t>
+      </w:r>
+    </w:p>
+    <w:p>
+      <w:pPr>
+        <w:pStyle w:val="a4"/>
+        <w:numPr>
+          <w:ilvl w:val="0"/>
+          <w:numId w:val="12"/>
+        </w:numPr>
+        <w:spacing w:after="0" w:line="360" w:lineRule="auto"/>
+        <w:ind w:left="0" w:firstLine="709"/>
+        <w:jc w:val="both"/>
+        <w:rPr>
+          <w:rFonts w:ascii="Times New Roman" w:hAnsi="Times New Roman" w:cs="Times New Roman"/>
+          <w:sz w:val="28"/>
+          <w:szCs w:val="28"/>
+        </w:rPr>
+      </w:pPr>
+      <w:r>
+        <w:rPr>
+          <w:rFonts w:ascii="Times New Roman" w:hAnsi="Times New Roman" w:cs="Times New Roman"/>
+          <w:sz w:val="28"/>
+          <w:szCs w:val="28"/>
+        </w:rPr>
+        <w:t>После обработки со стороны сервера пользователь получает уведомление, в виде всплывающего окна, о том, что данные были успешно отправлены.</w:t>
+      </w:r>
+    </w:p>
+    <w:p>
+      <w:pPr>
+        <w:spacing w:after="0" w:line="360" w:lineRule="auto"/>
+        <w:jc w:val="both"/>
+        <w:rPr>
+          <w:rFonts w:ascii="Times New Roman" w:hAnsi="Times New Roman" w:cs="Times New Roman"/>
+          <w:b/>
+          <w:sz w:val="28"/>
+          <w:szCs w:val="28"/>
+        </w:rPr>
+      </w:pPr>
+      <w:r>
+        <w:rPr>
+          <w:rFonts w:ascii="Times New Roman" w:hAnsi="Times New Roman" w:cs="Times New Roman"/>
+          <w:b/>
+          <w:sz w:val="28"/>
+          <w:szCs w:val="28"/>
+        </w:rPr>
+        <w:br w:type="page"/>
+      </w:r>
+      <w:bookmarkStart w:id="0" w:name="_GoBack"/>
+      <w:bookmarkEnd w:id="0"/>
+    </w:p>
+    <w:p>
+      <w:pPr>
+        <w:spacing w:line="240" w:lineRule="auto"/>
+        <w:rPr>
+          <w:rFonts w:ascii="Courier New" w:hAnsi="Courier New" w:cs="Courier New"/>
+          <w:sz w:val="20"/>
+          <w:lang w:eastAsia="ru-RU"/>
+        </w:rPr>
+      </w:pPr>
+      <w:r>
+        <w:rPr>
+          <w:rFonts w:ascii="Courier New" w:hAnsi="Courier New" w:cs="Courier New"/>
+          <w:sz w:val="20"/>
+          <w:lang w:eastAsia="ru-RU"/>
+        </w:rPr>
+        <w:lastRenderedPageBreak/>
+        <w:t>{</w:t>
+      </w:r>
+    </w:p>
+    <w:p>
+      <w:pPr>
         <w:spacing w:line="240" w:lineRule="auto"/>
         <w:rPr>
           <w:rFonts w:ascii="Courier New" w:hAnsi="Courier New" w:cs="Courier New"/>
@@ -5707,32 +6489,13 @@
           <w:sz w:val="20"/>
           <w:lang w:val="en-US" w:eastAsia="ru-RU"/>
         </w:rPr>
-        <w:lastRenderedPageBreak/>
-        <w:t>{</w:t>
-      </w:r>
-    </w:p>
-    <w:p>
-      <w:pPr>
-        <w:spacing w:line="240" w:lineRule="auto"/>
+        <w:t> </w:t>
+      </w:r>
+      <w:r>
         <w:rPr>
           <w:rFonts w:ascii="Courier New" w:hAnsi="Courier New" w:cs="Courier New"/>
           <w:sz w:val="20"/>
-          <w:lang w:val="en-US" w:eastAsia="ru-RU"/>
-        </w:rPr>
-      </w:pPr>
-      <w:r>
-        <w:rPr>
-          <w:rFonts w:ascii="Courier New" w:hAnsi="Courier New" w:cs="Courier New"/>
-          <w:sz w:val="20"/>
-          <w:lang w:val="en-US" w:eastAsia="ru-RU"/>
-        </w:rPr>
-        <w:t> </w:t>
-      </w:r>
-      <w:r>
-        <w:rPr>
-          <w:rFonts w:ascii="Courier New" w:hAnsi="Courier New" w:cs="Courier New"/>
-          <w:sz w:val="20"/>
-          <w:lang w:val="en-US" w:eastAsia="ru-RU"/>
+          <w:lang w:eastAsia="ru-RU"/>
         </w:rPr>
         <w:t xml:space="preserve"> </w:t>
       </w:r>
@@ -6839,6 +7602,95 @@
     </w:lvl>
   </w:abstractNum>
   <w:abstractNum w:abstractNumId="8" w15:restartNumberingAfterBreak="0">
+    <w:nsid w:val="525C5BCD"/>
+    <w:multiLevelType w:val="hybridMultilevel"/>
+    <w:tmpl w:val="2E96A6FA"/>
+    <w:lvl w:ilvl="0" w:tplc="0419000F">
+      <w:start w:val="1"/>
+      <w:numFmt w:val="decimal"/>
+      <w:lvlText w:val="%1."/>
+      <w:lvlJc w:val="left"/>
+      <w:pPr>
+        <w:ind w:left="720" w:hanging="360"/>
+      </w:pPr>
+      <w:rPr>
+        <w:rFonts w:hint="default"/>
+      </w:rPr>
+    </w:lvl>
+    <w:lvl w:ilvl="1" w:tplc="04190019" w:tentative="1">
+      <w:start w:val="1"/>
+      <w:numFmt w:val="lowerLetter"/>
+      <w:lvlText w:val="%2."/>
+      <w:lvlJc w:val="left"/>
+      <w:pPr>
+        <w:ind w:left="1440" w:hanging="360"/>
+      </w:pPr>
+    </w:lvl>
+    <w:lvl w:ilvl="2" w:tplc="0419001B" w:tentative="1">
+      <w:start w:val="1"/>
+      <w:numFmt w:val="lowerRoman"/>
+      <w:lvlText w:val="%3."/>
+      <w:lvlJc w:val="right"/>
+      <w:pPr>
+        <w:ind w:left="2160" w:hanging="180"/>
+      </w:pPr>
+    </w:lvl>
+    <w:lvl w:ilvl="3" w:tplc="0419000F" w:tentative="1">
+      <w:start w:val="1"/>
+      <w:numFmt w:val="decimal"/>
+      <w:lvlText w:val="%4."/>
+      <w:lvlJc w:val="left"/>
+      <w:pPr>
+        <w:ind w:left="2880" w:hanging="360"/>
+      </w:pPr>
+    </w:lvl>
+    <w:lvl w:ilvl="4" w:tplc="04190019" w:tentative="1">
+      <w:start w:val="1"/>
+      <w:numFmt w:val="lowerLetter"/>
+      <w:lvlText w:val="%5."/>
+      <w:lvlJc w:val="left"/>
+      <w:pPr>
+        <w:ind w:left="3600" w:hanging="360"/>
+      </w:pPr>
+    </w:lvl>
+    <w:lvl w:ilvl="5" w:tplc="0419001B" w:tentative="1">
+      <w:start w:val="1"/>
+      <w:numFmt w:val="lowerRoman"/>
+      <w:lvlText w:val="%6."/>
+      <w:lvlJc w:val="right"/>
+      <w:pPr>
+        <w:ind w:left="4320" w:hanging="180"/>
+      </w:pPr>
+    </w:lvl>
+    <w:lvl w:ilvl="6" w:tplc="0419000F" w:tentative="1">
+      <w:start w:val="1"/>
+      <w:numFmt w:val="decimal"/>
+      <w:lvlText w:val="%7."/>
+      <w:lvlJc w:val="left"/>
+      <w:pPr>
+        <w:ind w:left="5040" w:hanging="360"/>
+      </w:pPr>
+    </w:lvl>
+    <w:lvl w:ilvl="7" w:tplc="04190019" w:tentative="1">
+      <w:start w:val="1"/>
+      <w:numFmt w:val="lowerLetter"/>
+      <w:lvlText w:val="%8."/>
+      <w:lvlJc w:val="left"/>
+      <w:pPr>
+        <w:ind w:left="5760" w:hanging="360"/>
+      </w:pPr>
+    </w:lvl>
+    <w:lvl w:ilvl="8" w:tplc="0419001B" w:tentative="1">
+      <w:start w:val="1"/>
+      <w:numFmt w:val="lowerRoman"/>
+      <w:lvlText w:val="%9."/>
+      <w:lvlJc w:val="right"/>
+      <w:pPr>
+        <w:ind w:left="6480" w:hanging="180"/>
+      </w:pPr>
+    </w:lvl>
+  </w:abstractNum>
+  <w:abstractNum w:abstractNumId="9" w15:restartNumberingAfterBreak="0">
     <w:nsid w:val="654B3F45"/>
     <w:multiLevelType w:val="hybridMultilevel"/>
     <w:tmpl w:val="2A8CA7AA"/>
@@ -6928,7 +7780,7 @@
       </w:pPr>
     </w:lvl>
   </w:abstractNum>
-  <w:abstractNum w:abstractNumId="9" w15:restartNumberingAfterBreak="0">
+  <w:abstractNum w:abstractNumId="10" w15:restartNumberingAfterBreak="0">
     <w:nsid w:val="65BB02B9"/>
     <w:multiLevelType w:val="multilevel"/>
     <w:tmpl w:val="48B6C0FC"/>
@@ -7041,7 +7893,7 @@
       </w:rPr>
     </w:lvl>
   </w:abstractNum>
-  <w:abstractNum w:abstractNumId="10" w15:restartNumberingAfterBreak="0">
+  <w:abstractNum w:abstractNumId="11" w15:restartNumberingAfterBreak="0">
     <w:nsid w:val="6ACA1DA3"/>
     <w:multiLevelType w:val="hybridMultilevel"/>
     <w:tmpl w:val="6B9CAE56"/>
@@ -7134,10 +7986,10 @@
     <w:abstractNumId w:val="3"/>
   </w:num>
   <w:num w:numId="2">
-    <w:abstractNumId w:val="10"/>
+    <w:abstractNumId w:val="11"/>
   </w:num>
   <w:num w:numId="3">
-    <w:abstractNumId w:val="9"/>
+    <w:abstractNumId w:val="10"/>
   </w:num>
   <w:num w:numId="4">
     <w:abstractNumId w:val="0"/>
@@ -7146,7 +7998,7 @@
     <w:abstractNumId w:val="6"/>
   </w:num>
   <w:num w:numId="6">
-    <w:abstractNumId w:val="8"/>
+    <w:abstractNumId w:val="9"/>
   </w:num>
   <w:num w:numId="7">
     <w:abstractNumId w:val="5"/>
@@ -7162,6 +8014,9 @@
   </w:num>
   <w:num w:numId="11">
     <w:abstractNumId w:val="7"/>
+  </w:num>
+  <w:num w:numId="12">
+    <w:abstractNumId w:val="8"/>
   </w:num>
 </w:numbering>
 </file>
@@ -8011,7 +8866,7 @@
 </file>
 
 <file path=customXml/itemProps1.xml><?xml version="1.0" encoding="utf-8"?>
-<ds:datastoreItem xmlns:ds="http://schemas.openxmlformats.org/officeDocument/2006/customXml" ds:itemID="{E11678FE-44B3-4B0E-A086-726E827940FA}">
+<ds:datastoreItem xmlns:ds="http://schemas.openxmlformats.org/officeDocument/2006/customXml" ds:itemID="{6C6C2F57-77A6-4FCA-A186-D8E6637F2D9E}">
   <ds:schemaRefs>
     <ds:schemaRef ds:uri="http://schemas.openxmlformats.org/officeDocument/2006/bibliography"/>
   </ds:schemaRefs>

--- a/Курсач.docx
+++ b/Курсач.docx
@@ -6434,6 +6434,11 @@
     </w:p>
     <w:p>
       <w:pPr>
+        <w:pStyle w:val="a4"/>
+        <w:numPr>
+          <w:ilvl w:val="0"/>
+          <w:numId w:val="3"/>
+        </w:numPr>
         <w:spacing w:after="0" w:line="360" w:lineRule="auto"/>
         <w:jc w:val="both"/>
         <w:rPr>
@@ -6451,28 +6456,799 @@
           <w:szCs w:val="28"/>
         </w:rPr>
         <w:br w:type="page"/>
+      </w:r>
+      <w:r>
+        <w:rPr>
+          <w:rFonts w:ascii="Times New Roman" w:hAnsi="Times New Roman" w:cs="Times New Roman"/>
+          <w:b/>
+          <w:sz w:val="28"/>
+          <w:szCs w:val="28"/>
+        </w:rPr>
+        <w:lastRenderedPageBreak/>
+        <w:t>ТЕСТИРОВАНИЕ ПРОГРАММНОГО ПРОДУКТА</w:t>
+      </w:r>
+    </w:p>
+    <w:p>
+      <w:pPr>
+        <w:spacing w:after="0" w:line="360" w:lineRule="auto"/>
+        <w:ind w:firstLine="709"/>
+        <w:jc w:val="both"/>
+        <w:rPr>
+          <w:rFonts w:ascii="Times New Roman" w:hAnsi="Times New Roman" w:cs="Times New Roman"/>
+          <w:sz w:val="28"/>
+          <w:szCs w:val="28"/>
+        </w:rPr>
+      </w:pPr>
+      <w:r>
+        <w:rPr>
+          <w:rFonts w:ascii="Times New Roman" w:hAnsi="Times New Roman" w:cs="Times New Roman"/>
+          <w:sz w:val="28"/>
+          <w:szCs w:val="28"/>
+        </w:rPr>
+        <w:t>Тестирование веб-приложения проводилась для проверки корректности работы функционала, безопасности и удобства интерфейса. Основные этапы и методы тестирования представлены ниже.</w:t>
+      </w:r>
+    </w:p>
+    <w:p>
+      <w:pPr>
+        <w:pStyle w:val="a4"/>
+        <w:numPr>
+          <w:ilvl w:val="1"/>
+          <w:numId w:val="3"/>
+        </w:numPr>
+        <w:spacing w:after="0" w:line="360" w:lineRule="auto"/>
+        <w:jc w:val="both"/>
+        <w:rPr>
+          <w:rFonts w:ascii="Times New Roman" w:hAnsi="Times New Roman" w:cs="Times New Roman"/>
+          <w:b/>
+          <w:sz w:val="28"/>
+          <w:szCs w:val="28"/>
+        </w:rPr>
+      </w:pPr>
+      <w:r>
+        <w:rPr>
+          <w:rFonts w:ascii="Times New Roman" w:hAnsi="Times New Roman" w:cs="Times New Roman"/>
+          <w:b/>
+          <w:sz w:val="28"/>
+          <w:szCs w:val="28"/>
+        </w:rPr>
+        <w:t>Виды тестирования</w:t>
+      </w:r>
+    </w:p>
+    <w:p>
+      <w:pPr>
+        <w:spacing w:after="0" w:line="360" w:lineRule="auto"/>
+        <w:ind w:firstLine="709"/>
+        <w:jc w:val="both"/>
+        <w:rPr>
+          <w:rFonts w:ascii="Times New Roman" w:hAnsi="Times New Roman" w:cs="Times New Roman"/>
+          <w:sz w:val="28"/>
+          <w:szCs w:val="28"/>
+        </w:rPr>
+      </w:pPr>
+      <w:r>
+        <w:rPr>
+          <w:rFonts w:ascii="Times New Roman" w:hAnsi="Times New Roman" w:cs="Times New Roman"/>
+          <w:sz w:val="28"/>
+          <w:szCs w:val="28"/>
+        </w:rPr>
+        <w:t>Модульное тестирование (</w:t>
+      </w:r>
+      <w:r>
+        <w:rPr>
+          <w:rFonts w:ascii="Times New Roman" w:hAnsi="Times New Roman" w:cs="Times New Roman"/>
+          <w:sz w:val="28"/>
+          <w:szCs w:val="28"/>
+        </w:rPr>
+        <w:t>Unit</w:t>
+      </w:r>
+      <w:r>
+        <w:rPr>
+          <w:rFonts w:ascii="Times New Roman" w:hAnsi="Times New Roman" w:cs="Times New Roman"/>
+          <w:sz w:val="28"/>
+          <w:szCs w:val="28"/>
+        </w:rPr>
+        <w:t>-</w:t>
+      </w:r>
+      <w:r>
+        <w:rPr>
+          <w:rFonts w:ascii="Times New Roman" w:hAnsi="Times New Roman" w:cs="Times New Roman"/>
+          <w:sz w:val="28"/>
+          <w:szCs w:val="28"/>
+        </w:rPr>
+        <w:t>тестирование) – это методика проверки программного обеспечения, при которой тестируются отдельные компоненты или модули приложения в изолированном состоянии, то есть в качестве тестируемых единиц выступают функции, методы, процедуры, классы или небольшие модули – всё то, что можно рассматривать как самостоятельную логическую единицу кода.</w:t>
+      </w:r>
+      <w:r>
+        <w:rPr>
+          <w:rFonts w:ascii="Times New Roman" w:hAnsi="Times New Roman" w:cs="Times New Roman"/>
+          <w:sz w:val="28"/>
+          <w:szCs w:val="28"/>
+        </w:rPr>
+        <w:t xml:space="preserve"> В ходе модульного тестирования, были проверены такие функции как: подключение и создание таблиц в базе данных, добавление пользователя в базу данных, создание отложенной задачи, отправка письма о заявке на электронную почту администрации.</w:t>
+      </w:r>
+    </w:p>
+    <w:p>
+      <w:pPr>
+        <w:spacing w:after="0" w:line="360" w:lineRule="auto"/>
+        <w:ind w:firstLine="709"/>
+        <w:jc w:val="both"/>
+        <w:rPr>
+          <w:rFonts w:ascii="Times New Roman" w:hAnsi="Times New Roman" w:cs="Times New Roman"/>
+          <w:sz w:val="28"/>
+          <w:szCs w:val="28"/>
+        </w:rPr>
+      </w:pPr>
+      <w:r>
+        <w:rPr>
+          <w:rFonts w:ascii="Times New Roman" w:hAnsi="Times New Roman" w:cs="Times New Roman"/>
+          <w:sz w:val="28"/>
+          <w:szCs w:val="28"/>
+        </w:rPr>
+        <w:t xml:space="preserve">Интеграционное тестирование </w:t>
+      </w:r>
+      <w:r>
+        <w:rPr>
+          <w:rFonts w:ascii="Times New Roman" w:hAnsi="Times New Roman" w:cs="Times New Roman"/>
+          <w:sz w:val="28"/>
+          <w:szCs w:val="28"/>
+        </w:rPr>
+        <w:t xml:space="preserve">– </w:t>
+      </w:r>
+      <w:r>
+        <w:rPr>
+          <w:rFonts w:ascii="Times New Roman" w:hAnsi="Times New Roman" w:cs="Times New Roman"/>
+          <w:sz w:val="28"/>
+          <w:szCs w:val="28"/>
+        </w:rPr>
+        <w:t>это этап контроля качества, при котором проверяется взаимодействие отдельных модулей, сервисов и подсистем. В отличие от модульного тестирования, где проверяется отдельный блок кода, интеграционное тестирование анализирует совместную работу нескольких модулей. В ходе интеграционного тестирования был проверен пользовательский сервис, который выполняет основные бизнес-процессы, а именно: добавление пользователя в базу данных, сохранение кэша, передача задачи на фон, исполнение задачи отправки электронного письма на фоне.</w:t>
+      </w:r>
+    </w:p>
+    <w:p>
+      <w:pPr>
+        <w:spacing w:after="0" w:line="360" w:lineRule="auto"/>
+        <w:ind w:firstLine="709"/>
+        <w:jc w:val="both"/>
+        <w:rPr>
+          <w:rFonts w:ascii="Times New Roman" w:hAnsi="Times New Roman" w:cs="Times New Roman"/>
+          <w:sz w:val="28"/>
+          <w:szCs w:val="28"/>
+        </w:rPr>
+      </w:pPr>
+      <w:r>
+        <w:rPr>
+          <w:rFonts w:ascii="Times New Roman" w:hAnsi="Times New Roman" w:cs="Times New Roman"/>
+          <w:sz w:val="28"/>
+          <w:szCs w:val="28"/>
+        </w:rPr>
+        <w:t xml:space="preserve">Системное тестирование – это этап процесса тестирования программного обеспечения, на котором проверяется целостность и функциональность интегрированной системы как единого целого. В ходе системного тестирования было проверено, что пользователь может нажать на кнопку «Записаться на консультацию», попасть на страничку с формой, где ему предстоит ввести персональные данные, а также согласиться с их </w:t>
+      </w:r>
+      <w:r>
+        <w:rPr>
+          <w:rFonts w:ascii="Times New Roman" w:hAnsi="Times New Roman" w:cs="Times New Roman"/>
+          <w:sz w:val="28"/>
+          <w:szCs w:val="28"/>
+        </w:rPr>
+        <w:lastRenderedPageBreak/>
+        <w:t>обработкой, нажать кнопку «Отправить» и при корректно введенным данным получить всплывающее окно о том, что данные были успешно отправлены.</w:t>
+      </w:r>
+    </w:p>
+    <w:p>
+      <w:pPr>
+        <w:spacing w:after="0" w:line="360" w:lineRule="auto"/>
+        <w:ind w:firstLine="709"/>
+        <w:jc w:val="both"/>
+        <w:rPr>
+          <w:rFonts w:ascii="Times New Roman" w:hAnsi="Times New Roman" w:cs="Times New Roman"/>
+          <w:sz w:val="28"/>
+          <w:szCs w:val="28"/>
+        </w:rPr>
+      </w:pPr>
+      <w:r>
+        <w:rPr>
+          <w:rFonts w:ascii="Times New Roman" w:hAnsi="Times New Roman" w:cs="Times New Roman"/>
+          <w:sz w:val="28"/>
+          <w:szCs w:val="28"/>
+        </w:rPr>
+        <w:t xml:space="preserve">Тестирование безопасности – это процесс проверки программного обеспечения на наличие уязвимостей, которые могут привести к утечке данных, несанкционированному доступу или нарушению работы сервисов. В ходе тестирования безопасности была проведена проверка на </w:t>
+      </w:r>
+      <w:r>
+        <w:rPr>
+          <w:rFonts w:ascii="Times New Roman" w:hAnsi="Times New Roman" w:cs="Times New Roman"/>
+          <w:sz w:val="28"/>
+          <w:szCs w:val="28"/>
+          <w:lang w:val="en-US"/>
+        </w:rPr>
+        <w:t>SQL</w:t>
+      </w:r>
+      <w:r>
+        <w:rPr>
+          <w:rFonts w:ascii="Times New Roman" w:hAnsi="Times New Roman" w:cs="Times New Roman"/>
+          <w:sz w:val="28"/>
+          <w:szCs w:val="28"/>
+        </w:rPr>
+        <w:t xml:space="preserve">-инъекции, которых веб-приложение не допустит, так как использует </w:t>
+      </w:r>
+      <w:proofErr w:type="spellStart"/>
+      <w:r>
+        <w:rPr>
+          <w:rFonts w:ascii="Times New Roman" w:hAnsi="Times New Roman" w:cs="Times New Roman"/>
+          <w:sz w:val="28"/>
+          <w:szCs w:val="28"/>
+          <w:lang w:val="en-US"/>
+        </w:rPr>
+        <w:t>SQLAlchemy</w:t>
+      </w:r>
+      <w:proofErr w:type="spellEnd"/>
+      <w:r>
+        <w:rPr>
+          <w:rFonts w:ascii="Times New Roman" w:hAnsi="Times New Roman" w:cs="Times New Roman"/>
+          <w:sz w:val="28"/>
+          <w:szCs w:val="28"/>
+        </w:rPr>
+        <w:t xml:space="preserve">, </w:t>
+      </w:r>
+      <w:r>
+        <w:rPr>
+          <w:rFonts w:ascii="Times New Roman" w:hAnsi="Times New Roman" w:cs="Times New Roman"/>
+          <w:sz w:val="28"/>
+          <w:szCs w:val="28"/>
+        </w:rPr>
+        <w:t xml:space="preserve">которая защищает от </w:t>
+      </w:r>
+      <w:r>
+        <w:rPr>
+          <w:rFonts w:ascii="Times New Roman" w:hAnsi="Times New Roman" w:cs="Times New Roman"/>
+          <w:sz w:val="28"/>
+          <w:szCs w:val="28"/>
+          <w:lang w:val="en-US"/>
+        </w:rPr>
+        <w:t>SQL</w:t>
+      </w:r>
+      <w:r>
+        <w:rPr>
+          <w:rFonts w:ascii="Times New Roman" w:hAnsi="Times New Roman" w:cs="Times New Roman"/>
+          <w:sz w:val="28"/>
+          <w:szCs w:val="28"/>
+        </w:rPr>
+        <w:t>-</w:t>
+      </w:r>
+      <w:r>
+        <w:rPr>
+          <w:rFonts w:ascii="Times New Roman" w:hAnsi="Times New Roman" w:cs="Times New Roman"/>
+          <w:sz w:val="28"/>
+          <w:szCs w:val="28"/>
+        </w:rPr>
+        <w:t>инъекций с помощью нескольких механизмов: использование параметризированных запросов, объектно-ориентированного подхода и валидацию данных</w:t>
+      </w:r>
+      <w:r>
+        <w:rPr>
+          <w:rFonts w:ascii="Times New Roman" w:hAnsi="Times New Roman" w:cs="Times New Roman"/>
+          <w:sz w:val="28"/>
+          <w:szCs w:val="28"/>
+        </w:rPr>
+        <w:t>.</w:t>
+      </w:r>
+    </w:p>
+    <w:p>
+      <w:pPr>
+        <w:spacing w:after="0" w:line="360" w:lineRule="auto"/>
+        <w:ind w:firstLine="709"/>
+        <w:jc w:val="both"/>
+        <w:rPr>
+          <w:rFonts w:ascii="Times New Roman" w:hAnsi="Times New Roman" w:cs="Times New Roman"/>
+          <w:sz w:val="28"/>
+          <w:szCs w:val="28"/>
+        </w:rPr>
+      </w:pPr>
+      <w:r>
+        <w:rPr>
+          <w:rFonts w:ascii="Times New Roman" w:hAnsi="Times New Roman" w:cs="Times New Roman"/>
+          <w:sz w:val="28"/>
+          <w:szCs w:val="28"/>
+        </w:rPr>
+        <w:t xml:space="preserve">Юзабилити тестирование </w:t>
+      </w:r>
+      <w:r>
+        <w:rPr>
+          <w:rFonts w:ascii="Times New Roman" w:hAnsi="Times New Roman" w:cs="Times New Roman"/>
+          <w:sz w:val="28"/>
+          <w:szCs w:val="28"/>
+        </w:rPr>
+        <w:t xml:space="preserve">– </w:t>
+      </w:r>
+      <w:r>
+        <w:rPr>
+          <w:rFonts w:ascii="Times New Roman" w:hAnsi="Times New Roman" w:cs="Times New Roman"/>
+          <w:sz w:val="28"/>
+          <w:szCs w:val="28"/>
+        </w:rPr>
+        <w:t xml:space="preserve">это метод оценки удобства взаимодействия пользователя с цифровым продуктом: сайтом, приложением, продуктом или системой. Позволяет выяснить, насколько легко и понятно человеку выполнять задачи. В ходе юзабилити тестирования была проведена проверка на адаптивность сайта под разные </w:t>
+      </w:r>
+      <w:proofErr w:type="spellStart"/>
+      <w:r>
+        <w:rPr>
+          <w:rFonts w:ascii="Times New Roman" w:hAnsi="Times New Roman" w:cs="Times New Roman"/>
+          <w:sz w:val="28"/>
+          <w:szCs w:val="28"/>
+        </w:rPr>
+        <w:t>бразуеры</w:t>
+      </w:r>
+      <w:proofErr w:type="spellEnd"/>
+      <w:r>
+        <w:rPr>
+          <w:rFonts w:ascii="Times New Roman" w:hAnsi="Times New Roman" w:cs="Times New Roman"/>
+          <w:sz w:val="28"/>
+          <w:szCs w:val="28"/>
+        </w:rPr>
+        <w:t xml:space="preserve"> и устройства. Для тестирования были использованы такие устройства, как: </w:t>
+      </w:r>
+      <w:proofErr w:type="spellStart"/>
+      <w:r>
+        <w:rPr>
+          <w:rFonts w:ascii="Times New Roman" w:hAnsi="Times New Roman" w:cs="Times New Roman"/>
+          <w:sz w:val="28"/>
+          <w:szCs w:val="28"/>
+          <w:lang w:val="en-US"/>
+        </w:rPr>
+        <w:t>IPhone</w:t>
+      </w:r>
+      <w:proofErr w:type="spellEnd"/>
+      <w:r>
+        <w:rPr>
+          <w:rFonts w:ascii="Times New Roman" w:hAnsi="Times New Roman" w:cs="Times New Roman"/>
+          <w:sz w:val="28"/>
+          <w:szCs w:val="28"/>
+        </w:rPr>
+        <w:t xml:space="preserve"> 11 </w:t>
+      </w:r>
+      <w:r>
+        <w:rPr>
+          <w:rFonts w:ascii="Times New Roman" w:hAnsi="Times New Roman" w:cs="Times New Roman"/>
+          <w:sz w:val="28"/>
+          <w:szCs w:val="28"/>
+        </w:rPr>
+        <w:t xml:space="preserve">с браузером </w:t>
+      </w:r>
+      <w:r>
+        <w:rPr>
+          <w:rFonts w:ascii="Times New Roman" w:hAnsi="Times New Roman" w:cs="Times New Roman"/>
+          <w:sz w:val="28"/>
+          <w:szCs w:val="28"/>
+          <w:lang w:val="en-US"/>
+        </w:rPr>
+        <w:t>Safari</w:t>
+      </w:r>
+      <w:r>
+        <w:rPr>
+          <w:rFonts w:ascii="Times New Roman" w:hAnsi="Times New Roman" w:cs="Times New Roman"/>
+          <w:sz w:val="28"/>
+          <w:szCs w:val="28"/>
+        </w:rPr>
+        <w:t xml:space="preserve">, </w:t>
+      </w:r>
+      <w:proofErr w:type="spellStart"/>
+      <w:r>
+        <w:rPr>
+          <w:rFonts w:ascii="Times New Roman" w:hAnsi="Times New Roman" w:cs="Times New Roman"/>
+          <w:sz w:val="28"/>
+          <w:szCs w:val="28"/>
+          <w:lang w:val="en-US"/>
+        </w:rPr>
+        <w:t>IPad</w:t>
+      </w:r>
+      <w:proofErr w:type="spellEnd"/>
+      <w:r>
+        <w:rPr>
+          <w:rFonts w:ascii="Times New Roman" w:hAnsi="Times New Roman" w:cs="Times New Roman"/>
+          <w:sz w:val="28"/>
+          <w:szCs w:val="28"/>
+        </w:rPr>
+        <w:t xml:space="preserve"> </w:t>
+      </w:r>
+      <w:r>
+        <w:rPr>
+          <w:rFonts w:ascii="Times New Roman" w:hAnsi="Times New Roman" w:cs="Times New Roman"/>
+          <w:sz w:val="28"/>
+          <w:szCs w:val="28"/>
+          <w:lang w:val="en-US"/>
+        </w:rPr>
+        <w:t>mini</w:t>
+      </w:r>
+      <w:r>
+        <w:rPr>
+          <w:rFonts w:ascii="Times New Roman" w:hAnsi="Times New Roman" w:cs="Times New Roman"/>
+          <w:sz w:val="28"/>
+          <w:szCs w:val="28"/>
+        </w:rPr>
+        <w:t xml:space="preserve"> </w:t>
+      </w:r>
+      <w:r>
+        <w:rPr>
+          <w:rFonts w:ascii="Times New Roman" w:hAnsi="Times New Roman" w:cs="Times New Roman"/>
+          <w:sz w:val="28"/>
+          <w:szCs w:val="28"/>
+        </w:rPr>
+        <w:t xml:space="preserve">с браузером </w:t>
+      </w:r>
+      <w:r>
+        <w:rPr>
+          <w:rFonts w:ascii="Times New Roman" w:hAnsi="Times New Roman" w:cs="Times New Roman"/>
+          <w:sz w:val="28"/>
+          <w:szCs w:val="28"/>
+          <w:lang w:val="en-US"/>
+        </w:rPr>
+        <w:t>Safari</w:t>
+      </w:r>
+      <w:r>
+        <w:rPr>
+          <w:rFonts w:ascii="Times New Roman" w:hAnsi="Times New Roman" w:cs="Times New Roman"/>
+          <w:sz w:val="28"/>
+          <w:szCs w:val="28"/>
+        </w:rPr>
+        <w:t xml:space="preserve">, </w:t>
+      </w:r>
+      <w:proofErr w:type="spellStart"/>
+      <w:r>
+        <w:rPr>
+          <w:rFonts w:ascii="Times New Roman" w:hAnsi="Times New Roman" w:cs="Times New Roman"/>
+          <w:sz w:val="28"/>
+          <w:szCs w:val="28"/>
+          <w:lang w:val="en-US"/>
+        </w:rPr>
+        <w:t>MacBookPro</w:t>
+      </w:r>
+      <w:proofErr w:type="spellEnd"/>
+      <w:r>
+        <w:rPr>
+          <w:rFonts w:ascii="Times New Roman" w:hAnsi="Times New Roman" w:cs="Times New Roman"/>
+          <w:sz w:val="28"/>
+          <w:szCs w:val="28"/>
+        </w:rPr>
+        <w:t xml:space="preserve"> </w:t>
+      </w:r>
+      <w:r>
+        <w:rPr>
+          <w:rFonts w:ascii="Times New Roman" w:hAnsi="Times New Roman" w:cs="Times New Roman"/>
+          <w:sz w:val="28"/>
+          <w:szCs w:val="28"/>
+        </w:rPr>
+        <w:t xml:space="preserve">с браузерами </w:t>
+      </w:r>
+      <w:r>
+        <w:rPr>
+          <w:rFonts w:ascii="Times New Roman" w:hAnsi="Times New Roman" w:cs="Times New Roman"/>
+          <w:sz w:val="28"/>
+          <w:szCs w:val="28"/>
+          <w:lang w:val="en-US"/>
+        </w:rPr>
+        <w:t>Safari</w:t>
+      </w:r>
+      <w:r>
+        <w:rPr>
+          <w:rFonts w:ascii="Times New Roman" w:hAnsi="Times New Roman" w:cs="Times New Roman"/>
+          <w:sz w:val="28"/>
+          <w:szCs w:val="28"/>
+        </w:rPr>
+        <w:t xml:space="preserve"> </w:t>
+      </w:r>
+      <w:r>
+        <w:rPr>
+          <w:rFonts w:ascii="Times New Roman" w:hAnsi="Times New Roman" w:cs="Times New Roman"/>
+          <w:sz w:val="28"/>
+          <w:szCs w:val="28"/>
+        </w:rPr>
+        <w:t xml:space="preserve">и </w:t>
+      </w:r>
+      <w:r>
+        <w:rPr>
+          <w:rFonts w:ascii="Times New Roman" w:hAnsi="Times New Roman" w:cs="Times New Roman"/>
+          <w:sz w:val="28"/>
+          <w:szCs w:val="28"/>
+          <w:lang w:val="en-US"/>
+        </w:rPr>
+        <w:t>Google</w:t>
+      </w:r>
+      <w:r>
+        <w:rPr>
+          <w:rFonts w:ascii="Times New Roman" w:hAnsi="Times New Roman" w:cs="Times New Roman"/>
+          <w:sz w:val="28"/>
+          <w:szCs w:val="28"/>
+        </w:rPr>
+        <w:t xml:space="preserve"> </w:t>
+      </w:r>
+      <w:r>
+        <w:rPr>
+          <w:rFonts w:ascii="Times New Roman" w:hAnsi="Times New Roman" w:cs="Times New Roman"/>
+          <w:sz w:val="28"/>
+          <w:szCs w:val="28"/>
+          <w:lang w:val="en-US"/>
+        </w:rPr>
+        <w:t>Chrome</w:t>
+      </w:r>
+      <w:r>
+        <w:rPr>
+          <w:rFonts w:ascii="Times New Roman" w:hAnsi="Times New Roman" w:cs="Times New Roman"/>
+          <w:sz w:val="28"/>
+          <w:szCs w:val="28"/>
+        </w:rPr>
+        <w:t>,</w:t>
+      </w:r>
+      <w:r>
+        <w:rPr>
+          <w:rFonts w:ascii="Times New Roman" w:hAnsi="Times New Roman" w:cs="Times New Roman"/>
+          <w:sz w:val="28"/>
+          <w:szCs w:val="28"/>
+        </w:rPr>
+        <w:t xml:space="preserve"> смартфон </w:t>
+      </w:r>
+      <w:r>
+        <w:rPr>
+          <w:rFonts w:ascii="Times New Roman" w:hAnsi="Times New Roman" w:cs="Times New Roman"/>
+          <w:sz w:val="28"/>
+          <w:szCs w:val="28"/>
+          <w:lang w:val="en-US"/>
+        </w:rPr>
+        <w:t>Vivo</w:t>
+      </w:r>
+      <w:r>
+        <w:rPr>
+          <w:rFonts w:ascii="Times New Roman" w:hAnsi="Times New Roman" w:cs="Times New Roman"/>
+          <w:sz w:val="28"/>
+          <w:szCs w:val="28"/>
+        </w:rPr>
+        <w:t xml:space="preserve"> </w:t>
+      </w:r>
+      <w:r>
+        <w:rPr>
+          <w:rFonts w:ascii="Times New Roman" w:hAnsi="Times New Roman" w:cs="Times New Roman"/>
+          <w:sz w:val="28"/>
+          <w:szCs w:val="28"/>
+          <w:lang w:val="en-US"/>
+        </w:rPr>
+        <w:t>Ultra</w:t>
+      </w:r>
+      <w:r>
+        <w:rPr>
+          <w:rFonts w:ascii="Times New Roman" w:hAnsi="Times New Roman" w:cs="Times New Roman"/>
+          <w:sz w:val="28"/>
+          <w:szCs w:val="28"/>
+        </w:rPr>
+        <w:t xml:space="preserve"> </w:t>
+      </w:r>
+      <w:r>
+        <w:rPr>
+          <w:rFonts w:ascii="Times New Roman" w:hAnsi="Times New Roman" w:cs="Times New Roman"/>
+          <w:sz w:val="28"/>
+          <w:szCs w:val="28"/>
+        </w:rPr>
+        <w:t xml:space="preserve">с браузером Яндекс и </w:t>
+      </w:r>
+      <w:r>
+        <w:rPr>
+          <w:rFonts w:ascii="Times New Roman" w:hAnsi="Times New Roman" w:cs="Times New Roman"/>
+          <w:sz w:val="28"/>
+          <w:szCs w:val="28"/>
+        </w:rPr>
+        <w:t xml:space="preserve">ПК с операционной системой </w:t>
+      </w:r>
+      <w:r>
+        <w:rPr>
+          <w:rFonts w:ascii="Times New Roman" w:hAnsi="Times New Roman" w:cs="Times New Roman"/>
+          <w:sz w:val="28"/>
+          <w:szCs w:val="28"/>
+          <w:lang w:val="en-US"/>
+        </w:rPr>
+        <w:t>Windows</w:t>
+      </w:r>
+      <w:r>
+        <w:rPr>
+          <w:rFonts w:ascii="Times New Roman" w:hAnsi="Times New Roman" w:cs="Times New Roman"/>
+          <w:sz w:val="28"/>
+          <w:szCs w:val="28"/>
+        </w:rPr>
+        <w:t xml:space="preserve"> </w:t>
+      </w:r>
+      <w:r>
+        <w:rPr>
+          <w:rFonts w:ascii="Times New Roman" w:hAnsi="Times New Roman" w:cs="Times New Roman"/>
+          <w:sz w:val="28"/>
+          <w:szCs w:val="28"/>
+        </w:rPr>
+        <w:t xml:space="preserve">с браузерами </w:t>
+      </w:r>
+      <w:r>
+        <w:rPr>
+          <w:rFonts w:ascii="Times New Roman" w:hAnsi="Times New Roman" w:cs="Times New Roman"/>
+          <w:sz w:val="28"/>
+          <w:szCs w:val="28"/>
+          <w:lang w:val="en-US"/>
+        </w:rPr>
+        <w:t>Google</w:t>
+      </w:r>
+      <w:r>
+        <w:rPr>
+          <w:rFonts w:ascii="Times New Roman" w:hAnsi="Times New Roman" w:cs="Times New Roman"/>
+          <w:sz w:val="28"/>
+          <w:szCs w:val="28"/>
+        </w:rPr>
+        <w:t xml:space="preserve"> </w:t>
+      </w:r>
+      <w:r>
+        <w:rPr>
+          <w:rFonts w:ascii="Times New Roman" w:hAnsi="Times New Roman" w:cs="Times New Roman"/>
+          <w:sz w:val="28"/>
+          <w:szCs w:val="28"/>
+          <w:lang w:val="en-US"/>
+        </w:rPr>
+        <w:t>Chrome</w:t>
+      </w:r>
+      <w:r>
+        <w:rPr>
+          <w:rFonts w:ascii="Times New Roman" w:hAnsi="Times New Roman" w:cs="Times New Roman"/>
+          <w:sz w:val="28"/>
+          <w:szCs w:val="28"/>
+        </w:rPr>
+        <w:t xml:space="preserve"> </w:t>
+      </w:r>
+      <w:r>
+        <w:rPr>
+          <w:rFonts w:ascii="Times New Roman" w:hAnsi="Times New Roman" w:cs="Times New Roman"/>
+          <w:sz w:val="28"/>
+          <w:szCs w:val="28"/>
+        </w:rPr>
+        <w:t xml:space="preserve">и </w:t>
+      </w:r>
+      <w:r>
+        <w:rPr>
+          <w:rFonts w:ascii="Times New Roman" w:hAnsi="Times New Roman" w:cs="Times New Roman"/>
+          <w:sz w:val="28"/>
+          <w:szCs w:val="28"/>
+          <w:lang w:val="en-US"/>
+        </w:rPr>
+        <w:t>Edge</w:t>
+      </w:r>
+      <w:r>
+        <w:rPr>
+          <w:rFonts w:ascii="Times New Roman" w:hAnsi="Times New Roman" w:cs="Times New Roman"/>
+          <w:sz w:val="28"/>
+          <w:szCs w:val="28"/>
+        </w:rPr>
+        <w:t xml:space="preserve">. </w:t>
+      </w:r>
+      <w:r>
+        <w:rPr>
+          <w:rFonts w:ascii="Times New Roman" w:hAnsi="Times New Roman" w:cs="Times New Roman"/>
+          <w:sz w:val="28"/>
+          <w:szCs w:val="28"/>
+        </w:rPr>
+        <w:t xml:space="preserve">На всех устройствах данные </w:t>
+      </w:r>
+      <w:r>
+        <w:rPr>
+          <w:rFonts w:ascii="Times New Roman" w:hAnsi="Times New Roman" w:cs="Times New Roman"/>
+          <w:sz w:val="28"/>
+          <w:szCs w:val="28"/>
+          <w:lang w:val="en-US"/>
+        </w:rPr>
+        <w:t>web-</w:t>
+      </w:r>
+      <w:r>
+        <w:rPr>
+          <w:rFonts w:ascii="Times New Roman" w:hAnsi="Times New Roman" w:cs="Times New Roman"/>
+          <w:sz w:val="28"/>
+          <w:szCs w:val="28"/>
+        </w:rPr>
+        <w:t>приложения показываются корректно.</w:t>
+      </w:r>
+    </w:p>
+    <w:p>
+      <w:pPr>
+        <w:pStyle w:val="a4"/>
+        <w:numPr>
+          <w:ilvl w:val="1"/>
+          <w:numId w:val="3"/>
+        </w:numPr>
+        <w:spacing w:after="0" w:line="360" w:lineRule="auto"/>
+        <w:jc w:val="both"/>
+        <w:rPr>
+          <w:rFonts w:ascii="Times New Roman" w:hAnsi="Times New Roman" w:cs="Times New Roman"/>
+          <w:b/>
+          <w:sz w:val="28"/>
+          <w:szCs w:val="28"/>
+        </w:rPr>
+      </w:pPr>
+      <w:r>
+        <w:rPr>
+          <w:rFonts w:ascii="Times New Roman" w:hAnsi="Times New Roman" w:cs="Times New Roman"/>
+          <w:b/>
+          <w:sz w:val="28"/>
+          <w:szCs w:val="28"/>
+        </w:rPr>
+        <w:t>Тестовые сценарии и результаты</w:t>
+      </w:r>
+    </w:p>
+    <w:p>
+      <w:pPr>
+        <w:spacing w:after="0" w:line="360" w:lineRule="auto"/>
+        <w:jc w:val="both"/>
+        <w:rPr>
+          <w:rFonts w:ascii="Times New Roman" w:hAnsi="Times New Roman" w:cs="Times New Roman"/>
+          <w:b/>
+          <w:sz w:val="28"/>
+          <w:szCs w:val="28"/>
+        </w:rPr>
+      </w:pPr>
+      <w:r>
+        <w:rPr>
+          <w:rFonts w:ascii="Times New Roman" w:hAnsi="Times New Roman" w:cs="Times New Roman"/>
+          <w:b/>
+          <w:sz w:val="28"/>
+          <w:szCs w:val="28"/>
+        </w:rPr>
+        <w:t xml:space="preserve">Расписать что я </w:t>
+      </w:r>
+      <w:proofErr w:type="spellStart"/>
+      <w:r>
+        <w:rPr>
+          <w:rFonts w:ascii="Times New Roman" w:hAnsi="Times New Roman" w:cs="Times New Roman"/>
+          <w:b/>
+          <w:sz w:val="28"/>
+          <w:szCs w:val="28"/>
+        </w:rPr>
+        <w:t>тестил</w:t>
+      </w:r>
+      <w:proofErr w:type="spellEnd"/>
+      <w:r>
+        <w:rPr>
+          <w:rFonts w:ascii="Times New Roman" w:hAnsi="Times New Roman" w:cs="Times New Roman"/>
+          <w:b/>
+          <w:sz w:val="28"/>
+          <w:szCs w:val="28"/>
+        </w:rPr>
+        <w:t xml:space="preserve"> </w:t>
+      </w:r>
+      <w:proofErr w:type="gramStart"/>
+      <w:r>
+        <w:rPr>
+          <w:rFonts w:ascii="Times New Roman" w:hAnsi="Times New Roman" w:cs="Times New Roman"/>
+          <w:b/>
+          <w:sz w:val="28"/>
+          <w:szCs w:val="28"/>
+        </w:rPr>
+        <w:t>и</w:t>
+      </w:r>
+      <w:proofErr w:type="gramEnd"/>
+      <w:r>
+        <w:rPr>
+          <w:rFonts w:ascii="Times New Roman" w:hAnsi="Times New Roman" w:cs="Times New Roman"/>
+          <w:b/>
+          <w:sz w:val="28"/>
+          <w:szCs w:val="28"/>
+        </w:rPr>
+        <w:t xml:space="preserve"> как и сверить с ожидаемым результатом и фактическим</w:t>
       </w:r>
       <w:bookmarkStart w:id="0" w:name="_GoBack"/>
       <w:bookmarkEnd w:id="0"/>
-    </w:p>
-    <w:p>
-      <w:pPr>
-        <w:spacing w:line="240" w:lineRule="auto"/>
-        <w:rPr>
-          <w:rFonts w:ascii="Courier New" w:hAnsi="Courier New" w:cs="Courier New"/>
-          <w:sz w:val="20"/>
-          <w:lang w:eastAsia="ru-RU"/>
-        </w:rPr>
-      </w:pPr>
-      <w:r>
-        <w:rPr>
-          <w:rFonts w:ascii="Courier New" w:hAnsi="Courier New" w:cs="Courier New"/>
-          <w:sz w:val="20"/>
-          <w:lang w:eastAsia="ru-RU"/>
-        </w:rPr>
-        <w:lastRenderedPageBreak/>
-        <w:t>{</w:t>
-      </w:r>
+      <w:r>
+        <w:rPr>
+          <w:rFonts w:ascii="Times New Roman" w:hAnsi="Times New Roman" w:cs="Times New Roman"/>
+          <w:b/>
+          <w:sz w:val="28"/>
+          <w:szCs w:val="28"/>
+        </w:rPr>
+        <w:br w:type="page"/>
+      </w:r>
+    </w:p>
+    <w:p>
+      <w:pPr>
+        <w:spacing w:after="0" w:line="360" w:lineRule="auto"/>
+        <w:jc w:val="both"/>
+        <w:rPr>
+          <w:rFonts w:ascii="Times New Roman" w:hAnsi="Times New Roman" w:cs="Times New Roman"/>
+          <w:b/>
+          <w:sz w:val="28"/>
+          <w:szCs w:val="28"/>
+        </w:rPr>
+      </w:pPr>
     </w:p>
     <w:p>
       <w:pPr>
@@ -6489,13 +7265,31 @@
           <w:sz w:val="20"/>
           <w:lang w:val="en-US" w:eastAsia="ru-RU"/>
         </w:rPr>
-        <w:t> </w:t>
-      </w:r>
-      <w:r>
+        <w:t>{</w:t>
+      </w:r>
+    </w:p>
+    <w:p>
+      <w:pPr>
+        <w:spacing w:line="240" w:lineRule="auto"/>
         <w:rPr>
           <w:rFonts w:ascii="Courier New" w:hAnsi="Courier New" w:cs="Courier New"/>
           <w:sz w:val="20"/>
-          <w:lang w:eastAsia="ru-RU"/>
+          <w:lang w:val="en-US" w:eastAsia="ru-RU"/>
+        </w:rPr>
+      </w:pPr>
+      <w:r>
+        <w:rPr>
+          <w:rFonts w:ascii="Courier New" w:hAnsi="Courier New" w:cs="Courier New"/>
+          <w:sz w:val="20"/>
+          <w:lang w:val="en-US" w:eastAsia="ru-RU"/>
+        </w:rPr>
+        <w:t> </w:t>
+      </w:r>
+      <w:r>
+        <w:rPr>
+          <w:rFonts w:ascii="Courier New" w:hAnsi="Courier New" w:cs="Courier New"/>
+          <w:sz w:val="20"/>
+          <w:lang w:val="en-US" w:eastAsia="ru-RU"/>
         </w:rPr>
         <w:t xml:space="preserve"> </w:t>
       </w:r>
@@ -6638,6 +7432,95 @@
 <file path=word/numbering.xml><?xml version="1.0" encoding="utf-8"?>
 <w:numbering xmlns:wpc="http://schemas.microsoft.com/office/word/2010/wordprocessingCanvas" xmlns:cx="http://schemas.microsoft.com/office/drawing/2014/chartex" xmlns:cx1="http://schemas.microsoft.com/office/drawing/2015/9/8/chartex" xmlns:cx2="http://schemas.microsoft.com/office/drawing/2015/10/21/chartex" xmlns:cx3="http://schemas.microsoft.com/office/drawing/2016/5/9/chartex" xmlns:cx4="http://schemas.microsoft.com/office/drawing/2016/5/10/chartex" xmlns:cx5="http://schemas.microsoft.com/office/drawing/2016/5/11/chartex" xmlns:cx6="http://schemas.microsoft.com/office/drawing/2016/5/12/chartex" xmlns:cx7="http://schemas.microsoft.com/office/drawing/2016/5/13/chartex" xmlns:cx8="http://schemas.microsoft.com/office/drawing/2016/5/14/chartex" xmlns:mc="http://schemas.openxmlformats.org/markup-compatibility/2006" xmlns:aink="http://schemas.microsoft.com/office/drawing/2016/ink" xmlns:am3d="http://schemas.microsoft.com/office/drawing/2017/model3d" xmlns:o="urn:schemas-microsoft-com:office:office" xmlns:r="http://schemas.openxmlformats.org/officeDocument/2006/relationships" xmlns:m="http://schemas.openxmlformats.org/officeDocument/2006/math" xmlns:v="urn:schemas-microsoft-com:vml" xmlns:wp14="http://schemas.microsoft.com/office/word/2010/wordprocessingDrawing" xmlns:wp="http://schemas.openxmlformats.org/drawingml/2006/wordprocessingDrawing" xmlns:w10="urn:schemas-microsoft-com:office:word" xmlns:w="http://schemas.openxmlformats.org/wordprocessingml/2006/main" xmlns:w14="http://schemas.microsoft.com/office/word/2010/wordml" xmlns:w15="http://schemas.microsoft.com/office/word/2012/wordml" xmlns:w16cid="http://schemas.microsoft.com/office/word/2016/wordml/cid" xmlns:w16se="http://schemas.microsoft.com/office/word/2015/wordml/symex" xmlns:wpg="http://schemas.microsoft.com/office/word/2010/wordprocessingGroup" xmlns:wpi="http://schemas.microsoft.com/office/word/2010/wordprocessingInk" xmlns:wne="http://schemas.microsoft.com/office/word/2006/wordml" xmlns:wps="http://schemas.microsoft.com/office/word/2010/wordprocessingShape" mc:Ignorable="w14 w15 w16se w16cid wp14">
   <w:abstractNum w:abstractNumId="0" w15:restartNumberingAfterBreak="0">
+    <w:nsid w:val="01930665"/>
+    <w:multiLevelType w:val="hybridMultilevel"/>
+    <w:tmpl w:val="D5907420"/>
+    <w:lvl w:ilvl="0" w:tplc="0419000F">
+      <w:start w:val="1"/>
+      <w:numFmt w:val="decimal"/>
+      <w:lvlText w:val="%1."/>
+      <w:lvlJc w:val="left"/>
+      <w:pPr>
+        <w:ind w:left="720" w:hanging="360"/>
+      </w:pPr>
+      <w:rPr>
+        <w:rFonts w:hint="default"/>
+      </w:rPr>
+    </w:lvl>
+    <w:lvl w:ilvl="1" w:tplc="04190019" w:tentative="1">
+      <w:start w:val="1"/>
+      <w:numFmt w:val="lowerLetter"/>
+      <w:lvlText w:val="%2."/>
+      <w:lvlJc w:val="left"/>
+      <w:pPr>
+        <w:ind w:left="1440" w:hanging="360"/>
+      </w:pPr>
+    </w:lvl>
+    <w:lvl w:ilvl="2" w:tplc="0419001B" w:tentative="1">
+      <w:start w:val="1"/>
+      <w:numFmt w:val="lowerRoman"/>
+      <w:lvlText w:val="%3."/>
+      <w:lvlJc w:val="right"/>
+      <w:pPr>
+        <w:ind w:left="2160" w:hanging="180"/>
+      </w:pPr>
+    </w:lvl>
+    <w:lvl w:ilvl="3" w:tplc="0419000F" w:tentative="1">
+      <w:start w:val="1"/>
+      <w:numFmt w:val="decimal"/>
+      <w:lvlText w:val="%4."/>
+      <w:lvlJc w:val="left"/>
+      <w:pPr>
+        <w:ind w:left="2880" w:hanging="360"/>
+      </w:pPr>
+    </w:lvl>
+    <w:lvl w:ilvl="4" w:tplc="04190019" w:tentative="1">
+      <w:start w:val="1"/>
+      <w:numFmt w:val="lowerLetter"/>
+      <w:lvlText w:val="%5."/>
+      <w:lvlJc w:val="left"/>
+      <w:pPr>
+        <w:ind w:left="3600" w:hanging="360"/>
+      </w:pPr>
+    </w:lvl>
+    <w:lvl w:ilvl="5" w:tplc="0419001B" w:tentative="1">
+      <w:start w:val="1"/>
+      <w:numFmt w:val="lowerRoman"/>
+      <w:lvlText w:val="%6."/>
+      <w:lvlJc w:val="right"/>
+      <w:pPr>
+        <w:ind w:left="4320" w:hanging="180"/>
+      </w:pPr>
+    </w:lvl>
+    <w:lvl w:ilvl="6" w:tplc="0419000F" w:tentative="1">
+      <w:start w:val="1"/>
+      <w:numFmt w:val="decimal"/>
+      <w:lvlText w:val="%7."/>
+      <w:lvlJc w:val="left"/>
+      <w:pPr>
+        <w:ind w:left="5040" w:hanging="360"/>
+      </w:pPr>
+    </w:lvl>
+    <w:lvl w:ilvl="7" w:tplc="04190019" w:tentative="1">
+      <w:start w:val="1"/>
+      <w:numFmt w:val="lowerLetter"/>
+      <w:lvlText w:val="%8."/>
+      <w:lvlJc w:val="left"/>
+      <w:pPr>
+        <w:ind w:left="5760" w:hanging="360"/>
+      </w:pPr>
+    </w:lvl>
+    <w:lvl w:ilvl="8" w:tplc="0419001B" w:tentative="1">
+      <w:start w:val="1"/>
+      <w:numFmt w:val="lowerRoman"/>
+      <w:lvlText w:val="%9."/>
+      <w:lvlJc w:val="right"/>
+      <w:pPr>
+        <w:ind w:left="6480" w:hanging="180"/>
+      </w:pPr>
+    </w:lvl>
+  </w:abstractNum>
+  <w:abstractNum w:abstractNumId="1" w15:restartNumberingAfterBreak="0">
     <w:nsid w:val="0EA92335"/>
     <w:multiLevelType w:val="multilevel"/>
     <w:tmpl w:val="D4D0E382"/>
@@ -6786,7 +7669,7 @@
       </w:rPr>
     </w:lvl>
   </w:abstractNum>
-  <w:abstractNum w:abstractNumId="1" w15:restartNumberingAfterBreak="0">
+  <w:abstractNum w:abstractNumId="2" w15:restartNumberingAfterBreak="0">
     <w:nsid w:val="158705D7"/>
     <w:multiLevelType w:val="hybridMultilevel"/>
     <w:tmpl w:val="7220CEAC"/>
@@ -6899,7 +7782,7 @@
       </w:rPr>
     </w:lvl>
   </w:abstractNum>
-  <w:abstractNum w:abstractNumId="2" w15:restartNumberingAfterBreak="0">
+  <w:abstractNum w:abstractNumId="3" w15:restartNumberingAfterBreak="0">
     <w:nsid w:val="1B6D5239"/>
     <w:multiLevelType w:val="hybridMultilevel"/>
     <w:tmpl w:val="4C90C21C"/>
@@ -6988,7 +7871,7 @@
       </w:pPr>
     </w:lvl>
   </w:abstractNum>
-  <w:abstractNum w:abstractNumId="3" w15:restartNumberingAfterBreak="0">
+  <w:abstractNum w:abstractNumId="4" w15:restartNumberingAfterBreak="0">
     <w:nsid w:val="36A76CA4"/>
     <w:multiLevelType w:val="multilevel"/>
     <w:tmpl w:val="37C4B2E0"/>
@@ -7137,7 +8020,7 @@
       </w:rPr>
     </w:lvl>
   </w:abstractNum>
-  <w:abstractNum w:abstractNumId="4" w15:restartNumberingAfterBreak="0">
+  <w:abstractNum w:abstractNumId="5" w15:restartNumberingAfterBreak="0">
     <w:nsid w:val="38984EB3"/>
     <w:multiLevelType w:val="hybridMultilevel"/>
     <w:tmpl w:val="C1E27314"/>
@@ -7250,7 +8133,97 @@
       </w:rPr>
     </w:lvl>
   </w:abstractNum>
-  <w:abstractNum w:abstractNumId="5" w15:restartNumberingAfterBreak="0">
+  <w:abstractNum w:abstractNumId="6" w15:restartNumberingAfterBreak="0">
+    <w:nsid w:val="3D2E4DD9"/>
+    <w:multiLevelType w:val="hybridMultilevel"/>
+    <w:tmpl w:val="4470D670"/>
+    <w:lvl w:ilvl="0" w:tplc="0419000F">
+      <w:start w:val="1"/>
+      <w:numFmt w:val="decimal"/>
+      <w:lvlText w:val="%1."/>
+      <w:lvlJc w:val="left"/>
+      <w:pPr>
+        <w:ind w:left="720" w:hanging="360"/>
+      </w:pPr>
+      <w:rPr>
+        <w:rFonts w:hint="default"/>
+        <w:b w:val="0"/>
+      </w:rPr>
+    </w:lvl>
+    <w:lvl w:ilvl="1" w:tplc="04190019" w:tentative="1">
+      <w:start w:val="1"/>
+      <w:numFmt w:val="lowerLetter"/>
+      <w:lvlText w:val="%2."/>
+      <w:lvlJc w:val="left"/>
+      <w:pPr>
+        <w:ind w:left="1440" w:hanging="360"/>
+      </w:pPr>
+    </w:lvl>
+    <w:lvl w:ilvl="2" w:tplc="0419001B" w:tentative="1">
+      <w:start w:val="1"/>
+      <w:numFmt w:val="lowerRoman"/>
+      <w:lvlText w:val="%3."/>
+      <w:lvlJc w:val="right"/>
+      <w:pPr>
+        <w:ind w:left="2160" w:hanging="180"/>
+      </w:pPr>
+    </w:lvl>
+    <w:lvl w:ilvl="3" w:tplc="0419000F" w:tentative="1">
+      <w:start w:val="1"/>
+      <w:numFmt w:val="decimal"/>
+      <w:lvlText w:val="%4."/>
+      <w:lvlJc w:val="left"/>
+      <w:pPr>
+        <w:ind w:left="2880" w:hanging="360"/>
+      </w:pPr>
+    </w:lvl>
+    <w:lvl w:ilvl="4" w:tplc="04190019" w:tentative="1">
+      <w:start w:val="1"/>
+      <w:numFmt w:val="lowerLetter"/>
+      <w:lvlText w:val="%5."/>
+      <w:lvlJc w:val="left"/>
+      <w:pPr>
+        <w:ind w:left="3600" w:hanging="360"/>
+      </w:pPr>
+    </w:lvl>
+    <w:lvl w:ilvl="5" w:tplc="0419001B" w:tentative="1">
+      <w:start w:val="1"/>
+      <w:numFmt w:val="lowerRoman"/>
+      <w:lvlText w:val="%6."/>
+      <w:lvlJc w:val="right"/>
+      <w:pPr>
+        <w:ind w:left="4320" w:hanging="180"/>
+      </w:pPr>
+    </w:lvl>
+    <w:lvl w:ilvl="6" w:tplc="0419000F" w:tentative="1">
+      <w:start w:val="1"/>
+      <w:numFmt w:val="decimal"/>
+      <w:lvlText w:val="%7."/>
+      <w:lvlJc w:val="left"/>
+      <w:pPr>
+        <w:ind w:left="5040" w:hanging="360"/>
+      </w:pPr>
+    </w:lvl>
+    <w:lvl w:ilvl="7" w:tplc="04190019" w:tentative="1">
+      <w:start w:val="1"/>
+      <w:numFmt w:val="lowerLetter"/>
+      <w:lvlText w:val="%8."/>
+      <w:lvlJc w:val="left"/>
+      <w:pPr>
+        <w:ind w:left="5760" w:hanging="360"/>
+      </w:pPr>
+    </w:lvl>
+    <w:lvl w:ilvl="8" w:tplc="0419001B" w:tentative="1">
+      <w:start w:val="1"/>
+      <w:numFmt w:val="lowerRoman"/>
+      <w:lvlText w:val="%9."/>
+      <w:lvlJc w:val="right"/>
+      <w:pPr>
+        <w:ind w:left="6480" w:hanging="180"/>
+      </w:pPr>
+    </w:lvl>
+  </w:abstractNum>
+  <w:abstractNum w:abstractNumId="7" w15:restartNumberingAfterBreak="0">
     <w:nsid w:val="41301407"/>
     <w:multiLevelType w:val="hybridMultilevel"/>
     <w:tmpl w:val="075EE778"/>
@@ -7339,7 +8312,7 @@
       </w:pPr>
     </w:lvl>
   </w:abstractNum>
-  <w:abstractNum w:abstractNumId="6" w15:restartNumberingAfterBreak="0">
+  <w:abstractNum w:abstractNumId="8" w15:restartNumberingAfterBreak="0">
     <w:nsid w:val="41F46DE7"/>
     <w:multiLevelType w:val="multilevel"/>
     <w:tmpl w:val="FFBA1600"/>
@@ -7488,7 +8461,7 @@
       </w:rPr>
     </w:lvl>
   </w:abstractNum>
-  <w:abstractNum w:abstractNumId="7" w15:restartNumberingAfterBreak="0">
+  <w:abstractNum w:abstractNumId="9" w15:restartNumberingAfterBreak="0">
     <w:nsid w:val="43B10D44"/>
     <w:multiLevelType w:val="hybridMultilevel"/>
     <w:tmpl w:val="5C8E379C"/>
@@ -7601,7 +8574,7 @@
       </w:rPr>
     </w:lvl>
   </w:abstractNum>
-  <w:abstractNum w:abstractNumId="8" w15:restartNumberingAfterBreak="0">
+  <w:abstractNum w:abstractNumId="10" w15:restartNumberingAfterBreak="0">
     <w:nsid w:val="525C5BCD"/>
     <w:multiLevelType w:val="hybridMultilevel"/>
     <w:tmpl w:val="2E96A6FA"/>
@@ -7690,7 +8663,7 @@
       </w:pPr>
     </w:lvl>
   </w:abstractNum>
-  <w:abstractNum w:abstractNumId="9" w15:restartNumberingAfterBreak="0">
+  <w:abstractNum w:abstractNumId="11" w15:restartNumberingAfterBreak="0">
     <w:nsid w:val="654B3F45"/>
     <w:multiLevelType w:val="hybridMultilevel"/>
     <w:tmpl w:val="2A8CA7AA"/>
@@ -7780,7 +8753,7 @@
       </w:pPr>
     </w:lvl>
   </w:abstractNum>
-  <w:abstractNum w:abstractNumId="10" w15:restartNumberingAfterBreak="0">
+  <w:abstractNum w:abstractNumId="12" w15:restartNumberingAfterBreak="0">
     <w:nsid w:val="65BB02B9"/>
     <w:multiLevelType w:val="multilevel"/>
     <w:tmpl w:val="48B6C0FC"/>
@@ -7893,7 +8866,7 @@
       </w:rPr>
     </w:lvl>
   </w:abstractNum>
-  <w:abstractNum w:abstractNumId="11" w15:restartNumberingAfterBreak="0">
+  <w:abstractNum w:abstractNumId="13" w15:restartNumberingAfterBreak="0">
     <w:nsid w:val="6ACA1DA3"/>
     <w:multiLevelType w:val="hybridMultilevel"/>
     <w:tmpl w:val="6B9CAE56"/>
@@ -7983,40 +8956,46 @@
     </w:lvl>
   </w:abstractNum>
   <w:num w:numId="1">
+    <w:abstractNumId w:val="4"/>
+  </w:num>
+  <w:num w:numId="2">
+    <w:abstractNumId w:val="13"/>
+  </w:num>
+  <w:num w:numId="3">
+    <w:abstractNumId w:val="12"/>
+  </w:num>
+  <w:num w:numId="4">
+    <w:abstractNumId w:val="1"/>
+  </w:num>
+  <w:num w:numId="5">
+    <w:abstractNumId w:val="8"/>
+  </w:num>
+  <w:num w:numId="6">
+    <w:abstractNumId w:val="11"/>
+  </w:num>
+  <w:num w:numId="7">
+    <w:abstractNumId w:val="7"/>
+  </w:num>
+  <w:num w:numId="8">
+    <w:abstractNumId w:val="2"/>
+  </w:num>
+  <w:num w:numId="9">
     <w:abstractNumId w:val="3"/>
   </w:num>
-  <w:num w:numId="2">
-    <w:abstractNumId w:val="11"/>
+  <w:num w:numId="10">
+    <w:abstractNumId w:val="5"/>
   </w:num>
-  <w:num w:numId="3">
+  <w:num w:numId="11">
+    <w:abstractNumId w:val="9"/>
+  </w:num>
+  <w:num w:numId="12">
     <w:abstractNumId w:val="10"/>
   </w:num>
-  <w:num w:numId="4">
+  <w:num w:numId="13">
     <w:abstractNumId w:val="0"/>
   </w:num>
-  <w:num w:numId="5">
+  <w:num w:numId="14">
     <w:abstractNumId w:val="6"/>
-  </w:num>
-  <w:num w:numId="6">
-    <w:abstractNumId w:val="9"/>
-  </w:num>
-  <w:num w:numId="7">
-    <w:abstractNumId w:val="5"/>
-  </w:num>
-  <w:num w:numId="8">
-    <w:abstractNumId w:val="1"/>
-  </w:num>
-  <w:num w:numId="9">
-    <w:abstractNumId w:val="2"/>
-  </w:num>
-  <w:num w:numId="10">
-    <w:abstractNumId w:val="4"/>
-  </w:num>
-  <w:num w:numId="11">
-    <w:abstractNumId w:val="7"/>
-  </w:num>
-  <w:num w:numId="12">
-    <w:abstractNumId w:val="8"/>
   </w:num>
 </w:numbering>
 </file>
@@ -8866,7 +9845,7 @@
 </file>
 
 <file path=customXml/itemProps1.xml><?xml version="1.0" encoding="utf-8"?>
-<ds:datastoreItem xmlns:ds="http://schemas.openxmlformats.org/officeDocument/2006/customXml" ds:itemID="{6C6C2F57-77A6-4FCA-A186-D8E6637F2D9E}">
+<ds:datastoreItem xmlns:ds="http://schemas.openxmlformats.org/officeDocument/2006/customXml" ds:itemID="{F10B8729-81E6-4784-A631-2C1EE2B28AFA}">
   <ds:schemaRefs>
     <ds:schemaRef ds:uri="http://schemas.openxmlformats.org/officeDocument/2006/bibliography"/>
   </ds:schemaRefs>

--- a/Курсач.docx
+++ b/Курсач.docx
@@ -13,6 +13,8 @@
           <w:szCs w:val="28"/>
         </w:rPr>
       </w:pPr>
+      <w:bookmarkStart w:id="0" w:name="_GoBack"/>
+      <w:bookmarkEnd w:id="0"/>
       <w:r>
         <w:rPr>
           <w:rFonts w:ascii="Times New Roman" w:hAnsi="Times New Roman" w:cs="Times New Roman"/>
@@ -25,9 +27,6 @@
     </w:p>
     <w:sdt>
       <w:sdtPr>
-        <w:rPr>
-          <w:color w:val="auto"/>
-        </w:rPr>
         <w:id w:val="122196097"/>
         <w:docPartObj>
           <w:docPartGallery w:val="Table of Contents"/>
@@ -36,106 +35,122 @@
       </w:sdtPr>
       <w:sdtEndPr>
         <w:rPr>
-          <w:rFonts w:asciiTheme="minorHAnsi" w:eastAsiaTheme="minorHAnsi" w:hAnsiTheme="minorHAnsi" w:cstheme="minorBidi"/>
           <w:b/>
           <w:bCs/>
-          <w:sz w:val="22"/>
-          <w:szCs w:val="22"/>
-          <w:lang w:eastAsia="en-US"/>
         </w:rPr>
       </w:sdtEndPr>
       <w:sdtContent>
         <w:p>
           <w:pPr>
-            <w:pStyle w:val="ac"/>
+            <w:pStyle w:val="11"/>
+            <w:spacing w:after="0"/>
             <w:rPr>
-              <w:rFonts w:eastAsiaTheme="minorEastAsia"/>
+              <w:rFonts w:ascii="Times New Roman" w:eastAsiaTheme="minorEastAsia" w:hAnsi="Times New Roman" w:cs="Times New Roman"/>
               <w:noProof/>
-              <w:color w:val="auto"/>
+              <w:sz w:val="28"/>
+              <w:szCs w:val="28"/>
+              <w:lang w:eastAsia="ru-RU"/>
             </w:rPr>
           </w:pPr>
           <w:r>
             <w:rPr>
-              <w:color w:val="auto"/>
+              <w:rFonts w:asciiTheme="majorHAnsi" w:eastAsiaTheme="majorEastAsia" w:hAnsiTheme="majorHAnsi" w:cstheme="majorBidi"/>
+              <w:sz w:val="32"/>
+              <w:szCs w:val="32"/>
+              <w:lang w:eastAsia="ru-RU"/>
             </w:rPr>
             <w:fldChar w:fldCharType="begin"/>
           </w:r>
           <w:r>
-            <w:rPr>
-              <w:color w:val="auto"/>
-            </w:rPr>
             <w:instrText xml:space="preserve"> TOC \o "1-3" \h \z \u </w:instrText>
           </w:r>
           <w:r>
             <w:rPr>
-              <w:color w:val="auto"/>
+              <w:rFonts w:asciiTheme="majorHAnsi" w:eastAsiaTheme="majorEastAsia" w:hAnsiTheme="majorHAnsi" w:cstheme="majorBidi"/>
+              <w:sz w:val="32"/>
+              <w:szCs w:val="32"/>
+              <w:lang w:eastAsia="ru-RU"/>
             </w:rPr>
             <w:fldChar w:fldCharType="separate"/>
           </w:r>
-          <w:hyperlink w:anchor="_Toc227245917" w:history="1">
+          <w:hyperlink w:anchor="_Toc227325280" w:history="1">
             <w:r>
               <w:rPr>
                 <w:rStyle w:val="ab"/>
                 <w:rFonts w:ascii="Times New Roman" w:hAnsi="Times New Roman" w:cs="Times New Roman"/>
                 <w:b/>
                 <w:noProof/>
-                <w:color w:val="auto"/>
-                <w:sz w:val="28"/>
+                <w:sz w:val="28"/>
+                <w:szCs w:val="28"/>
               </w:rPr>
               <w:t>ВВЕДЕНИЕ</w:t>
             </w:r>
             <w:r>
               <w:rPr>
-                <w:noProof/>
-                <w:webHidden/>
-                <w:color w:val="auto"/>
+                <w:rFonts w:ascii="Times New Roman" w:hAnsi="Times New Roman" w:cs="Times New Roman"/>
+                <w:noProof/>
+                <w:webHidden/>
+                <w:sz w:val="28"/>
+                <w:szCs w:val="28"/>
               </w:rPr>
               <w:tab/>
             </w:r>
             <w:r>
               <w:rPr>
-                <w:noProof/>
-                <w:webHidden/>
-                <w:color w:val="auto"/>
+                <w:rFonts w:ascii="Times New Roman" w:hAnsi="Times New Roman" w:cs="Times New Roman"/>
+                <w:noProof/>
+                <w:webHidden/>
+                <w:sz w:val="28"/>
+                <w:szCs w:val="28"/>
               </w:rPr>
               <w:fldChar w:fldCharType="begin"/>
             </w:r>
             <w:r>
               <w:rPr>
-                <w:noProof/>
-                <w:webHidden/>
-                <w:color w:val="auto"/>
-              </w:rPr>
-              <w:instrText xml:space="preserve"> PAGEREF _Toc227245917 \h </w:instrText>
-            </w:r>
-            <w:r>
-              <w:rPr>
-                <w:noProof/>
-                <w:webHidden/>
-                <w:color w:val="auto"/>
-              </w:rPr>
-            </w:r>
-            <w:r>
-              <w:rPr>
-                <w:noProof/>
-                <w:webHidden/>
-                <w:color w:val="auto"/>
+                <w:rFonts w:ascii="Times New Roman" w:hAnsi="Times New Roman" w:cs="Times New Roman"/>
+                <w:noProof/>
+                <w:webHidden/>
+                <w:sz w:val="28"/>
+                <w:szCs w:val="28"/>
+              </w:rPr>
+              <w:instrText xml:space="preserve"> PAGEREF _Toc227325280 \h </w:instrText>
+            </w:r>
+            <w:r>
+              <w:rPr>
+                <w:rFonts w:ascii="Times New Roman" w:hAnsi="Times New Roman" w:cs="Times New Roman"/>
+                <w:noProof/>
+                <w:webHidden/>
+                <w:sz w:val="28"/>
+                <w:szCs w:val="28"/>
+              </w:rPr>
+            </w:r>
+            <w:r>
+              <w:rPr>
+                <w:rFonts w:ascii="Times New Roman" w:hAnsi="Times New Roman" w:cs="Times New Roman"/>
+                <w:noProof/>
+                <w:webHidden/>
+                <w:sz w:val="28"/>
+                <w:szCs w:val="28"/>
               </w:rPr>
               <w:fldChar w:fldCharType="separate"/>
             </w:r>
             <w:r>
               <w:rPr>
-                <w:noProof/>
-                <w:webHidden/>
-                <w:color w:val="auto"/>
-              </w:rPr>
-              <w:t>4</w:t>
-            </w:r>
-            <w:r>
-              <w:rPr>
-                <w:noProof/>
-                <w:webHidden/>
-                <w:color w:val="auto"/>
+                <w:rFonts w:ascii="Times New Roman" w:hAnsi="Times New Roman" w:cs="Times New Roman"/>
+                <w:noProof/>
+                <w:webHidden/>
+                <w:sz w:val="28"/>
+                <w:szCs w:val="28"/>
+              </w:rPr>
+              <w:t>3</w:t>
+            </w:r>
+            <w:r>
+              <w:rPr>
+                <w:rFonts w:ascii="Times New Roman" w:hAnsi="Times New Roman" w:cs="Times New Roman"/>
+                <w:noProof/>
+                <w:webHidden/>
+                <w:sz w:val="28"/>
+                <w:szCs w:val="28"/>
               </w:rPr>
               <w:fldChar w:fldCharType="end"/>
             </w:r>
@@ -144,128 +159,33 @@
         <w:p>
           <w:pPr>
             <w:pStyle w:val="11"/>
-            <w:rPr>
-              <w:rFonts w:eastAsiaTheme="minorEastAsia"/>
-              <w:noProof/>
-              <w:lang w:eastAsia="ru-RU"/>
-            </w:rPr>
-          </w:pPr>
-          <w:hyperlink w:anchor="_Toc227245918" w:history="1">
-            <w:r>
-              <w:rPr>
-                <w:rStyle w:val="ab"/>
-                <w:rFonts w:ascii="Times New Roman" w:hAnsi="Times New Roman" w:cs="Times New Roman"/>
-                <w:b/>
-                <w:noProof/>
-                <w:color w:val="auto"/>
-                <w:sz w:val="28"/>
-              </w:rPr>
-              <w:t>1.</w:t>
-            </w:r>
-            <w:r>
-              <w:rPr>
-                <w:rFonts w:eastAsiaTheme="minorEastAsia"/>
-                <w:noProof/>
-                <w:lang w:eastAsia="ru-RU"/>
-              </w:rPr>
-              <w:tab/>
-            </w:r>
-            <w:r>
-              <w:rPr>
-                <w:rStyle w:val="ab"/>
-                <w:rFonts w:ascii="Times New Roman" w:hAnsi="Times New Roman" w:cs="Times New Roman"/>
-                <w:b/>
-                <w:noProof/>
-                <w:color w:val="auto"/>
-                <w:sz w:val="28"/>
-              </w:rPr>
-              <w:t>АНАЛИЗ ПРЕДМЕТНОЙ ОБЛАСТИ</w:t>
-            </w:r>
-            <w:r>
-              <w:rPr>
-                <w:noProof/>
-                <w:webHidden/>
-              </w:rPr>
-              <w:tab/>
-            </w:r>
-            <w:r>
-              <w:rPr>
-                <w:noProof/>
-                <w:webHidden/>
-              </w:rPr>
-              <w:fldChar w:fldCharType="begin"/>
-            </w:r>
-            <w:r>
-              <w:rPr>
-                <w:noProof/>
-                <w:webHidden/>
-              </w:rPr>
-              <w:instrText xml:space="preserve"> PAGEREF _Toc227245918 \h </w:instrText>
-            </w:r>
-            <w:r>
-              <w:rPr>
-                <w:noProof/>
-                <w:webHidden/>
-              </w:rPr>
-            </w:r>
-            <w:r>
-              <w:rPr>
-                <w:noProof/>
-                <w:webHidden/>
-              </w:rPr>
-              <w:fldChar w:fldCharType="separate"/>
-            </w:r>
-            <w:r>
-              <w:rPr>
-                <w:noProof/>
-                <w:webHidden/>
-              </w:rPr>
-              <w:t>6</w:t>
-            </w:r>
-            <w:r>
-              <w:rPr>
-                <w:noProof/>
-                <w:webHidden/>
-              </w:rPr>
-              <w:fldChar w:fldCharType="end"/>
-            </w:r>
-          </w:hyperlink>
-          <w:bookmarkStart w:id="0" w:name="_GoBack"/>
-          <w:bookmarkEnd w:id="0"/>
-        </w:p>
-        <w:p>
-          <w:pPr>
-            <w:pStyle w:val="21"/>
-            <w:tabs>
-              <w:tab w:val="left" w:pos="880"/>
-              <w:tab w:val="right" w:leader="dot" w:pos="9345"/>
-            </w:tabs>
-            <w:spacing w:line="360" w:lineRule="auto"/>
-            <w:jc w:val="both"/>
+            <w:spacing w:after="0"/>
             <w:rPr>
               <w:rFonts w:ascii="Times New Roman" w:eastAsiaTheme="minorEastAsia" w:hAnsi="Times New Roman" w:cs="Times New Roman"/>
               <w:noProof/>
               <w:sz w:val="28"/>
+              <w:szCs w:val="28"/>
               <w:lang w:eastAsia="ru-RU"/>
             </w:rPr>
           </w:pPr>
-          <w:hyperlink w:anchor="_Toc227245919" w:history="1">
+          <w:hyperlink w:anchor="_Toc227325281" w:history="1">
             <w:r>
               <w:rPr>
                 <w:rStyle w:val="ab"/>
                 <w:rFonts w:ascii="Times New Roman" w:hAnsi="Times New Roman" w:cs="Times New Roman"/>
                 <w:b/>
                 <w:noProof/>
-                <w:color w:val="auto"/>
-                <w:sz w:val="28"/>
-              </w:rPr>
-              <w:t>1.1.</w:t>
+                <w:sz w:val="28"/>
+                <w:szCs w:val="28"/>
+              </w:rPr>
+              <w:t>1.</w:t>
             </w:r>
             <w:r>
               <w:rPr>
                 <w:rFonts w:ascii="Times New Roman" w:eastAsiaTheme="minorEastAsia" w:hAnsi="Times New Roman" w:cs="Times New Roman"/>
                 <w:noProof/>
                 <w:sz w:val="28"/>
+                <w:szCs w:val="28"/>
                 <w:lang w:eastAsia="ru-RU"/>
               </w:rPr>
               <w:tab/>
@@ -276,17 +196,18 @@
                 <w:rFonts w:ascii="Times New Roman" w:hAnsi="Times New Roman" w:cs="Times New Roman"/>
                 <w:b/>
                 <w:noProof/>
-                <w:color w:val="auto"/>
-                <w:sz w:val="28"/>
-              </w:rPr>
-              <w:t>Состояние вопроса</w:t>
-            </w:r>
-            <w:r>
-              <w:rPr>
-                <w:rFonts w:ascii="Times New Roman" w:hAnsi="Times New Roman" w:cs="Times New Roman"/>
-                <w:noProof/>
-                <w:webHidden/>
-                <w:sz w:val="28"/>
+                <w:sz w:val="28"/>
+                <w:szCs w:val="28"/>
+              </w:rPr>
+              <w:t>АНАЛИЗ ПРЕДМЕТНОЙ ОБЛАСТИ</w:t>
+            </w:r>
+            <w:r>
+              <w:rPr>
+                <w:rFonts w:ascii="Times New Roman" w:hAnsi="Times New Roman" w:cs="Times New Roman"/>
+                <w:noProof/>
+                <w:webHidden/>
+                <w:sz w:val="28"/>
+                <w:szCs w:val="28"/>
               </w:rPr>
               <w:tab/>
             </w:r>
@@ -296,6 +217,7 @@
                 <w:noProof/>
                 <w:webHidden/>
                 <w:sz w:val="28"/>
+                <w:szCs w:val="28"/>
               </w:rPr>
               <w:fldChar w:fldCharType="begin"/>
             </w:r>
@@ -305,23 +227,26 @@
                 <w:noProof/>
                 <w:webHidden/>
                 <w:sz w:val="28"/>
-              </w:rPr>
-              <w:instrText xml:space="preserve"> PAGEREF _Toc227245919 \h </w:instrText>
-            </w:r>
-            <w:r>
-              <w:rPr>
-                <w:rFonts w:ascii="Times New Roman" w:hAnsi="Times New Roman" w:cs="Times New Roman"/>
-                <w:noProof/>
-                <w:webHidden/>
-                <w:sz w:val="28"/>
-              </w:rPr>
-            </w:r>
-            <w:r>
-              <w:rPr>
-                <w:rFonts w:ascii="Times New Roman" w:hAnsi="Times New Roman" w:cs="Times New Roman"/>
-                <w:noProof/>
-                <w:webHidden/>
-                <w:sz w:val="28"/>
+                <w:szCs w:val="28"/>
+              </w:rPr>
+              <w:instrText xml:space="preserve"> PAGEREF _Toc227325281 \h </w:instrText>
+            </w:r>
+            <w:r>
+              <w:rPr>
+                <w:rFonts w:ascii="Times New Roman" w:hAnsi="Times New Roman" w:cs="Times New Roman"/>
+                <w:noProof/>
+                <w:webHidden/>
+                <w:sz w:val="28"/>
+                <w:szCs w:val="28"/>
+              </w:rPr>
+            </w:r>
+            <w:r>
+              <w:rPr>
+                <w:rFonts w:ascii="Times New Roman" w:hAnsi="Times New Roman" w:cs="Times New Roman"/>
+                <w:noProof/>
+                <w:webHidden/>
+                <w:sz w:val="28"/>
+                <w:szCs w:val="28"/>
               </w:rPr>
               <w:fldChar w:fldCharType="separate"/>
             </w:r>
@@ -331,15 +256,17 @@
                 <w:noProof/>
                 <w:webHidden/>
                 <w:sz w:val="28"/>
-              </w:rPr>
-              <w:t>6</w:t>
-            </w:r>
-            <w:r>
-              <w:rPr>
-                <w:rFonts w:ascii="Times New Roman" w:hAnsi="Times New Roman" w:cs="Times New Roman"/>
-                <w:noProof/>
-                <w:webHidden/>
-                <w:sz w:val="28"/>
+                <w:szCs w:val="28"/>
+              </w:rPr>
+              <w:t>5</w:t>
+            </w:r>
+            <w:r>
+              <w:rPr>
+                <w:rFonts w:ascii="Times New Roman" w:hAnsi="Times New Roman" w:cs="Times New Roman"/>
+                <w:noProof/>
+                <w:webHidden/>
+                <w:sz w:val="28"/>
+                <w:szCs w:val="28"/>
               </w:rPr>
               <w:fldChar w:fldCharType="end"/>
             </w:r>
@@ -352,32 +279,33 @@
               <w:tab w:val="left" w:pos="880"/>
               <w:tab w:val="right" w:leader="dot" w:pos="9345"/>
             </w:tabs>
-            <w:spacing w:line="360" w:lineRule="auto"/>
-            <w:jc w:val="both"/>
+            <w:spacing w:after="0" w:line="360" w:lineRule="auto"/>
             <w:rPr>
               <w:rFonts w:ascii="Times New Roman" w:eastAsiaTheme="minorEastAsia" w:hAnsi="Times New Roman" w:cs="Times New Roman"/>
               <w:noProof/>
               <w:sz w:val="28"/>
+              <w:szCs w:val="28"/>
               <w:lang w:eastAsia="ru-RU"/>
             </w:rPr>
           </w:pPr>
-          <w:hyperlink w:anchor="_Toc227245920" w:history="1">
+          <w:hyperlink w:anchor="_Toc227325282" w:history="1">
             <w:r>
               <w:rPr>
                 <w:rStyle w:val="ab"/>
                 <w:rFonts w:ascii="Times New Roman" w:hAnsi="Times New Roman" w:cs="Times New Roman"/>
                 <w:b/>
                 <w:noProof/>
-                <w:color w:val="auto"/>
-                <w:sz w:val="28"/>
-              </w:rPr>
-              <w:t>1.2.</w:t>
+                <w:sz w:val="28"/>
+                <w:szCs w:val="28"/>
+              </w:rPr>
+              <w:t>1.1.</w:t>
             </w:r>
             <w:r>
               <w:rPr>
                 <w:rFonts w:ascii="Times New Roman" w:eastAsiaTheme="minorEastAsia" w:hAnsi="Times New Roman" w:cs="Times New Roman"/>
                 <w:noProof/>
                 <w:sz w:val="28"/>
+                <w:szCs w:val="28"/>
                 <w:lang w:eastAsia="ru-RU"/>
               </w:rPr>
               <w:tab/>
@@ -388,17 +316,18 @@
                 <w:rFonts w:ascii="Times New Roman" w:hAnsi="Times New Roman" w:cs="Times New Roman"/>
                 <w:b/>
                 <w:noProof/>
-                <w:color w:val="auto"/>
-                <w:sz w:val="28"/>
-              </w:rPr>
-              <w:t>Моделирование существующих процессов</w:t>
-            </w:r>
-            <w:r>
-              <w:rPr>
-                <w:rFonts w:ascii="Times New Roman" w:hAnsi="Times New Roman" w:cs="Times New Roman"/>
-                <w:noProof/>
-                <w:webHidden/>
-                <w:sz w:val="28"/>
+                <w:sz w:val="28"/>
+                <w:szCs w:val="28"/>
+              </w:rPr>
+              <w:t>Состояние вопроса</w:t>
+            </w:r>
+            <w:r>
+              <w:rPr>
+                <w:rFonts w:ascii="Times New Roman" w:hAnsi="Times New Roman" w:cs="Times New Roman"/>
+                <w:noProof/>
+                <w:webHidden/>
+                <w:sz w:val="28"/>
+                <w:szCs w:val="28"/>
               </w:rPr>
               <w:tab/>
             </w:r>
@@ -408,6 +337,7 @@
                 <w:noProof/>
                 <w:webHidden/>
                 <w:sz w:val="28"/>
+                <w:szCs w:val="28"/>
               </w:rPr>
               <w:fldChar w:fldCharType="begin"/>
             </w:r>
@@ -417,23 +347,26 @@
                 <w:noProof/>
                 <w:webHidden/>
                 <w:sz w:val="28"/>
-              </w:rPr>
-              <w:instrText xml:space="preserve"> PAGEREF _Toc227245920 \h </w:instrText>
-            </w:r>
-            <w:r>
-              <w:rPr>
-                <w:rFonts w:ascii="Times New Roman" w:hAnsi="Times New Roman" w:cs="Times New Roman"/>
-                <w:noProof/>
-                <w:webHidden/>
-                <w:sz w:val="28"/>
-              </w:rPr>
-            </w:r>
-            <w:r>
-              <w:rPr>
-                <w:rFonts w:ascii="Times New Roman" w:hAnsi="Times New Roman" w:cs="Times New Roman"/>
-                <w:noProof/>
-                <w:webHidden/>
-                <w:sz w:val="28"/>
+                <w:szCs w:val="28"/>
+              </w:rPr>
+              <w:instrText xml:space="preserve"> PAGEREF _Toc227325282 \h </w:instrText>
+            </w:r>
+            <w:r>
+              <w:rPr>
+                <w:rFonts w:ascii="Times New Roman" w:hAnsi="Times New Roman" w:cs="Times New Roman"/>
+                <w:noProof/>
+                <w:webHidden/>
+                <w:sz w:val="28"/>
+                <w:szCs w:val="28"/>
+              </w:rPr>
+            </w:r>
+            <w:r>
+              <w:rPr>
+                <w:rFonts w:ascii="Times New Roman" w:hAnsi="Times New Roman" w:cs="Times New Roman"/>
+                <w:noProof/>
+                <w:webHidden/>
+                <w:sz w:val="28"/>
+                <w:szCs w:val="28"/>
               </w:rPr>
               <w:fldChar w:fldCharType="separate"/>
             </w:r>
@@ -443,15 +376,17 @@
                 <w:noProof/>
                 <w:webHidden/>
                 <w:sz w:val="28"/>
-              </w:rPr>
-              <w:t>7</w:t>
-            </w:r>
-            <w:r>
-              <w:rPr>
-                <w:rFonts w:ascii="Times New Roman" w:hAnsi="Times New Roman" w:cs="Times New Roman"/>
-                <w:noProof/>
-                <w:webHidden/>
-                <w:sz w:val="28"/>
+                <w:szCs w:val="28"/>
+              </w:rPr>
+              <w:t>5</w:t>
+            </w:r>
+            <w:r>
+              <w:rPr>
+                <w:rFonts w:ascii="Times New Roman" w:hAnsi="Times New Roman" w:cs="Times New Roman"/>
+                <w:noProof/>
+                <w:webHidden/>
+                <w:sz w:val="28"/>
+                <w:szCs w:val="28"/>
               </w:rPr>
               <w:fldChar w:fldCharType="end"/>
             </w:r>
@@ -464,32 +399,33 @@
               <w:tab w:val="left" w:pos="880"/>
               <w:tab w:val="right" w:leader="dot" w:pos="9345"/>
             </w:tabs>
-            <w:spacing w:line="360" w:lineRule="auto"/>
-            <w:jc w:val="both"/>
+            <w:spacing w:after="0" w:line="360" w:lineRule="auto"/>
             <w:rPr>
               <w:rFonts w:ascii="Times New Roman" w:eastAsiaTheme="minorEastAsia" w:hAnsi="Times New Roman" w:cs="Times New Roman"/>
               <w:noProof/>
               <w:sz w:val="28"/>
+              <w:szCs w:val="28"/>
               <w:lang w:eastAsia="ru-RU"/>
             </w:rPr>
           </w:pPr>
-          <w:hyperlink w:anchor="_Toc227245921" w:history="1">
+          <w:hyperlink w:anchor="_Toc227325283" w:history="1">
             <w:r>
               <w:rPr>
                 <w:rStyle w:val="ab"/>
                 <w:rFonts w:ascii="Times New Roman" w:hAnsi="Times New Roman" w:cs="Times New Roman"/>
                 <w:b/>
                 <w:noProof/>
-                <w:color w:val="auto"/>
-                <w:sz w:val="28"/>
-              </w:rPr>
-              <w:t>1.3.</w:t>
+                <w:sz w:val="28"/>
+                <w:szCs w:val="28"/>
+              </w:rPr>
+              <w:t>1.2.</w:t>
             </w:r>
             <w:r>
               <w:rPr>
                 <w:rFonts w:ascii="Times New Roman" w:eastAsiaTheme="minorEastAsia" w:hAnsi="Times New Roman" w:cs="Times New Roman"/>
                 <w:noProof/>
                 <w:sz w:val="28"/>
+                <w:szCs w:val="28"/>
                 <w:lang w:eastAsia="ru-RU"/>
               </w:rPr>
               <w:tab/>
@@ -500,17 +436,18 @@
                 <w:rFonts w:ascii="Times New Roman" w:hAnsi="Times New Roman" w:cs="Times New Roman"/>
                 <w:b/>
                 <w:noProof/>
-                <w:color w:val="auto"/>
-                <w:sz w:val="28"/>
-              </w:rPr>
-              <w:t>Актуальность и цель работы</w:t>
-            </w:r>
-            <w:r>
-              <w:rPr>
-                <w:rFonts w:ascii="Times New Roman" w:hAnsi="Times New Roman" w:cs="Times New Roman"/>
-                <w:noProof/>
-                <w:webHidden/>
-                <w:sz w:val="28"/>
+                <w:sz w:val="28"/>
+                <w:szCs w:val="28"/>
+              </w:rPr>
+              <w:t>Моделирование существующих процессов</w:t>
+            </w:r>
+            <w:r>
+              <w:rPr>
+                <w:rFonts w:ascii="Times New Roman" w:hAnsi="Times New Roman" w:cs="Times New Roman"/>
+                <w:noProof/>
+                <w:webHidden/>
+                <w:sz w:val="28"/>
+                <w:szCs w:val="28"/>
               </w:rPr>
               <w:tab/>
             </w:r>
@@ -520,6 +457,7 @@
                 <w:noProof/>
                 <w:webHidden/>
                 <w:sz w:val="28"/>
+                <w:szCs w:val="28"/>
               </w:rPr>
               <w:fldChar w:fldCharType="begin"/>
             </w:r>
@@ -529,23 +467,26 @@
                 <w:noProof/>
                 <w:webHidden/>
                 <w:sz w:val="28"/>
-              </w:rPr>
-              <w:instrText xml:space="preserve"> PAGEREF _Toc227245921 \h </w:instrText>
-            </w:r>
-            <w:r>
-              <w:rPr>
-                <w:rFonts w:ascii="Times New Roman" w:hAnsi="Times New Roman" w:cs="Times New Roman"/>
-                <w:noProof/>
-                <w:webHidden/>
-                <w:sz w:val="28"/>
-              </w:rPr>
-            </w:r>
-            <w:r>
-              <w:rPr>
-                <w:rFonts w:ascii="Times New Roman" w:hAnsi="Times New Roman" w:cs="Times New Roman"/>
-                <w:noProof/>
-                <w:webHidden/>
-                <w:sz w:val="28"/>
+                <w:szCs w:val="28"/>
+              </w:rPr>
+              <w:instrText xml:space="preserve"> PAGEREF _Toc227325283 \h </w:instrText>
+            </w:r>
+            <w:r>
+              <w:rPr>
+                <w:rFonts w:ascii="Times New Roman" w:hAnsi="Times New Roman" w:cs="Times New Roman"/>
+                <w:noProof/>
+                <w:webHidden/>
+                <w:sz w:val="28"/>
+                <w:szCs w:val="28"/>
+              </w:rPr>
+            </w:r>
+            <w:r>
+              <w:rPr>
+                <w:rFonts w:ascii="Times New Roman" w:hAnsi="Times New Roman" w:cs="Times New Roman"/>
+                <w:noProof/>
+                <w:webHidden/>
+                <w:sz w:val="28"/>
+                <w:szCs w:val="28"/>
               </w:rPr>
               <w:fldChar w:fldCharType="separate"/>
             </w:r>
@@ -555,105 +496,17 @@
                 <w:noProof/>
                 <w:webHidden/>
                 <w:sz w:val="28"/>
-              </w:rPr>
-              <w:t>7</w:t>
-            </w:r>
-            <w:r>
-              <w:rPr>
-                <w:rFonts w:ascii="Times New Roman" w:hAnsi="Times New Roman" w:cs="Times New Roman"/>
-                <w:noProof/>
-                <w:webHidden/>
-                <w:sz w:val="28"/>
-              </w:rPr>
-              <w:fldChar w:fldCharType="end"/>
-            </w:r>
-          </w:hyperlink>
-        </w:p>
-        <w:p>
-          <w:pPr>
-            <w:pStyle w:val="11"/>
-            <w:rPr>
-              <w:rFonts w:eastAsiaTheme="minorEastAsia"/>
-              <w:noProof/>
-              <w:lang w:eastAsia="ru-RU"/>
-            </w:rPr>
-          </w:pPr>
-          <w:hyperlink w:anchor="_Toc227245922" w:history="1">
-            <w:r>
-              <w:rPr>
-                <w:rStyle w:val="ab"/>
-                <w:rFonts w:ascii="Times New Roman" w:hAnsi="Times New Roman" w:cs="Times New Roman"/>
-                <w:b/>
-                <w:noProof/>
-                <w:color w:val="auto"/>
-                <w:sz w:val="28"/>
-              </w:rPr>
-              <w:t>2.</w:t>
-            </w:r>
-            <w:r>
-              <w:rPr>
-                <w:rFonts w:eastAsiaTheme="minorEastAsia"/>
-                <w:noProof/>
-                <w:lang w:eastAsia="ru-RU"/>
-              </w:rPr>
-              <w:tab/>
-            </w:r>
-            <w:r>
-              <w:rPr>
-                <w:rStyle w:val="ab"/>
-                <w:rFonts w:ascii="Times New Roman" w:hAnsi="Times New Roman" w:cs="Times New Roman"/>
-                <w:b/>
-                <w:noProof/>
-                <w:color w:val="auto"/>
-                <w:sz w:val="28"/>
-              </w:rPr>
-              <w:t>ТЕХНИЧЕСКОЕ ЗАДАНИЕ</w:t>
-            </w:r>
-            <w:r>
-              <w:rPr>
-                <w:noProof/>
-                <w:webHidden/>
-              </w:rPr>
-              <w:tab/>
-            </w:r>
-            <w:r>
-              <w:rPr>
-                <w:noProof/>
-                <w:webHidden/>
-              </w:rPr>
-              <w:fldChar w:fldCharType="begin"/>
-            </w:r>
-            <w:r>
-              <w:rPr>
-                <w:noProof/>
-                <w:webHidden/>
-              </w:rPr>
-              <w:instrText xml:space="preserve"> PAGEREF _Toc227245922 \h </w:instrText>
-            </w:r>
-            <w:r>
-              <w:rPr>
-                <w:noProof/>
-                <w:webHidden/>
-              </w:rPr>
-            </w:r>
-            <w:r>
-              <w:rPr>
-                <w:noProof/>
-                <w:webHidden/>
-              </w:rPr>
-              <w:fldChar w:fldCharType="separate"/>
-            </w:r>
-            <w:r>
-              <w:rPr>
-                <w:noProof/>
-                <w:webHidden/>
-              </w:rPr>
-              <w:t>9</w:t>
-            </w:r>
-            <w:r>
-              <w:rPr>
-                <w:noProof/>
-                <w:webHidden/>
+                <w:szCs w:val="28"/>
+              </w:rPr>
+              <w:t>6</w:t>
+            </w:r>
+            <w:r>
+              <w:rPr>
+                <w:rFonts w:ascii="Times New Roman" w:hAnsi="Times New Roman" w:cs="Times New Roman"/>
+                <w:noProof/>
+                <w:webHidden/>
+                <w:sz w:val="28"/>
+                <w:szCs w:val="28"/>
               </w:rPr>
               <w:fldChar w:fldCharType="end"/>
             </w:r>
@@ -666,32 +519,33 @@
               <w:tab w:val="left" w:pos="880"/>
               <w:tab w:val="right" w:leader="dot" w:pos="9345"/>
             </w:tabs>
-            <w:spacing w:line="360" w:lineRule="auto"/>
-            <w:jc w:val="both"/>
+            <w:spacing w:after="0" w:line="360" w:lineRule="auto"/>
             <w:rPr>
               <w:rFonts w:ascii="Times New Roman" w:eastAsiaTheme="minorEastAsia" w:hAnsi="Times New Roman" w:cs="Times New Roman"/>
               <w:noProof/>
               <w:sz w:val="28"/>
+              <w:szCs w:val="28"/>
               <w:lang w:eastAsia="ru-RU"/>
             </w:rPr>
           </w:pPr>
-          <w:hyperlink w:anchor="_Toc227245923" w:history="1">
+          <w:hyperlink w:anchor="_Toc227325284" w:history="1">
             <w:r>
               <w:rPr>
                 <w:rStyle w:val="ab"/>
                 <w:rFonts w:ascii="Times New Roman" w:hAnsi="Times New Roman" w:cs="Times New Roman"/>
                 <w:b/>
                 <w:noProof/>
-                <w:color w:val="auto"/>
-                <w:sz w:val="28"/>
-              </w:rPr>
-              <w:t>2.1.</w:t>
+                <w:sz w:val="28"/>
+                <w:szCs w:val="28"/>
+              </w:rPr>
+              <w:t>1.3.</w:t>
             </w:r>
             <w:r>
               <w:rPr>
                 <w:rFonts w:ascii="Times New Roman" w:eastAsiaTheme="minorEastAsia" w:hAnsi="Times New Roman" w:cs="Times New Roman"/>
                 <w:noProof/>
                 <w:sz w:val="28"/>
+                <w:szCs w:val="28"/>
                 <w:lang w:eastAsia="ru-RU"/>
               </w:rPr>
               <w:tab/>
@@ -702,17 +556,18 @@
                 <w:rFonts w:ascii="Times New Roman" w:hAnsi="Times New Roman" w:cs="Times New Roman"/>
                 <w:b/>
                 <w:noProof/>
-                <w:color w:val="auto"/>
-                <w:sz w:val="28"/>
-              </w:rPr>
-              <w:t>Описание области применения и исходных данных приложения</w:t>
-            </w:r>
-            <w:r>
-              <w:rPr>
-                <w:rFonts w:ascii="Times New Roman" w:hAnsi="Times New Roman" w:cs="Times New Roman"/>
-                <w:noProof/>
-                <w:webHidden/>
-                <w:sz w:val="28"/>
+                <w:sz w:val="28"/>
+                <w:szCs w:val="28"/>
+              </w:rPr>
+              <w:t>Актуальность и цель работы</w:t>
+            </w:r>
+            <w:r>
+              <w:rPr>
+                <w:rFonts w:ascii="Times New Roman" w:hAnsi="Times New Roman" w:cs="Times New Roman"/>
+                <w:noProof/>
+                <w:webHidden/>
+                <w:sz w:val="28"/>
+                <w:szCs w:val="28"/>
               </w:rPr>
               <w:tab/>
             </w:r>
@@ -722,6 +577,7 @@
                 <w:noProof/>
                 <w:webHidden/>
                 <w:sz w:val="28"/>
+                <w:szCs w:val="28"/>
               </w:rPr>
               <w:fldChar w:fldCharType="begin"/>
             </w:r>
@@ -731,23 +587,26 @@
                 <w:noProof/>
                 <w:webHidden/>
                 <w:sz w:val="28"/>
-              </w:rPr>
-              <w:instrText xml:space="preserve"> PAGEREF _Toc227245923 \h </w:instrText>
-            </w:r>
-            <w:r>
-              <w:rPr>
-                <w:rFonts w:ascii="Times New Roman" w:hAnsi="Times New Roman" w:cs="Times New Roman"/>
-                <w:noProof/>
-                <w:webHidden/>
-                <w:sz w:val="28"/>
-              </w:rPr>
-            </w:r>
-            <w:r>
-              <w:rPr>
-                <w:rFonts w:ascii="Times New Roman" w:hAnsi="Times New Roman" w:cs="Times New Roman"/>
-                <w:noProof/>
-                <w:webHidden/>
-                <w:sz w:val="28"/>
+                <w:szCs w:val="28"/>
+              </w:rPr>
+              <w:instrText xml:space="preserve"> PAGEREF _Toc227325284 \h </w:instrText>
+            </w:r>
+            <w:r>
+              <w:rPr>
+                <w:rFonts w:ascii="Times New Roman" w:hAnsi="Times New Roman" w:cs="Times New Roman"/>
+                <w:noProof/>
+                <w:webHidden/>
+                <w:sz w:val="28"/>
+                <w:szCs w:val="28"/>
+              </w:rPr>
+            </w:r>
+            <w:r>
+              <w:rPr>
+                <w:rFonts w:ascii="Times New Roman" w:hAnsi="Times New Roman" w:cs="Times New Roman"/>
+                <w:noProof/>
+                <w:webHidden/>
+                <w:sz w:val="28"/>
+                <w:szCs w:val="28"/>
               </w:rPr>
               <w:fldChar w:fldCharType="separate"/>
             </w:r>
@@ -757,15 +616,133 @@
                 <w:noProof/>
                 <w:webHidden/>
                 <w:sz w:val="28"/>
-              </w:rPr>
-              <w:t>9</w:t>
-            </w:r>
-            <w:r>
-              <w:rPr>
-                <w:rFonts w:ascii="Times New Roman" w:hAnsi="Times New Roman" w:cs="Times New Roman"/>
-                <w:noProof/>
-                <w:webHidden/>
-                <w:sz w:val="28"/>
+                <w:szCs w:val="28"/>
+              </w:rPr>
+              <w:t>6</w:t>
+            </w:r>
+            <w:r>
+              <w:rPr>
+                <w:rFonts w:ascii="Times New Roman" w:hAnsi="Times New Roman" w:cs="Times New Roman"/>
+                <w:noProof/>
+                <w:webHidden/>
+                <w:sz w:val="28"/>
+                <w:szCs w:val="28"/>
+              </w:rPr>
+              <w:fldChar w:fldCharType="end"/>
+            </w:r>
+          </w:hyperlink>
+        </w:p>
+        <w:p>
+          <w:pPr>
+            <w:pStyle w:val="11"/>
+            <w:spacing w:after="0"/>
+            <w:rPr>
+              <w:rFonts w:ascii="Times New Roman" w:eastAsiaTheme="minorEastAsia" w:hAnsi="Times New Roman" w:cs="Times New Roman"/>
+              <w:noProof/>
+              <w:sz w:val="28"/>
+              <w:szCs w:val="28"/>
+              <w:lang w:eastAsia="ru-RU"/>
+            </w:rPr>
+          </w:pPr>
+          <w:hyperlink w:anchor="_Toc227325285" w:history="1">
+            <w:r>
+              <w:rPr>
+                <w:rStyle w:val="ab"/>
+                <w:rFonts w:ascii="Times New Roman" w:hAnsi="Times New Roman" w:cs="Times New Roman"/>
+                <w:b/>
+                <w:noProof/>
+                <w:sz w:val="28"/>
+                <w:szCs w:val="28"/>
+              </w:rPr>
+              <w:t>2.</w:t>
+            </w:r>
+            <w:r>
+              <w:rPr>
+                <w:rFonts w:ascii="Times New Roman" w:eastAsiaTheme="minorEastAsia" w:hAnsi="Times New Roman" w:cs="Times New Roman"/>
+                <w:noProof/>
+                <w:sz w:val="28"/>
+                <w:szCs w:val="28"/>
+                <w:lang w:eastAsia="ru-RU"/>
+              </w:rPr>
+              <w:tab/>
+            </w:r>
+            <w:r>
+              <w:rPr>
+                <w:rStyle w:val="ab"/>
+                <w:rFonts w:ascii="Times New Roman" w:hAnsi="Times New Roman" w:cs="Times New Roman"/>
+                <w:b/>
+                <w:noProof/>
+                <w:sz w:val="28"/>
+                <w:szCs w:val="28"/>
+              </w:rPr>
+              <w:t>ТЕХНИЧЕСКОЕ ЗАДАНИЕ</w:t>
+            </w:r>
+            <w:r>
+              <w:rPr>
+                <w:rFonts w:ascii="Times New Roman" w:hAnsi="Times New Roman" w:cs="Times New Roman"/>
+                <w:noProof/>
+                <w:webHidden/>
+                <w:sz w:val="28"/>
+                <w:szCs w:val="28"/>
+              </w:rPr>
+              <w:tab/>
+            </w:r>
+            <w:r>
+              <w:rPr>
+                <w:rFonts w:ascii="Times New Roman" w:hAnsi="Times New Roman" w:cs="Times New Roman"/>
+                <w:noProof/>
+                <w:webHidden/>
+                <w:sz w:val="28"/>
+                <w:szCs w:val="28"/>
+              </w:rPr>
+              <w:fldChar w:fldCharType="begin"/>
+            </w:r>
+            <w:r>
+              <w:rPr>
+                <w:rFonts w:ascii="Times New Roman" w:hAnsi="Times New Roman" w:cs="Times New Roman"/>
+                <w:noProof/>
+                <w:webHidden/>
+                <w:sz w:val="28"/>
+                <w:szCs w:val="28"/>
+              </w:rPr>
+              <w:instrText xml:space="preserve"> PAGEREF _Toc227325285 \h </w:instrText>
+            </w:r>
+            <w:r>
+              <w:rPr>
+                <w:rFonts w:ascii="Times New Roman" w:hAnsi="Times New Roman" w:cs="Times New Roman"/>
+                <w:noProof/>
+                <w:webHidden/>
+                <w:sz w:val="28"/>
+                <w:szCs w:val="28"/>
+              </w:rPr>
+            </w:r>
+            <w:r>
+              <w:rPr>
+                <w:rFonts w:ascii="Times New Roman" w:hAnsi="Times New Roman" w:cs="Times New Roman"/>
+                <w:noProof/>
+                <w:webHidden/>
+                <w:sz w:val="28"/>
+                <w:szCs w:val="28"/>
+              </w:rPr>
+              <w:fldChar w:fldCharType="separate"/>
+            </w:r>
+            <w:r>
+              <w:rPr>
+                <w:rFonts w:ascii="Times New Roman" w:hAnsi="Times New Roman" w:cs="Times New Roman"/>
+                <w:noProof/>
+                <w:webHidden/>
+                <w:sz w:val="28"/>
+                <w:szCs w:val="28"/>
+              </w:rPr>
+              <w:t>8</w:t>
+            </w:r>
+            <w:r>
+              <w:rPr>
+                <w:rFonts w:ascii="Times New Roman" w:hAnsi="Times New Roman" w:cs="Times New Roman"/>
+                <w:noProof/>
+                <w:webHidden/>
+                <w:sz w:val="28"/>
+                <w:szCs w:val="28"/>
               </w:rPr>
               <w:fldChar w:fldCharType="end"/>
             </w:r>
@@ -778,32 +755,33 @@
               <w:tab w:val="left" w:pos="880"/>
               <w:tab w:val="right" w:leader="dot" w:pos="9345"/>
             </w:tabs>
-            <w:spacing w:line="360" w:lineRule="auto"/>
-            <w:jc w:val="both"/>
+            <w:spacing w:after="0" w:line="360" w:lineRule="auto"/>
             <w:rPr>
               <w:rFonts w:ascii="Times New Roman" w:eastAsiaTheme="minorEastAsia" w:hAnsi="Times New Roman" w:cs="Times New Roman"/>
               <w:noProof/>
               <w:sz w:val="28"/>
+              <w:szCs w:val="28"/>
               <w:lang w:eastAsia="ru-RU"/>
             </w:rPr>
           </w:pPr>
-          <w:hyperlink w:anchor="_Toc227245924" w:history="1">
+          <w:hyperlink w:anchor="_Toc227325286" w:history="1">
             <w:r>
               <w:rPr>
                 <w:rStyle w:val="ab"/>
                 <w:rFonts w:ascii="Times New Roman" w:hAnsi="Times New Roman" w:cs="Times New Roman"/>
                 <w:b/>
                 <w:noProof/>
-                <w:color w:val="auto"/>
-                <w:sz w:val="28"/>
-              </w:rPr>
-              <w:t>2.2.</w:t>
+                <w:sz w:val="28"/>
+                <w:szCs w:val="28"/>
+              </w:rPr>
+              <w:t>2.1.</w:t>
             </w:r>
             <w:r>
               <w:rPr>
                 <w:rFonts w:ascii="Times New Roman" w:eastAsiaTheme="minorEastAsia" w:hAnsi="Times New Roman" w:cs="Times New Roman"/>
                 <w:noProof/>
                 <w:sz w:val="28"/>
+                <w:szCs w:val="28"/>
                 <w:lang w:eastAsia="ru-RU"/>
               </w:rPr>
               <w:tab/>
@@ -814,17 +792,18 @@
                 <w:rFonts w:ascii="Times New Roman" w:hAnsi="Times New Roman" w:cs="Times New Roman"/>
                 <w:b/>
                 <w:noProof/>
-                <w:color w:val="auto"/>
-                <w:sz w:val="28"/>
-              </w:rPr>
-              <w:t>Требования к пользовательским интерфейсам</w:t>
-            </w:r>
-            <w:r>
-              <w:rPr>
-                <w:rFonts w:ascii="Times New Roman" w:hAnsi="Times New Roman" w:cs="Times New Roman"/>
-                <w:noProof/>
-                <w:webHidden/>
-                <w:sz w:val="28"/>
+                <w:sz w:val="28"/>
+                <w:szCs w:val="28"/>
+              </w:rPr>
+              <w:t>Описание области применения и исходных данных приложения</w:t>
+            </w:r>
+            <w:r>
+              <w:rPr>
+                <w:rFonts w:ascii="Times New Roman" w:hAnsi="Times New Roman" w:cs="Times New Roman"/>
+                <w:noProof/>
+                <w:webHidden/>
+                <w:sz w:val="28"/>
+                <w:szCs w:val="28"/>
               </w:rPr>
               <w:tab/>
             </w:r>
@@ -834,6 +813,7 @@
                 <w:noProof/>
                 <w:webHidden/>
                 <w:sz w:val="28"/>
+                <w:szCs w:val="28"/>
               </w:rPr>
               <w:fldChar w:fldCharType="begin"/>
             </w:r>
@@ -843,23 +823,26 @@
                 <w:noProof/>
                 <w:webHidden/>
                 <w:sz w:val="28"/>
-              </w:rPr>
-              <w:instrText xml:space="preserve"> PAGEREF _Toc227245924 \h </w:instrText>
-            </w:r>
-            <w:r>
-              <w:rPr>
-                <w:rFonts w:ascii="Times New Roman" w:hAnsi="Times New Roman" w:cs="Times New Roman"/>
-                <w:noProof/>
-                <w:webHidden/>
-                <w:sz w:val="28"/>
-              </w:rPr>
-            </w:r>
-            <w:r>
-              <w:rPr>
-                <w:rFonts w:ascii="Times New Roman" w:hAnsi="Times New Roman" w:cs="Times New Roman"/>
-                <w:noProof/>
-                <w:webHidden/>
-                <w:sz w:val="28"/>
+                <w:szCs w:val="28"/>
+              </w:rPr>
+              <w:instrText xml:space="preserve"> PAGEREF _Toc227325286 \h </w:instrText>
+            </w:r>
+            <w:r>
+              <w:rPr>
+                <w:rFonts w:ascii="Times New Roman" w:hAnsi="Times New Roman" w:cs="Times New Roman"/>
+                <w:noProof/>
+                <w:webHidden/>
+                <w:sz w:val="28"/>
+                <w:szCs w:val="28"/>
+              </w:rPr>
+            </w:r>
+            <w:r>
+              <w:rPr>
+                <w:rFonts w:ascii="Times New Roman" w:hAnsi="Times New Roman" w:cs="Times New Roman"/>
+                <w:noProof/>
+                <w:webHidden/>
+                <w:sz w:val="28"/>
+                <w:szCs w:val="28"/>
               </w:rPr>
               <w:fldChar w:fldCharType="separate"/>
             </w:r>
@@ -869,15 +852,17 @@
                 <w:noProof/>
                 <w:webHidden/>
                 <w:sz w:val="28"/>
-              </w:rPr>
-              <w:t>10</w:t>
-            </w:r>
-            <w:r>
-              <w:rPr>
-                <w:rFonts w:ascii="Times New Roman" w:hAnsi="Times New Roman" w:cs="Times New Roman"/>
-                <w:noProof/>
-                <w:webHidden/>
-                <w:sz w:val="28"/>
+                <w:szCs w:val="28"/>
+              </w:rPr>
+              <w:t>8</w:t>
+            </w:r>
+            <w:r>
+              <w:rPr>
+                <w:rFonts w:ascii="Times New Roman" w:hAnsi="Times New Roman" w:cs="Times New Roman"/>
+                <w:noProof/>
+                <w:webHidden/>
+                <w:sz w:val="28"/>
+                <w:szCs w:val="28"/>
               </w:rPr>
               <w:fldChar w:fldCharType="end"/>
             </w:r>
@@ -890,32 +875,33 @@
               <w:tab w:val="left" w:pos="880"/>
               <w:tab w:val="right" w:leader="dot" w:pos="9345"/>
             </w:tabs>
-            <w:spacing w:line="360" w:lineRule="auto"/>
-            <w:jc w:val="both"/>
+            <w:spacing w:after="0" w:line="360" w:lineRule="auto"/>
             <w:rPr>
               <w:rFonts w:ascii="Times New Roman" w:eastAsiaTheme="minorEastAsia" w:hAnsi="Times New Roman" w:cs="Times New Roman"/>
               <w:noProof/>
               <w:sz w:val="28"/>
+              <w:szCs w:val="28"/>
               <w:lang w:eastAsia="ru-RU"/>
             </w:rPr>
           </w:pPr>
-          <w:hyperlink w:anchor="_Toc227245925" w:history="1">
+          <w:hyperlink w:anchor="_Toc227325287" w:history="1">
             <w:r>
               <w:rPr>
                 <w:rStyle w:val="ab"/>
                 <w:rFonts w:ascii="Times New Roman" w:hAnsi="Times New Roman" w:cs="Times New Roman"/>
                 <w:b/>
                 <w:noProof/>
-                <w:color w:val="auto"/>
-                <w:sz w:val="28"/>
-              </w:rPr>
-              <w:t>2.3.</w:t>
+                <w:sz w:val="28"/>
+                <w:szCs w:val="28"/>
+              </w:rPr>
+              <w:t>2.2.</w:t>
             </w:r>
             <w:r>
               <w:rPr>
                 <w:rFonts w:ascii="Times New Roman" w:eastAsiaTheme="minorEastAsia" w:hAnsi="Times New Roman" w:cs="Times New Roman"/>
                 <w:noProof/>
                 <w:sz w:val="28"/>
+                <w:szCs w:val="28"/>
                 <w:lang w:eastAsia="ru-RU"/>
               </w:rPr>
               <w:tab/>
@@ -926,17 +912,18 @@
                 <w:rFonts w:ascii="Times New Roman" w:hAnsi="Times New Roman" w:cs="Times New Roman"/>
                 <w:b/>
                 <w:noProof/>
-                <w:color w:val="auto"/>
-                <w:sz w:val="28"/>
-              </w:rPr>
-              <w:t>Требования к аппаратным и программным интерфейсам</w:t>
-            </w:r>
-            <w:r>
-              <w:rPr>
-                <w:rFonts w:ascii="Times New Roman" w:hAnsi="Times New Roman" w:cs="Times New Roman"/>
-                <w:noProof/>
-                <w:webHidden/>
-                <w:sz w:val="28"/>
+                <w:sz w:val="28"/>
+                <w:szCs w:val="28"/>
+              </w:rPr>
+              <w:t>Требования к пользовательским интерфейсам</w:t>
+            </w:r>
+            <w:r>
+              <w:rPr>
+                <w:rFonts w:ascii="Times New Roman" w:hAnsi="Times New Roman" w:cs="Times New Roman"/>
+                <w:noProof/>
+                <w:webHidden/>
+                <w:sz w:val="28"/>
+                <w:szCs w:val="28"/>
               </w:rPr>
               <w:tab/>
             </w:r>
@@ -946,6 +933,7 @@
                 <w:noProof/>
                 <w:webHidden/>
                 <w:sz w:val="28"/>
+                <w:szCs w:val="28"/>
               </w:rPr>
               <w:fldChar w:fldCharType="begin"/>
             </w:r>
@@ -955,23 +943,26 @@
                 <w:noProof/>
                 <w:webHidden/>
                 <w:sz w:val="28"/>
-              </w:rPr>
-              <w:instrText xml:space="preserve"> PAGEREF _Toc227245925 \h </w:instrText>
-            </w:r>
-            <w:r>
-              <w:rPr>
-                <w:rFonts w:ascii="Times New Roman" w:hAnsi="Times New Roman" w:cs="Times New Roman"/>
-                <w:noProof/>
-                <w:webHidden/>
-                <w:sz w:val="28"/>
-              </w:rPr>
-            </w:r>
-            <w:r>
-              <w:rPr>
-                <w:rFonts w:ascii="Times New Roman" w:hAnsi="Times New Roman" w:cs="Times New Roman"/>
-                <w:noProof/>
-                <w:webHidden/>
-                <w:sz w:val="28"/>
+                <w:szCs w:val="28"/>
+              </w:rPr>
+              <w:instrText xml:space="preserve"> PAGEREF _Toc227325287 \h </w:instrText>
+            </w:r>
+            <w:r>
+              <w:rPr>
+                <w:rFonts w:ascii="Times New Roman" w:hAnsi="Times New Roman" w:cs="Times New Roman"/>
+                <w:noProof/>
+                <w:webHidden/>
+                <w:sz w:val="28"/>
+                <w:szCs w:val="28"/>
+              </w:rPr>
+            </w:r>
+            <w:r>
+              <w:rPr>
+                <w:rFonts w:ascii="Times New Roman" w:hAnsi="Times New Roman" w:cs="Times New Roman"/>
+                <w:noProof/>
+                <w:webHidden/>
+                <w:sz w:val="28"/>
+                <w:szCs w:val="28"/>
               </w:rPr>
               <w:fldChar w:fldCharType="separate"/>
             </w:r>
@@ -981,15 +972,17 @@
                 <w:noProof/>
                 <w:webHidden/>
                 <w:sz w:val="28"/>
-              </w:rPr>
-              <w:t>11</w:t>
-            </w:r>
-            <w:r>
-              <w:rPr>
-                <w:rFonts w:ascii="Times New Roman" w:hAnsi="Times New Roman" w:cs="Times New Roman"/>
-                <w:noProof/>
-                <w:webHidden/>
-                <w:sz w:val="28"/>
+                <w:szCs w:val="28"/>
+              </w:rPr>
+              <w:t>9</w:t>
+            </w:r>
+            <w:r>
+              <w:rPr>
+                <w:rFonts w:ascii="Times New Roman" w:hAnsi="Times New Roman" w:cs="Times New Roman"/>
+                <w:noProof/>
+                <w:webHidden/>
+                <w:sz w:val="28"/>
+                <w:szCs w:val="28"/>
               </w:rPr>
               <w:fldChar w:fldCharType="end"/>
             </w:r>
@@ -1002,32 +995,33 @@
               <w:tab w:val="left" w:pos="880"/>
               <w:tab w:val="right" w:leader="dot" w:pos="9345"/>
             </w:tabs>
-            <w:spacing w:line="360" w:lineRule="auto"/>
-            <w:jc w:val="both"/>
+            <w:spacing w:after="0" w:line="360" w:lineRule="auto"/>
             <w:rPr>
               <w:rFonts w:ascii="Times New Roman" w:eastAsiaTheme="minorEastAsia" w:hAnsi="Times New Roman" w:cs="Times New Roman"/>
               <w:noProof/>
               <w:sz w:val="28"/>
+              <w:szCs w:val="28"/>
               <w:lang w:eastAsia="ru-RU"/>
             </w:rPr>
           </w:pPr>
-          <w:hyperlink w:anchor="_Toc227245926" w:history="1">
+          <w:hyperlink w:anchor="_Toc227325288" w:history="1">
             <w:r>
               <w:rPr>
                 <w:rStyle w:val="ab"/>
                 <w:rFonts w:ascii="Times New Roman" w:hAnsi="Times New Roman" w:cs="Times New Roman"/>
                 <w:b/>
                 <w:noProof/>
-                <w:color w:val="auto"/>
-                <w:sz w:val="28"/>
-              </w:rPr>
-              <w:t>2.4.</w:t>
+                <w:sz w:val="28"/>
+                <w:szCs w:val="28"/>
+              </w:rPr>
+              <w:t>2.3.</w:t>
             </w:r>
             <w:r>
               <w:rPr>
                 <w:rFonts w:ascii="Times New Roman" w:eastAsiaTheme="minorEastAsia" w:hAnsi="Times New Roman" w:cs="Times New Roman"/>
                 <w:noProof/>
                 <w:sz w:val="28"/>
+                <w:szCs w:val="28"/>
                 <w:lang w:eastAsia="ru-RU"/>
               </w:rPr>
               <w:tab/>
@@ -1038,17 +1032,18 @@
                 <w:rFonts w:ascii="Times New Roman" w:hAnsi="Times New Roman" w:cs="Times New Roman"/>
                 <w:b/>
                 <w:noProof/>
-                <w:color w:val="auto"/>
-                <w:sz w:val="28"/>
-              </w:rPr>
-              <w:t>Требования к пользователям продукта</w:t>
-            </w:r>
-            <w:r>
-              <w:rPr>
-                <w:rFonts w:ascii="Times New Roman" w:hAnsi="Times New Roman" w:cs="Times New Roman"/>
-                <w:noProof/>
-                <w:webHidden/>
-                <w:sz w:val="28"/>
+                <w:sz w:val="28"/>
+                <w:szCs w:val="28"/>
+              </w:rPr>
+              <w:t>Требования к аппаратным и программным интерфейсам</w:t>
+            </w:r>
+            <w:r>
+              <w:rPr>
+                <w:rFonts w:ascii="Times New Roman" w:hAnsi="Times New Roman" w:cs="Times New Roman"/>
+                <w:noProof/>
+                <w:webHidden/>
+                <w:sz w:val="28"/>
+                <w:szCs w:val="28"/>
               </w:rPr>
               <w:tab/>
             </w:r>
@@ -1058,6 +1053,7 @@
                 <w:noProof/>
                 <w:webHidden/>
                 <w:sz w:val="28"/>
+                <w:szCs w:val="28"/>
               </w:rPr>
               <w:fldChar w:fldCharType="begin"/>
             </w:r>
@@ -1067,23 +1063,26 @@
                 <w:noProof/>
                 <w:webHidden/>
                 <w:sz w:val="28"/>
-              </w:rPr>
-              <w:instrText xml:space="preserve"> PAGEREF _Toc227245926 \h </w:instrText>
-            </w:r>
-            <w:r>
-              <w:rPr>
-                <w:rFonts w:ascii="Times New Roman" w:hAnsi="Times New Roman" w:cs="Times New Roman"/>
-                <w:noProof/>
-                <w:webHidden/>
-                <w:sz w:val="28"/>
-              </w:rPr>
-            </w:r>
-            <w:r>
-              <w:rPr>
-                <w:rFonts w:ascii="Times New Roman" w:hAnsi="Times New Roman" w:cs="Times New Roman"/>
-                <w:noProof/>
-                <w:webHidden/>
-                <w:sz w:val="28"/>
+                <w:szCs w:val="28"/>
+              </w:rPr>
+              <w:instrText xml:space="preserve"> PAGEREF _Toc227325288 \h </w:instrText>
+            </w:r>
+            <w:r>
+              <w:rPr>
+                <w:rFonts w:ascii="Times New Roman" w:hAnsi="Times New Roman" w:cs="Times New Roman"/>
+                <w:noProof/>
+                <w:webHidden/>
+                <w:sz w:val="28"/>
+                <w:szCs w:val="28"/>
+              </w:rPr>
+            </w:r>
+            <w:r>
+              <w:rPr>
+                <w:rFonts w:ascii="Times New Roman" w:hAnsi="Times New Roman" w:cs="Times New Roman"/>
+                <w:noProof/>
+                <w:webHidden/>
+                <w:sz w:val="28"/>
+                <w:szCs w:val="28"/>
               </w:rPr>
               <w:fldChar w:fldCharType="separate"/>
             </w:r>
@@ -1093,15 +1092,17 @@
                 <w:noProof/>
                 <w:webHidden/>
                 <w:sz w:val="28"/>
-              </w:rPr>
-              <w:t>13</w:t>
-            </w:r>
-            <w:r>
-              <w:rPr>
-                <w:rFonts w:ascii="Times New Roman" w:hAnsi="Times New Roman" w:cs="Times New Roman"/>
-                <w:noProof/>
-                <w:webHidden/>
-                <w:sz w:val="28"/>
+                <w:szCs w:val="28"/>
+              </w:rPr>
+              <w:t>11</w:t>
+            </w:r>
+            <w:r>
+              <w:rPr>
+                <w:rFonts w:ascii="Times New Roman" w:hAnsi="Times New Roman" w:cs="Times New Roman"/>
+                <w:noProof/>
+                <w:webHidden/>
+                <w:sz w:val="28"/>
+                <w:szCs w:val="28"/>
               </w:rPr>
               <w:fldChar w:fldCharType="end"/>
             </w:r>
@@ -1114,32 +1115,33 @@
               <w:tab w:val="left" w:pos="880"/>
               <w:tab w:val="right" w:leader="dot" w:pos="9345"/>
             </w:tabs>
-            <w:spacing w:line="360" w:lineRule="auto"/>
-            <w:jc w:val="both"/>
+            <w:spacing w:after="0" w:line="360" w:lineRule="auto"/>
             <w:rPr>
               <w:rFonts w:ascii="Times New Roman" w:eastAsiaTheme="minorEastAsia" w:hAnsi="Times New Roman" w:cs="Times New Roman"/>
               <w:noProof/>
               <w:sz w:val="28"/>
+              <w:szCs w:val="28"/>
               <w:lang w:eastAsia="ru-RU"/>
             </w:rPr>
           </w:pPr>
-          <w:hyperlink w:anchor="_Toc227245927" w:history="1">
+          <w:hyperlink w:anchor="_Toc227325289" w:history="1">
             <w:r>
               <w:rPr>
                 <w:rStyle w:val="ab"/>
                 <w:rFonts w:ascii="Times New Roman" w:hAnsi="Times New Roman" w:cs="Times New Roman"/>
                 <w:b/>
                 <w:noProof/>
-                <w:color w:val="auto"/>
-                <w:sz w:val="28"/>
-              </w:rPr>
-              <w:t>2.5.</w:t>
+                <w:sz w:val="28"/>
+                <w:szCs w:val="28"/>
+              </w:rPr>
+              <w:t>2.4.</w:t>
             </w:r>
             <w:r>
               <w:rPr>
                 <w:rFonts w:ascii="Times New Roman" w:eastAsiaTheme="minorEastAsia" w:hAnsi="Times New Roman" w:cs="Times New Roman"/>
                 <w:noProof/>
                 <w:sz w:val="28"/>
+                <w:szCs w:val="28"/>
                 <w:lang w:eastAsia="ru-RU"/>
               </w:rPr>
               <w:tab/>
@@ -1150,17 +1152,18 @@
                 <w:rFonts w:ascii="Times New Roman" w:hAnsi="Times New Roman" w:cs="Times New Roman"/>
                 <w:b/>
                 <w:noProof/>
-                <w:color w:val="auto"/>
-                <w:sz w:val="28"/>
-              </w:rPr>
-              <w:t>Функции продукта</w:t>
-            </w:r>
-            <w:r>
-              <w:rPr>
-                <w:rFonts w:ascii="Times New Roman" w:hAnsi="Times New Roman" w:cs="Times New Roman"/>
-                <w:noProof/>
-                <w:webHidden/>
-                <w:sz w:val="28"/>
+                <w:sz w:val="28"/>
+                <w:szCs w:val="28"/>
+              </w:rPr>
+              <w:t>Требования к пользователям продукта</w:t>
+            </w:r>
+            <w:r>
+              <w:rPr>
+                <w:rFonts w:ascii="Times New Roman" w:hAnsi="Times New Roman" w:cs="Times New Roman"/>
+                <w:noProof/>
+                <w:webHidden/>
+                <w:sz w:val="28"/>
+                <w:szCs w:val="28"/>
               </w:rPr>
               <w:tab/>
             </w:r>
@@ -1170,6 +1173,7 @@
                 <w:noProof/>
                 <w:webHidden/>
                 <w:sz w:val="28"/>
+                <w:szCs w:val="28"/>
               </w:rPr>
               <w:fldChar w:fldCharType="begin"/>
             </w:r>
@@ -1179,23 +1183,26 @@
                 <w:noProof/>
                 <w:webHidden/>
                 <w:sz w:val="28"/>
-              </w:rPr>
-              <w:instrText xml:space="preserve"> PAGEREF _Toc227245927 \h </w:instrText>
-            </w:r>
-            <w:r>
-              <w:rPr>
-                <w:rFonts w:ascii="Times New Roman" w:hAnsi="Times New Roman" w:cs="Times New Roman"/>
-                <w:noProof/>
-                <w:webHidden/>
-                <w:sz w:val="28"/>
-              </w:rPr>
-            </w:r>
-            <w:r>
-              <w:rPr>
-                <w:rFonts w:ascii="Times New Roman" w:hAnsi="Times New Roman" w:cs="Times New Roman"/>
-                <w:noProof/>
-                <w:webHidden/>
-                <w:sz w:val="28"/>
+                <w:szCs w:val="28"/>
+              </w:rPr>
+              <w:instrText xml:space="preserve"> PAGEREF _Toc227325289 \h </w:instrText>
+            </w:r>
+            <w:r>
+              <w:rPr>
+                <w:rFonts w:ascii="Times New Roman" w:hAnsi="Times New Roman" w:cs="Times New Roman"/>
+                <w:noProof/>
+                <w:webHidden/>
+                <w:sz w:val="28"/>
+                <w:szCs w:val="28"/>
+              </w:rPr>
+            </w:r>
+            <w:r>
+              <w:rPr>
+                <w:rFonts w:ascii="Times New Roman" w:hAnsi="Times New Roman" w:cs="Times New Roman"/>
+                <w:noProof/>
+                <w:webHidden/>
+                <w:sz w:val="28"/>
+                <w:szCs w:val="28"/>
               </w:rPr>
               <w:fldChar w:fldCharType="separate"/>
             </w:r>
@@ -1205,105 +1212,17 @@
                 <w:noProof/>
                 <w:webHidden/>
                 <w:sz w:val="28"/>
-              </w:rPr>
-              <w:t>14</w:t>
-            </w:r>
-            <w:r>
-              <w:rPr>
-                <w:rFonts w:ascii="Times New Roman" w:hAnsi="Times New Roman" w:cs="Times New Roman"/>
-                <w:noProof/>
-                <w:webHidden/>
-                <w:sz w:val="28"/>
-              </w:rPr>
-              <w:fldChar w:fldCharType="end"/>
-            </w:r>
-          </w:hyperlink>
-        </w:p>
-        <w:p>
-          <w:pPr>
-            <w:pStyle w:val="11"/>
-            <w:rPr>
-              <w:rFonts w:eastAsiaTheme="minorEastAsia"/>
-              <w:noProof/>
-              <w:lang w:eastAsia="ru-RU"/>
-            </w:rPr>
-          </w:pPr>
-          <w:hyperlink w:anchor="_Toc227245928" w:history="1">
-            <w:r>
-              <w:rPr>
-                <w:rStyle w:val="ab"/>
-                <w:rFonts w:ascii="Times New Roman" w:hAnsi="Times New Roman" w:cs="Times New Roman"/>
-                <w:b/>
-                <w:noProof/>
-                <w:color w:val="auto"/>
-                <w:sz w:val="28"/>
-              </w:rPr>
-              <w:t>3.</w:t>
-            </w:r>
-            <w:r>
-              <w:rPr>
-                <w:rFonts w:eastAsiaTheme="minorEastAsia"/>
-                <w:noProof/>
-                <w:lang w:eastAsia="ru-RU"/>
-              </w:rPr>
-              <w:tab/>
-            </w:r>
-            <w:r>
-              <w:rPr>
-                <w:rStyle w:val="ab"/>
-                <w:rFonts w:ascii="Times New Roman" w:hAnsi="Times New Roman" w:cs="Times New Roman"/>
-                <w:b/>
-                <w:noProof/>
-                <w:color w:val="auto"/>
-                <w:sz w:val="28"/>
-              </w:rPr>
-              <w:t>ОБОСНОВАНИЕ ВЫБОРА ИНСТРУМЕНТАЛЬНЫХ СРЕДСТВ ДЛЯ РЕАЛИЗАЦИИ ПОСТАВЛЕННОЙ ЗАДАЧИ</w:t>
-            </w:r>
-            <w:r>
-              <w:rPr>
-                <w:noProof/>
-                <w:webHidden/>
-              </w:rPr>
-              <w:tab/>
-            </w:r>
-            <w:r>
-              <w:rPr>
-                <w:noProof/>
-                <w:webHidden/>
-              </w:rPr>
-              <w:fldChar w:fldCharType="begin"/>
-            </w:r>
-            <w:r>
-              <w:rPr>
-                <w:noProof/>
-                <w:webHidden/>
-              </w:rPr>
-              <w:instrText xml:space="preserve"> PAGEREF _Toc227245928 \h </w:instrText>
-            </w:r>
-            <w:r>
-              <w:rPr>
-                <w:noProof/>
-                <w:webHidden/>
-              </w:rPr>
-            </w:r>
-            <w:r>
-              <w:rPr>
-                <w:noProof/>
-                <w:webHidden/>
-              </w:rPr>
-              <w:fldChar w:fldCharType="separate"/>
-            </w:r>
-            <w:r>
-              <w:rPr>
-                <w:noProof/>
-                <w:webHidden/>
-              </w:rPr>
-              <w:t>16</w:t>
-            </w:r>
-            <w:r>
-              <w:rPr>
-                <w:noProof/>
-                <w:webHidden/>
+                <w:szCs w:val="28"/>
+              </w:rPr>
+              <w:t>13</w:t>
+            </w:r>
+            <w:r>
+              <w:rPr>
+                <w:rFonts w:ascii="Times New Roman" w:hAnsi="Times New Roman" w:cs="Times New Roman"/>
+                <w:noProof/>
+                <w:webHidden/>
+                <w:sz w:val="28"/>
+                <w:szCs w:val="28"/>
               </w:rPr>
               <w:fldChar w:fldCharType="end"/>
             </w:r>
@@ -1316,32 +1235,33 @@
               <w:tab w:val="left" w:pos="880"/>
               <w:tab w:val="right" w:leader="dot" w:pos="9345"/>
             </w:tabs>
-            <w:spacing w:line="360" w:lineRule="auto"/>
-            <w:jc w:val="both"/>
+            <w:spacing w:after="0" w:line="360" w:lineRule="auto"/>
             <w:rPr>
               <w:rFonts w:ascii="Times New Roman" w:eastAsiaTheme="minorEastAsia" w:hAnsi="Times New Roman" w:cs="Times New Roman"/>
               <w:noProof/>
               <w:sz w:val="28"/>
+              <w:szCs w:val="28"/>
               <w:lang w:eastAsia="ru-RU"/>
             </w:rPr>
           </w:pPr>
-          <w:hyperlink w:anchor="_Toc227245929" w:history="1">
+          <w:hyperlink w:anchor="_Toc227325290" w:history="1">
             <w:r>
               <w:rPr>
                 <w:rStyle w:val="ab"/>
                 <w:rFonts w:ascii="Times New Roman" w:hAnsi="Times New Roman" w:cs="Times New Roman"/>
                 <w:b/>
                 <w:noProof/>
-                <w:color w:val="auto"/>
-                <w:sz w:val="28"/>
-              </w:rPr>
-              <w:t>3.1.</w:t>
+                <w:sz w:val="28"/>
+                <w:szCs w:val="28"/>
+              </w:rPr>
+              <w:t>2.5.</w:t>
             </w:r>
             <w:r>
               <w:rPr>
                 <w:rFonts w:ascii="Times New Roman" w:eastAsiaTheme="minorEastAsia" w:hAnsi="Times New Roman" w:cs="Times New Roman"/>
                 <w:noProof/>
                 <w:sz w:val="28"/>
+                <w:szCs w:val="28"/>
                 <w:lang w:eastAsia="ru-RU"/>
               </w:rPr>
               <w:tab/>
@@ -1352,17 +1272,18 @@
                 <w:rFonts w:ascii="Times New Roman" w:hAnsi="Times New Roman" w:cs="Times New Roman"/>
                 <w:b/>
                 <w:noProof/>
-                <w:color w:val="auto"/>
-                <w:sz w:val="28"/>
-              </w:rPr>
-              <w:t>Используемые языки программирования</w:t>
-            </w:r>
-            <w:r>
-              <w:rPr>
-                <w:rFonts w:ascii="Times New Roman" w:hAnsi="Times New Roman" w:cs="Times New Roman"/>
-                <w:noProof/>
-                <w:webHidden/>
-                <w:sz w:val="28"/>
+                <w:sz w:val="28"/>
+                <w:szCs w:val="28"/>
+              </w:rPr>
+              <w:t>Функции продукта</w:t>
+            </w:r>
+            <w:r>
+              <w:rPr>
+                <w:rFonts w:ascii="Times New Roman" w:hAnsi="Times New Roman" w:cs="Times New Roman"/>
+                <w:noProof/>
+                <w:webHidden/>
+                <w:sz w:val="28"/>
+                <w:szCs w:val="28"/>
               </w:rPr>
               <w:tab/>
             </w:r>
@@ -1372,6 +1293,7 @@
                 <w:noProof/>
                 <w:webHidden/>
                 <w:sz w:val="28"/>
+                <w:szCs w:val="28"/>
               </w:rPr>
               <w:fldChar w:fldCharType="begin"/>
             </w:r>
@@ -1381,23 +1303,26 @@
                 <w:noProof/>
                 <w:webHidden/>
                 <w:sz w:val="28"/>
-              </w:rPr>
-              <w:instrText xml:space="preserve"> PAGEREF _Toc227245929 \h </w:instrText>
-            </w:r>
-            <w:r>
-              <w:rPr>
-                <w:rFonts w:ascii="Times New Roman" w:hAnsi="Times New Roman" w:cs="Times New Roman"/>
-                <w:noProof/>
-                <w:webHidden/>
-                <w:sz w:val="28"/>
-              </w:rPr>
-            </w:r>
-            <w:r>
-              <w:rPr>
-                <w:rFonts w:ascii="Times New Roman" w:hAnsi="Times New Roman" w:cs="Times New Roman"/>
-                <w:noProof/>
-                <w:webHidden/>
-                <w:sz w:val="28"/>
+                <w:szCs w:val="28"/>
+              </w:rPr>
+              <w:instrText xml:space="preserve"> PAGEREF _Toc227325290 \h </w:instrText>
+            </w:r>
+            <w:r>
+              <w:rPr>
+                <w:rFonts w:ascii="Times New Roman" w:hAnsi="Times New Roman" w:cs="Times New Roman"/>
+                <w:noProof/>
+                <w:webHidden/>
+                <w:sz w:val="28"/>
+                <w:szCs w:val="28"/>
+              </w:rPr>
+            </w:r>
+            <w:r>
+              <w:rPr>
+                <w:rFonts w:ascii="Times New Roman" w:hAnsi="Times New Roman" w:cs="Times New Roman"/>
+                <w:noProof/>
+                <w:webHidden/>
+                <w:sz w:val="28"/>
+                <w:szCs w:val="28"/>
               </w:rPr>
               <w:fldChar w:fldCharType="separate"/>
             </w:r>
@@ -1407,15 +1332,133 @@
                 <w:noProof/>
                 <w:webHidden/>
                 <w:sz w:val="28"/>
-              </w:rPr>
-              <w:t>16</w:t>
-            </w:r>
-            <w:r>
-              <w:rPr>
-                <w:rFonts w:ascii="Times New Roman" w:hAnsi="Times New Roman" w:cs="Times New Roman"/>
-                <w:noProof/>
-                <w:webHidden/>
-                <w:sz w:val="28"/>
+                <w:szCs w:val="28"/>
+              </w:rPr>
+              <w:t>13</w:t>
+            </w:r>
+            <w:r>
+              <w:rPr>
+                <w:rFonts w:ascii="Times New Roman" w:hAnsi="Times New Roman" w:cs="Times New Roman"/>
+                <w:noProof/>
+                <w:webHidden/>
+                <w:sz w:val="28"/>
+                <w:szCs w:val="28"/>
+              </w:rPr>
+              <w:fldChar w:fldCharType="end"/>
+            </w:r>
+          </w:hyperlink>
+        </w:p>
+        <w:p>
+          <w:pPr>
+            <w:pStyle w:val="11"/>
+            <w:spacing w:after="0"/>
+            <w:rPr>
+              <w:rFonts w:ascii="Times New Roman" w:eastAsiaTheme="minorEastAsia" w:hAnsi="Times New Roman" w:cs="Times New Roman"/>
+              <w:noProof/>
+              <w:sz w:val="28"/>
+              <w:szCs w:val="28"/>
+              <w:lang w:eastAsia="ru-RU"/>
+            </w:rPr>
+          </w:pPr>
+          <w:hyperlink w:anchor="_Toc227325291" w:history="1">
+            <w:r>
+              <w:rPr>
+                <w:rStyle w:val="ab"/>
+                <w:rFonts w:ascii="Times New Roman" w:hAnsi="Times New Roman" w:cs="Times New Roman"/>
+                <w:b/>
+                <w:noProof/>
+                <w:sz w:val="28"/>
+                <w:szCs w:val="28"/>
+              </w:rPr>
+              <w:t>3.</w:t>
+            </w:r>
+            <w:r>
+              <w:rPr>
+                <w:rFonts w:ascii="Times New Roman" w:eastAsiaTheme="minorEastAsia" w:hAnsi="Times New Roman" w:cs="Times New Roman"/>
+                <w:noProof/>
+                <w:sz w:val="28"/>
+                <w:szCs w:val="28"/>
+                <w:lang w:eastAsia="ru-RU"/>
+              </w:rPr>
+              <w:tab/>
+            </w:r>
+            <w:r>
+              <w:rPr>
+                <w:rStyle w:val="ab"/>
+                <w:rFonts w:ascii="Times New Roman" w:hAnsi="Times New Roman" w:cs="Times New Roman"/>
+                <w:b/>
+                <w:noProof/>
+                <w:sz w:val="28"/>
+                <w:szCs w:val="28"/>
+              </w:rPr>
+              <w:t>ОБОСНОВАНИЕ ВЫБОРА ИНСТРУМЕНТАЛЬНЫХ СРЕДСТВ ДЛЯ РЕАЛИЗАЦИИ ПОСТАВЛЕННОЙ ЗАДАЧИ</w:t>
+            </w:r>
+            <w:r>
+              <w:rPr>
+                <w:rFonts w:ascii="Times New Roman" w:hAnsi="Times New Roman" w:cs="Times New Roman"/>
+                <w:noProof/>
+                <w:webHidden/>
+                <w:sz w:val="28"/>
+                <w:szCs w:val="28"/>
+              </w:rPr>
+              <w:tab/>
+            </w:r>
+            <w:r>
+              <w:rPr>
+                <w:rFonts w:ascii="Times New Roman" w:hAnsi="Times New Roman" w:cs="Times New Roman"/>
+                <w:noProof/>
+                <w:webHidden/>
+                <w:sz w:val="28"/>
+                <w:szCs w:val="28"/>
+              </w:rPr>
+              <w:fldChar w:fldCharType="begin"/>
+            </w:r>
+            <w:r>
+              <w:rPr>
+                <w:rFonts w:ascii="Times New Roman" w:hAnsi="Times New Roman" w:cs="Times New Roman"/>
+                <w:noProof/>
+                <w:webHidden/>
+                <w:sz w:val="28"/>
+                <w:szCs w:val="28"/>
+              </w:rPr>
+              <w:instrText xml:space="preserve"> PAGEREF _Toc227325291 \h </w:instrText>
+            </w:r>
+            <w:r>
+              <w:rPr>
+                <w:rFonts w:ascii="Times New Roman" w:hAnsi="Times New Roman" w:cs="Times New Roman"/>
+                <w:noProof/>
+                <w:webHidden/>
+                <w:sz w:val="28"/>
+                <w:szCs w:val="28"/>
+              </w:rPr>
+            </w:r>
+            <w:r>
+              <w:rPr>
+                <w:rFonts w:ascii="Times New Roman" w:hAnsi="Times New Roman" w:cs="Times New Roman"/>
+                <w:noProof/>
+                <w:webHidden/>
+                <w:sz w:val="28"/>
+                <w:szCs w:val="28"/>
+              </w:rPr>
+              <w:fldChar w:fldCharType="separate"/>
+            </w:r>
+            <w:r>
+              <w:rPr>
+                <w:rFonts w:ascii="Times New Roman" w:hAnsi="Times New Roman" w:cs="Times New Roman"/>
+                <w:noProof/>
+                <w:webHidden/>
+                <w:sz w:val="28"/>
+                <w:szCs w:val="28"/>
+              </w:rPr>
+              <w:t>15</w:t>
+            </w:r>
+            <w:r>
+              <w:rPr>
+                <w:rFonts w:ascii="Times New Roman" w:hAnsi="Times New Roman" w:cs="Times New Roman"/>
+                <w:noProof/>
+                <w:webHidden/>
+                <w:sz w:val="28"/>
+                <w:szCs w:val="28"/>
               </w:rPr>
               <w:fldChar w:fldCharType="end"/>
             </w:r>
@@ -1428,32 +1471,33 @@
               <w:tab w:val="left" w:pos="880"/>
               <w:tab w:val="right" w:leader="dot" w:pos="9345"/>
             </w:tabs>
-            <w:spacing w:line="360" w:lineRule="auto"/>
-            <w:jc w:val="both"/>
+            <w:spacing w:after="0" w:line="360" w:lineRule="auto"/>
             <w:rPr>
               <w:rFonts w:ascii="Times New Roman" w:eastAsiaTheme="minorEastAsia" w:hAnsi="Times New Roman" w:cs="Times New Roman"/>
               <w:noProof/>
               <w:sz w:val="28"/>
+              <w:szCs w:val="28"/>
               <w:lang w:eastAsia="ru-RU"/>
             </w:rPr>
           </w:pPr>
-          <w:hyperlink w:anchor="_Toc227245930" w:history="1">
+          <w:hyperlink w:anchor="_Toc227325292" w:history="1">
             <w:r>
               <w:rPr>
                 <w:rStyle w:val="ab"/>
                 <w:rFonts w:ascii="Times New Roman" w:hAnsi="Times New Roman" w:cs="Times New Roman"/>
                 <w:b/>
                 <w:noProof/>
-                <w:color w:val="auto"/>
-                <w:sz w:val="28"/>
-              </w:rPr>
-              <w:t>3.2.</w:t>
+                <w:sz w:val="28"/>
+                <w:szCs w:val="28"/>
+              </w:rPr>
+              <w:t>3.1.</w:t>
             </w:r>
             <w:r>
               <w:rPr>
                 <w:rFonts w:ascii="Times New Roman" w:eastAsiaTheme="minorEastAsia" w:hAnsi="Times New Roman" w:cs="Times New Roman"/>
                 <w:noProof/>
                 <w:sz w:val="28"/>
+                <w:szCs w:val="28"/>
                 <w:lang w:eastAsia="ru-RU"/>
               </w:rPr>
               <w:tab/>
@@ -1464,17 +1508,18 @@
                 <w:rFonts w:ascii="Times New Roman" w:hAnsi="Times New Roman" w:cs="Times New Roman"/>
                 <w:b/>
                 <w:noProof/>
-                <w:color w:val="auto"/>
-                <w:sz w:val="28"/>
-              </w:rPr>
-              <w:t>Сервер баз данных</w:t>
-            </w:r>
-            <w:r>
-              <w:rPr>
-                <w:rFonts w:ascii="Times New Roman" w:hAnsi="Times New Roman" w:cs="Times New Roman"/>
-                <w:noProof/>
-                <w:webHidden/>
-                <w:sz w:val="28"/>
+                <w:sz w:val="28"/>
+                <w:szCs w:val="28"/>
+              </w:rPr>
+              <w:t>Используемые языки программирования</w:t>
+            </w:r>
+            <w:r>
+              <w:rPr>
+                <w:rFonts w:ascii="Times New Roman" w:hAnsi="Times New Roman" w:cs="Times New Roman"/>
+                <w:noProof/>
+                <w:webHidden/>
+                <w:sz w:val="28"/>
+                <w:szCs w:val="28"/>
               </w:rPr>
               <w:tab/>
             </w:r>
@@ -1484,6 +1529,7 @@
                 <w:noProof/>
                 <w:webHidden/>
                 <w:sz w:val="28"/>
+                <w:szCs w:val="28"/>
               </w:rPr>
               <w:fldChar w:fldCharType="begin"/>
             </w:r>
@@ -1493,23 +1539,26 @@
                 <w:noProof/>
                 <w:webHidden/>
                 <w:sz w:val="28"/>
-              </w:rPr>
-              <w:instrText xml:space="preserve"> PAGEREF _Toc227245930 \h </w:instrText>
-            </w:r>
-            <w:r>
-              <w:rPr>
-                <w:rFonts w:ascii="Times New Roman" w:hAnsi="Times New Roman" w:cs="Times New Roman"/>
-                <w:noProof/>
-                <w:webHidden/>
-                <w:sz w:val="28"/>
-              </w:rPr>
-            </w:r>
-            <w:r>
-              <w:rPr>
-                <w:rFonts w:ascii="Times New Roman" w:hAnsi="Times New Roman" w:cs="Times New Roman"/>
-                <w:noProof/>
-                <w:webHidden/>
-                <w:sz w:val="28"/>
+                <w:szCs w:val="28"/>
+              </w:rPr>
+              <w:instrText xml:space="preserve"> PAGEREF _Toc227325292 \h </w:instrText>
+            </w:r>
+            <w:r>
+              <w:rPr>
+                <w:rFonts w:ascii="Times New Roman" w:hAnsi="Times New Roman" w:cs="Times New Roman"/>
+                <w:noProof/>
+                <w:webHidden/>
+                <w:sz w:val="28"/>
+                <w:szCs w:val="28"/>
+              </w:rPr>
+            </w:r>
+            <w:r>
+              <w:rPr>
+                <w:rFonts w:ascii="Times New Roman" w:hAnsi="Times New Roman" w:cs="Times New Roman"/>
+                <w:noProof/>
+                <w:webHidden/>
+                <w:sz w:val="28"/>
+                <w:szCs w:val="28"/>
               </w:rPr>
               <w:fldChar w:fldCharType="separate"/>
             </w:r>
@@ -1519,15 +1568,17 @@
                 <w:noProof/>
                 <w:webHidden/>
                 <w:sz w:val="28"/>
-              </w:rPr>
-              <w:t>17</w:t>
-            </w:r>
-            <w:r>
-              <w:rPr>
-                <w:rFonts w:ascii="Times New Roman" w:hAnsi="Times New Roman" w:cs="Times New Roman"/>
-                <w:noProof/>
-                <w:webHidden/>
-                <w:sz w:val="28"/>
+                <w:szCs w:val="28"/>
+              </w:rPr>
+              <w:t>15</w:t>
+            </w:r>
+            <w:r>
+              <w:rPr>
+                <w:rFonts w:ascii="Times New Roman" w:hAnsi="Times New Roman" w:cs="Times New Roman"/>
+                <w:noProof/>
+                <w:webHidden/>
+                <w:sz w:val="28"/>
+                <w:szCs w:val="28"/>
               </w:rPr>
               <w:fldChar w:fldCharType="end"/>
             </w:r>
@@ -1540,32 +1591,33 @@
               <w:tab w:val="left" w:pos="880"/>
               <w:tab w:val="right" w:leader="dot" w:pos="9345"/>
             </w:tabs>
-            <w:spacing w:line="360" w:lineRule="auto"/>
-            <w:jc w:val="both"/>
+            <w:spacing w:after="0" w:line="360" w:lineRule="auto"/>
             <w:rPr>
               <w:rFonts w:ascii="Times New Roman" w:eastAsiaTheme="minorEastAsia" w:hAnsi="Times New Roman" w:cs="Times New Roman"/>
               <w:noProof/>
               <w:sz w:val="28"/>
+              <w:szCs w:val="28"/>
               <w:lang w:eastAsia="ru-RU"/>
             </w:rPr>
           </w:pPr>
-          <w:hyperlink w:anchor="_Toc227245931" w:history="1">
+          <w:hyperlink w:anchor="_Toc227325293" w:history="1">
             <w:r>
               <w:rPr>
                 <w:rStyle w:val="ab"/>
                 <w:rFonts w:ascii="Times New Roman" w:hAnsi="Times New Roman" w:cs="Times New Roman"/>
                 <w:b/>
                 <w:noProof/>
-                <w:color w:val="auto"/>
-                <w:sz w:val="28"/>
-              </w:rPr>
-              <w:t>3.3.</w:t>
+                <w:sz w:val="28"/>
+                <w:szCs w:val="28"/>
+              </w:rPr>
+              <w:t>3.2.</w:t>
             </w:r>
             <w:r>
               <w:rPr>
                 <w:rFonts w:ascii="Times New Roman" w:eastAsiaTheme="minorEastAsia" w:hAnsi="Times New Roman" w:cs="Times New Roman"/>
                 <w:noProof/>
                 <w:sz w:val="28"/>
+                <w:szCs w:val="28"/>
                 <w:lang w:eastAsia="ru-RU"/>
               </w:rPr>
               <w:tab/>
@@ -1576,17 +1628,18 @@
                 <w:rFonts w:ascii="Times New Roman" w:hAnsi="Times New Roman" w:cs="Times New Roman"/>
                 <w:b/>
                 <w:noProof/>
-                <w:color w:val="auto"/>
-                <w:sz w:val="28"/>
-              </w:rPr>
-              <w:t>Архитектура «клиент-сервер»</w:t>
-            </w:r>
-            <w:r>
-              <w:rPr>
-                <w:rFonts w:ascii="Times New Roman" w:hAnsi="Times New Roman" w:cs="Times New Roman"/>
-                <w:noProof/>
-                <w:webHidden/>
-                <w:sz w:val="28"/>
+                <w:sz w:val="28"/>
+                <w:szCs w:val="28"/>
+              </w:rPr>
+              <w:t>Сервер баз данных</w:t>
+            </w:r>
+            <w:r>
+              <w:rPr>
+                <w:rFonts w:ascii="Times New Roman" w:hAnsi="Times New Roman" w:cs="Times New Roman"/>
+                <w:noProof/>
+                <w:webHidden/>
+                <w:sz w:val="28"/>
+                <w:szCs w:val="28"/>
               </w:rPr>
               <w:tab/>
             </w:r>
@@ -1596,6 +1649,7 @@
                 <w:noProof/>
                 <w:webHidden/>
                 <w:sz w:val="28"/>
+                <w:szCs w:val="28"/>
               </w:rPr>
               <w:fldChar w:fldCharType="begin"/>
             </w:r>
@@ -1605,23 +1659,26 @@
                 <w:noProof/>
                 <w:webHidden/>
                 <w:sz w:val="28"/>
-              </w:rPr>
-              <w:instrText xml:space="preserve"> PAGEREF _Toc227245931 \h </w:instrText>
-            </w:r>
-            <w:r>
-              <w:rPr>
-                <w:rFonts w:ascii="Times New Roman" w:hAnsi="Times New Roman" w:cs="Times New Roman"/>
-                <w:noProof/>
-                <w:webHidden/>
-                <w:sz w:val="28"/>
-              </w:rPr>
-            </w:r>
-            <w:r>
-              <w:rPr>
-                <w:rFonts w:ascii="Times New Roman" w:hAnsi="Times New Roman" w:cs="Times New Roman"/>
-                <w:noProof/>
-                <w:webHidden/>
-                <w:sz w:val="28"/>
+                <w:szCs w:val="28"/>
+              </w:rPr>
+              <w:instrText xml:space="preserve"> PAGEREF _Toc227325293 \h </w:instrText>
+            </w:r>
+            <w:r>
+              <w:rPr>
+                <w:rFonts w:ascii="Times New Roman" w:hAnsi="Times New Roman" w:cs="Times New Roman"/>
+                <w:noProof/>
+                <w:webHidden/>
+                <w:sz w:val="28"/>
+                <w:szCs w:val="28"/>
+              </w:rPr>
+            </w:r>
+            <w:r>
+              <w:rPr>
+                <w:rFonts w:ascii="Times New Roman" w:hAnsi="Times New Roman" w:cs="Times New Roman"/>
+                <w:noProof/>
+                <w:webHidden/>
+                <w:sz w:val="28"/>
+                <w:szCs w:val="28"/>
               </w:rPr>
               <w:fldChar w:fldCharType="separate"/>
             </w:r>
@@ -1631,15 +1688,17 @@
                 <w:noProof/>
                 <w:webHidden/>
                 <w:sz w:val="28"/>
-              </w:rPr>
-              <w:t>17</w:t>
-            </w:r>
-            <w:r>
-              <w:rPr>
-                <w:rFonts w:ascii="Times New Roman" w:hAnsi="Times New Roman" w:cs="Times New Roman"/>
-                <w:noProof/>
-                <w:webHidden/>
-                <w:sz w:val="28"/>
+                <w:szCs w:val="28"/>
+              </w:rPr>
+              <w:t>16</w:t>
+            </w:r>
+            <w:r>
+              <w:rPr>
+                <w:rFonts w:ascii="Times New Roman" w:hAnsi="Times New Roman" w:cs="Times New Roman"/>
+                <w:noProof/>
+                <w:webHidden/>
+                <w:sz w:val="28"/>
+                <w:szCs w:val="28"/>
               </w:rPr>
               <w:fldChar w:fldCharType="end"/>
             </w:r>
@@ -1652,32 +1711,33 @@
               <w:tab w:val="left" w:pos="880"/>
               <w:tab w:val="right" w:leader="dot" w:pos="9345"/>
             </w:tabs>
-            <w:spacing w:line="360" w:lineRule="auto"/>
-            <w:jc w:val="both"/>
+            <w:spacing w:after="0" w:line="360" w:lineRule="auto"/>
             <w:rPr>
               <w:rFonts w:ascii="Times New Roman" w:eastAsiaTheme="minorEastAsia" w:hAnsi="Times New Roman" w:cs="Times New Roman"/>
               <w:noProof/>
               <w:sz w:val="28"/>
+              <w:szCs w:val="28"/>
               <w:lang w:eastAsia="ru-RU"/>
             </w:rPr>
           </w:pPr>
-          <w:hyperlink w:anchor="_Toc227245932" w:history="1">
+          <w:hyperlink w:anchor="_Toc227325294" w:history="1">
             <w:r>
               <w:rPr>
                 <w:rStyle w:val="ab"/>
                 <w:rFonts w:ascii="Times New Roman" w:hAnsi="Times New Roman" w:cs="Times New Roman"/>
                 <w:b/>
                 <w:noProof/>
-                <w:color w:val="auto"/>
-                <w:sz w:val="28"/>
-              </w:rPr>
-              <w:t>3.4.</w:t>
+                <w:sz w:val="28"/>
+                <w:szCs w:val="28"/>
+              </w:rPr>
+              <w:t>3.3.</w:t>
             </w:r>
             <w:r>
               <w:rPr>
                 <w:rFonts w:ascii="Times New Roman" w:eastAsiaTheme="minorEastAsia" w:hAnsi="Times New Roman" w:cs="Times New Roman"/>
                 <w:noProof/>
                 <w:sz w:val="28"/>
+                <w:szCs w:val="28"/>
                 <w:lang w:eastAsia="ru-RU"/>
               </w:rPr>
               <w:tab/>
@@ -1688,17 +1748,18 @@
                 <w:rFonts w:ascii="Times New Roman" w:hAnsi="Times New Roman" w:cs="Times New Roman"/>
                 <w:b/>
                 <w:noProof/>
-                <w:color w:val="auto"/>
-                <w:sz w:val="28"/>
-              </w:rPr>
-              <w:t>Использование FastAPI, Redis, Celery и Python для серверной части</w:t>
-            </w:r>
-            <w:r>
-              <w:rPr>
-                <w:rFonts w:ascii="Times New Roman" w:hAnsi="Times New Roman" w:cs="Times New Roman"/>
-                <w:noProof/>
-                <w:webHidden/>
-                <w:sz w:val="28"/>
+                <w:sz w:val="28"/>
+                <w:szCs w:val="28"/>
+              </w:rPr>
+              <w:t>Архитектура «клиент-сервер»</w:t>
+            </w:r>
+            <w:r>
+              <w:rPr>
+                <w:rFonts w:ascii="Times New Roman" w:hAnsi="Times New Roman" w:cs="Times New Roman"/>
+                <w:noProof/>
+                <w:webHidden/>
+                <w:sz w:val="28"/>
+                <w:szCs w:val="28"/>
               </w:rPr>
               <w:tab/>
             </w:r>
@@ -1708,6 +1769,7 @@
                 <w:noProof/>
                 <w:webHidden/>
                 <w:sz w:val="28"/>
+                <w:szCs w:val="28"/>
               </w:rPr>
               <w:fldChar w:fldCharType="begin"/>
             </w:r>
@@ -1717,23 +1779,26 @@
                 <w:noProof/>
                 <w:webHidden/>
                 <w:sz w:val="28"/>
-              </w:rPr>
-              <w:instrText xml:space="preserve"> PAGEREF _Toc227245932 \h </w:instrText>
-            </w:r>
-            <w:r>
-              <w:rPr>
-                <w:rFonts w:ascii="Times New Roman" w:hAnsi="Times New Roman" w:cs="Times New Roman"/>
-                <w:noProof/>
-                <w:webHidden/>
-                <w:sz w:val="28"/>
-              </w:rPr>
-            </w:r>
-            <w:r>
-              <w:rPr>
-                <w:rFonts w:ascii="Times New Roman" w:hAnsi="Times New Roman" w:cs="Times New Roman"/>
-                <w:noProof/>
-                <w:webHidden/>
-                <w:sz w:val="28"/>
+                <w:szCs w:val="28"/>
+              </w:rPr>
+              <w:instrText xml:space="preserve"> PAGEREF _Toc227325294 \h </w:instrText>
+            </w:r>
+            <w:r>
+              <w:rPr>
+                <w:rFonts w:ascii="Times New Roman" w:hAnsi="Times New Roman" w:cs="Times New Roman"/>
+                <w:noProof/>
+                <w:webHidden/>
+                <w:sz w:val="28"/>
+                <w:szCs w:val="28"/>
+              </w:rPr>
+            </w:r>
+            <w:r>
+              <w:rPr>
+                <w:rFonts w:ascii="Times New Roman" w:hAnsi="Times New Roman" w:cs="Times New Roman"/>
+                <w:noProof/>
+                <w:webHidden/>
+                <w:sz w:val="28"/>
+                <w:szCs w:val="28"/>
               </w:rPr>
               <w:fldChar w:fldCharType="separate"/>
             </w:r>
@@ -1743,15 +1808,17 @@
                 <w:noProof/>
                 <w:webHidden/>
                 <w:sz w:val="28"/>
-              </w:rPr>
-              <w:t>18</w:t>
-            </w:r>
-            <w:r>
-              <w:rPr>
-                <w:rFonts w:ascii="Times New Roman" w:hAnsi="Times New Roman" w:cs="Times New Roman"/>
-                <w:noProof/>
-                <w:webHidden/>
-                <w:sz w:val="28"/>
+                <w:szCs w:val="28"/>
+              </w:rPr>
+              <w:t>16</w:t>
+            </w:r>
+            <w:r>
+              <w:rPr>
+                <w:rFonts w:ascii="Times New Roman" w:hAnsi="Times New Roman" w:cs="Times New Roman"/>
+                <w:noProof/>
+                <w:webHidden/>
+                <w:sz w:val="28"/>
+                <w:szCs w:val="28"/>
               </w:rPr>
               <w:fldChar w:fldCharType="end"/>
             </w:r>
@@ -1764,32 +1831,33 @@
               <w:tab w:val="left" w:pos="880"/>
               <w:tab w:val="right" w:leader="dot" w:pos="9345"/>
             </w:tabs>
-            <w:spacing w:line="360" w:lineRule="auto"/>
-            <w:jc w:val="both"/>
+            <w:spacing w:after="0" w:line="360" w:lineRule="auto"/>
             <w:rPr>
               <w:rFonts w:ascii="Times New Roman" w:eastAsiaTheme="minorEastAsia" w:hAnsi="Times New Roman" w:cs="Times New Roman"/>
               <w:noProof/>
               <w:sz w:val="28"/>
+              <w:szCs w:val="28"/>
               <w:lang w:eastAsia="ru-RU"/>
             </w:rPr>
           </w:pPr>
-          <w:hyperlink w:anchor="_Toc227245933" w:history="1">
+          <w:hyperlink w:anchor="_Toc227325295" w:history="1">
             <w:r>
               <w:rPr>
                 <w:rStyle w:val="ab"/>
                 <w:rFonts w:ascii="Times New Roman" w:hAnsi="Times New Roman" w:cs="Times New Roman"/>
                 <w:b/>
                 <w:noProof/>
-                <w:color w:val="auto"/>
-                <w:sz w:val="28"/>
-              </w:rPr>
-              <w:t>3.5.</w:t>
+                <w:sz w:val="28"/>
+                <w:szCs w:val="28"/>
+              </w:rPr>
+              <w:t>3.4.</w:t>
             </w:r>
             <w:r>
               <w:rPr>
                 <w:rFonts w:ascii="Times New Roman" w:eastAsiaTheme="minorEastAsia" w:hAnsi="Times New Roman" w:cs="Times New Roman"/>
                 <w:noProof/>
                 <w:sz w:val="28"/>
+                <w:szCs w:val="28"/>
                 <w:lang w:eastAsia="ru-RU"/>
               </w:rPr>
               <w:tab/>
@@ -1800,17 +1868,18 @@
                 <w:rFonts w:ascii="Times New Roman" w:hAnsi="Times New Roman" w:cs="Times New Roman"/>
                 <w:b/>
                 <w:noProof/>
-                <w:color w:val="auto"/>
-                <w:sz w:val="28"/>
-              </w:rPr>
-              <w:t>Размещение и хостинг веб-сайта</w:t>
-            </w:r>
-            <w:r>
-              <w:rPr>
-                <w:rFonts w:ascii="Times New Roman" w:hAnsi="Times New Roman" w:cs="Times New Roman"/>
-                <w:noProof/>
-                <w:webHidden/>
-                <w:sz w:val="28"/>
+                <w:sz w:val="28"/>
+                <w:szCs w:val="28"/>
+              </w:rPr>
+              <w:t>Использование FastAPI, Redis, Celery и Python для серверной части</w:t>
+            </w:r>
+            <w:r>
+              <w:rPr>
+                <w:rFonts w:ascii="Times New Roman" w:hAnsi="Times New Roman" w:cs="Times New Roman"/>
+                <w:noProof/>
+                <w:webHidden/>
+                <w:sz w:val="28"/>
+                <w:szCs w:val="28"/>
               </w:rPr>
               <w:tab/>
             </w:r>
@@ -1820,6 +1889,7 @@
                 <w:noProof/>
                 <w:webHidden/>
                 <w:sz w:val="28"/>
+                <w:szCs w:val="28"/>
               </w:rPr>
               <w:fldChar w:fldCharType="begin"/>
             </w:r>
@@ -1829,23 +1899,26 @@
                 <w:noProof/>
                 <w:webHidden/>
                 <w:sz w:val="28"/>
-              </w:rPr>
-              <w:instrText xml:space="preserve"> PAGEREF _Toc227245933 \h </w:instrText>
-            </w:r>
-            <w:r>
-              <w:rPr>
-                <w:rFonts w:ascii="Times New Roman" w:hAnsi="Times New Roman" w:cs="Times New Roman"/>
-                <w:noProof/>
-                <w:webHidden/>
-                <w:sz w:val="28"/>
-              </w:rPr>
-            </w:r>
-            <w:r>
-              <w:rPr>
-                <w:rFonts w:ascii="Times New Roman" w:hAnsi="Times New Roman" w:cs="Times New Roman"/>
-                <w:noProof/>
-                <w:webHidden/>
-                <w:sz w:val="28"/>
+                <w:szCs w:val="28"/>
+              </w:rPr>
+              <w:instrText xml:space="preserve"> PAGEREF _Toc227325295 \h </w:instrText>
+            </w:r>
+            <w:r>
+              <w:rPr>
+                <w:rFonts w:ascii="Times New Roman" w:hAnsi="Times New Roman" w:cs="Times New Roman"/>
+                <w:noProof/>
+                <w:webHidden/>
+                <w:sz w:val="28"/>
+                <w:szCs w:val="28"/>
+              </w:rPr>
+            </w:r>
+            <w:r>
+              <w:rPr>
+                <w:rFonts w:ascii="Times New Roman" w:hAnsi="Times New Roman" w:cs="Times New Roman"/>
+                <w:noProof/>
+                <w:webHidden/>
+                <w:sz w:val="28"/>
+                <w:szCs w:val="28"/>
               </w:rPr>
               <w:fldChar w:fldCharType="separate"/>
             </w:r>
@@ -1855,105 +1928,17 @@
                 <w:noProof/>
                 <w:webHidden/>
                 <w:sz w:val="28"/>
-              </w:rPr>
-              <w:t>18</w:t>
-            </w:r>
-            <w:r>
-              <w:rPr>
-                <w:rFonts w:ascii="Times New Roman" w:hAnsi="Times New Roman" w:cs="Times New Roman"/>
-                <w:noProof/>
-                <w:webHidden/>
-                <w:sz w:val="28"/>
-              </w:rPr>
-              <w:fldChar w:fldCharType="end"/>
-            </w:r>
-          </w:hyperlink>
-        </w:p>
-        <w:p>
-          <w:pPr>
-            <w:pStyle w:val="11"/>
-            <w:rPr>
-              <w:rFonts w:eastAsiaTheme="minorEastAsia"/>
-              <w:noProof/>
-              <w:lang w:eastAsia="ru-RU"/>
-            </w:rPr>
-          </w:pPr>
-          <w:hyperlink w:anchor="_Toc227245934" w:history="1">
-            <w:r>
-              <w:rPr>
-                <w:rStyle w:val="ab"/>
-                <w:rFonts w:ascii="Times New Roman" w:hAnsi="Times New Roman" w:cs="Times New Roman"/>
-                <w:b/>
-                <w:noProof/>
-                <w:color w:val="auto"/>
-                <w:sz w:val="28"/>
-              </w:rPr>
-              <w:t>4.</w:t>
-            </w:r>
-            <w:r>
-              <w:rPr>
-                <w:rFonts w:eastAsiaTheme="minorEastAsia"/>
-                <w:noProof/>
-                <w:lang w:eastAsia="ru-RU"/>
-              </w:rPr>
-              <w:tab/>
-            </w:r>
-            <w:r>
-              <w:rPr>
-                <w:rStyle w:val="ab"/>
-                <w:rFonts w:ascii="Times New Roman" w:hAnsi="Times New Roman" w:cs="Times New Roman"/>
-                <w:b/>
-                <w:noProof/>
-                <w:color w:val="auto"/>
-                <w:sz w:val="28"/>
-              </w:rPr>
-              <w:t>РАЗРАБОТКА БАЗЫ ДАННЫХ ДЛЯ ИНТЕРНЕТ ПРИЛОЖЕНИЯ</w:t>
-            </w:r>
-            <w:r>
-              <w:rPr>
-                <w:noProof/>
-                <w:webHidden/>
-              </w:rPr>
-              <w:tab/>
-            </w:r>
-            <w:r>
-              <w:rPr>
-                <w:noProof/>
-                <w:webHidden/>
-              </w:rPr>
-              <w:fldChar w:fldCharType="begin"/>
-            </w:r>
-            <w:r>
-              <w:rPr>
-                <w:noProof/>
-                <w:webHidden/>
-              </w:rPr>
-              <w:instrText xml:space="preserve"> PAGEREF _Toc227245934 \h </w:instrText>
-            </w:r>
-            <w:r>
-              <w:rPr>
-                <w:noProof/>
-                <w:webHidden/>
-              </w:rPr>
-            </w:r>
-            <w:r>
-              <w:rPr>
-                <w:noProof/>
-                <w:webHidden/>
-              </w:rPr>
-              <w:fldChar w:fldCharType="separate"/>
-            </w:r>
-            <w:r>
-              <w:rPr>
-                <w:noProof/>
-                <w:webHidden/>
-              </w:rPr>
-              <w:t>20</w:t>
-            </w:r>
-            <w:r>
-              <w:rPr>
-                <w:noProof/>
-                <w:webHidden/>
+                <w:szCs w:val="28"/>
+              </w:rPr>
+              <w:t>17</w:t>
+            </w:r>
+            <w:r>
+              <w:rPr>
+                <w:rFonts w:ascii="Times New Roman" w:hAnsi="Times New Roman" w:cs="Times New Roman"/>
+                <w:noProof/>
+                <w:webHidden/>
+                <w:sz w:val="28"/>
+                <w:szCs w:val="28"/>
               </w:rPr>
               <w:fldChar w:fldCharType="end"/>
             </w:r>
@@ -1966,32 +1951,33 @@
               <w:tab w:val="left" w:pos="880"/>
               <w:tab w:val="right" w:leader="dot" w:pos="9345"/>
             </w:tabs>
-            <w:spacing w:line="360" w:lineRule="auto"/>
-            <w:jc w:val="both"/>
+            <w:spacing w:after="0" w:line="360" w:lineRule="auto"/>
             <w:rPr>
               <w:rFonts w:ascii="Times New Roman" w:eastAsiaTheme="minorEastAsia" w:hAnsi="Times New Roman" w:cs="Times New Roman"/>
               <w:noProof/>
               <w:sz w:val="28"/>
+              <w:szCs w:val="28"/>
               <w:lang w:eastAsia="ru-RU"/>
             </w:rPr>
           </w:pPr>
-          <w:hyperlink w:anchor="_Toc227245935" w:history="1">
+          <w:hyperlink w:anchor="_Toc227325296" w:history="1">
             <w:r>
               <w:rPr>
                 <w:rStyle w:val="ab"/>
                 <w:rFonts w:ascii="Times New Roman" w:hAnsi="Times New Roman" w:cs="Times New Roman"/>
                 <w:b/>
                 <w:noProof/>
-                <w:color w:val="auto"/>
-                <w:sz w:val="28"/>
-              </w:rPr>
-              <w:t>4.1.</w:t>
+                <w:sz w:val="28"/>
+                <w:szCs w:val="28"/>
+              </w:rPr>
+              <w:t>3.5.</w:t>
             </w:r>
             <w:r>
               <w:rPr>
                 <w:rFonts w:ascii="Times New Roman" w:eastAsiaTheme="minorEastAsia" w:hAnsi="Times New Roman" w:cs="Times New Roman"/>
                 <w:noProof/>
                 <w:sz w:val="28"/>
+                <w:szCs w:val="28"/>
                 <w:lang w:eastAsia="ru-RU"/>
               </w:rPr>
               <w:tab/>
@@ -2002,17 +1988,18 @@
                 <w:rFonts w:ascii="Times New Roman" w:hAnsi="Times New Roman" w:cs="Times New Roman"/>
                 <w:b/>
                 <w:noProof/>
-                <w:color w:val="auto"/>
-                <w:sz w:val="28"/>
-              </w:rPr>
-              <w:t>Концептуальное проектирование БД</w:t>
-            </w:r>
-            <w:r>
-              <w:rPr>
-                <w:rFonts w:ascii="Times New Roman" w:hAnsi="Times New Roman" w:cs="Times New Roman"/>
-                <w:noProof/>
-                <w:webHidden/>
-                <w:sz w:val="28"/>
+                <w:sz w:val="28"/>
+                <w:szCs w:val="28"/>
+              </w:rPr>
+              <w:t>Размещение и хостинг веб-сайта</w:t>
+            </w:r>
+            <w:r>
+              <w:rPr>
+                <w:rFonts w:ascii="Times New Roman" w:hAnsi="Times New Roman" w:cs="Times New Roman"/>
+                <w:noProof/>
+                <w:webHidden/>
+                <w:sz w:val="28"/>
+                <w:szCs w:val="28"/>
               </w:rPr>
               <w:tab/>
             </w:r>
@@ -2022,6 +2009,7 @@
                 <w:noProof/>
                 <w:webHidden/>
                 <w:sz w:val="28"/>
+                <w:szCs w:val="28"/>
               </w:rPr>
               <w:fldChar w:fldCharType="begin"/>
             </w:r>
@@ -2031,23 +2019,26 @@
                 <w:noProof/>
                 <w:webHidden/>
                 <w:sz w:val="28"/>
-              </w:rPr>
-              <w:instrText xml:space="preserve"> PAGEREF _Toc227245935 \h </w:instrText>
-            </w:r>
-            <w:r>
-              <w:rPr>
-                <w:rFonts w:ascii="Times New Roman" w:hAnsi="Times New Roman" w:cs="Times New Roman"/>
-                <w:noProof/>
-                <w:webHidden/>
-                <w:sz w:val="28"/>
-              </w:rPr>
-            </w:r>
-            <w:r>
-              <w:rPr>
-                <w:rFonts w:ascii="Times New Roman" w:hAnsi="Times New Roman" w:cs="Times New Roman"/>
-                <w:noProof/>
-                <w:webHidden/>
-                <w:sz w:val="28"/>
+                <w:szCs w:val="28"/>
+              </w:rPr>
+              <w:instrText xml:space="preserve"> PAGEREF _Toc227325296 \h </w:instrText>
+            </w:r>
+            <w:r>
+              <w:rPr>
+                <w:rFonts w:ascii="Times New Roman" w:hAnsi="Times New Roman" w:cs="Times New Roman"/>
+                <w:noProof/>
+                <w:webHidden/>
+                <w:sz w:val="28"/>
+                <w:szCs w:val="28"/>
+              </w:rPr>
+            </w:r>
+            <w:r>
+              <w:rPr>
+                <w:rFonts w:ascii="Times New Roman" w:hAnsi="Times New Roman" w:cs="Times New Roman"/>
+                <w:noProof/>
+                <w:webHidden/>
+                <w:sz w:val="28"/>
+                <w:szCs w:val="28"/>
               </w:rPr>
               <w:fldChar w:fldCharType="separate"/>
             </w:r>
@@ -2057,15 +2048,133 @@
                 <w:noProof/>
                 <w:webHidden/>
                 <w:sz w:val="28"/>
-              </w:rPr>
-              <w:t>20</w:t>
-            </w:r>
-            <w:r>
-              <w:rPr>
-                <w:rFonts w:ascii="Times New Roman" w:hAnsi="Times New Roman" w:cs="Times New Roman"/>
-                <w:noProof/>
-                <w:webHidden/>
-                <w:sz w:val="28"/>
+                <w:szCs w:val="28"/>
+              </w:rPr>
+              <w:t>17</w:t>
+            </w:r>
+            <w:r>
+              <w:rPr>
+                <w:rFonts w:ascii="Times New Roman" w:hAnsi="Times New Roman" w:cs="Times New Roman"/>
+                <w:noProof/>
+                <w:webHidden/>
+                <w:sz w:val="28"/>
+                <w:szCs w:val="28"/>
+              </w:rPr>
+              <w:fldChar w:fldCharType="end"/>
+            </w:r>
+          </w:hyperlink>
+        </w:p>
+        <w:p>
+          <w:pPr>
+            <w:pStyle w:val="11"/>
+            <w:spacing w:after="0"/>
+            <w:rPr>
+              <w:rFonts w:ascii="Times New Roman" w:eastAsiaTheme="minorEastAsia" w:hAnsi="Times New Roman" w:cs="Times New Roman"/>
+              <w:noProof/>
+              <w:sz w:val="28"/>
+              <w:szCs w:val="28"/>
+              <w:lang w:eastAsia="ru-RU"/>
+            </w:rPr>
+          </w:pPr>
+          <w:hyperlink w:anchor="_Toc227325297" w:history="1">
+            <w:r>
+              <w:rPr>
+                <w:rStyle w:val="ab"/>
+                <w:rFonts w:ascii="Times New Roman" w:hAnsi="Times New Roman" w:cs="Times New Roman"/>
+                <w:b/>
+                <w:noProof/>
+                <w:sz w:val="28"/>
+                <w:szCs w:val="28"/>
+              </w:rPr>
+              <w:t>4.</w:t>
+            </w:r>
+            <w:r>
+              <w:rPr>
+                <w:rFonts w:ascii="Times New Roman" w:eastAsiaTheme="minorEastAsia" w:hAnsi="Times New Roman" w:cs="Times New Roman"/>
+                <w:noProof/>
+                <w:sz w:val="28"/>
+                <w:szCs w:val="28"/>
+                <w:lang w:eastAsia="ru-RU"/>
+              </w:rPr>
+              <w:tab/>
+            </w:r>
+            <w:r>
+              <w:rPr>
+                <w:rStyle w:val="ab"/>
+                <w:rFonts w:ascii="Times New Roman" w:hAnsi="Times New Roman" w:cs="Times New Roman"/>
+                <w:b/>
+                <w:noProof/>
+                <w:sz w:val="28"/>
+                <w:szCs w:val="28"/>
+              </w:rPr>
+              <w:t>РАЗРАБОТКА БАЗЫ ДАННЫХ ДЛЯ ИНТЕРНЕТ ПРИЛОЖЕНИЯ</w:t>
+            </w:r>
+            <w:r>
+              <w:rPr>
+                <w:rFonts w:ascii="Times New Roman" w:hAnsi="Times New Roman" w:cs="Times New Roman"/>
+                <w:noProof/>
+                <w:webHidden/>
+                <w:sz w:val="28"/>
+                <w:szCs w:val="28"/>
+              </w:rPr>
+              <w:tab/>
+            </w:r>
+            <w:r>
+              <w:rPr>
+                <w:rFonts w:ascii="Times New Roman" w:hAnsi="Times New Roman" w:cs="Times New Roman"/>
+                <w:noProof/>
+                <w:webHidden/>
+                <w:sz w:val="28"/>
+                <w:szCs w:val="28"/>
+              </w:rPr>
+              <w:fldChar w:fldCharType="begin"/>
+            </w:r>
+            <w:r>
+              <w:rPr>
+                <w:rFonts w:ascii="Times New Roman" w:hAnsi="Times New Roman" w:cs="Times New Roman"/>
+                <w:noProof/>
+                <w:webHidden/>
+                <w:sz w:val="28"/>
+                <w:szCs w:val="28"/>
+              </w:rPr>
+              <w:instrText xml:space="preserve"> PAGEREF _Toc227325297 \h </w:instrText>
+            </w:r>
+            <w:r>
+              <w:rPr>
+                <w:rFonts w:ascii="Times New Roman" w:hAnsi="Times New Roman" w:cs="Times New Roman"/>
+                <w:noProof/>
+                <w:webHidden/>
+                <w:sz w:val="28"/>
+                <w:szCs w:val="28"/>
+              </w:rPr>
+            </w:r>
+            <w:r>
+              <w:rPr>
+                <w:rFonts w:ascii="Times New Roman" w:hAnsi="Times New Roman" w:cs="Times New Roman"/>
+                <w:noProof/>
+                <w:webHidden/>
+                <w:sz w:val="28"/>
+                <w:szCs w:val="28"/>
+              </w:rPr>
+              <w:fldChar w:fldCharType="separate"/>
+            </w:r>
+            <w:r>
+              <w:rPr>
+                <w:rFonts w:ascii="Times New Roman" w:hAnsi="Times New Roman" w:cs="Times New Roman"/>
+                <w:noProof/>
+                <w:webHidden/>
+                <w:sz w:val="28"/>
+                <w:szCs w:val="28"/>
+              </w:rPr>
+              <w:t>19</w:t>
+            </w:r>
+            <w:r>
+              <w:rPr>
+                <w:rFonts w:ascii="Times New Roman" w:hAnsi="Times New Roman" w:cs="Times New Roman"/>
+                <w:noProof/>
+                <w:webHidden/>
+                <w:sz w:val="28"/>
+                <w:szCs w:val="28"/>
               </w:rPr>
               <w:fldChar w:fldCharType="end"/>
             </w:r>
@@ -2078,32 +2187,33 @@
               <w:tab w:val="left" w:pos="880"/>
               <w:tab w:val="right" w:leader="dot" w:pos="9345"/>
             </w:tabs>
-            <w:spacing w:line="360" w:lineRule="auto"/>
-            <w:jc w:val="both"/>
+            <w:spacing w:after="0" w:line="360" w:lineRule="auto"/>
             <w:rPr>
               <w:rFonts w:ascii="Times New Roman" w:eastAsiaTheme="minorEastAsia" w:hAnsi="Times New Roman" w:cs="Times New Roman"/>
               <w:noProof/>
               <w:sz w:val="28"/>
+              <w:szCs w:val="28"/>
               <w:lang w:eastAsia="ru-RU"/>
             </w:rPr>
           </w:pPr>
-          <w:hyperlink w:anchor="_Toc227245936" w:history="1">
+          <w:hyperlink w:anchor="_Toc227325298" w:history="1">
             <w:r>
               <w:rPr>
                 <w:rStyle w:val="ab"/>
                 <w:rFonts w:ascii="Times New Roman" w:hAnsi="Times New Roman" w:cs="Times New Roman"/>
                 <w:b/>
                 <w:noProof/>
-                <w:color w:val="auto"/>
-                <w:sz w:val="28"/>
-              </w:rPr>
-              <w:t>4.2.</w:t>
+                <w:sz w:val="28"/>
+                <w:szCs w:val="28"/>
+              </w:rPr>
+              <w:t>4.1.</w:t>
             </w:r>
             <w:r>
               <w:rPr>
                 <w:rFonts w:ascii="Times New Roman" w:eastAsiaTheme="minorEastAsia" w:hAnsi="Times New Roman" w:cs="Times New Roman"/>
                 <w:noProof/>
                 <w:sz w:val="28"/>
+                <w:szCs w:val="28"/>
                 <w:lang w:eastAsia="ru-RU"/>
               </w:rPr>
               <w:tab/>
@@ -2114,17 +2224,18 @@
                 <w:rFonts w:ascii="Times New Roman" w:hAnsi="Times New Roman" w:cs="Times New Roman"/>
                 <w:b/>
                 <w:noProof/>
-                <w:color w:val="auto"/>
-                <w:sz w:val="28"/>
-              </w:rPr>
-              <w:t>Логическое проектирование БД</w:t>
-            </w:r>
-            <w:r>
-              <w:rPr>
-                <w:rFonts w:ascii="Times New Roman" w:hAnsi="Times New Roman" w:cs="Times New Roman"/>
-                <w:noProof/>
-                <w:webHidden/>
-                <w:sz w:val="28"/>
+                <w:sz w:val="28"/>
+                <w:szCs w:val="28"/>
+              </w:rPr>
+              <w:t>Концептуальное проектирование БД</w:t>
+            </w:r>
+            <w:r>
+              <w:rPr>
+                <w:rFonts w:ascii="Times New Roman" w:hAnsi="Times New Roman" w:cs="Times New Roman"/>
+                <w:noProof/>
+                <w:webHidden/>
+                <w:sz w:val="28"/>
+                <w:szCs w:val="28"/>
               </w:rPr>
               <w:tab/>
             </w:r>
@@ -2134,6 +2245,7 @@
                 <w:noProof/>
                 <w:webHidden/>
                 <w:sz w:val="28"/>
+                <w:szCs w:val="28"/>
               </w:rPr>
               <w:fldChar w:fldCharType="begin"/>
             </w:r>
@@ -2143,23 +2255,26 @@
                 <w:noProof/>
                 <w:webHidden/>
                 <w:sz w:val="28"/>
-              </w:rPr>
-              <w:instrText xml:space="preserve"> PAGEREF _Toc227245936 \h </w:instrText>
-            </w:r>
-            <w:r>
-              <w:rPr>
-                <w:rFonts w:ascii="Times New Roman" w:hAnsi="Times New Roman" w:cs="Times New Roman"/>
-                <w:noProof/>
-                <w:webHidden/>
-                <w:sz w:val="28"/>
-              </w:rPr>
-            </w:r>
-            <w:r>
-              <w:rPr>
-                <w:rFonts w:ascii="Times New Roman" w:hAnsi="Times New Roman" w:cs="Times New Roman"/>
-                <w:noProof/>
-                <w:webHidden/>
-                <w:sz w:val="28"/>
+                <w:szCs w:val="28"/>
+              </w:rPr>
+              <w:instrText xml:space="preserve"> PAGEREF _Toc227325298 \h </w:instrText>
+            </w:r>
+            <w:r>
+              <w:rPr>
+                <w:rFonts w:ascii="Times New Roman" w:hAnsi="Times New Roman" w:cs="Times New Roman"/>
+                <w:noProof/>
+                <w:webHidden/>
+                <w:sz w:val="28"/>
+                <w:szCs w:val="28"/>
+              </w:rPr>
+            </w:r>
+            <w:r>
+              <w:rPr>
+                <w:rFonts w:ascii="Times New Roman" w:hAnsi="Times New Roman" w:cs="Times New Roman"/>
+                <w:noProof/>
+                <w:webHidden/>
+                <w:sz w:val="28"/>
+                <w:szCs w:val="28"/>
               </w:rPr>
               <w:fldChar w:fldCharType="separate"/>
             </w:r>
@@ -2169,15 +2284,17 @@
                 <w:noProof/>
                 <w:webHidden/>
                 <w:sz w:val="28"/>
-              </w:rPr>
-              <w:t>20</w:t>
-            </w:r>
-            <w:r>
-              <w:rPr>
-                <w:rFonts w:ascii="Times New Roman" w:hAnsi="Times New Roman" w:cs="Times New Roman"/>
-                <w:noProof/>
-                <w:webHidden/>
-                <w:sz w:val="28"/>
+                <w:szCs w:val="28"/>
+              </w:rPr>
+              <w:t>19</w:t>
+            </w:r>
+            <w:r>
+              <w:rPr>
+                <w:rFonts w:ascii="Times New Roman" w:hAnsi="Times New Roman" w:cs="Times New Roman"/>
+                <w:noProof/>
+                <w:webHidden/>
+                <w:sz w:val="28"/>
+                <w:szCs w:val="28"/>
               </w:rPr>
               <w:fldChar w:fldCharType="end"/>
             </w:r>
@@ -2190,32 +2307,33 @@
               <w:tab w:val="left" w:pos="880"/>
               <w:tab w:val="right" w:leader="dot" w:pos="9345"/>
             </w:tabs>
-            <w:spacing w:line="360" w:lineRule="auto"/>
-            <w:jc w:val="both"/>
+            <w:spacing w:after="0" w:line="360" w:lineRule="auto"/>
             <w:rPr>
               <w:rFonts w:ascii="Times New Roman" w:eastAsiaTheme="minorEastAsia" w:hAnsi="Times New Roman" w:cs="Times New Roman"/>
               <w:noProof/>
               <w:sz w:val="28"/>
+              <w:szCs w:val="28"/>
               <w:lang w:eastAsia="ru-RU"/>
             </w:rPr>
           </w:pPr>
-          <w:hyperlink w:anchor="_Toc227245937" w:history="1">
+          <w:hyperlink w:anchor="_Toc227325299" w:history="1">
             <w:r>
               <w:rPr>
                 <w:rStyle w:val="ab"/>
                 <w:rFonts w:ascii="Times New Roman" w:hAnsi="Times New Roman" w:cs="Times New Roman"/>
                 <w:b/>
                 <w:noProof/>
-                <w:color w:val="auto"/>
-                <w:sz w:val="28"/>
-              </w:rPr>
-              <w:t>4.3.</w:t>
+                <w:sz w:val="28"/>
+                <w:szCs w:val="28"/>
+              </w:rPr>
+              <w:t>4.2.</w:t>
             </w:r>
             <w:r>
               <w:rPr>
                 <w:rFonts w:ascii="Times New Roman" w:eastAsiaTheme="minorEastAsia" w:hAnsi="Times New Roman" w:cs="Times New Roman"/>
                 <w:noProof/>
                 <w:sz w:val="28"/>
+                <w:szCs w:val="28"/>
                 <w:lang w:eastAsia="ru-RU"/>
               </w:rPr>
               <w:tab/>
@@ -2226,17 +2344,18 @@
                 <w:rFonts w:ascii="Times New Roman" w:hAnsi="Times New Roman" w:cs="Times New Roman"/>
                 <w:b/>
                 <w:noProof/>
-                <w:color w:val="auto"/>
-                <w:sz w:val="28"/>
-              </w:rPr>
-              <w:t>Физическое проектирование БД</w:t>
-            </w:r>
-            <w:r>
-              <w:rPr>
-                <w:rFonts w:ascii="Times New Roman" w:hAnsi="Times New Roman" w:cs="Times New Roman"/>
-                <w:noProof/>
-                <w:webHidden/>
-                <w:sz w:val="28"/>
+                <w:sz w:val="28"/>
+                <w:szCs w:val="28"/>
+              </w:rPr>
+              <w:t>Логическое проектирование БД</w:t>
+            </w:r>
+            <w:r>
+              <w:rPr>
+                <w:rFonts w:ascii="Times New Roman" w:hAnsi="Times New Roman" w:cs="Times New Roman"/>
+                <w:noProof/>
+                <w:webHidden/>
+                <w:sz w:val="28"/>
+                <w:szCs w:val="28"/>
               </w:rPr>
               <w:tab/>
             </w:r>
@@ -2246,6 +2365,7 @@
                 <w:noProof/>
                 <w:webHidden/>
                 <w:sz w:val="28"/>
+                <w:szCs w:val="28"/>
               </w:rPr>
               <w:fldChar w:fldCharType="begin"/>
             </w:r>
@@ -2255,23 +2375,26 @@
                 <w:noProof/>
                 <w:webHidden/>
                 <w:sz w:val="28"/>
-              </w:rPr>
-              <w:instrText xml:space="preserve"> PAGEREF _Toc227245937 \h </w:instrText>
-            </w:r>
-            <w:r>
-              <w:rPr>
-                <w:rFonts w:ascii="Times New Roman" w:hAnsi="Times New Roman" w:cs="Times New Roman"/>
-                <w:noProof/>
-                <w:webHidden/>
-                <w:sz w:val="28"/>
-              </w:rPr>
-            </w:r>
-            <w:r>
-              <w:rPr>
-                <w:rFonts w:ascii="Times New Roman" w:hAnsi="Times New Roman" w:cs="Times New Roman"/>
-                <w:noProof/>
-                <w:webHidden/>
-                <w:sz w:val="28"/>
+                <w:szCs w:val="28"/>
+              </w:rPr>
+              <w:instrText xml:space="preserve"> PAGEREF _Toc227325299 \h </w:instrText>
+            </w:r>
+            <w:r>
+              <w:rPr>
+                <w:rFonts w:ascii="Times New Roman" w:hAnsi="Times New Roman" w:cs="Times New Roman"/>
+                <w:noProof/>
+                <w:webHidden/>
+                <w:sz w:val="28"/>
+                <w:szCs w:val="28"/>
+              </w:rPr>
+            </w:r>
+            <w:r>
+              <w:rPr>
+                <w:rFonts w:ascii="Times New Roman" w:hAnsi="Times New Roman" w:cs="Times New Roman"/>
+                <w:noProof/>
+                <w:webHidden/>
+                <w:sz w:val="28"/>
+                <w:szCs w:val="28"/>
               </w:rPr>
               <w:fldChar w:fldCharType="separate"/>
             </w:r>
@@ -2281,105 +2404,17 @@
                 <w:noProof/>
                 <w:webHidden/>
                 <w:sz w:val="28"/>
-              </w:rPr>
-              <w:t>21</w:t>
-            </w:r>
-            <w:r>
-              <w:rPr>
-                <w:rFonts w:ascii="Times New Roman" w:hAnsi="Times New Roman" w:cs="Times New Roman"/>
-                <w:noProof/>
-                <w:webHidden/>
-                <w:sz w:val="28"/>
-              </w:rPr>
-              <w:fldChar w:fldCharType="end"/>
-            </w:r>
-          </w:hyperlink>
-        </w:p>
-        <w:p>
-          <w:pPr>
-            <w:pStyle w:val="11"/>
-            <w:rPr>
-              <w:rFonts w:eastAsiaTheme="minorEastAsia"/>
-              <w:noProof/>
-              <w:lang w:eastAsia="ru-RU"/>
-            </w:rPr>
-          </w:pPr>
-          <w:hyperlink w:anchor="_Toc227245938" w:history="1">
-            <w:r>
-              <w:rPr>
-                <w:rStyle w:val="ab"/>
-                <w:rFonts w:ascii="Times New Roman" w:hAnsi="Times New Roman" w:cs="Times New Roman"/>
-                <w:b/>
-                <w:noProof/>
-                <w:color w:val="auto"/>
-                <w:sz w:val="28"/>
-              </w:rPr>
-              <w:t>5.</w:t>
-            </w:r>
-            <w:r>
-              <w:rPr>
-                <w:rFonts w:eastAsiaTheme="minorEastAsia"/>
-                <w:noProof/>
-                <w:lang w:eastAsia="ru-RU"/>
-              </w:rPr>
-              <w:tab/>
-            </w:r>
-            <w:r>
-              <w:rPr>
-                <w:rStyle w:val="ab"/>
-                <w:rFonts w:ascii="Times New Roman" w:hAnsi="Times New Roman" w:cs="Times New Roman"/>
-                <w:b/>
-                <w:noProof/>
-                <w:color w:val="auto"/>
-                <w:sz w:val="28"/>
-              </w:rPr>
-              <w:t>WEB-ПРИЛОЖЕНИЕ САЙТА ОБРАЗОВАТЕЛЬНОГО УЧРЕЖДЕНИЯ</w:t>
-            </w:r>
-            <w:r>
-              <w:rPr>
-                <w:noProof/>
-                <w:webHidden/>
-              </w:rPr>
-              <w:tab/>
-            </w:r>
-            <w:r>
-              <w:rPr>
-                <w:noProof/>
-                <w:webHidden/>
-              </w:rPr>
-              <w:fldChar w:fldCharType="begin"/>
-            </w:r>
-            <w:r>
-              <w:rPr>
-                <w:noProof/>
-                <w:webHidden/>
-              </w:rPr>
-              <w:instrText xml:space="preserve"> PAGEREF _Toc227245938 \h </w:instrText>
-            </w:r>
-            <w:r>
-              <w:rPr>
-                <w:noProof/>
-                <w:webHidden/>
-              </w:rPr>
-            </w:r>
-            <w:r>
-              <w:rPr>
-                <w:noProof/>
-                <w:webHidden/>
-              </w:rPr>
-              <w:fldChar w:fldCharType="separate"/>
-            </w:r>
-            <w:r>
-              <w:rPr>
-                <w:noProof/>
-                <w:webHidden/>
-              </w:rPr>
-              <w:t>22</w:t>
-            </w:r>
-            <w:r>
-              <w:rPr>
-                <w:noProof/>
-                <w:webHidden/>
+                <w:szCs w:val="28"/>
+              </w:rPr>
+              <w:t>19</w:t>
+            </w:r>
+            <w:r>
+              <w:rPr>
+                <w:rFonts w:ascii="Times New Roman" w:hAnsi="Times New Roman" w:cs="Times New Roman"/>
+                <w:noProof/>
+                <w:webHidden/>
+                <w:sz w:val="28"/>
+                <w:szCs w:val="28"/>
               </w:rPr>
               <w:fldChar w:fldCharType="end"/>
             </w:r>
@@ -2392,33 +2427,33 @@
               <w:tab w:val="left" w:pos="880"/>
               <w:tab w:val="right" w:leader="dot" w:pos="9345"/>
             </w:tabs>
-            <w:spacing w:line="360" w:lineRule="auto"/>
-            <w:jc w:val="both"/>
+            <w:spacing w:after="0" w:line="360" w:lineRule="auto"/>
             <w:rPr>
-              <w:rStyle w:val="ab"/>
-              <w:rFonts w:ascii="Times New Roman" w:hAnsi="Times New Roman" w:cs="Times New Roman"/>
+              <w:rFonts w:ascii="Times New Roman" w:eastAsiaTheme="minorEastAsia" w:hAnsi="Times New Roman" w:cs="Times New Roman"/>
               <w:noProof/>
-              <w:color w:val="auto"/>
               <w:sz w:val="28"/>
+              <w:szCs w:val="28"/>
+              <w:lang w:eastAsia="ru-RU"/>
             </w:rPr>
           </w:pPr>
-          <w:hyperlink w:anchor="_Toc227245939" w:history="1">
+          <w:hyperlink w:anchor="_Toc227325300" w:history="1">
             <w:r>
               <w:rPr>
                 <w:rStyle w:val="ab"/>
                 <w:rFonts w:ascii="Times New Roman" w:hAnsi="Times New Roman" w:cs="Times New Roman"/>
                 <w:b/>
                 <w:noProof/>
-                <w:color w:val="auto"/>
-                <w:sz w:val="28"/>
-              </w:rPr>
-              <w:t>5.1.</w:t>
+                <w:sz w:val="28"/>
+                <w:szCs w:val="28"/>
+              </w:rPr>
+              <w:t>4.3.</w:t>
             </w:r>
             <w:r>
               <w:rPr>
                 <w:rFonts w:ascii="Times New Roman" w:eastAsiaTheme="minorEastAsia" w:hAnsi="Times New Roman" w:cs="Times New Roman"/>
                 <w:noProof/>
                 <w:sz w:val="28"/>
+                <w:szCs w:val="28"/>
                 <w:lang w:eastAsia="ru-RU"/>
               </w:rPr>
               <w:tab/>
@@ -2429,17 +2464,18 @@
                 <w:rFonts w:ascii="Times New Roman" w:hAnsi="Times New Roman" w:cs="Times New Roman"/>
                 <w:b/>
                 <w:noProof/>
-                <w:color w:val="auto"/>
-                <w:sz w:val="28"/>
-              </w:rPr>
-              <w:t>Входные и выходные данные</w:t>
-            </w:r>
-            <w:r>
-              <w:rPr>
-                <w:rFonts w:ascii="Times New Roman" w:hAnsi="Times New Roman" w:cs="Times New Roman"/>
-                <w:noProof/>
-                <w:webHidden/>
-                <w:sz w:val="28"/>
+                <w:sz w:val="28"/>
+                <w:szCs w:val="28"/>
+              </w:rPr>
+              <w:t>Физическое проектирование БД</w:t>
+            </w:r>
+            <w:r>
+              <w:rPr>
+                <w:rFonts w:ascii="Times New Roman" w:hAnsi="Times New Roman" w:cs="Times New Roman"/>
+                <w:noProof/>
+                <w:webHidden/>
+                <w:sz w:val="28"/>
+                <w:szCs w:val="28"/>
               </w:rPr>
               <w:tab/>
             </w:r>
@@ -2449,6 +2485,7 @@
                 <w:noProof/>
                 <w:webHidden/>
                 <w:sz w:val="28"/>
+                <w:szCs w:val="28"/>
               </w:rPr>
               <w:fldChar w:fldCharType="begin"/>
             </w:r>
@@ -2458,23 +2495,26 @@
                 <w:noProof/>
                 <w:webHidden/>
                 <w:sz w:val="28"/>
-              </w:rPr>
-              <w:instrText xml:space="preserve"> PAGEREF _Toc227245939 \h </w:instrText>
-            </w:r>
-            <w:r>
-              <w:rPr>
-                <w:rFonts w:ascii="Times New Roman" w:hAnsi="Times New Roman" w:cs="Times New Roman"/>
-                <w:noProof/>
-                <w:webHidden/>
-                <w:sz w:val="28"/>
-              </w:rPr>
-            </w:r>
-            <w:r>
-              <w:rPr>
-                <w:rFonts w:ascii="Times New Roman" w:hAnsi="Times New Roman" w:cs="Times New Roman"/>
-                <w:noProof/>
-                <w:webHidden/>
-                <w:sz w:val="28"/>
+                <w:szCs w:val="28"/>
+              </w:rPr>
+              <w:instrText xml:space="preserve"> PAGEREF _Toc227325300 \h </w:instrText>
+            </w:r>
+            <w:r>
+              <w:rPr>
+                <w:rFonts w:ascii="Times New Roman" w:hAnsi="Times New Roman" w:cs="Times New Roman"/>
+                <w:noProof/>
+                <w:webHidden/>
+                <w:sz w:val="28"/>
+                <w:szCs w:val="28"/>
+              </w:rPr>
+            </w:r>
+            <w:r>
+              <w:rPr>
+                <w:rFonts w:ascii="Times New Roman" w:hAnsi="Times New Roman" w:cs="Times New Roman"/>
+                <w:noProof/>
+                <w:webHidden/>
+                <w:sz w:val="28"/>
+                <w:szCs w:val="28"/>
               </w:rPr>
               <w:fldChar w:fldCharType="separate"/>
             </w:r>
@@ -2484,15 +2524,133 @@
                 <w:noProof/>
                 <w:webHidden/>
                 <w:sz w:val="28"/>
-              </w:rPr>
-              <w:t>22</w:t>
-            </w:r>
-            <w:r>
-              <w:rPr>
-                <w:rFonts w:ascii="Times New Roman" w:hAnsi="Times New Roman" w:cs="Times New Roman"/>
-                <w:noProof/>
-                <w:webHidden/>
-                <w:sz w:val="28"/>
+                <w:szCs w:val="28"/>
+              </w:rPr>
+              <w:t>20</w:t>
+            </w:r>
+            <w:r>
+              <w:rPr>
+                <w:rFonts w:ascii="Times New Roman" w:hAnsi="Times New Roman" w:cs="Times New Roman"/>
+                <w:noProof/>
+                <w:webHidden/>
+                <w:sz w:val="28"/>
+                <w:szCs w:val="28"/>
+              </w:rPr>
+              <w:fldChar w:fldCharType="end"/>
+            </w:r>
+          </w:hyperlink>
+        </w:p>
+        <w:p>
+          <w:pPr>
+            <w:pStyle w:val="11"/>
+            <w:spacing w:after="0"/>
+            <w:rPr>
+              <w:rFonts w:ascii="Times New Roman" w:eastAsiaTheme="minorEastAsia" w:hAnsi="Times New Roman" w:cs="Times New Roman"/>
+              <w:noProof/>
+              <w:sz w:val="28"/>
+              <w:szCs w:val="28"/>
+              <w:lang w:eastAsia="ru-RU"/>
+            </w:rPr>
+          </w:pPr>
+          <w:hyperlink w:anchor="_Toc227325301" w:history="1">
+            <w:r>
+              <w:rPr>
+                <w:rStyle w:val="ab"/>
+                <w:rFonts w:ascii="Times New Roman" w:hAnsi="Times New Roman" w:cs="Times New Roman"/>
+                <w:b/>
+                <w:noProof/>
+                <w:sz w:val="28"/>
+                <w:szCs w:val="28"/>
+              </w:rPr>
+              <w:t>5.</w:t>
+            </w:r>
+            <w:r>
+              <w:rPr>
+                <w:rFonts w:ascii="Times New Roman" w:eastAsiaTheme="minorEastAsia" w:hAnsi="Times New Roman" w:cs="Times New Roman"/>
+                <w:noProof/>
+                <w:sz w:val="28"/>
+                <w:szCs w:val="28"/>
+                <w:lang w:eastAsia="ru-RU"/>
+              </w:rPr>
+              <w:tab/>
+            </w:r>
+            <w:r>
+              <w:rPr>
+                <w:rStyle w:val="ab"/>
+                <w:rFonts w:ascii="Times New Roman" w:hAnsi="Times New Roman" w:cs="Times New Roman"/>
+                <w:b/>
+                <w:noProof/>
+                <w:sz w:val="28"/>
+                <w:szCs w:val="28"/>
+              </w:rPr>
+              <w:t>WEB-ПРИЛОЖЕНИЕ САЙТА ОБРАЗОВАТЕЛЬНОГО УЧРЕЖДЕНИЯ</w:t>
+            </w:r>
+            <w:r>
+              <w:rPr>
+                <w:rFonts w:ascii="Times New Roman" w:hAnsi="Times New Roman" w:cs="Times New Roman"/>
+                <w:noProof/>
+                <w:webHidden/>
+                <w:sz w:val="28"/>
+                <w:szCs w:val="28"/>
+              </w:rPr>
+              <w:tab/>
+            </w:r>
+            <w:r>
+              <w:rPr>
+                <w:rFonts w:ascii="Times New Roman" w:hAnsi="Times New Roman" w:cs="Times New Roman"/>
+                <w:noProof/>
+                <w:webHidden/>
+                <w:sz w:val="28"/>
+                <w:szCs w:val="28"/>
+              </w:rPr>
+              <w:fldChar w:fldCharType="begin"/>
+            </w:r>
+            <w:r>
+              <w:rPr>
+                <w:rFonts w:ascii="Times New Roman" w:hAnsi="Times New Roman" w:cs="Times New Roman"/>
+                <w:noProof/>
+                <w:webHidden/>
+                <w:sz w:val="28"/>
+                <w:szCs w:val="28"/>
+              </w:rPr>
+              <w:instrText xml:space="preserve"> PAGEREF _Toc227325301 \h </w:instrText>
+            </w:r>
+            <w:r>
+              <w:rPr>
+                <w:rFonts w:ascii="Times New Roman" w:hAnsi="Times New Roman" w:cs="Times New Roman"/>
+                <w:noProof/>
+                <w:webHidden/>
+                <w:sz w:val="28"/>
+                <w:szCs w:val="28"/>
+              </w:rPr>
+            </w:r>
+            <w:r>
+              <w:rPr>
+                <w:rFonts w:ascii="Times New Roman" w:hAnsi="Times New Roman" w:cs="Times New Roman"/>
+                <w:noProof/>
+                <w:webHidden/>
+                <w:sz w:val="28"/>
+                <w:szCs w:val="28"/>
+              </w:rPr>
+              <w:fldChar w:fldCharType="separate"/>
+            </w:r>
+            <w:r>
+              <w:rPr>
+                <w:rFonts w:ascii="Times New Roman" w:hAnsi="Times New Roman" w:cs="Times New Roman"/>
+                <w:noProof/>
+                <w:webHidden/>
+                <w:sz w:val="28"/>
+                <w:szCs w:val="28"/>
+              </w:rPr>
+              <w:t>21</w:t>
+            </w:r>
+            <w:r>
+              <w:rPr>
+                <w:rFonts w:ascii="Times New Roman" w:hAnsi="Times New Roman" w:cs="Times New Roman"/>
+                <w:noProof/>
+                <w:webHidden/>
+                <w:sz w:val="28"/>
+                <w:szCs w:val="28"/>
               </w:rPr>
               <w:fldChar w:fldCharType="end"/>
             </w:r>
@@ -2505,59 +2663,33 @@
               <w:tab w:val="left" w:pos="880"/>
               <w:tab w:val="right" w:leader="dot" w:pos="9345"/>
             </w:tabs>
-            <w:spacing w:line="360" w:lineRule="auto"/>
-            <w:jc w:val="both"/>
-            <w:rPr>
-              <w:rStyle w:val="ab"/>
-              <w:rFonts w:ascii="Times New Roman" w:hAnsi="Times New Roman" w:cs="Times New Roman"/>
-              <w:noProof/>
-              <w:color w:val="auto"/>
-              <w:sz w:val="28"/>
-            </w:rPr>
-            <w:sectPr>
-              <w:footerReference w:type="default" r:id="rId8"/>
-              <w:type w:val="continuous"/>
-              <w:pgSz w:w="11906" w:h="16838"/>
-              <w:pgMar w:top="1134" w:right="850" w:bottom="1134" w:left="1701" w:header="708" w:footer="708" w:gutter="0"/>
-              <w:cols w:space="708"/>
-              <w:titlePg/>
-              <w:docGrid w:linePitch="360"/>
-            </w:sectPr>
-          </w:pPr>
-        </w:p>
-        <w:p>
-          <w:pPr>
-            <w:pStyle w:val="21"/>
-            <w:tabs>
-              <w:tab w:val="left" w:pos="880"/>
-              <w:tab w:val="right" w:leader="dot" w:pos="9345"/>
-            </w:tabs>
-            <w:spacing w:line="360" w:lineRule="auto"/>
-            <w:jc w:val="both"/>
+            <w:spacing w:after="0" w:line="360" w:lineRule="auto"/>
             <w:rPr>
               <w:rFonts w:ascii="Times New Roman" w:eastAsiaTheme="minorEastAsia" w:hAnsi="Times New Roman" w:cs="Times New Roman"/>
               <w:noProof/>
               <w:sz w:val="28"/>
+              <w:szCs w:val="28"/>
               <w:lang w:eastAsia="ru-RU"/>
             </w:rPr>
           </w:pPr>
-          <w:hyperlink w:anchor="_Toc227245940" w:history="1">
+          <w:hyperlink w:anchor="_Toc227325302" w:history="1">
             <w:r>
               <w:rPr>
                 <w:rStyle w:val="ab"/>
                 <w:rFonts w:ascii="Times New Roman" w:hAnsi="Times New Roman" w:cs="Times New Roman"/>
                 <w:b/>
                 <w:noProof/>
-                <w:color w:val="auto"/>
-                <w:sz w:val="28"/>
-              </w:rPr>
-              <w:t>5.2.</w:t>
+                <w:sz w:val="28"/>
+                <w:szCs w:val="28"/>
+              </w:rPr>
+              <w:t>5.1.</w:t>
             </w:r>
             <w:r>
               <w:rPr>
                 <w:rFonts w:ascii="Times New Roman" w:eastAsiaTheme="minorEastAsia" w:hAnsi="Times New Roman" w:cs="Times New Roman"/>
                 <w:noProof/>
                 <w:sz w:val="28"/>
+                <w:szCs w:val="28"/>
                 <w:lang w:eastAsia="ru-RU"/>
               </w:rPr>
               <w:tab/>
@@ -2568,17 +2700,18 @@
                 <w:rFonts w:ascii="Times New Roman" w:hAnsi="Times New Roman" w:cs="Times New Roman"/>
                 <w:b/>
                 <w:noProof/>
-                <w:color w:val="auto"/>
-                <w:sz w:val="28"/>
-              </w:rPr>
-              <w:t>Структура web-приложения</w:t>
-            </w:r>
-            <w:r>
-              <w:rPr>
-                <w:rFonts w:ascii="Times New Roman" w:hAnsi="Times New Roman" w:cs="Times New Roman"/>
-                <w:noProof/>
-                <w:webHidden/>
-                <w:sz w:val="28"/>
+                <w:sz w:val="28"/>
+                <w:szCs w:val="28"/>
+              </w:rPr>
+              <w:t>Входные и выходные данные</w:t>
+            </w:r>
+            <w:r>
+              <w:rPr>
+                <w:rFonts w:ascii="Times New Roman" w:hAnsi="Times New Roman" w:cs="Times New Roman"/>
+                <w:noProof/>
+                <w:webHidden/>
+                <w:sz w:val="28"/>
+                <w:szCs w:val="28"/>
               </w:rPr>
               <w:tab/>
             </w:r>
@@ -2588,6 +2721,7 @@
                 <w:noProof/>
                 <w:webHidden/>
                 <w:sz w:val="28"/>
+                <w:szCs w:val="28"/>
               </w:rPr>
               <w:fldChar w:fldCharType="begin"/>
             </w:r>
@@ -2597,23 +2731,26 @@
                 <w:noProof/>
                 <w:webHidden/>
                 <w:sz w:val="28"/>
-              </w:rPr>
-              <w:instrText xml:space="preserve"> PAGEREF _Toc227245940 \h </w:instrText>
-            </w:r>
-            <w:r>
-              <w:rPr>
-                <w:rFonts w:ascii="Times New Roman" w:hAnsi="Times New Roman" w:cs="Times New Roman"/>
-                <w:noProof/>
-                <w:webHidden/>
-                <w:sz w:val="28"/>
-              </w:rPr>
-            </w:r>
-            <w:r>
-              <w:rPr>
-                <w:rFonts w:ascii="Times New Roman" w:hAnsi="Times New Roman" w:cs="Times New Roman"/>
-                <w:noProof/>
-                <w:webHidden/>
-                <w:sz w:val="28"/>
+                <w:szCs w:val="28"/>
+              </w:rPr>
+              <w:instrText xml:space="preserve"> PAGEREF _Toc227325302 \h </w:instrText>
+            </w:r>
+            <w:r>
+              <w:rPr>
+                <w:rFonts w:ascii="Times New Roman" w:hAnsi="Times New Roman" w:cs="Times New Roman"/>
+                <w:noProof/>
+                <w:webHidden/>
+                <w:sz w:val="28"/>
+                <w:szCs w:val="28"/>
+              </w:rPr>
+            </w:r>
+            <w:r>
+              <w:rPr>
+                <w:rFonts w:ascii="Times New Roman" w:hAnsi="Times New Roman" w:cs="Times New Roman"/>
+                <w:noProof/>
+                <w:webHidden/>
+                <w:sz w:val="28"/>
+                <w:szCs w:val="28"/>
               </w:rPr>
               <w:fldChar w:fldCharType="separate"/>
             </w:r>
@@ -2623,105 +2760,17 @@
                 <w:noProof/>
                 <w:webHidden/>
                 <w:sz w:val="28"/>
-              </w:rPr>
-              <w:t>22</w:t>
-            </w:r>
-            <w:r>
-              <w:rPr>
-                <w:rFonts w:ascii="Times New Roman" w:hAnsi="Times New Roman" w:cs="Times New Roman"/>
-                <w:noProof/>
-                <w:webHidden/>
-                <w:sz w:val="28"/>
-              </w:rPr>
-              <w:fldChar w:fldCharType="end"/>
-            </w:r>
-          </w:hyperlink>
-        </w:p>
-        <w:p>
-          <w:pPr>
-            <w:pStyle w:val="11"/>
-            <w:rPr>
-              <w:rFonts w:eastAsiaTheme="minorEastAsia"/>
-              <w:noProof/>
-              <w:lang w:eastAsia="ru-RU"/>
-            </w:rPr>
-          </w:pPr>
-          <w:hyperlink w:anchor="_Toc227245941" w:history="1">
-            <w:r>
-              <w:rPr>
-                <w:rStyle w:val="ab"/>
-                <w:rFonts w:ascii="Times New Roman" w:hAnsi="Times New Roman" w:cs="Times New Roman"/>
-                <w:b/>
-                <w:noProof/>
-                <w:color w:val="auto"/>
-                <w:sz w:val="28"/>
-              </w:rPr>
-              <w:t>6.</w:t>
-            </w:r>
-            <w:r>
-              <w:rPr>
-                <w:rFonts w:eastAsiaTheme="minorEastAsia"/>
-                <w:noProof/>
-                <w:lang w:eastAsia="ru-RU"/>
-              </w:rPr>
-              <w:tab/>
-            </w:r>
-            <w:r>
-              <w:rPr>
-                <w:rStyle w:val="ab"/>
-                <w:rFonts w:ascii="Times New Roman" w:hAnsi="Times New Roman" w:cs="Times New Roman"/>
-                <w:b/>
-                <w:noProof/>
-                <w:color w:val="auto"/>
-                <w:sz w:val="28"/>
-              </w:rPr>
-              <w:t>ТЕСТИРОВАНИЕ ПРОГРАММНОГО ПРОДУКТА</w:t>
-            </w:r>
-            <w:r>
-              <w:rPr>
-                <w:noProof/>
-                <w:webHidden/>
-              </w:rPr>
-              <w:tab/>
-            </w:r>
-            <w:r>
-              <w:rPr>
-                <w:noProof/>
-                <w:webHidden/>
-              </w:rPr>
-              <w:fldChar w:fldCharType="begin"/>
-            </w:r>
-            <w:r>
-              <w:rPr>
-                <w:noProof/>
-                <w:webHidden/>
-              </w:rPr>
-              <w:instrText xml:space="preserve"> PAGEREF _Toc227245941 \h </w:instrText>
-            </w:r>
-            <w:r>
-              <w:rPr>
-                <w:noProof/>
-                <w:webHidden/>
-              </w:rPr>
-            </w:r>
-            <w:r>
-              <w:rPr>
-                <w:noProof/>
-                <w:webHidden/>
-              </w:rPr>
-              <w:fldChar w:fldCharType="separate"/>
-            </w:r>
-            <w:r>
-              <w:rPr>
-                <w:noProof/>
-                <w:webHidden/>
-              </w:rPr>
-              <w:t>24</w:t>
-            </w:r>
-            <w:r>
-              <w:rPr>
-                <w:noProof/>
-                <w:webHidden/>
+                <w:szCs w:val="28"/>
+              </w:rPr>
+              <w:t>21</w:t>
+            </w:r>
+            <w:r>
+              <w:rPr>
+                <w:rFonts w:ascii="Times New Roman" w:hAnsi="Times New Roman" w:cs="Times New Roman"/>
+                <w:noProof/>
+                <w:webHidden/>
+                <w:sz w:val="28"/>
+                <w:szCs w:val="28"/>
               </w:rPr>
               <w:fldChar w:fldCharType="end"/>
             </w:r>
@@ -2734,32 +2783,33 @@
               <w:tab w:val="left" w:pos="880"/>
               <w:tab w:val="right" w:leader="dot" w:pos="9345"/>
             </w:tabs>
-            <w:spacing w:line="360" w:lineRule="auto"/>
-            <w:jc w:val="both"/>
+            <w:spacing w:after="0" w:line="360" w:lineRule="auto"/>
             <w:rPr>
               <w:rFonts w:ascii="Times New Roman" w:eastAsiaTheme="minorEastAsia" w:hAnsi="Times New Roman" w:cs="Times New Roman"/>
               <w:noProof/>
               <w:sz w:val="28"/>
+              <w:szCs w:val="28"/>
               <w:lang w:eastAsia="ru-RU"/>
             </w:rPr>
           </w:pPr>
-          <w:hyperlink w:anchor="_Toc227245942" w:history="1">
+          <w:hyperlink w:anchor="_Toc227325303" w:history="1">
             <w:r>
               <w:rPr>
                 <w:rStyle w:val="ab"/>
                 <w:rFonts w:ascii="Times New Roman" w:hAnsi="Times New Roman" w:cs="Times New Roman"/>
                 <w:b/>
                 <w:noProof/>
-                <w:color w:val="auto"/>
-                <w:sz w:val="28"/>
-              </w:rPr>
-              <w:t>6.1.</w:t>
+                <w:sz w:val="28"/>
+                <w:szCs w:val="28"/>
+              </w:rPr>
+              <w:t>5.2.</w:t>
             </w:r>
             <w:r>
               <w:rPr>
                 <w:rFonts w:ascii="Times New Roman" w:eastAsiaTheme="minorEastAsia" w:hAnsi="Times New Roman" w:cs="Times New Roman"/>
                 <w:noProof/>
                 <w:sz w:val="28"/>
+                <w:szCs w:val="28"/>
                 <w:lang w:eastAsia="ru-RU"/>
               </w:rPr>
               <w:tab/>
@@ -2770,17 +2820,18 @@
                 <w:rFonts w:ascii="Times New Roman" w:hAnsi="Times New Roman" w:cs="Times New Roman"/>
                 <w:b/>
                 <w:noProof/>
-                <w:color w:val="auto"/>
-                <w:sz w:val="28"/>
-              </w:rPr>
-              <w:t>Виды тестирования</w:t>
-            </w:r>
-            <w:r>
-              <w:rPr>
-                <w:rFonts w:ascii="Times New Roman" w:hAnsi="Times New Roman" w:cs="Times New Roman"/>
-                <w:noProof/>
-                <w:webHidden/>
-                <w:sz w:val="28"/>
+                <w:sz w:val="28"/>
+                <w:szCs w:val="28"/>
+              </w:rPr>
+              <w:t>Структура web-приложения</w:t>
+            </w:r>
+            <w:r>
+              <w:rPr>
+                <w:rFonts w:ascii="Times New Roman" w:hAnsi="Times New Roman" w:cs="Times New Roman"/>
+                <w:noProof/>
+                <w:webHidden/>
+                <w:sz w:val="28"/>
+                <w:szCs w:val="28"/>
               </w:rPr>
               <w:tab/>
             </w:r>
@@ -2790,6 +2841,7 @@
                 <w:noProof/>
                 <w:webHidden/>
                 <w:sz w:val="28"/>
+                <w:szCs w:val="28"/>
               </w:rPr>
               <w:fldChar w:fldCharType="begin"/>
             </w:r>
@@ -2799,23 +2851,26 @@
                 <w:noProof/>
                 <w:webHidden/>
                 <w:sz w:val="28"/>
-              </w:rPr>
-              <w:instrText xml:space="preserve"> PAGEREF _Toc227245942 \h </w:instrText>
-            </w:r>
-            <w:r>
-              <w:rPr>
-                <w:rFonts w:ascii="Times New Roman" w:hAnsi="Times New Roman" w:cs="Times New Roman"/>
-                <w:noProof/>
-                <w:webHidden/>
-                <w:sz w:val="28"/>
-              </w:rPr>
-            </w:r>
-            <w:r>
-              <w:rPr>
-                <w:rFonts w:ascii="Times New Roman" w:hAnsi="Times New Roman" w:cs="Times New Roman"/>
-                <w:noProof/>
-                <w:webHidden/>
-                <w:sz w:val="28"/>
+                <w:szCs w:val="28"/>
+              </w:rPr>
+              <w:instrText xml:space="preserve"> PAGEREF _Toc227325303 \h </w:instrText>
+            </w:r>
+            <w:r>
+              <w:rPr>
+                <w:rFonts w:ascii="Times New Roman" w:hAnsi="Times New Roman" w:cs="Times New Roman"/>
+                <w:noProof/>
+                <w:webHidden/>
+                <w:sz w:val="28"/>
+                <w:szCs w:val="28"/>
+              </w:rPr>
+            </w:r>
+            <w:r>
+              <w:rPr>
+                <w:rFonts w:ascii="Times New Roman" w:hAnsi="Times New Roman" w:cs="Times New Roman"/>
+                <w:noProof/>
+                <w:webHidden/>
+                <w:sz w:val="28"/>
+                <w:szCs w:val="28"/>
               </w:rPr>
               <w:fldChar w:fldCharType="separate"/>
             </w:r>
@@ -2825,15 +2880,141 @@
                 <w:noProof/>
                 <w:webHidden/>
                 <w:sz w:val="28"/>
-              </w:rPr>
-              <w:t>24</w:t>
-            </w:r>
-            <w:r>
-              <w:rPr>
-                <w:rFonts w:ascii="Times New Roman" w:hAnsi="Times New Roman" w:cs="Times New Roman"/>
-                <w:noProof/>
-                <w:webHidden/>
-                <w:sz w:val="28"/>
+                <w:szCs w:val="28"/>
+              </w:rPr>
+              <w:t>21</w:t>
+            </w:r>
+            <w:r>
+              <w:rPr>
+                <w:rFonts w:ascii="Times New Roman" w:hAnsi="Times New Roman" w:cs="Times New Roman"/>
+                <w:noProof/>
+                <w:webHidden/>
+                <w:sz w:val="28"/>
+                <w:szCs w:val="28"/>
+              </w:rPr>
+              <w:fldChar w:fldCharType="end"/>
+            </w:r>
+          </w:hyperlink>
+        </w:p>
+        <w:p>
+          <w:pPr>
+            <w:pStyle w:val="11"/>
+            <w:spacing w:after="0"/>
+            <w:rPr>
+              <w:rStyle w:val="ab"/>
+              <w:rFonts w:ascii="Times New Roman" w:hAnsi="Times New Roman" w:cs="Times New Roman"/>
+              <w:noProof/>
+              <w:sz w:val="28"/>
+              <w:szCs w:val="28"/>
+            </w:rPr>
+            <w:sectPr>
+              <w:footerReference w:type="default" r:id="rId8"/>
+              <w:pgSz w:w="11906" w:h="16838"/>
+              <w:pgMar w:top="1134" w:right="850" w:bottom="1134" w:left="1701" w:header="708" w:footer="708" w:gutter="0"/>
+              <w:cols w:space="708"/>
+              <w:titlePg/>
+              <w:docGrid w:linePitch="360"/>
+            </w:sectPr>
+          </w:pPr>
+          <w:hyperlink w:anchor="_Toc227325304" w:history="1">
+            <w:r>
+              <w:rPr>
+                <w:rStyle w:val="ab"/>
+                <w:rFonts w:ascii="Times New Roman" w:hAnsi="Times New Roman" w:cs="Times New Roman"/>
+                <w:b/>
+                <w:noProof/>
+                <w:sz w:val="28"/>
+                <w:szCs w:val="28"/>
+              </w:rPr>
+              <w:t>6.</w:t>
+            </w:r>
+            <w:r>
+              <w:rPr>
+                <w:rFonts w:ascii="Times New Roman" w:eastAsiaTheme="minorEastAsia" w:hAnsi="Times New Roman" w:cs="Times New Roman"/>
+                <w:noProof/>
+                <w:sz w:val="28"/>
+                <w:szCs w:val="28"/>
+                <w:lang w:eastAsia="ru-RU"/>
+              </w:rPr>
+              <w:tab/>
+            </w:r>
+            <w:r>
+              <w:rPr>
+                <w:rStyle w:val="ab"/>
+                <w:rFonts w:ascii="Times New Roman" w:hAnsi="Times New Roman" w:cs="Times New Roman"/>
+                <w:b/>
+                <w:noProof/>
+                <w:sz w:val="28"/>
+                <w:szCs w:val="28"/>
+              </w:rPr>
+              <w:t>ТЕСТИРОВАНИЕ ПРОГРАММНОГО ПРОДУКТА</w:t>
+            </w:r>
+            <w:r>
+              <w:rPr>
+                <w:rFonts w:ascii="Times New Roman" w:hAnsi="Times New Roman" w:cs="Times New Roman"/>
+                <w:noProof/>
+                <w:webHidden/>
+                <w:sz w:val="28"/>
+                <w:szCs w:val="28"/>
+              </w:rPr>
+              <w:tab/>
+            </w:r>
+            <w:r>
+              <w:rPr>
+                <w:rFonts w:ascii="Times New Roman" w:hAnsi="Times New Roman" w:cs="Times New Roman"/>
+                <w:noProof/>
+                <w:webHidden/>
+                <w:sz w:val="28"/>
+                <w:szCs w:val="28"/>
+              </w:rPr>
+              <w:fldChar w:fldCharType="begin"/>
+            </w:r>
+            <w:r>
+              <w:rPr>
+                <w:rFonts w:ascii="Times New Roman" w:hAnsi="Times New Roman" w:cs="Times New Roman"/>
+                <w:noProof/>
+                <w:webHidden/>
+                <w:sz w:val="28"/>
+                <w:szCs w:val="28"/>
+              </w:rPr>
+              <w:instrText xml:space="preserve"> PAGEREF _Toc227325304 \h </w:instrText>
+            </w:r>
+            <w:r>
+              <w:rPr>
+                <w:rFonts w:ascii="Times New Roman" w:hAnsi="Times New Roman" w:cs="Times New Roman"/>
+                <w:noProof/>
+                <w:webHidden/>
+                <w:sz w:val="28"/>
+                <w:szCs w:val="28"/>
+              </w:rPr>
+            </w:r>
+            <w:r>
+              <w:rPr>
+                <w:rFonts w:ascii="Times New Roman" w:hAnsi="Times New Roman" w:cs="Times New Roman"/>
+                <w:noProof/>
+                <w:webHidden/>
+                <w:sz w:val="28"/>
+                <w:szCs w:val="28"/>
+              </w:rPr>
+              <w:fldChar w:fldCharType="separate"/>
+            </w:r>
+            <w:r>
+              <w:rPr>
+                <w:rFonts w:ascii="Times New Roman" w:hAnsi="Times New Roman" w:cs="Times New Roman"/>
+                <w:noProof/>
+                <w:webHidden/>
+                <w:sz w:val="28"/>
+                <w:szCs w:val="28"/>
+              </w:rPr>
+              <w:t>23</w:t>
+            </w:r>
+            <w:r>
+              <w:rPr>
+                <w:rFonts w:ascii="Times New Roman" w:hAnsi="Times New Roman" w:cs="Times New Roman"/>
+                <w:noProof/>
+                <w:webHidden/>
+                <w:sz w:val="28"/>
+                <w:szCs w:val="28"/>
               </w:rPr>
               <w:fldChar w:fldCharType="end"/>
             </w:r>
@@ -2846,24 +3027,144 @@
               <w:tab w:val="left" w:pos="880"/>
               <w:tab w:val="right" w:leader="dot" w:pos="9345"/>
             </w:tabs>
-            <w:spacing w:line="360" w:lineRule="auto"/>
-            <w:jc w:val="both"/>
+            <w:spacing w:after="0" w:line="360" w:lineRule="auto"/>
             <w:rPr>
               <w:rFonts w:ascii="Times New Roman" w:eastAsiaTheme="minorEastAsia" w:hAnsi="Times New Roman" w:cs="Times New Roman"/>
               <w:noProof/>
               <w:sz w:val="28"/>
+              <w:szCs w:val="28"/>
               <w:lang w:eastAsia="ru-RU"/>
             </w:rPr>
           </w:pPr>
-          <w:hyperlink w:anchor="_Toc227245943" w:history="1">
+          <w:hyperlink w:anchor="_Toc227325305" w:history="1">
             <w:r>
               <w:rPr>
                 <w:rStyle w:val="ab"/>
                 <w:rFonts w:ascii="Times New Roman" w:hAnsi="Times New Roman" w:cs="Times New Roman"/>
                 <w:b/>
                 <w:noProof/>
-                <w:color w:val="auto"/>
-                <w:sz w:val="28"/>
+                <w:sz w:val="28"/>
+                <w:szCs w:val="28"/>
+              </w:rPr>
+              <w:t>6.1.</w:t>
+            </w:r>
+            <w:r>
+              <w:rPr>
+                <w:rFonts w:ascii="Times New Roman" w:eastAsiaTheme="minorEastAsia" w:hAnsi="Times New Roman" w:cs="Times New Roman"/>
+                <w:noProof/>
+                <w:sz w:val="28"/>
+                <w:szCs w:val="28"/>
+                <w:lang w:eastAsia="ru-RU"/>
+              </w:rPr>
+              <w:tab/>
+            </w:r>
+            <w:r>
+              <w:rPr>
+                <w:rStyle w:val="ab"/>
+                <w:rFonts w:ascii="Times New Roman" w:hAnsi="Times New Roman" w:cs="Times New Roman"/>
+                <w:b/>
+                <w:noProof/>
+                <w:sz w:val="28"/>
+                <w:szCs w:val="28"/>
+              </w:rPr>
+              <w:t>Виды тестирования</w:t>
+            </w:r>
+            <w:r>
+              <w:rPr>
+                <w:rFonts w:ascii="Times New Roman" w:hAnsi="Times New Roman" w:cs="Times New Roman"/>
+                <w:noProof/>
+                <w:webHidden/>
+                <w:sz w:val="28"/>
+                <w:szCs w:val="28"/>
+              </w:rPr>
+              <w:tab/>
+            </w:r>
+            <w:r>
+              <w:rPr>
+                <w:rFonts w:ascii="Times New Roman" w:hAnsi="Times New Roman" w:cs="Times New Roman"/>
+                <w:noProof/>
+                <w:webHidden/>
+                <w:sz w:val="28"/>
+                <w:szCs w:val="28"/>
+              </w:rPr>
+              <w:fldChar w:fldCharType="begin"/>
+            </w:r>
+            <w:r>
+              <w:rPr>
+                <w:rFonts w:ascii="Times New Roman" w:hAnsi="Times New Roman" w:cs="Times New Roman"/>
+                <w:noProof/>
+                <w:webHidden/>
+                <w:sz w:val="28"/>
+                <w:szCs w:val="28"/>
+              </w:rPr>
+              <w:instrText xml:space="preserve"> PAGEREF _Toc227325305 \h </w:instrText>
+            </w:r>
+            <w:r>
+              <w:rPr>
+                <w:rFonts w:ascii="Times New Roman" w:hAnsi="Times New Roman" w:cs="Times New Roman"/>
+                <w:noProof/>
+                <w:webHidden/>
+                <w:sz w:val="28"/>
+                <w:szCs w:val="28"/>
+              </w:rPr>
+            </w:r>
+            <w:r>
+              <w:rPr>
+                <w:rFonts w:ascii="Times New Roman" w:hAnsi="Times New Roman" w:cs="Times New Roman"/>
+                <w:noProof/>
+                <w:webHidden/>
+                <w:sz w:val="28"/>
+                <w:szCs w:val="28"/>
+              </w:rPr>
+              <w:fldChar w:fldCharType="separate"/>
+            </w:r>
+            <w:r>
+              <w:rPr>
+                <w:rFonts w:ascii="Times New Roman" w:hAnsi="Times New Roman" w:cs="Times New Roman"/>
+                <w:noProof/>
+                <w:webHidden/>
+                <w:sz w:val="28"/>
+                <w:szCs w:val="28"/>
+              </w:rPr>
+              <w:t>23</w:t>
+            </w:r>
+            <w:r>
+              <w:rPr>
+                <w:rFonts w:ascii="Times New Roman" w:hAnsi="Times New Roman" w:cs="Times New Roman"/>
+                <w:noProof/>
+                <w:webHidden/>
+                <w:sz w:val="28"/>
+                <w:szCs w:val="28"/>
+              </w:rPr>
+              <w:fldChar w:fldCharType="end"/>
+            </w:r>
+          </w:hyperlink>
+        </w:p>
+        <w:p>
+          <w:pPr>
+            <w:pStyle w:val="21"/>
+            <w:tabs>
+              <w:tab w:val="left" w:pos="880"/>
+              <w:tab w:val="right" w:leader="dot" w:pos="9345"/>
+            </w:tabs>
+            <w:spacing w:after="0" w:line="360" w:lineRule="auto"/>
+            <w:rPr>
+              <w:rFonts w:ascii="Times New Roman" w:eastAsiaTheme="minorEastAsia" w:hAnsi="Times New Roman" w:cs="Times New Roman"/>
+              <w:noProof/>
+              <w:sz w:val="28"/>
+              <w:szCs w:val="28"/>
+              <w:lang w:eastAsia="ru-RU"/>
+            </w:rPr>
+          </w:pPr>
+          <w:hyperlink w:anchor="_Toc227325306" w:history="1">
+            <w:r>
+              <w:rPr>
+                <w:rStyle w:val="ab"/>
+                <w:rFonts w:ascii="Times New Roman" w:hAnsi="Times New Roman" w:cs="Times New Roman"/>
+                <w:b/>
+                <w:noProof/>
+                <w:sz w:val="28"/>
+                <w:szCs w:val="28"/>
               </w:rPr>
               <w:t>6.2.</w:t>
             </w:r>
@@ -2872,6 +3173,7 @@
                 <w:rFonts w:ascii="Times New Roman" w:eastAsiaTheme="minorEastAsia" w:hAnsi="Times New Roman" w:cs="Times New Roman"/>
                 <w:noProof/>
                 <w:sz w:val="28"/>
+                <w:szCs w:val="28"/>
                 <w:lang w:eastAsia="ru-RU"/>
               </w:rPr>
               <w:tab/>
@@ -2882,8 +3184,8 @@
                 <w:rFonts w:ascii="Times New Roman" w:hAnsi="Times New Roman" w:cs="Times New Roman"/>
                 <w:b/>
                 <w:noProof/>
-                <w:color w:val="auto"/>
-                <w:sz w:val="28"/>
+                <w:sz w:val="28"/>
+                <w:szCs w:val="28"/>
               </w:rPr>
               <w:t>Тестовые сценарии и результаты</w:t>
             </w:r>
@@ -2893,6 +3195,7 @@
                 <w:noProof/>
                 <w:webHidden/>
                 <w:sz w:val="28"/>
+                <w:szCs w:val="28"/>
               </w:rPr>
               <w:tab/>
             </w:r>
@@ -2902,6 +3205,7 @@
                 <w:noProof/>
                 <w:webHidden/>
                 <w:sz w:val="28"/>
+                <w:szCs w:val="28"/>
               </w:rPr>
               <w:fldChar w:fldCharType="begin"/>
             </w:r>
@@ -2911,23 +3215,26 @@
                 <w:noProof/>
                 <w:webHidden/>
                 <w:sz w:val="28"/>
-              </w:rPr>
-              <w:instrText xml:space="preserve"> PAGEREF _Toc227245943 \h </w:instrText>
-            </w:r>
-            <w:r>
-              <w:rPr>
-                <w:rFonts w:ascii="Times New Roman" w:hAnsi="Times New Roman" w:cs="Times New Roman"/>
-                <w:noProof/>
-                <w:webHidden/>
-                <w:sz w:val="28"/>
-              </w:rPr>
-            </w:r>
-            <w:r>
-              <w:rPr>
-                <w:rFonts w:ascii="Times New Roman" w:hAnsi="Times New Roman" w:cs="Times New Roman"/>
-                <w:noProof/>
-                <w:webHidden/>
-                <w:sz w:val="28"/>
+                <w:szCs w:val="28"/>
+              </w:rPr>
+              <w:instrText xml:space="preserve"> PAGEREF _Toc227325306 \h </w:instrText>
+            </w:r>
+            <w:r>
+              <w:rPr>
+                <w:rFonts w:ascii="Times New Roman" w:hAnsi="Times New Roman" w:cs="Times New Roman"/>
+                <w:noProof/>
+                <w:webHidden/>
+                <w:sz w:val="28"/>
+                <w:szCs w:val="28"/>
+              </w:rPr>
+            </w:r>
+            <w:r>
+              <w:rPr>
+                <w:rFonts w:ascii="Times New Roman" w:hAnsi="Times New Roman" w:cs="Times New Roman"/>
+                <w:noProof/>
+                <w:webHidden/>
+                <w:sz w:val="28"/>
+                <w:szCs w:val="28"/>
               </w:rPr>
               <w:fldChar w:fldCharType="separate"/>
             </w:r>
@@ -2937,15 +3244,17 @@
                 <w:noProof/>
                 <w:webHidden/>
                 <w:sz w:val="28"/>
-              </w:rPr>
-              <w:t>24</w:t>
-            </w:r>
-            <w:r>
-              <w:rPr>
-                <w:rFonts w:ascii="Times New Roman" w:hAnsi="Times New Roman" w:cs="Times New Roman"/>
-                <w:noProof/>
-                <w:webHidden/>
-                <w:sz w:val="28"/>
+                <w:szCs w:val="28"/>
+              </w:rPr>
+              <w:t>23</w:t>
+            </w:r>
+            <w:r>
+              <w:rPr>
+                <w:rFonts w:ascii="Times New Roman" w:hAnsi="Times New Roman" w:cs="Times New Roman"/>
+                <w:noProof/>
+                <w:webHidden/>
+                <w:sz w:val="28"/>
+                <w:szCs w:val="28"/>
               </w:rPr>
               <w:fldChar w:fldCharType="end"/>
             </w:r>
@@ -2954,69 +3263,93 @@
         <w:p>
           <w:pPr>
             <w:pStyle w:val="11"/>
+            <w:spacing w:after="0"/>
             <w:rPr>
-              <w:rFonts w:eastAsiaTheme="minorEastAsia"/>
+              <w:rFonts w:ascii="Times New Roman" w:eastAsiaTheme="minorEastAsia" w:hAnsi="Times New Roman" w:cs="Times New Roman"/>
               <w:noProof/>
+              <w:sz w:val="28"/>
+              <w:szCs w:val="28"/>
               <w:lang w:eastAsia="ru-RU"/>
             </w:rPr>
           </w:pPr>
-          <w:hyperlink w:anchor="_Toc227245944" w:history="1">
+          <w:hyperlink w:anchor="_Toc227325307" w:history="1">
             <w:r>
               <w:rPr>
                 <w:rStyle w:val="ab"/>
                 <w:rFonts w:ascii="Times New Roman" w:hAnsi="Times New Roman" w:cs="Times New Roman"/>
                 <w:b/>
                 <w:noProof/>
-                <w:color w:val="auto"/>
-                <w:sz w:val="28"/>
+                <w:sz w:val="28"/>
+                <w:szCs w:val="28"/>
               </w:rPr>
               <w:t>ЗАКЛЮЧЕНИЕ</w:t>
             </w:r>
             <w:r>
               <w:rPr>
-                <w:noProof/>
-                <w:webHidden/>
+                <w:rFonts w:ascii="Times New Roman" w:hAnsi="Times New Roman" w:cs="Times New Roman"/>
+                <w:noProof/>
+                <w:webHidden/>
+                <w:sz w:val="28"/>
+                <w:szCs w:val="28"/>
               </w:rPr>
               <w:tab/>
             </w:r>
             <w:r>
               <w:rPr>
-                <w:noProof/>
-                <w:webHidden/>
+                <w:rFonts w:ascii="Times New Roman" w:hAnsi="Times New Roman" w:cs="Times New Roman"/>
+                <w:noProof/>
+                <w:webHidden/>
+                <w:sz w:val="28"/>
+                <w:szCs w:val="28"/>
               </w:rPr>
               <w:fldChar w:fldCharType="begin"/>
             </w:r>
             <w:r>
               <w:rPr>
-                <w:noProof/>
-                <w:webHidden/>
-              </w:rPr>
-              <w:instrText xml:space="preserve"> PAGEREF _Toc227245944 \h </w:instrText>
-            </w:r>
-            <w:r>
-              <w:rPr>
-                <w:noProof/>
-                <w:webHidden/>
-              </w:rPr>
-            </w:r>
-            <w:r>
-              <w:rPr>
-                <w:noProof/>
-                <w:webHidden/>
+                <w:rFonts w:ascii="Times New Roman" w:hAnsi="Times New Roman" w:cs="Times New Roman"/>
+                <w:noProof/>
+                <w:webHidden/>
+                <w:sz w:val="28"/>
+                <w:szCs w:val="28"/>
+              </w:rPr>
+              <w:instrText xml:space="preserve"> PAGEREF _Toc227325307 \h </w:instrText>
+            </w:r>
+            <w:r>
+              <w:rPr>
+                <w:rFonts w:ascii="Times New Roman" w:hAnsi="Times New Roman" w:cs="Times New Roman"/>
+                <w:noProof/>
+                <w:webHidden/>
+                <w:sz w:val="28"/>
+                <w:szCs w:val="28"/>
+              </w:rPr>
+            </w:r>
+            <w:r>
+              <w:rPr>
+                <w:rFonts w:ascii="Times New Roman" w:hAnsi="Times New Roman" w:cs="Times New Roman"/>
+                <w:noProof/>
+                <w:webHidden/>
+                <w:sz w:val="28"/>
+                <w:szCs w:val="28"/>
               </w:rPr>
               <w:fldChar w:fldCharType="separate"/>
             </w:r>
             <w:r>
               <w:rPr>
-                <w:noProof/>
-                <w:webHidden/>
-              </w:rPr>
-              <w:t>27</w:t>
-            </w:r>
-            <w:r>
-              <w:rPr>
-                <w:noProof/>
-                <w:webHidden/>
+                <w:rFonts w:ascii="Times New Roman" w:hAnsi="Times New Roman" w:cs="Times New Roman"/>
+                <w:noProof/>
+                <w:webHidden/>
+                <w:sz w:val="28"/>
+                <w:szCs w:val="28"/>
+              </w:rPr>
+              <w:t>26</w:t>
+            </w:r>
+            <w:r>
+              <w:rPr>
+                <w:rFonts w:ascii="Times New Roman" w:hAnsi="Times New Roman" w:cs="Times New Roman"/>
+                <w:noProof/>
+                <w:webHidden/>
+                <w:sz w:val="28"/>
+                <w:szCs w:val="28"/>
               </w:rPr>
               <w:fldChar w:fldCharType="end"/>
             </w:r>
@@ -3025,75 +3358,295 @@
         <w:p>
           <w:pPr>
             <w:pStyle w:val="11"/>
+            <w:spacing w:after="0"/>
+            <w:rPr>
+              <w:rFonts w:ascii="Times New Roman" w:eastAsiaTheme="minorEastAsia" w:hAnsi="Times New Roman" w:cs="Times New Roman"/>
+              <w:noProof/>
+              <w:sz w:val="28"/>
+              <w:szCs w:val="28"/>
+              <w:lang w:eastAsia="ru-RU"/>
+            </w:rPr>
+          </w:pPr>
+          <w:hyperlink w:anchor="_Toc227325308" w:history="1">
+            <w:r>
+              <w:rPr>
+                <w:rStyle w:val="ab"/>
+                <w:rFonts w:ascii="Times New Roman" w:hAnsi="Times New Roman" w:cs="Times New Roman"/>
+                <w:b/>
+                <w:noProof/>
+                <w:sz w:val="28"/>
+                <w:szCs w:val="28"/>
+              </w:rPr>
+              <w:t>СПИСОК ИСПОЛЬЗОВАННЫХ ИСТОЧНИКОВ</w:t>
+            </w:r>
+            <w:r>
+              <w:rPr>
+                <w:rFonts w:ascii="Times New Roman" w:hAnsi="Times New Roman" w:cs="Times New Roman"/>
+                <w:noProof/>
+                <w:webHidden/>
+                <w:sz w:val="28"/>
+                <w:szCs w:val="28"/>
+              </w:rPr>
+              <w:tab/>
+            </w:r>
+            <w:r>
+              <w:rPr>
+                <w:rFonts w:ascii="Times New Roman" w:hAnsi="Times New Roman" w:cs="Times New Roman"/>
+                <w:noProof/>
+                <w:webHidden/>
+                <w:sz w:val="28"/>
+                <w:szCs w:val="28"/>
+              </w:rPr>
+              <w:fldChar w:fldCharType="begin"/>
+            </w:r>
+            <w:r>
+              <w:rPr>
+                <w:rFonts w:ascii="Times New Roman" w:hAnsi="Times New Roman" w:cs="Times New Roman"/>
+                <w:noProof/>
+                <w:webHidden/>
+                <w:sz w:val="28"/>
+                <w:szCs w:val="28"/>
+              </w:rPr>
+              <w:instrText xml:space="preserve"> PAGEREF _Toc227325308 \h </w:instrText>
+            </w:r>
+            <w:r>
+              <w:rPr>
+                <w:rFonts w:ascii="Times New Roman" w:hAnsi="Times New Roman" w:cs="Times New Roman"/>
+                <w:noProof/>
+                <w:webHidden/>
+                <w:sz w:val="28"/>
+                <w:szCs w:val="28"/>
+              </w:rPr>
+            </w:r>
+            <w:r>
+              <w:rPr>
+                <w:rFonts w:ascii="Times New Roman" w:hAnsi="Times New Roman" w:cs="Times New Roman"/>
+                <w:noProof/>
+                <w:webHidden/>
+                <w:sz w:val="28"/>
+                <w:szCs w:val="28"/>
+              </w:rPr>
+              <w:fldChar w:fldCharType="separate"/>
+            </w:r>
+            <w:r>
+              <w:rPr>
+                <w:rFonts w:ascii="Times New Roman" w:hAnsi="Times New Roman" w:cs="Times New Roman"/>
+                <w:noProof/>
+                <w:webHidden/>
+                <w:sz w:val="28"/>
+                <w:szCs w:val="28"/>
+              </w:rPr>
+              <w:t>27</w:t>
+            </w:r>
+            <w:r>
+              <w:rPr>
+                <w:rFonts w:ascii="Times New Roman" w:hAnsi="Times New Roman" w:cs="Times New Roman"/>
+                <w:noProof/>
+                <w:webHidden/>
+                <w:sz w:val="28"/>
+                <w:szCs w:val="28"/>
+              </w:rPr>
+              <w:fldChar w:fldCharType="end"/>
+            </w:r>
+          </w:hyperlink>
+        </w:p>
+        <w:p>
+          <w:pPr>
+            <w:pStyle w:val="11"/>
+            <w:spacing w:after="0"/>
+            <w:rPr>
+              <w:rFonts w:ascii="Times New Roman" w:eastAsiaTheme="minorEastAsia" w:hAnsi="Times New Roman" w:cs="Times New Roman"/>
+              <w:noProof/>
+              <w:sz w:val="28"/>
+              <w:szCs w:val="28"/>
+              <w:lang w:eastAsia="ru-RU"/>
+            </w:rPr>
+          </w:pPr>
+          <w:hyperlink w:anchor="_Toc227325309" w:history="1">
+            <w:r>
+              <w:rPr>
+                <w:rStyle w:val="ab"/>
+                <w:rFonts w:ascii="Times New Roman" w:hAnsi="Times New Roman" w:cs="Times New Roman"/>
+                <w:b/>
+                <w:noProof/>
+                <w:sz w:val="28"/>
+                <w:szCs w:val="28"/>
+              </w:rPr>
+              <w:t>Приложение А – Вид веб-интерфейса</w:t>
+            </w:r>
+            <w:r>
+              <w:rPr>
+                <w:rFonts w:ascii="Times New Roman" w:hAnsi="Times New Roman" w:cs="Times New Roman"/>
+                <w:noProof/>
+                <w:webHidden/>
+                <w:sz w:val="28"/>
+                <w:szCs w:val="28"/>
+              </w:rPr>
+              <w:tab/>
+            </w:r>
+            <w:r>
+              <w:rPr>
+                <w:rFonts w:ascii="Times New Roman" w:hAnsi="Times New Roman" w:cs="Times New Roman"/>
+                <w:noProof/>
+                <w:webHidden/>
+                <w:sz w:val="28"/>
+                <w:szCs w:val="28"/>
+              </w:rPr>
+              <w:fldChar w:fldCharType="begin"/>
+            </w:r>
+            <w:r>
+              <w:rPr>
+                <w:rFonts w:ascii="Times New Roman" w:hAnsi="Times New Roman" w:cs="Times New Roman"/>
+                <w:noProof/>
+                <w:webHidden/>
+                <w:sz w:val="28"/>
+                <w:szCs w:val="28"/>
+              </w:rPr>
+              <w:instrText xml:space="preserve"> PAGEREF _Toc227325309 \h </w:instrText>
+            </w:r>
+            <w:r>
+              <w:rPr>
+                <w:rFonts w:ascii="Times New Roman" w:hAnsi="Times New Roman" w:cs="Times New Roman"/>
+                <w:noProof/>
+                <w:webHidden/>
+                <w:sz w:val="28"/>
+                <w:szCs w:val="28"/>
+              </w:rPr>
+            </w:r>
+            <w:r>
+              <w:rPr>
+                <w:rFonts w:ascii="Times New Roman" w:hAnsi="Times New Roman" w:cs="Times New Roman"/>
+                <w:noProof/>
+                <w:webHidden/>
+                <w:sz w:val="28"/>
+                <w:szCs w:val="28"/>
+              </w:rPr>
+              <w:fldChar w:fldCharType="separate"/>
+            </w:r>
+            <w:r>
+              <w:rPr>
+                <w:rFonts w:ascii="Times New Roman" w:hAnsi="Times New Roman" w:cs="Times New Roman"/>
+                <w:noProof/>
+                <w:webHidden/>
+                <w:sz w:val="28"/>
+                <w:szCs w:val="28"/>
+              </w:rPr>
+              <w:t>29</w:t>
+            </w:r>
+            <w:r>
+              <w:rPr>
+                <w:rFonts w:ascii="Times New Roman" w:hAnsi="Times New Roman" w:cs="Times New Roman"/>
+                <w:noProof/>
+                <w:webHidden/>
+                <w:sz w:val="28"/>
+                <w:szCs w:val="28"/>
+              </w:rPr>
+              <w:fldChar w:fldCharType="end"/>
+            </w:r>
+          </w:hyperlink>
+        </w:p>
+        <w:p>
+          <w:pPr>
+            <w:pStyle w:val="11"/>
+            <w:spacing w:after="0"/>
             <w:rPr>
               <w:rFonts w:eastAsiaTheme="minorEastAsia"/>
               <w:noProof/>
+              <w:sz w:val="28"/>
+              <w:szCs w:val="28"/>
               <w:lang w:eastAsia="ru-RU"/>
             </w:rPr>
           </w:pPr>
-          <w:hyperlink w:anchor="_Toc227245945" w:history="1">
+          <w:hyperlink w:anchor="_Toc227325310" w:history="1">
             <w:r>
               <w:rPr>
                 <w:rStyle w:val="ab"/>
                 <w:rFonts w:ascii="Times New Roman" w:hAnsi="Times New Roman" w:cs="Times New Roman"/>
                 <w:b/>
                 <w:noProof/>
-                <w:color w:val="auto"/>
-                <w:sz w:val="28"/>
-              </w:rPr>
-              <w:t>СПИСОК ИСПОЛЬЗОВАННЫХ ИСТОЧНИКОВ</w:t>
-            </w:r>
-            <w:r>
-              <w:rPr>
-                <w:noProof/>
-                <w:webHidden/>
+                <w:sz w:val="28"/>
+                <w:szCs w:val="28"/>
+              </w:rPr>
+              <w:t>Приложение Б – Фрагменты листинга</w:t>
+            </w:r>
+            <w:r>
+              <w:rPr>
+                <w:rFonts w:ascii="Times New Roman" w:hAnsi="Times New Roman" w:cs="Times New Roman"/>
+                <w:noProof/>
+                <w:webHidden/>
+                <w:sz w:val="28"/>
+                <w:szCs w:val="28"/>
               </w:rPr>
               <w:tab/>
             </w:r>
             <w:r>
               <w:rPr>
-                <w:noProof/>
-                <w:webHidden/>
+                <w:rFonts w:ascii="Times New Roman" w:hAnsi="Times New Roman" w:cs="Times New Roman"/>
+                <w:noProof/>
+                <w:webHidden/>
+                <w:sz w:val="28"/>
+                <w:szCs w:val="28"/>
               </w:rPr>
               <w:fldChar w:fldCharType="begin"/>
             </w:r>
             <w:r>
               <w:rPr>
-                <w:noProof/>
-                <w:webHidden/>
-              </w:rPr>
-              <w:instrText xml:space="preserve"> PAGEREF _Toc227245945 \h </w:instrText>
-            </w:r>
-            <w:r>
-              <w:rPr>
-                <w:noProof/>
-                <w:webHidden/>
-              </w:rPr>
-            </w:r>
-            <w:r>
-              <w:rPr>
-                <w:noProof/>
-                <w:webHidden/>
+                <w:rFonts w:ascii="Times New Roman" w:hAnsi="Times New Roman" w:cs="Times New Roman"/>
+                <w:noProof/>
+                <w:webHidden/>
+                <w:sz w:val="28"/>
+                <w:szCs w:val="28"/>
+              </w:rPr>
+              <w:instrText xml:space="preserve"> PAGEREF _Toc227325310 \h </w:instrText>
+            </w:r>
+            <w:r>
+              <w:rPr>
+                <w:rFonts w:ascii="Times New Roman" w:hAnsi="Times New Roman" w:cs="Times New Roman"/>
+                <w:noProof/>
+                <w:webHidden/>
+                <w:sz w:val="28"/>
+                <w:szCs w:val="28"/>
+              </w:rPr>
+            </w:r>
+            <w:r>
+              <w:rPr>
+                <w:rFonts w:ascii="Times New Roman" w:hAnsi="Times New Roman" w:cs="Times New Roman"/>
+                <w:noProof/>
+                <w:webHidden/>
+                <w:sz w:val="28"/>
+                <w:szCs w:val="28"/>
               </w:rPr>
               <w:fldChar w:fldCharType="separate"/>
             </w:r>
             <w:r>
               <w:rPr>
-                <w:noProof/>
-                <w:webHidden/>
-              </w:rPr>
-              <w:t>28</w:t>
-            </w:r>
-            <w:r>
-              <w:rPr>
-                <w:noProof/>
-                <w:webHidden/>
+                <w:rFonts w:ascii="Times New Roman" w:hAnsi="Times New Roman" w:cs="Times New Roman"/>
+                <w:noProof/>
+                <w:webHidden/>
+                <w:sz w:val="28"/>
+                <w:szCs w:val="28"/>
+              </w:rPr>
+              <w:t>33</w:t>
+            </w:r>
+            <w:r>
+              <w:rPr>
+                <w:rFonts w:ascii="Times New Roman" w:hAnsi="Times New Roman" w:cs="Times New Roman"/>
+                <w:noProof/>
+                <w:webHidden/>
+                <w:sz w:val="28"/>
+                <w:szCs w:val="28"/>
               </w:rPr>
               <w:fldChar w:fldCharType="end"/>
             </w:r>
           </w:hyperlink>
         </w:p>
         <w:p>
+          <w:pPr>
+            <w:rPr>
+              <w:b/>
+              <w:bCs/>
+            </w:rPr>
+          </w:pPr>
           <w:r>
             <w:rPr>
               <w:rFonts w:ascii="Times New Roman" w:hAnsi="Times New Roman" w:cs="Times New Roman"/>
@@ -3109,18 +3662,14 @@
     <w:p>
       <w:pPr>
         <w:rPr>
-          <w:rFonts w:ascii="Times New Roman" w:hAnsi="Times New Roman" w:cs="Times New Roman"/>
           <w:b/>
-          <w:sz w:val="28"/>
-          <w:szCs w:val="28"/>
-        </w:rPr>
-      </w:pPr>
-      <w:r>
-        <w:rPr>
-          <w:rFonts w:ascii="Times New Roman" w:hAnsi="Times New Roman" w:cs="Times New Roman"/>
+          <w:bCs/>
+        </w:rPr>
+      </w:pPr>
+      <w:r>
+        <w:rPr>
           <w:b/>
-          <w:sz w:val="28"/>
-          <w:szCs w:val="28"/>
+          <w:bCs/>
         </w:rPr>
         <w:br w:type="page"/>
       </w:r>
@@ -3137,7 +3686,7 @@
           <w:szCs w:val="28"/>
         </w:rPr>
       </w:pPr>
-      <w:bookmarkStart w:id="1" w:name="_Toc227245917"/>
+      <w:bookmarkStart w:id="1" w:name="_Toc227325280"/>
       <w:r>
         <w:rPr>
           <w:rFonts w:ascii="Times New Roman" w:hAnsi="Times New Roman" w:cs="Times New Roman"/>
@@ -3456,7 +4005,7 @@
           <w:szCs w:val="28"/>
         </w:rPr>
       </w:pPr>
-      <w:bookmarkStart w:id="2" w:name="_Toc227245918"/>
+      <w:bookmarkStart w:id="2" w:name="_Toc227325281"/>
       <w:r>
         <w:rPr>
           <w:rFonts w:ascii="Times New Roman" w:hAnsi="Times New Roman" w:cs="Times New Roman"/>
@@ -3488,7 +4037,7 @@
           <w:szCs w:val="28"/>
         </w:rPr>
       </w:pPr>
-      <w:bookmarkStart w:id="3" w:name="_Toc227245919"/>
+      <w:bookmarkStart w:id="3" w:name="_Toc227325282"/>
       <w:r>
         <w:rPr>
           <w:rFonts w:ascii="Times New Roman" w:hAnsi="Times New Roman" w:cs="Times New Roman"/>
@@ -3651,7 +4200,7 @@
           <w:szCs w:val="28"/>
         </w:rPr>
       </w:pPr>
-      <w:bookmarkStart w:id="4" w:name="_Toc227245920"/>
+      <w:bookmarkStart w:id="4" w:name="_Toc227325283"/>
       <w:r>
         <w:rPr>
           <w:rFonts w:ascii="Times New Roman" w:hAnsi="Times New Roman" w:cs="Times New Roman"/>
@@ -3815,7 +4364,7 @@
           <w:szCs w:val="28"/>
         </w:rPr>
       </w:pPr>
-      <w:bookmarkStart w:id="5" w:name="_Toc227245921"/>
+      <w:bookmarkStart w:id="5" w:name="_Toc227325284"/>
       <w:r>
         <w:rPr>
           <w:rFonts w:ascii="Times New Roman" w:hAnsi="Times New Roman" w:cs="Times New Roman"/>
@@ -4253,7 +4802,7 @@
           <w:szCs w:val="28"/>
         </w:rPr>
       </w:pPr>
-      <w:bookmarkStart w:id="6" w:name="_Toc227245922"/>
+      <w:bookmarkStart w:id="6" w:name="_Toc227325285"/>
       <w:r>
         <w:rPr>
           <w:rFonts w:ascii="Times New Roman" w:hAnsi="Times New Roman" w:cs="Times New Roman"/>
@@ -4285,7 +4834,7 @@
           <w:szCs w:val="28"/>
         </w:rPr>
       </w:pPr>
-      <w:bookmarkStart w:id="7" w:name="_Toc227245923"/>
+      <w:bookmarkStart w:id="7" w:name="_Toc227325286"/>
       <w:r>
         <w:rPr>
           <w:rFonts w:ascii="Times New Roman" w:hAnsi="Times New Roman" w:cs="Times New Roman"/>
@@ -4475,7 +5024,7 @@
           <w:szCs w:val="28"/>
         </w:rPr>
       </w:pPr>
-      <w:bookmarkStart w:id="8" w:name="_Toc227245924"/>
+      <w:bookmarkStart w:id="8" w:name="_Toc227325287"/>
       <w:r>
         <w:rPr>
           <w:rFonts w:ascii="Times New Roman" w:hAnsi="Times New Roman" w:cs="Times New Roman"/>
@@ -4630,7 +5179,23 @@
           <w:sz w:val="28"/>
           <w:szCs w:val="28"/>
         </w:rPr>
-        <w:t xml:space="preserve"> включать несколько основных страниц, каждая из которых выполняет определенную функцию. Главная страница сайта предназначена для представления основной информации об учебном учреждении, его преимуществах, образовательных </w:t>
+        <w:t xml:space="preserve"> включать несколько основных страниц, каждая из которых выполняет определенную функцию. Главная страница сайта предназначена для представления основной информации об учебном учреждении, его преимуществах, образовательных возможностях и актуальных новостях</w:t>
+      </w:r>
+      <w:r>
+        <w:rPr>
+          <w:color w:val="000000"/>
+          <w:sz w:val="28"/>
+          <w:szCs w:val="28"/>
+        </w:rPr>
+        <w:t xml:space="preserve"> (см. приложение А рис. А.1)</w:t>
+      </w:r>
+      <w:r>
+        <w:rPr>
+          <w:color w:val="000000"/>
+          <w:sz w:val="28"/>
+          <w:szCs w:val="28"/>
+        </w:rPr>
+        <w:t xml:space="preserve">. На данной </w:t>
       </w:r>
       <w:r>
         <w:rPr>
@@ -4639,7 +5204,7 @@
           <w:szCs w:val="28"/>
         </w:rPr>
         <w:lastRenderedPageBreak/>
-        <w:t>возможностях и актуальных новостях. На данной странице могут размещаться информационные блоки, баннеры, а также ссылки на основные разделы сайта.</w:t>
+        <w:t>странице могут размещаться информационные блоки, баннеры, а также ссылки на основные разделы сайта.</w:t>
       </w:r>
     </w:p>
     <w:p>
@@ -4692,7 +5257,23 @@
           <w:sz w:val="28"/>
           <w:szCs w:val="28"/>
         </w:rPr>
-        <w:t xml:space="preserve">, направлениями деятельности и достижениями. Также на сайте </w:t>
+        <w:t>, направлениями деятельности и достижениями</w:t>
+      </w:r>
+      <w:r>
+        <w:rPr>
+          <w:color w:val="000000"/>
+          <w:sz w:val="28"/>
+          <w:szCs w:val="28"/>
+        </w:rPr>
+        <w:t xml:space="preserve">. </w:t>
+      </w:r>
+      <w:r>
+        <w:rPr>
+          <w:color w:val="000000"/>
+          <w:sz w:val="28"/>
+          <w:szCs w:val="28"/>
+        </w:rPr>
+        <w:t xml:space="preserve">Также на сайте </w:t>
       </w:r>
       <w:r>
         <w:rPr>
@@ -4708,7 +5289,23 @@
           <w:sz w:val="28"/>
           <w:szCs w:val="28"/>
         </w:rPr>
-        <w:t xml:space="preserve"> присутствовать страница с описанием образовательных программ и направлений подготовки, на которой представляется информация о доступных специальностях, условиях обучения и возможностях для студентов.</w:t>
+        <w:t xml:space="preserve"> присутствовать страница с описанием образовательных программ и направлений подготовки, на которой представляется информация о доступных специальностях, условиях обучения и возможностях для студентов</w:t>
+      </w:r>
+      <w:r>
+        <w:rPr>
+          <w:color w:val="000000"/>
+          <w:sz w:val="28"/>
+          <w:szCs w:val="28"/>
+        </w:rPr>
+        <w:t xml:space="preserve"> (см. приложение А рис А.3)</w:t>
+      </w:r>
+      <w:r>
+        <w:rPr>
+          <w:color w:val="000000"/>
+          <w:sz w:val="28"/>
+          <w:szCs w:val="28"/>
+        </w:rPr>
+        <w:t>.</w:t>
       </w:r>
     </w:p>
     <w:p>
@@ -4729,7 +5326,31 @@
           <w:sz w:val="28"/>
           <w:szCs w:val="28"/>
         </w:rPr>
-        <w:t xml:space="preserve">Для повышения информативности сайта предусматривается раздел новостей и событий, в котором размещается информация о проводимых мероприятиях, достижениях студентов и преподавателей, а также других значимых событиях учебного учреждения. </w:t>
+        <w:t>Для повышения информативности сайта предусматривается раздел новостей и событий, в котором размещается информация о проводимых мероприятиях, достижениях студентов и преподавателей, а также других значимых событиях учебного учреждения</w:t>
+      </w:r>
+      <w:r>
+        <w:rPr>
+          <w:color w:val="000000"/>
+          <w:sz w:val="28"/>
+          <w:szCs w:val="28"/>
+        </w:rPr>
+        <w:t xml:space="preserve"> </w:t>
+      </w:r>
+      <w:r>
+        <w:rPr>
+          <w:color w:val="000000"/>
+          <w:sz w:val="28"/>
+          <w:szCs w:val="28"/>
+        </w:rPr>
+        <w:t>(см. приложение А рис А.2)</w:t>
+      </w:r>
+      <w:r>
+        <w:rPr>
+          <w:color w:val="000000"/>
+          <w:sz w:val="28"/>
+          <w:szCs w:val="28"/>
+        </w:rPr>
+        <w:t xml:space="preserve">. </w:t>
       </w:r>
     </w:p>
     <w:p>
@@ -4766,7 +5387,23 @@
           <w:sz w:val="28"/>
           <w:szCs w:val="28"/>
         </w:rPr>
-        <w:t xml:space="preserve"> включать страницу с контактной информацией, где будут указаны </w:t>
+        <w:t xml:space="preserve"> включать </w:t>
+      </w:r>
+      <w:r>
+        <w:rPr>
+          <w:color w:val="000000"/>
+          <w:sz w:val="28"/>
+          <w:szCs w:val="28"/>
+        </w:rPr>
+        <w:t>футер (нижняя часть сайта)</w:t>
+      </w:r>
+      <w:r>
+        <w:rPr>
+          <w:color w:val="000000"/>
+          <w:sz w:val="28"/>
+          <w:szCs w:val="28"/>
+        </w:rPr>
+        <w:t xml:space="preserve"> с контактной информацией, где будут указаны </w:t>
       </w:r>
       <w:r>
         <w:rPr>
@@ -4820,6 +5457,157 @@
           <w:szCs w:val="28"/>
         </w:rPr>
         <w:t xml:space="preserve"> обеспечивать быстрый переход между разделами сайта. Для этого используются меню навигации, ссылки и кнопки, позволяющие пользователям удобно перемещаться между страницами. </w:t>
+      </w:r>
+    </w:p>
+    <w:p>
+      <w:pPr>
+        <w:pStyle w:val="a3"/>
+        <w:spacing w:before="0" w:beforeAutospacing="0" w:after="0" w:afterAutospacing="0" w:line="360" w:lineRule="auto"/>
+        <w:ind w:firstLine="709"/>
+        <w:jc w:val="both"/>
+        <w:rPr>
+          <w:color w:val="000000"/>
+          <w:sz w:val="28"/>
+          <w:szCs w:val="28"/>
+        </w:rPr>
+      </w:pPr>
+      <w:r>
+        <w:rPr>
+          <w:color w:val="000000"/>
+          <w:sz w:val="28"/>
+          <w:szCs w:val="28"/>
+        </w:rPr>
+        <w:t xml:space="preserve">Для сбора заявок </w:t>
+      </w:r>
+      <w:r>
+        <w:rPr>
+          <w:color w:val="000000"/>
+          <w:sz w:val="28"/>
+          <w:szCs w:val="28"/>
+        </w:rPr>
+        <w:t>на консультацию</w:t>
+      </w:r>
+      <w:r>
+        <w:rPr>
+          <w:color w:val="000000"/>
+          <w:sz w:val="28"/>
+          <w:szCs w:val="28"/>
+        </w:rPr>
+        <w:t xml:space="preserve"> предусмотрена страница с интерактивной формой </w:t>
+      </w:r>
+      <w:r>
+        <w:rPr>
+          <w:color w:val="000000"/>
+          <w:sz w:val="28"/>
+          <w:szCs w:val="28"/>
+        </w:rPr>
+        <w:t xml:space="preserve">для ввода данных </w:t>
+      </w:r>
+      <w:r>
+        <w:rPr>
+          <w:color w:val="000000"/>
+          <w:sz w:val="28"/>
+          <w:szCs w:val="28"/>
+        </w:rPr>
+        <w:t>(см. приложение А рис А.</w:t>
+      </w:r>
+      <w:r>
+        <w:rPr>
+          <w:color w:val="000000"/>
+          <w:sz w:val="28"/>
+          <w:szCs w:val="28"/>
+        </w:rPr>
+        <w:t>6</w:t>
+      </w:r>
+      <w:r>
+        <w:rPr>
+          <w:color w:val="000000"/>
+          <w:sz w:val="28"/>
+          <w:szCs w:val="28"/>
+        </w:rPr>
+        <w:t>)</w:t>
+      </w:r>
+      <w:r>
+        <w:rPr>
+          <w:color w:val="000000"/>
+          <w:sz w:val="28"/>
+          <w:szCs w:val="28"/>
+        </w:rPr>
+        <w:t>. Пользователь может ввести свои контактные данные</w:t>
+      </w:r>
+      <w:r>
+        <w:rPr>
+          <w:color w:val="000000"/>
+          <w:sz w:val="28"/>
+          <w:szCs w:val="28"/>
+        </w:rPr>
+        <w:t xml:space="preserve">: </w:t>
+      </w:r>
+      <w:r>
+        <w:rPr>
+          <w:color w:val="000000"/>
+          <w:sz w:val="28"/>
+          <w:szCs w:val="28"/>
+        </w:rPr>
+        <w:t xml:space="preserve">ФИО и номер телефона. Обязательным элементом формы является </w:t>
+      </w:r>
+      <w:proofErr w:type="spellStart"/>
+      <w:r>
+        <w:rPr>
+          <w:color w:val="000000"/>
+          <w:sz w:val="28"/>
+          <w:szCs w:val="28"/>
+        </w:rPr>
+        <w:t>чекбокс</w:t>
+      </w:r>
+      <w:proofErr w:type="spellEnd"/>
+      <w:r>
+        <w:rPr>
+          <w:color w:val="000000"/>
+          <w:sz w:val="28"/>
+          <w:szCs w:val="28"/>
+        </w:rPr>
+        <w:t xml:space="preserve"> подтверждения согласия на обработку персональных данных</w:t>
+      </w:r>
+      <w:r>
+        <w:rPr>
+          <w:color w:val="000000"/>
+          <w:sz w:val="28"/>
+          <w:szCs w:val="28"/>
+        </w:rPr>
+        <w:t xml:space="preserve"> </w:t>
+      </w:r>
+      <w:r>
+        <w:rPr>
+          <w:color w:val="000000"/>
+          <w:sz w:val="28"/>
+          <w:szCs w:val="28"/>
+        </w:rPr>
+        <w:t>(см. приложение А рис А.</w:t>
+      </w:r>
+      <w:r>
+        <w:rPr>
+          <w:color w:val="000000"/>
+          <w:sz w:val="28"/>
+          <w:szCs w:val="28"/>
+        </w:rPr>
+        <w:t>7</w:t>
+      </w:r>
+      <w:r>
+        <w:rPr>
+          <w:color w:val="000000"/>
+          <w:sz w:val="28"/>
+          <w:szCs w:val="28"/>
+        </w:rPr>
+        <w:t>)</w:t>
+      </w:r>
+      <w:r>
+        <w:rPr>
+          <w:color w:val="000000"/>
+          <w:sz w:val="28"/>
+          <w:szCs w:val="28"/>
+        </w:rPr>
+        <w:t>, что обеспечивает соответствие правовым нормам. Завершение процесса взаимодействия осуществляется нажатием кнопки «Отправить», после чего система уведомляет пользователя об успешной передаче информации.</w:t>
       </w:r>
     </w:p>
     <w:p>
@@ -4840,7 +5628,7 @@
           <w:szCs w:val="28"/>
         </w:rPr>
       </w:pPr>
-      <w:bookmarkStart w:id="9" w:name="_Toc227245925"/>
+      <w:bookmarkStart w:id="9" w:name="_Toc227325288"/>
       <w:r>
         <w:rPr>
           <w:rFonts w:ascii="Times New Roman" w:hAnsi="Times New Roman" w:cs="Times New Roman"/>
@@ -4849,6 +5637,7 @@
           <w:sz w:val="28"/>
           <w:szCs w:val="28"/>
         </w:rPr>
+        <w:lastRenderedPageBreak/>
         <w:t>Требования к аппаратным и программным интерфейсам</w:t>
       </w:r>
       <w:bookmarkEnd w:id="9"/>
@@ -4956,16 +5745,7 @@
           <w:sz w:val="28"/>
           <w:szCs w:val="28"/>
         </w:rPr>
-        <w:t xml:space="preserve"> сервер с современным многозадачным процессором, обладающим высокой тактовой </w:t>
-      </w:r>
-      <w:r>
-        <w:rPr>
-          <w:color w:val="000000"/>
-          <w:sz w:val="28"/>
-          <w:szCs w:val="28"/>
-        </w:rPr>
-        <w:lastRenderedPageBreak/>
-        <w:t xml:space="preserve">частотой, а также оперативной памятью объемом 8 гигабайт. Для хранения данных и обеспечения быстрой работы системы используется реляционная база данных </w:t>
+        <w:t xml:space="preserve"> сервер с современным многозадачным процессором, обладающим высокой тактовой частотой, а также оперативной памятью объемом 8 гигабайт. Для хранения данных и обеспечения быстрой работы системы используется реляционная база данных </w:t>
       </w:r>
       <w:proofErr w:type="spellStart"/>
       <w:r>
@@ -5208,6 +5988,7 @@
           <w:sz w:val="28"/>
           <w:szCs w:val="28"/>
         </w:rPr>
+        <w:lastRenderedPageBreak/>
         <w:t xml:space="preserve">Клиентская часть системы предполагает использование различных пользовательских устройств, с помощью которых осуществляется доступ к сайту. Пользователи могут работать с системой посредством персональных компьютеров, ноутбуков, планшетов и смартфонов. Для корректной работы веб-интерфейса на устройствах пользователей должны быть установлены современные интернет-браузеры, поддерживающие технологии HTML, CSS и JavaScript. </w:t>
       </w:r>
     </w:p>
@@ -5282,7 +6063,6 @@
           <w:szCs w:val="28"/>
           <w:lang w:val="en-US"/>
         </w:rPr>
-        <w:lastRenderedPageBreak/>
         <w:t>Celery</w:t>
       </w:r>
       <w:r>
@@ -5459,6 +6239,7 @@
           <w:sz w:val="28"/>
           <w:szCs w:val="28"/>
         </w:rPr>
+        <w:lastRenderedPageBreak/>
         <w:t>Использование указанных технологий обеспечивает надежную, стабильную и эффективную работу разрабатываемого веб-приложения, а также упрощает процесс его дальнейшего развития и поддержки.</w:t>
       </w:r>
     </w:p>
@@ -5480,7 +6261,7 @@
           <w:szCs w:val="28"/>
         </w:rPr>
       </w:pPr>
-      <w:bookmarkStart w:id="10" w:name="_Toc227245926"/>
+      <w:bookmarkStart w:id="10" w:name="_Toc227325289"/>
       <w:r>
         <w:rPr>
           <w:rFonts w:ascii="Times New Roman" w:hAnsi="Times New Roman" w:cs="Times New Roman"/>
@@ -5564,16 +6345,7 @@
           <w:sz w:val="28"/>
           <w:szCs w:val="28"/>
         </w:rPr>
-        <w:t xml:space="preserve">Для работы с сайтом пользователям достаточно обладать базовыми навыками использования интернет-браузера и навигации по веб-страницам. </w:t>
-      </w:r>
-      <w:r>
-        <w:rPr>
-          <w:color w:val="000000"/>
-          <w:sz w:val="28"/>
-          <w:szCs w:val="28"/>
-        </w:rPr>
-        <w:lastRenderedPageBreak/>
-        <w:t>Доступ к сайту осуществляется через стандартный веб-браузер без необходимости установки дополнительного программного обеспечения.</w:t>
+        <w:t>Для работы с сайтом пользователям достаточно обладать базовыми навыками использования интернет-браузера и навигации по веб-страницам. Доступ к сайту осуществляется через стандартный веб-браузер без необходимости установки дополнительного программного обеспечения.</w:t>
       </w:r>
     </w:p>
     <w:p>
@@ -5594,7 +6366,7 @@
           <w:szCs w:val="28"/>
         </w:rPr>
       </w:pPr>
-      <w:bookmarkStart w:id="11" w:name="_Toc227245927"/>
+      <w:bookmarkStart w:id="11" w:name="_Toc227325290"/>
       <w:r>
         <w:rPr>
           <w:rFonts w:ascii="Times New Roman" w:hAnsi="Times New Roman" w:cs="Times New Roman"/>
@@ -5800,6 +6572,7 @@
           <w:sz w:val="28"/>
           <w:szCs w:val="28"/>
         </w:rPr>
+        <w:lastRenderedPageBreak/>
         <w:t xml:space="preserve">Система также </w:t>
       </w:r>
       <w:r>
@@ -5903,7 +6676,6 @@
           <w:sz w:val="28"/>
           <w:szCs w:val="28"/>
         </w:rPr>
-        <w:lastRenderedPageBreak/>
         <w:t xml:space="preserve">Также необходимо учитывать ограничения, связанные с количеством одновременно работающих пользователей. Система </w:t>
       </w:r>
       <w:r>
@@ -6085,7 +6857,7 @@
           <w:szCs w:val="28"/>
         </w:rPr>
       </w:pPr>
-      <w:bookmarkStart w:id="12" w:name="_Toc227245928"/>
+      <w:bookmarkStart w:id="12" w:name="_Toc227325291"/>
       <w:r>
         <w:rPr>
           <w:rFonts w:ascii="Times New Roman" w:hAnsi="Times New Roman" w:cs="Times New Roman"/>
@@ -6345,7 +7117,7 @@
         </w:rPr>
         <w:t xml:space="preserve"> </w:t>
       </w:r>
-      <w:bookmarkStart w:id="13" w:name="_Toc227245929"/>
+      <w:bookmarkStart w:id="13" w:name="_Toc227325292"/>
       <w:r>
         <w:rPr>
           <w:rFonts w:ascii="Times New Roman" w:hAnsi="Times New Roman" w:cs="Times New Roman"/>
@@ -6890,7 +7662,7 @@
           <w:szCs w:val="28"/>
         </w:rPr>
       </w:pPr>
-      <w:bookmarkStart w:id="14" w:name="_Toc227245930"/>
+      <w:bookmarkStart w:id="14" w:name="_Toc227325293"/>
       <w:r>
         <w:rPr>
           <w:rFonts w:ascii="Times New Roman" w:hAnsi="Times New Roman" w:cs="Times New Roman"/>
@@ -7042,7 +7814,7 @@
           <w:szCs w:val="28"/>
         </w:rPr>
       </w:pPr>
-      <w:bookmarkStart w:id="15" w:name="_Toc227245931"/>
+      <w:bookmarkStart w:id="15" w:name="_Toc227325294"/>
       <w:r>
         <w:rPr>
           <w:rFonts w:ascii="Times New Roman" w:hAnsi="Times New Roman" w:cs="Times New Roman"/>
@@ -7183,7 +7955,7 @@
           <w:szCs w:val="28"/>
         </w:rPr>
       </w:pPr>
-      <w:bookmarkStart w:id="16" w:name="_Toc227245932"/>
+      <w:bookmarkStart w:id="16" w:name="_Toc227325295"/>
       <w:r>
         <w:rPr>
           <w:rFonts w:ascii="Times New Roman" w:hAnsi="Times New Roman" w:cs="Times New Roman"/>
@@ -7214,7 +7986,51 @@
           <w:sz w:val="28"/>
           <w:szCs w:val="28"/>
         </w:rPr>
-        <w:t xml:space="preserve">, Redis, Celery и </w:t>
+        <w:t xml:space="preserve">, </w:t>
+      </w:r>
+      <w:proofErr w:type="spellStart"/>
+      <w:r>
+        <w:rPr>
+          <w:rFonts w:ascii="Times New Roman" w:hAnsi="Times New Roman" w:cs="Times New Roman"/>
+          <w:b/>
+          <w:color w:val="auto"/>
+          <w:sz w:val="28"/>
+          <w:szCs w:val="28"/>
+        </w:rPr>
+        <w:t>Redis</w:t>
+      </w:r>
+      <w:proofErr w:type="spellEnd"/>
+      <w:r>
+        <w:rPr>
+          <w:rFonts w:ascii="Times New Roman" w:hAnsi="Times New Roman" w:cs="Times New Roman"/>
+          <w:b/>
+          <w:color w:val="auto"/>
+          <w:sz w:val="28"/>
+          <w:szCs w:val="28"/>
+        </w:rPr>
+        <w:t xml:space="preserve">, </w:t>
+      </w:r>
+      <w:proofErr w:type="spellStart"/>
+      <w:r>
+        <w:rPr>
+          <w:rFonts w:ascii="Times New Roman" w:hAnsi="Times New Roman" w:cs="Times New Roman"/>
+          <w:b/>
+          <w:color w:val="auto"/>
+          <w:sz w:val="28"/>
+          <w:szCs w:val="28"/>
+        </w:rPr>
+        <w:t>Celery</w:t>
+      </w:r>
+      <w:proofErr w:type="spellEnd"/>
+      <w:r>
+        <w:rPr>
+          <w:rFonts w:ascii="Times New Roman" w:hAnsi="Times New Roman" w:cs="Times New Roman"/>
+          <w:b/>
+          <w:color w:val="auto"/>
+          <w:sz w:val="28"/>
+          <w:szCs w:val="28"/>
+        </w:rPr>
+        <w:t xml:space="preserve"> и </w:t>
       </w:r>
       <w:r>
         <w:rPr>
@@ -7458,7 +8274,31 @@
           <w:sz w:val="28"/>
           <w:szCs w:val="28"/>
         </w:rPr>
-        <w:t>обоснован тем, что связка таких инструментов позволяет ускорить время работы приложения, благодаря задачам, исполняемых на фоне.</w:t>
+        <w:t>обоснован тем, что связка таких инструментов позволяет ускорить время работы приложения, благодаря задачам, исполняемых на фоне</w:t>
+      </w:r>
+      <w:r>
+        <w:rPr>
+          <w:color w:val="000000"/>
+          <w:sz w:val="28"/>
+          <w:szCs w:val="28"/>
+        </w:rPr>
+        <w:t xml:space="preserve"> (</w:t>
+      </w:r>
+      <w:r>
+        <w:rPr>
+          <w:color w:val="000000"/>
+          <w:sz w:val="28"/>
+          <w:szCs w:val="28"/>
+        </w:rPr>
+        <w:t>см. приложение Б листинг Б.4)</w:t>
+      </w:r>
+      <w:r>
+        <w:rPr>
+          <w:color w:val="000000"/>
+          <w:sz w:val="28"/>
+          <w:szCs w:val="28"/>
+        </w:rPr>
+        <w:t>.</w:t>
       </w:r>
     </w:p>
     <w:p>
@@ -7593,7 +8433,7 @@
           <w:szCs w:val="28"/>
         </w:rPr>
       </w:pPr>
-      <w:bookmarkStart w:id="17" w:name="_Toc227245933"/>
+      <w:bookmarkStart w:id="17" w:name="_Toc227325296"/>
       <w:r>
         <w:rPr>
           <w:rFonts w:ascii="Times New Roman" w:hAnsi="Times New Roman" w:cs="Times New Roman"/>
@@ -7748,7 +8588,7 @@
           <w:szCs w:val="28"/>
         </w:rPr>
       </w:pPr>
-      <w:bookmarkStart w:id="18" w:name="_Toc227245934"/>
+      <w:bookmarkStart w:id="18" w:name="_Toc227325297"/>
       <w:r>
         <w:rPr>
           <w:rFonts w:ascii="Times New Roman" w:hAnsi="Times New Roman" w:cs="Times New Roman"/>
@@ -7809,7 +8649,7 @@
           <w:szCs w:val="28"/>
         </w:rPr>
       </w:pPr>
-      <w:bookmarkStart w:id="19" w:name="_Toc227245935"/>
+      <w:bookmarkStart w:id="19" w:name="_Toc227325298"/>
       <w:r>
         <w:rPr>
           <w:rFonts w:ascii="Times New Roman" w:hAnsi="Times New Roman" w:cs="Times New Roman"/>
@@ -8069,7 +8909,7 @@
           <w:szCs w:val="28"/>
         </w:rPr>
       </w:pPr>
-      <w:bookmarkStart w:id="20" w:name="_Toc227245936"/>
+      <w:bookmarkStart w:id="20" w:name="_Toc227325299"/>
       <w:r>
         <w:rPr>
           <w:rFonts w:ascii="Times New Roman" w:hAnsi="Times New Roman" w:cs="Times New Roman"/>
@@ -8403,7 +9243,7 @@
           <w:szCs w:val="28"/>
         </w:rPr>
       </w:pPr>
-      <w:bookmarkStart w:id="21" w:name="_Toc227245937"/>
+      <w:bookmarkStart w:id="21" w:name="_Toc227325300"/>
       <w:r>
         <w:rPr>
           <w:rFonts w:ascii="Times New Roman" w:hAnsi="Times New Roman" w:cs="Times New Roman"/>
@@ -8751,7 +9591,7 @@
           <w:szCs w:val="28"/>
         </w:rPr>
       </w:pPr>
-      <w:bookmarkStart w:id="22" w:name="_Toc227245938"/>
+      <w:bookmarkStart w:id="22" w:name="_Toc227325301"/>
       <w:r>
         <w:rPr>
           <w:rFonts w:ascii="Times New Roman" w:hAnsi="Times New Roman" w:cs="Times New Roman"/>
@@ -8782,7 +9622,7 @@
           <w:szCs w:val="28"/>
         </w:rPr>
       </w:pPr>
-      <w:bookmarkStart w:id="23" w:name="_Toc227245939"/>
+      <w:bookmarkStart w:id="23" w:name="_Toc227325302"/>
       <w:r>
         <w:rPr>
           <w:rFonts w:ascii="Times New Roman" w:hAnsi="Times New Roman" w:cs="Times New Roman"/>
@@ -8907,7 +9747,7 @@
           <w:szCs w:val="28"/>
         </w:rPr>
       </w:pPr>
-      <w:bookmarkStart w:id="24" w:name="_Toc227245940"/>
+      <w:bookmarkStart w:id="24" w:name="_Toc227325303"/>
       <w:r>
         <w:rPr>
           <w:rFonts w:ascii="Times New Roman" w:hAnsi="Times New Roman" w:cs="Times New Roman"/>
@@ -8961,9 +9801,40 @@
           <w:rFonts w:ascii="Times New Roman" w:hAnsi="Times New Roman" w:cs="Times New Roman"/>
           <w:sz w:val="28"/>
           <w:szCs w:val="28"/>
-          <w:highlight w:val="yellow"/>
-        </w:rPr>
-        <w:t>(см. приложение А).</w:t>
+        </w:rPr>
+        <w:t xml:space="preserve">(см. приложение </w:t>
+      </w:r>
+      <w:r>
+        <w:rPr>
+          <w:rFonts w:ascii="Times New Roman" w:hAnsi="Times New Roman" w:cs="Times New Roman"/>
+          <w:sz w:val="28"/>
+          <w:szCs w:val="28"/>
+        </w:rPr>
+        <w:t xml:space="preserve">Б </w:t>
+      </w:r>
+      <w:r>
+        <w:rPr>
+          <w:rFonts w:ascii="Times New Roman" w:hAnsi="Times New Roman" w:cs="Times New Roman"/>
+          <w:sz w:val="28"/>
+          <w:szCs w:val="28"/>
+        </w:rPr>
+        <w:t>листинг</w:t>
+      </w:r>
+      <w:r>
+        <w:rPr>
+          <w:rFonts w:ascii="Times New Roman" w:hAnsi="Times New Roman" w:cs="Times New Roman"/>
+          <w:sz w:val="28"/>
+          <w:szCs w:val="28"/>
+        </w:rPr>
+        <w:t>. Б.1</w:t>
+      </w:r>
+      <w:r>
+        <w:rPr>
+          <w:rFonts w:ascii="Times New Roman" w:hAnsi="Times New Roman" w:cs="Times New Roman"/>
+          <w:sz w:val="28"/>
+          <w:szCs w:val="28"/>
+        </w:rPr>
+        <w:t>).</w:t>
       </w:r>
       <w:r>
         <w:rPr>
@@ -9147,7 +10018,39 @@
           <w:sz w:val="28"/>
           <w:szCs w:val="28"/>
         </w:rPr>
-        <w:t xml:space="preserve">запросы на сервер. Также в серверной части был выбран брокер сообщений </w:t>
+        <w:t>запросы на сервер</w:t>
+      </w:r>
+      <w:r>
+        <w:rPr>
+          <w:rFonts w:ascii="Times New Roman" w:hAnsi="Times New Roman" w:cs="Times New Roman"/>
+          <w:sz w:val="28"/>
+          <w:szCs w:val="28"/>
+        </w:rPr>
+        <w:t xml:space="preserve"> (</w:t>
+      </w:r>
+      <w:r>
+        <w:rPr>
+          <w:rFonts w:ascii="Times New Roman" w:hAnsi="Times New Roman" w:cs="Times New Roman"/>
+          <w:sz w:val="28"/>
+          <w:szCs w:val="28"/>
+        </w:rPr>
+        <w:t>см. приложение Б листинг Б.3</w:t>
+      </w:r>
+      <w:r>
+        <w:rPr>
+          <w:rFonts w:ascii="Times New Roman" w:hAnsi="Times New Roman" w:cs="Times New Roman"/>
+          <w:sz w:val="28"/>
+          <w:szCs w:val="28"/>
+        </w:rPr>
+        <w:t>)</w:t>
+      </w:r>
+      <w:r>
+        <w:rPr>
+          <w:rFonts w:ascii="Times New Roman" w:hAnsi="Times New Roman" w:cs="Times New Roman"/>
+          <w:sz w:val="28"/>
+          <w:szCs w:val="28"/>
+        </w:rPr>
+        <w:t xml:space="preserve">. Также в серверной части был выбран брокер сообщений </w:t>
       </w:r>
       <w:r>
         <w:rPr>
@@ -9346,6 +10249,7 @@
           <w:szCs w:val="28"/>
           <w:lang w:val="en-US"/>
         </w:rPr>
+        <w:lastRenderedPageBreak/>
         <w:t>FastAPI</w:t>
       </w:r>
       <w:proofErr w:type="spellEnd"/>
@@ -9363,16 +10267,7 @@
           <w:sz w:val="28"/>
           <w:szCs w:val="28"/>
         </w:rPr>
-        <w:t xml:space="preserve">обрабатывает запрос, клиентский сервис сохраняет данные в базу данных, создает новую фоновую задачу, по отправке </w:t>
-      </w:r>
-      <w:r>
-        <w:rPr>
-          <w:rFonts w:ascii="Times New Roman" w:hAnsi="Times New Roman" w:cs="Times New Roman"/>
-          <w:sz w:val="28"/>
-          <w:szCs w:val="28"/>
-        </w:rPr>
-        <w:lastRenderedPageBreak/>
-        <w:t xml:space="preserve">уведомления на почту администрации и отправляет ее в </w:t>
+        <w:t xml:space="preserve">обрабатывает запрос, клиентский сервис сохраняет данные в базу данных, создает новую фоновую задачу, по отправке уведомления на почту администрации и отправляет ее в </w:t>
       </w:r>
       <w:r>
         <w:rPr>
@@ -9420,9 +10315,24 @@
           <w:rFonts w:ascii="Times New Roman" w:hAnsi="Times New Roman" w:cs="Times New Roman"/>
           <w:sz w:val="28"/>
           <w:szCs w:val="28"/>
-          <w:highlight w:val="yellow"/>
-        </w:rPr>
-        <w:t>(см. приложение А).</w:t>
+        </w:rPr>
+        <w:t xml:space="preserve">(см. приложение </w:t>
+      </w:r>
+      <w:r>
+        <w:rPr>
+          <w:rFonts w:ascii="Times New Roman" w:hAnsi="Times New Roman" w:cs="Times New Roman"/>
+          <w:sz w:val="28"/>
+          <w:szCs w:val="28"/>
+        </w:rPr>
+        <w:t>Б листинг Б.2</w:t>
+      </w:r>
+      <w:r>
+        <w:rPr>
+          <w:rFonts w:ascii="Times New Roman" w:hAnsi="Times New Roman" w:cs="Times New Roman"/>
+          <w:sz w:val="28"/>
+          <w:szCs w:val="28"/>
+        </w:rPr>
+        <w:t>).</w:t>
       </w:r>
     </w:p>
     <w:p>
@@ -9476,7 +10386,7 @@
         </w:rPr>
         <w:br w:type="page"/>
       </w:r>
-      <w:bookmarkStart w:id="25" w:name="_Toc227245941"/>
+      <w:bookmarkStart w:id="25" w:name="_Toc227325304"/>
       <w:r>
         <w:rPr>
           <w:rFonts w:ascii="Times New Roman" w:hAnsi="Times New Roman" w:cs="Times New Roman"/>
@@ -9527,7 +10437,7 @@
           <w:szCs w:val="28"/>
         </w:rPr>
       </w:pPr>
-      <w:bookmarkStart w:id="26" w:name="_Toc227245942"/>
+      <w:bookmarkStart w:id="26" w:name="_Toc227325305"/>
       <w:r>
         <w:rPr>
           <w:rFonts w:ascii="Times New Roman" w:hAnsi="Times New Roman" w:cs="Times New Roman"/>
@@ -9721,7 +10631,7 @@
           <w:szCs w:val="28"/>
         </w:rPr>
       </w:pPr>
-      <w:bookmarkStart w:id="27" w:name="_Toc227245943"/>
+      <w:bookmarkStart w:id="27" w:name="_Toc227325306"/>
       <w:r>
         <w:rPr>
           <w:rFonts w:ascii="Times New Roman" w:hAnsi="Times New Roman" w:cs="Times New Roman"/>
@@ -10214,7 +11124,7 @@
           <w:szCs w:val="28"/>
         </w:rPr>
       </w:pPr>
-      <w:bookmarkStart w:id="28" w:name="_Toc227245944"/>
+      <w:bookmarkStart w:id="28" w:name="_Toc227325307"/>
       <w:r>
         <w:rPr>
           <w:rFonts w:ascii="Times New Roman" w:hAnsi="Times New Roman" w:cs="Times New Roman"/>
@@ -10658,7 +11568,7 @@
           <w:szCs w:val="28"/>
         </w:rPr>
       </w:pPr>
-      <w:bookmarkStart w:id="29" w:name="_Toc227245945"/>
+      <w:bookmarkStart w:id="29" w:name="_Toc227325308"/>
       <w:r>
         <w:rPr>
           <w:rFonts w:ascii="Times New Roman" w:hAnsi="Times New Roman" w:cs="Times New Roman"/>
@@ -12029,9 +12939,53 @@
     </w:p>
     <w:p>
       <w:pPr>
+        <w:pStyle w:val="1"/>
+        <w:spacing w:before="0" w:line="360" w:lineRule="auto"/>
+        <w:rPr>
+          <w:rFonts w:ascii="Times New Roman" w:hAnsi="Times New Roman" w:cs="Times New Roman"/>
+          <w:b/>
+          <w:color w:val="auto"/>
+          <w:sz w:val="28"/>
+          <w:szCs w:val="28"/>
+        </w:rPr>
+      </w:pPr>
+      <w:r>
+        <w:rPr>
+          <w:rFonts w:ascii="Times New Roman" w:hAnsi="Times New Roman" w:cs="Times New Roman"/>
+          <w:b/>
+          <w:sz w:val="28"/>
+          <w:szCs w:val="28"/>
+        </w:rPr>
+        <w:br w:type="page"/>
+      </w:r>
+    </w:p>
+    <w:p>
+      <w:pPr>
+        <w:pStyle w:val="1"/>
+        <w:rPr>
+          <w:rFonts w:ascii="Times New Roman" w:hAnsi="Times New Roman" w:cs="Times New Roman"/>
+          <w:b/>
+          <w:color w:val="auto"/>
+          <w:sz w:val="28"/>
+        </w:rPr>
+      </w:pPr>
+      <w:bookmarkStart w:id="30" w:name="_Toc227325309"/>
+      <w:r>
+        <w:rPr>
+          <w:rFonts w:ascii="Times New Roman" w:hAnsi="Times New Roman" w:cs="Times New Roman"/>
+          <w:b/>
+          <w:color w:val="auto"/>
+          <w:sz w:val="28"/>
+        </w:rPr>
+        <w:lastRenderedPageBreak/>
+        <w:t>Приложение А – Вид веб-интерфейса</w:t>
+      </w:r>
+      <w:bookmarkEnd w:id="30"/>
+    </w:p>
+    <w:p>
+      <w:pPr>
         <w:spacing w:after="0" w:line="360" w:lineRule="auto"/>
-        <w:ind w:firstLine="709"/>
-        <w:jc w:val="both"/>
+        <w:jc w:val="center"/>
         <w:rPr>
           <w:rFonts w:ascii="Times New Roman" w:hAnsi="Times New Roman" w:cs="Times New Roman"/>
           <w:b/>
@@ -12043,6 +12997,3259 @@
         <w:rPr>
           <w:rFonts w:ascii="Times New Roman" w:hAnsi="Times New Roman" w:cs="Times New Roman"/>
           <w:b/>
+          <w:sz w:val="28"/>
+          <w:szCs w:val="28"/>
+        </w:rPr>
+        <w:t xml:space="preserve"> </w:t>
+      </w:r>
+      <w:proofErr w:type="spellStart"/>
+      <w:r>
+        <w:rPr>
+          <w:rFonts w:ascii="Times New Roman" w:hAnsi="Times New Roman" w:cs="Times New Roman"/>
+          <w:b/>
+          <w:sz w:val="28"/>
+          <w:szCs w:val="28"/>
+        </w:rPr>
+        <w:t>прилорисм</w:t>
+      </w:r>
+      <w:proofErr w:type="spellEnd"/>
+      <w:r>
+        <w:rPr>
+          <w:noProof/>
+        </w:rPr>
+        <w:drawing>
+          <wp:inline distT="0" distB="0" distL="0" distR="0" wp14:anchorId="2F4A2BDB" wp14:editId="5D9EE7A1">
+            <wp:extent cx="6096000" cy="4505325"/>
+            <wp:effectExtent l="0" t="0" r="0" b="9525"/>
+            <wp:docPr id="1" name="Рисунок 1"/>
+            <wp:cNvGraphicFramePr>
+              <a:graphicFrameLocks xmlns:a="http://schemas.openxmlformats.org/drawingml/2006/main" noChangeAspect="1"/>
+            </wp:cNvGraphicFramePr>
+            <a:graphic xmlns:a="http://schemas.openxmlformats.org/drawingml/2006/main">
+              <a:graphicData uri="http://schemas.openxmlformats.org/drawingml/2006/picture">
+                <pic:pic xmlns:pic="http://schemas.openxmlformats.org/drawingml/2006/picture">
+                  <pic:nvPicPr>
+                    <pic:cNvPr id="1" name=""/>
+                    <pic:cNvPicPr/>
+                  </pic:nvPicPr>
+                  <pic:blipFill rotWithShape="1">
+                    <a:blip r:embed="rId14"/>
+                    <a:srcRect l="28220" t="6556" r="28968" b="14767"/>
+                    <a:stretch/>
+                  </pic:blipFill>
+                  <pic:spPr bwMode="auto">
+                    <a:xfrm>
+                      <a:off x="0" y="0"/>
+                      <a:ext cx="6096639" cy="4505797"/>
+                    </a:xfrm>
+                    <a:prstGeom prst="rect">
+                      <a:avLst/>
+                    </a:prstGeom>
+                    <a:ln>
+                      <a:noFill/>
+                    </a:ln>
+                    <a:extLst>
+                      <a:ext uri="{53640926-AAD7-44D8-BBD7-CCE9431645EC}">
+                        <a14:shadowObscured xmlns:a14="http://schemas.microsoft.com/office/drawing/2010/main"/>
+                      </a:ext>
+                    </a:extLst>
+                  </pic:spPr>
+                </pic:pic>
+              </a:graphicData>
+            </a:graphic>
+          </wp:inline>
+        </w:drawing>
+      </w:r>
+    </w:p>
+    <w:p>
+      <w:pPr>
+        <w:jc w:val="center"/>
+        <w:rPr>
+          <w:rFonts w:ascii="Times New Roman" w:hAnsi="Times New Roman" w:cs="Times New Roman"/>
+          <w:sz w:val="24"/>
+        </w:rPr>
+      </w:pPr>
+      <w:r>
+        <w:rPr>
+          <w:rFonts w:ascii="Times New Roman" w:hAnsi="Times New Roman" w:cs="Times New Roman"/>
+          <w:sz w:val="24"/>
+        </w:rPr>
+        <w:t xml:space="preserve">Рисунок А.1 – </w:t>
+      </w:r>
+      <w:r>
+        <w:rPr>
+          <w:rFonts w:ascii="Times New Roman" w:hAnsi="Times New Roman" w:cs="Times New Roman"/>
+          <w:sz w:val="24"/>
+        </w:rPr>
+        <w:t>Главная страница сайта</w:t>
+      </w:r>
+    </w:p>
+    <w:p>
+      <w:pPr>
+        <w:spacing w:after="0" w:line="360" w:lineRule="auto"/>
+        <w:jc w:val="center"/>
+        <w:rPr>
+          <w:rFonts w:ascii="Times New Roman" w:hAnsi="Times New Roman" w:cs="Times New Roman"/>
+          <w:sz w:val="24"/>
+        </w:rPr>
+      </w:pPr>
+      <w:r>
+        <w:rPr>
+          <w:noProof/>
+        </w:rPr>
+        <w:lastRenderedPageBreak/>
+        <w:drawing>
+          <wp:inline distT="0" distB="0" distL="0" distR="0" wp14:anchorId="250D5947" wp14:editId="1A8EE986">
+            <wp:extent cx="5962650" cy="4094353"/>
+            <wp:effectExtent l="0" t="0" r="0" b="1905"/>
+            <wp:docPr id="2" name="Рисунок 2"/>
+            <wp:cNvGraphicFramePr>
+              <a:graphicFrameLocks xmlns:a="http://schemas.openxmlformats.org/drawingml/2006/main" noChangeAspect="1"/>
+            </wp:cNvGraphicFramePr>
+            <a:graphic xmlns:a="http://schemas.openxmlformats.org/drawingml/2006/main">
+              <a:graphicData uri="http://schemas.openxmlformats.org/drawingml/2006/picture">
+                <pic:pic xmlns:pic="http://schemas.openxmlformats.org/drawingml/2006/picture">
+                  <pic:nvPicPr>
+                    <pic:cNvPr id="1" name=""/>
+                    <pic:cNvPicPr/>
+                  </pic:nvPicPr>
+                  <pic:blipFill rotWithShape="1">
+                    <a:blip r:embed="rId15"/>
+                    <a:srcRect l="20524" t="7127" r="20791" b="4789"/>
+                    <a:stretch/>
+                  </pic:blipFill>
+                  <pic:spPr bwMode="auto">
+                    <a:xfrm>
+                      <a:off x="0" y="0"/>
+                      <a:ext cx="5995584" cy="4116968"/>
+                    </a:xfrm>
+                    <a:prstGeom prst="rect">
+                      <a:avLst/>
+                    </a:prstGeom>
+                    <a:ln>
+                      <a:noFill/>
+                    </a:ln>
+                    <a:extLst>
+                      <a:ext uri="{53640926-AAD7-44D8-BBD7-CCE9431645EC}">
+                        <a14:shadowObscured xmlns:a14="http://schemas.microsoft.com/office/drawing/2010/main"/>
+                      </a:ext>
+                    </a:extLst>
+                  </pic:spPr>
+                </pic:pic>
+              </a:graphicData>
+            </a:graphic>
+          </wp:inline>
+        </w:drawing>
+      </w:r>
+    </w:p>
+    <w:p>
+      <w:pPr>
+        <w:jc w:val="center"/>
+        <w:rPr>
+          <w:rFonts w:ascii="Times New Roman" w:hAnsi="Times New Roman" w:cs="Times New Roman"/>
+          <w:sz w:val="24"/>
+        </w:rPr>
+      </w:pPr>
+      <w:r>
+        <w:rPr>
+          <w:rFonts w:ascii="Times New Roman" w:hAnsi="Times New Roman" w:cs="Times New Roman"/>
+          <w:sz w:val="24"/>
+        </w:rPr>
+        <w:t>Рисунок А.2 – Страница с новостями, мероприятиями и важными событиями учреждения</w:t>
+      </w:r>
+    </w:p>
+    <w:p>
+      <w:pPr>
+        <w:spacing w:after="0" w:line="360" w:lineRule="auto"/>
+        <w:jc w:val="center"/>
+        <w:rPr>
+          <w:rFonts w:ascii="Times New Roman" w:hAnsi="Times New Roman" w:cs="Times New Roman"/>
+          <w:sz w:val="24"/>
+        </w:rPr>
+      </w:pPr>
+      <w:r>
+        <w:rPr>
+          <w:noProof/>
+        </w:rPr>
+        <w:drawing>
+          <wp:inline distT="0" distB="0" distL="0" distR="0" wp14:anchorId="67FEAC42" wp14:editId="308382BB">
+            <wp:extent cx="5695950" cy="4226865"/>
+            <wp:effectExtent l="0" t="0" r="0" b="2540"/>
+            <wp:docPr id="3" name="Рисунок 3"/>
+            <wp:cNvGraphicFramePr>
+              <a:graphicFrameLocks xmlns:a="http://schemas.openxmlformats.org/drawingml/2006/main" noChangeAspect="1"/>
+            </wp:cNvGraphicFramePr>
+            <a:graphic xmlns:a="http://schemas.openxmlformats.org/drawingml/2006/main">
+              <a:graphicData uri="http://schemas.openxmlformats.org/drawingml/2006/picture">
+                <pic:pic xmlns:pic="http://schemas.openxmlformats.org/drawingml/2006/picture">
+                  <pic:nvPicPr>
+                    <pic:cNvPr id="1" name=""/>
+                    <pic:cNvPicPr/>
+                  </pic:nvPicPr>
+                  <pic:blipFill rotWithShape="1">
+                    <a:blip r:embed="rId16"/>
+                    <a:srcRect l="23090" t="6271" r="24158" b="4505"/>
+                    <a:stretch/>
+                  </pic:blipFill>
+                  <pic:spPr bwMode="auto">
+                    <a:xfrm>
+                      <a:off x="0" y="0"/>
+                      <a:ext cx="5716391" cy="4242034"/>
+                    </a:xfrm>
+                    <a:prstGeom prst="rect">
+                      <a:avLst/>
+                    </a:prstGeom>
+                    <a:ln>
+                      <a:noFill/>
+                    </a:ln>
+                    <a:extLst>
+                      <a:ext uri="{53640926-AAD7-44D8-BBD7-CCE9431645EC}">
+                        <a14:shadowObscured xmlns:a14="http://schemas.microsoft.com/office/drawing/2010/main"/>
+                      </a:ext>
+                    </a:extLst>
+                  </pic:spPr>
+                </pic:pic>
+              </a:graphicData>
+            </a:graphic>
+          </wp:inline>
+        </w:drawing>
+      </w:r>
+    </w:p>
+    <w:p>
+      <w:pPr>
+        <w:jc w:val="center"/>
+        <w:rPr>
+          <w:rFonts w:ascii="Times New Roman" w:hAnsi="Times New Roman" w:cs="Times New Roman"/>
+          <w:sz w:val="24"/>
+        </w:rPr>
+      </w:pPr>
+      <w:r>
+        <w:rPr>
+          <w:rFonts w:ascii="Times New Roman" w:hAnsi="Times New Roman" w:cs="Times New Roman"/>
+          <w:sz w:val="24"/>
+        </w:rPr>
+        <w:t>Рисунок А.3 – Страница с расписанием занятий</w:t>
+      </w:r>
+    </w:p>
+    <w:p>
+      <w:pPr>
+        <w:jc w:val="center"/>
+        <w:rPr>
+          <w:noProof/>
+        </w:rPr>
+      </w:pPr>
+    </w:p>
+    <w:p>
+      <w:pPr>
+        <w:spacing w:after="0" w:line="360" w:lineRule="auto"/>
+        <w:jc w:val="center"/>
+        <w:rPr>
+          <w:rFonts w:ascii="Times New Roman" w:hAnsi="Times New Roman" w:cs="Times New Roman"/>
+          <w:b/>
+          <w:sz w:val="28"/>
+          <w:szCs w:val="28"/>
+        </w:rPr>
+      </w:pPr>
+      <w:r>
+        <w:rPr>
+          <w:noProof/>
+        </w:rPr>
+        <w:lastRenderedPageBreak/>
+        <w:drawing>
+          <wp:inline distT="0" distB="0" distL="0" distR="0" wp14:anchorId="581B1133" wp14:editId="6160931C">
+            <wp:extent cx="5921375" cy="2943225"/>
+            <wp:effectExtent l="0" t="0" r="3175" b="9525"/>
+            <wp:docPr id="4" name="Рисунок 4"/>
+            <wp:cNvGraphicFramePr>
+              <a:graphicFrameLocks xmlns:a="http://schemas.openxmlformats.org/drawingml/2006/main" noChangeAspect="1"/>
+            </wp:cNvGraphicFramePr>
+            <a:graphic xmlns:a="http://schemas.openxmlformats.org/drawingml/2006/main">
+              <a:graphicData uri="http://schemas.openxmlformats.org/drawingml/2006/picture">
+                <pic:pic xmlns:pic="http://schemas.openxmlformats.org/drawingml/2006/picture">
+                  <pic:nvPicPr>
+                    <pic:cNvPr id="1" name=""/>
+                    <pic:cNvPicPr/>
+                  </pic:nvPicPr>
+                  <pic:blipFill rotWithShape="1">
+                    <a:blip r:embed="rId17"/>
+                    <a:srcRect l="320" t="7411" b="4504"/>
+                    <a:stretch/>
+                  </pic:blipFill>
+                  <pic:spPr bwMode="auto">
+                    <a:xfrm>
+                      <a:off x="0" y="0"/>
+                      <a:ext cx="5921375" cy="2943225"/>
+                    </a:xfrm>
+                    <a:prstGeom prst="rect">
+                      <a:avLst/>
+                    </a:prstGeom>
+                    <a:ln>
+                      <a:noFill/>
+                    </a:ln>
+                    <a:extLst>
+                      <a:ext uri="{53640926-AAD7-44D8-BBD7-CCE9431645EC}">
+                        <a14:shadowObscured xmlns:a14="http://schemas.microsoft.com/office/drawing/2010/main"/>
+                      </a:ext>
+                    </a:extLst>
+                  </pic:spPr>
+                </pic:pic>
+              </a:graphicData>
+            </a:graphic>
+          </wp:inline>
+        </w:drawing>
+      </w:r>
+    </w:p>
+    <w:p>
+      <w:pPr>
+        <w:jc w:val="center"/>
+        <w:rPr>
+          <w:rFonts w:ascii="Times New Roman" w:hAnsi="Times New Roman" w:cs="Times New Roman"/>
+          <w:sz w:val="24"/>
+        </w:rPr>
+      </w:pPr>
+      <w:r>
+        <w:rPr>
+          <w:rFonts w:ascii="Times New Roman" w:hAnsi="Times New Roman" w:cs="Times New Roman"/>
+          <w:sz w:val="24"/>
+        </w:rPr>
+        <w:t>Рисунок А.4 – Страница со стоимостью обучения</w:t>
+      </w:r>
+    </w:p>
+    <w:p>
+      <w:pPr>
+        <w:spacing w:after="0" w:line="360" w:lineRule="auto"/>
+        <w:jc w:val="center"/>
+        <w:rPr>
+          <w:rFonts w:ascii="Times New Roman" w:hAnsi="Times New Roman" w:cs="Times New Roman"/>
+          <w:b/>
+          <w:sz w:val="28"/>
+          <w:szCs w:val="28"/>
+        </w:rPr>
+      </w:pPr>
+      <w:r>
+        <w:rPr>
+          <w:noProof/>
+        </w:rPr>
+        <w:drawing>
+          <wp:inline distT="0" distB="0" distL="0" distR="0" wp14:anchorId="7A10BA08" wp14:editId="2740F2C8">
+            <wp:extent cx="5830522" cy="3781425"/>
+            <wp:effectExtent l="0" t="0" r="0" b="0"/>
+            <wp:docPr id="5" name="Рисунок 5"/>
+            <wp:cNvGraphicFramePr>
+              <a:graphicFrameLocks xmlns:a="http://schemas.openxmlformats.org/drawingml/2006/main" noChangeAspect="1"/>
+            </wp:cNvGraphicFramePr>
+            <a:graphic xmlns:a="http://schemas.openxmlformats.org/drawingml/2006/main">
+              <a:graphicData uri="http://schemas.openxmlformats.org/drawingml/2006/picture">
+                <pic:pic xmlns:pic="http://schemas.openxmlformats.org/drawingml/2006/picture">
+                  <pic:nvPicPr>
+                    <pic:cNvPr id="1" name=""/>
+                    <pic:cNvPicPr/>
+                  </pic:nvPicPr>
+                  <pic:blipFill rotWithShape="1">
+                    <a:blip r:embed="rId18"/>
+                    <a:srcRect l="18600" t="7127" r="18226" b="3934"/>
+                    <a:stretch/>
+                  </pic:blipFill>
+                  <pic:spPr bwMode="auto">
+                    <a:xfrm>
+                      <a:off x="0" y="0"/>
+                      <a:ext cx="5848536" cy="3793108"/>
+                    </a:xfrm>
+                    <a:prstGeom prst="rect">
+                      <a:avLst/>
+                    </a:prstGeom>
+                    <a:ln>
+                      <a:noFill/>
+                    </a:ln>
+                    <a:extLst>
+                      <a:ext uri="{53640926-AAD7-44D8-BBD7-CCE9431645EC}">
+                        <a14:shadowObscured xmlns:a14="http://schemas.microsoft.com/office/drawing/2010/main"/>
+                      </a:ext>
+                    </a:extLst>
+                  </pic:spPr>
+                </pic:pic>
+              </a:graphicData>
+            </a:graphic>
+          </wp:inline>
+        </w:drawing>
+      </w:r>
+    </w:p>
+    <w:p>
+      <w:pPr>
+        <w:jc w:val="center"/>
+        <w:rPr>
+          <w:rFonts w:ascii="Times New Roman" w:hAnsi="Times New Roman" w:cs="Times New Roman"/>
+          <w:sz w:val="24"/>
+        </w:rPr>
+      </w:pPr>
+      <w:r>
+        <w:rPr>
+          <w:rFonts w:ascii="Times New Roman" w:hAnsi="Times New Roman" w:cs="Times New Roman"/>
+          <w:sz w:val="24"/>
+        </w:rPr>
+        <w:t>Рисунок А.5 – Страница с ведомостью</w:t>
+      </w:r>
+    </w:p>
+    <w:p>
+      <w:pPr>
+        <w:jc w:val="center"/>
+        <w:rPr>
+          <w:noProof/>
+        </w:rPr>
+      </w:pPr>
+    </w:p>
+    <w:p>
+      <w:pPr>
+        <w:spacing w:after="0" w:line="360" w:lineRule="auto"/>
+        <w:jc w:val="center"/>
+        <w:rPr>
+          <w:rFonts w:ascii="Times New Roman" w:hAnsi="Times New Roman" w:cs="Times New Roman"/>
+          <w:b/>
+          <w:sz w:val="28"/>
+          <w:szCs w:val="28"/>
+        </w:rPr>
+      </w:pPr>
+      <w:r>
+        <w:rPr>
+          <w:noProof/>
+        </w:rPr>
+        <w:lastRenderedPageBreak/>
+        <w:drawing>
+          <wp:inline distT="0" distB="0" distL="0" distR="0" wp14:anchorId="0ACA6305" wp14:editId="2833D06E">
+            <wp:extent cx="4781550" cy="2981325"/>
+            <wp:effectExtent l="0" t="0" r="0" b="9525"/>
+            <wp:docPr id="6" name="Рисунок 6"/>
+            <wp:cNvGraphicFramePr>
+              <a:graphicFrameLocks xmlns:a="http://schemas.openxmlformats.org/drawingml/2006/main" noChangeAspect="1"/>
+            </wp:cNvGraphicFramePr>
+            <a:graphic xmlns:a="http://schemas.openxmlformats.org/drawingml/2006/main">
+              <a:graphicData uri="http://schemas.openxmlformats.org/drawingml/2006/picture">
+                <pic:pic xmlns:pic="http://schemas.openxmlformats.org/drawingml/2006/picture">
+                  <pic:nvPicPr>
+                    <pic:cNvPr id="1" name=""/>
+                    <pic:cNvPicPr/>
+                  </pic:nvPicPr>
+                  <pic:blipFill rotWithShape="1">
+                    <a:blip r:embed="rId19"/>
+                    <a:srcRect l="8659" t="6842" r="10850" b="3933"/>
+                    <a:stretch/>
+                  </pic:blipFill>
+                  <pic:spPr bwMode="auto">
+                    <a:xfrm>
+                      <a:off x="0" y="0"/>
+                      <a:ext cx="4781550" cy="2981325"/>
+                    </a:xfrm>
+                    <a:prstGeom prst="rect">
+                      <a:avLst/>
+                    </a:prstGeom>
+                    <a:ln>
+                      <a:noFill/>
+                    </a:ln>
+                    <a:extLst>
+                      <a:ext uri="{53640926-AAD7-44D8-BBD7-CCE9431645EC}">
+                        <a14:shadowObscured xmlns:a14="http://schemas.microsoft.com/office/drawing/2010/main"/>
+                      </a:ext>
+                    </a:extLst>
+                  </pic:spPr>
+                </pic:pic>
+              </a:graphicData>
+            </a:graphic>
+          </wp:inline>
+        </w:drawing>
+      </w:r>
+    </w:p>
+    <w:p>
+      <w:pPr>
+        <w:jc w:val="center"/>
+        <w:rPr>
+          <w:rFonts w:ascii="Times New Roman" w:hAnsi="Times New Roman" w:cs="Times New Roman"/>
+          <w:sz w:val="24"/>
+        </w:rPr>
+      </w:pPr>
+      <w:r>
+        <w:rPr>
+          <w:rFonts w:ascii="Times New Roman" w:hAnsi="Times New Roman" w:cs="Times New Roman"/>
+          <w:sz w:val="24"/>
+        </w:rPr>
+        <w:t>Рисунок А.6 – Страница с формой для записи на консультацию</w:t>
+      </w:r>
+    </w:p>
+    <w:p>
+      <w:pPr>
+        <w:spacing w:after="0" w:line="360" w:lineRule="auto"/>
+        <w:jc w:val="center"/>
+        <w:rPr>
+          <w:rFonts w:ascii="Times New Roman" w:hAnsi="Times New Roman" w:cs="Times New Roman"/>
+          <w:b/>
+          <w:sz w:val="28"/>
+          <w:szCs w:val="28"/>
+        </w:rPr>
+      </w:pPr>
+      <w:r>
+        <w:rPr>
+          <w:noProof/>
+        </w:rPr>
+        <w:drawing>
+          <wp:inline distT="0" distB="0" distL="0" distR="0" wp14:anchorId="63BFB447" wp14:editId="776BEAF3">
+            <wp:extent cx="4819650" cy="3962400"/>
+            <wp:effectExtent l="0" t="0" r="0" b="0"/>
+            <wp:docPr id="7" name="Рисунок 7"/>
+            <wp:cNvGraphicFramePr>
+              <a:graphicFrameLocks xmlns:a="http://schemas.openxmlformats.org/drawingml/2006/main" noChangeAspect="1"/>
+            </wp:cNvGraphicFramePr>
+            <a:graphic xmlns:a="http://schemas.openxmlformats.org/drawingml/2006/main">
+              <a:graphicData uri="http://schemas.openxmlformats.org/drawingml/2006/picture">
+                <pic:pic xmlns:pic="http://schemas.openxmlformats.org/drawingml/2006/picture">
+                  <pic:nvPicPr>
+                    <pic:cNvPr id="1" name=""/>
+                    <pic:cNvPicPr/>
+                  </pic:nvPicPr>
+                  <pic:blipFill rotWithShape="1">
+                    <a:blip r:embed="rId20"/>
+                    <a:srcRect l="29021" t="7127" r="29771" b="4789"/>
+                    <a:stretch/>
+                  </pic:blipFill>
+                  <pic:spPr bwMode="auto">
+                    <a:xfrm>
+                      <a:off x="0" y="0"/>
+                      <a:ext cx="4827663" cy="3968988"/>
+                    </a:xfrm>
+                    <a:prstGeom prst="rect">
+                      <a:avLst/>
+                    </a:prstGeom>
+                    <a:ln>
+                      <a:noFill/>
+                    </a:ln>
+                    <a:extLst>
+                      <a:ext uri="{53640926-AAD7-44D8-BBD7-CCE9431645EC}">
+                        <a14:shadowObscured xmlns:a14="http://schemas.microsoft.com/office/drawing/2010/main"/>
+                      </a:ext>
+                    </a:extLst>
+                  </pic:spPr>
+                </pic:pic>
+              </a:graphicData>
+            </a:graphic>
+          </wp:inline>
+        </w:drawing>
+      </w:r>
+    </w:p>
+    <w:p>
+      <w:pPr>
+        <w:jc w:val="center"/>
+        <w:rPr>
+          <w:rFonts w:ascii="Times New Roman" w:hAnsi="Times New Roman" w:cs="Times New Roman"/>
+          <w:sz w:val="24"/>
+        </w:rPr>
+      </w:pPr>
+      <w:r>
+        <w:rPr>
+          <w:rFonts w:ascii="Times New Roman" w:hAnsi="Times New Roman" w:cs="Times New Roman"/>
+          <w:sz w:val="24"/>
+        </w:rPr>
+        <w:t>Рисунок А.7 – Страница с политикой конфиденциальности</w:t>
+      </w:r>
+      <w:r>
+        <w:rPr>
+          <w:rFonts w:ascii="Times New Roman" w:hAnsi="Times New Roman" w:cs="Times New Roman"/>
+          <w:sz w:val="24"/>
+        </w:rPr>
+        <w:br w:type="page"/>
+      </w:r>
+    </w:p>
+    <w:p>
+      <w:pPr>
+        <w:pStyle w:val="1"/>
+        <w:spacing w:line="360" w:lineRule="auto"/>
+        <w:rPr>
+          <w:rFonts w:ascii="Times New Roman" w:hAnsi="Times New Roman" w:cs="Times New Roman"/>
+          <w:b/>
+          <w:color w:val="auto"/>
+          <w:sz w:val="28"/>
+        </w:rPr>
+      </w:pPr>
+      <w:bookmarkStart w:id="31" w:name="_Toc227325310"/>
+      <w:r>
+        <w:rPr>
+          <w:rFonts w:ascii="Times New Roman" w:hAnsi="Times New Roman" w:cs="Times New Roman"/>
+          <w:b/>
+          <w:color w:val="auto"/>
+          <w:sz w:val="28"/>
+        </w:rPr>
+        <w:lastRenderedPageBreak/>
+        <w:t>Приложение Б – Фрагменты листинга</w:t>
+      </w:r>
+      <w:bookmarkEnd w:id="31"/>
+    </w:p>
+    <w:p>
+      <w:pPr>
+        <w:spacing w:line="360" w:lineRule="auto"/>
+        <w:rPr>
+          <w:rFonts w:ascii="Times New Roman" w:hAnsi="Times New Roman" w:cs="Times New Roman"/>
+          <w:sz w:val="28"/>
+          <w:szCs w:val="28"/>
+        </w:rPr>
+      </w:pPr>
+      <w:r>
+        <w:rPr>
+          <w:rFonts w:ascii="Times New Roman" w:hAnsi="Times New Roman" w:cs="Times New Roman"/>
+          <w:sz w:val="28"/>
+          <w:szCs w:val="28"/>
+        </w:rPr>
+        <w:t xml:space="preserve">Листинг Б.1 – Пример компонента с новостями учреждения на </w:t>
+      </w:r>
+      <w:r>
+        <w:rPr>
+          <w:rFonts w:ascii="Times New Roman" w:hAnsi="Times New Roman" w:cs="Times New Roman"/>
+          <w:sz w:val="28"/>
+          <w:szCs w:val="28"/>
+          <w:lang w:val="en-US"/>
+        </w:rPr>
+        <w:t>ReactJS</w:t>
+      </w:r>
+    </w:p>
+    <w:p>
+      <w:pPr>
+        <w:spacing w:after="0" w:line="240" w:lineRule="auto"/>
+        <w:rPr>
+          <w:rFonts w:ascii="Courier New" w:hAnsi="Courier New" w:cs="Courier New"/>
+          <w:sz w:val="20"/>
+          <w:lang w:val="en-US" w:eastAsia="ru-RU"/>
+        </w:rPr>
+      </w:pPr>
+      <w:r>
+        <w:rPr>
+          <w:rFonts w:ascii="Courier New" w:hAnsi="Courier New" w:cs="Courier New"/>
+          <w:sz w:val="20"/>
+          <w:lang w:val="en-US" w:eastAsia="ru-RU"/>
+        </w:rPr>
+        <w:t>export default function News({</w:t>
+      </w:r>
+      <w:proofErr w:type="spellStart"/>
+      <w:r>
+        <w:rPr>
+          <w:rFonts w:ascii="Courier New" w:hAnsi="Courier New" w:cs="Courier New"/>
+          <w:sz w:val="20"/>
+          <w:lang w:val="en-US" w:eastAsia="ru-RU"/>
+        </w:rPr>
+        <w:t>newsData</w:t>
+      </w:r>
+      <w:proofErr w:type="spellEnd"/>
+      <w:r>
+        <w:rPr>
+          <w:rFonts w:ascii="Courier New" w:hAnsi="Courier New" w:cs="Courier New"/>
+          <w:sz w:val="20"/>
+          <w:lang w:val="en-US" w:eastAsia="ru-RU"/>
+        </w:rPr>
+        <w:t>}) {</w:t>
+      </w:r>
+    </w:p>
+    <w:p>
+      <w:pPr>
+        <w:spacing w:after="0" w:line="240" w:lineRule="auto"/>
+        <w:rPr>
+          <w:rFonts w:ascii="Courier New" w:hAnsi="Courier New" w:cs="Courier New"/>
+          <w:sz w:val="20"/>
+          <w:lang w:val="en-US" w:eastAsia="ru-RU"/>
+        </w:rPr>
+      </w:pPr>
+      <w:r>
+        <w:rPr>
+          <w:rFonts w:ascii="Courier New" w:hAnsi="Courier New" w:cs="Courier New"/>
+          <w:sz w:val="20"/>
+          <w:lang w:val="en-US" w:eastAsia="ru-RU"/>
+        </w:rPr>
+        <w:t xml:space="preserve">  return (</w:t>
+      </w:r>
+    </w:p>
+    <w:p>
+      <w:pPr>
+        <w:spacing w:after="0" w:line="240" w:lineRule="auto"/>
+        <w:rPr>
+          <w:rFonts w:ascii="Courier New" w:hAnsi="Courier New" w:cs="Courier New"/>
+          <w:sz w:val="20"/>
+          <w:lang w:val="en-US" w:eastAsia="ru-RU"/>
+        </w:rPr>
+      </w:pPr>
+      <w:r>
+        <w:rPr>
+          <w:rFonts w:ascii="Courier New" w:hAnsi="Courier New" w:cs="Courier New"/>
+          <w:sz w:val="20"/>
+          <w:lang w:val="en-US" w:eastAsia="ru-RU"/>
+        </w:rPr>
+        <w:t xml:space="preserve">    &lt;div </w:t>
+      </w:r>
+      <w:proofErr w:type="spellStart"/>
+      <w:r>
+        <w:rPr>
+          <w:rFonts w:ascii="Courier New" w:hAnsi="Courier New" w:cs="Courier New"/>
+          <w:sz w:val="20"/>
+          <w:lang w:val="en-US" w:eastAsia="ru-RU"/>
+        </w:rPr>
+        <w:t>className</w:t>
+      </w:r>
+      <w:proofErr w:type="spellEnd"/>
+      <w:r>
+        <w:rPr>
+          <w:rFonts w:ascii="Courier New" w:hAnsi="Courier New" w:cs="Courier New"/>
+          <w:sz w:val="20"/>
+          <w:lang w:val="en-US" w:eastAsia="ru-RU"/>
+        </w:rPr>
+        <w:t>='news'&gt;</w:t>
+      </w:r>
+    </w:p>
+    <w:p>
+      <w:pPr>
+        <w:spacing w:after="0" w:line="240" w:lineRule="auto"/>
+        <w:rPr>
+          <w:rFonts w:ascii="Courier New" w:hAnsi="Courier New" w:cs="Courier New"/>
+          <w:sz w:val="20"/>
+          <w:lang w:val="en-US" w:eastAsia="ru-RU"/>
+        </w:rPr>
+      </w:pPr>
+      <w:r>
+        <w:rPr>
+          <w:rFonts w:ascii="Courier New" w:hAnsi="Courier New" w:cs="Courier New"/>
+          <w:sz w:val="20"/>
+          <w:lang w:val="en-US" w:eastAsia="ru-RU"/>
+        </w:rPr>
+        <w:t xml:space="preserve">      &lt;div </w:t>
+      </w:r>
+      <w:proofErr w:type="spellStart"/>
+      <w:r>
+        <w:rPr>
+          <w:rFonts w:ascii="Courier New" w:hAnsi="Courier New" w:cs="Courier New"/>
+          <w:sz w:val="20"/>
+          <w:lang w:val="en-US" w:eastAsia="ru-RU"/>
+        </w:rPr>
+        <w:t>className</w:t>
+      </w:r>
+      <w:proofErr w:type="spellEnd"/>
+      <w:r>
+        <w:rPr>
+          <w:rFonts w:ascii="Courier New" w:hAnsi="Courier New" w:cs="Courier New"/>
+          <w:sz w:val="20"/>
+          <w:lang w:val="en-US" w:eastAsia="ru-RU"/>
+        </w:rPr>
+        <w:t>="news-container"&gt;</w:t>
+      </w:r>
+    </w:p>
+    <w:p>
+      <w:pPr>
+        <w:spacing w:after="0" w:line="240" w:lineRule="auto"/>
+        <w:rPr>
+          <w:rFonts w:ascii="Courier New" w:hAnsi="Courier New" w:cs="Courier New"/>
+          <w:sz w:val="20"/>
+          <w:lang w:val="en-US" w:eastAsia="ru-RU"/>
+        </w:rPr>
+      </w:pPr>
+      <w:r>
+        <w:rPr>
+          <w:rFonts w:ascii="Courier New" w:hAnsi="Courier New" w:cs="Courier New"/>
+          <w:sz w:val="20"/>
+          <w:lang w:val="en-US" w:eastAsia="ru-RU"/>
+        </w:rPr>
+        <w:t xml:space="preserve">        {</w:t>
+      </w:r>
+      <w:proofErr w:type="spellStart"/>
+      <w:proofErr w:type="gramStart"/>
+      <w:r>
+        <w:rPr>
+          <w:rFonts w:ascii="Courier New" w:hAnsi="Courier New" w:cs="Courier New"/>
+          <w:sz w:val="20"/>
+          <w:lang w:val="en-US" w:eastAsia="ru-RU"/>
+        </w:rPr>
+        <w:t>newsData.map</w:t>
+      </w:r>
+      <w:proofErr w:type="spellEnd"/>
+      <w:r>
+        <w:rPr>
+          <w:rFonts w:ascii="Courier New" w:hAnsi="Courier New" w:cs="Courier New"/>
+          <w:sz w:val="20"/>
+          <w:lang w:val="en-US" w:eastAsia="ru-RU"/>
+        </w:rPr>
+        <w:t>(</w:t>
+      </w:r>
+      <w:proofErr w:type="gramEnd"/>
+      <w:r>
+        <w:rPr>
+          <w:rFonts w:ascii="Courier New" w:hAnsi="Courier New" w:cs="Courier New"/>
+          <w:sz w:val="20"/>
+          <w:lang w:val="en-US" w:eastAsia="ru-RU"/>
+        </w:rPr>
+        <w:t>(item, index) =&gt; (</w:t>
+      </w:r>
+    </w:p>
+    <w:p>
+      <w:pPr>
+        <w:spacing w:after="0" w:line="240" w:lineRule="auto"/>
+        <w:rPr>
+          <w:rFonts w:ascii="Courier New" w:hAnsi="Courier New" w:cs="Courier New"/>
+          <w:sz w:val="20"/>
+          <w:lang w:val="en-US" w:eastAsia="ru-RU"/>
+        </w:rPr>
+      </w:pPr>
+      <w:r>
+        <w:rPr>
+          <w:rFonts w:ascii="Courier New" w:hAnsi="Courier New" w:cs="Courier New"/>
+          <w:sz w:val="20"/>
+          <w:lang w:val="en-US" w:eastAsia="ru-RU"/>
+        </w:rPr>
+        <w:t xml:space="preserve">          &lt;div key={index} </w:t>
+      </w:r>
+      <w:proofErr w:type="spellStart"/>
+      <w:r>
+        <w:rPr>
+          <w:rFonts w:ascii="Courier New" w:hAnsi="Courier New" w:cs="Courier New"/>
+          <w:sz w:val="20"/>
+          <w:lang w:val="en-US" w:eastAsia="ru-RU"/>
+        </w:rPr>
+        <w:t>className</w:t>
+      </w:r>
+      <w:proofErr w:type="spellEnd"/>
+      <w:r>
+        <w:rPr>
+          <w:rFonts w:ascii="Courier New" w:hAnsi="Courier New" w:cs="Courier New"/>
+          <w:sz w:val="20"/>
+          <w:lang w:val="en-US" w:eastAsia="ru-RU"/>
+        </w:rPr>
+        <w:t>="new-card"&gt;</w:t>
+      </w:r>
+    </w:p>
+    <w:p>
+      <w:pPr>
+        <w:spacing w:after="0" w:line="240" w:lineRule="auto"/>
+        <w:rPr>
+          <w:rFonts w:ascii="Courier New" w:hAnsi="Courier New" w:cs="Courier New"/>
+          <w:sz w:val="20"/>
+          <w:lang w:val="en-US" w:eastAsia="ru-RU"/>
+        </w:rPr>
+      </w:pPr>
+      <w:r>
+        <w:rPr>
+          <w:rFonts w:ascii="Courier New" w:hAnsi="Courier New" w:cs="Courier New"/>
+          <w:sz w:val="20"/>
+          <w:lang w:val="en-US" w:eastAsia="ru-RU"/>
+        </w:rPr>
+        <w:t xml:space="preserve">            &lt;div </w:t>
+      </w:r>
+      <w:proofErr w:type="spellStart"/>
+      <w:r>
+        <w:rPr>
+          <w:rFonts w:ascii="Courier New" w:hAnsi="Courier New" w:cs="Courier New"/>
+          <w:sz w:val="20"/>
+          <w:lang w:val="en-US" w:eastAsia="ru-RU"/>
+        </w:rPr>
+        <w:t>className</w:t>
+      </w:r>
+      <w:proofErr w:type="spellEnd"/>
+      <w:r>
+        <w:rPr>
+          <w:rFonts w:ascii="Courier New" w:hAnsi="Courier New" w:cs="Courier New"/>
+          <w:sz w:val="20"/>
+          <w:lang w:val="en-US" w:eastAsia="ru-RU"/>
+        </w:rPr>
+        <w:t>="new-image"&gt;</w:t>
+      </w:r>
+    </w:p>
+    <w:p>
+      <w:pPr>
+        <w:spacing w:after="0" w:line="240" w:lineRule="auto"/>
+        <w:rPr>
+          <w:rFonts w:ascii="Courier New" w:hAnsi="Courier New" w:cs="Courier New"/>
+          <w:sz w:val="20"/>
+          <w:lang w:val="en-US" w:eastAsia="ru-RU"/>
+        </w:rPr>
+      </w:pPr>
+      <w:r>
+        <w:rPr>
+          <w:rFonts w:ascii="Courier New" w:hAnsi="Courier New" w:cs="Courier New"/>
+          <w:sz w:val="20"/>
+          <w:lang w:val="en-US" w:eastAsia="ru-RU"/>
+        </w:rPr>
+        <w:t xml:space="preserve">                &lt;</w:t>
+      </w:r>
+      <w:proofErr w:type="spellStart"/>
+      <w:r>
+        <w:rPr>
+          <w:rFonts w:ascii="Courier New" w:hAnsi="Courier New" w:cs="Courier New"/>
+          <w:sz w:val="20"/>
+          <w:lang w:val="en-US" w:eastAsia="ru-RU"/>
+        </w:rPr>
+        <w:t>img</w:t>
+      </w:r>
+      <w:proofErr w:type="spellEnd"/>
+      <w:r>
+        <w:rPr>
+          <w:rFonts w:ascii="Courier New" w:hAnsi="Courier New" w:cs="Courier New"/>
+          <w:sz w:val="20"/>
+          <w:lang w:val="en-US" w:eastAsia="ru-RU"/>
+        </w:rPr>
+        <w:t xml:space="preserve"> </w:t>
+      </w:r>
+      <w:proofErr w:type="spellStart"/>
+      <w:r>
+        <w:rPr>
+          <w:rFonts w:ascii="Courier New" w:hAnsi="Courier New" w:cs="Courier New"/>
+          <w:sz w:val="20"/>
+          <w:lang w:val="en-US" w:eastAsia="ru-RU"/>
+        </w:rPr>
+        <w:t>src</w:t>
+      </w:r>
+      <w:proofErr w:type="spellEnd"/>
+      <w:r>
+        <w:rPr>
+          <w:rFonts w:ascii="Courier New" w:hAnsi="Courier New" w:cs="Courier New"/>
+          <w:sz w:val="20"/>
+          <w:lang w:val="en-US" w:eastAsia="ru-RU"/>
+        </w:rPr>
+        <w:t>={</w:t>
+      </w:r>
+      <w:proofErr w:type="spellStart"/>
+      <w:proofErr w:type="gramStart"/>
+      <w:r>
+        <w:rPr>
+          <w:rFonts w:ascii="Courier New" w:hAnsi="Courier New" w:cs="Courier New"/>
+          <w:sz w:val="20"/>
+          <w:lang w:val="en-US" w:eastAsia="ru-RU"/>
+        </w:rPr>
+        <w:t>item.image</w:t>
+      </w:r>
+      <w:proofErr w:type="spellEnd"/>
+      <w:proofErr w:type="gramEnd"/>
+      <w:r>
+        <w:rPr>
+          <w:rFonts w:ascii="Courier New" w:hAnsi="Courier New" w:cs="Courier New"/>
+          <w:sz w:val="20"/>
+          <w:lang w:val="en-US" w:eastAsia="ru-RU"/>
+        </w:rPr>
+        <w:t>} alt="imag1"/&gt;</w:t>
+      </w:r>
+    </w:p>
+    <w:p>
+      <w:pPr>
+        <w:spacing w:after="0" w:line="240" w:lineRule="auto"/>
+        <w:rPr>
+          <w:rFonts w:ascii="Courier New" w:hAnsi="Courier New" w:cs="Courier New"/>
+          <w:sz w:val="20"/>
+          <w:lang w:val="en-US" w:eastAsia="ru-RU"/>
+        </w:rPr>
+      </w:pPr>
+      <w:r>
+        <w:rPr>
+          <w:rFonts w:ascii="Courier New" w:hAnsi="Courier New" w:cs="Courier New"/>
+          <w:sz w:val="20"/>
+          <w:lang w:val="en-US" w:eastAsia="ru-RU"/>
+        </w:rPr>
+        <w:t xml:space="preserve">            &lt;/div&gt;</w:t>
+      </w:r>
+    </w:p>
+    <w:p>
+      <w:pPr>
+        <w:spacing w:after="0" w:line="240" w:lineRule="auto"/>
+        <w:rPr>
+          <w:rFonts w:ascii="Courier New" w:hAnsi="Courier New" w:cs="Courier New"/>
+          <w:sz w:val="20"/>
+          <w:lang w:val="en-US" w:eastAsia="ru-RU"/>
+        </w:rPr>
+      </w:pPr>
+      <w:r>
+        <w:rPr>
+          <w:rFonts w:ascii="Courier New" w:hAnsi="Courier New" w:cs="Courier New"/>
+          <w:sz w:val="20"/>
+          <w:lang w:val="en-US" w:eastAsia="ru-RU"/>
+        </w:rPr>
+        <w:t xml:space="preserve">            &lt;h2&gt;{</w:t>
+      </w:r>
+      <w:proofErr w:type="spellStart"/>
+      <w:proofErr w:type="gramStart"/>
+      <w:r>
+        <w:rPr>
+          <w:rFonts w:ascii="Courier New" w:hAnsi="Courier New" w:cs="Courier New"/>
+          <w:sz w:val="20"/>
+          <w:lang w:val="en-US" w:eastAsia="ru-RU"/>
+        </w:rPr>
+        <w:t>item.title</w:t>
+      </w:r>
+      <w:proofErr w:type="spellEnd"/>
+      <w:proofErr w:type="gramEnd"/>
+      <w:r>
+        <w:rPr>
+          <w:rFonts w:ascii="Courier New" w:hAnsi="Courier New" w:cs="Courier New"/>
+          <w:sz w:val="20"/>
+          <w:lang w:val="en-US" w:eastAsia="ru-RU"/>
+        </w:rPr>
+        <w:t>}&lt;/h2&gt;</w:t>
+      </w:r>
+    </w:p>
+    <w:p>
+      <w:pPr>
+        <w:spacing w:after="0" w:line="240" w:lineRule="auto"/>
+        <w:rPr>
+          <w:rFonts w:ascii="Courier New" w:hAnsi="Courier New" w:cs="Courier New"/>
+          <w:sz w:val="20"/>
+          <w:lang w:val="en-US" w:eastAsia="ru-RU"/>
+        </w:rPr>
+      </w:pPr>
+      <w:r>
+        <w:rPr>
+          <w:rFonts w:ascii="Courier New" w:hAnsi="Courier New" w:cs="Courier New"/>
+          <w:sz w:val="20"/>
+          <w:lang w:val="en-US" w:eastAsia="ru-RU"/>
+        </w:rPr>
+        <w:t xml:space="preserve">            &lt;p&gt;{</w:t>
+      </w:r>
+      <w:proofErr w:type="spellStart"/>
+      <w:proofErr w:type="gramStart"/>
+      <w:r>
+        <w:rPr>
+          <w:rFonts w:ascii="Courier New" w:hAnsi="Courier New" w:cs="Courier New"/>
+          <w:sz w:val="20"/>
+          <w:lang w:val="en-US" w:eastAsia="ru-RU"/>
+        </w:rPr>
+        <w:t>item.description</w:t>
+      </w:r>
+      <w:proofErr w:type="spellEnd"/>
+      <w:proofErr w:type="gramEnd"/>
+      <w:r>
+        <w:rPr>
+          <w:rFonts w:ascii="Courier New" w:hAnsi="Courier New" w:cs="Courier New"/>
+          <w:sz w:val="20"/>
+          <w:lang w:val="en-US" w:eastAsia="ru-RU"/>
+        </w:rPr>
+        <w:t>}&lt;/p&gt;</w:t>
+      </w:r>
+    </w:p>
+    <w:p>
+      <w:pPr>
+        <w:spacing w:after="0" w:line="240" w:lineRule="auto"/>
+        <w:rPr>
+          <w:rFonts w:ascii="Courier New" w:hAnsi="Courier New" w:cs="Courier New"/>
+          <w:sz w:val="20"/>
+          <w:lang w:val="en-US" w:eastAsia="ru-RU"/>
+        </w:rPr>
+      </w:pPr>
+      <w:r>
+        <w:rPr>
+          <w:rFonts w:ascii="Courier New" w:hAnsi="Courier New" w:cs="Courier New"/>
+          <w:sz w:val="20"/>
+          <w:lang w:val="en-US" w:eastAsia="ru-RU"/>
+        </w:rPr>
+        <w:t xml:space="preserve">          &lt;/div&gt;</w:t>
+      </w:r>
+    </w:p>
+    <w:p>
+      <w:pPr>
+        <w:spacing w:after="0" w:line="240" w:lineRule="auto"/>
+        <w:rPr>
+          <w:rFonts w:ascii="Courier New" w:hAnsi="Courier New" w:cs="Courier New"/>
+          <w:sz w:val="20"/>
+          <w:lang w:val="en-US" w:eastAsia="ru-RU"/>
+        </w:rPr>
+      </w:pPr>
+      <w:r>
+        <w:rPr>
+          <w:rFonts w:ascii="Courier New" w:hAnsi="Courier New" w:cs="Courier New"/>
+          <w:sz w:val="20"/>
+          <w:lang w:val="en-US" w:eastAsia="ru-RU"/>
+        </w:rPr>
+        <w:t xml:space="preserve">        ))}</w:t>
+      </w:r>
+    </w:p>
+    <w:p>
+      <w:pPr>
+        <w:spacing w:after="0" w:line="240" w:lineRule="auto"/>
+        <w:rPr>
+          <w:rFonts w:ascii="Courier New" w:hAnsi="Courier New" w:cs="Courier New"/>
+          <w:sz w:val="20"/>
+          <w:lang w:val="en-US" w:eastAsia="ru-RU"/>
+        </w:rPr>
+      </w:pPr>
+      <w:r>
+        <w:rPr>
+          <w:rFonts w:ascii="Courier New" w:hAnsi="Courier New" w:cs="Courier New"/>
+          <w:sz w:val="20"/>
+          <w:lang w:val="en-US" w:eastAsia="ru-RU"/>
+        </w:rPr>
+        <w:t xml:space="preserve">      &lt;/</w:t>
+      </w:r>
+      <w:proofErr w:type="spellStart"/>
+      <w:r>
+        <w:rPr>
+          <w:rFonts w:ascii="Courier New" w:hAnsi="Courier New" w:cs="Courier New"/>
+          <w:sz w:val="20"/>
+          <w:lang w:val="en-US" w:eastAsia="ru-RU"/>
+        </w:rPr>
+        <w:t>div</w:t>
+      </w:r>
+      <w:proofErr w:type="spellEnd"/>
+      <w:r>
+        <w:rPr>
+          <w:rFonts w:ascii="Courier New" w:hAnsi="Courier New" w:cs="Courier New"/>
+          <w:sz w:val="20"/>
+          <w:lang w:val="en-US" w:eastAsia="ru-RU"/>
+        </w:rPr>
+        <w:t>&gt;</w:t>
+      </w:r>
+    </w:p>
+    <w:p>
+      <w:pPr>
+        <w:spacing w:after="0" w:line="240" w:lineRule="auto"/>
+        <w:rPr>
+          <w:rFonts w:ascii="Courier New" w:hAnsi="Courier New" w:cs="Courier New"/>
+          <w:sz w:val="20"/>
+          <w:lang w:val="en-US" w:eastAsia="ru-RU"/>
+        </w:rPr>
+      </w:pPr>
+      <w:r>
+        <w:rPr>
+          <w:rFonts w:ascii="Courier New" w:hAnsi="Courier New" w:cs="Courier New"/>
+          <w:sz w:val="20"/>
+          <w:lang w:val="en-US" w:eastAsia="ru-RU"/>
+        </w:rPr>
+        <w:t xml:space="preserve">    &lt;/</w:t>
+      </w:r>
+      <w:proofErr w:type="spellStart"/>
+      <w:r>
+        <w:rPr>
+          <w:rFonts w:ascii="Courier New" w:hAnsi="Courier New" w:cs="Courier New"/>
+          <w:sz w:val="20"/>
+          <w:lang w:val="en-US" w:eastAsia="ru-RU"/>
+        </w:rPr>
+        <w:t>div</w:t>
+      </w:r>
+      <w:proofErr w:type="spellEnd"/>
+      <w:r>
+        <w:rPr>
+          <w:rFonts w:ascii="Courier New" w:hAnsi="Courier New" w:cs="Courier New"/>
+          <w:sz w:val="20"/>
+          <w:lang w:val="en-US" w:eastAsia="ru-RU"/>
+        </w:rPr>
+        <w:t>&gt;</w:t>
+      </w:r>
+    </w:p>
+    <w:p>
+      <w:pPr>
+        <w:spacing w:after="0" w:line="240" w:lineRule="auto"/>
+        <w:rPr>
+          <w:rFonts w:ascii="Courier New" w:hAnsi="Courier New" w:cs="Courier New"/>
+          <w:sz w:val="20"/>
+          <w:lang w:val="en-US" w:eastAsia="ru-RU"/>
+        </w:rPr>
+      </w:pPr>
+      <w:r>
+        <w:rPr>
+          <w:rFonts w:ascii="Courier New" w:hAnsi="Courier New" w:cs="Courier New"/>
+          <w:sz w:val="20"/>
+          <w:lang w:val="en-US" w:eastAsia="ru-RU"/>
+        </w:rPr>
+        <w:t xml:space="preserve">  )</w:t>
+      </w:r>
+    </w:p>
+    <w:p>
+      <w:pPr>
+        <w:spacing w:after="0" w:line="360" w:lineRule="auto"/>
+        <w:rPr>
+          <w:rFonts w:ascii="Courier New" w:hAnsi="Courier New" w:cs="Courier New"/>
+          <w:sz w:val="20"/>
+          <w:lang w:val="en-US" w:eastAsia="ru-RU"/>
+        </w:rPr>
+      </w:pPr>
+      <w:r>
+        <w:rPr>
+          <w:rFonts w:ascii="Courier New" w:hAnsi="Courier New" w:cs="Courier New"/>
+          <w:sz w:val="20"/>
+          <w:lang w:val="en-US" w:eastAsia="ru-RU"/>
+        </w:rPr>
+        <w:t>}</w:t>
+      </w:r>
+    </w:p>
+    <w:p>
+      <w:pPr>
+        <w:spacing w:line="360" w:lineRule="auto"/>
+        <w:rPr>
+          <w:rFonts w:ascii="Times New Roman" w:hAnsi="Times New Roman" w:cs="Times New Roman"/>
+          <w:sz w:val="28"/>
+          <w:szCs w:val="28"/>
+        </w:rPr>
+      </w:pPr>
+      <w:r>
+        <w:rPr>
+          <w:rFonts w:ascii="Times New Roman" w:hAnsi="Times New Roman" w:cs="Times New Roman"/>
+          <w:sz w:val="28"/>
+          <w:szCs w:val="28"/>
+        </w:rPr>
+        <w:t>Листинг Б.2 – Пример пользовательского сервиса, выполняющего основные бизнес-процессы</w:t>
+      </w:r>
+    </w:p>
+    <w:p>
+      <w:pPr>
+        <w:spacing w:after="0" w:line="240" w:lineRule="auto"/>
+        <w:rPr>
+          <w:rFonts w:ascii="Courier New" w:hAnsi="Courier New" w:cs="Courier New"/>
+          <w:sz w:val="20"/>
+          <w:lang w:val="en-US" w:eastAsia="ru-RU"/>
+        </w:rPr>
+      </w:pPr>
+      <w:r>
+        <w:rPr>
+          <w:rFonts w:ascii="Courier New" w:hAnsi="Courier New" w:cs="Courier New"/>
+          <w:sz w:val="20"/>
+          <w:lang w:val="en-US" w:eastAsia="ru-RU"/>
+        </w:rPr>
+        <w:t xml:space="preserve">class </w:t>
+      </w:r>
+      <w:proofErr w:type="spellStart"/>
+      <w:r>
+        <w:rPr>
+          <w:rFonts w:ascii="Courier New" w:hAnsi="Courier New" w:cs="Courier New"/>
+          <w:sz w:val="20"/>
+          <w:lang w:val="en-US" w:eastAsia="ru-RU"/>
+        </w:rPr>
+        <w:t>UsersService</w:t>
+      </w:r>
+      <w:proofErr w:type="spellEnd"/>
+      <w:r>
+        <w:rPr>
+          <w:rFonts w:ascii="Courier New" w:hAnsi="Courier New" w:cs="Courier New"/>
+          <w:sz w:val="20"/>
+          <w:lang w:val="en-US" w:eastAsia="ru-RU"/>
+        </w:rPr>
+        <w:t>:</w:t>
+      </w:r>
+    </w:p>
+    <w:p>
+      <w:pPr>
+        <w:spacing w:after="0" w:line="240" w:lineRule="auto"/>
+        <w:rPr>
+          <w:rFonts w:ascii="Courier New" w:hAnsi="Courier New" w:cs="Courier New"/>
+          <w:sz w:val="20"/>
+          <w:lang w:val="en-US" w:eastAsia="ru-RU"/>
+        </w:rPr>
+      </w:pPr>
+      <w:r>
+        <w:rPr>
+          <w:rFonts w:ascii="Courier New" w:hAnsi="Courier New" w:cs="Courier New"/>
+          <w:sz w:val="20"/>
+          <w:lang w:val="en-US" w:eastAsia="ru-RU"/>
+        </w:rPr>
+        <w:t xml:space="preserve">    def __</w:t>
+      </w:r>
+      <w:proofErr w:type="spellStart"/>
+      <w:r>
+        <w:rPr>
+          <w:rFonts w:ascii="Courier New" w:hAnsi="Courier New" w:cs="Courier New"/>
+          <w:sz w:val="20"/>
+          <w:lang w:val="en-US" w:eastAsia="ru-RU"/>
+        </w:rPr>
+        <w:t>init</w:t>
+      </w:r>
+      <w:proofErr w:type="spellEnd"/>
+      <w:r>
+        <w:rPr>
+          <w:rFonts w:ascii="Courier New" w:hAnsi="Courier New" w:cs="Courier New"/>
+          <w:sz w:val="20"/>
+          <w:lang w:val="en-US" w:eastAsia="ru-RU"/>
+        </w:rPr>
+        <w:t>_</w:t>
+      </w:r>
+      <w:proofErr w:type="gramStart"/>
+      <w:r>
+        <w:rPr>
+          <w:rFonts w:ascii="Courier New" w:hAnsi="Courier New" w:cs="Courier New"/>
+          <w:sz w:val="20"/>
+          <w:lang w:val="en-US" w:eastAsia="ru-RU"/>
+        </w:rPr>
+        <w:t>_(</w:t>
+      </w:r>
+      <w:proofErr w:type="gramEnd"/>
+      <w:r>
+        <w:rPr>
+          <w:rFonts w:ascii="Courier New" w:hAnsi="Courier New" w:cs="Courier New"/>
+          <w:sz w:val="20"/>
+          <w:lang w:val="en-US" w:eastAsia="ru-RU"/>
+        </w:rPr>
+        <w:t>self,</w:t>
+      </w:r>
+    </w:p>
+    <w:p>
+      <w:pPr>
+        <w:spacing w:after="0" w:line="240" w:lineRule="auto"/>
+        <w:rPr>
+          <w:rFonts w:ascii="Courier New" w:hAnsi="Courier New" w:cs="Courier New"/>
+          <w:sz w:val="20"/>
+          <w:lang w:val="en-US" w:eastAsia="ru-RU"/>
+        </w:rPr>
+      </w:pPr>
+      <w:r>
+        <w:rPr>
+          <w:rFonts w:ascii="Courier New" w:hAnsi="Courier New" w:cs="Courier New"/>
+          <w:sz w:val="20"/>
+          <w:lang w:val="en-US" w:eastAsia="ru-RU"/>
+        </w:rPr>
+        <w:t xml:space="preserve">                 </w:t>
+      </w:r>
+      <w:proofErr w:type="spellStart"/>
+      <w:r>
+        <w:rPr>
+          <w:rFonts w:ascii="Courier New" w:hAnsi="Courier New" w:cs="Courier New"/>
+          <w:sz w:val="20"/>
+          <w:lang w:val="en-US" w:eastAsia="ru-RU"/>
+        </w:rPr>
+        <w:t>user_repo</w:t>
+      </w:r>
+      <w:proofErr w:type="spellEnd"/>
+      <w:r>
+        <w:rPr>
+          <w:rFonts w:ascii="Courier New" w:hAnsi="Courier New" w:cs="Courier New"/>
+          <w:sz w:val="20"/>
+          <w:lang w:val="en-US" w:eastAsia="ru-RU"/>
+        </w:rPr>
+        <w:t xml:space="preserve">: </w:t>
+      </w:r>
+      <w:proofErr w:type="spellStart"/>
+      <w:r>
+        <w:rPr>
+          <w:rFonts w:ascii="Courier New" w:hAnsi="Courier New" w:cs="Courier New"/>
+          <w:sz w:val="20"/>
+          <w:lang w:val="en-US" w:eastAsia="ru-RU"/>
+        </w:rPr>
+        <w:t>AbstractRepository</w:t>
+      </w:r>
+      <w:proofErr w:type="spellEnd"/>
+      <w:r>
+        <w:rPr>
+          <w:rFonts w:ascii="Courier New" w:hAnsi="Courier New" w:cs="Courier New"/>
+          <w:sz w:val="20"/>
+          <w:lang w:val="en-US" w:eastAsia="ru-RU"/>
+        </w:rPr>
+        <w:t>,</w:t>
+      </w:r>
+    </w:p>
+    <w:p>
+      <w:pPr>
+        <w:spacing w:after="0" w:line="240" w:lineRule="auto"/>
+        <w:rPr>
+          <w:rFonts w:ascii="Courier New" w:hAnsi="Courier New" w:cs="Courier New"/>
+          <w:sz w:val="20"/>
+          <w:lang w:val="en-US" w:eastAsia="ru-RU"/>
+        </w:rPr>
+      </w:pPr>
+      <w:r>
+        <w:rPr>
+          <w:rFonts w:ascii="Courier New" w:hAnsi="Courier New" w:cs="Courier New"/>
+          <w:sz w:val="20"/>
+          <w:lang w:val="en-US" w:eastAsia="ru-RU"/>
+        </w:rPr>
+        <w:t xml:space="preserve">                 </w:t>
+      </w:r>
+      <w:proofErr w:type="spellStart"/>
+      <w:r>
+        <w:rPr>
+          <w:rFonts w:ascii="Courier New" w:hAnsi="Courier New" w:cs="Courier New"/>
+          <w:sz w:val="20"/>
+          <w:lang w:val="en-US" w:eastAsia="ru-RU"/>
+        </w:rPr>
+        <w:t>email_service</w:t>
+      </w:r>
+      <w:proofErr w:type="spellEnd"/>
+      <w:r>
+        <w:rPr>
+          <w:rFonts w:ascii="Courier New" w:hAnsi="Courier New" w:cs="Courier New"/>
+          <w:sz w:val="20"/>
+          <w:lang w:val="en-US" w:eastAsia="ru-RU"/>
+        </w:rPr>
+        <w:t xml:space="preserve">: </w:t>
+      </w:r>
+      <w:proofErr w:type="spellStart"/>
+      <w:r>
+        <w:rPr>
+          <w:rFonts w:ascii="Courier New" w:hAnsi="Courier New" w:cs="Courier New"/>
+          <w:sz w:val="20"/>
+          <w:lang w:val="en-US" w:eastAsia="ru-RU"/>
+        </w:rPr>
+        <w:t>AbstractEmailService</w:t>
+      </w:r>
+      <w:proofErr w:type="spellEnd"/>
+      <w:r>
+        <w:rPr>
+          <w:rFonts w:ascii="Courier New" w:hAnsi="Courier New" w:cs="Courier New"/>
+          <w:sz w:val="20"/>
+          <w:lang w:val="en-US" w:eastAsia="ru-RU"/>
+        </w:rPr>
+        <w:t>,</w:t>
+      </w:r>
+    </w:p>
+    <w:p>
+      <w:pPr>
+        <w:spacing w:after="0" w:line="240" w:lineRule="auto"/>
+        <w:rPr>
+          <w:rFonts w:ascii="Courier New" w:hAnsi="Courier New" w:cs="Courier New"/>
+          <w:sz w:val="20"/>
+          <w:lang w:val="en-US" w:eastAsia="ru-RU"/>
+        </w:rPr>
+      </w:pPr>
+      <w:r>
+        <w:rPr>
+          <w:rFonts w:ascii="Courier New" w:hAnsi="Courier New" w:cs="Courier New"/>
+          <w:sz w:val="20"/>
+          <w:lang w:val="en-US" w:eastAsia="ru-RU"/>
+        </w:rPr>
+        <w:t xml:space="preserve">                 </w:t>
+      </w:r>
+      <w:proofErr w:type="spellStart"/>
+      <w:r>
+        <w:rPr>
+          <w:rFonts w:ascii="Courier New" w:hAnsi="Courier New" w:cs="Courier New"/>
+          <w:sz w:val="20"/>
+          <w:lang w:val="en-US" w:eastAsia="ru-RU"/>
+        </w:rPr>
+        <w:t>admin_email</w:t>
+      </w:r>
+      <w:proofErr w:type="spellEnd"/>
+      <w:r>
+        <w:rPr>
+          <w:rFonts w:ascii="Courier New" w:hAnsi="Courier New" w:cs="Courier New"/>
+          <w:sz w:val="20"/>
+          <w:lang w:val="en-US" w:eastAsia="ru-RU"/>
+        </w:rPr>
+        <w:t>: str</w:t>
+      </w:r>
+    </w:p>
+    <w:p>
+      <w:pPr>
+        <w:spacing w:after="0" w:line="240" w:lineRule="auto"/>
+        <w:rPr>
+          <w:rFonts w:ascii="Courier New" w:hAnsi="Courier New" w:cs="Courier New"/>
+          <w:sz w:val="20"/>
+          <w:lang w:val="en-US" w:eastAsia="ru-RU"/>
+        </w:rPr>
+      </w:pPr>
+      <w:r>
+        <w:rPr>
+          <w:rFonts w:ascii="Courier New" w:hAnsi="Courier New" w:cs="Courier New"/>
+          <w:sz w:val="20"/>
+          <w:lang w:val="en-US" w:eastAsia="ru-RU"/>
+        </w:rPr>
+        <w:t xml:space="preserve">                 ):</w:t>
+      </w:r>
+    </w:p>
+    <w:p>
+      <w:pPr>
+        <w:spacing w:after="0" w:line="240" w:lineRule="auto"/>
+        <w:rPr>
+          <w:rFonts w:ascii="Courier New" w:hAnsi="Courier New" w:cs="Courier New"/>
+          <w:sz w:val="20"/>
+          <w:lang w:val="en-US" w:eastAsia="ru-RU"/>
+        </w:rPr>
+      </w:pPr>
+      <w:r>
+        <w:rPr>
+          <w:rFonts w:ascii="Courier New" w:hAnsi="Courier New" w:cs="Courier New"/>
+          <w:sz w:val="20"/>
+          <w:lang w:val="en-US" w:eastAsia="ru-RU"/>
+        </w:rPr>
+        <w:t xml:space="preserve">        </w:t>
+      </w:r>
+      <w:proofErr w:type="spellStart"/>
+      <w:r>
+        <w:rPr>
+          <w:rFonts w:ascii="Courier New" w:hAnsi="Courier New" w:cs="Courier New"/>
+          <w:sz w:val="20"/>
+          <w:lang w:val="en-US" w:eastAsia="ru-RU"/>
+        </w:rPr>
+        <w:t>self.user_repo</w:t>
+      </w:r>
+      <w:proofErr w:type="spellEnd"/>
+      <w:r>
+        <w:rPr>
+          <w:rFonts w:ascii="Courier New" w:hAnsi="Courier New" w:cs="Courier New"/>
+          <w:sz w:val="20"/>
+          <w:lang w:val="en-US" w:eastAsia="ru-RU"/>
+        </w:rPr>
+        <w:t xml:space="preserve">: </w:t>
+      </w:r>
+      <w:proofErr w:type="spellStart"/>
+      <w:r>
+        <w:rPr>
+          <w:rFonts w:ascii="Courier New" w:hAnsi="Courier New" w:cs="Courier New"/>
+          <w:sz w:val="20"/>
+          <w:lang w:val="en-US" w:eastAsia="ru-RU"/>
+        </w:rPr>
+        <w:t>AbstractRepository</w:t>
+      </w:r>
+      <w:proofErr w:type="spellEnd"/>
+      <w:r>
+        <w:rPr>
+          <w:rFonts w:ascii="Courier New" w:hAnsi="Courier New" w:cs="Courier New"/>
+          <w:sz w:val="20"/>
+          <w:lang w:val="en-US" w:eastAsia="ru-RU"/>
+        </w:rPr>
+        <w:t xml:space="preserve"> = </w:t>
+      </w:r>
+      <w:proofErr w:type="spellStart"/>
+      <w:r>
+        <w:rPr>
+          <w:rFonts w:ascii="Courier New" w:hAnsi="Courier New" w:cs="Courier New"/>
+          <w:sz w:val="20"/>
+          <w:lang w:val="en-US" w:eastAsia="ru-RU"/>
+        </w:rPr>
+        <w:t>user_repo</w:t>
+      </w:r>
+      <w:proofErr w:type="spellEnd"/>
+    </w:p>
+    <w:p>
+      <w:pPr>
+        <w:spacing w:after="0" w:line="240" w:lineRule="auto"/>
+        <w:rPr>
+          <w:rFonts w:ascii="Courier New" w:hAnsi="Courier New" w:cs="Courier New"/>
+          <w:sz w:val="20"/>
+          <w:lang w:val="en-US" w:eastAsia="ru-RU"/>
+        </w:rPr>
+      </w:pPr>
+      <w:r>
+        <w:rPr>
+          <w:rFonts w:ascii="Courier New" w:hAnsi="Courier New" w:cs="Courier New"/>
+          <w:sz w:val="20"/>
+          <w:lang w:val="en-US" w:eastAsia="ru-RU"/>
+        </w:rPr>
+        <w:t xml:space="preserve">        </w:t>
+      </w:r>
+      <w:proofErr w:type="spellStart"/>
+      <w:proofErr w:type="gramStart"/>
+      <w:r>
+        <w:rPr>
+          <w:rFonts w:ascii="Courier New" w:hAnsi="Courier New" w:cs="Courier New"/>
+          <w:sz w:val="20"/>
+          <w:lang w:val="en-US" w:eastAsia="ru-RU"/>
+        </w:rPr>
+        <w:t>self.email</w:t>
+      </w:r>
+      <w:proofErr w:type="gramEnd"/>
+      <w:r>
+        <w:rPr>
+          <w:rFonts w:ascii="Courier New" w:hAnsi="Courier New" w:cs="Courier New"/>
+          <w:sz w:val="20"/>
+          <w:lang w:val="en-US" w:eastAsia="ru-RU"/>
+        </w:rPr>
+        <w:t>_service</w:t>
+      </w:r>
+      <w:proofErr w:type="spellEnd"/>
+      <w:r>
+        <w:rPr>
+          <w:rFonts w:ascii="Courier New" w:hAnsi="Courier New" w:cs="Courier New"/>
+          <w:sz w:val="20"/>
+          <w:lang w:val="en-US" w:eastAsia="ru-RU"/>
+        </w:rPr>
+        <w:t xml:space="preserve">: </w:t>
+      </w:r>
+      <w:proofErr w:type="spellStart"/>
+      <w:r>
+        <w:rPr>
+          <w:rFonts w:ascii="Courier New" w:hAnsi="Courier New" w:cs="Courier New"/>
+          <w:sz w:val="20"/>
+          <w:lang w:val="en-US" w:eastAsia="ru-RU"/>
+        </w:rPr>
+        <w:t>AbstractEmailService</w:t>
+      </w:r>
+      <w:proofErr w:type="spellEnd"/>
+      <w:r>
+        <w:rPr>
+          <w:rFonts w:ascii="Courier New" w:hAnsi="Courier New" w:cs="Courier New"/>
+          <w:sz w:val="20"/>
+          <w:lang w:val="en-US" w:eastAsia="ru-RU"/>
+        </w:rPr>
+        <w:t xml:space="preserve"> = </w:t>
+      </w:r>
+      <w:proofErr w:type="spellStart"/>
+      <w:r>
+        <w:rPr>
+          <w:rFonts w:ascii="Courier New" w:hAnsi="Courier New" w:cs="Courier New"/>
+          <w:sz w:val="20"/>
+          <w:lang w:val="en-US" w:eastAsia="ru-RU"/>
+        </w:rPr>
+        <w:t>email_service</w:t>
+      </w:r>
+      <w:proofErr w:type="spellEnd"/>
+    </w:p>
+    <w:p>
+      <w:pPr>
+        <w:spacing w:after="0" w:line="240" w:lineRule="auto"/>
+        <w:rPr>
+          <w:rFonts w:ascii="Courier New" w:hAnsi="Courier New" w:cs="Courier New"/>
+          <w:sz w:val="20"/>
+          <w:lang w:val="en-US" w:eastAsia="ru-RU"/>
+        </w:rPr>
+      </w:pPr>
+      <w:r>
+        <w:rPr>
+          <w:rFonts w:ascii="Courier New" w:hAnsi="Courier New" w:cs="Courier New"/>
+          <w:sz w:val="20"/>
+          <w:lang w:val="en-US" w:eastAsia="ru-RU"/>
+        </w:rPr>
+        <w:t xml:space="preserve">        </w:t>
+      </w:r>
+      <w:proofErr w:type="spellStart"/>
+      <w:proofErr w:type="gramStart"/>
+      <w:r>
+        <w:rPr>
+          <w:rFonts w:ascii="Courier New" w:hAnsi="Courier New" w:cs="Courier New"/>
+          <w:sz w:val="20"/>
+          <w:lang w:val="en-US" w:eastAsia="ru-RU"/>
+        </w:rPr>
+        <w:t>self.admin</w:t>
+      </w:r>
+      <w:proofErr w:type="gramEnd"/>
+      <w:r>
+        <w:rPr>
+          <w:rFonts w:ascii="Courier New" w:hAnsi="Courier New" w:cs="Courier New"/>
+          <w:sz w:val="20"/>
+          <w:lang w:val="en-US" w:eastAsia="ru-RU"/>
+        </w:rPr>
+        <w:t>_email</w:t>
+      </w:r>
+      <w:proofErr w:type="spellEnd"/>
+      <w:r>
+        <w:rPr>
+          <w:rFonts w:ascii="Courier New" w:hAnsi="Courier New" w:cs="Courier New"/>
+          <w:sz w:val="20"/>
+          <w:lang w:val="en-US" w:eastAsia="ru-RU"/>
+        </w:rPr>
+        <w:t xml:space="preserve">: str = </w:t>
+      </w:r>
+      <w:proofErr w:type="spellStart"/>
+      <w:r>
+        <w:rPr>
+          <w:rFonts w:ascii="Courier New" w:hAnsi="Courier New" w:cs="Courier New"/>
+          <w:sz w:val="20"/>
+          <w:lang w:val="en-US" w:eastAsia="ru-RU"/>
+        </w:rPr>
+        <w:t>admin_email</w:t>
+      </w:r>
+      <w:proofErr w:type="spellEnd"/>
+    </w:p>
+    <w:p>
+      <w:pPr>
+        <w:spacing w:after="0" w:line="240" w:lineRule="auto"/>
+        <w:rPr>
+          <w:rFonts w:ascii="Courier New" w:hAnsi="Courier New" w:cs="Courier New"/>
+          <w:sz w:val="20"/>
+          <w:lang w:val="en-US" w:eastAsia="ru-RU"/>
+        </w:rPr>
+      </w:pPr>
+    </w:p>
+    <w:p>
+      <w:pPr>
+        <w:spacing w:after="0" w:line="240" w:lineRule="auto"/>
+        <w:rPr>
+          <w:rFonts w:ascii="Courier New" w:hAnsi="Courier New" w:cs="Courier New"/>
+          <w:sz w:val="20"/>
+          <w:lang w:val="en-US" w:eastAsia="ru-RU"/>
+        </w:rPr>
+      </w:pPr>
+      <w:r>
+        <w:rPr>
+          <w:rFonts w:ascii="Courier New" w:hAnsi="Courier New" w:cs="Courier New"/>
+          <w:sz w:val="20"/>
+          <w:lang w:val="en-US" w:eastAsia="ru-RU"/>
+        </w:rPr>
+        <w:t xml:space="preserve">    async def </w:t>
+      </w:r>
+      <w:proofErr w:type="spellStart"/>
+      <w:r>
+        <w:rPr>
+          <w:rFonts w:ascii="Courier New" w:hAnsi="Courier New" w:cs="Courier New"/>
+          <w:sz w:val="20"/>
+          <w:lang w:val="en-US" w:eastAsia="ru-RU"/>
+        </w:rPr>
+        <w:t>create_new_</w:t>
+      </w:r>
+      <w:proofErr w:type="gramStart"/>
+      <w:r>
+        <w:rPr>
+          <w:rFonts w:ascii="Courier New" w:hAnsi="Courier New" w:cs="Courier New"/>
+          <w:sz w:val="20"/>
+          <w:lang w:val="en-US" w:eastAsia="ru-RU"/>
+        </w:rPr>
+        <w:t>user</w:t>
+      </w:r>
+      <w:proofErr w:type="spellEnd"/>
+      <w:r>
+        <w:rPr>
+          <w:rFonts w:ascii="Courier New" w:hAnsi="Courier New" w:cs="Courier New"/>
+          <w:sz w:val="20"/>
+          <w:lang w:val="en-US" w:eastAsia="ru-RU"/>
+        </w:rPr>
+        <w:t>(</w:t>
+      </w:r>
+      <w:proofErr w:type="gramEnd"/>
+      <w:r>
+        <w:rPr>
+          <w:rFonts w:ascii="Courier New" w:hAnsi="Courier New" w:cs="Courier New"/>
+          <w:sz w:val="20"/>
+          <w:lang w:val="en-US" w:eastAsia="ru-RU"/>
+        </w:rPr>
+        <w:t xml:space="preserve">self, creds: </w:t>
+      </w:r>
+      <w:proofErr w:type="spellStart"/>
+      <w:r>
+        <w:rPr>
+          <w:rFonts w:ascii="Courier New" w:hAnsi="Courier New" w:cs="Courier New"/>
+          <w:sz w:val="20"/>
+          <w:lang w:val="en-US" w:eastAsia="ru-RU"/>
+        </w:rPr>
+        <w:t>UserAddSchemas</w:t>
+      </w:r>
+      <w:proofErr w:type="spellEnd"/>
+      <w:r>
+        <w:rPr>
+          <w:rFonts w:ascii="Courier New" w:hAnsi="Courier New" w:cs="Courier New"/>
+          <w:sz w:val="20"/>
+          <w:lang w:val="en-US" w:eastAsia="ru-RU"/>
+        </w:rPr>
+        <w:t>):</w:t>
+      </w:r>
+    </w:p>
+    <w:p>
+      <w:pPr>
+        <w:spacing w:after="0" w:line="240" w:lineRule="auto"/>
+        <w:rPr>
+          <w:rFonts w:ascii="Courier New" w:hAnsi="Courier New" w:cs="Courier New"/>
+          <w:sz w:val="20"/>
+          <w:lang w:val="en-US" w:eastAsia="ru-RU"/>
+        </w:rPr>
+      </w:pPr>
+      <w:r>
+        <w:rPr>
+          <w:rFonts w:ascii="Courier New" w:hAnsi="Courier New" w:cs="Courier New"/>
+          <w:sz w:val="20"/>
+          <w:lang w:val="en-US" w:eastAsia="ru-RU"/>
+        </w:rPr>
+        <w:t xml:space="preserve">        </w:t>
+      </w:r>
+      <w:proofErr w:type="spellStart"/>
+      <w:r>
+        <w:rPr>
+          <w:rFonts w:ascii="Courier New" w:hAnsi="Courier New" w:cs="Courier New"/>
+          <w:sz w:val="20"/>
+          <w:lang w:val="en-US" w:eastAsia="ru-RU"/>
+        </w:rPr>
+        <w:t>user_dict</w:t>
+      </w:r>
+      <w:proofErr w:type="spellEnd"/>
+      <w:r>
+        <w:rPr>
+          <w:rFonts w:ascii="Courier New" w:hAnsi="Courier New" w:cs="Courier New"/>
+          <w:sz w:val="20"/>
+          <w:lang w:val="en-US" w:eastAsia="ru-RU"/>
+        </w:rPr>
+        <w:t xml:space="preserve"> = </w:t>
+      </w:r>
+      <w:proofErr w:type="spellStart"/>
+      <w:proofErr w:type="gramStart"/>
+      <w:r>
+        <w:rPr>
+          <w:rFonts w:ascii="Courier New" w:hAnsi="Courier New" w:cs="Courier New"/>
+          <w:sz w:val="20"/>
+          <w:lang w:val="en-US" w:eastAsia="ru-RU"/>
+        </w:rPr>
+        <w:t>creds.model</w:t>
+      </w:r>
+      <w:proofErr w:type="gramEnd"/>
+      <w:r>
+        <w:rPr>
+          <w:rFonts w:ascii="Courier New" w:hAnsi="Courier New" w:cs="Courier New"/>
+          <w:sz w:val="20"/>
+          <w:lang w:val="en-US" w:eastAsia="ru-RU"/>
+        </w:rPr>
+        <w:t>_dump</w:t>
+      </w:r>
+      <w:proofErr w:type="spellEnd"/>
+      <w:r>
+        <w:rPr>
+          <w:rFonts w:ascii="Courier New" w:hAnsi="Courier New" w:cs="Courier New"/>
+          <w:sz w:val="20"/>
+          <w:lang w:val="en-US" w:eastAsia="ru-RU"/>
+        </w:rPr>
+        <w:t>()</w:t>
+      </w:r>
+    </w:p>
+    <w:p>
+      <w:pPr>
+        <w:spacing w:after="0" w:line="240" w:lineRule="auto"/>
+        <w:rPr>
+          <w:rFonts w:ascii="Courier New" w:hAnsi="Courier New" w:cs="Courier New"/>
+          <w:sz w:val="20"/>
+          <w:lang w:val="en-US" w:eastAsia="ru-RU"/>
+        </w:rPr>
+      </w:pPr>
+      <w:r>
+        <w:rPr>
+          <w:rFonts w:ascii="Courier New" w:hAnsi="Courier New" w:cs="Courier New"/>
+          <w:sz w:val="20"/>
+          <w:lang w:val="en-US" w:eastAsia="ru-RU"/>
+        </w:rPr>
+        <w:t xml:space="preserve">        </w:t>
+      </w:r>
+      <w:proofErr w:type="spellStart"/>
+      <w:r>
+        <w:rPr>
+          <w:rFonts w:ascii="Courier New" w:hAnsi="Courier New" w:cs="Courier New"/>
+          <w:sz w:val="20"/>
+          <w:lang w:val="en-US" w:eastAsia="ru-RU"/>
+        </w:rPr>
+        <w:t>user_id</w:t>
+      </w:r>
+      <w:proofErr w:type="spellEnd"/>
+      <w:r>
+        <w:rPr>
+          <w:rFonts w:ascii="Courier New" w:hAnsi="Courier New" w:cs="Courier New"/>
+          <w:sz w:val="20"/>
+          <w:lang w:val="en-US" w:eastAsia="ru-RU"/>
+        </w:rPr>
+        <w:t xml:space="preserve"> = await </w:t>
+      </w:r>
+      <w:proofErr w:type="spellStart"/>
+      <w:r>
+        <w:rPr>
+          <w:rFonts w:ascii="Courier New" w:hAnsi="Courier New" w:cs="Courier New"/>
+          <w:sz w:val="20"/>
+          <w:lang w:val="en-US" w:eastAsia="ru-RU"/>
+        </w:rPr>
+        <w:t>self.user_repo.add_one</w:t>
+      </w:r>
+      <w:proofErr w:type="spellEnd"/>
+      <w:r>
+        <w:rPr>
+          <w:rFonts w:ascii="Courier New" w:hAnsi="Courier New" w:cs="Courier New"/>
+          <w:sz w:val="20"/>
+          <w:lang w:val="en-US" w:eastAsia="ru-RU"/>
+        </w:rPr>
+        <w:t>(</w:t>
+      </w:r>
+      <w:proofErr w:type="spellStart"/>
+      <w:r>
+        <w:rPr>
+          <w:rFonts w:ascii="Courier New" w:hAnsi="Courier New" w:cs="Courier New"/>
+          <w:sz w:val="20"/>
+          <w:lang w:val="en-US" w:eastAsia="ru-RU"/>
+        </w:rPr>
+        <w:t>user_dict</w:t>
+      </w:r>
+      <w:proofErr w:type="spellEnd"/>
+      <w:r>
+        <w:rPr>
+          <w:rFonts w:ascii="Courier New" w:hAnsi="Courier New" w:cs="Courier New"/>
+          <w:sz w:val="20"/>
+          <w:lang w:val="en-US" w:eastAsia="ru-RU"/>
+        </w:rPr>
+        <w:t>)</w:t>
+      </w:r>
+    </w:p>
+    <w:p>
+      <w:pPr>
+        <w:spacing w:after="0" w:line="240" w:lineRule="auto"/>
+        <w:rPr>
+          <w:rFonts w:ascii="Courier New" w:hAnsi="Courier New" w:cs="Courier New"/>
+          <w:sz w:val="20"/>
+          <w:lang w:val="en-US" w:eastAsia="ru-RU"/>
+        </w:rPr>
+      </w:pPr>
+      <w:r>
+        <w:rPr>
+          <w:rFonts w:ascii="Courier New" w:hAnsi="Courier New" w:cs="Courier New"/>
+          <w:sz w:val="20"/>
+          <w:lang w:val="en-US" w:eastAsia="ru-RU"/>
+        </w:rPr>
+        <w:t xml:space="preserve">        </w:t>
+      </w:r>
+      <w:proofErr w:type="spellStart"/>
+      <w:r>
+        <w:rPr>
+          <w:rFonts w:ascii="Courier New" w:hAnsi="Courier New" w:cs="Courier New"/>
+          <w:sz w:val="20"/>
+          <w:lang w:val="en-US" w:eastAsia="ru-RU"/>
+        </w:rPr>
+        <w:t>send_admin_</w:t>
+      </w:r>
+      <w:proofErr w:type="gramStart"/>
+      <w:r>
+        <w:rPr>
+          <w:rFonts w:ascii="Courier New" w:hAnsi="Courier New" w:cs="Courier New"/>
+          <w:sz w:val="20"/>
+          <w:lang w:val="en-US" w:eastAsia="ru-RU"/>
+        </w:rPr>
+        <w:t>notification.delay</w:t>
+      </w:r>
+      <w:proofErr w:type="spellEnd"/>
+      <w:proofErr w:type="gramEnd"/>
+      <w:r>
+        <w:rPr>
+          <w:rFonts w:ascii="Courier New" w:hAnsi="Courier New" w:cs="Courier New"/>
+          <w:sz w:val="20"/>
+          <w:lang w:val="en-US" w:eastAsia="ru-RU"/>
+        </w:rPr>
+        <w:t>(</w:t>
+      </w:r>
+    </w:p>
+    <w:p>
+      <w:pPr>
+        <w:spacing w:after="0" w:line="240" w:lineRule="auto"/>
+        <w:rPr>
+          <w:rFonts w:ascii="Courier New" w:hAnsi="Courier New" w:cs="Courier New"/>
+          <w:sz w:val="20"/>
+          <w:lang w:val="en-US" w:eastAsia="ru-RU"/>
+        </w:rPr>
+      </w:pPr>
+      <w:r>
+        <w:rPr>
+          <w:rFonts w:ascii="Courier New" w:hAnsi="Courier New" w:cs="Courier New"/>
+          <w:sz w:val="20"/>
+          <w:lang w:val="en-US" w:eastAsia="ru-RU"/>
+        </w:rPr>
+        <w:t xml:space="preserve">            </w:t>
+      </w:r>
+      <w:proofErr w:type="spellStart"/>
+      <w:r>
+        <w:rPr>
+          <w:rFonts w:ascii="Courier New" w:hAnsi="Courier New" w:cs="Courier New"/>
+          <w:sz w:val="20"/>
+          <w:lang w:val="en-US" w:eastAsia="ru-RU"/>
+        </w:rPr>
+        <w:t>full_name</w:t>
+      </w:r>
+      <w:proofErr w:type="spellEnd"/>
+      <w:r>
+        <w:rPr>
+          <w:rFonts w:ascii="Courier New" w:hAnsi="Courier New" w:cs="Courier New"/>
+          <w:sz w:val="20"/>
+          <w:lang w:val="en-US" w:eastAsia="ru-RU"/>
+        </w:rPr>
+        <w:t>=</w:t>
+      </w:r>
+      <w:proofErr w:type="spellStart"/>
+      <w:proofErr w:type="gramStart"/>
+      <w:r>
+        <w:rPr>
+          <w:rFonts w:ascii="Courier New" w:hAnsi="Courier New" w:cs="Courier New"/>
+          <w:sz w:val="20"/>
+          <w:lang w:val="en-US" w:eastAsia="ru-RU"/>
+        </w:rPr>
+        <w:t>creds.full</w:t>
+      </w:r>
+      <w:proofErr w:type="gramEnd"/>
+      <w:r>
+        <w:rPr>
+          <w:rFonts w:ascii="Courier New" w:hAnsi="Courier New" w:cs="Courier New"/>
+          <w:sz w:val="20"/>
+          <w:lang w:val="en-US" w:eastAsia="ru-RU"/>
+        </w:rPr>
+        <w:t>_name</w:t>
+      </w:r>
+      <w:proofErr w:type="spellEnd"/>
+      <w:r>
+        <w:rPr>
+          <w:rFonts w:ascii="Courier New" w:hAnsi="Courier New" w:cs="Courier New"/>
+          <w:sz w:val="20"/>
+          <w:lang w:val="en-US" w:eastAsia="ru-RU"/>
+        </w:rPr>
+        <w:t>,</w:t>
+      </w:r>
+    </w:p>
+    <w:p>
+      <w:pPr>
+        <w:spacing w:after="0" w:line="240" w:lineRule="auto"/>
+        <w:rPr>
+          <w:rFonts w:ascii="Courier New" w:hAnsi="Courier New" w:cs="Courier New"/>
+          <w:sz w:val="20"/>
+          <w:lang w:val="en-US" w:eastAsia="ru-RU"/>
+        </w:rPr>
+      </w:pPr>
+      <w:r>
+        <w:rPr>
+          <w:rFonts w:ascii="Courier New" w:hAnsi="Courier New" w:cs="Courier New"/>
+          <w:sz w:val="20"/>
+          <w:lang w:val="en-US" w:eastAsia="ru-RU"/>
+        </w:rPr>
+        <w:t xml:space="preserve">            phone=</w:t>
+      </w:r>
+      <w:proofErr w:type="spellStart"/>
+      <w:proofErr w:type="gramStart"/>
+      <w:r>
+        <w:rPr>
+          <w:rFonts w:ascii="Courier New" w:hAnsi="Courier New" w:cs="Courier New"/>
+          <w:sz w:val="20"/>
+          <w:lang w:val="en-US" w:eastAsia="ru-RU"/>
+        </w:rPr>
+        <w:t>creds.phone</w:t>
+      </w:r>
+      <w:proofErr w:type="spellEnd"/>
+      <w:proofErr w:type="gramEnd"/>
+      <w:r>
+        <w:rPr>
+          <w:rFonts w:ascii="Courier New" w:hAnsi="Courier New" w:cs="Courier New"/>
+          <w:sz w:val="20"/>
+          <w:lang w:val="en-US" w:eastAsia="ru-RU"/>
+        </w:rPr>
+        <w:t>[4:]</w:t>
+      </w:r>
+    </w:p>
+    <w:p>
+      <w:pPr>
+        <w:spacing w:after="0" w:line="240" w:lineRule="auto"/>
+        <w:rPr>
+          <w:rFonts w:ascii="Courier New" w:hAnsi="Courier New" w:cs="Courier New"/>
+          <w:sz w:val="20"/>
+          <w:lang w:val="en-US" w:eastAsia="ru-RU"/>
+        </w:rPr>
+      </w:pPr>
+      <w:r>
+        <w:rPr>
+          <w:rFonts w:ascii="Courier New" w:hAnsi="Courier New" w:cs="Courier New"/>
+          <w:sz w:val="20"/>
+          <w:lang w:val="en-US" w:eastAsia="ru-RU"/>
+        </w:rPr>
+        <w:t xml:space="preserve">        )</w:t>
+      </w:r>
+    </w:p>
+    <w:p>
+      <w:pPr>
+        <w:spacing w:after="0" w:line="360" w:lineRule="auto"/>
+        <w:rPr>
+          <w:rFonts w:ascii="Courier New" w:hAnsi="Courier New" w:cs="Courier New"/>
+          <w:sz w:val="20"/>
+          <w:lang w:val="en-US" w:eastAsia="ru-RU"/>
+        </w:rPr>
+      </w:pPr>
+      <w:r>
+        <w:rPr>
+          <w:rFonts w:ascii="Courier New" w:hAnsi="Courier New" w:cs="Courier New"/>
+          <w:sz w:val="20"/>
+          <w:lang w:val="en-US" w:eastAsia="ru-RU"/>
+        </w:rPr>
+        <w:t xml:space="preserve">        return </w:t>
+      </w:r>
+      <w:proofErr w:type="spellStart"/>
+      <w:r>
+        <w:rPr>
+          <w:rFonts w:ascii="Courier New" w:hAnsi="Courier New" w:cs="Courier New"/>
+          <w:sz w:val="20"/>
+          <w:lang w:val="en-US" w:eastAsia="ru-RU"/>
+        </w:rPr>
+        <w:t>user_id</w:t>
+      </w:r>
+      <w:proofErr w:type="spellEnd"/>
+    </w:p>
+    <w:p>
+      <w:pPr>
+        <w:spacing w:line="360" w:lineRule="auto"/>
+        <w:rPr>
+          <w:rFonts w:ascii="Times New Roman" w:hAnsi="Times New Roman" w:cs="Times New Roman"/>
+          <w:sz w:val="28"/>
+          <w:szCs w:val="28"/>
+        </w:rPr>
+      </w:pPr>
+      <w:r>
+        <w:rPr>
+          <w:rFonts w:ascii="Times New Roman" w:hAnsi="Times New Roman" w:cs="Times New Roman"/>
+          <w:sz w:val="28"/>
+          <w:szCs w:val="28"/>
+        </w:rPr>
+        <w:t xml:space="preserve">Листинг Б.3 – Пример обработки </w:t>
+      </w:r>
+      <w:r>
+        <w:rPr>
+          <w:rFonts w:ascii="Times New Roman" w:hAnsi="Times New Roman" w:cs="Times New Roman"/>
+          <w:sz w:val="28"/>
+          <w:szCs w:val="28"/>
+        </w:rPr>
+        <w:t>http</w:t>
+      </w:r>
+      <w:r>
+        <w:rPr>
+          <w:rFonts w:ascii="Times New Roman" w:hAnsi="Times New Roman" w:cs="Times New Roman"/>
+          <w:sz w:val="28"/>
+          <w:szCs w:val="28"/>
+        </w:rPr>
+        <w:t xml:space="preserve"> </w:t>
+      </w:r>
+      <w:r>
+        <w:rPr>
+          <w:rFonts w:ascii="Times New Roman" w:hAnsi="Times New Roman" w:cs="Times New Roman"/>
+          <w:sz w:val="28"/>
+          <w:szCs w:val="28"/>
+        </w:rPr>
+        <w:t>сервером</w:t>
+      </w:r>
+    </w:p>
+    <w:p>
+      <w:pPr>
+        <w:spacing w:after="0" w:line="240" w:lineRule="auto"/>
+        <w:rPr>
+          <w:rFonts w:ascii="Courier New" w:hAnsi="Courier New" w:cs="Courier New"/>
+          <w:sz w:val="20"/>
+          <w:lang w:val="en-US" w:eastAsia="ru-RU"/>
+        </w:rPr>
+      </w:pPr>
+      <w:r>
+        <w:rPr>
+          <w:rFonts w:ascii="Courier New" w:hAnsi="Courier New" w:cs="Courier New"/>
+          <w:sz w:val="20"/>
+          <w:lang w:val="en-US" w:eastAsia="ru-RU"/>
+        </w:rPr>
+        <w:t>@</w:t>
+      </w:r>
+      <w:proofErr w:type="spellStart"/>
+      <w:proofErr w:type="gramStart"/>
+      <w:r>
+        <w:rPr>
+          <w:rFonts w:ascii="Courier New" w:hAnsi="Courier New" w:cs="Courier New"/>
+          <w:sz w:val="20"/>
+          <w:lang w:val="en-US" w:eastAsia="ru-RU"/>
+        </w:rPr>
+        <w:t>user_router.post</w:t>
+      </w:r>
+      <w:proofErr w:type="spellEnd"/>
+      <w:r>
+        <w:rPr>
+          <w:rFonts w:ascii="Courier New" w:hAnsi="Courier New" w:cs="Courier New"/>
+          <w:sz w:val="20"/>
+          <w:lang w:val="en-US" w:eastAsia="ru-RU"/>
+        </w:rPr>
+        <w:t>(</w:t>
+      </w:r>
+      <w:proofErr w:type="gramEnd"/>
+      <w:r>
+        <w:rPr>
+          <w:rFonts w:ascii="Courier New" w:hAnsi="Courier New" w:cs="Courier New"/>
+          <w:sz w:val="20"/>
+          <w:lang w:val="en-US" w:eastAsia="ru-RU"/>
+        </w:rPr>
+        <w:t xml:space="preserve">"/", </w:t>
+      </w:r>
+      <w:proofErr w:type="spellStart"/>
+      <w:r>
+        <w:rPr>
+          <w:rFonts w:ascii="Courier New" w:hAnsi="Courier New" w:cs="Courier New"/>
+          <w:sz w:val="20"/>
+          <w:lang w:val="en-US" w:eastAsia="ru-RU"/>
+        </w:rPr>
+        <w:t>name</w:t>
+      </w:r>
+      <w:proofErr w:type="spellEnd"/>
+      <w:r>
+        <w:rPr>
+          <w:rFonts w:ascii="Courier New" w:hAnsi="Courier New" w:cs="Courier New"/>
+          <w:sz w:val="20"/>
+          <w:lang w:val="en-US" w:eastAsia="ru-RU"/>
+        </w:rPr>
+        <w:t>="Добавление пользователя в БД")</w:t>
+      </w:r>
+    </w:p>
+    <w:p>
+      <w:pPr>
+        <w:spacing w:after="0" w:line="240" w:lineRule="auto"/>
+        <w:rPr>
+          <w:rFonts w:ascii="Courier New" w:hAnsi="Courier New" w:cs="Courier New"/>
+          <w:sz w:val="20"/>
+          <w:lang w:val="en-US" w:eastAsia="ru-RU"/>
+        </w:rPr>
+      </w:pPr>
+      <w:r>
+        <w:rPr>
+          <w:rFonts w:ascii="Courier New" w:hAnsi="Courier New" w:cs="Courier New"/>
+          <w:sz w:val="20"/>
+          <w:lang w:val="en-US" w:eastAsia="ru-RU"/>
+        </w:rPr>
+        <w:t xml:space="preserve">async def </w:t>
+      </w:r>
+      <w:proofErr w:type="spellStart"/>
+      <w:r>
+        <w:rPr>
+          <w:rFonts w:ascii="Courier New" w:hAnsi="Courier New" w:cs="Courier New"/>
+          <w:sz w:val="20"/>
+          <w:lang w:val="en-US" w:eastAsia="ru-RU"/>
+        </w:rPr>
+        <w:t>new_</w:t>
+      </w:r>
+      <w:proofErr w:type="gramStart"/>
+      <w:r>
+        <w:rPr>
+          <w:rFonts w:ascii="Courier New" w:hAnsi="Courier New" w:cs="Courier New"/>
+          <w:sz w:val="20"/>
+          <w:lang w:val="en-US" w:eastAsia="ru-RU"/>
+        </w:rPr>
+        <w:t>user</w:t>
+      </w:r>
+      <w:proofErr w:type="spellEnd"/>
+      <w:r>
+        <w:rPr>
+          <w:rFonts w:ascii="Courier New" w:hAnsi="Courier New" w:cs="Courier New"/>
+          <w:sz w:val="20"/>
+          <w:lang w:val="en-US" w:eastAsia="ru-RU"/>
+        </w:rPr>
+        <w:t>(</w:t>
+      </w:r>
+      <w:proofErr w:type="gramEnd"/>
+    </w:p>
+    <w:p>
+      <w:pPr>
+        <w:spacing w:after="0" w:line="240" w:lineRule="auto"/>
+        <w:rPr>
+          <w:rFonts w:ascii="Courier New" w:hAnsi="Courier New" w:cs="Courier New"/>
+          <w:sz w:val="20"/>
+          <w:lang w:val="en-US" w:eastAsia="ru-RU"/>
+        </w:rPr>
+      </w:pPr>
+      <w:r>
+        <w:rPr>
+          <w:rFonts w:ascii="Courier New" w:hAnsi="Courier New" w:cs="Courier New"/>
+          <w:sz w:val="20"/>
+          <w:lang w:val="en-US" w:eastAsia="ru-RU"/>
+        </w:rPr>
+        <w:t xml:space="preserve">        data: </w:t>
+      </w:r>
+      <w:proofErr w:type="spellStart"/>
+      <w:r>
+        <w:rPr>
+          <w:rFonts w:ascii="Courier New" w:hAnsi="Courier New" w:cs="Courier New"/>
+          <w:sz w:val="20"/>
+          <w:lang w:val="en-US" w:eastAsia="ru-RU"/>
+        </w:rPr>
+        <w:t>UserAddSchemas</w:t>
+      </w:r>
+      <w:proofErr w:type="spellEnd"/>
+      <w:r>
+        <w:rPr>
+          <w:rFonts w:ascii="Courier New" w:hAnsi="Courier New" w:cs="Courier New"/>
+          <w:sz w:val="20"/>
+          <w:lang w:val="en-US" w:eastAsia="ru-RU"/>
+        </w:rPr>
+        <w:t>,</w:t>
+      </w:r>
+    </w:p>
+    <w:p>
+      <w:pPr>
+        <w:spacing w:after="0" w:line="240" w:lineRule="auto"/>
+        <w:rPr>
+          <w:rFonts w:ascii="Courier New" w:hAnsi="Courier New" w:cs="Courier New"/>
+          <w:sz w:val="20"/>
+          <w:lang w:val="en-US" w:eastAsia="ru-RU"/>
+        </w:rPr>
+      </w:pPr>
+      <w:r>
+        <w:rPr>
+          <w:rFonts w:ascii="Courier New" w:hAnsi="Courier New" w:cs="Courier New"/>
+          <w:sz w:val="20"/>
+          <w:lang w:val="en-US" w:eastAsia="ru-RU"/>
+        </w:rPr>
+        <w:t xml:space="preserve">        </w:t>
+      </w:r>
+      <w:proofErr w:type="spellStart"/>
+      <w:r>
+        <w:rPr>
+          <w:rFonts w:ascii="Courier New" w:hAnsi="Courier New" w:cs="Courier New"/>
+          <w:sz w:val="20"/>
+          <w:lang w:val="en-US" w:eastAsia="ru-RU"/>
+        </w:rPr>
+        <w:t>user_service</w:t>
+      </w:r>
+      <w:proofErr w:type="spellEnd"/>
+      <w:r>
+        <w:rPr>
+          <w:rFonts w:ascii="Courier New" w:hAnsi="Courier New" w:cs="Courier New"/>
+          <w:sz w:val="20"/>
+          <w:lang w:val="en-US" w:eastAsia="ru-RU"/>
+        </w:rPr>
+        <w:t xml:space="preserve">: </w:t>
+      </w:r>
+      <w:proofErr w:type="gramStart"/>
+      <w:r>
+        <w:rPr>
+          <w:rFonts w:ascii="Courier New" w:hAnsi="Courier New" w:cs="Courier New"/>
+          <w:sz w:val="20"/>
+          <w:lang w:val="en-US" w:eastAsia="ru-RU"/>
+        </w:rPr>
+        <w:t>Annotated[</w:t>
+      </w:r>
+      <w:proofErr w:type="spellStart"/>
+      <w:proofErr w:type="gramEnd"/>
+      <w:r>
+        <w:rPr>
+          <w:rFonts w:ascii="Courier New" w:hAnsi="Courier New" w:cs="Courier New"/>
+          <w:sz w:val="20"/>
+          <w:lang w:val="en-US" w:eastAsia="ru-RU"/>
+        </w:rPr>
+        <w:t>UsersService</w:t>
+      </w:r>
+      <w:proofErr w:type="spellEnd"/>
+      <w:r>
+        <w:rPr>
+          <w:rFonts w:ascii="Courier New" w:hAnsi="Courier New" w:cs="Courier New"/>
+          <w:sz w:val="20"/>
+          <w:lang w:val="en-US" w:eastAsia="ru-RU"/>
+        </w:rPr>
+        <w:t>, Depends(</w:t>
+      </w:r>
+      <w:proofErr w:type="spellStart"/>
+      <w:r>
+        <w:rPr>
+          <w:rFonts w:ascii="Courier New" w:hAnsi="Courier New" w:cs="Courier New"/>
+          <w:sz w:val="20"/>
+          <w:lang w:val="en-US" w:eastAsia="ru-RU"/>
+        </w:rPr>
+        <w:t>users_service</w:t>
+      </w:r>
+      <w:proofErr w:type="spellEnd"/>
+      <w:r>
+        <w:rPr>
+          <w:rFonts w:ascii="Courier New" w:hAnsi="Courier New" w:cs="Courier New"/>
+          <w:sz w:val="20"/>
+          <w:lang w:val="en-US" w:eastAsia="ru-RU"/>
+        </w:rPr>
+        <w:t>)]</w:t>
+      </w:r>
+    </w:p>
+    <w:p>
+      <w:pPr>
+        <w:spacing w:after="0" w:line="240" w:lineRule="auto"/>
+        <w:rPr>
+          <w:rFonts w:ascii="Courier New" w:hAnsi="Courier New" w:cs="Courier New"/>
+          <w:sz w:val="20"/>
+          <w:lang w:val="en-US" w:eastAsia="ru-RU"/>
+        </w:rPr>
+      </w:pPr>
+      <w:r>
+        <w:rPr>
+          <w:rFonts w:ascii="Courier New" w:hAnsi="Courier New" w:cs="Courier New"/>
+          <w:sz w:val="20"/>
+          <w:lang w:val="en-US" w:eastAsia="ru-RU"/>
+        </w:rPr>
+        <w:t>):</w:t>
+      </w:r>
+    </w:p>
+    <w:p>
+      <w:pPr>
+        <w:spacing w:after="0" w:line="240" w:lineRule="auto"/>
+        <w:rPr>
+          <w:rFonts w:ascii="Courier New" w:hAnsi="Courier New" w:cs="Courier New"/>
+          <w:sz w:val="20"/>
+          <w:lang w:val="en-US" w:eastAsia="ru-RU"/>
+        </w:rPr>
+      </w:pPr>
+      <w:r>
+        <w:rPr>
+          <w:rFonts w:ascii="Courier New" w:hAnsi="Courier New" w:cs="Courier New"/>
+          <w:sz w:val="20"/>
+          <w:lang w:val="en-US" w:eastAsia="ru-RU"/>
+        </w:rPr>
+        <w:t xml:space="preserve">    </w:t>
+      </w:r>
+      <w:proofErr w:type="spellStart"/>
+      <w:r>
+        <w:rPr>
+          <w:rFonts w:ascii="Courier New" w:hAnsi="Courier New" w:cs="Courier New"/>
+          <w:sz w:val="20"/>
+          <w:lang w:val="en-US" w:eastAsia="ru-RU"/>
+        </w:rPr>
+        <w:t>user_id</w:t>
+      </w:r>
+      <w:proofErr w:type="spellEnd"/>
+      <w:r>
+        <w:rPr>
+          <w:rFonts w:ascii="Courier New" w:hAnsi="Courier New" w:cs="Courier New"/>
+          <w:sz w:val="20"/>
+          <w:lang w:val="en-US" w:eastAsia="ru-RU"/>
+        </w:rPr>
+        <w:t xml:space="preserve"> = await </w:t>
+      </w:r>
+      <w:proofErr w:type="spellStart"/>
+      <w:r>
+        <w:rPr>
+          <w:rFonts w:ascii="Courier New" w:hAnsi="Courier New" w:cs="Courier New"/>
+          <w:sz w:val="20"/>
+          <w:lang w:val="en-US" w:eastAsia="ru-RU"/>
+        </w:rPr>
+        <w:t>user_</w:t>
+      </w:r>
+      <w:proofErr w:type="gramStart"/>
+      <w:r>
+        <w:rPr>
+          <w:rFonts w:ascii="Courier New" w:hAnsi="Courier New" w:cs="Courier New"/>
+          <w:sz w:val="20"/>
+          <w:lang w:val="en-US" w:eastAsia="ru-RU"/>
+        </w:rPr>
+        <w:t>service.create</w:t>
+      </w:r>
+      <w:proofErr w:type="gramEnd"/>
+      <w:r>
+        <w:rPr>
+          <w:rFonts w:ascii="Courier New" w:hAnsi="Courier New" w:cs="Courier New"/>
+          <w:sz w:val="20"/>
+          <w:lang w:val="en-US" w:eastAsia="ru-RU"/>
+        </w:rPr>
+        <w:t>_new_user</w:t>
+      </w:r>
+      <w:proofErr w:type="spellEnd"/>
+      <w:r>
+        <w:rPr>
+          <w:rFonts w:ascii="Courier New" w:hAnsi="Courier New" w:cs="Courier New"/>
+          <w:sz w:val="20"/>
+          <w:lang w:val="en-US" w:eastAsia="ru-RU"/>
+        </w:rPr>
+        <w:t>(data)</w:t>
+      </w:r>
+    </w:p>
+    <w:p>
+      <w:pPr>
+        <w:spacing w:after="0" w:line="240" w:lineRule="auto"/>
+        <w:rPr>
+          <w:rFonts w:ascii="Courier New" w:hAnsi="Courier New" w:cs="Courier New"/>
+          <w:sz w:val="20"/>
+          <w:lang w:val="en-US" w:eastAsia="ru-RU"/>
+        </w:rPr>
+      </w:pPr>
+      <w:r>
+        <w:rPr>
+          <w:rFonts w:ascii="Courier New" w:hAnsi="Courier New" w:cs="Courier New"/>
+          <w:sz w:val="20"/>
+          <w:lang w:val="en-US" w:eastAsia="ru-RU"/>
+        </w:rPr>
+        <w:t xml:space="preserve">    return {"</w:t>
+      </w:r>
+      <w:proofErr w:type="spellStart"/>
+      <w:r>
+        <w:rPr>
+          <w:rFonts w:ascii="Courier New" w:hAnsi="Courier New" w:cs="Courier New"/>
+          <w:sz w:val="20"/>
+          <w:lang w:val="en-US" w:eastAsia="ru-RU"/>
+        </w:rPr>
+        <w:t>user_id</w:t>
+      </w:r>
+      <w:proofErr w:type="spellEnd"/>
+      <w:r>
+        <w:rPr>
+          <w:rFonts w:ascii="Courier New" w:hAnsi="Courier New" w:cs="Courier New"/>
+          <w:sz w:val="20"/>
+          <w:lang w:val="en-US" w:eastAsia="ru-RU"/>
+        </w:rPr>
+        <w:t xml:space="preserve">": </w:t>
+      </w:r>
+      <w:proofErr w:type="spellStart"/>
+      <w:r>
+        <w:rPr>
+          <w:rFonts w:ascii="Courier New" w:hAnsi="Courier New" w:cs="Courier New"/>
+          <w:sz w:val="20"/>
+          <w:lang w:val="en-US" w:eastAsia="ru-RU"/>
+        </w:rPr>
+        <w:t>user_id</w:t>
+      </w:r>
+      <w:proofErr w:type="spellEnd"/>
+      <w:r>
+        <w:rPr>
+          <w:rFonts w:ascii="Courier New" w:hAnsi="Courier New" w:cs="Courier New"/>
+          <w:sz w:val="20"/>
+          <w:lang w:val="en-US" w:eastAsia="ru-RU"/>
+        </w:rPr>
+        <w:t>}</w:t>
+      </w:r>
+    </w:p>
+    <w:p>
+      <w:pPr>
+        <w:spacing w:line="360" w:lineRule="auto"/>
+        <w:rPr>
+          <w:rFonts w:ascii="Times New Roman" w:hAnsi="Times New Roman" w:cs="Times New Roman"/>
+          <w:sz w:val="28"/>
+          <w:szCs w:val="28"/>
+        </w:rPr>
+      </w:pPr>
+      <w:r>
+        <w:rPr>
+          <w:rFonts w:ascii="Times New Roman" w:hAnsi="Times New Roman" w:cs="Times New Roman"/>
+          <w:sz w:val="28"/>
+          <w:szCs w:val="28"/>
+        </w:rPr>
+        <w:t xml:space="preserve">Листинг Б.4 – Обработка фоновой задачи при помощи </w:t>
+      </w:r>
+      <w:r>
+        <w:rPr>
+          <w:rFonts w:ascii="Times New Roman" w:hAnsi="Times New Roman" w:cs="Times New Roman"/>
+          <w:sz w:val="28"/>
+          <w:szCs w:val="28"/>
+        </w:rPr>
+        <w:t>Celery</w:t>
+      </w:r>
+    </w:p>
+    <w:p>
+      <w:pPr>
+        <w:spacing w:after="0" w:line="240" w:lineRule="auto"/>
+        <w:rPr>
+          <w:rFonts w:ascii="Courier New" w:hAnsi="Courier New" w:cs="Courier New"/>
+          <w:sz w:val="20"/>
+          <w:lang w:val="en-US" w:eastAsia="ru-RU"/>
+        </w:rPr>
+      </w:pPr>
+      <w:r>
+        <w:rPr>
+          <w:rFonts w:ascii="Courier New" w:hAnsi="Courier New" w:cs="Courier New"/>
+          <w:sz w:val="20"/>
+          <w:lang w:val="en-US" w:eastAsia="ru-RU"/>
+        </w:rPr>
+        <w:t>@</w:t>
+      </w:r>
+      <w:proofErr w:type="spellStart"/>
+      <w:r>
+        <w:rPr>
+          <w:rFonts w:ascii="Courier New" w:hAnsi="Courier New" w:cs="Courier New"/>
+          <w:sz w:val="20"/>
+          <w:lang w:val="en-US" w:eastAsia="ru-RU"/>
+        </w:rPr>
+        <w:t>celery_</w:t>
+      </w:r>
+      <w:proofErr w:type="gramStart"/>
+      <w:r>
+        <w:rPr>
+          <w:rFonts w:ascii="Courier New" w:hAnsi="Courier New" w:cs="Courier New"/>
+          <w:sz w:val="20"/>
+          <w:lang w:val="en-US" w:eastAsia="ru-RU"/>
+        </w:rPr>
+        <w:t>app.task</w:t>
+      </w:r>
+      <w:proofErr w:type="spellEnd"/>
+      <w:proofErr w:type="gramEnd"/>
+      <w:r>
+        <w:rPr>
+          <w:rFonts w:ascii="Courier New" w:hAnsi="Courier New" w:cs="Courier New"/>
+          <w:sz w:val="20"/>
+          <w:lang w:val="en-US" w:eastAsia="ru-RU"/>
+        </w:rPr>
+        <w:t>(name="</w:t>
+      </w:r>
+      <w:proofErr w:type="spellStart"/>
+      <w:r>
+        <w:rPr>
+          <w:rFonts w:ascii="Courier New" w:hAnsi="Courier New" w:cs="Courier New"/>
+          <w:sz w:val="20"/>
+          <w:lang w:val="en-US" w:eastAsia="ru-RU"/>
+        </w:rPr>
+        <w:t>send_admin_notification</w:t>
+      </w:r>
+      <w:proofErr w:type="spellEnd"/>
+      <w:r>
+        <w:rPr>
+          <w:rFonts w:ascii="Courier New" w:hAnsi="Courier New" w:cs="Courier New"/>
+          <w:sz w:val="20"/>
+          <w:lang w:val="en-US" w:eastAsia="ru-RU"/>
+        </w:rPr>
+        <w:t>")</w:t>
+      </w:r>
+    </w:p>
+    <w:p>
+      <w:pPr>
+        <w:spacing w:after="0" w:line="240" w:lineRule="auto"/>
+        <w:rPr>
+          <w:rFonts w:ascii="Courier New" w:hAnsi="Courier New" w:cs="Courier New"/>
+          <w:sz w:val="20"/>
+          <w:lang w:val="en-US" w:eastAsia="ru-RU"/>
+        </w:rPr>
+      </w:pPr>
+      <w:r>
+        <w:rPr>
+          <w:rFonts w:ascii="Courier New" w:hAnsi="Courier New" w:cs="Courier New"/>
+          <w:sz w:val="20"/>
+          <w:lang w:val="en-US" w:eastAsia="ru-RU"/>
+        </w:rPr>
+        <w:t xml:space="preserve">def </w:t>
+      </w:r>
+      <w:proofErr w:type="spellStart"/>
+      <w:r>
+        <w:rPr>
+          <w:rFonts w:ascii="Courier New" w:hAnsi="Courier New" w:cs="Courier New"/>
+          <w:sz w:val="20"/>
+          <w:lang w:val="en-US" w:eastAsia="ru-RU"/>
+        </w:rPr>
+        <w:t>send_admin_</w:t>
+      </w:r>
+      <w:proofErr w:type="gramStart"/>
+      <w:r>
+        <w:rPr>
+          <w:rFonts w:ascii="Courier New" w:hAnsi="Courier New" w:cs="Courier New"/>
+          <w:sz w:val="20"/>
+          <w:lang w:val="en-US" w:eastAsia="ru-RU"/>
+        </w:rPr>
+        <w:t>notification</w:t>
+      </w:r>
+      <w:proofErr w:type="spellEnd"/>
+      <w:r>
+        <w:rPr>
+          <w:rFonts w:ascii="Courier New" w:hAnsi="Courier New" w:cs="Courier New"/>
+          <w:sz w:val="20"/>
+          <w:lang w:val="en-US" w:eastAsia="ru-RU"/>
+        </w:rPr>
+        <w:t>(</w:t>
+      </w:r>
+      <w:proofErr w:type="spellStart"/>
+      <w:proofErr w:type="gramEnd"/>
+      <w:r>
+        <w:rPr>
+          <w:rFonts w:ascii="Courier New" w:hAnsi="Courier New" w:cs="Courier New"/>
+          <w:sz w:val="20"/>
+          <w:lang w:val="en-US" w:eastAsia="ru-RU"/>
+        </w:rPr>
+        <w:t>full_name</w:t>
+      </w:r>
+      <w:proofErr w:type="spellEnd"/>
+      <w:r>
+        <w:rPr>
+          <w:rFonts w:ascii="Courier New" w:hAnsi="Courier New" w:cs="Courier New"/>
+          <w:sz w:val="20"/>
+          <w:lang w:val="en-US" w:eastAsia="ru-RU"/>
+        </w:rPr>
+        <w:t>: str, phone: str):</w:t>
+      </w:r>
+    </w:p>
+    <w:p>
+      <w:pPr>
+        <w:spacing w:after="0" w:line="240" w:lineRule="auto"/>
+        <w:rPr>
+          <w:rFonts w:ascii="Courier New" w:hAnsi="Courier New" w:cs="Courier New"/>
+          <w:sz w:val="20"/>
+          <w:lang w:val="en-US" w:eastAsia="ru-RU"/>
+        </w:rPr>
+      </w:pPr>
+      <w:r>
+        <w:rPr>
+          <w:rFonts w:ascii="Courier New" w:hAnsi="Courier New" w:cs="Courier New"/>
+          <w:sz w:val="20"/>
+          <w:lang w:val="en-US" w:eastAsia="ru-RU"/>
+        </w:rPr>
+        <w:t xml:space="preserve">    </w:t>
+      </w:r>
+      <w:proofErr w:type="spellStart"/>
+      <w:r>
+        <w:rPr>
+          <w:rFonts w:ascii="Courier New" w:hAnsi="Courier New" w:cs="Courier New"/>
+          <w:sz w:val="20"/>
+          <w:lang w:val="en-US" w:eastAsia="ru-RU"/>
+        </w:rPr>
+        <w:t>email_service</w:t>
+      </w:r>
+      <w:proofErr w:type="spellEnd"/>
+      <w:r>
+        <w:rPr>
+          <w:rFonts w:ascii="Courier New" w:hAnsi="Courier New" w:cs="Courier New"/>
+          <w:sz w:val="20"/>
+          <w:lang w:val="en-US" w:eastAsia="ru-RU"/>
+        </w:rPr>
+        <w:t xml:space="preserve"> = </w:t>
+      </w:r>
+      <w:proofErr w:type="spellStart"/>
+      <w:proofErr w:type="gramStart"/>
+      <w:r>
+        <w:rPr>
+          <w:rFonts w:ascii="Courier New" w:hAnsi="Courier New" w:cs="Courier New"/>
+          <w:sz w:val="20"/>
+          <w:lang w:val="en-US" w:eastAsia="ru-RU"/>
+        </w:rPr>
+        <w:t>SMTPEmailService</w:t>
+      </w:r>
+      <w:proofErr w:type="spellEnd"/>
+      <w:r>
+        <w:rPr>
+          <w:rFonts w:ascii="Courier New" w:hAnsi="Courier New" w:cs="Courier New"/>
+          <w:sz w:val="20"/>
+          <w:lang w:val="en-US" w:eastAsia="ru-RU"/>
+        </w:rPr>
+        <w:t>(</w:t>
+      </w:r>
+      <w:proofErr w:type="gramEnd"/>
+    </w:p>
+    <w:p>
+      <w:pPr>
+        <w:spacing w:after="0" w:line="240" w:lineRule="auto"/>
+        <w:rPr>
+          <w:rFonts w:ascii="Courier New" w:hAnsi="Courier New" w:cs="Courier New"/>
+          <w:sz w:val="20"/>
+          <w:lang w:val="en-US" w:eastAsia="ru-RU"/>
+        </w:rPr>
+      </w:pPr>
+      <w:r>
+        <w:rPr>
+          <w:rFonts w:ascii="Courier New" w:hAnsi="Courier New" w:cs="Courier New"/>
+          <w:sz w:val="20"/>
+          <w:lang w:val="en-US" w:eastAsia="ru-RU"/>
+        </w:rPr>
+        <w:t xml:space="preserve">        </w:t>
+      </w:r>
+      <w:proofErr w:type="spellStart"/>
+      <w:r>
+        <w:rPr>
+          <w:rFonts w:ascii="Courier New" w:hAnsi="Courier New" w:cs="Courier New"/>
+          <w:sz w:val="20"/>
+          <w:lang w:val="en-US" w:eastAsia="ru-RU"/>
+        </w:rPr>
+        <w:t>smtp_host</w:t>
+      </w:r>
+      <w:proofErr w:type="spellEnd"/>
+      <w:r>
+        <w:rPr>
+          <w:rFonts w:ascii="Courier New" w:hAnsi="Courier New" w:cs="Courier New"/>
+          <w:sz w:val="20"/>
+          <w:lang w:val="en-US" w:eastAsia="ru-RU"/>
+        </w:rPr>
+        <w:t>="smtp.gmail.com",</w:t>
+      </w:r>
+    </w:p>
+    <w:p>
+      <w:pPr>
+        <w:spacing w:after="0" w:line="240" w:lineRule="auto"/>
+        <w:rPr>
+          <w:rFonts w:ascii="Courier New" w:hAnsi="Courier New" w:cs="Courier New"/>
+          <w:sz w:val="20"/>
+          <w:lang w:val="en-US" w:eastAsia="ru-RU"/>
+        </w:rPr>
+      </w:pPr>
+      <w:r>
+        <w:rPr>
+          <w:rFonts w:ascii="Courier New" w:hAnsi="Courier New" w:cs="Courier New"/>
+          <w:sz w:val="20"/>
+          <w:lang w:val="en-US" w:eastAsia="ru-RU"/>
+        </w:rPr>
+        <w:t xml:space="preserve">        </w:t>
+      </w:r>
+      <w:proofErr w:type="spellStart"/>
+      <w:r>
+        <w:rPr>
+          <w:rFonts w:ascii="Courier New" w:hAnsi="Courier New" w:cs="Courier New"/>
+          <w:sz w:val="20"/>
+          <w:lang w:val="en-US" w:eastAsia="ru-RU"/>
+        </w:rPr>
+        <w:t>smtp_port</w:t>
+      </w:r>
+      <w:proofErr w:type="spellEnd"/>
+      <w:r>
+        <w:rPr>
+          <w:rFonts w:ascii="Courier New" w:hAnsi="Courier New" w:cs="Courier New"/>
+          <w:sz w:val="20"/>
+          <w:lang w:val="en-US" w:eastAsia="ru-RU"/>
+        </w:rPr>
+        <w:t>=465,</w:t>
+      </w:r>
+    </w:p>
+    <w:p>
+      <w:pPr>
+        <w:spacing w:after="0" w:line="240" w:lineRule="auto"/>
+        <w:rPr>
+          <w:rFonts w:ascii="Courier New" w:hAnsi="Courier New" w:cs="Courier New"/>
+          <w:sz w:val="20"/>
+          <w:lang w:val="en-US" w:eastAsia="ru-RU"/>
+        </w:rPr>
+      </w:pPr>
+      <w:r>
+        <w:rPr>
+          <w:rFonts w:ascii="Courier New" w:hAnsi="Courier New" w:cs="Courier New"/>
+          <w:sz w:val="20"/>
+          <w:lang w:val="en-US" w:eastAsia="ru-RU"/>
+        </w:rPr>
+        <w:lastRenderedPageBreak/>
+        <w:t xml:space="preserve">        login=</w:t>
+      </w:r>
+      <w:proofErr w:type="spellStart"/>
+      <w:proofErr w:type="gramStart"/>
+      <w:r>
+        <w:rPr>
+          <w:rFonts w:ascii="Courier New" w:hAnsi="Courier New" w:cs="Courier New"/>
+          <w:sz w:val="20"/>
+          <w:lang w:val="en-US" w:eastAsia="ru-RU"/>
+        </w:rPr>
+        <w:t>config.email</w:t>
+      </w:r>
+      <w:proofErr w:type="gramEnd"/>
+      <w:r>
+        <w:rPr>
+          <w:rFonts w:ascii="Courier New" w:hAnsi="Courier New" w:cs="Courier New"/>
+          <w:sz w:val="20"/>
+          <w:lang w:val="en-US" w:eastAsia="ru-RU"/>
+        </w:rPr>
+        <w:t>.gmail_sender</w:t>
+      </w:r>
+      <w:proofErr w:type="spellEnd"/>
+      <w:r>
+        <w:rPr>
+          <w:rFonts w:ascii="Courier New" w:hAnsi="Courier New" w:cs="Courier New"/>
+          <w:sz w:val="20"/>
+          <w:lang w:val="en-US" w:eastAsia="ru-RU"/>
+        </w:rPr>
+        <w:t>,</w:t>
+      </w:r>
+    </w:p>
+    <w:p>
+      <w:pPr>
+        <w:spacing w:after="0" w:line="240" w:lineRule="auto"/>
+        <w:rPr>
+          <w:rFonts w:ascii="Courier New" w:hAnsi="Courier New" w:cs="Courier New"/>
+          <w:sz w:val="20"/>
+          <w:lang w:val="en-US" w:eastAsia="ru-RU"/>
+        </w:rPr>
+      </w:pPr>
+      <w:r>
+        <w:rPr>
+          <w:rFonts w:ascii="Courier New" w:hAnsi="Courier New" w:cs="Courier New"/>
+          <w:sz w:val="20"/>
+          <w:lang w:val="en-US" w:eastAsia="ru-RU"/>
+        </w:rPr>
+        <w:t xml:space="preserve">        password=</w:t>
+      </w:r>
+      <w:proofErr w:type="spellStart"/>
+      <w:proofErr w:type="gramStart"/>
+      <w:r>
+        <w:rPr>
+          <w:rFonts w:ascii="Courier New" w:hAnsi="Courier New" w:cs="Courier New"/>
+          <w:sz w:val="20"/>
+          <w:lang w:val="en-US" w:eastAsia="ru-RU"/>
+        </w:rPr>
+        <w:t>config.email</w:t>
+      </w:r>
+      <w:proofErr w:type="gramEnd"/>
+      <w:r>
+        <w:rPr>
+          <w:rFonts w:ascii="Courier New" w:hAnsi="Courier New" w:cs="Courier New"/>
+          <w:sz w:val="20"/>
+          <w:lang w:val="en-US" w:eastAsia="ru-RU"/>
+        </w:rPr>
+        <w:t>.gmail_password</w:t>
+      </w:r>
+      <w:proofErr w:type="spellEnd"/>
+    </w:p>
+    <w:p>
+      <w:pPr>
+        <w:spacing w:after="0" w:line="240" w:lineRule="auto"/>
+        <w:rPr>
+          <w:rFonts w:ascii="Courier New" w:hAnsi="Courier New" w:cs="Courier New"/>
+          <w:sz w:val="20"/>
+          <w:lang w:val="en-US" w:eastAsia="ru-RU"/>
+        </w:rPr>
+      </w:pPr>
+      <w:r>
+        <w:rPr>
+          <w:rFonts w:ascii="Courier New" w:hAnsi="Courier New" w:cs="Courier New"/>
+          <w:sz w:val="20"/>
+          <w:lang w:val="en-US" w:eastAsia="ru-RU"/>
+        </w:rPr>
+        <w:t xml:space="preserve">    )</w:t>
+      </w:r>
+    </w:p>
+    <w:p>
+      <w:pPr>
+        <w:spacing w:after="0" w:line="240" w:lineRule="auto"/>
+        <w:rPr>
+          <w:rFonts w:ascii="Courier New" w:hAnsi="Courier New" w:cs="Courier New"/>
+          <w:sz w:val="20"/>
+          <w:lang w:val="en-US" w:eastAsia="ru-RU"/>
+        </w:rPr>
+      </w:pPr>
+    </w:p>
+    <w:p>
+      <w:pPr>
+        <w:spacing w:after="0" w:line="240" w:lineRule="auto"/>
+        <w:rPr>
+          <w:rFonts w:ascii="Courier New" w:hAnsi="Courier New" w:cs="Courier New"/>
+          <w:sz w:val="20"/>
+          <w:lang w:val="en-US" w:eastAsia="ru-RU"/>
+        </w:rPr>
+      </w:pPr>
+      <w:r>
+        <w:rPr>
+          <w:rFonts w:ascii="Courier New" w:hAnsi="Courier New" w:cs="Courier New"/>
+          <w:sz w:val="20"/>
+          <w:lang w:val="en-US" w:eastAsia="ru-RU"/>
+        </w:rPr>
+        <w:t xml:space="preserve">    subject = "</w:t>
+      </w:r>
+      <w:proofErr w:type="spellStart"/>
+      <w:r>
+        <w:rPr>
+          <w:rFonts w:ascii="Courier New" w:hAnsi="Courier New" w:cs="Courier New"/>
+          <w:sz w:val="20"/>
+          <w:lang w:val="en-US" w:eastAsia="ru-RU"/>
+        </w:rPr>
+        <w:t>Новая</w:t>
+      </w:r>
+      <w:proofErr w:type="spellEnd"/>
+      <w:r>
+        <w:rPr>
+          <w:rFonts w:ascii="Courier New" w:hAnsi="Courier New" w:cs="Courier New"/>
+          <w:sz w:val="20"/>
+          <w:lang w:val="en-US" w:eastAsia="ru-RU"/>
+        </w:rPr>
+        <w:t xml:space="preserve"> </w:t>
+      </w:r>
+      <w:proofErr w:type="spellStart"/>
+      <w:r>
+        <w:rPr>
+          <w:rFonts w:ascii="Courier New" w:hAnsi="Courier New" w:cs="Courier New"/>
+          <w:sz w:val="20"/>
+          <w:lang w:val="en-US" w:eastAsia="ru-RU"/>
+        </w:rPr>
+        <w:t>заявка</w:t>
+      </w:r>
+      <w:proofErr w:type="spellEnd"/>
+      <w:r>
+        <w:rPr>
+          <w:rFonts w:ascii="Courier New" w:hAnsi="Courier New" w:cs="Courier New"/>
+          <w:sz w:val="20"/>
+          <w:lang w:val="en-US" w:eastAsia="ru-RU"/>
+        </w:rPr>
+        <w:t xml:space="preserve"> на консультацию!"</w:t>
+      </w:r>
+    </w:p>
+    <w:p>
+      <w:pPr>
+        <w:spacing w:after="0" w:line="240" w:lineRule="auto"/>
+        <w:rPr>
+          <w:rFonts w:ascii="Courier New" w:hAnsi="Courier New" w:cs="Courier New"/>
+          <w:sz w:val="20"/>
+          <w:lang w:val="en-US" w:eastAsia="ru-RU"/>
+        </w:rPr>
+      </w:pPr>
+      <w:r>
+        <w:rPr>
+          <w:rFonts w:ascii="Courier New" w:hAnsi="Courier New" w:cs="Courier New"/>
+          <w:sz w:val="20"/>
+          <w:lang w:val="en-US" w:eastAsia="ru-RU"/>
+        </w:rPr>
+        <w:t xml:space="preserve">    body = (f"&lt;b&gt;ФИО:&lt;/b&gt; {</w:t>
+      </w:r>
+      <w:proofErr w:type="spellStart"/>
+      <w:r>
+        <w:rPr>
+          <w:rFonts w:ascii="Courier New" w:hAnsi="Courier New" w:cs="Courier New"/>
+          <w:sz w:val="20"/>
+          <w:lang w:val="en-US" w:eastAsia="ru-RU"/>
+        </w:rPr>
+        <w:t>full_name</w:t>
+      </w:r>
+      <w:proofErr w:type="spellEnd"/>
+      <w:r>
+        <w:rPr>
+          <w:rFonts w:ascii="Courier New" w:hAnsi="Courier New" w:cs="Courier New"/>
+          <w:sz w:val="20"/>
+          <w:lang w:val="en-US" w:eastAsia="ru-RU"/>
+        </w:rPr>
+        <w:t>} &lt;</w:t>
+      </w:r>
+      <w:proofErr w:type="spellStart"/>
+      <w:r>
+        <w:rPr>
+          <w:rFonts w:ascii="Courier New" w:hAnsi="Courier New" w:cs="Courier New"/>
+          <w:sz w:val="20"/>
+          <w:lang w:val="en-US" w:eastAsia="ru-RU"/>
+        </w:rPr>
+        <w:t>br</w:t>
+      </w:r>
+      <w:proofErr w:type="spellEnd"/>
+      <w:r>
+        <w:rPr>
+          <w:rFonts w:ascii="Courier New" w:hAnsi="Courier New" w:cs="Courier New"/>
+          <w:sz w:val="20"/>
+          <w:lang w:val="en-US" w:eastAsia="ru-RU"/>
+        </w:rPr>
+        <w:t>&gt;"</w:t>
+      </w:r>
+    </w:p>
+    <w:p>
+      <w:pPr>
+        <w:spacing w:after="0" w:line="240" w:lineRule="auto"/>
+        <w:rPr>
+          <w:rFonts w:ascii="Courier New" w:hAnsi="Courier New" w:cs="Courier New"/>
+          <w:sz w:val="20"/>
+          <w:lang w:val="en-US" w:eastAsia="ru-RU"/>
+        </w:rPr>
+      </w:pPr>
+      <w:r>
+        <w:rPr>
+          <w:rFonts w:ascii="Courier New" w:hAnsi="Courier New" w:cs="Courier New"/>
+          <w:sz w:val="20"/>
+          <w:lang w:val="en-US" w:eastAsia="ru-RU"/>
+        </w:rPr>
+        <w:t xml:space="preserve">            f"&lt;b&gt;</w:t>
+      </w:r>
+      <w:proofErr w:type="spellStart"/>
+      <w:r>
+        <w:rPr>
+          <w:rFonts w:ascii="Courier New" w:hAnsi="Courier New" w:cs="Courier New"/>
+          <w:sz w:val="20"/>
+          <w:lang w:val="en-US" w:eastAsia="ru-RU"/>
+        </w:rPr>
+        <w:t>Номер</w:t>
+      </w:r>
+      <w:proofErr w:type="spellEnd"/>
+      <w:r>
+        <w:rPr>
+          <w:rFonts w:ascii="Courier New" w:hAnsi="Courier New" w:cs="Courier New"/>
+          <w:sz w:val="20"/>
+          <w:lang w:val="en-US" w:eastAsia="ru-RU"/>
+        </w:rPr>
+        <w:t xml:space="preserve"> </w:t>
+      </w:r>
+      <w:proofErr w:type="spellStart"/>
+      <w:r>
+        <w:rPr>
+          <w:rFonts w:ascii="Courier New" w:hAnsi="Courier New" w:cs="Courier New"/>
+          <w:sz w:val="20"/>
+          <w:lang w:val="en-US" w:eastAsia="ru-RU"/>
+        </w:rPr>
+        <w:t>телефона</w:t>
+      </w:r>
+      <w:proofErr w:type="spellEnd"/>
+      <w:r>
+        <w:rPr>
+          <w:rFonts w:ascii="Courier New" w:hAnsi="Courier New" w:cs="Courier New"/>
+          <w:sz w:val="20"/>
+          <w:lang w:val="en-US" w:eastAsia="ru-RU"/>
+        </w:rPr>
+        <w:t>:&lt;/b&gt; {phone} &lt;</w:t>
+      </w:r>
+      <w:proofErr w:type="spellStart"/>
+      <w:r>
+        <w:rPr>
+          <w:rFonts w:ascii="Courier New" w:hAnsi="Courier New" w:cs="Courier New"/>
+          <w:sz w:val="20"/>
+          <w:lang w:val="en-US" w:eastAsia="ru-RU"/>
+        </w:rPr>
+        <w:t>br</w:t>
+      </w:r>
+      <w:proofErr w:type="spellEnd"/>
+      <w:r>
+        <w:rPr>
+          <w:rFonts w:ascii="Courier New" w:hAnsi="Courier New" w:cs="Courier New"/>
+          <w:sz w:val="20"/>
+          <w:lang w:val="en-US" w:eastAsia="ru-RU"/>
+        </w:rPr>
+        <w:t>&gt;")</w:t>
+      </w:r>
+    </w:p>
+    <w:p>
+      <w:pPr>
+        <w:spacing w:after="0" w:line="240" w:lineRule="auto"/>
+        <w:rPr>
+          <w:rFonts w:ascii="Courier New" w:hAnsi="Courier New" w:cs="Courier New"/>
+          <w:sz w:val="20"/>
+          <w:lang w:val="en-US" w:eastAsia="ru-RU"/>
+        </w:rPr>
+      </w:pPr>
+    </w:p>
+    <w:p>
+      <w:pPr>
+        <w:spacing w:after="0" w:line="240" w:lineRule="auto"/>
+        <w:rPr>
+          <w:rFonts w:ascii="Courier New" w:hAnsi="Courier New" w:cs="Courier New"/>
+          <w:sz w:val="20"/>
+          <w:lang w:val="en-US" w:eastAsia="ru-RU"/>
+        </w:rPr>
+      </w:pPr>
+      <w:r>
+        <w:rPr>
+          <w:rFonts w:ascii="Courier New" w:hAnsi="Courier New" w:cs="Courier New"/>
+          <w:sz w:val="20"/>
+          <w:lang w:val="en-US" w:eastAsia="ru-RU"/>
+        </w:rPr>
+        <w:t xml:space="preserve">    return </w:t>
+      </w:r>
+      <w:proofErr w:type="spellStart"/>
+      <w:proofErr w:type="gramStart"/>
+      <w:r>
+        <w:rPr>
+          <w:rFonts w:ascii="Courier New" w:hAnsi="Courier New" w:cs="Courier New"/>
+          <w:sz w:val="20"/>
+          <w:lang w:val="en-US" w:eastAsia="ru-RU"/>
+        </w:rPr>
+        <w:t>asyncio.run</w:t>
+      </w:r>
+      <w:proofErr w:type="spellEnd"/>
+      <w:r>
+        <w:rPr>
+          <w:rFonts w:ascii="Courier New" w:hAnsi="Courier New" w:cs="Courier New"/>
+          <w:sz w:val="20"/>
+          <w:lang w:val="en-US" w:eastAsia="ru-RU"/>
+        </w:rPr>
+        <w:t>(</w:t>
+      </w:r>
+      <w:proofErr w:type="gramEnd"/>
+    </w:p>
+    <w:p>
+      <w:pPr>
+        <w:spacing w:after="0" w:line="240" w:lineRule="auto"/>
+        <w:rPr>
+          <w:rFonts w:ascii="Courier New" w:hAnsi="Courier New" w:cs="Courier New"/>
+          <w:sz w:val="20"/>
+          <w:lang w:val="en-US" w:eastAsia="ru-RU"/>
+        </w:rPr>
+      </w:pPr>
+      <w:r>
+        <w:rPr>
+          <w:rFonts w:ascii="Courier New" w:hAnsi="Courier New" w:cs="Courier New"/>
+          <w:sz w:val="20"/>
+          <w:lang w:val="en-US" w:eastAsia="ru-RU"/>
+        </w:rPr>
+        <w:t xml:space="preserve">        </w:t>
+      </w:r>
+      <w:proofErr w:type="spellStart"/>
+      <w:r>
+        <w:rPr>
+          <w:rFonts w:ascii="Courier New" w:hAnsi="Courier New" w:cs="Courier New"/>
+          <w:sz w:val="20"/>
+          <w:lang w:val="en-US" w:eastAsia="ru-RU"/>
+        </w:rPr>
+        <w:t>email_</w:t>
+      </w:r>
+      <w:proofErr w:type="gramStart"/>
+      <w:r>
+        <w:rPr>
+          <w:rFonts w:ascii="Courier New" w:hAnsi="Courier New" w:cs="Courier New"/>
+          <w:sz w:val="20"/>
+          <w:lang w:val="en-US" w:eastAsia="ru-RU"/>
+        </w:rPr>
+        <w:t>service.send</w:t>
+      </w:r>
+      <w:proofErr w:type="gramEnd"/>
+      <w:r>
+        <w:rPr>
+          <w:rFonts w:ascii="Courier New" w:hAnsi="Courier New" w:cs="Courier New"/>
+          <w:sz w:val="20"/>
+          <w:lang w:val="en-US" w:eastAsia="ru-RU"/>
+        </w:rPr>
+        <w:t>_email</w:t>
+      </w:r>
+      <w:proofErr w:type="spellEnd"/>
+      <w:r>
+        <w:rPr>
+          <w:rFonts w:ascii="Courier New" w:hAnsi="Courier New" w:cs="Courier New"/>
+          <w:sz w:val="20"/>
+          <w:lang w:val="en-US" w:eastAsia="ru-RU"/>
+        </w:rPr>
+        <w:t>(</w:t>
+      </w:r>
+    </w:p>
+    <w:p>
+      <w:pPr>
+        <w:spacing w:after="0" w:line="240" w:lineRule="auto"/>
+        <w:rPr>
+          <w:rFonts w:ascii="Courier New" w:hAnsi="Courier New" w:cs="Courier New"/>
+          <w:sz w:val="20"/>
+          <w:lang w:val="en-US" w:eastAsia="ru-RU"/>
+        </w:rPr>
+      </w:pPr>
+      <w:r>
+        <w:rPr>
+          <w:rFonts w:ascii="Courier New" w:hAnsi="Courier New" w:cs="Courier New"/>
+          <w:sz w:val="20"/>
+          <w:lang w:val="en-US" w:eastAsia="ru-RU"/>
+        </w:rPr>
+        <w:t xml:space="preserve">            subject=subject,</w:t>
+      </w:r>
+    </w:p>
+    <w:p>
+      <w:pPr>
+        <w:spacing w:after="0" w:line="240" w:lineRule="auto"/>
+        <w:rPr>
+          <w:rFonts w:ascii="Courier New" w:hAnsi="Courier New" w:cs="Courier New"/>
+          <w:sz w:val="20"/>
+          <w:lang w:val="en-US" w:eastAsia="ru-RU"/>
+        </w:rPr>
+      </w:pPr>
+      <w:r>
+        <w:rPr>
+          <w:rFonts w:ascii="Courier New" w:hAnsi="Courier New" w:cs="Courier New"/>
+          <w:sz w:val="20"/>
+          <w:lang w:val="en-US" w:eastAsia="ru-RU"/>
+        </w:rPr>
+        <w:t xml:space="preserve">            body=body,</w:t>
+      </w:r>
+    </w:p>
+    <w:p>
+      <w:pPr>
+        <w:spacing w:after="0" w:line="240" w:lineRule="auto"/>
+        <w:rPr>
+          <w:rFonts w:ascii="Courier New" w:hAnsi="Courier New" w:cs="Courier New"/>
+          <w:sz w:val="20"/>
+          <w:lang w:val="en-US" w:eastAsia="ru-RU"/>
+        </w:rPr>
+      </w:pPr>
+      <w:r>
+        <w:rPr>
+          <w:rFonts w:ascii="Courier New" w:hAnsi="Courier New" w:cs="Courier New"/>
+          <w:sz w:val="20"/>
+          <w:lang w:val="en-US" w:eastAsia="ru-RU"/>
+        </w:rPr>
+        <w:t xml:space="preserve">            to=</w:t>
+      </w:r>
+      <w:proofErr w:type="spellStart"/>
+      <w:proofErr w:type="gramStart"/>
+      <w:r>
+        <w:rPr>
+          <w:rFonts w:ascii="Courier New" w:hAnsi="Courier New" w:cs="Courier New"/>
+          <w:sz w:val="20"/>
+          <w:lang w:val="en-US" w:eastAsia="ru-RU"/>
+        </w:rPr>
+        <w:t>config.email</w:t>
+      </w:r>
+      <w:proofErr w:type="gramEnd"/>
+      <w:r>
+        <w:rPr>
+          <w:rFonts w:ascii="Courier New" w:hAnsi="Courier New" w:cs="Courier New"/>
+          <w:sz w:val="20"/>
+          <w:lang w:val="en-US" w:eastAsia="ru-RU"/>
+        </w:rPr>
+        <w:t>.admin_mail</w:t>
+      </w:r>
+      <w:proofErr w:type="spellEnd"/>
+      <w:r>
+        <w:rPr>
+          <w:rFonts w:ascii="Courier New" w:hAnsi="Courier New" w:cs="Courier New"/>
+          <w:sz w:val="20"/>
+          <w:lang w:val="en-US" w:eastAsia="ru-RU"/>
+        </w:rPr>
+        <w:t>,</w:t>
+      </w:r>
+    </w:p>
+    <w:p>
+      <w:pPr>
+        <w:spacing w:after="0" w:line="240" w:lineRule="auto"/>
+        <w:rPr>
+          <w:rFonts w:ascii="Courier New" w:hAnsi="Courier New" w:cs="Courier New"/>
+          <w:sz w:val="20"/>
+          <w:lang w:val="en-US" w:eastAsia="ru-RU"/>
+        </w:rPr>
+      </w:pPr>
+      <w:r>
+        <w:rPr>
+          <w:rFonts w:ascii="Courier New" w:hAnsi="Courier New" w:cs="Courier New"/>
+          <w:sz w:val="20"/>
+          <w:lang w:val="en-US" w:eastAsia="ru-RU"/>
+        </w:rPr>
+        <w:t xml:space="preserve">        )</w:t>
+      </w:r>
+    </w:p>
+    <w:p>
+      <w:pPr>
+        <w:spacing w:after="0" w:line="240" w:lineRule="auto"/>
+        <w:rPr>
+          <w:rFonts w:ascii="Times New Roman" w:hAnsi="Times New Roman" w:cs="Times New Roman"/>
+          <w:sz w:val="28"/>
+          <w:szCs w:val="28"/>
+        </w:rPr>
+      </w:pPr>
+      <w:r>
+        <w:rPr>
+          <w:rFonts w:ascii="Courier New" w:hAnsi="Courier New" w:cs="Courier New"/>
+          <w:sz w:val="20"/>
+          <w:lang w:val="en-US" w:eastAsia="ru-RU"/>
+        </w:rPr>
+        <w:t xml:space="preserve">    )</w:t>
+      </w:r>
+      <w:r>
+        <w:rPr>
+          <w:rFonts w:ascii="Times New Roman" w:hAnsi="Times New Roman" w:cs="Times New Roman"/>
           <w:sz w:val="28"/>
           <w:szCs w:val="28"/>
         </w:rPr>
@@ -12226,6 +16433,7 @@
         <w:docPartUnique/>
       </w:docPartObj>
     </w:sdtPr>
+    <w:sdtEndPr/>
     <w:sdtContent>
       <w:p>
         <w:pPr>
@@ -14631,13 +18839,13 @@
     <w:autoRedefine/>
     <w:uiPriority w:val="39"/>
     <w:unhideWhenUsed/>
-    <w:rsid w:val="00C66B7F"/>
+    <w:rsid w:val="00CC3073"/>
     <w:pPr>
       <w:tabs>
         <w:tab w:val="left" w:pos="440"/>
         <w:tab w:val="right" w:leader="dot" w:pos="9345"/>
       </w:tabs>
-      <w:spacing w:after="100" w:line="240" w:lineRule="auto"/>
+      <w:spacing w:after="100" w:line="360" w:lineRule="auto"/>
       <w:jc w:val="both"/>
     </w:pPr>
   </w:style>
@@ -14957,7 +19165,7 @@
 </file>
 
 <file path=customXml/itemProps1.xml><?xml version="1.0" encoding="utf-8"?>
-<ds:datastoreItem xmlns:ds="http://schemas.openxmlformats.org/officeDocument/2006/customXml" ds:itemID="{FEBA45C6-C5D4-4ED9-86C6-7960B4339F29}">
+<ds:datastoreItem xmlns:ds="http://schemas.openxmlformats.org/officeDocument/2006/customXml" ds:itemID="{36D7182B-FEFC-4B56-8CAC-04B76DB34B06}">
   <ds:schemaRefs>
     <ds:schemaRef ds:uri="http://schemas.openxmlformats.org/officeDocument/2006/bibliography"/>
   </ds:schemaRefs>

--- a/Курсач.docx
+++ b/Курсач.docx
@@ -13,8 +13,6 @@
           <w:szCs w:val="28"/>
         </w:rPr>
       </w:pPr>
-      <w:bookmarkStart w:id="0" w:name="_GoBack"/>
-      <w:bookmarkEnd w:id="0"/>
       <w:r>
         <w:rPr>
           <w:rFonts w:ascii="Times New Roman" w:hAnsi="Times New Roman" w:cs="Times New Roman"/>
@@ -3686,7 +3684,7 @@
           <w:szCs w:val="28"/>
         </w:rPr>
       </w:pPr>
-      <w:bookmarkStart w:id="1" w:name="_Toc227325280"/>
+      <w:bookmarkStart w:id="0" w:name="_Toc227325280"/>
       <w:r>
         <w:rPr>
           <w:rFonts w:ascii="Times New Roman" w:hAnsi="Times New Roman" w:cs="Times New Roman"/>
@@ -3698,7 +3696,7 @@
         <w:lastRenderedPageBreak/>
         <w:t>ВВЕДЕНИЕ</w:t>
       </w:r>
-      <w:bookmarkEnd w:id="1"/>
+      <w:bookmarkEnd w:id="0"/>
     </w:p>
     <w:p>
       <w:pPr>
@@ -3837,7 +3835,7 @@
           <w:szCs w:val="21"/>
           <w:lang w:eastAsia="ru-RU"/>
         </w:rPr>
-        <w:t xml:space="preserve">Целью данной курсовой работы является разработка и реализация современного </w:t>
+        <w:t xml:space="preserve">Современные образовательные учреждения нуждаются в эффективных цифровых инструментах для организации учебного процесса, особенно в условиях развития дистанционного обучения. Качественный </w:t>
       </w:r>
       <w:proofErr w:type="spellStart"/>
       <w:r>
@@ -3859,7 +3857,7 @@
           <w:szCs w:val="21"/>
           <w:lang w:eastAsia="ru-RU"/>
         </w:rPr>
-        <w:t xml:space="preserve">-интерфейса для сайта учебного учреждения, отвечающего всем перечисленным требованиям. В процессе работы предполагается создание интуитивно понятных инструментов для работы с учебными </w:t>
+        <w:t xml:space="preserve">-интерфейс способствует повышению конкурентоспособности учебного заведения, </w:t>
       </w:r>
       <w:r>
         <w:rPr>
@@ -3870,53 +3868,7 @@
           <w:lang w:eastAsia="ru-RU"/>
         </w:rPr>
         <w:lastRenderedPageBreak/>
-        <w:t>материалами, интерактивного расписания занятий, системы уведомлений и обратной связи, а также механизмов для организации виртуальных классов и онлайн-консультаций. Важным аспектом разработки станет обеспечение безопасности данных пользователей и защита от несанкционированного доступа.</w:t>
-      </w:r>
-    </w:p>
-    <w:p>
-      <w:pPr>
-        <w:spacing w:after="0" w:line="360" w:lineRule="auto"/>
-        <w:ind w:firstLine="709"/>
-        <w:jc w:val="both"/>
-        <w:rPr>
-          <w:rFonts w:ascii="Times New Roman" w:eastAsia="Times New Roman" w:hAnsi="Times New Roman" w:cs="Times New Roman"/>
-          <w:color w:val="24292F"/>
-          <w:sz w:val="28"/>
-          <w:szCs w:val="21"/>
-          <w:lang w:eastAsia="ru-RU"/>
-        </w:rPr>
-      </w:pPr>
-      <w:r>
-        <w:rPr>
-          <w:rFonts w:ascii="Times New Roman" w:eastAsia="Times New Roman" w:hAnsi="Times New Roman" w:cs="Times New Roman"/>
-          <w:color w:val="24292F"/>
-          <w:sz w:val="28"/>
-          <w:szCs w:val="21"/>
-          <w:lang w:eastAsia="ru-RU"/>
-        </w:rPr>
-        <w:t xml:space="preserve">Современные образовательные учреждения нуждаются в эффективных цифровых инструментах для организации учебного процесса, особенно в условиях развития дистанционного обучения. Качественный </w:t>
-      </w:r>
-      <w:proofErr w:type="spellStart"/>
-      <w:r>
-        <w:rPr>
-          <w:rFonts w:ascii="Times New Roman" w:eastAsia="Times New Roman" w:hAnsi="Times New Roman" w:cs="Times New Roman"/>
-          <w:color w:val="24292F"/>
-          <w:sz w:val="28"/>
-          <w:szCs w:val="21"/>
-          <w:lang w:eastAsia="ru-RU"/>
-        </w:rPr>
-        <w:t>web</w:t>
-      </w:r>
-      <w:proofErr w:type="spellEnd"/>
-      <w:r>
-        <w:rPr>
-          <w:rFonts w:ascii="Times New Roman" w:eastAsia="Times New Roman" w:hAnsi="Times New Roman" w:cs="Times New Roman"/>
-          <w:color w:val="24292F"/>
-          <w:sz w:val="28"/>
-          <w:szCs w:val="21"/>
-          <w:lang w:eastAsia="ru-RU"/>
-        </w:rPr>
-        <w:t>-интерфейс способствует повышению конкурентоспособности учебного заведения, формированию его положительного имиджа и привлечению новых студентов. Разработка специализированных образовательных платформ отвечает глобальным тенденциям цифровизации образования и способствует реализации концепции "образование на протяжении всей жизни".</w:t>
+        <w:t>формированию его положительного имиджа и привлечению новых студентов. Разработка специализированных образовательных платформ отвечает глобальным тенденциям цифровизации образования и способствует реализации концепции "образование на протяжении всей жизни".</w:t>
       </w:r>
     </w:p>
     <w:p>
@@ -4005,7 +3957,7 @@
           <w:szCs w:val="28"/>
         </w:rPr>
       </w:pPr>
-      <w:bookmarkStart w:id="2" w:name="_Toc227325281"/>
+      <w:bookmarkStart w:id="1" w:name="_Toc227325281"/>
       <w:r>
         <w:rPr>
           <w:rFonts w:ascii="Times New Roman" w:hAnsi="Times New Roman" w:cs="Times New Roman"/>
@@ -4017,7 +3969,7 @@
         <w:lastRenderedPageBreak/>
         <w:t>АНАЛИЗ ПРЕДМЕТНОЙ ОБЛАСТИ</w:t>
       </w:r>
-      <w:bookmarkEnd w:id="2"/>
+      <w:bookmarkEnd w:id="1"/>
     </w:p>
     <w:p>
       <w:pPr>
@@ -4037,7 +3989,7 @@
           <w:szCs w:val="28"/>
         </w:rPr>
       </w:pPr>
-      <w:bookmarkStart w:id="3" w:name="_Toc227325282"/>
+      <w:bookmarkStart w:id="2" w:name="_Toc227325282"/>
       <w:r>
         <w:rPr>
           <w:rFonts w:ascii="Times New Roman" w:hAnsi="Times New Roman" w:cs="Times New Roman"/>
@@ -4048,7 +4000,7 @@
         </w:rPr>
         <w:t>Состояние вопроса</w:t>
       </w:r>
-      <w:bookmarkEnd w:id="3"/>
+      <w:bookmarkEnd w:id="2"/>
     </w:p>
     <w:p>
       <w:pPr>
@@ -4149,7 +4101,63 @@
           <w:sz w:val="28"/>
           <w:szCs w:val="21"/>
         </w:rPr>
-        <w:t>Современные технологии позволяют создавать динамичные образовательные платформы с поддержкой онлайн-записи, электронного документооборота, личных кабинетов и интеграции с системами дистанционного обучения. При этом важным аспектом остается обеспечение безопасности персональных данных пользователей и интеграция с внешними сервисами (электронные платежи, государственные образовательные порталы).</w:t>
+        <w:t xml:space="preserve">Для определения актуальных тенденций и проблем в веб-разработке образовательных платформ был проведен сравнительный анализ двух репрезентативных веб-ресурсов: </w:t>
+      </w:r>
+      <w:r>
+        <w:rPr>
+          <w:color w:val="24292F"/>
+          <w:sz w:val="28"/>
+          <w:szCs w:val="21"/>
+        </w:rPr>
+        <w:t>веб-сайт колледжа МХПИ</w:t>
+      </w:r>
+      <w:r>
+        <w:rPr>
+          <w:color w:val="24292F"/>
+          <w:sz w:val="28"/>
+          <w:szCs w:val="21"/>
+        </w:rPr>
+        <w:t xml:space="preserve"> и </w:t>
+      </w:r>
+      <w:r>
+        <w:rPr>
+          <w:color w:val="24292F"/>
+          <w:sz w:val="28"/>
+          <w:szCs w:val="21"/>
+        </w:rPr>
+        <w:t xml:space="preserve">веб-сайт </w:t>
+      </w:r>
+      <w:r>
+        <w:rPr>
+          <w:color w:val="24292F"/>
+          <w:sz w:val="28"/>
+          <w:szCs w:val="21"/>
+        </w:rPr>
+        <w:t xml:space="preserve">техникума </w:t>
+      </w:r>
+      <w:r>
+        <w:rPr>
+          <w:color w:val="24292F"/>
+          <w:sz w:val="28"/>
+          <w:szCs w:val="21"/>
+        </w:rPr>
+        <w:t>МЦК-КТИТС</w:t>
+      </w:r>
+      <w:r>
+        <w:rPr>
+          <w:color w:val="24292F"/>
+          <w:sz w:val="28"/>
+          <w:szCs w:val="21"/>
+        </w:rPr>
+        <w:t>.</w:t>
+      </w:r>
+      <w:r>
+        <w:rPr>
+          <w:color w:val="24292F"/>
+          <w:sz w:val="28"/>
+          <w:szCs w:val="21"/>
+        </w:rPr>
+        <w:t xml:space="preserve"> </w:t>
       </w:r>
     </w:p>
     <w:p>
@@ -4170,7 +4178,7 @@
           <w:sz w:val="28"/>
           <w:szCs w:val="21"/>
         </w:rPr>
-        <w:t xml:space="preserve">Таким образом, проектирование и реализация эффективного веб-интерфейса для сайта учебного учреждения становится ключевым фактором </w:t>
+        <w:t xml:space="preserve">Анализ выявил ряд критических недостатков в области UX/UI-дизайна и технической оптимизации. Изучение веб-приложения колледжа МХПИ на примере раздела с основной информацией показало высокую перегруженность интерфейса текстовой информацией, что из-за чрезмерной плотности данных существенно затрудняет восприятие ключевых условий </w:t>
       </w:r>
       <w:r>
         <w:rPr>
@@ -4179,7 +4187,317 @@
           <w:szCs w:val="21"/>
         </w:rPr>
         <w:lastRenderedPageBreak/>
-        <w:t>привлечения абитуриентов, оптимизации внутренних процессов и повышения конкурентоспособности на рынке образовательных услуг.</w:t>
+        <w:t xml:space="preserve">поступления. Ситуация усугубляется отсутствием сквозных фильтров и адаптивного интерактивного поиска, вследствие чего пользователь вынужден тратить время на последовательный ручной просмотр страниц, а устаревшая визуальная сетка сайта и длительный отклик страниц при загрузке снижают уровень доверия со стороны современных абитуриентов. </w:t>
+      </w:r>
+    </w:p>
+    <w:p>
+      <w:pPr>
+        <w:pStyle w:val="a3"/>
+        <w:spacing w:before="0" w:beforeAutospacing="0" w:after="0" w:afterAutospacing="0" w:line="360" w:lineRule="auto"/>
+        <w:jc w:val="both"/>
+        <w:rPr>
+          <w:color w:val="24292F"/>
+          <w:sz w:val="28"/>
+          <w:szCs w:val="21"/>
+        </w:rPr>
+      </w:pPr>
+      <w:r>
+        <w:rPr>
+          <w:noProof/>
+        </w:rPr>
+        <w:drawing>
+          <wp:inline distT="0" distB="0" distL="0" distR="0" wp14:anchorId="5301DD8B" wp14:editId="099D0307">
+            <wp:extent cx="5801355" cy="2942545"/>
+            <wp:effectExtent l="0" t="0" r="0" b="0"/>
+            <wp:docPr id="9" name="Рисунок 9"/>
+            <wp:cNvGraphicFramePr>
+              <a:graphicFrameLocks xmlns:a="http://schemas.openxmlformats.org/drawingml/2006/main" noChangeAspect="1"/>
+            </wp:cNvGraphicFramePr>
+            <a:graphic xmlns:a="http://schemas.openxmlformats.org/drawingml/2006/main">
+              <a:graphicData uri="http://schemas.openxmlformats.org/drawingml/2006/picture">
+                <pic:pic xmlns:pic="http://schemas.openxmlformats.org/drawingml/2006/picture">
+                  <pic:nvPicPr>
+                    <pic:cNvPr id="1" name=""/>
+                    <pic:cNvPicPr/>
+                  </pic:nvPicPr>
+                  <pic:blipFill rotWithShape="1">
+                    <a:blip r:embed="rId9"/>
+                    <a:srcRect l="1164" t="7819" r="1162" b="4104"/>
+                    <a:stretch/>
+                  </pic:blipFill>
+                  <pic:spPr bwMode="auto">
+                    <a:xfrm>
+                      <a:off x="0" y="0"/>
+                      <a:ext cx="5802219" cy="2942983"/>
+                    </a:xfrm>
+                    <a:prstGeom prst="rect">
+                      <a:avLst/>
+                    </a:prstGeom>
+                    <a:ln>
+                      <a:noFill/>
+                    </a:ln>
+                    <a:extLst>
+                      <a:ext uri="{53640926-AAD7-44D8-BBD7-CCE9431645EC}">
+                        <a14:shadowObscured xmlns:a14="http://schemas.microsoft.com/office/drawing/2010/main"/>
+                      </a:ext>
+                    </a:extLst>
+                  </pic:spPr>
+                </pic:pic>
+              </a:graphicData>
+            </a:graphic>
+          </wp:inline>
+        </w:drawing>
+      </w:r>
+    </w:p>
+    <w:p>
+      <w:pPr>
+        <w:spacing w:line="240" w:lineRule="auto"/>
+        <w:jc w:val="center"/>
+        <w:rPr>
+          <w:rFonts w:ascii="Times New Roman" w:hAnsi="Times New Roman" w:cs="Times New Roman"/>
+          <w:szCs w:val="28"/>
+        </w:rPr>
+      </w:pPr>
+      <w:r>
+        <w:rPr>
+          <w:rFonts w:ascii="Times New Roman" w:hAnsi="Times New Roman" w:cs="Times New Roman"/>
+          <w:szCs w:val="28"/>
+        </w:rPr>
+        <w:t xml:space="preserve">Рисунок 1.1 </w:t>
+      </w:r>
+      <w:r>
+        <w:rPr>
+          <w:rFonts w:ascii="Times New Roman" w:hAnsi="Times New Roman" w:cs="Times New Roman"/>
+          <w:szCs w:val="28"/>
+        </w:rPr>
+        <w:t>–</w:t>
+      </w:r>
+      <w:r>
+        <w:rPr>
+          <w:rFonts w:ascii="Times New Roman" w:hAnsi="Times New Roman" w:cs="Times New Roman"/>
+          <w:szCs w:val="28"/>
+        </w:rPr>
+        <w:t xml:space="preserve"> </w:t>
+      </w:r>
+      <w:r>
+        <w:rPr>
+          <w:rFonts w:ascii="Times New Roman" w:hAnsi="Times New Roman" w:cs="Times New Roman"/>
+          <w:szCs w:val="28"/>
+        </w:rPr>
+        <w:t>Г</w:t>
+      </w:r>
+      <w:bookmarkStart w:id="3" w:name="_GoBack"/>
+      <w:bookmarkEnd w:id="3"/>
+      <w:r>
+        <w:rPr>
+          <w:rFonts w:ascii="Times New Roman" w:hAnsi="Times New Roman" w:cs="Times New Roman"/>
+          <w:szCs w:val="28"/>
+        </w:rPr>
+        <w:t>лавная страница сайта колледжа МХПИ</w:t>
+      </w:r>
+    </w:p>
+    <w:p>
+      <w:pPr>
+        <w:pStyle w:val="a3"/>
+        <w:spacing w:before="0" w:beforeAutospacing="0" w:after="0" w:afterAutospacing="0" w:line="360" w:lineRule="auto"/>
+        <w:ind w:firstLine="709"/>
+        <w:jc w:val="both"/>
+        <w:rPr>
+          <w:color w:val="24292F"/>
+          <w:sz w:val="28"/>
+          <w:szCs w:val="21"/>
+        </w:rPr>
+      </w:pPr>
+      <w:r>
+        <w:rPr>
+          <w:color w:val="24292F"/>
+          <w:sz w:val="28"/>
+          <w:szCs w:val="21"/>
+        </w:rPr>
+        <w:t xml:space="preserve">В то же время официальный веб-ресурс МЦК-КТИТС наглядно иллюстрирует проблему нерационального использования экранного пространства, при которой боковые области веб-страницы полностью пустуют, а весь ключевой контент оказывается зажат в узкую центральную колонку из-за устаревшей фиксированной верстки макета. Ситуация усугубляется грубыми нарушениями визуальной иерархии, где главный интерактивный баннер перекрывает элементы шапки и смещает фокус внимания абитуриента, а новостная лента, скомпонованная в длинный монотонный список с мелким шрифтом, существенно затрудняет быстрое сканирование информации. Дополнительный визуальный шум создается из-за хаотичного размещения разнородных графических плашек и телефонных номеров, которые лишены единого стилистического оформления и перегружают восприятие интерфейса. С технической точки зрения платформа демонстрирует крайне низкие показатели производительности из-за обилия </w:t>
+      </w:r>
+      <w:r>
+        <w:rPr>
+          <w:color w:val="24292F"/>
+          <w:sz w:val="28"/>
+          <w:szCs w:val="21"/>
+        </w:rPr>
+        <w:lastRenderedPageBreak/>
+        <w:t xml:space="preserve">неоптимизированных тяжелых изображений и избыточных скриптов в коде, что влечет за собой критические задержки при первичной отрисовке страниц. </w:t>
+      </w:r>
+    </w:p>
+    <w:p>
+      <w:pPr>
+        <w:pStyle w:val="a3"/>
+        <w:spacing w:before="0" w:beforeAutospacing="0" w:after="0" w:afterAutospacing="0" w:line="360" w:lineRule="auto"/>
+        <w:jc w:val="center"/>
+        <w:rPr>
+          <w:color w:val="24292F"/>
+          <w:sz w:val="28"/>
+          <w:szCs w:val="21"/>
+        </w:rPr>
+      </w:pPr>
+      <w:r>
+        <w:rPr>
+          <w:noProof/>
+        </w:rPr>
+        <w:drawing>
+          <wp:inline distT="0" distB="0" distL="0" distR="0" wp14:anchorId="6AE81D2F" wp14:editId="1D5C541B">
+            <wp:extent cx="5939604" cy="2942985"/>
+            <wp:effectExtent l="0" t="0" r="4445" b="0"/>
+            <wp:docPr id="10" name="Рисунок 10"/>
+            <wp:cNvGraphicFramePr>
+              <a:graphicFrameLocks xmlns:a="http://schemas.openxmlformats.org/drawingml/2006/main" noChangeAspect="1"/>
+            </wp:cNvGraphicFramePr>
+            <a:graphic xmlns:a="http://schemas.openxmlformats.org/drawingml/2006/main">
+              <a:graphicData uri="http://schemas.openxmlformats.org/drawingml/2006/picture">
+                <pic:pic xmlns:pic="http://schemas.openxmlformats.org/drawingml/2006/picture">
+                  <pic:nvPicPr>
+                    <pic:cNvPr id="1" name=""/>
+                    <pic:cNvPicPr/>
+                  </pic:nvPicPr>
+                  <pic:blipFill rotWithShape="1">
+                    <a:blip r:embed="rId10"/>
+                    <a:srcRect t="7588" b="4322"/>
+                    <a:stretch/>
+                  </pic:blipFill>
+                  <pic:spPr bwMode="auto">
+                    <a:xfrm>
+                      <a:off x="0" y="0"/>
+                      <a:ext cx="5940425" cy="2943392"/>
+                    </a:xfrm>
+                    <a:prstGeom prst="rect">
+                      <a:avLst/>
+                    </a:prstGeom>
+                    <a:ln>
+                      <a:noFill/>
+                    </a:ln>
+                    <a:extLst>
+                      <a:ext uri="{53640926-AAD7-44D8-BBD7-CCE9431645EC}">
+                        <a14:shadowObscured xmlns:a14="http://schemas.microsoft.com/office/drawing/2010/main"/>
+                      </a:ext>
+                    </a:extLst>
+                  </pic:spPr>
+                </pic:pic>
+              </a:graphicData>
+            </a:graphic>
+          </wp:inline>
+        </w:drawing>
+      </w:r>
+    </w:p>
+    <w:p>
+      <w:pPr>
+        <w:spacing w:line="240" w:lineRule="auto"/>
+        <w:jc w:val="center"/>
+        <w:rPr>
+          <w:rFonts w:ascii="Times New Roman" w:hAnsi="Times New Roman" w:cs="Times New Roman"/>
+          <w:szCs w:val="28"/>
+        </w:rPr>
+      </w:pPr>
+      <w:r>
+        <w:rPr>
+          <w:rFonts w:ascii="Times New Roman" w:hAnsi="Times New Roman" w:cs="Times New Roman"/>
+          <w:szCs w:val="28"/>
+        </w:rPr>
+        <w:t>Рисунок 1.</w:t>
+      </w:r>
+      <w:r>
+        <w:rPr>
+          <w:rFonts w:ascii="Times New Roman" w:hAnsi="Times New Roman" w:cs="Times New Roman"/>
+          <w:szCs w:val="28"/>
+        </w:rPr>
+        <w:t>2</w:t>
+      </w:r>
+      <w:r>
+        <w:rPr>
+          <w:rFonts w:ascii="Times New Roman" w:hAnsi="Times New Roman" w:cs="Times New Roman"/>
+          <w:szCs w:val="28"/>
+        </w:rPr>
+        <w:t xml:space="preserve"> </w:t>
+      </w:r>
+      <w:r>
+        <w:rPr>
+          <w:rFonts w:ascii="Times New Roman" w:hAnsi="Times New Roman" w:cs="Times New Roman"/>
+          <w:szCs w:val="28"/>
+        </w:rPr>
+        <w:t>–</w:t>
+      </w:r>
+      <w:r>
+        <w:rPr>
+          <w:rFonts w:ascii="Times New Roman" w:hAnsi="Times New Roman" w:cs="Times New Roman"/>
+          <w:szCs w:val="28"/>
+        </w:rPr>
+        <w:t xml:space="preserve"> </w:t>
+      </w:r>
+      <w:r>
+        <w:rPr>
+          <w:rFonts w:ascii="Times New Roman" w:hAnsi="Times New Roman" w:cs="Times New Roman"/>
+          <w:szCs w:val="28"/>
+        </w:rPr>
+        <w:t xml:space="preserve">Главная страница сайта </w:t>
+      </w:r>
+      <w:r>
+        <w:rPr>
+          <w:rFonts w:ascii="Times New Roman" w:hAnsi="Times New Roman" w:cs="Times New Roman"/>
+          <w:szCs w:val="28"/>
+        </w:rPr>
+        <w:t>техникума</w:t>
+      </w:r>
+      <w:r>
+        <w:rPr>
+          <w:rFonts w:ascii="Times New Roman" w:hAnsi="Times New Roman" w:cs="Times New Roman"/>
+          <w:szCs w:val="28"/>
+        </w:rPr>
+        <w:t xml:space="preserve"> </w:t>
+      </w:r>
+      <w:r>
+        <w:rPr>
+          <w:rFonts w:ascii="Times New Roman" w:hAnsi="Times New Roman" w:cs="Times New Roman"/>
+          <w:szCs w:val="28"/>
+        </w:rPr>
+        <w:t>МЦК-КТИТС</w:t>
+      </w:r>
+    </w:p>
+    <w:p>
+      <w:pPr>
+        <w:pStyle w:val="a3"/>
+        <w:spacing w:before="0" w:beforeAutospacing="0" w:after="0" w:afterAutospacing="0" w:line="360" w:lineRule="auto"/>
+        <w:ind w:firstLine="709"/>
+        <w:jc w:val="both"/>
+        <w:rPr>
+          <w:color w:val="24292F"/>
+          <w:sz w:val="28"/>
+          <w:szCs w:val="21"/>
+        </w:rPr>
+      </w:pPr>
+      <w:r>
+        <w:rPr>
+          <w:color w:val="24292F"/>
+          <w:sz w:val="28"/>
+          <w:szCs w:val="21"/>
+        </w:rPr>
+        <w:t>Современные технологии позволяют создавать динамичные образовательные платформы с поддержкой онлайн-записи, электронного документооборота, личных кабинетов и интеграции с системами дистанционного обучения. При этом важным аспектом остается обеспечение безопасности персональных данных пользователей и интеграция с внешними сервисами (электронные платежи, государственные образовательные порталы).</w:t>
+      </w:r>
+    </w:p>
+    <w:p>
+      <w:pPr>
+        <w:pStyle w:val="a3"/>
+        <w:spacing w:before="0" w:beforeAutospacing="0" w:after="0" w:afterAutospacing="0" w:line="360" w:lineRule="auto"/>
+        <w:ind w:firstLine="709"/>
+        <w:jc w:val="both"/>
+        <w:rPr>
+          <w:color w:val="24292F"/>
+          <w:sz w:val="28"/>
+          <w:szCs w:val="21"/>
+        </w:rPr>
+      </w:pPr>
+      <w:r>
+        <w:rPr>
+          <w:color w:val="24292F"/>
+          <w:sz w:val="28"/>
+          <w:szCs w:val="21"/>
+        </w:rPr>
+        <w:t>Таким образом, проектирование и реализация эффективного веб-интерфейса для сайта учебного учреждения становится ключевым фактором привлечения абитуриентов, оптимизации внутренних процессов и повышения конкурентоспособности на рынке образовательных услуг.</w:t>
       </w:r>
     </w:p>
     <w:p>
@@ -4215,7 +4533,7 @@
     </w:p>
     <w:p>
       <w:pPr>
-        <w:spacing w:after="0" w:line="240" w:lineRule="auto"/>
+        <w:spacing w:after="0" w:line="360" w:lineRule="auto"/>
         <w:ind w:firstLine="709"/>
         <w:jc w:val="both"/>
         <w:rPr>
@@ -4263,14 +4581,35 @@
           <w:sz w:val="28"/>
           <w:szCs w:val="28"/>
         </w:rPr>
-        <w:t>. На вход в диаграмму подаются данные пользователя, обработанные законодательством РФ, а именно ФЗ №152 «О персональных данных». На выходе мы получаем сохраненную заявку в базу данных и уведомление сотрудников о новой консультации.</w:t>
-      </w:r>
+        <w:t xml:space="preserve">. На вход в диаграмму подаются данные пользователя, обработанные законодательством РФ, а именно ФЗ №152 «О персональных данных». На выходе мы получаем </w:t>
+      </w:r>
+      <w:r>
+        <w:rPr>
+          <w:rFonts w:ascii="Times New Roman" w:hAnsi="Times New Roman" w:cs="Times New Roman"/>
+          <w:sz w:val="28"/>
+          <w:szCs w:val="28"/>
+        </w:rPr>
+        <w:lastRenderedPageBreak/>
+        <w:t>сохраненную заявку в базу данных и уведомление сотрудников о новой консультации.</w:t>
+      </w:r>
+    </w:p>
+    <w:p>
+      <w:pPr>
+        <w:spacing w:after="0" w:line="240" w:lineRule="auto"/>
+        <w:jc w:val="both"/>
+        <w:rPr>
+          <w:rFonts w:ascii="Times New Roman" w:hAnsi="Times New Roman" w:cs="Times New Roman"/>
+          <w:sz w:val="28"/>
+          <w:szCs w:val="28"/>
+        </w:rPr>
+      </w:pPr>
       <w:r>
         <w:rPr>
           <w:rFonts w:ascii="Times New Roman" w:hAnsi="Times New Roman" w:cs="Times New Roman"/>
           <w:noProof/>
           <w:sz w:val="28"/>
           <w:szCs w:val="28"/>
+          <w:lang w:eastAsia="ru-RU"/>
         </w:rPr>
         <w:drawing>
           <wp:inline distT="0" distB="0" distL="0" distR="0">
@@ -4288,7 +4627,7 @@
                     <pic:cNvPicPr/>
                   </pic:nvPicPr>
                   <pic:blipFill>
-                    <a:blip r:embed="rId9">
+                    <a:blip r:embed="rId11">
                       <a:extLst>
                         <a:ext uri="{28A0092B-C50C-407E-A947-70E740481C1C}">
                           <a14:useLocalDpi xmlns:a14="http://schemas.microsoft.com/office/drawing/2010/main" val="0"/>
@@ -4317,7 +4656,7 @@
     </w:p>
     <w:p>
       <w:pPr>
-        <w:spacing w:after="0" w:line="240" w:lineRule="auto"/>
+        <w:spacing w:line="240" w:lineRule="auto"/>
         <w:jc w:val="center"/>
         <w:rPr>
           <w:rFonts w:ascii="Times New Roman" w:hAnsi="Times New Roman" w:cs="Times New Roman"/>
@@ -4329,7 +4668,21 @@
           <w:rFonts w:ascii="Times New Roman" w:hAnsi="Times New Roman" w:cs="Times New Roman"/>
           <w:szCs w:val="28"/>
         </w:rPr>
-        <w:t xml:space="preserve">Рисунок 1.1 </w:t>
+        <w:t>Рисунок 1.</w:t>
+      </w:r>
+      <w:r>
+        <w:rPr>
+          <w:rFonts w:ascii="Times New Roman" w:hAnsi="Times New Roman" w:cs="Times New Roman"/>
+          <w:szCs w:val="28"/>
+        </w:rPr>
+        <w:t>3</w:t>
+      </w:r>
+      <w:r>
+        <w:rPr>
+          <w:rFonts w:ascii="Times New Roman" w:hAnsi="Times New Roman" w:cs="Times New Roman"/>
+          <w:szCs w:val="28"/>
+        </w:rPr>
+        <w:t xml:space="preserve"> </w:t>
       </w:r>
       <w:r>
         <w:rPr>
@@ -4422,7 +4775,6 @@
           <w:szCs w:val="21"/>
           <w:lang w:eastAsia="ru-RU"/>
         </w:rPr>
-        <w:lastRenderedPageBreak/>
         <w:t>Качественный веб-интерфейс позволяет</w:t>
       </w:r>
       <w:r>
@@ -4528,6 +4880,7 @@
           <w:szCs w:val="21"/>
           <w:lang w:eastAsia="ru-RU"/>
         </w:rPr>
+        <w:lastRenderedPageBreak/>
         <w:t>Таким образом, проектирование и реализация удобного, безопасного и функционального веб-интерфейса для учебного заведения является актуальной задачей, способствующей улучшению образовательного процесса и повышению конкурентоспособности учреждения.</w:t>
       </w:r>
     </w:p>
@@ -5334,15 +5687,7 @@
           <w:sz w:val="28"/>
           <w:szCs w:val="28"/>
         </w:rPr>
-        <w:t xml:space="preserve"> </w:t>
-      </w:r>
-      <w:r>
-        <w:rPr>
-          <w:color w:val="000000"/>
-          <w:sz w:val="28"/>
-          <w:szCs w:val="28"/>
-        </w:rPr>
-        <w:t>(см. приложение А рис А.2)</w:t>
+        <w:t xml:space="preserve"> (см. приложение А рис А.2)</w:t>
       </w:r>
       <w:r>
         <w:rPr>
@@ -5501,31 +5846,7 @@
           <w:sz w:val="28"/>
           <w:szCs w:val="28"/>
         </w:rPr>
-        <w:t xml:space="preserve">для ввода данных </w:t>
-      </w:r>
-      <w:r>
-        <w:rPr>
-          <w:color w:val="000000"/>
-          <w:sz w:val="28"/>
-          <w:szCs w:val="28"/>
-        </w:rPr>
-        <w:t>(см. приложение А рис А.</w:t>
-      </w:r>
-      <w:r>
-        <w:rPr>
-          <w:color w:val="000000"/>
-          <w:sz w:val="28"/>
-          <w:szCs w:val="28"/>
-        </w:rPr>
-        <w:t>6</w:t>
-      </w:r>
-      <w:r>
-        <w:rPr>
-          <w:color w:val="000000"/>
-          <w:sz w:val="28"/>
-          <w:szCs w:val="28"/>
-        </w:rPr>
-        <w:t>)</w:t>
+        <w:t>для ввода данных (см. приложение А рис А.6)</w:t>
       </w:r>
       <w:r>
         <w:rPr>
@@ -5575,31 +5896,7 @@
           <w:sz w:val="28"/>
           <w:szCs w:val="28"/>
         </w:rPr>
-        <w:t xml:space="preserve"> </w:t>
-      </w:r>
-      <w:r>
-        <w:rPr>
-          <w:color w:val="000000"/>
-          <w:sz w:val="28"/>
-          <w:szCs w:val="28"/>
-        </w:rPr>
-        <w:t>(см. приложение А рис А.</w:t>
-      </w:r>
-      <w:r>
-        <w:rPr>
-          <w:color w:val="000000"/>
-          <w:sz w:val="28"/>
-          <w:szCs w:val="28"/>
-        </w:rPr>
-        <w:t>7</w:t>
-      </w:r>
-      <w:r>
-        <w:rPr>
-          <w:color w:val="000000"/>
-          <w:sz w:val="28"/>
-          <w:szCs w:val="28"/>
-        </w:rPr>
-        <w:t>)</w:t>
+        <w:t xml:space="preserve"> (см. приложение А рис А.7)</w:t>
       </w:r>
       <w:r>
         <w:rPr>
@@ -11724,7 +12021,7 @@
         </w:rPr>
         <w:t xml:space="preserve"> [сайт]. — URL: </w:t>
       </w:r>
-      <w:hyperlink r:id="rId10" w:tgtFrame="_blank" w:history="1">
+      <w:hyperlink r:id="rId12" w:tgtFrame="_blank" w:history="1">
         <w:r>
           <w:rPr>
             <w:rStyle w:val="ab"/>
@@ -11936,7 +12233,7 @@
         </w:rPr>
         <w:t xml:space="preserve"> [сайт]. — URL: </w:t>
       </w:r>
-      <w:hyperlink r:id="rId11" w:tgtFrame="_blank" w:history="1">
+      <w:hyperlink r:id="rId13" w:tgtFrame="_blank" w:history="1">
         <w:r>
           <w:rPr>
             <w:rStyle w:val="ab"/>
@@ -12148,7 +12445,7 @@
         </w:rPr>
         <w:t xml:space="preserve"> [сайт]. — URL: </w:t>
       </w:r>
-      <w:hyperlink r:id="rId12" w:tgtFrame="_blank" w:history="1">
+      <w:hyperlink r:id="rId14" w:tgtFrame="_blank" w:history="1">
         <w:r>
           <w:rPr>
             <w:rStyle w:val="ab"/>
@@ -12282,7 +12579,7 @@
         </w:rPr>
         <w:t xml:space="preserve"> [сайт]. — URL: </w:t>
       </w:r>
-      <w:hyperlink r:id="rId13" w:tgtFrame="_blank" w:history="1">
+      <w:hyperlink r:id="rId15" w:tgtFrame="_blank" w:history="1">
         <w:r>
           <w:rPr>
             <w:rStyle w:val="ab"/>
@@ -12988,39 +13285,34 @@
         <w:jc w:val="center"/>
         <w:rPr>
           <w:rFonts w:ascii="Times New Roman" w:hAnsi="Times New Roman" w:cs="Times New Roman"/>
-          <w:b/>
-          <w:sz w:val="28"/>
-          <w:szCs w:val="28"/>
-        </w:rPr>
-      </w:pPr>
-      <w:r>
-        <w:rPr>
-          <w:rFonts w:ascii="Times New Roman" w:hAnsi="Times New Roman" w:cs="Times New Roman"/>
-          <w:b/>
-          <w:sz w:val="28"/>
-          <w:szCs w:val="28"/>
-        </w:rPr>
-        <w:t xml:space="preserve"> </w:t>
-      </w:r>
-      <w:proofErr w:type="spellStart"/>
-      <w:r>
-        <w:rPr>
-          <w:rFonts w:ascii="Times New Roman" w:hAnsi="Times New Roman" w:cs="Times New Roman"/>
-          <w:b/>
-          <w:sz w:val="28"/>
-          <w:szCs w:val="28"/>
-        </w:rPr>
-        <w:t>прилорисм</w:t>
-      </w:r>
-      <w:proofErr w:type="spellEnd"/>
+          <w:sz w:val="24"/>
+        </w:rPr>
+      </w:pPr>
       <w:r>
         <w:rPr>
           <w:noProof/>
+          <w:lang w:eastAsia="ru-RU"/>
         </w:rPr>
         <w:drawing>
-          <wp:inline distT="0" distB="0" distL="0" distR="0" wp14:anchorId="2F4A2BDB" wp14:editId="5D9EE7A1">
-            <wp:extent cx="6096000" cy="4505325"/>
-            <wp:effectExtent l="0" t="0" r="0" b="9525"/>
+          <wp:anchor distT="0" distB="0" distL="114300" distR="114300" simplePos="0" relativeHeight="251658240" behindDoc="1" locked="0" layoutInCell="1" allowOverlap="1">
+            <wp:simplePos x="0" y="0"/>
+            <wp:positionH relativeFrom="column">
+              <wp:posOffset>167640</wp:posOffset>
+            </wp:positionH>
+            <wp:positionV relativeFrom="paragraph">
+              <wp:posOffset>635</wp:posOffset>
+            </wp:positionV>
+            <wp:extent cx="5595294" cy="4135272"/>
+            <wp:effectExtent l="0" t="0" r="5715" b="0"/>
+            <wp:wrapTight wrapText="bothSides">
+              <wp:wrapPolygon edited="0">
+                <wp:start x="0" y="0"/>
+                <wp:lineTo x="0" y="21494"/>
+                <wp:lineTo x="21549" y="21494"/>
+                <wp:lineTo x="21549" y="0"/>
+                <wp:lineTo x="0" y="0"/>
+              </wp:wrapPolygon>
+            </wp:wrapTight>
             <wp:docPr id="1" name="Рисунок 1"/>
             <wp:cNvGraphicFramePr>
               <a:graphicFrameLocks xmlns:a="http://schemas.openxmlformats.org/drawingml/2006/main" noChangeAspect="1"/>
@@ -13033,14 +13325,92 @@
                     <pic:cNvPicPr/>
                   </pic:nvPicPr>
                   <pic:blipFill rotWithShape="1">
-                    <a:blip r:embed="rId14"/>
+                    <a:blip r:embed="rId16">
+                      <a:extLst>
+                        <a:ext uri="{28A0092B-C50C-407E-A947-70E740481C1C}">
+                          <a14:useLocalDpi xmlns:a14="http://schemas.microsoft.com/office/drawing/2010/main" val="0"/>
+                        </a:ext>
+                      </a:extLst>
+                    </a:blip>
                     <a:srcRect l="28220" t="6556" r="28968" b="14767"/>
                     <a:stretch/>
                   </pic:blipFill>
                   <pic:spPr bwMode="auto">
                     <a:xfrm>
                       <a:off x="0" y="0"/>
-                      <a:ext cx="6096639" cy="4505797"/>
+                      <a:ext cx="5595294" cy="4135272"/>
+                    </a:xfrm>
+                    <a:prstGeom prst="rect">
+                      <a:avLst/>
+                    </a:prstGeom>
+                    <a:ln>
+                      <a:noFill/>
+                    </a:ln>
+                    <a:extLst>
+                      <a:ext uri="{53640926-AAD7-44D8-BBD7-CCE9431645EC}">
+                        <a14:shadowObscured xmlns:a14="http://schemas.microsoft.com/office/drawing/2010/main"/>
+                      </a:ext>
+                    </a:extLst>
+                  </pic:spPr>
+                </pic:pic>
+              </a:graphicData>
+            </a:graphic>
+          </wp:anchor>
+        </w:drawing>
+      </w:r>
+      <w:r>
+        <w:rPr>
+          <w:rFonts w:ascii="Times New Roman" w:hAnsi="Times New Roman" w:cs="Times New Roman"/>
+          <w:sz w:val="24"/>
+        </w:rPr>
+        <w:t xml:space="preserve">Рисунок А.1 – </w:t>
+      </w:r>
+      <w:r>
+        <w:rPr>
+          <w:rFonts w:ascii="Times New Roman" w:hAnsi="Times New Roman" w:cs="Times New Roman"/>
+          <w:sz w:val="24"/>
+        </w:rPr>
+        <w:t>Главная страница сайта</w:t>
+      </w:r>
+    </w:p>
+    <w:p>
+      <w:pPr>
+        <w:spacing w:after="0" w:line="360" w:lineRule="auto"/>
+        <w:jc w:val="center"/>
+        <w:rPr>
+          <w:rFonts w:ascii="Times New Roman" w:hAnsi="Times New Roman" w:cs="Times New Roman"/>
+          <w:sz w:val="24"/>
+        </w:rPr>
+      </w:pPr>
+      <w:r>
+        <w:rPr>
+          <w:noProof/>
+          <w:lang w:eastAsia="ru-RU"/>
+        </w:rPr>
+        <w:drawing>
+          <wp:inline distT="0" distB="0" distL="0" distR="0" wp14:anchorId="250D5947" wp14:editId="1A8EE986">
+            <wp:extent cx="5962650" cy="4094353"/>
+            <wp:effectExtent l="0" t="0" r="8255" b="6985"/>
+            <wp:docPr id="2" name="Рисунок 2"/>
+            <wp:cNvGraphicFramePr>
+              <a:graphicFrameLocks xmlns:a="http://schemas.openxmlformats.org/drawingml/2006/main" noChangeAspect="1"/>
+            </wp:cNvGraphicFramePr>
+            <a:graphic xmlns:a="http://schemas.openxmlformats.org/drawingml/2006/main">
+              <a:graphicData uri="http://schemas.openxmlformats.org/drawingml/2006/picture">
+                <pic:pic xmlns:pic="http://schemas.openxmlformats.org/drawingml/2006/picture">
+                  <pic:nvPicPr>
+                    <pic:cNvPr id="1" name=""/>
+                    <pic:cNvPicPr/>
+                  </pic:nvPicPr>
+                  <pic:blipFill rotWithShape="1">
+                    <a:blip r:embed="rId17"/>
+                    <a:srcRect l="20524" t="7127" r="20791" b="4789"/>
+                    <a:stretch/>
+                  </pic:blipFill>
+                  <pic:spPr bwMode="auto">
+                    <a:xfrm>
+                      <a:off x="0" y="0"/>
+                      <a:ext cx="5962650" cy="4094353"/>
                     </a:xfrm>
                     <a:prstGeom prst="rect">
                       <a:avLst/>
@@ -13074,14 +13444,7 @@
           <w:rFonts w:ascii="Times New Roman" w:hAnsi="Times New Roman" w:cs="Times New Roman"/>
           <w:sz w:val="24"/>
         </w:rPr>
-        <w:t xml:space="preserve">Рисунок А.1 – </w:t>
-      </w:r>
-      <w:r>
-        <w:rPr>
-          <w:rFonts w:ascii="Times New Roman" w:hAnsi="Times New Roman" w:cs="Times New Roman"/>
-          <w:sz w:val="24"/>
-        </w:rPr>
-        <w:t>Главная страница сайта</w:t>
+        <w:t>Рисунок А.2 – Страница с новостями, мероприятиями и важными событиями учреждения</w:t>
       </w:r>
     </w:p>
     <w:p>
@@ -13096,81 +13459,9 @@
       <w:r>
         <w:rPr>
           <w:noProof/>
+          <w:lang w:eastAsia="ru-RU"/>
         </w:rPr>
         <w:lastRenderedPageBreak/>
-        <w:drawing>
-          <wp:inline distT="0" distB="0" distL="0" distR="0" wp14:anchorId="250D5947" wp14:editId="1A8EE986">
-            <wp:extent cx="5962650" cy="4094353"/>
-            <wp:effectExtent l="0" t="0" r="0" b="1905"/>
-            <wp:docPr id="2" name="Рисунок 2"/>
-            <wp:cNvGraphicFramePr>
-              <a:graphicFrameLocks xmlns:a="http://schemas.openxmlformats.org/drawingml/2006/main" noChangeAspect="1"/>
-            </wp:cNvGraphicFramePr>
-            <a:graphic xmlns:a="http://schemas.openxmlformats.org/drawingml/2006/main">
-              <a:graphicData uri="http://schemas.openxmlformats.org/drawingml/2006/picture">
-                <pic:pic xmlns:pic="http://schemas.openxmlformats.org/drawingml/2006/picture">
-                  <pic:nvPicPr>
-                    <pic:cNvPr id="1" name=""/>
-                    <pic:cNvPicPr/>
-                  </pic:nvPicPr>
-                  <pic:blipFill rotWithShape="1">
-                    <a:blip r:embed="rId15"/>
-                    <a:srcRect l="20524" t="7127" r="20791" b="4789"/>
-                    <a:stretch/>
-                  </pic:blipFill>
-                  <pic:spPr bwMode="auto">
-                    <a:xfrm>
-                      <a:off x="0" y="0"/>
-                      <a:ext cx="5995584" cy="4116968"/>
-                    </a:xfrm>
-                    <a:prstGeom prst="rect">
-                      <a:avLst/>
-                    </a:prstGeom>
-                    <a:ln>
-                      <a:noFill/>
-                    </a:ln>
-                    <a:extLst>
-                      <a:ext uri="{53640926-AAD7-44D8-BBD7-CCE9431645EC}">
-                        <a14:shadowObscured xmlns:a14="http://schemas.microsoft.com/office/drawing/2010/main"/>
-                      </a:ext>
-                    </a:extLst>
-                  </pic:spPr>
-                </pic:pic>
-              </a:graphicData>
-            </a:graphic>
-          </wp:inline>
-        </w:drawing>
-      </w:r>
-    </w:p>
-    <w:p>
-      <w:pPr>
-        <w:jc w:val="center"/>
-        <w:rPr>
-          <w:rFonts w:ascii="Times New Roman" w:hAnsi="Times New Roman" w:cs="Times New Roman"/>
-          <w:sz w:val="24"/>
-        </w:rPr>
-      </w:pPr>
-      <w:r>
-        <w:rPr>
-          <w:rFonts w:ascii="Times New Roman" w:hAnsi="Times New Roman" w:cs="Times New Roman"/>
-          <w:sz w:val="24"/>
-        </w:rPr>
-        <w:t>Рисунок А.2 – Страница с новостями, мероприятиями и важными событиями учреждения</w:t>
-      </w:r>
-    </w:p>
-    <w:p>
-      <w:pPr>
-        <w:spacing w:after="0" w:line="360" w:lineRule="auto"/>
-        <w:jc w:val="center"/>
-        <w:rPr>
-          <w:rFonts w:ascii="Times New Roman" w:hAnsi="Times New Roman" w:cs="Times New Roman"/>
-          <w:sz w:val="24"/>
-        </w:rPr>
-      </w:pPr>
-      <w:r>
-        <w:rPr>
-          <w:noProof/>
-        </w:rPr>
         <w:drawing>
           <wp:inline distT="0" distB="0" distL="0" distR="0" wp14:anchorId="67FEAC42" wp14:editId="308382BB">
             <wp:extent cx="5695950" cy="4226865"/>
@@ -13187,7 +13478,7 @@
                     <pic:cNvPicPr/>
                   </pic:nvPicPr>
                   <pic:blipFill rotWithShape="1">
-                    <a:blip r:embed="rId16"/>
+                    <a:blip r:embed="rId18"/>
                     <a:srcRect l="23090" t="6271" r="24158" b="4505"/>
                     <a:stretch/>
                   </pic:blipFill>
@@ -13253,8 +13544,8 @@
       <w:r>
         <w:rPr>
           <w:noProof/>
-        </w:rPr>
-        <w:lastRenderedPageBreak/>
+          <w:lang w:eastAsia="ru-RU"/>
+        </w:rPr>
         <w:drawing>
           <wp:inline distT="0" distB="0" distL="0" distR="0" wp14:anchorId="581B1133" wp14:editId="6160931C">
             <wp:extent cx="5921375" cy="2943225"/>
@@ -13271,7 +13562,7 @@
                     <pic:cNvPicPr/>
                   </pic:nvPicPr>
                   <pic:blipFill rotWithShape="1">
-                    <a:blip r:embed="rId17"/>
+                    <a:blip r:embed="rId19"/>
                     <a:srcRect l="320" t="7411" b="4504"/>
                     <a:stretch/>
                   </pic:blipFill>
@@ -13329,7 +13620,9 @@
       <w:r>
         <w:rPr>
           <w:noProof/>
-        </w:rPr>
+          <w:lang w:eastAsia="ru-RU"/>
+        </w:rPr>
+        <w:lastRenderedPageBreak/>
         <w:drawing>
           <wp:inline distT="0" distB="0" distL="0" distR="0" wp14:anchorId="7A10BA08" wp14:editId="2740F2C8">
             <wp:extent cx="5830522" cy="3781425"/>
@@ -13346,7 +13639,7 @@
                     <pic:cNvPicPr/>
                   </pic:nvPicPr>
                   <pic:blipFill rotWithShape="1">
-                    <a:blip r:embed="rId18"/>
+                    <a:blip r:embed="rId20"/>
                     <a:srcRect l="18600" t="7127" r="18226" b="3934"/>
                     <a:stretch/>
                   </pic:blipFill>
@@ -13412,8 +13705,8 @@
       <w:r>
         <w:rPr>
           <w:noProof/>
-        </w:rPr>
-        <w:lastRenderedPageBreak/>
+          <w:lang w:eastAsia="ru-RU"/>
+        </w:rPr>
         <w:drawing>
           <wp:inline distT="0" distB="0" distL="0" distR="0" wp14:anchorId="0ACA6305" wp14:editId="2833D06E">
             <wp:extent cx="4781550" cy="2981325"/>
@@ -13430,7 +13723,7 @@
                     <pic:cNvPicPr/>
                   </pic:nvPicPr>
                   <pic:blipFill rotWithShape="1">
-                    <a:blip r:embed="rId19"/>
+                    <a:blip r:embed="rId21"/>
                     <a:srcRect l="8659" t="6842" r="10850" b="3933"/>
                     <a:stretch/>
                   </pic:blipFill>
@@ -13488,7 +13781,9 @@
       <w:r>
         <w:rPr>
           <w:noProof/>
-        </w:rPr>
+          <w:lang w:eastAsia="ru-RU"/>
+        </w:rPr>
+        <w:lastRenderedPageBreak/>
         <w:drawing>
           <wp:inline distT="0" distB="0" distL="0" distR="0" wp14:anchorId="63BFB447" wp14:editId="776BEAF3">
             <wp:extent cx="4819650" cy="3962400"/>
@@ -13505,7 +13800,7 @@
                     <pic:cNvPicPr/>
                   </pic:nvPicPr>
                   <pic:blipFill rotWithShape="1">
-                    <a:blip r:embed="rId20"/>
+                    <a:blip r:embed="rId22"/>
                     <a:srcRect l="29021" t="7127" r="29771" b="4789"/>
                     <a:stretch/>
                   </pic:blipFill>
@@ -14025,16 +14320,40 @@
         <w:rPr>
           <w:rFonts w:ascii="Courier New" w:hAnsi="Courier New" w:cs="Courier New"/>
           <w:sz w:val="20"/>
-          <w:lang w:val="en-US" w:eastAsia="ru-RU"/>
-        </w:rPr>
-      </w:pPr>
-      <w:r>
-        <w:rPr>
-          <w:rFonts w:ascii="Courier New" w:hAnsi="Courier New" w:cs="Courier New"/>
-          <w:sz w:val="20"/>
-          <w:lang w:val="en-US" w:eastAsia="ru-RU"/>
-        </w:rPr>
-        <w:t xml:space="preserve">          &lt;/div&gt;</w:t>
+          <w:lang w:eastAsia="ru-RU"/>
+        </w:rPr>
+      </w:pPr>
+      <w:r>
+        <w:rPr>
+          <w:rFonts w:ascii="Courier New" w:hAnsi="Courier New" w:cs="Courier New"/>
+          <w:sz w:val="20"/>
+          <w:lang w:val="en-US" w:eastAsia="ru-RU"/>
+        </w:rPr>
+        <w:t xml:space="preserve">          </w:t>
+      </w:r>
+      <w:r>
+        <w:rPr>
+          <w:rFonts w:ascii="Courier New" w:hAnsi="Courier New" w:cs="Courier New"/>
+          <w:sz w:val="20"/>
+          <w:lang w:eastAsia="ru-RU"/>
+        </w:rPr>
+        <w:t>&lt;/</w:t>
+      </w:r>
+      <w:r>
+        <w:rPr>
+          <w:rFonts w:ascii="Courier New" w:hAnsi="Courier New" w:cs="Courier New"/>
+          <w:sz w:val="20"/>
+          <w:lang w:val="en-US" w:eastAsia="ru-RU"/>
+        </w:rPr>
+        <w:t>div</w:t>
+      </w:r>
+      <w:r>
+        <w:rPr>
+          <w:rFonts w:ascii="Courier New" w:hAnsi="Courier New" w:cs="Courier New"/>
+          <w:sz w:val="20"/>
+          <w:lang w:eastAsia="ru-RU"/>
+        </w:rPr>
+        <w:t>&gt;</w:t>
       </w:r>
     </w:p>
     <w:p>
@@ -14043,14 +14362,14 @@
         <w:rPr>
           <w:rFonts w:ascii="Courier New" w:hAnsi="Courier New" w:cs="Courier New"/>
           <w:sz w:val="20"/>
-          <w:lang w:val="en-US" w:eastAsia="ru-RU"/>
-        </w:rPr>
-      </w:pPr>
-      <w:r>
-        <w:rPr>
-          <w:rFonts w:ascii="Courier New" w:hAnsi="Courier New" w:cs="Courier New"/>
-          <w:sz w:val="20"/>
-          <w:lang w:val="en-US" w:eastAsia="ru-RU"/>
+          <w:lang w:eastAsia="ru-RU"/>
+        </w:rPr>
+      </w:pPr>
+      <w:r>
+        <w:rPr>
+          <w:rFonts w:ascii="Courier New" w:hAnsi="Courier New" w:cs="Courier New"/>
+          <w:sz w:val="20"/>
+          <w:lang w:eastAsia="ru-RU"/>
         </w:rPr>
         <w:t xml:space="preserve">        ))}</w:t>
       </w:r>
@@ -14061,18 +14380,17 @@
         <w:rPr>
           <w:rFonts w:ascii="Courier New" w:hAnsi="Courier New" w:cs="Courier New"/>
           <w:sz w:val="20"/>
-          <w:lang w:val="en-US" w:eastAsia="ru-RU"/>
-        </w:rPr>
-      </w:pPr>
-      <w:r>
-        <w:rPr>
-          <w:rFonts w:ascii="Courier New" w:hAnsi="Courier New" w:cs="Courier New"/>
-          <w:sz w:val="20"/>
-          <w:lang w:val="en-US" w:eastAsia="ru-RU"/>
+          <w:lang w:eastAsia="ru-RU"/>
+        </w:rPr>
+      </w:pPr>
+      <w:r>
+        <w:rPr>
+          <w:rFonts w:ascii="Courier New" w:hAnsi="Courier New" w:cs="Courier New"/>
+          <w:sz w:val="20"/>
+          <w:lang w:eastAsia="ru-RU"/>
         </w:rPr>
         <w:t xml:space="preserve">      &lt;/</w:t>
       </w:r>
-      <w:proofErr w:type="spellStart"/>
       <w:r>
         <w:rPr>
           <w:rFonts w:ascii="Courier New" w:hAnsi="Courier New" w:cs="Courier New"/>
@@ -14081,12 +14399,11 @@
         </w:rPr>
         <w:t>div</w:t>
       </w:r>
-      <w:proofErr w:type="spellEnd"/>
-      <w:r>
-        <w:rPr>
-          <w:rFonts w:ascii="Courier New" w:hAnsi="Courier New" w:cs="Courier New"/>
-          <w:sz w:val="20"/>
-          <w:lang w:val="en-US" w:eastAsia="ru-RU"/>
+      <w:r>
+        <w:rPr>
+          <w:rFonts w:ascii="Courier New" w:hAnsi="Courier New" w:cs="Courier New"/>
+          <w:sz w:val="20"/>
+          <w:lang w:eastAsia="ru-RU"/>
         </w:rPr>
         <w:t>&gt;</w:t>
       </w:r>
@@ -14097,18 +14414,17 @@
         <w:rPr>
           <w:rFonts w:ascii="Courier New" w:hAnsi="Courier New" w:cs="Courier New"/>
           <w:sz w:val="20"/>
-          <w:lang w:val="en-US" w:eastAsia="ru-RU"/>
-        </w:rPr>
-      </w:pPr>
-      <w:r>
-        <w:rPr>
-          <w:rFonts w:ascii="Courier New" w:hAnsi="Courier New" w:cs="Courier New"/>
-          <w:sz w:val="20"/>
-          <w:lang w:val="en-US" w:eastAsia="ru-RU"/>
+          <w:lang w:eastAsia="ru-RU"/>
+        </w:rPr>
+      </w:pPr>
+      <w:r>
+        <w:rPr>
+          <w:rFonts w:ascii="Courier New" w:hAnsi="Courier New" w:cs="Courier New"/>
+          <w:sz w:val="20"/>
+          <w:lang w:eastAsia="ru-RU"/>
         </w:rPr>
         <w:t xml:space="preserve">    &lt;/</w:t>
       </w:r>
-      <w:proofErr w:type="spellStart"/>
       <w:r>
         <w:rPr>
           <w:rFonts w:ascii="Courier New" w:hAnsi="Courier New" w:cs="Courier New"/>
@@ -14117,12 +14433,11 @@
         </w:rPr>
         <w:t>div</w:t>
       </w:r>
-      <w:proofErr w:type="spellEnd"/>
-      <w:r>
-        <w:rPr>
-          <w:rFonts w:ascii="Courier New" w:hAnsi="Courier New" w:cs="Courier New"/>
-          <w:sz w:val="20"/>
-          <w:lang w:val="en-US" w:eastAsia="ru-RU"/>
+      <w:r>
+        <w:rPr>
+          <w:rFonts w:ascii="Courier New" w:hAnsi="Courier New" w:cs="Courier New"/>
+          <w:sz w:val="20"/>
+          <w:lang w:eastAsia="ru-RU"/>
         </w:rPr>
         <w:t>&gt;</w:t>
       </w:r>
@@ -14133,14 +14448,14 @@
         <w:rPr>
           <w:rFonts w:ascii="Courier New" w:hAnsi="Courier New" w:cs="Courier New"/>
           <w:sz w:val="20"/>
-          <w:lang w:val="en-US" w:eastAsia="ru-RU"/>
-        </w:rPr>
-      </w:pPr>
-      <w:r>
-        <w:rPr>
-          <w:rFonts w:ascii="Courier New" w:hAnsi="Courier New" w:cs="Courier New"/>
-          <w:sz w:val="20"/>
-          <w:lang w:val="en-US" w:eastAsia="ru-RU"/>
+          <w:lang w:eastAsia="ru-RU"/>
+        </w:rPr>
+      </w:pPr>
+      <w:r>
+        <w:rPr>
+          <w:rFonts w:ascii="Courier New" w:hAnsi="Courier New" w:cs="Courier New"/>
+          <w:sz w:val="20"/>
+          <w:lang w:eastAsia="ru-RU"/>
         </w:rPr>
         <w:t xml:space="preserve">  )</w:t>
       </w:r>
@@ -14151,14 +14466,14 @@
         <w:rPr>
           <w:rFonts w:ascii="Courier New" w:hAnsi="Courier New" w:cs="Courier New"/>
           <w:sz w:val="20"/>
-          <w:lang w:val="en-US" w:eastAsia="ru-RU"/>
-        </w:rPr>
-      </w:pPr>
-      <w:r>
-        <w:rPr>
-          <w:rFonts w:ascii="Courier New" w:hAnsi="Courier New" w:cs="Courier New"/>
-          <w:sz w:val="20"/>
-          <w:lang w:val="en-US" w:eastAsia="ru-RU"/>
+          <w:lang w:eastAsia="ru-RU"/>
+        </w:rPr>
+      </w:pPr>
+      <w:r>
+        <w:rPr>
+          <w:rFonts w:ascii="Courier New" w:hAnsi="Courier New" w:cs="Courier New"/>
+          <w:sz w:val="20"/>
+          <w:lang w:eastAsia="ru-RU"/>
         </w:rPr>
         <w:t>}</w:t>
       </w:r>
@@ -15087,16 +15402,656 @@
         <w:rPr>
           <w:rFonts w:ascii="Courier New" w:hAnsi="Courier New" w:cs="Courier New"/>
           <w:sz w:val="20"/>
-          <w:lang w:val="en-US" w:eastAsia="ru-RU"/>
-        </w:rPr>
-      </w:pPr>
-      <w:r>
-        <w:rPr>
-          <w:rFonts w:ascii="Courier New" w:hAnsi="Courier New" w:cs="Courier New"/>
-          <w:sz w:val="20"/>
-          <w:lang w:val="en-US" w:eastAsia="ru-RU"/>
+          <w:lang w:eastAsia="ru-RU"/>
+        </w:rPr>
+      </w:pPr>
+      <w:r>
+        <w:rPr>
+          <w:rFonts w:ascii="Courier New" w:hAnsi="Courier New" w:cs="Courier New"/>
+          <w:sz w:val="20"/>
+          <w:lang w:eastAsia="ru-RU"/>
         </w:rPr>
         <w:t>@</w:t>
+      </w:r>
+      <w:proofErr w:type="gramStart"/>
+      <w:r>
+        <w:rPr>
+          <w:rFonts w:ascii="Courier New" w:hAnsi="Courier New" w:cs="Courier New"/>
+          <w:sz w:val="20"/>
+          <w:lang w:val="en-US" w:eastAsia="ru-RU"/>
+        </w:rPr>
+        <w:t>user</w:t>
+      </w:r>
+      <w:r>
+        <w:rPr>
+          <w:rFonts w:ascii="Courier New" w:hAnsi="Courier New" w:cs="Courier New"/>
+          <w:sz w:val="20"/>
+          <w:lang w:eastAsia="ru-RU"/>
+        </w:rPr>
+        <w:t>_</w:t>
+      </w:r>
+      <w:r>
+        <w:rPr>
+          <w:rFonts w:ascii="Courier New" w:hAnsi="Courier New" w:cs="Courier New"/>
+          <w:sz w:val="20"/>
+          <w:lang w:val="en-US" w:eastAsia="ru-RU"/>
+        </w:rPr>
+        <w:t>router</w:t>
+      </w:r>
+      <w:r>
+        <w:rPr>
+          <w:rFonts w:ascii="Courier New" w:hAnsi="Courier New" w:cs="Courier New"/>
+          <w:sz w:val="20"/>
+          <w:lang w:eastAsia="ru-RU"/>
+        </w:rPr>
+        <w:t>.</w:t>
+      </w:r>
+      <w:r>
+        <w:rPr>
+          <w:rFonts w:ascii="Courier New" w:hAnsi="Courier New" w:cs="Courier New"/>
+          <w:sz w:val="20"/>
+          <w:lang w:val="en-US" w:eastAsia="ru-RU"/>
+        </w:rPr>
+        <w:t>post</w:t>
+      </w:r>
+      <w:r>
+        <w:rPr>
+          <w:rFonts w:ascii="Courier New" w:hAnsi="Courier New" w:cs="Courier New"/>
+          <w:sz w:val="20"/>
+          <w:lang w:eastAsia="ru-RU"/>
+        </w:rPr>
+        <w:t>(</w:t>
+      </w:r>
+      <w:proofErr w:type="gramEnd"/>
+      <w:r>
+        <w:rPr>
+          <w:rFonts w:ascii="Courier New" w:hAnsi="Courier New" w:cs="Courier New"/>
+          <w:sz w:val="20"/>
+          <w:lang w:eastAsia="ru-RU"/>
+        </w:rPr>
+        <w:t xml:space="preserve">"/", </w:t>
+      </w:r>
+      <w:r>
+        <w:rPr>
+          <w:rFonts w:ascii="Courier New" w:hAnsi="Courier New" w:cs="Courier New"/>
+          <w:sz w:val="20"/>
+          <w:lang w:val="en-US" w:eastAsia="ru-RU"/>
+        </w:rPr>
+        <w:t>name</w:t>
+      </w:r>
+      <w:r>
+        <w:rPr>
+          <w:rFonts w:ascii="Courier New" w:hAnsi="Courier New" w:cs="Courier New"/>
+          <w:sz w:val="20"/>
+          <w:lang w:eastAsia="ru-RU"/>
+        </w:rPr>
+        <w:t>="Добавление пользователя в БД")</w:t>
+      </w:r>
+    </w:p>
+    <w:p>
+      <w:pPr>
+        <w:spacing w:after="0" w:line="240" w:lineRule="auto"/>
+        <w:rPr>
+          <w:rFonts w:ascii="Courier New" w:hAnsi="Courier New" w:cs="Courier New"/>
+          <w:sz w:val="20"/>
+          <w:lang w:val="en-US" w:eastAsia="ru-RU"/>
+        </w:rPr>
+      </w:pPr>
+      <w:r>
+        <w:rPr>
+          <w:rFonts w:ascii="Courier New" w:hAnsi="Courier New" w:cs="Courier New"/>
+          <w:sz w:val="20"/>
+          <w:lang w:val="en-US" w:eastAsia="ru-RU"/>
+        </w:rPr>
+        <w:t xml:space="preserve">async def </w:t>
+      </w:r>
+      <w:proofErr w:type="spellStart"/>
+      <w:r>
+        <w:rPr>
+          <w:rFonts w:ascii="Courier New" w:hAnsi="Courier New" w:cs="Courier New"/>
+          <w:sz w:val="20"/>
+          <w:lang w:val="en-US" w:eastAsia="ru-RU"/>
+        </w:rPr>
+        <w:t>new_</w:t>
+      </w:r>
+      <w:proofErr w:type="gramStart"/>
+      <w:r>
+        <w:rPr>
+          <w:rFonts w:ascii="Courier New" w:hAnsi="Courier New" w:cs="Courier New"/>
+          <w:sz w:val="20"/>
+          <w:lang w:val="en-US" w:eastAsia="ru-RU"/>
+        </w:rPr>
+        <w:t>user</w:t>
+      </w:r>
+      <w:proofErr w:type="spellEnd"/>
+      <w:r>
+        <w:rPr>
+          <w:rFonts w:ascii="Courier New" w:hAnsi="Courier New" w:cs="Courier New"/>
+          <w:sz w:val="20"/>
+          <w:lang w:val="en-US" w:eastAsia="ru-RU"/>
+        </w:rPr>
+        <w:t>(</w:t>
+      </w:r>
+      <w:proofErr w:type="gramEnd"/>
+    </w:p>
+    <w:p>
+      <w:pPr>
+        <w:spacing w:after="0" w:line="240" w:lineRule="auto"/>
+        <w:rPr>
+          <w:rFonts w:ascii="Courier New" w:hAnsi="Courier New" w:cs="Courier New"/>
+          <w:sz w:val="20"/>
+          <w:lang w:val="en-US" w:eastAsia="ru-RU"/>
+        </w:rPr>
+      </w:pPr>
+      <w:r>
+        <w:rPr>
+          <w:rFonts w:ascii="Courier New" w:hAnsi="Courier New" w:cs="Courier New"/>
+          <w:sz w:val="20"/>
+          <w:lang w:val="en-US" w:eastAsia="ru-RU"/>
+        </w:rPr>
+        <w:t xml:space="preserve">        data: </w:t>
+      </w:r>
+      <w:proofErr w:type="spellStart"/>
+      <w:r>
+        <w:rPr>
+          <w:rFonts w:ascii="Courier New" w:hAnsi="Courier New" w:cs="Courier New"/>
+          <w:sz w:val="20"/>
+          <w:lang w:val="en-US" w:eastAsia="ru-RU"/>
+        </w:rPr>
+        <w:t>UserAddSchemas</w:t>
+      </w:r>
+      <w:proofErr w:type="spellEnd"/>
+      <w:r>
+        <w:rPr>
+          <w:rFonts w:ascii="Courier New" w:hAnsi="Courier New" w:cs="Courier New"/>
+          <w:sz w:val="20"/>
+          <w:lang w:val="en-US" w:eastAsia="ru-RU"/>
+        </w:rPr>
+        <w:t>,</w:t>
+      </w:r>
+    </w:p>
+    <w:p>
+      <w:pPr>
+        <w:spacing w:after="0" w:line="240" w:lineRule="auto"/>
+        <w:rPr>
+          <w:rFonts w:ascii="Courier New" w:hAnsi="Courier New" w:cs="Courier New"/>
+          <w:sz w:val="20"/>
+          <w:lang w:val="en-US" w:eastAsia="ru-RU"/>
+        </w:rPr>
+      </w:pPr>
+      <w:r>
+        <w:rPr>
+          <w:rFonts w:ascii="Courier New" w:hAnsi="Courier New" w:cs="Courier New"/>
+          <w:sz w:val="20"/>
+          <w:lang w:val="en-US" w:eastAsia="ru-RU"/>
+        </w:rPr>
+        <w:t xml:space="preserve">        </w:t>
+      </w:r>
+      <w:proofErr w:type="spellStart"/>
+      <w:r>
+        <w:rPr>
+          <w:rFonts w:ascii="Courier New" w:hAnsi="Courier New" w:cs="Courier New"/>
+          <w:sz w:val="20"/>
+          <w:lang w:val="en-US" w:eastAsia="ru-RU"/>
+        </w:rPr>
+        <w:t>user_service</w:t>
+      </w:r>
+      <w:proofErr w:type="spellEnd"/>
+      <w:r>
+        <w:rPr>
+          <w:rFonts w:ascii="Courier New" w:hAnsi="Courier New" w:cs="Courier New"/>
+          <w:sz w:val="20"/>
+          <w:lang w:val="en-US" w:eastAsia="ru-RU"/>
+        </w:rPr>
+        <w:t xml:space="preserve">: </w:t>
+      </w:r>
+      <w:proofErr w:type="gramStart"/>
+      <w:r>
+        <w:rPr>
+          <w:rFonts w:ascii="Courier New" w:hAnsi="Courier New" w:cs="Courier New"/>
+          <w:sz w:val="20"/>
+          <w:lang w:val="en-US" w:eastAsia="ru-RU"/>
+        </w:rPr>
+        <w:t>Annotated[</w:t>
+      </w:r>
+      <w:proofErr w:type="spellStart"/>
+      <w:proofErr w:type="gramEnd"/>
+      <w:r>
+        <w:rPr>
+          <w:rFonts w:ascii="Courier New" w:hAnsi="Courier New" w:cs="Courier New"/>
+          <w:sz w:val="20"/>
+          <w:lang w:val="en-US" w:eastAsia="ru-RU"/>
+        </w:rPr>
+        <w:t>UsersService</w:t>
+      </w:r>
+      <w:proofErr w:type="spellEnd"/>
+      <w:r>
+        <w:rPr>
+          <w:rFonts w:ascii="Courier New" w:hAnsi="Courier New" w:cs="Courier New"/>
+          <w:sz w:val="20"/>
+          <w:lang w:val="en-US" w:eastAsia="ru-RU"/>
+        </w:rPr>
+        <w:t>, Depends(</w:t>
+      </w:r>
+      <w:proofErr w:type="spellStart"/>
+      <w:r>
+        <w:rPr>
+          <w:rFonts w:ascii="Courier New" w:hAnsi="Courier New" w:cs="Courier New"/>
+          <w:sz w:val="20"/>
+          <w:lang w:val="en-US" w:eastAsia="ru-RU"/>
+        </w:rPr>
+        <w:t>users_service</w:t>
+      </w:r>
+      <w:proofErr w:type="spellEnd"/>
+      <w:r>
+        <w:rPr>
+          <w:rFonts w:ascii="Courier New" w:hAnsi="Courier New" w:cs="Courier New"/>
+          <w:sz w:val="20"/>
+          <w:lang w:val="en-US" w:eastAsia="ru-RU"/>
+        </w:rPr>
+        <w:t>)]</w:t>
+      </w:r>
+    </w:p>
+    <w:p>
+      <w:pPr>
+        <w:spacing w:after="0" w:line="240" w:lineRule="auto"/>
+        <w:rPr>
+          <w:rFonts w:ascii="Courier New" w:hAnsi="Courier New" w:cs="Courier New"/>
+          <w:sz w:val="20"/>
+          <w:lang w:val="en-US" w:eastAsia="ru-RU"/>
+        </w:rPr>
+      </w:pPr>
+      <w:r>
+        <w:rPr>
+          <w:rFonts w:ascii="Courier New" w:hAnsi="Courier New" w:cs="Courier New"/>
+          <w:sz w:val="20"/>
+          <w:lang w:val="en-US" w:eastAsia="ru-RU"/>
+        </w:rPr>
+        <w:t>):</w:t>
+      </w:r>
+    </w:p>
+    <w:p>
+      <w:pPr>
+        <w:spacing w:after="0" w:line="240" w:lineRule="auto"/>
+        <w:rPr>
+          <w:rFonts w:ascii="Courier New" w:hAnsi="Courier New" w:cs="Courier New"/>
+          <w:sz w:val="20"/>
+          <w:lang w:val="en-US" w:eastAsia="ru-RU"/>
+        </w:rPr>
+      </w:pPr>
+      <w:r>
+        <w:rPr>
+          <w:rFonts w:ascii="Courier New" w:hAnsi="Courier New" w:cs="Courier New"/>
+          <w:sz w:val="20"/>
+          <w:lang w:val="en-US" w:eastAsia="ru-RU"/>
+        </w:rPr>
+        <w:t xml:space="preserve">    </w:t>
+      </w:r>
+      <w:proofErr w:type="spellStart"/>
+      <w:r>
+        <w:rPr>
+          <w:rFonts w:ascii="Courier New" w:hAnsi="Courier New" w:cs="Courier New"/>
+          <w:sz w:val="20"/>
+          <w:lang w:val="en-US" w:eastAsia="ru-RU"/>
+        </w:rPr>
+        <w:t>user_id</w:t>
+      </w:r>
+      <w:proofErr w:type="spellEnd"/>
+      <w:r>
+        <w:rPr>
+          <w:rFonts w:ascii="Courier New" w:hAnsi="Courier New" w:cs="Courier New"/>
+          <w:sz w:val="20"/>
+          <w:lang w:val="en-US" w:eastAsia="ru-RU"/>
+        </w:rPr>
+        <w:t xml:space="preserve"> = await </w:t>
+      </w:r>
+      <w:proofErr w:type="spellStart"/>
+      <w:r>
+        <w:rPr>
+          <w:rFonts w:ascii="Courier New" w:hAnsi="Courier New" w:cs="Courier New"/>
+          <w:sz w:val="20"/>
+          <w:lang w:val="en-US" w:eastAsia="ru-RU"/>
+        </w:rPr>
+        <w:t>user_</w:t>
+      </w:r>
+      <w:proofErr w:type="gramStart"/>
+      <w:r>
+        <w:rPr>
+          <w:rFonts w:ascii="Courier New" w:hAnsi="Courier New" w:cs="Courier New"/>
+          <w:sz w:val="20"/>
+          <w:lang w:val="en-US" w:eastAsia="ru-RU"/>
+        </w:rPr>
+        <w:t>service.create</w:t>
+      </w:r>
+      <w:proofErr w:type="gramEnd"/>
+      <w:r>
+        <w:rPr>
+          <w:rFonts w:ascii="Courier New" w:hAnsi="Courier New" w:cs="Courier New"/>
+          <w:sz w:val="20"/>
+          <w:lang w:val="en-US" w:eastAsia="ru-RU"/>
+        </w:rPr>
+        <w:t>_new_user</w:t>
+      </w:r>
+      <w:proofErr w:type="spellEnd"/>
+      <w:r>
+        <w:rPr>
+          <w:rFonts w:ascii="Courier New" w:hAnsi="Courier New" w:cs="Courier New"/>
+          <w:sz w:val="20"/>
+          <w:lang w:val="en-US" w:eastAsia="ru-RU"/>
+        </w:rPr>
+        <w:t>(data)</w:t>
+      </w:r>
+    </w:p>
+    <w:p>
+      <w:pPr>
+        <w:spacing w:after="0" w:line="240" w:lineRule="auto"/>
+        <w:rPr>
+          <w:rFonts w:ascii="Courier New" w:hAnsi="Courier New" w:cs="Courier New"/>
+          <w:sz w:val="20"/>
+          <w:lang w:val="en-US" w:eastAsia="ru-RU"/>
+        </w:rPr>
+      </w:pPr>
+      <w:r>
+        <w:rPr>
+          <w:rFonts w:ascii="Courier New" w:hAnsi="Courier New" w:cs="Courier New"/>
+          <w:sz w:val="20"/>
+          <w:lang w:val="en-US" w:eastAsia="ru-RU"/>
+        </w:rPr>
+        <w:t xml:space="preserve">    return {"</w:t>
+      </w:r>
+      <w:proofErr w:type="spellStart"/>
+      <w:r>
+        <w:rPr>
+          <w:rFonts w:ascii="Courier New" w:hAnsi="Courier New" w:cs="Courier New"/>
+          <w:sz w:val="20"/>
+          <w:lang w:val="en-US" w:eastAsia="ru-RU"/>
+        </w:rPr>
+        <w:t>user_id</w:t>
+      </w:r>
+      <w:proofErr w:type="spellEnd"/>
+      <w:r>
+        <w:rPr>
+          <w:rFonts w:ascii="Courier New" w:hAnsi="Courier New" w:cs="Courier New"/>
+          <w:sz w:val="20"/>
+          <w:lang w:val="en-US" w:eastAsia="ru-RU"/>
+        </w:rPr>
+        <w:t xml:space="preserve">": </w:t>
+      </w:r>
+      <w:proofErr w:type="spellStart"/>
+      <w:r>
+        <w:rPr>
+          <w:rFonts w:ascii="Courier New" w:hAnsi="Courier New" w:cs="Courier New"/>
+          <w:sz w:val="20"/>
+          <w:lang w:val="en-US" w:eastAsia="ru-RU"/>
+        </w:rPr>
+        <w:t>user_id</w:t>
+      </w:r>
+      <w:proofErr w:type="spellEnd"/>
+      <w:r>
+        <w:rPr>
+          <w:rFonts w:ascii="Courier New" w:hAnsi="Courier New" w:cs="Courier New"/>
+          <w:sz w:val="20"/>
+          <w:lang w:val="en-US" w:eastAsia="ru-RU"/>
+        </w:rPr>
+        <w:t>}</w:t>
+      </w:r>
+    </w:p>
+    <w:p>
+      <w:pPr>
+        <w:spacing w:line="360" w:lineRule="auto"/>
+        <w:rPr>
+          <w:rFonts w:ascii="Times New Roman" w:hAnsi="Times New Roman" w:cs="Times New Roman"/>
+          <w:sz w:val="28"/>
+          <w:szCs w:val="28"/>
+        </w:rPr>
+      </w:pPr>
+      <w:r>
+        <w:rPr>
+          <w:rFonts w:ascii="Times New Roman" w:hAnsi="Times New Roman" w:cs="Times New Roman"/>
+          <w:sz w:val="28"/>
+          <w:szCs w:val="28"/>
+        </w:rPr>
+        <w:t xml:space="preserve">Листинг Б.4 – Обработка фоновой задачи при помощи </w:t>
+      </w:r>
+      <w:r>
+        <w:rPr>
+          <w:rFonts w:ascii="Times New Roman" w:hAnsi="Times New Roman" w:cs="Times New Roman"/>
+          <w:sz w:val="28"/>
+          <w:szCs w:val="28"/>
+        </w:rPr>
+        <w:t>Celery</w:t>
+      </w:r>
+    </w:p>
+    <w:p>
+      <w:pPr>
+        <w:spacing w:after="0" w:line="240" w:lineRule="auto"/>
+        <w:rPr>
+          <w:rFonts w:ascii="Courier New" w:hAnsi="Courier New" w:cs="Courier New"/>
+          <w:sz w:val="20"/>
+          <w:lang w:eastAsia="ru-RU"/>
+        </w:rPr>
+      </w:pPr>
+      <w:r>
+        <w:rPr>
+          <w:rFonts w:ascii="Courier New" w:hAnsi="Courier New" w:cs="Courier New"/>
+          <w:sz w:val="20"/>
+          <w:lang w:eastAsia="ru-RU"/>
+        </w:rPr>
+        <w:t>@</w:t>
+      </w:r>
+      <w:r>
+        <w:rPr>
+          <w:rFonts w:ascii="Courier New" w:hAnsi="Courier New" w:cs="Courier New"/>
+          <w:sz w:val="20"/>
+          <w:lang w:val="en-US" w:eastAsia="ru-RU"/>
+        </w:rPr>
+        <w:t>celery</w:t>
+      </w:r>
+      <w:r>
+        <w:rPr>
+          <w:rFonts w:ascii="Courier New" w:hAnsi="Courier New" w:cs="Courier New"/>
+          <w:sz w:val="20"/>
+          <w:lang w:eastAsia="ru-RU"/>
+        </w:rPr>
+        <w:t>_</w:t>
+      </w:r>
+      <w:proofErr w:type="gramStart"/>
+      <w:r>
+        <w:rPr>
+          <w:rFonts w:ascii="Courier New" w:hAnsi="Courier New" w:cs="Courier New"/>
+          <w:sz w:val="20"/>
+          <w:lang w:val="en-US" w:eastAsia="ru-RU"/>
+        </w:rPr>
+        <w:t>app</w:t>
+      </w:r>
+      <w:r>
+        <w:rPr>
+          <w:rFonts w:ascii="Courier New" w:hAnsi="Courier New" w:cs="Courier New"/>
+          <w:sz w:val="20"/>
+          <w:lang w:eastAsia="ru-RU"/>
+        </w:rPr>
+        <w:t>.</w:t>
+      </w:r>
+      <w:r>
+        <w:rPr>
+          <w:rFonts w:ascii="Courier New" w:hAnsi="Courier New" w:cs="Courier New"/>
+          <w:sz w:val="20"/>
+          <w:lang w:val="en-US" w:eastAsia="ru-RU"/>
+        </w:rPr>
+        <w:t>task</w:t>
+      </w:r>
+      <w:proofErr w:type="gramEnd"/>
+      <w:r>
+        <w:rPr>
+          <w:rFonts w:ascii="Courier New" w:hAnsi="Courier New" w:cs="Courier New"/>
+          <w:sz w:val="20"/>
+          <w:lang w:eastAsia="ru-RU"/>
+        </w:rPr>
+        <w:t>(</w:t>
+      </w:r>
+      <w:r>
+        <w:rPr>
+          <w:rFonts w:ascii="Courier New" w:hAnsi="Courier New" w:cs="Courier New"/>
+          <w:sz w:val="20"/>
+          <w:lang w:val="en-US" w:eastAsia="ru-RU"/>
+        </w:rPr>
+        <w:t>name</w:t>
+      </w:r>
+      <w:r>
+        <w:rPr>
+          <w:rFonts w:ascii="Courier New" w:hAnsi="Courier New" w:cs="Courier New"/>
+          <w:sz w:val="20"/>
+          <w:lang w:eastAsia="ru-RU"/>
+        </w:rPr>
+        <w:t>="</w:t>
+      </w:r>
+      <w:r>
+        <w:rPr>
+          <w:rFonts w:ascii="Courier New" w:hAnsi="Courier New" w:cs="Courier New"/>
+          <w:sz w:val="20"/>
+          <w:lang w:val="en-US" w:eastAsia="ru-RU"/>
+        </w:rPr>
+        <w:t>send</w:t>
+      </w:r>
+      <w:r>
+        <w:rPr>
+          <w:rFonts w:ascii="Courier New" w:hAnsi="Courier New" w:cs="Courier New"/>
+          <w:sz w:val="20"/>
+          <w:lang w:eastAsia="ru-RU"/>
+        </w:rPr>
+        <w:t>_</w:t>
+      </w:r>
+      <w:r>
+        <w:rPr>
+          <w:rFonts w:ascii="Courier New" w:hAnsi="Courier New" w:cs="Courier New"/>
+          <w:sz w:val="20"/>
+          <w:lang w:val="en-US" w:eastAsia="ru-RU"/>
+        </w:rPr>
+        <w:t>admin</w:t>
+      </w:r>
+      <w:r>
+        <w:rPr>
+          <w:rFonts w:ascii="Courier New" w:hAnsi="Courier New" w:cs="Courier New"/>
+          <w:sz w:val="20"/>
+          <w:lang w:eastAsia="ru-RU"/>
+        </w:rPr>
+        <w:t>_</w:t>
+      </w:r>
+      <w:r>
+        <w:rPr>
+          <w:rFonts w:ascii="Courier New" w:hAnsi="Courier New" w:cs="Courier New"/>
+          <w:sz w:val="20"/>
+          <w:lang w:val="en-US" w:eastAsia="ru-RU"/>
+        </w:rPr>
+        <w:t>notification</w:t>
+      </w:r>
+      <w:r>
+        <w:rPr>
+          <w:rFonts w:ascii="Courier New" w:hAnsi="Courier New" w:cs="Courier New"/>
+          <w:sz w:val="20"/>
+          <w:lang w:eastAsia="ru-RU"/>
+        </w:rPr>
+        <w:t>")</w:t>
+      </w:r>
+    </w:p>
+    <w:p>
+      <w:pPr>
+        <w:spacing w:after="0" w:line="240" w:lineRule="auto"/>
+        <w:rPr>
+          <w:rFonts w:ascii="Courier New" w:hAnsi="Courier New" w:cs="Courier New"/>
+          <w:sz w:val="20"/>
+          <w:lang w:val="en-US" w:eastAsia="ru-RU"/>
+        </w:rPr>
+      </w:pPr>
+      <w:r>
+        <w:rPr>
+          <w:rFonts w:ascii="Courier New" w:hAnsi="Courier New" w:cs="Courier New"/>
+          <w:sz w:val="20"/>
+          <w:lang w:val="en-US" w:eastAsia="ru-RU"/>
+        </w:rPr>
+        <w:t xml:space="preserve">def </w:t>
+      </w:r>
+      <w:proofErr w:type="spellStart"/>
+      <w:r>
+        <w:rPr>
+          <w:rFonts w:ascii="Courier New" w:hAnsi="Courier New" w:cs="Courier New"/>
+          <w:sz w:val="20"/>
+          <w:lang w:val="en-US" w:eastAsia="ru-RU"/>
+        </w:rPr>
+        <w:t>send_admin_</w:t>
+      </w:r>
+      <w:proofErr w:type="gramStart"/>
+      <w:r>
+        <w:rPr>
+          <w:rFonts w:ascii="Courier New" w:hAnsi="Courier New" w:cs="Courier New"/>
+          <w:sz w:val="20"/>
+          <w:lang w:val="en-US" w:eastAsia="ru-RU"/>
+        </w:rPr>
+        <w:t>notification</w:t>
+      </w:r>
+      <w:proofErr w:type="spellEnd"/>
+      <w:r>
+        <w:rPr>
+          <w:rFonts w:ascii="Courier New" w:hAnsi="Courier New" w:cs="Courier New"/>
+          <w:sz w:val="20"/>
+          <w:lang w:val="en-US" w:eastAsia="ru-RU"/>
+        </w:rPr>
+        <w:t>(</w:t>
+      </w:r>
+      <w:proofErr w:type="spellStart"/>
+      <w:proofErr w:type="gramEnd"/>
+      <w:r>
+        <w:rPr>
+          <w:rFonts w:ascii="Courier New" w:hAnsi="Courier New" w:cs="Courier New"/>
+          <w:sz w:val="20"/>
+          <w:lang w:val="en-US" w:eastAsia="ru-RU"/>
+        </w:rPr>
+        <w:t>full_name</w:t>
+      </w:r>
+      <w:proofErr w:type="spellEnd"/>
+      <w:r>
+        <w:rPr>
+          <w:rFonts w:ascii="Courier New" w:hAnsi="Courier New" w:cs="Courier New"/>
+          <w:sz w:val="20"/>
+          <w:lang w:val="en-US" w:eastAsia="ru-RU"/>
+        </w:rPr>
+        <w:t>: str, phone: str):</w:t>
+      </w:r>
+    </w:p>
+    <w:p>
+      <w:pPr>
+        <w:spacing w:after="0" w:line="240" w:lineRule="auto"/>
+        <w:rPr>
+          <w:rFonts w:ascii="Courier New" w:hAnsi="Courier New" w:cs="Courier New"/>
+          <w:sz w:val="20"/>
+          <w:lang w:val="en-US" w:eastAsia="ru-RU"/>
+        </w:rPr>
+      </w:pPr>
+      <w:r>
+        <w:rPr>
+          <w:rFonts w:ascii="Courier New" w:hAnsi="Courier New" w:cs="Courier New"/>
+          <w:sz w:val="20"/>
+          <w:lang w:val="en-US" w:eastAsia="ru-RU"/>
+        </w:rPr>
+        <w:t xml:space="preserve">    </w:t>
+      </w:r>
+      <w:proofErr w:type="spellStart"/>
+      <w:r>
+        <w:rPr>
+          <w:rFonts w:ascii="Courier New" w:hAnsi="Courier New" w:cs="Courier New"/>
+          <w:sz w:val="20"/>
+          <w:lang w:val="en-US" w:eastAsia="ru-RU"/>
+        </w:rPr>
+        <w:t>email_service</w:t>
+      </w:r>
+      <w:proofErr w:type="spellEnd"/>
+      <w:r>
+        <w:rPr>
+          <w:rFonts w:ascii="Courier New" w:hAnsi="Courier New" w:cs="Courier New"/>
+          <w:sz w:val="20"/>
+          <w:lang w:val="en-US" w:eastAsia="ru-RU"/>
+        </w:rPr>
+        <w:t xml:space="preserve"> = </w:t>
       </w:r>
       <w:proofErr w:type="spellStart"/>
       <w:proofErr w:type="gramStart"/>
@@ -15106,7 +16061,7 @@
           <w:sz w:val="20"/>
           <w:lang w:val="en-US" w:eastAsia="ru-RU"/>
         </w:rPr>
-        <w:t>user_router.post</w:t>
+        <w:t>SMTPEmailService</w:t>
       </w:r>
       <w:proofErr w:type="spellEnd"/>
       <w:r>
@@ -15118,13 +16073,23 @@
         <w:t>(</w:t>
       </w:r>
       <w:proofErr w:type="gramEnd"/>
-      <w:r>
-        <w:rPr>
-          <w:rFonts w:ascii="Courier New" w:hAnsi="Courier New" w:cs="Courier New"/>
-          <w:sz w:val="20"/>
-          <w:lang w:val="en-US" w:eastAsia="ru-RU"/>
-        </w:rPr>
-        <w:t xml:space="preserve">"/", </w:t>
+    </w:p>
+    <w:p>
+      <w:pPr>
+        <w:spacing w:after="0" w:line="240" w:lineRule="auto"/>
+        <w:rPr>
+          <w:rFonts w:ascii="Courier New" w:hAnsi="Courier New" w:cs="Courier New"/>
+          <w:sz w:val="20"/>
+          <w:lang w:val="en-US" w:eastAsia="ru-RU"/>
+        </w:rPr>
+      </w:pPr>
+      <w:r>
+        <w:rPr>
+          <w:rFonts w:ascii="Courier New" w:hAnsi="Courier New" w:cs="Courier New"/>
+          <w:sz w:val="20"/>
+          <w:lang w:val="en-US" w:eastAsia="ru-RU"/>
+        </w:rPr>
+        <w:t xml:space="preserve">        </w:t>
       </w:r>
       <w:proofErr w:type="spellStart"/>
       <w:r>
@@ -15133,7 +16098,7 @@
           <w:sz w:val="20"/>
           <w:lang w:val="en-US" w:eastAsia="ru-RU"/>
         </w:rPr>
-        <w:t>name</w:t>
+        <w:t>smtp_host</w:t>
       </w:r>
       <w:proofErr w:type="spellEnd"/>
       <w:r>
@@ -15142,7 +16107,7 @@
           <w:sz w:val="20"/>
           <w:lang w:val="en-US" w:eastAsia="ru-RU"/>
         </w:rPr>
-        <w:t>="Добавление пользователя в БД")</w:t>
+        <w:t>="smtp.gmail.com",</w:t>
       </w:r>
     </w:p>
     <w:p>
@@ -15160,7 +16125,7 @@
           <w:sz w:val="20"/>
           <w:lang w:val="en-US" w:eastAsia="ru-RU"/>
         </w:rPr>
-        <w:t xml:space="preserve">async def </w:t>
+        <w:t xml:space="preserve">        </w:t>
       </w:r>
       <w:proofErr w:type="spellStart"/>
       <w:r>
@@ -15169,16 +16134,7 @@
           <w:sz w:val="20"/>
           <w:lang w:val="en-US" w:eastAsia="ru-RU"/>
         </w:rPr>
-        <w:t>new_</w:t>
-      </w:r>
-      <w:proofErr w:type="gramStart"/>
-      <w:r>
-        <w:rPr>
-          <w:rFonts w:ascii="Courier New" w:hAnsi="Courier New" w:cs="Courier New"/>
-          <w:sz w:val="20"/>
-          <w:lang w:val="en-US" w:eastAsia="ru-RU"/>
-        </w:rPr>
-        <w:t>user</w:t>
+        <w:t>smtp_port</w:t>
       </w:r>
       <w:proofErr w:type="spellEnd"/>
       <w:r>
@@ -15187,9 +16143,8 @@
           <w:sz w:val="20"/>
           <w:lang w:val="en-US" w:eastAsia="ru-RU"/>
         </w:rPr>
-        <w:t>(</w:t>
-      </w:r>
-      <w:proofErr w:type="gramEnd"/>
+        <w:t>=465,</w:t>
+      </w:r>
     </w:p>
     <w:p>
       <w:pPr>
@@ -15206,441 +16161,8 @@
           <w:sz w:val="20"/>
           <w:lang w:val="en-US" w:eastAsia="ru-RU"/>
         </w:rPr>
-        <w:t xml:space="preserve">        data: </w:t>
-      </w:r>
-      <w:proofErr w:type="spellStart"/>
-      <w:r>
-        <w:rPr>
-          <w:rFonts w:ascii="Courier New" w:hAnsi="Courier New" w:cs="Courier New"/>
-          <w:sz w:val="20"/>
-          <w:lang w:val="en-US" w:eastAsia="ru-RU"/>
-        </w:rPr>
-        <w:t>UserAddSchemas</w:t>
-      </w:r>
-      <w:proofErr w:type="spellEnd"/>
-      <w:r>
-        <w:rPr>
-          <w:rFonts w:ascii="Courier New" w:hAnsi="Courier New" w:cs="Courier New"/>
-          <w:sz w:val="20"/>
-          <w:lang w:val="en-US" w:eastAsia="ru-RU"/>
-        </w:rPr>
-        <w:t>,</w:t>
-      </w:r>
-    </w:p>
-    <w:p>
-      <w:pPr>
-        <w:spacing w:after="0" w:line="240" w:lineRule="auto"/>
-        <w:rPr>
-          <w:rFonts w:ascii="Courier New" w:hAnsi="Courier New" w:cs="Courier New"/>
-          <w:sz w:val="20"/>
-          <w:lang w:val="en-US" w:eastAsia="ru-RU"/>
-        </w:rPr>
-      </w:pPr>
-      <w:r>
-        <w:rPr>
-          <w:rFonts w:ascii="Courier New" w:hAnsi="Courier New" w:cs="Courier New"/>
-          <w:sz w:val="20"/>
-          <w:lang w:val="en-US" w:eastAsia="ru-RU"/>
-        </w:rPr>
-        <w:t xml:space="preserve">        </w:t>
-      </w:r>
-      <w:proofErr w:type="spellStart"/>
-      <w:r>
-        <w:rPr>
-          <w:rFonts w:ascii="Courier New" w:hAnsi="Courier New" w:cs="Courier New"/>
-          <w:sz w:val="20"/>
-          <w:lang w:val="en-US" w:eastAsia="ru-RU"/>
-        </w:rPr>
-        <w:t>user_service</w:t>
-      </w:r>
-      <w:proofErr w:type="spellEnd"/>
-      <w:r>
-        <w:rPr>
-          <w:rFonts w:ascii="Courier New" w:hAnsi="Courier New" w:cs="Courier New"/>
-          <w:sz w:val="20"/>
-          <w:lang w:val="en-US" w:eastAsia="ru-RU"/>
-        </w:rPr>
-        <w:t xml:space="preserve">: </w:t>
-      </w:r>
-      <w:proofErr w:type="gramStart"/>
-      <w:r>
-        <w:rPr>
-          <w:rFonts w:ascii="Courier New" w:hAnsi="Courier New" w:cs="Courier New"/>
-          <w:sz w:val="20"/>
-          <w:lang w:val="en-US" w:eastAsia="ru-RU"/>
-        </w:rPr>
-        <w:t>Annotated[</w:t>
-      </w:r>
-      <w:proofErr w:type="spellStart"/>
-      <w:proofErr w:type="gramEnd"/>
-      <w:r>
-        <w:rPr>
-          <w:rFonts w:ascii="Courier New" w:hAnsi="Courier New" w:cs="Courier New"/>
-          <w:sz w:val="20"/>
-          <w:lang w:val="en-US" w:eastAsia="ru-RU"/>
-        </w:rPr>
-        <w:t>UsersService</w:t>
-      </w:r>
-      <w:proofErr w:type="spellEnd"/>
-      <w:r>
-        <w:rPr>
-          <w:rFonts w:ascii="Courier New" w:hAnsi="Courier New" w:cs="Courier New"/>
-          <w:sz w:val="20"/>
-          <w:lang w:val="en-US" w:eastAsia="ru-RU"/>
-        </w:rPr>
-        <w:t>, Depends(</w:t>
-      </w:r>
-      <w:proofErr w:type="spellStart"/>
-      <w:r>
-        <w:rPr>
-          <w:rFonts w:ascii="Courier New" w:hAnsi="Courier New" w:cs="Courier New"/>
-          <w:sz w:val="20"/>
-          <w:lang w:val="en-US" w:eastAsia="ru-RU"/>
-        </w:rPr>
-        <w:t>users_service</w:t>
-      </w:r>
-      <w:proofErr w:type="spellEnd"/>
-      <w:r>
-        <w:rPr>
-          <w:rFonts w:ascii="Courier New" w:hAnsi="Courier New" w:cs="Courier New"/>
-          <w:sz w:val="20"/>
-          <w:lang w:val="en-US" w:eastAsia="ru-RU"/>
-        </w:rPr>
-        <w:t>)]</w:t>
-      </w:r>
-    </w:p>
-    <w:p>
-      <w:pPr>
-        <w:spacing w:after="0" w:line="240" w:lineRule="auto"/>
-        <w:rPr>
-          <w:rFonts w:ascii="Courier New" w:hAnsi="Courier New" w:cs="Courier New"/>
-          <w:sz w:val="20"/>
-          <w:lang w:val="en-US" w:eastAsia="ru-RU"/>
-        </w:rPr>
-      </w:pPr>
-      <w:r>
-        <w:rPr>
-          <w:rFonts w:ascii="Courier New" w:hAnsi="Courier New" w:cs="Courier New"/>
-          <w:sz w:val="20"/>
-          <w:lang w:val="en-US" w:eastAsia="ru-RU"/>
-        </w:rPr>
-        <w:t>):</w:t>
-      </w:r>
-    </w:p>
-    <w:p>
-      <w:pPr>
-        <w:spacing w:after="0" w:line="240" w:lineRule="auto"/>
-        <w:rPr>
-          <w:rFonts w:ascii="Courier New" w:hAnsi="Courier New" w:cs="Courier New"/>
-          <w:sz w:val="20"/>
-          <w:lang w:val="en-US" w:eastAsia="ru-RU"/>
-        </w:rPr>
-      </w:pPr>
-      <w:r>
-        <w:rPr>
-          <w:rFonts w:ascii="Courier New" w:hAnsi="Courier New" w:cs="Courier New"/>
-          <w:sz w:val="20"/>
-          <w:lang w:val="en-US" w:eastAsia="ru-RU"/>
-        </w:rPr>
-        <w:t xml:space="preserve">    </w:t>
-      </w:r>
-      <w:proofErr w:type="spellStart"/>
-      <w:r>
-        <w:rPr>
-          <w:rFonts w:ascii="Courier New" w:hAnsi="Courier New" w:cs="Courier New"/>
-          <w:sz w:val="20"/>
-          <w:lang w:val="en-US" w:eastAsia="ru-RU"/>
-        </w:rPr>
-        <w:t>user_id</w:t>
-      </w:r>
-      <w:proofErr w:type="spellEnd"/>
-      <w:r>
-        <w:rPr>
-          <w:rFonts w:ascii="Courier New" w:hAnsi="Courier New" w:cs="Courier New"/>
-          <w:sz w:val="20"/>
-          <w:lang w:val="en-US" w:eastAsia="ru-RU"/>
-        </w:rPr>
-        <w:t xml:space="preserve"> = await </w:t>
-      </w:r>
-      <w:proofErr w:type="spellStart"/>
-      <w:r>
-        <w:rPr>
-          <w:rFonts w:ascii="Courier New" w:hAnsi="Courier New" w:cs="Courier New"/>
-          <w:sz w:val="20"/>
-          <w:lang w:val="en-US" w:eastAsia="ru-RU"/>
-        </w:rPr>
-        <w:t>user_</w:t>
-      </w:r>
-      <w:proofErr w:type="gramStart"/>
-      <w:r>
-        <w:rPr>
-          <w:rFonts w:ascii="Courier New" w:hAnsi="Courier New" w:cs="Courier New"/>
-          <w:sz w:val="20"/>
-          <w:lang w:val="en-US" w:eastAsia="ru-RU"/>
-        </w:rPr>
-        <w:t>service.create</w:t>
-      </w:r>
-      <w:proofErr w:type="gramEnd"/>
-      <w:r>
-        <w:rPr>
-          <w:rFonts w:ascii="Courier New" w:hAnsi="Courier New" w:cs="Courier New"/>
-          <w:sz w:val="20"/>
-          <w:lang w:val="en-US" w:eastAsia="ru-RU"/>
-        </w:rPr>
-        <w:t>_new_user</w:t>
-      </w:r>
-      <w:proofErr w:type="spellEnd"/>
-      <w:r>
-        <w:rPr>
-          <w:rFonts w:ascii="Courier New" w:hAnsi="Courier New" w:cs="Courier New"/>
-          <w:sz w:val="20"/>
-          <w:lang w:val="en-US" w:eastAsia="ru-RU"/>
-        </w:rPr>
-        <w:t>(data)</w:t>
-      </w:r>
-    </w:p>
-    <w:p>
-      <w:pPr>
-        <w:spacing w:after="0" w:line="240" w:lineRule="auto"/>
-        <w:rPr>
-          <w:rFonts w:ascii="Courier New" w:hAnsi="Courier New" w:cs="Courier New"/>
-          <w:sz w:val="20"/>
-          <w:lang w:val="en-US" w:eastAsia="ru-RU"/>
-        </w:rPr>
-      </w:pPr>
-      <w:r>
-        <w:rPr>
-          <w:rFonts w:ascii="Courier New" w:hAnsi="Courier New" w:cs="Courier New"/>
-          <w:sz w:val="20"/>
-          <w:lang w:val="en-US" w:eastAsia="ru-RU"/>
-        </w:rPr>
-        <w:t xml:space="preserve">    return {"</w:t>
-      </w:r>
-      <w:proofErr w:type="spellStart"/>
-      <w:r>
-        <w:rPr>
-          <w:rFonts w:ascii="Courier New" w:hAnsi="Courier New" w:cs="Courier New"/>
-          <w:sz w:val="20"/>
-          <w:lang w:val="en-US" w:eastAsia="ru-RU"/>
-        </w:rPr>
-        <w:t>user_id</w:t>
-      </w:r>
-      <w:proofErr w:type="spellEnd"/>
-      <w:r>
-        <w:rPr>
-          <w:rFonts w:ascii="Courier New" w:hAnsi="Courier New" w:cs="Courier New"/>
-          <w:sz w:val="20"/>
-          <w:lang w:val="en-US" w:eastAsia="ru-RU"/>
-        </w:rPr>
-        <w:t xml:space="preserve">": </w:t>
-      </w:r>
-      <w:proofErr w:type="spellStart"/>
-      <w:r>
-        <w:rPr>
-          <w:rFonts w:ascii="Courier New" w:hAnsi="Courier New" w:cs="Courier New"/>
-          <w:sz w:val="20"/>
-          <w:lang w:val="en-US" w:eastAsia="ru-RU"/>
-        </w:rPr>
-        <w:t>user_id</w:t>
-      </w:r>
-      <w:proofErr w:type="spellEnd"/>
-      <w:r>
-        <w:rPr>
-          <w:rFonts w:ascii="Courier New" w:hAnsi="Courier New" w:cs="Courier New"/>
-          <w:sz w:val="20"/>
-          <w:lang w:val="en-US" w:eastAsia="ru-RU"/>
-        </w:rPr>
-        <w:t>}</w:t>
-      </w:r>
-    </w:p>
-    <w:p>
-      <w:pPr>
-        <w:spacing w:line="360" w:lineRule="auto"/>
-        <w:rPr>
-          <w:rFonts w:ascii="Times New Roman" w:hAnsi="Times New Roman" w:cs="Times New Roman"/>
-          <w:sz w:val="28"/>
-          <w:szCs w:val="28"/>
-        </w:rPr>
-      </w:pPr>
-      <w:r>
-        <w:rPr>
-          <w:rFonts w:ascii="Times New Roman" w:hAnsi="Times New Roman" w:cs="Times New Roman"/>
-          <w:sz w:val="28"/>
-          <w:szCs w:val="28"/>
-        </w:rPr>
-        <w:t xml:space="preserve">Листинг Б.4 – Обработка фоновой задачи при помощи </w:t>
-      </w:r>
-      <w:r>
-        <w:rPr>
-          <w:rFonts w:ascii="Times New Roman" w:hAnsi="Times New Roman" w:cs="Times New Roman"/>
-          <w:sz w:val="28"/>
-          <w:szCs w:val="28"/>
-        </w:rPr>
-        <w:t>Celery</w:t>
-      </w:r>
-    </w:p>
-    <w:p>
-      <w:pPr>
-        <w:spacing w:after="0" w:line="240" w:lineRule="auto"/>
-        <w:rPr>
-          <w:rFonts w:ascii="Courier New" w:hAnsi="Courier New" w:cs="Courier New"/>
-          <w:sz w:val="20"/>
-          <w:lang w:val="en-US" w:eastAsia="ru-RU"/>
-        </w:rPr>
-      </w:pPr>
-      <w:r>
-        <w:rPr>
-          <w:rFonts w:ascii="Courier New" w:hAnsi="Courier New" w:cs="Courier New"/>
-          <w:sz w:val="20"/>
-          <w:lang w:val="en-US" w:eastAsia="ru-RU"/>
-        </w:rPr>
-        <w:t>@</w:t>
-      </w:r>
-      <w:proofErr w:type="spellStart"/>
-      <w:r>
-        <w:rPr>
-          <w:rFonts w:ascii="Courier New" w:hAnsi="Courier New" w:cs="Courier New"/>
-          <w:sz w:val="20"/>
-          <w:lang w:val="en-US" w:eastAsia="ru-RU"/>
-        </w:rPr>
-        <w:t>celery_</w:t>
-      </w:r>
-      <w:proofErr w:type="gramStart"/>
-      <w:r>
-        <w:rPr>
-          <w:rFonts w:ascii="Courier New" w:hAnsi="Courier New" w:cs="Courier New"/>
-          <w:sz w:val="20"/>
-          <w:lang w:val="en-US" w:eastAsia="ru-RU"/>
-        </w:rPr>
-        <w:t>app.task</w:t>
-      </w:r>
-      <w:proofErr w:type="spellEnd"/>
-      <w:proofErr w:type="gramEnd"/>
-      <w:r>
-        <w:rPr>
-          <w:rFonts w:ascii="Courier New" w:hAnsi="Courier New" w:cs="Courier New"/>
-          <w:sz w:val="20"/>
-          <w:lang w:val="en-US" w:eastAsia="ru-RU"/>
-        </w:rPr>
-        <w:t>(name="</w:t>
-      </w:r>
-      <w:proofErr w:type="spellStart"/>
-      <w:r>
-        <w:rPr>
-          <w:rFonts w:ascii="Courier New" w:hAnsi="Courier New" w:cs="Courier New"/>
-          <w:sz w:val="20"/>
-          <w:lang w:val="en-US" w:eastAsia="ru-RU"/>
-        </w:rPr>
-        <w:t>send_admin_notification</w:t>
-      </w:r>
-      <w:proofErr w:type="spellEnd"/>
-      <w:r>
-        <w:rPr>
-          <w:rFonts w:ascii="Courier New" w:hAnsi="Courier New" w:cs="Courier New"/>
-          <w:sz w:val="20"/>
-          <w:lang w:val="en-US" w:eastAsia="ru-RU"/>
-        </w:rPr>
-        <w:t>")</w:t>
-      </w:r>
-    </w:p>
-    <w:p>
-      <w:pPr>
-        <w:spacing w:after="0" w:line="240" w:lineRule="auto"/>
-        <w:rPr>
-          <w:rFonts w:ascii="Courier New" w:hAnsi="Courier New" w:cs="Courier New"/>
-          <w:sz w:val="20"/>
-          <w:lang w:val="en-US" w:eastAsia="ru-RU"/>
-        </w:rPr>
-      </w:pPr>
-      <w:r>
-        <w:rPr>
-          <w:rFonts w:ascii="Courier New" w:hAnsi="Courier New" w:cs="Courier New"/>
-          <w:sz w:val="20"/>
-          <w:lang w:val="en-US" w:eastAsia="ru-RU"/>
-        </w:rPr>
-        <w:t xml:space="preserve">def </w:t>
-      </w:r>
-      <w:proofErr w:type="spellStart"/>
-      <w:r>
-        <w:rPr>
-          <w:rFonts w:ascii="Courier New" w:hAnsi="Courier New" w:cs="Courier New"/>
-          <w:sz w:val="20"/>
-          <w:lang w:val="en-US" w:eastAsia="ru-RU"/>
-        </w:rPr>
-        <w:t>send_admin_</w:t>
-      </w:r>
-      <w:proofErr w:type="gramStart"/>
-      <w:r>
-        <w:rPr>
-          <w:rFonts w:ascii="Courier New" w:hAnsi="Courier New" w:cs="Courier New"/>
-          <w:sz w:val="20"/>
-          <w:lang w:val="en-US" w:eastAsia="ru-RU"/>
-        </w:rPr>
-        <w:t>notification</w:t>
-      </w:r>
-      <w:proofErr w:type="spellEnd"/>
-      <w:r>
-        <w:rPr>
-          <w:rFonts w:ascii="Courier New" w:hAnsi="Courier New" w:cs="Courier New"/>
-          <w:sz w:val="20"/>
-          <w:lang w:val="en-US" w:eastAsia="ru-RU"/>
-        </w:rPr>
-        <w:t>(</w:t>
-      </w:r>
-      <w:proofErr w:type="spellStart"/>
-      <w:proofErr w:type="gramEnd"/>
-      <w:r>
-        <w:rPr>
-          <w:rFonts w:ascii="Courier New" w:hAnsi="Courier New" w:cs="Courier New"/>
-          <w:sz w:val="20"/>
-          <w:lang w:val="en-US" w:eastAsia="ru-RU"/>
-        </w:rPr>
-        <w:t>full_name</w:t>
-      </w:r>
-      <w:proofErr w:type="spellEnd"/>
-      <w:r>
-        <w:rPr>
-          <w:rFonts w:ascii="Courier New" w:hAnsi="Courier New" w:cs="Courier New"/>
-          <w:sz w:val="20"/>
-          <w:lang w:val="en-US" w:eastAsia="ru-RU"/>
-        </w:rPr>
-        <w:t>: str, phone: str):</w:t>
-      </w:r>
-    </w:p>
-    <w:p>
-      <w:pPr>
-        <w:spacing w:after="0" w:line="240" w:lineRule="auto"/>
-        <w:rPr>
-          <w:rFonts w:ascii="Courier New" w:hAnsi="Courier New" w:cs="Courier New"/>
-          <w:sz w:val="20"/>
-          <w:lang w:val="en-US" w:eastAsia="ru-RU"/>
-        </w:rPr>
-      </w:pPr>
-      <w:r>
-        <w:rPr>
-          <w:rFonts w:ascii="Courier New" w:hAnsi="Courier New" w:cs="Courier New"/>
-          <w:sz w:val="20"/>
-          <w:lang w:val="en-US" w:eastAsia="ru-RU"/>
-        </w:rPr>
-        <w:t xml:space="preserve">    </w:t>
-      </w:r>
-      <w:proofErr w:type="spellStart"/>
-      <w:r>
-        <w:rPr>
-          <w:rFonts w:ascii="Courier New" w:hAnsi="Courier New" w:cs="Courier New"/>
-          <w:sz w:val="20"/>
-          <w:lang w:val="en-US" w:eastAsia="ru-RU"/>
-        </w:rPr>
-        <w:t>email_service</w:t>
-      </w:r>
-      <w:proofErr w:type="spellEnd"/>
-      <w:r>
-        <w:rPr>
-          <w:rFonts w:ascii="Courier New" w:hAnsi="Courier New" w:cs="Courier New"/>
-          <w:sz w:val="20"/>
-          <w:lang w:val="en-US" w:eastAsia="ru-RU"/>
-        </w:rPr>
-        <w:t xml:space="preserve"> = </w:t>
+        <w:lastRenderedPageBreak/>
+        <w:t xml:space="preserve">        login=</w:t>
       </w:r>
       <w:proofErr w:type="spellStart"/>
       <w:proofErr w:type="gramStart"/>
@@ -15650,7 +16172,16 @@
           <w:sz w:val="20"/>
           <w:lang w:val="en-US" w:eastAsia="ru-RU"/>
         </w:rPr>
-        <w:t>SMTPEmailService</w:t>
+        <w:t>config.email</w:t>
+      </w:r>
+      <w:proofErr w:type="gramEnd"/>
+      <w:r>
+        <w:rPr>
+          <w:rFonts w:ascii="Courier New" w:hAnsi="Courier New" w:cs="Courier New"/>
+          <w:sz w:val="20"/>
+          <w:lang w:val="en-US" w:eastAsia="ru-RU"/>
+        </w:rPr>
+        <w:t>.gmail_sender</w:t>
       </w:r>
       <w:proofErr w:type="spellEnd"/>
       <w:r>
@@ -15659,9 +16190,8 @@
           <w:sz w:val="20"/>
           <w:lang w:val="en-US" w:eastAsia="ru-RU"/>
         </w:rPr>
-        <w:t>(</w:t>
-      </w:r>
-      <w:proofErr w:type="gramEnd"/>
+        <w:t>,</w:t>
+      </w:r>
     </w:p>
     <w:p>
       <w:pPr>
@@ -15678,80 +16208,7 @@
           <w:sz w:val="20"/>
           <w:lang w:val="en-US" w:eastAsia="ru-RU"/>
         </w:rPr>
-        <w:t xml:space="preserve">        </w:t>
-      </w:r>
-      <w:proofErr w:type="spellStart"/>
-      <w:r>
-        <w:rPr>
-          <w:rFonts w:ascii="Courier New" w:hAnsi="Courier New" w:cs="Courier New"/>
-          <w:sz w:val="20"/>
-          <w:lang w:val="en-US" w:eastAsia="ru-RU"/>
-        </w:rPr>
-        <w:t>smtp_host</w:t>
-      </w:r>
-      <w:proofErr w:type="spellEnd"/>
-      <w:r>
-        <w:rPr>
-          <w:rFonts w:ascii="Courier New" w:hAnsi="Courier New" w:cs="Courier New"/>
-          <w:sz w:val="20"/>
-          <w:lang w:val="en-US" w:eastAsia="ru-RU"/>
-        </w:rPr>
-        <w:t>="smtp.gmail.com",</w:t>
-      </w:r>
-    </w:p>
-    <w:p>
-      <w:pPr>
-        <w:spacing w:after="0" w:line="240" w:lineRule="auto"/>
-        <w:rPr>
-          <w:rFonts w:ascii="Courier New" w:hAnsi="Courier New" w:cs="Courier New"/>
-          <w:sz w:val="20"/>
-          <w:lang w:val="en-US" w:eastAsia="ru-RU"/>
-        </w:rPr>
-      </w:pPr>
-      <w:r>
-        <w:rPr>
-          <w:rFonts w:ascii="Courier New" w:hAnsi="Courier New" w:cs="Courier New"/>
-          <w:sz w:val="20"/>
-          <w:lang w:val="en-US" w:eastAsia="ru-RU"/>
-        </w:rPr>
-        <w:t xml:space="preserve">        </w:t>
-      </w:r>
-      <w:proofErr w:type="spellStart"/>
-      <w:r>
-        <w:rPr>
-          <w:rFonts w:ascii="Courier New" w:hAnsi="Courier New" w:cs="Courier New"/>
-          <w:sz w:val="20"/>
-          <w:lang w:val="en-US" w:eastAsia="ru-RU"/>
-        </w:rPr>
-        <w:t>smtp_port</w:t>
-      </w:r>
-      <w:proofErr w:type="spellEnd"/>
-      <w:r>
-        <w:rPr>
-          <w:rFonts w:ascii="Courier New" w:hAnsi="Courier New" w:cs="Courier New"/>
-          <w:sz w:val="20"/>
-          <w:lang w:val="en-US" w:eastAsia="ru-RU"/>
-        </w:rPr>
-        <w:t>=465,</w:t>
-      </w:r>
-    </w:p>
-    <w:p>
-      <w:pPr>
-        <w:spacing w:after="0" w:line="240" w:lineRule="auto"/>
-        <w:rPr>
-          <w:rFonts w:ascii="Courier New" w:hAnsi="Courier New" w:cs="Courier New"/>
-          <w:sz w:val="20"/>
-          <w:lang w:val="en-US" w:eastAsia="ru-RU"/>
-        </w:rPr>
-      </w:pPr>
-      <w:r>
-        <w:rPr>
-          <w:rFonts w:ascii="Courier New" w:hAnsi="Courier New" w:cs="Courier New"/>
-          <w:sz w:val="20"/>
-          <w:lang w:val="en-US" w:eastAsia="ru-RU"/>
-        </w:rPr>
-        <w:lastRenderedPageBreak/>
-        <w:t xml:space="preserve">        login=</w:t>
+        <w:t xml:space="preserve">        password=</w:t>
       </w:r>
       <w:proofErr w:type="spellStart"/>
       <w:proofErr w:type="gramStart"/>
@@ -15770,17 +16227,9 @@
           <w:sz w:val="20"/>
           <w:lang w:val="en-US" w:eastAsia="ru-RU"/>
         </w:rPr>
-        <w:t>.gmail_sender</w:t>
+        <w:t>.gmail_password</w:t>
       </w:r>
       <w:proofErr w:type="spellEnd"/>
-      <w:r>
-        <w:rPr>
-          <w:rFonts w:ascii="Courier New" w:hAnsi="Courier New" w:cs="Courier New"/>
-          <w:sz w:val="20"/>
-          <w:lang w:val="en-US" w:eastAsia="ru-RU"/>
-        </w:rPr>
-        <w:t>,</w:t>
-      </w:r>
     </w:p>
     <w:p>
       <w:pPr>
@@ -15797,7 +16246,205 @@
           <w:sz w:val="20"/>
           <w:lang w:val="en-US" w:eastAsia="ru-RU"/>
         </w:rPr>
-        <w:t xml:space="preserve">        password=</w:t>
+        <w:t xml:space="preserve">    )</w:t>
+      </w:r>
+    </w:p>
+    <w:p>
+      <w:pPr>
+        <w:spacing w:after="0" w:line="240" w:lineRule="auto"/>
+        <w:rPr>
+          <w:rFonts w:ascii="Courier New" w:hAnsi="Courier New" w:cs="Courier New"/>
+          <w:sz w:val="20"/>
+          <w:lang w:val="en-US" w:eastAsia="ru-RU"/>
+        </w:rPr>
+      </w:pPr>
+    </w:p>
+    <w:p>
+      <w:pPr>
+        <w:spacing w:after="0" w:line="240" w:lineRule="auto"/>
+        <w:rPr>
+          <w:rFonts w:ascii="Courier New" w:hAnsi="Courier New" w:cs="Courier New"/>
+          <w:sz w:val="20"/>
+          <w:lang w:eastAsia="ru-RU"/>
+        </w:rPr>
+      </w:pPr>
+      <w:r>
+        <w:rPr>
+          <w:rFonts w:ascii="Courier New" w:hAnsi="Courier New" w:cs="Courier New"/>
+          <w:sz w:val="20"/>
+          <w:lang w:val="en-US" w:eastAsia="ru-RU"/>
+        </w:rPr>
+        <w:t xml:space="preserve">    subject</w:t>
+      </w:r>
+      <w:r>
+        <w:rPr>
+          <w:rFonts w:ascii="Courier New" w:hAnsi="Courier New" w:cs="Courier New"/>
+          <w:sz w:val="20"/>
+          <w:lang w:eastAsia="ru-RU"/>
+        </w:rPr>
+        <w:t xml:space="preserve"> = "Новая заявка на консультацию!"</w:t>
+      </w:r>
+    </w:p>
+    <w:p>
+      <w:pPr>
+        <w:spacing w:after="0" w:line="240" w:lineRule="auto"/>
+        <w:rPr>
+          <w:rFonts w:ascii="Courier New" w:hAnsi="Courier New" w:cs="Courier New"/>
+          <w:sz w:val="20"/>
+          <w:lang w:val="en-US" w:eastAsia="ru-RU"/>
+        </w:rPr>
+      </w:pPr>
+      <w:r>
+        <w:rPr>
+          <w:rFonts w:ascii="Courier New" w:hAnsi="Courier New" w:cs="Courier New"/>
+          <w:sz w:val="20"/>
+          <w:lang w:eastAsia="ru-RU"/>
+        </w:rPr>
+        <w:t xml:space="preserve">    </w:t>
+      </w:r>
+      <w:r>
+        <w:rPr>
+          <w:rFonts w:ascii="Courier New" w:hAnsi="Courier New" w:cs="Courier New"/>
+          <w:sz w:val="20"/>
+          <w:lang w:val="en-US" w:eastAsia="ru-RU"/>
+        </w:rPr>
+        <w:t>body = (f"&lt;b&gt;ФИО:&lt;/b&gt; {</w:t>
+      </w:r>
+      <w:proofErr w:type="spellStart"/>
+      <w:r>
+        <w:rPr>
+          <w:rFonts w:ascii="Courier New" w:hAnsi="Courier New" w:cs="Courier New"/>
+          <w:sz w:val="20"/>
+          <w:lang w:val="en-US" w:eastAsia="ru-RU"/>
+        </w:rPr>
+        <w:t>full_name</w:t>
+      </w:r>
+      <w:proofErr w:type="spellEnd"/>
+      <w:r>
+        <w:rPr>
+          <w:rFonts w:ascii="Courier New" w:hAnsi="Courier New" w:cs="Courier New"/>
+          <w:sz w:val="20"/>
+          <w:lang w:val="en-US" w:eastAsia="ru-RU"/>
+        </w:rPr>
+        <w:t>} &lt;</w:t>
+      </w:r>
+      <w:proofErr w:type="spellStart"/>
+      <w:r>
+        <w:rPr>
+          <w:rFonts w:ascii="Courier New" w:hAnsi="Courier New" w:cs="Courier New"/>
+          <w:sz w:val="20"/>
+          <w:lang w:val="en-US" w:eastAsia="ru-RU"/>
+        </w:rPr>
+        <w:t>br</w:t>
+      </w:r>
+      <w:proofErr w:type="spellEnd"/>
+      <w:r>
+        <w:rPr>
+          <w:rFonts w:ascii="Courier New" w:hAnsi="Courier New" w:cs="Courier New"/>
+          <w:sz w:val="20"/>
+          <w:lang w:val="en-US" w:eastAsia="ru-RU"/>
+        </w:rPr>
+        <w:t>&gt;"</w:t>
+      </w:r>
+    </w:p>
+    <w:p>
+      <w:pPr>
+        <w:spacing w:after="0" w:line="240" w:lineRule="auto"/>
+        <w:rPr>
+          <w:rFonts w:ascii="Courier New" w:hAnsi="Courier New" w:cs="Courier New"/>
+          <w:sz w:val="20"/>
+          <w:lang w:val="en-US" w:eastAsia="ru-RU"/>
+        </w:rPr>
+      </w:pPr>
+      <w:r>
+        <w:rPr>
+          <w:rFonts w:ascii="Courier New" w:hAnsi="Courier New" w:cs="Courier New"/>
+          <w:sz w:val="20"/>
+          <w:lang w:val="en-US" w:eastAsia="ru-RU"/>
+        </w:rPr>
+        <w:t xml:space="preserve">            f"&lt;b&gt;</w:t>
+      </w:r>
+      <w:proofErr w:type="spellStart"/>
+      <w:r>
+        <w:rPr>
+          <w:rFonts w:ascii="Courier New" w:hAnsi="Courier New" w:cs="Courier New"/>
+          <w:sz w:val="20"/>
+          <w:lang w:val="en-US" w:eastAsia="ru-RU"/>
+        </w:rPr>
+        <w:t>Номер</w:t>
+      </w:r>
+      <w:proofErr w:type="spellEnd"/>
+      <w:r>
+        <w:rPr>
+          <w:rFonts w:ascii="Courier New" w:hAnsi="Courier New" w:cs="Courier New"/>
+          <w:sz w:val="20"/>
+          <w:lang w:val="en-US" w:eastAsia="ru-RU"/>
+        </w:rPr>
+        <w:t xml:space="preserve"> </w:t>
+      </w:r>
+      <w:proofErr w:type="spellStart"/>
+      <w:r>
+        <w:rPr>
+          <w:rFonts w:ascii="Courier New" w:hAnsi="Courier New" w:cs="Courier New"/>
+          <w:sz w:val="20"/>
+          <w:lang w:val="en-US" w:eastAsia="ru-RU"/>
+        </w:rPr>
+        <w:t>телефона</w:t>
+      </w:r>
+      <w:proofErr w:type="spellEnd"/>
+      <w:r>
+        <w:rPr>
+          <w:rFonts w:ascii="Courier New" w:hAnsi="Courier New" w:cs="Courier New"/>
+          <w:sz w:val="20"/>
+          <w:lang w:val="en-US" w:eastAsia="ru-RU"/>
+        </w:rPr>
+        <w:t>:&lt;/b&gt; {phone} &lt;</w:t>
+      </w:r>
+      <w:proofErr w:type="spellStart"/>
+      <w:r>
+        <w:rPr>
+          <w:rFonts w:ascii="Courier New" w:hAnsi="Courier New" w:cs="Courier New"/>
+          <w:sz w:val="20"/>
+          <w:lang w:val="en-US" w:eastAsia="ru-RU"/>
+        </w:rPr>
+        <w:t>br</w:t>
+      </w:r>
+      <w:proofErr w:type="spellEnd"/>
+      <w:r>
+        <w:rPr>
+          <w:rFonts w:ascii="Courier New" w:hAnsi="Courier New" w:cs="Courier New"/>
+          <w:sz w:val="20"/>
+          <w:lang w:val="en-US" w:eastAsia="ru-RU"/>
+        </w:rPr>
+        <w:t>&gt;")</w:t>
+      </w:r>
+    </w:p>
+    <w:p>
+      <w:pPr>
+        <w:spacing w:after="0" w:line="240" w:lineRule="auto"/>
+        <w:rPr>
+          <w:rFonts w:ascii="Courier New" w:hAnsi="Courier New" w:cs="Courier New"/>
+          <w:sz w:val="20"/>
+          <w:lang w:val="en-US" w:eastAsia="ru-RU"/>
+        </w:rPr>
+      </w:pPr>
+    </w:p>
+    <w:p>
+      <w:pPr>
+        <w:spacing w:after="0" w:line="240" w:lineRule="auto"/>
+        <w:rPr>
+          <w:rFonts w:ascii="Courier New" w:hAnsi="Courier New" w:cs="Courier New"/>
+          <w:sz w:val="20"/>
+          <w:lang w:val="en-US" w:eastAsia="ru-RU"/>
+        </w:rPr>
+      </w:pPr>
+      <w:r>
+        <w:rPr>
+          <w:rFonts w:ascii="Courier New" w:hAnsi="Courier New" w:cs="Courier New"/>
+          <w:sz w:val="20"/>
+          <w:lang w:val="en-US" w:eastAsia="ru-RU"/>
+        </w:rPr>
+        <w:t xml:space="preserve">    return </w:t>
       </w:r>
       <w:proofErr w:type="spellStart"/>
       <w:proofErr w:type="gramStart"/>
@@ -15807,18 +16454,72 @@
           <w:sz w:val="20"/>
           <w:lang w:val="en-US" w:eastAsia="ru-RU"/>
         </w:rPr>
-        <w:t>config.email</w:t>
+        <w:t>asyncio.run</w:t>
+      </w:r>
+      <w:proofErr w:type="spellEnd"/>
+      <w:r>
+        <w:rPr>
+          <w:rFonts w:ascii="Courier New" w:hAnsi="Courier New" w:cs="Courier New"/>
+          <w:sz w:val="20"/>
+          <w:lang w:val="en-US" w:eastAsia="ru-RU"/>
+        </w:rPr>
+        <w:t>(</w:t>
       </w:r>
       <w:proofErr w:type="gramEnd"/>
-      <w:r>
-        <w:rPr>
-          <w:rFonts w:ascii="Courier New" w:hAnsi="Courier New" w:cs="Courier New"/>
-          <w:sz w:val="20"/>
-          <w:lang w:val="en-US" w:eastAsia="ru-RU"/>
-        </w:rPr>
-        <w:t>.gmail_password</w:t>
+    </w:p>
+    <w:p>
+      <w:pPr>
+        <w:spacing w:after="0" w:line="240" w:lineRule="auto"/>
+        <w:rPr>
+          <w:rFonts w:ascii="Courier New" w:hAnsi="Courier New" w:cs="Courier New"/>
+          <w:sz w:val="20"/>
+          <w:lang w:val="en-US" w:eastAsia="ru-RU"/>
+        </w:rPr>
+      </w:pPr>
+      <w:r>
+        <w:rPr>
+          <w:rFonts w:ascii="Courier New" w:hAnsi="Courier New" w:cs="Courier New"/>
+          <w:sz w:val="20"/>
+          <w:lang w:val="en-US" w:eastAsia="ru-RU"/>
+        </w:rPr>
+        <w:t xml:space="preserve">        </w:t>
+      </w:r>
+      <w:proofErr w:type="spellStart"/>
+      <w:r>
+        <w:rPr>
+          <w:rFonts w:ascii="Courier New" w:hAnsi="Courier New" w:cs="Courier New"/>
+          <w:sz w:val="20"/>
+          <w:lang w:val="en-US" w:eastAsia="ru-RU"/>
+        </w:rPr>
+        <w:t>email_</w:t>
+      </w:r>
+      <w:proofErr w:type="gramStart"/>
+      <w:r>
+        <w:rPr>
+          <w:rFonts w:ascii="Courier New" w:hAnsi="Courier New" w:cs="Courier New"/>
+          <w:sz w:val="20"/>
+          <w:lang w:val="en-US" w:eastAsia="ru-RU"/>
+        </w:rPr>
+        <w:t>service.send</w:t>
+      </w:r>
+      <w:proofErr w:type="gramEnd"/>
+      <w:r>
+        <w:rPr>
+          <w:rFonts w:ascii="Courier New" w:hAnsi="Courier New" w:cs="Courier New"/>
+          <w:sz w:val="20"/>
+          <w:lang w:val="en-US" w:eastAsia="ru-RU"/>
+        </w:rPr>
+        <w:t>_email</w:t>
       </w:r>
       <w:proofErr w:type="spellEnd"/>
+      <w:r>
+        <w:rPr>
+          <w:rFonts w:ascii="Courier New" w:hAnsi="Courier New" w:cs="Courier New"/>
+          <w:sz w:val="20"/>
+          <w:lang w:val="en-US" w:eastAsia="ru-RU"/>
+        </w:rPr>
+        <w:t>(</w:t>
+      </w:r>
     </w:p>
     <w:p>
       <w:pPr>
@@ -15835,7 +16536,7 @@
           <w:sz w:val="20"/>
           <w:lang w:val="en-US" w:eastAsia="ru-RU"/>
         </w:rPr>
-        <w:t xml:space="preserve">    )</w:t>
+        <w:t xml:space="preserve">            subject=subject,</w:t>
       </w:r>
     </w:p>
     <w:p>
@@ -15847,6 +16548,14 @@
           <w:lang w:val="en-US" w:eastAsia="ru-RU"/>
         </w:rPr>
       </w:pPr>
+      <w:r>
+        <w:rPr>
+          <w:rFonts w:ascii="Courier New" w:hAnsi="Courier New" w:cs="Courier New"/>
+          <w:sz w:val="20"/>
+          <w:lang w:val="en-US" w:eastAsia="ru-RU"/>
+        </w:rPr>
+        <w:t xml:space="preserve">            body=body,</w:t>
+      </w:r>
     </w:p>
     <w:p>
       <w:pPr>
@@ -15863,197 +16572,7 @@
           <w:sz w:val="20"/>
           <w:lang w:val="en-US" w:eastAsia="ru-RU"/>
         </w:rPr>
-        <w:t xml:space="preserve">    subject = "</w:t>
-      </w:r>
-      <w:proofErr w:type="spellStart"/>
-      <w:r>
-        <w:rPr>
-          <w:rFonts w:ascii="Courier New" w:hAnsi="Courier New" w:cs="Courier New"/>
-          <w:sz w:val="20"/>
-          <w:lang w:val="en-US" w:eastAsia="ru-RU"/>
-        </w:rPr>
-        <w:t>Новая</w:t>
-      </w:r>
-      <w:proofErr w:type="spellEnd"/>
-      <w:r>
-        <w:rPr>
-          <w:rFonts w:ascii="Courier New" w:hAnsi="Courier New" w:cs="Courier New"/>
-          <w:sz w:val="20"/>
-          <w:lang w:val="en-US" w:eastAsia="ru-RU"/>
-        </w:rPr>
-        <w:t xml:space="preserve"> </w:t>
-      </w:r>
-      <w:proofErr w:type="spellStart"/>
-      <w:r>
-        <w:rPr>
-          <w:rFonts w:ascii="Courier New" w:hAnsi="Courier New" w:cs="Courier New"/>
-          <w:sz w:val="20"/>
-          <w:lang w:val="en-US" w:eastAsia="ru-RU"/>
-        </w:rPr>
-        <w:t>заявка</w:t>
-      </w:r>
-      <w:proofErr w:type="spellEnd"/>
-      <w:r>
-        <w:rPr>
-          <w:rFonts w:ascii="Courier New" w:hAnsi="Courier New" w:cs="Courier New"/>
-          <w:sz w:val="20"/>
-          <w:lang w:val="en-US" w:eastAsia="ru-RU"/>
-        </w:rPr>
-        <w:t xml:space="preserve"> на консультацию!"</w:t>
-      </w:r>
-    </w:p>
-    <w:p>
-      <w:pPr>
-        <w:spacing w:after="0" w:line="240" w:lineRule="auto"/>
-        <w:rPr>
-          <w:rFonts w:ascii="Courier New" w:hAnsi="Courier New" w:cs="Courier New"/>
-          <w:sz w:val="20"/>
-          <w:lang w:val="en-US" w:eastAsia="ru-RU"/>
-        </w:rPr>
-      </w:pPr>
-      <w:r>
-        <w:rPr>
-          <w:rFonts w:ascii="Courier New" w:hAnsi="Courier New" w:cs="Courier New"/>
-          <w:sz w:val="20"/>
-          <w:lang w:val="en-US" w:eastAsia="ru-RU"/>
-        </w:rPr>
-        <w:t xml:space="preserve">    body = (f"&lt;b&gt;ФИО:&lt;/b&gt; {</w:t>
-      </w:r>
-      <w:proofErr w:type="spellStart"/>
-      <w:r>
-        <w:rPr>
-          <w:rFonts w:ascii="Courier New" w:hAnsi="Courier New" w:cs="Courier New"/>
-          <w:sz w:val="20"/>
-          <w:lang w:val="en-US" w:eastAsia="ru-RU"/>
-        </w:rPr>
-        <w:t>full_name</w:t>
-      </w:r>
-      <w:proofErr w:type="spellEnd"/>
-      <w:r>
-        <w:rPr>
-          <w:rFonts w:ascii="Courier New" w:hAnsi="Courier New" w:cs="Courier New"/>
-          <w:sz w:val="20"/>
-          <w:lang w:val="en-US" w:eastAsia="ru-RU"/>
-        </w:rPr>
-        <w:t>} &lt;</w:t>
-      </w:r>
-      <w:proofErr w:type="spellStart"/>
-      <w:r>
-        <w:rPr>
-          <w:rFonts w:ascii="Courier New" w:hAnsi="Courier New" w:cs="Courier New"/>
-          <w:sz w:val="20"/>
-          <w:lang w:val="en-US" w:eastAsia="ru-RU"/>
-        </w:rPr>
-        <w:t>br</w:t>
-      </w:r>
-      <w:proofErr w:type="spellEnd"/>
-      <w:r>
-        <w:rPr>
-          <w:rFonts w:ascii="Courier New" w:hAnsi="Courier New" w:cs="Courier New"/>
-          <w:sz w:val="20"/>
-          <w:lang w:val="en-US" w:eastAsia="ru-RU"/>
-        </w:rPr>
-        <w:t>&gt;"</w:t>
-      </w:r>
-    </w:p>
-    <w:p>
-      <w:pPr>
-        <w:spacing w:after="0" w:line="240" w:lineRule="auto"/>
-        <w:rPr>
-          <w:rFonts w:ascii="Courier New" w:hAnsi="Courier New" w:cs="Courier New"/>
-          <w:sz w:val="20"/>
-          <w:lang w:val="en-US" w:eastAsia="ru-RU"/>
-        </w:rPr>
-      </w:pPr>
-      <w:r>
-        <w:rPr>
-          <w:rFonts w:ascii="Courier New" w:hAnsi="Courier New" w:cs="Courier New"/>
-          <w:sz w:val="20"/>
-          <w:lang w:val="en-US" w:eastAsia="ru-RU"/>
-        </w:rPr>
-        <w:t xml:space="preserve">            f"&lt;b&gt;</w:t>
-      </w:r>
-      <w:proofErr w:type="spellStart"/>
-      <w:r>
-        <w:rPr>
-          <w:rFonts w:ascii="Courier New" w:hAnsi="Courier New" w:cs="Courier New"/>
-          <w:sz w:val="20"/>
-          <w:lang w:val="en-US" w:eastAsia="ru-RU"/>
-        </w:rPr>
-        <w:t>Номер</w:t>
-      </w:r>
-      <w:proofErr w:type="spellEnd"/>
-      <w:r>
-        <w:rPr>
-          <w:rFonts w:ascii="Courier New" w:hAnsi="Courier New" w:cs="Courier New"/>
-          <w:sz w:val="20"/>
-          <w:lang w:val="en-US" w:eastAsia="ru-RU"/>
-        </w:rPr>
-        <w:t xml:space="preserve"> </w:t>
-      </w:r>
-      <w:proofErr w:type="spellStart"/>
-      <w:r>
-        <w:rPr>
-          <w:rFonts w:ascii="Courier New" w:hAnsi="Courier New" w:cs="Courier New"/>
-          <w:sz w:val="20"/>
-          <w:lang w:val="en-US" w:eastAsia="ru-RU"/>
-        </w:rPr>
-        <w:t>телефона</w:t>
-      </w:r>
-      <w:proofErr w:type="spellEnd"/>
-      <w:r>
-        <w:rPr>
-          <w:rFonts w:ascii="Courier New" w:hAnsi="Courier New" w:cs="Courier New"/>
-          <w:sz w:val="20"/>
-          <w:lang w:val="en-US" w:eastAsia="ru-RU"/>
-        </w:rPr>
-        <w:t>:&lt;/b&gt; {phone} &lt;</w:t>
-      </w:r>
-      <w:proofErr w:type="spellStart"/>
-      <w:r>
-        <w:rPr>
-          <w:rFonts w:ascii="Courier New" w:hAnsi="Courier New" w:cs="Courier New"/>
-          <w:sz w:val="20"/>
-          <w:lang w:val="en-US" w:eastAsia="ru-RU"/>
-        </w:rPr>
-        <w:t>br</w:t>
-      </w:r>
-      <w:proofErr w:type="spellEnd"/>
-      <w:r>
-        <w:rPr>
-          <w:rFonts w:ascii="Courier New" w:hAnsi="Courier New" w:cs="Courier New"/>
-          <w:sz w:val="20"/>
-          <w:lang w:val="en-US" w:eastAsia="ru-RU"/>
-        </w:rPr>
-        <w:t>&gt;")</w:t>
-      </w:r>
-    </w:p>
-    <w:p>
-      <w:pPr>
-        <w:spacing w:after="0" w:line="240" w:lineRule="auto"/>
-        <w:rPr>
-          <w:rFonts w:ascii="Courier New" w:hAnsi="Courier New" w:cs="Courier New"/>
-          <w:sz w:val="20"/>
-          <w:lang w:val="en-US" w:eastAsia="ru-RU"/>
-        </w:rPr>
-      </w:pPr>
-    </w:p>
-    <w:p>
-      <w:pPr>
-        <w:spacing w:after="0" w:line="240" w:lineRule="auto"/>
-        <w:rPr>
-          <w:rFonts w:ascii="Courier New" w:hAnsi="Courier New" w:cs="Courier New"/>
-          <w:sz w:val="20"/>
-          <w:lang w:val="en-US" w:eastAsia="ru-RU"/>
-        </w:rPr>
-      </w:pPr>
-      <w:r>
-        <w:rPr>
-          <w:rFonts w:ascii="Courier New" w:hAnsi="Courier New" w:cs="Courier New"/>
-          <w:sz w:val="20"/>
-          <w:lang w:val="en-US" w:eastAsia="ru-RU"/>
-        </w:rPr>
-        <w:t xml:space="preserve">    return </w:t>
+        <w:t xml:space="preserve">            to=</w:t>
       </w:r>
       <w:proofErr w:type="spellStart"/>
       <w:proofErr w:type="gramStart"/>
@@ -16063,7 +16582,16 @@
           <w:sz w:val="20"/>
           <w:lang w:val="en-US" w:eastAsia="ru-RU"/>
         </w:rPr>
-        <w:t>asyncio.run</w:t>
+        <w:t>config.email</w:t>
+      </w:r>
+      <w:proofErr w:type="gramEnd"/>
+      <w:r>
+        <w:rPr>
+          <w:rFonts w:ascii="Courier New" w:hAnsi="Courier New" w:cs="Courier New"/>
+          <w:sz w:val="20"/>
+          <w:lang w:val="en-US" w:eastAsia="ru-RU"/>
+        </w:rPr>
+        <w:t>.admin_mail</w:t>
       </w:r>
       <w:proofErr w:type="spellEnd"/>
       <w:r>
@@ -16072,9 +16600,8 @@
           <w:sz w:val="20"/>
           <w:lang w:val="en-US" w:eastAsia="ru-RU"/>
         </w:rPr>
-        <w:t>(</w:t>
-      </w:r>
-      <w:proofErr w:type="gramEnd"/>
+        <w:t>,</w:t>
+      </w:r>
     </w:p>
     <w:p>
       <w:pPr>
@@ -16091,152 +16618,17 @@
           <w:sz w:val="20"/>
           <w:lang w:val="en-US" w:eastAsia="ru-RU"/>
         </w:rPr>
-        <w:t xml:space="preserve">        </w:t>
-      </w:r>
-      <w:proofErr w:type="spellStart"/>
-      <w:r>
-        <w:rPr>
-          <w:rFonts w:ascii="Courier New" w:hAnsi="Courier New" w:cs="Courier New"/>
-          <w:sz w:val="20"/>
-          <w:lang w:val="en-US" w:eastAsia="ru-RU"/>
-        </w:rPr>
-        <w:t>email_</w:t>
-      </w:r>
-      <w:proofErr w:type="gramStart"/>
-      <w:r>
-        <w:rPr>
-          <w:rFonts w:ascii="Courier New" w:hAnsi="Courier New" w:cs="Courier New"/>
-          <w:sz w:val="20"/>
-          <w:lang w:val="en-US" w:eastAsia="ru-RU"/>
-        </w:rPr>
-        <w:t>service.send</w:t>
-      </w:r>
-      <w:proofErr w:type="gramEnd"/>
-      <w:r>
-        <w:rPr>
-          <w:rFonts w:ascii="Courier New" w:hAnsi="Courier New" w:cs="Courier New"/>
-          <w:sz w:val="20"/>
-          <w:lang w:val="en-US" w:eastAsia="ru-RU"/>
-        </w:rPr>
-        <w:t>_email</w:t>
-      </w:r>
-      <w:proofErr w:type="spellEnd"/>
-      <w:r>
-        <w:rPr>
-          <w:rFonts w:ascii="Courier New" w:hAnsi="Courier New" w:cs="Courier New"/>
-          <w:sz w:val="20"/>
-          <w:lang w:val="en-US" w:eastAsia="ru-RU"/>
-        </w:rPr>
-        <w:t>(</w:t>
+        <w:t xml:space="preserve">        )</w:t>
       </w:r>
     </w:p>
     <w:p>
       <w:pPr>
         <w:spacing w:after="0" w:line="240" w:lineRule="auto"/>
         <w:rPr>
-          <w:rFonts w:ascii="Courier New" w:hAnsi="Courier New" w:cs="Courier New"/>
-          <w:sz w:val="20"/>
-          <w:lang w:val="en-US" w:eastAsia="ru-RU"/>
-        </w:rPr>
-      </w:pPr>
-      <w:r>
-        <w:rPr>
-          <w:rFonts w:ascii="Courier New" w:hAnsi="Courier New" w:cs="Courier New"/>
-          <w:sz w:val="20"/>
-          <w:lang w:val="en-US" w:eastAsia="ru-RU"/>
-        </w:rPr>
-        <w:t xml:space="preserve">            subject=subject,</w:t>
-      </w:r>
-    </w:p>
-    <w:p>
-      <w:pPr>
-        <w:spacing w:after="0" w:line="240" w:lineRule="auto"/>
-        <w:rPr>
-          <w:rFonts w:ascii="Courier New" w:hAnsi="Courier New" w:cs="Courier New"/>
-          <w:sz w:val="20"/>
-          <w:lang w:val="en-US" w:eastAsia="ru-RU"/>
-        </w:rPr>
-      </w:pPr>
-      <w:r>
-        <w:rPr>
-          <w:rFonts w:ascii="Courier New" w:hAnsi="Courier New" w:cs="Courier New"/>
-          <w:sz w:val="20"/>
-          <w:lang w:val="en-US" w:eastAsia="ru-RU"/>
-        </w:rPr>
-        <w:t xml:space="preserve">            body=body,</w:t>
-      </w:r>
-    </w:p>
-    <w:p>
-      <w:pPr>
-        <w:spacing w:after="0" w:line="240" w:lineRule="auto"/>
-        <w:rPr>
-          <w:rFonts w:ascii="Courier New" w:hAnsi="Courier New" w:cs="Courier New"/>
-          <w:sz w:val="20"/>
-          <w:lang w:val="en-US" w:eastAsia="ru-RU"/>
-        </w:rPr>
-      </w:pPr>
-      <w:r>
-        <w:rPr>
-          <w:rFonts w:ascii="Courier New" w:hAnsi="Courier New" w:cs="Courier New"/>
-          <w:sz w:val="20"/>
-          <w:lang w:val="en-US" w:eastAsia="ru-RU"/>
-        </w:rPr>
-        <w:t xml:space="preserve">            to=</w:t>
-      </w:r>
-      <w:proofErr w:type="spellStart"/>
-      <w:proofErr w:type="gramStart"/>
-      <w:r>
-        <w:rPr>
-          <w:rFonts w:ascii="Courier New" w:hAnsi="Courier New" w:cs="Courier New"/>
-          <w:sz w:val="20"/>
-          <w:lang w:val="en-US" w:eastAsia="ru-RU"/>
-        </w:rPr>
-        <w:t>config.email</w:t>
-      </w:r>
-      <w:proofErr w:type="gramEnd"/>
-      <w:r>
-        <w:rPr>
-          <w:rFonts w:ascii="Courier New" w:hAnsi="Courier New" w:cs="Courier New"/>
-          <w:sz w:val="20"/>
-          <w:lang w:val="en-US" w:eastAsia="ru-RU"/>
-        </w:rPr>
-        <w:t>.admin_mail</w:t>
-      </w:r>
-      <w:proofErr w:type="spellEnd"/>
-      <w:r>
-        <w:rPr>
-          <w:rFonts w:ascii="Courier New" w:hAnsi="Courier New" w:cs="Courier New"/>
-          <w:sz w:val="20"/>
-          <w:lang w:val="en-US" w:eastAsia="ru-RU"/>
-        </w:rPr>
-        <w:t>,</w:t>
-      </w:r>
-    </w:p>
-    <w:p>
-      <w:pPr>
-        <w:spacing w:after="0" w:line="240" w:lineRule="auto"/>
-        <w:rPr>
-          <w:rFonts w:ascii="Courier New" w:hAnsi="Courier New" w:cs="Courier New"/>
-          <w:sz w:val="20"/>
-          <w:lang w:val="en-US" w:eastAsia="ru-RU"/>
-        </w:rPr>
-      </w:pPr>
-      <w:r>
-        <w:rPr>
-          <w:rFonts w:ascii="Courier New" w:hAnsi="Courier New" w:cs="Courier New"/>
-          <w:sz w:val="20"/>
-          <w:lang w:val="en-US" w:eastAsia="ru-RU"/>
-        </w:rPr>
-        <w:t xml:space="preserve">        )</w:t>
-      </w:r>
-    </w:p>
-    <w:p>
-      <w:pPr>
-        <w:spacing w:after="0" w:line="240" w:lineRule="auto"/>
-        <w:rPr>
-          <w:rFonts w:ascii="Times New Roman" w:hAnsi="Times New Roman" w:cs="Times New Roman"/>
-          <w:sz w:val="28"/>
-          <w:szCs w:val="28"/>
+          <w:rFonts w:ascii="Times New Roman" w:hAnsi="Times New Roman" w:cs="Times New Roman"/>
+          <w:sz w:val="28"/>
+          <w:szCs w:val="28"/>
+          <w:lang w:val="en-US"/>
         </w:rPr>
       </w:pPr>
       <w:r>
@@ -16247,145 +16639,6 @@
         </w:rPr>
         <w:t xml:space="preserve">    )</w:t>
       </w:r>
-      <w:r>
-        <w:rPr>
-          <w:rFonts w:ascii="Times New Roman" w:hAnsi="Times New Roman" w:cs="Times New Roman"/>
-          <w:sz w:val="28"/>
-          <w:szCs w:val="28"/>
-        </w:rPr>
-        <w:br w:type="page"/>
-      </w:r>
-    </w:p>
-    <w:p>
-      <w:pPr>
-        <w:spacing w:after="0" w:line="360" w:lineRule="auto"/>
-        <w:jc w:val="both"/>
-        <w:rPr>
-          <w:rFonts w:ascii="Times New Roman" w:hAnsi="Times New Roman" w:cs="Times New Roman"/>
-          <w:b/>
-          <w:sz w:val="28"/>
-          <w:szCs w:val="28"/>
-        </w:rPr>
-      </w:pPr>
-    </w:p>
-    <w:p>
-      <w:pPr>
-        <w:spacing w:line="240" w:lineRule="auto"/>
-        <w:rPr>
-          <w:rFonts w:ascii="Courier New" w:hAnsi="Courier New" w:cs="Courier New"/>
-          <w:sz w:val="20"/>
-          <w:lang w:val="en-US" w:eastAsia="ru-RU"/>
-        </w:rPr>
-      </w:pPr>
-      <w:r>
-        <w:rPr>
-          <w:rFonts w:ascii="Courier New" w:hAnsi="Courier New" w:cs="Courier New"/>
-          <w:sz w:val="20"/>
-          <w:lang w:val="en-US" w:eastAsia="ru-RU"/>
-        </w:rPr>
-        <w:t>{</w:t>
-      </w:r>
-    </w:p>
-    <w:p>
-      <w:pPr>
-        <w:spacing w:line="240" w:lineRule="auto"/>
-        <w:rPr>
-          <w:rFonts w:ascii="Courier New" w:hAnsi="Courier New" w:cs="Courier New"/>
-          <w:sz w:val="20"/>
-          <w:lang w:val="en-US" w:eastAsia="ru-RU"/>
-        </w:rPr>
-      </w:pPr>
-      <w:r>
-        <w:rPr>
-          <w:rFonts w:ascii="Courier New" w:hAnsi="Courier New" w:cs="Courier New"/>
-          <w:sz w:val="20"/>
-          <w:lang w:val="en-US" w:eastAsia="ru-RU"/>
-        </w:rPr>
-        <w:t> </w:t>
-      </w:r>
-      <w:r>
-        <w:rPr>
-          <w:rFonts w:ascii="Courier New" w:hAnsi="Courier New" w:cs="Courier New"/>
-          <w:sz w:val="20"/>
-          <w:lang w:val="en-US" w:eastAsia="ru-RU"/>
-        </w:rPr>
-        <w:t xml:space="preserve"> </w:t>
-      </w:r>
-      <w:r>
-        <w:rPr>
-          <w:rFonts w:ascii="Courier New" w:hAnsi="Courier New" w:cs="Courier New"/>
-          <w:sz w:val="20"/>
-          <w:lang w:val="en-US" w:eastAsia="ru-RU"/>
-        </w:rPr>
-        <w:t>"name": "frontend",</w:t>
-      </w:r>
-    </w:p>
-    <w:p>
-      <w:pPr>
-        <w:spacing w:line="240" w:lineRule="auto"/>
-        <w:rPr>
-          <w:rFonts w:ascii="Courier New" w:hAnsi="Courier New" w:cs="Courier New"/>
-          <w:sz w:val="20"/>
-          <w:lang w:val="en-US" w:eastAsia="ru-RU"/>
-        </w:rPr>
-      </w:pPr>
-      <w:r>
-        <w:rPr>
-          <w:rFonts w:ascii="Courier New" w:hAnsi="Courier New" w:cs="Courier New"/>
-          <w:sz w:val="20"/>
-          <w:lang w:val="en-US" w:eastAsia="ru-RU"/>
-        </w:rPr>
-        <w:t>  "version": "0.1.0",</w:t>
-      </w:r>
-    </w:p>
-    <w:p>
-      <w:pPr>
-        <w:spacing w:line="240" w:lineRule="auto"/>
-        <w:rPr>
-          <w:rFonts w:ascii="Courier New" w:hAnsi="Courier New" w:cs="Courier New"/>
-          <w:sz w:val="20"/>
-          <w:lang w:val="en-US" w:eastAsia="ru-RU"/>
-        </w:rPr>
-      </w:pPr>
-      <w:r>
-        <w:rPr>
-          <w:rFonts w:ascii="Courier New" w:hAnsi="Courier New" w:cs="Courier New"/>
-          <w:sz w:val="20"/>
-          <w:lang w:val="en-US" w:eastAsia="ru-RU"/>
-        </w:rPr>
-        <w:t>  "private": true</w:t>
-      </w:r>
-    </w:p>
-    <w:p>
-      <w:pPr>
-        <w:spacing w:line="240" w:lineRule="auto"/>
-        <w:rPr>
-          <w:rFonts w:ascii="Courier New" w:hAnsi="Courier New" w:cs="Courier New"/>
-          <w:sz w:val="20"/>
-          <w:lang w:val="en-US" w:eastAsia="ru-RU"/>
-        </w:rPr>
-      </w:pPr>
-      <w:r>
-        <w:rPr>
-          <w:rFonts w:ascii="Courier New" w:hAnsi="Courier New" w:cs="Courier New"/>
-          <w:sz w:val="20"/>
-          <w:lang w:val="en-US" w:eastAsia="ru-RU"/>
-        </w:rPr>
-        <w:t>}</w:t>
-      </w:r>
-    </w:p>
-    <w:p>
-      <w:pPr>
-        <w:spacing w:after="0" w:line="360" w:lineRule="auto"/>
-        <w:jc w:val="both"/>
-        <w:rPr>
-          <w:rFonts w:ascii="Times New Roman" w:hAnsi="Times New Roman" w:cs="Times New Roman"/>
-          <w:b/>
-          <w:sz w:val="28"/>
-          <w:szCs w:val="28"/>
-          <w:lang w:val="en-US"/>
-        </w:rPr>
-      </w:pPr>
     </w:p>
     <w:sectPr>
       <w:pgSz w:w="11906" w:h="16838"/>
@@ -16450,7 +16703,10 @@
           <w:fldChar w:fldCharType="separate"/>
         </w:r>
         <w:r>
-          <w:t>2</w:t>
+          <w:rPr>
+            <w:noProof/>
+          </w:rPr>
+          <w:t>34</w:t>
         </w:r>
         <w:r>
           <w:fldChar w:fldCharType="end"/>
@@ -18299,7 +18555,6 @@
     <w:lsdException w:name="HTML Sample" w:semiHidden="1" w:unhideWhenUsed="1"/>
     <w:lsdException w:name="HTML Typewriter" w:semiHidden="1" w:unhideWhenUsed="1"/>
     <w:lsdException w:name="HTML Variable" w:semiHidden="1" w:unhideWhenUsed="1"/>
-    <w:lsdException w:name="Normal Table" w:semiHidden="1" w:unhideWhenUsed="1"/>
     <w:lsdException w:name="annotation subject" w:semiHidden="1" w:unhideWhenUsed="1"/>
     <w:lsdException w:name="No List" w:semiHidden="1" w:unhideWhenUsed="1"/>
     <w:lsdException w:name="Outline List 1" w:semiHidden="1" w:unhideWhenUsed="1"/>
@@ -18343,10 +18598,8 @@
     <w:lsdException w:name="Table Elegant" w:semiHidden="1" w:unhideWhenUsed="1"/>
     <w:lsdException w:name="Table Professional" w:semiHidden="1" w:unhideWhenUsed="1"/>
     <w:lsdException w:name="Table Subtle 1" w:semiHidden="1" w:unhideWhenUsed="1"/>
-    <w:lsdException w:name="Table Subtle 2" w:semiHidden="1" w:unhideWhenUsed="1"/>
     <w:lsdException w:name="Table Web 1" w:semiHidden="1" w:unhideWhenUsed="1"/>
     <w:lsdException w:name="Table Web 2" w:semiHidden="1" w:unhideWhenUsed="1"/>
-    <w:lsdException w:name="Table Web 3" w:semiHidden="1" w:unhideWhenUsed="1"/>
     <w:lsdException w:name="Balloon Text" w:semiHidden="1" w:unhideWhenUsed="1"/>
     <w:lsdException w:name="Table Grid" w:uiPriority="39"/>
     <w:lsdException w:name="Table Theme" w:semiHidden="1" w:unhideWhenUsed="1"/>
@@ -18862,6 +19115,19 @@
       <w:ind w:left="220"/>
     </w:pPr>
   </w:style>
+  <w:style w:type="character" w:styleId="HTML">
+    <w:name w:val="HTML Code"/>
+    <w:basedOn w:val="a0"/>
+    <w:uiPriority w:val="99"/>
+    <w:semiHidden/>
+    <w:unhideWhenUsed/>
+    <w:rsid w:val="00B226F8"/>
+    <w:rPr>
+      <w:rFonts w:ascii="Courier New" w:eastAsia="Times New Roman" w:hAnsi="Courier New" w:cs="Courier New"/>
+      <w:sz w:val="20"/>
+      <w:szCs w:val="20"/>
+    </w:rPr>
+  </w:style>
 </w:styles>
 </file>
 
@@ -19165,7 +19431,7 @@
 </file>
 
 <file path=customXml/itemProps1.xml><?xml version="1.0" encoding="utf-8"?>
-<ds:datastoreItem xmlns:ds="http://schemas.openxmlformats.org/officeDocument/2006/customXml" ds:itemID="{36D7182B-FEFC-4B56-8CAC-04B76DB34B06}">
+<ds:datastoreItem xmlns:ds="http://schemas.openxmlformats.org/officeDocument/2006/customXml" ds:itemID="{59C7ECBA-6DB3-412F-B029-89FCC449CD4E}">
   <ds:schemaRefs>
     <ds:schemaRef ds:uri="http://schemas.openxmlformats.org/officeDocument/2006/bibliography"/>
   </ds:schemaRefs>

--- a/Курсач.docx
+++ b/Курсач.docx
@@ -76,7 +76,6 @@
               <w:rPr>
                 <w:rStyle w:val="ab"/>
                 <w:rFonts w:ascii="Times New Roman" w:hAnsi="Times New Roman" w:cs="Times New Roman"/>
-                <w:b/>
                 <w:noProof/>
                 <w:sz w:val="28"/>
                 <w:szCs w:val="28"/>
@@ -171,7 +170,6 @@
               <w:rPr>
                 <w:rStyle w:val="ab"/>
                 <w:rFonts w:ascii="Times New Roman" w:hAnsi="Times New Roman" w:cs="Times New Roman"/>
-                <w:b/>
                 <w:noProof/>
                 <w:sz w:val="28"/>
                 <w:szCs w:val="28"/>
@@ -192,7 +190,6 @@
               <w:rPr>
                 <w:rStyle w:val="ab"/>
                 <w:rFonts w:ascii="Times New Roman" w:hAnsi="Times New Roman" w:cs="Times New Roman"/>
-                <w:b/>
                 <w:noProof/>
                 <w:sz w:val="28"/>
                 <w:szCs w:val="28"/>
@@ -291,7 +288,6 @@
               <w:rPr>
                 <w:rStyle w:val="ab"/>
                 <w:rFonts w:ascii="Times New Roman" w:hAnsi="Times New Roman" w:cs="Times New Roman"/>
-                <w:b/>
                 <w:noProof/>
                 <w:sz w:val="28"/>
                 <w:szCs w:val="28"/>
@@ -312,7 +308,6 @@
               <w:rPr>
                 <w:rStyle w:val="ab"/>
                 <w:rFonts w:ascii="Times New Roman" w:hAnsi="Times New Roman" w:cs="Times New Roman"/>
-                <w:b/>
                 <w:noProof/>
                 <w:sz w:val="28"/>
                 <w:szCs w:val="28"/>
@@ -411,7 +406,6 @@
               <w:rPr>
                 <w:rStyle w:val="ab"/>
                 <w:rFonts w:ascii="Times New Roman" w:hAnsi="Times New Roman" w:cs="Times New Roman"/>
-                <w:b/>
                 <w:noProof/>
                 <w:sz w:val="28"/>
                 <w:szCs w:val="28"/>
@@ -432,7 +426,6 @@
               <w:rPr>
                 <w:rStyle w:val="ab"/>
                 <w:rFonts w:ascii="Times New Roman" w:hAnsi="Times New Roman" w:cs="Times New Roman"/>
-                <w:b/>
                 <w:noProof/>
                 <w:sz w:val="28"/>
                 <w:szCs w:val="28"/>
@@ -531,7 +524,6 @@
               <w:rPr>
                 <w:rStyle w:val="ab"/>
                 <w:rFonts w:ascii="Times New Roman" w:hAnsi="Times New Roman" w:cs="Times New Roman"/>
-                <w:b/>
                 <w:noProof/>
                 <w:sz w:val="28"/>
                 <w:szCs w:val="28"/>
@@ -552,7 +544,6 @@
               <w:rPr>
                 <w:rStyle w:val="ab"/>
                 <w:rFonts w:ascii="Times New Roman" w:hAnsi="Times New Roman" w:cs="Times New Roman"/>
-                <w:b/>
                 <w:noProof/>
                 <w:sz w:val="28"/>
                 <w:szCs w:val="28"/>
@@ -647,7 +638,6 @@
               <w:rPr>
                 <w:rStyle w:val="ab"/>
                 <w:rFonts w:ascii="Times New Roman" w:hAnsi="Times New Roman" w:cs="Times New Roman"/>
-                <w:b/>
                 <w:noProof/>
                 <w:sz w:val="28"/>
                 <w:szCs w:val="28"/>
@@ -668,7 +658,6 @@
               <w:rPr>
                 <w:rStyle w:val="ab"/>
                 <w:rFonts w:ascii="Times New Roman" w:hAnsi="Times New Roman" w:cs="Times New Roman"/>
-                <w:b/>
                 <w:noProof/>
                 <w:sz w:val="28"/>
                 <w:szCs w:val="28"/>
@@ -767,7 +756,6 @@
               <w:rPr>
                 <w:rStyle w:val="ab"/>
                 <w:rFonts w:ascii="Times New Roman" w:hAnsi="Times New Roman" w:cs="Times New Roman"/>
-                <w:b/>
                 <w:noProof/>
                 <w:sz w:val="28"/>
                 <w:szCs w:val="28"/>
@@ -788,7 +776,6 @@
               <w:rPr>
                 <w:rStyle w:val="ab"/>
                 <w:rFonts w:ascii="Times New Roman" w:hAnsi="Times New Roman" w:cs="Times New Roman"/>
-                <w:b/>
                 <w:noProof/>
                 <w:sz w:val="28"/>
                 <w:szCs w:val="28"/>
@@ -887,7 +874,6 @@
               <w:rPr>
                 <w:rStyle w:val="ab"/>
                 <w:rFonts w:ascii="Times New Roman" w:hAnsi="Times New Roman" w:cs="Times New Roman"/>
-                <w:b/>
                 <w:noProof/>
                 <w:sz w:val="28"/>
                 <w:szCs w:val="28"/>
@@ -908,7 +894,6 @@
               <w:rPr>
                 <w:rStyle w:val="ab"/>
                 <w:rFonts w:ascii="Times New Roman" w:hAnsi="Times New Roman" w:cs="Times New Roman"/>
-                <w:b/>
                 <w:noProof/>
                 <w:sz w:val="28"/>
                 <w:szCs w:val="28"/>
@@ -1007,7 +992,6 @@
               <w:rPr>
                 <w:rStyle w:val="ab"/>
                 <w:rFonts w:ascii="Times New Roman" w:hAnsi="Times New Roman" w:cs="Times New Roman"/>
-                <w:b/>
                 <w:noProof/>
                 <w:sz w:val="28"/>
                 <w:szCs w:val="28"/>
@@ -1028,7 +1012,6 @@
               <w:rPr>
                 <w:rStyle w:val="ab"/>
                 <w:rFonts w:ascii="Times New Roman" w:hAnsi="Times New Roman" w:cs="Times New Roman"/>
-                <w:b/>
                 <w:noProof/>
                 <w:sz w:val="28"/>
                 <w:szCs w:val="28"/>
@@ -1127,7 +1110,6 @@
               <w:rPr>
                 <w:rStyle w:val="ab"/>
                 <w:rFonts w:ascii="Times New Roman" w:hAnsi="Times New Roman" w:cs="Times New Roman"/>
-                <w:b/>
                 <w:noProof/>
                 <w:sz w:val="28"/>
                 <w:szCs w:val="28"/>
@@ -1148,7 +1130,6 @@
               <w:rPr>
                 <w:rStyle w:val="ab"/>
                 <w:rFonts w:ascii="Times New Roman" w:hAnsi="Times New Roman" w:cs="Times New Roman"/>
-                <w:b/>
                 <w:noProof/>
                 <w:sz w:val="28"/>
                 <w:szCs w:val="28"/>
@@ -1247,7 +1228,6 @@
               <w:rPr>
                 <w:rStyle w:val="ab"/>
                 <w:rFonts w:ascii="Times New Roman" w:hAnsi="Times New Roman" w:cs="Times New Roman"/>
-                <w:b/>
                 <w:noProof/>
                 <w:sz w:val="28"/>
                 <w:szCs w:val="28"/>
@@ -1268,7 +1248,6 @@
               <w:rPr>
                 <w:rStyle w:val="ab"/>
                 <w:rFonts w:ascii="Times New Roman" w:hAnsi="Times New Roman" w:cs="Times New Roman"/>
-                <w:b/>
                 <w:noProof/>
                 <w:sz w:val="28"/>
                 <w:szCs w:val="28"/>
@@ -1363,7 +1342,6 @@
               <w:rPr>
                 <w:rStyle w:val="ab"/>
                 <w:rFonts w:ascii="Times New Roman" w:hAnsi="Times New Roman" w:cs="Times New Roman"/>
-                <w:b/>
                 <w:noProof/>
                 <w:sz w:val="28"/>
                 <w:szCs w:val="28"/>
@@ -1384,7 +1362,6 @@
               <w:rPr>
                 <w:rStyle w:val="ab"/>
                 <w:rFonts w:ascii="Times New Roman" w:hAnsi="Times New Roman" w:cs="Times New Roman"/>
-                <w:b/>
                 <w:noProof/>
                 <w:sz w:val="28"/>
                 <w:szCs w:val="28"/>
@@ -1483,7 +1460,6 @@
               <w:rPr>
                 <w:rStyle w:val="ab"/>
                 <w:rFonts w:ascii="Times New Roman" w:hAnsi="Times New Roman" w:cs="Times New Roman"/>
-                <w:b/>
                 <w:noProof/>
                 <w:sz w:val="28"/>
                 <w:szCs w:val="28"/>
@@ -1504,7 +1480,6 @@
               <w:rPr>
                 <w:rStyle w:val="ab"/>
                 <w:rFonts w:ascii="Times New Roman" w:hAnsi="Times New Roman" w:cs="Times New Roman"/>
-                <w:b/>
                 <w:noProof/>
                 <w:sz w:val="28"/>
                 <w:szCs w:val="28"/>
@@ -1603,7 +1578,6 @@
               <w:rPr>
                 <w:rStyle w:val="ab"/>
                 <w:rFonts w:ascii="Times New Roman" w:hAnsi="Times New Roman" w:cs="Times New Roman"/>
-                <w:b/>
                 <w:noProof/>
                 <w:sz w:val="28"/>
                 <w:szCs w:val="28"/>
@@ -1624,7 +1598,6 @@
               <w:rPr>
                 <w:rStyle w:val="ab"/>
                 <w:rFonts w:ascii="Times New Roman" w:hAnsi="Times New Roman" w:cs="Times New Roman"/>
-                <w:b/>
                 <w:noProof/>
                 <w:sz w:val="28"/>
                 <w:szCs w:val="28"/>
@@ -1723,7 +1696,6 @@
               <w:rPr>
                 <w:rStyle w:val="ab"/>
                 <w:rFonts w:ascii="Times New Roman" w:hAnsi="Times New Roman" w:cs="Times New Roman"/>
-                <w:b/>
                 <w:noProof/>
                 <w:sz w:val="28"/>
                 <w:szCs w:val="28"/>
@@ -1744,7 +1716,6 @@
               <w:rPr>
                 <w:rStyle w:val="ab"/>
                 <w:rFonts w:ascii="Times New Roman" w:hAnsi="Times New Roman" w:cs="Times New Roman"/>
-                <w:b/>
                 <w:noProof/>
                 <w:sz w:val="28"/>
                 <w:szCs w:val="28"/>
@@ -1843,7 +1814,6 @@
               <w:rPr>
                 <w:rStyle w:val="ab"/>
                 <w:rFonts w:ascii="Times New Roman" w:hAnsi="Times New Roman" w:cs="Times New Roman"/>
-                <w:b/>
                 <w:noProof/>
                 <w:sz w:val="28"/>
                 <w:szCs w:val="28"/>
@@ -1864,7 +1834,6 @@
               <w:rPr>
                 <w:rStyle w:val="ab"/>
                 <w:rFonts w:ascii="Times New Roman" w:hAnsi="Times New Roman" w:cs="Times New Roman"/>
-                <w:b/>
                 <w:noProof/>
                 <w:sz w:val="28"/>
                 <w:szCs w:val="28"/>
@@ -1963,7 +1932,6 @@
               <w:rPr>
                 <w:rStyle w:val="ab"/>
                 <w:rFonts w:ascii="Times New Roman" w:hAnsi="Times New Roman" w:cs="Times New Roman"/>
-                <w:b/>
                 <w:noProof/>
                 <w:sz w:val="28"/>
                 <w:szCs w:val="28"/>
@@ -1984,7 +1952,6 @@
               <w:rPr>
                 <w:rStyle w:val="ab"/>
                 <w:rFonts w:ascii="Times New Roman" w:hAnsi="Times New Roman" w:cs="Times New Roman"/>
-                <w:b/>
                 <w:noProof/>
                 <w:sz w:val="28"/>
                 <w:szCs w:val="28"/>
@@ -2079,7 +2046,6 @@
               <w:rPr>
                 <w:rStyle w:val="ab"/>
                 <w:rFonts w:ascii="Times New Roman" w:hAnsi="Times New Roman" w:cs="Times New Roman"/>
-                <w:b/>
                 <w:noProof/>
                 <w:sz w:val="28"/>
                 <w:szCs w:val="28"/>
@@ -2100,7 +2066,6 @@
               <w:rPr>
                 <w:rStyle w:val="ab"/>
                 <w:rFonts w:ascii="Times New Roman" w:hAnsi="Times New Roman" w:cs="Times New Roman"/>
-                <w:b/>
                 <w:noProof/>
                 <w:sz w:val="28"/>
                 <w:szCs w:val="28"/>
@@ -2199,7 +2164,6 @@
               <w:rPr>
                 <w:rStyle w:val="ab"/>
                 <w:rFonts w:ascii="Times New Roman" w:hAnsi="Times New Roman" w:cs="Times New Roman"/>
-                <w:b/>
                 <w:noProof/>
                 <w:sz w:val="28"/>
                 <w:szCs w:val="28"/>
@@ -2220,7 +2184,6 @@
               <w:rPr>
                 <w:rStyle w:val="ab"/>
                 <w:rFonts w:ascii="Times New Roman" w:hAnsi="Times New Roman" w:cs="Times New Roman"/>
-                <w:b/>
                 <w:noProof/>
                 <w:sz w:val="28"/>
                 <w:szCs w:val="28"/>
@@ -2319,7 +2282,6 @@
               <w:rPr>
                 <w:rStyle w:val="ab"/>
                 <w:rFonts w:ascii="Times New Roman" w:hAnsi="Times New Roman" w:cs="Times New Roman"/>
-                <w:b/>
                 <w:noProof/>
                 <w:sz w:val="28"/>
                 <w:szCs w:val="28"/>
@@ -2340,7 +2302,6 @@
               <w:rPr>
                 <w:rStyle w:val="ab"/>
                 <w:rFonts w:ascii="Times New Roman" w:hAnsi="Times New Roman" w:cs="Times New Roman"/>
-                <w:b/>
                 <w:noProof/>
                 <w:sz w:val="28"/>
                 <w:szCs w:val="28"/>
@@ -2439,7 +2400,6 @@
               <w:rPr>
                 <w:rStyle w:val="ab"/>
                 <w:rFonts w:ascii="Times New Roman" w:hAnsi="Times New Roman" w:cs="Times New Roman"/>
-                <w:b/>
                 <w:noProof/>
                 <w:sz w:val="28"/>
                 <w:szCs w:val="28"/>
@@ -2460,7 +2420,6 @@
               <w:rPr>
                 <w:rStyle w:val="ab"/>
                 <w:rFonts w:ascii="Times New Roman" w:hAnsi="Times New Roman" w:cs="Times New Roman"/>
-                <w:b/>
                 <w:noProof/>
                 <w:sz w:val="28"/>
                 <w:szCs w:val="28"/>
@@ -2555,7 +2514,6 @@
               <w:rPr>
                 <w:rStyle w:val="ab"/>
                 <w:rFonts w:ascii="Times New Roman" w:hAnsi="Times New Roman" w:cs="Times New Roman"/>
-                <w:b/>
                 <w:noProof/>
                 <w:sz w:val="28"/>
                 <w:szCs w:val="28"/>
@@ -2576,7 +2534,6 @@
               <w:rPr>
                 <w:rStyle w:val="ab"/>
                 <w:rFonts w:ascii="Times New Roman" w:hAnsi="Times New Roman" w:cs="Times New Roman"/>
-                <w:b/>
                 <w:noProof/>
                 <w:sz w:val="28"/>
                 <w:szCs w:val="28"/>
@@ -2675,7 +2632,6 @@
               <w:rPr>
                 <w:rStyle w:val="ab"/>
                 <w:rFonts w:ascii="Times New Roman" w:hAnsi="Times New Roman" w:cs="Times New Roman"/>
-                <w:b/>
                 <w:noProof/>
                 <w:sz w:val="28"/>
                 <w:szCs w:val="28"/>
@@ -2696,7 +2652,6 @@
               <w:rPr>
                 <w:rStyle w:val="ab"/>
                 <w:rFonts w:ascii="Times New Roman" w:hAnsi="Times New Roman" w:cs="Times New Roman"/>
-                <w:b/>
                 <w:noProof/>
                 <w:sz w:val="28"/>
                 <w:szCs w:val="28"/>
@@ -2795,7 +2750,6 @@
               <w:rPr>
                 <w:rStyle w:val="ab"/>
                 <w:rFonts w:ascii="Times New Roman" w:hAnsi="Times New Roman" w:cs="Times New Roman"/>
-                <w:b/>
                 <w:noProof/>
                 <w:sz w:val="28"/>
                 <w:szCs w:val="28"/>
@@ -2816,7 +2770,6 @@
               <w:rPr>
                 <w:rStyle w:val="ab"/>
                 <w:rFonts w:ascii="Times New Roman" w:hAnsi="Times New Roman" w:cs="Times New Roman"/>
-                <w:b/>
                 <w:noProof/>
                 <w:sz w:val="28"/>
                 <w:szCs w:val="28"/>
@@ -2919,7 +2872,6 @@
               <w:rPr>
                 <w:rStyle w:val="ab"/>
                 <w:rFonts w:ascii="Times New Roman" w:hAnsi="Times New Roman" w:cs="Times New Roman"/>
-                <w:b/>
                 <w:noProof/>
                 <w:sz w:val="28"/>
                 <w:szCs w:val="28"/>
@@ -2940,7 +2892,6 @@
               <w:rPr>
                 <w:rStyle w:val="ab"/>
                 <w:rFonts w:ascii="Times New Roman" w:hAnsi="Times New Roman" w:cs="Times New Roman"/>
-                <w:b/>
                 <w:noProof/>
                 <w:sz w:val="28"/>
                 <w:szCs w:val="28"/>
@@ -3039,7 +2990,6 @@
               <w:rPr>
                 <w:rStyle w:val="ab"/>
                 <w:rFonts w:ascii="Times New Roman" w:hAnsi="Times New Roman" w:cs="Times New Roman"/>
-                <w:b/>
                 <w:noProof/>
                 <w:sz w:val="28"/>
                 <w:szCs w:val="28"/>
@@ -3060,7 +3010,6 @@
               <w:rPr>
                 <w:rStyle w:val="ab"/>
                 <w:rFonts w:ascii="Times New Roman" w:hAnsi="Times New Roman" w:cs="Times New Roman"/>
-                <w:b/>
                 <w:noProof/>
                 <w:sz w:val="28"/>
                 <w:szCs w:val="28"/>
@@ -3159,7 +3108,6 @@
               <w:rPr>
                 <w:rStyle w:val="ab"/>
                 <w:rFonts w:ascii="Times New Roman" w:hAnsi="Times New Roman" w:cs="Times New Roman"/>
-                <w:b/>
                 <w:noProof/>
                 <w:sz w:val="28"/>
                 <w:szCs w:val="28"/>
@@ -3180,7 +3128,6 @@
               <w:rPr>
                 <w:rStyle w:val="ab"/>
                 <w:rFonts w:ascii="Times New Roman" w:hAnsi="Times New Roman" w:cs="Times New Roman"/>
-                <w:b/>
                 <w:noProof/>
                 <w:sz w:val="28"/>
                 <w:szCs w:val="28"/>
@@ -3275,7 +3222,6 @@
               <w:rPr>
                 <w:rStyle w:val="ab"/>
                 <w:rFonts w:ascii="Times New Roman" w:hAnsi="Times New Roman" w:cs="Times New Roman"/>
-                <w:b/>
                 <w:noProof/>
                 <w:sz w:val="28"/>
                 <w:szCs w:val="28"/>
@@ -3370,7 +3316,6 @@
               <w:rPr>
                 <w:rStyle w:val="ab"/>
                 <w:rFonts w:ascii="Times New Roman" w:hAnsi="Times New Roman" w:cs="Times New Roman"/>
-                <w:b/>
                 <w:noProof/>
                 <w:sz w:val="28"/>
                 <w:szCs w:val="28"/>
@@ -3465,7 +3410,6 @@
               <w:rPr>
                 <w:rStyle w:val="ab"/>
                 <w:rFonts w:ascii="Times New Roman" w:hAnsi="Times New Roman" w:cs="Times New Roman"/>
-                <w:b/>
                 <w:noProof/>
                 <w:sz w:val="28"/>
                 <w:szCs w:val="28"/>
@@ -3560,7 +3504,6 @@
               <w:rPr>
                 <w:rStyle w:val="ab"/>
                 <w:rFonts w:ascii="Times New Roman" w:hAnsi="Times New Roman" w:cs="Times New Roman"/>
-                <w:b/>
                 <w:noProof/>
                 <w:sz w:val="28"/>
                 <w:szCs w:val="28"/>
@@ -3663,36 +3606,27 @@
           <w:b/>
           <w:bCs/>
         </w:rPr>
-      </w:pPr>
-      <w:r>
-        <w:rPr>
-          <w:b/>
-          <w:bCs/>
-        </w:rPr>
-        <w:br w:type="page"/>
-      </w:r>
+        <w:sectPr>
+          <w:pgSz w:w="11906" w:h="16838"/>
+          <w:pgMar w:top="1134" w:right="850" w:bottom="1134" w:left="1701" w:header="708" w:footer="708" w:gutter="0"/>
+          <w:cols w:space="708"/>
+          <w:titlePg/>
+          <w:docGrid w:linePitch="360"/>
+        </w:sectPr>
+      </w:pPr>
     </w:p>
     <w:p>
       <w:pPr>
         <w:pStyle w:val="1"/>
-        <w:spacing w:before="0" w:line="360" w:lineRule="auto"/>
-        <w:rPr>
-          <w:rFonts w:ascii="Times New Roman" w:hAnsi="Times New Roman" w:cs="Times New Roman"/>
-          <w:b/>
-          <w:color w:val="auto"/>
-          <w:sz w:val="28"/>
-          <w:szCs w:val="28"/>
-        </w:rPr>
+        <w:numPr>
+          <w:ilvl w:val="0"/>
+          <w:numId w:val="0"/>
+        </w:numPr>
       </w:pPr>
       <w:bookmarkStart w:id="0" w:name="_Toc227325280"/>
-      <w:r>
-        <w:rPr>
-          <w:rFonts w:ascii="Times New Roman" w:hAnsi="Times New Roman" w:cs="Times New Roman"/>
-          <w:b/>
-          <w:color w:val="auto"/>
-          <w:sz w:val="28"/>
-          <w:szCs w:val="28"/>
-        </w:rPr>
+      <w:bookmarkStart w:id="1" w:name="_GoBack"/>
+      <w:bookmarkEnd w:id="1"/>
+      <w:r>
         <w:lastRenderedPageBreak/>
         <w:t>ВВЕДЕНИЕ</w:t>
       </w:r>
@@ -3920,7 +3854,6 @@
     <w:p>
       <w:pPr>
         <w:spacing w:after="0" w:line="360" w:lineRule="auto"/>
-        <w:ind w:firstLine="709"/>
         <w:jc w:val="both"/>
         <w:rPr>
           <w:rFonts w:ascii="Times New Roman" w:hAnsi="Times New Roman" w:cs="Times New Roman"/>
@@ -3929,78 +3862,27 @@
           <w:szCs w:val="28"/>
         </w:rPr>
       </w:pPr>
-      <w:r>
-        <w:rPr>
-          <w:rFonts w:ascii="Times New Roman" w:hAnsi="Times New Roman" w:cs="Times New Roman"/>
-          <w:b/>
-          <w:sz w:val="28"/>
-          <w:szCs w:val="28"/>
-        </w:rPr>
-        <w:br w:type="page"/>
-      </w:r>
     </w:p>
     <w:p>
       <w:pPr>
         <w:pStyle w:val="1"/>
-        <w:numPr>
-          <w:ilvl w:val="0"/>
-          <w:numId w:val="3"/>
-        </w:numPr>
-        <w:spacing w:before="0" w:line="360" w:lineRule="auto"/>
-        <w:ind w:left="0" w:firstLine="0"/>
-        <w:jc w:val="both"/>
-        <w:rPr>
-          <w:rFonts w:ascii="Times New Roman" w:hAnsi="Times New Roman" w:cs="Times New Roman"/>
-          <w:b/>
-          <w:color w:val="auto"/>
-          <w:sz w:val="28"/>
-          <w:szCs w:val="28"/>
-        </w:rPr>
-      </w:pPr>
-      <w:bookmarkStart w:id="1" w:name="_Toc227325281"/>
-      <w:r>
-        <w:rPr>
-          <w:rFonts w:ascii="Times New Roman" w:hAnsi="Times New Roman" w:cs="Times New Roman"/>
-          <w:b/>
-          <w:color w:val="auto"/>
-          <w:sz w:val="28"/>
-          <w:szCs w:val="28"/>
-        </w:rPr>
+      </w:pPr>
+      <w:bookmarkStart w:id="2" w:name="_Toc227325281"/>
+      <w:r>
         <w:lastRenderedPageBreak/>
         <w:t>АНАЛИЗ ПРЕДМЕТНОЙ ОБЛАСТИ</w:t>
       </w:r>
-      <w:bookmarkEnd w:id="1"/>
+      <w:bookmarkEnd w:id="2"/>
     </w:p>
     <w:p>
       <w:pPr>
         <w:pStyle w:val="2"/>
-        <w:numPr>
-          <w:ilvl w:val="1"/>
-          <w:numId w:val="3"/>
-        </w:numPr>
-        <w:spacing w:before="0" w:line="360" w:lineRule="auto"/>
-        <w:ind w:left="0" w:firstLine="709"/>
-        <w:jc w:val="both"/>
-        <w:rPr>
-          <w:rFonts w:ascii="Times New Roman" w:hAnsi="Times New Roman" w:cs="Times New Roman"/>
-          <w:b/>
-          <w:color w:val="auto"/>
-          <w:sz w:val="28"/>
-          <w:szCs w:val="28"/>
-        </w:rPr>
-      </w:pPr>
-      <w:bookmarkStart w:id="2" w:name="_Toc227325282"/>
-      <w:r>
-        <w:rPr>
-          <w:rFonts w:ascii="Times New Roman" w:hAnsi="Times New Roman" w:cs="Times New Roman"/>
-          <w:b/>
-          <w:color w:val="auto"/>
-          <w:sz w:val="28"/>
-          <w:szCs w:val="28"/>
-        </w:rPr>
+      </w:pPr>
+      <w:bookmarkStart w:id="3" w:name="_Toc227325282"/>
+      <w:r>
         <w:t>Состояние вопроса</w:t>
       </w:r>
-      <w:bookmarkEnd w:id="2"/>
+      <w:bookmarkEnd w:id="3"/>
     </w:p>
     <w:p>
       <w:pPr>
@@ -4284,16 +4166,7 @@
           <w:rFonts w:ascii="Times New Roman" w:hAnsi="Times New Roman" w:cs="Times New Roman"/>
           <w:szCs w:val="28"/>
         </w:rPr>
-        <w:t>Г</w:t>
-      </w:r>
-      <w:bookmarkStart w:id="3" w:name="_GoBack"/>
-      <w:bookmarkEnd w:id="3"/>
-      <w:r>
-        <w:rPr>
-          <w:rFonts w:ascii="Times New Roman" w:hAnsi="Times New Roman" w:cs="Times New Roman"/>
-          <w:szCs w:val="28"/>
-        </w:rPr>
-        <w:t>лавная страница сайта колледжа МХПИ</w:t>
+        <w:t>Главная страница сайта колледжа МХПИ</w:t>
       </w:r>
     </w:p>
     <w:p>
@@ -4434,21 +4307,7 @@
           <w:rFonts w:ascii="Times New Roman" w:hAnsi="Times New Roman" w:cs="Times New Roman"/>
           <w:szCs w:val="28"/>
         </w:rPr>
-        <w:t xml:space="preserve">Главная страница сайта </w:t>
-      </w:r>
-      <w:r>
-        <w:rPr>
-          <w:rFonts w:ascii="Times New Roman" w:hAnsi="Times New Roman" w:cs="Times New Roman"/>
-          <w:szCs w:val="28"/>
-        </w:rPr>
-        <w:t>техникума</w:t>
-      </w:r>
-      <w:r>
-        <w:rPr>
-          <w:rFonts w:ascii="Times New Roman" w:hAnsi="Times New Roman" w:cs="Times New Roman"/>
-          <w:szCs w:val="28"/>
-        </w:rPr>
-        <w:t xml:space="preserve"> </w:t>
+        <w:t xml:space="preserve">Главная страница сайта техникума </w:t>
       </w:r>
       <w:r>
         <w:rPr>
@@ -4503,30 +4362,9 @@
     <w:p>
       <w:pPr>
         <w:pStyle w:val="2"/>
-        <w:numPr>
-          <w:ilvl w:val="1"/>
-          <w:numId w:val="3"/>
-        </w:numPr>
-        <w:spacing w:before="0" w:line="360" w:lineRule="auto"/>
-        <w:ind w:left="0" w:firstLine="709"/>
-        <w:jc w:val="both"/>
-        <w:rPr>
-          <w:rFonts w:ascii="Times New Roman" w:hAnsi="Times New Roman" w:cs="Times New Roman"/>
-          <w:b/>
-          <w:color w:val="auto"/>
-          <w:sz w:val="28"/>
-          <w:szCs w:val="28"/>
-        </w:rPr>
       </w:pPr>
       <w:bookmarkStart w:id="4" w:name="_Toc227325283"/>
       <w:r>
-        <w:rPr>
-          <w:rFonts w:ascii="Times New Roman" w:hAnsi="Times New Roman" w:cs="Times New Roman"/>
-          <w:b/>
-          <w:color w:val="auto"/>
-          <w:sz w:val="28"/>
-          <w:szCs w:val="28"/>
-        </w:rPr>
         <w:t>Моделирование существующих процессов</w:t>
       </w:r>
       <w:bookmarkEnd w:id="4"/>
@@ -4702,30 +4540,9 @@
     <w:p>
       <w:pPr>
         <w:pStyle w:val="2"/>
-        <w:numPr>
-          <w:ilvl w:val="1"/>
-          <w:numId w:val="3"/>
-        </w:numPr>
-        <w:spacing w:before="0" w:line="360" w:lineRule="auto"/>
-        <w:ind w:left="0" w:firstLine="709"/>
-        <w:jc w:val="both"/>
-        <w:rPr>
-          <w:rFonts w:ascii="Times New Roman" w:hAnsi="Times New Roman" w:cs="Times New Roman"/>
-          <w:b/>
-          <w:color w:val="auto"/>
-          <w:sz w:val="28"/>
-          <w:szCs w:val="28"/>
-        </w:rPr>
       </w:pPr>
       <w:bookmarkStart w:id="5" w:name="_Toc227325284"/>
       <w:r>
-        <w:rPr>
-          <w:rFonts w:ascii="Times New Roman" w:hAnsi="Times New Roman" w:cs="Times New Roman"/>
-          <w:b/>
-          <w:color w:val="auto"/>
-          <w:sz w:val="28"/>
-          <w:szCs w:val="28"/>
-        </w:rPr>
         <w:t>Актуальность и цель работы</w:t>
       </w:r>
       <w:bookmarkEnd w:id="5"/>
@@ -5128,42 +4945,13 @@
           <w:szCs w:val="28"/>
         </w:rPr>
       </w:pPr>
-      <w:r>
-        <w:rPr>
-          <w:rFonts w:ascii="Times New Roman" w:hAnsi="Times New Roman" w:cs="Times New Roman"/>
-          <w:sz w:val="28"/>
-          <w:szCs w:val="28"/>
-        </w:rPr>
-        <w:br w:type="page"/>
-      </w:r>
     </w:p>
     <w:p>
       <w:pPr>
         <w:pStyle w:val="1"/>
-        <w:numPr>
-          <w:ilvl w:val="0"/>
-          <w:numId w:val="3"/>
-        </w:numPr>
-        <w:spacing w:before="0" w:line="360" w:lineRule="auto"/>
-        <w:ind w:left="0" w:firstLine="0"/>
-        <w:jc w:val="both"/>
-        <w:rPr>
-          <w:rFonts w:ascii="Times New Roman" w:hAnsi="Times New Roman" w:cs="Times New Roman"/>
-          <w:b/>
-          <w:color w:val="auto"/>
-          <w:sz w:val="28"/>
-          <w:szCs w:val="28"/>
-        </w:rPr>
       </w:pPr>
       <w:bookmarkStart w:id="6" w:name="_Toc227325285"/>
       <w:r>
-        <w:rPr>
-          <w:rFonts w:ascii="Times New Roman" w:hAnsi="Times New Roman" w:cs="Times New Roman"/>
-          <w:b/>
-          <w:color w:val="auto"/>
-          <w:sz w:val="28"/>
-          <w:szCs w:val="28"/>
-        </w:rPr>
         <w:lastRenderedPageBreak/>
         <w:t>ТЕХНИЧЕСКОЕ ЗАДАНИЕ</w:t>
       </w:r>
@@ -5172,30 +4960,9 @@
     <w:p>
       <w:pPr>
         <w:pStyle w:val="2"/>
-        <w:numPr>
-          <w:ilvl w:val="1"/>
-          <w:numId w:val="3"/>
-        </w:numPr>
-        <w:spacing w:before="0" w:line="360" w:lineRule="auto"/>
-        <w:ind w:left="0" w:firstLine="709"/>
-        <w:jc w:val="both"/>
-        <w:rPr>
-          <w:rFonts w:ascii="Times New Roman" w:hAnsi="Times New Roman" w:cs="Times New Roman"/>
-          <w:b/>
-          <w:color w:val="auto"/>
-          <w:sz w:val="28"/>
-          <w:szCs w:val="28"/>
-        </w:rPr>
       </w:pPr>
       <w:bookmarkStart w:id="7" w:name="_Toc227325286"/>
       <w:r>
-        <w:rPr>
-          <w:rFonts w:ascii="Times New Roman" w:hAnsi="Times New Roman" w:cs="Times New Roman"/>
-          <w:b/>
-          <w:color w:val="auto"/>
-          <w:sz w:val="28"/>
-          <w:szCs w:val="28"/>
-        </w:rPr>
         <w:t>Описание области применения и исходных данных приложения</w:t>
       </w:r>
       <w:bookmarkEnd w:id="7"/>
@@ -5362,30 +5129,9 @@
     <w:p>
       <w:pPr>
         <w:pStyle w:val="2"/>
-        <w:numPr>
-          <w:ilvl w:val="1"/>
-          <w:numId w:val="3"/>
-        </w:numPr>
-        <w:spacing w:before="0" w:line="360" w:lineRule="auto"/>
-        <w:ind w:left="0" w:firstLine="709"/>
-        <w:jc w:val="both"/>
-        <w:rPr>
-          <w:rFonts w:ascii="Times New Roman" w:hAnsi="Times New Roman" w:cs="Times New Roman"/>
-          <w:b/>
-          <w:color w:val="auto"/>
-          <w:sz w:val="28"/>
-          <w:szCs w:val="28"/>
-        </w:rPr>
       </w:pPr>
       <w:bookmarkStart w:id="8" w:name="_Toc227325287"/>
       <w:r>
-        <w:rPr>
-          <w:rFonts w:ascii="Times New Roman" w:hAnsi="Times New Roman" w:cs="Times New Roman"/>
-          <w:b/>
-          <w:color w:val="auto"/>
-          <w:sz w:val="28"/>
-          <w:szCs w:val="28"/>
-        </w:rPr>
         <w:t>Требования к пользовательским интерфейсам</w:t>
       </w:r>
       <w:bookmarkEnd w:id="8"/>
@@ -5910,30 +5656,9 @@
     <w:p>
       <w:pPr>
         <w:pStyle w:val="2"/>
-        <w:numPr>
-          <w:ilvl w:val="1"/>
-          <w:numId w:val="3"/>
-        </w:numPr>
-        <w:spacing w:before="0" w:line="360" w:lineRule="auto"/>
-        <w:ind w:left="0" w:firstLine="709"/>
-        <w:jc w:val="both"/>
-        <w:rPr>
-          <w:rFonts w:ascii="Times New Roman" w:hAnsi="Times New Roman" w:cs="Times New Roman"/>
-          <w:b/>
-          <w:color w:val="auto"/>
-          <w:sz w:val="28"/>
-          <w:szCs w:val="28"/>
-        </w:rPr>
       </w:pPr>
       <w:bookmarkStart w:id="9" w:name="_Toc227325288"/>
       <w:r>
-        <w:rPr>
-          <w:rFonts w:ascii="Times New Roman" w:hAnsi="Times New Roman" w:cs="Times New Roman"/>
-          <w:b/>
-          <w:color w:val="auto"/>
-          <w:sz w:val="28"/>
-          <w:szCs w:val="28"/>
-        </w:rPr>
         <w:lastRenderedPageBreak/>
         <w:t>Требования к аппаратным и программным интерфейсам</w:t>
       </w:r>
@@ -6543,30 +6268,9 @@
     <w:p>
       <w:pPr>
         <w:pStyle w:val="2"/>
-        <w:numPr>
-          <w:ilvl w:val="1"/>
-          <w:numId w:val="3"/>
-        </w:numPr>
-        <w:spacing w:before="0" w:line="360" w:lineRule="auto"/>
-        <w:ind w:left="0" w:firstLine="709"/>
-        <w:jc w:val="both"/>
-        <w:rPr>
-          <w:rFonts w:ascii="Times New Roman" w:hAnsi="Times New Roman" w:cs="Times New Roman"/>
-          <w:b/>
-          <w:color w:val="auto"/>
-          <w:sz w:val="28"/>
-          <w:szCs w:val="28"/>
-        </w:rPr>
       </w:pPr>
       <w:bookmarkStart w:id="10" w:name="_Toc227325289"/>
       <w:r>
-        <w:rPr>
-          <w:rFonts w:ascii="Times New Roman" w:hAnsi="Times New Roman" w:cs="Times New Roman"/>
-          <w:b/>
-          <w:color w:val="auto"/>
-          <w:sz w:val="28"/>
-          <w:szCs w:val="28"/>
-        </w:rPr>
         <w:t>Требования к пользователям продукта</w:t>
       </w:r>
       <w:bookmarkEnd w:id="10"/>
@@ -6648,30 +6352,9 @@
     <w:p>
       <w:pPr>
         <w:pStyle w:val="2"/>
-        <w:numPr>
-          <w:ilvl w:val="1"/>
-          <w:numId w:val="3"/>
-        </w:numPr>
-        <w:spacing w:before="0" w:line="360" w:lineRule="auto"/>
-        <w:ind w:left="0" w:firstLine="709"/>
-        <w:jc w:val="both"/>
-        <w:rPr>
-          <w:rFonts w:ascii="Times New Roman" w:hAnsi="Times New Roman" w:cs="Times New Roman"/>
-          <w:b/>
-          <w:color w:val="auto"/>
-          <w:sz w:val="28"/>
-          <w:szCs w:val="28"/>
-        </w:rPr>
       </w:pPr>
       <w:bookmarkStart w:id="11" w:name="_Toc227325290"/>
       <w:r>
-        <w:rPr>
-          <w:rFonts w:ascii="Times New Roman" w:hAnsi="Times New Roman" w:cs="Times New Roman"/>
-          <w:b/>
-          <w:color w:val="auto"/>
-          <w:sz w:val="28"/>
-          <w:szCs w:val="28"/>
-        </w:rPr>
         <w:t>Функции продукта</w:t>
       </w:r>
       <w:bookmarkEnd w:id="11"/>
@@ -7116,53 +6799,10 @@
     </w:p>
     <w:p>
       <w:pPr>
-        <w:pStyle w:val="a3"/>
-        <w:spacing w:line="360" w:lineRule="auto"/>
-        <w:jc w:val="both"/>
-        <w:rPr>
-          <w:bCs/>
-          <w:color w:val="000000"/>
-          <w:sz w:val="28"/>
-          <w:szCs w:val="28"/>
-        </w:rPr>
-      </w:pPr>
-      <w:r>
-        <w:rPr>
-          <w:bCs/>
-          <w:color w:val="000000"/>
-          <w:sz w:val="28"/>
-          <w:szCs w:val="28"/>
-        </w:rPr>
-        <w:br w:type="page"/>
-      </w:r>
-    </w:p>
-    <w:p>
-      <w:pPr>
         <w:pStyle w:val="1"/>
-        <w:numPr>
-          <w:ilvl w:val="0"/>
-          <w:numId w:val="3"/>
-        </w:numPr>
-        <w:spacing w:before="0" w:line="360" w:lineRule="auto"/>
-        <w:ind w:left="0" w:firstLine="0"/>
-        <w:jc w:val="both"/>
-        <w:rPr>
-          <w:rFonts w:ascii="Times New Roman" w:hAnsi="Times New Roman" w:cs="Times New Roman"/>
-          <w:b/>
-          <w:color w:val="auto"/>
-          <w:sz w:val="28"/>
-          <w:szCs w:val="28"/>
-        </w:rPr>
       </w:pPr>
       <w:bookmarkStart w:id="12" w:name="_Toc227325291"/>
       <w:r>
-        <w:rPr>
-          <w:rFonts w:ascii="Times New Roman" w:hAnsi="Times New Roman" w:cs="Times New Roman"/>
-          <w:b/>
-          <w:color w:val="auto"/>
-          <w:sz w:val="28"/>
-          <w:szCs w:val="28"/>
-        </w:rPr>
         <w:lastRenderedPageBreak/>
         <w:t>ОБОСНОВАНИЕ ВЫБОРА ИНСТРУМЕНТАЛЬНЫХ СРЕДСТВ ДЛЯ РЕАЛИЗАЦИИ ПОСТАВЛЕННОЙ ЗАДАЧИ</w:t>
       </w:r>
@@ -7390,39 +7030,12 @@
     <w:p>
       <w:pPr>
         <w:pStyle w:val="2"/>
-        <w:numPr>
-          <w:ilvl w:val="1"/>
-          <w:numId w:val="3"/>
-        </w:numPr>
-        <w:spacing w:before="0" w:line="360" w:lineRule="auto"/>
-        <w:jc w:val="both"/>
-        <w:rPr>
-          <w:rFonts w:ascii="Times New Roman" w:hAnsi="Times New Roman" w:cs="Times New Roman"/>
-          <w:b/>
-          <w:color w:val="auto"/>
-          <w:sz w:val="28"/>
-          <w:szCs w:val="28"/>
-        </w:rPr>
-      </w:pPr>
-      <w:r>
-        <w:rPr>
-          <w:rFonts w:ascii="Times New Roman" w:hAnsi="Times New Roman" w:cs="Times New Roman"/>
-          <w:b/>
-          <w:color w:val="auto"/>
-          <w:sz w:val="28"/>
-          <w:szCs w:val="28"/>
-        </w:rPr>
+      </w:pPr>
+      <w:r>
         <w:t xml:space="preserve"> </w:t>
       </w:r>
       <w:bookmarkStart w:id="13" w:name="_Toc227325292"/>
       <w:r>
-        <w:rPr>
-          <w:rFonts w:ascii="Times New Roman" w:hAnsi="Times New Roman" w:cs="Times New Roman"/>
-          <w:b/>
-          <w:color w:val="auto"/>
-          <w:sz w:val="28"/>
-          <w:szCs w:val="28"/>
-        </w:rPr>
         <w:t>Используемые языки программирования</w:t>
       </w:r>
       <w:bookmarkEnd w:id="13"/>
@@ -7945,29 +7558,9 @@
     <w:p>
       <w:pPr>
         <w:pStyle w:val="2"/>
-        <w:numPr>
-          <w:ilvl w:val="1"/>
-          <w:numId w:val="3"/>
-        </w:numPr>
-        <w:spacing w:before="0" w:line="360" w:lineRule="auto"/>
-        <w:jc w:val="both"/>
-        <w:rPr>
-          <w:rFonts w:ascii="Times New Roman" w:hAnsi="Times New Roman" w:cs="Times New Roman"/>
-          <w:b/>
-          <w:color w:val="auto"/>
-          <w:sz w:val="28"/>
-          <w:szCs w:val="28"/>
-        </w:rPr>
       </w:pPr>
       <w:bookmarkStart w:id="14" w:name="_Toc227325293"/>
       <w:r>
-        <w:rPr>
-          <w:rFonts w:ascii="Times New Roman" w:hAnsi="Times New Roman" w:cs="Times New Roman"/>
-          <w:b/>
-          <w:color w:val="auto"/>
-          <w:sz w:val="28"/>
-          <w:szCs w:val="28"/>
-        </w:rPr>
         <w:t>Сервер баз данных</w:t>
       </w:r>
       <w:bookmarkEnd w:id="14"/>
@@ -8098,28 +7691,9 @@
     <w:p>
       <w:pPr>
         <w:pStyle w:val="2"/>
-        <w:numPr>
-          <w:ilvl w:val="1"/>
-          <w:numId w:val="3"/>
-        </w:numPr>
-        <w:spacing w:before="0" w:line="360" w:lineRule="auto"/>
-        <w:jc w:val="both"/>
-        <w:rPr>
-          <w:b/>
-          <w:color w:val="auto"/>
-          <w:sz w:val="28"/>
-          <w:szCs w:val="28"/>
-        </w:rPr>
       </w:pPr>
       <w:bookmarkStart w:id="15" w:name="_Toc227325294"/>
       <w:r>
-        <w:rPr>
-          <w:rFonts w:ascii="Times New Roman" w:hAnsi="Times New Roman" w:cs="Times New Roman"/>
-          <w:b/>
-          <w:color w:val="auto"/>
-          <w:sz w:val="28"/>
-          <w:szCs w:val="28"/>
-        </w:rPr>
         <w:t>Архитектура «клиент-сервер»</w:t>
       </w:r>
       <w:bookmarkEnd w:id="15"/>
@@ -8238,105 +7812,36 @@
     <w:p>
       <w:pPr>
         <w:pStyle w:val="2"/>
-        <w:numPr>
-          <w:ilvl w:val="1"/>
-          <w:numId w:val="3"/>
-        </w:numPr>
-        <w:spacing w:before="0" w:line="360" w:lineRule="auto"/>
-        <w:jc w:val="both"/>
-        <w:rPr>
-          <w:rFonts w:ascii="Times New Roman" w:hAnsi="Times New Roman" w:cs="Times New Roman"/>
-          <w:b/>
-          <w:color w:val="auto"/>
-          <w:sz w:val="28"/>
-          <w:szCs w:val="28"/>
-        </w:rPr>
       </w:pPr>
       <w:bookmarkStart w:id="16" w:name="_Toc227325295"/>
       <w:r>
-        <w:rPr>
-          <w:rFonts w:ascii="Times New Roman" w:hAnsi="Times New Roman" w:cs="Times New Roman"/>
-          <w:b/>
-          <w:color w:val="auto"/>
-          <w:sz w:val="28"/>
-          <w:szCs w:val="28"/>
-        </w:rPr>
         <w:t xml:space="preserve">Использование </w:t>
       </w:r>
       <w:proofErr w:type="spellStart"/>
       <w:r>
-        <w:rPr>
-          <w:rFonts w:ascii="Times New Roman" w:hAnsi="Times New Roman" w:cs="Times New Roman"/>
-          <w:b/>
-          <w:color w:val="auto"/>
-          <w:sz w:val="28"/>
-          <w:szCs w:val="28"/>
-        </w:rPr>
         <w:t>FastAPI</w:t>
       </w:r>
       <w:proofErr w:type="spellEnd"/>
       <w:r>
-        <w:rPr>
-          <w:rFonts w:ascii="Times New Roman" w:hAnsi="Times New Roman" w:cs="Times New Roman"/>
-          <w:b/>
-          <w:color w:val="auto"/>
-          <w:sz w:val="28"/>
-          <w:szCs w:val="28"/>
-        </w:rPr>
         <w:t xml:space="preserve">, </w:t>
       </w:r>
       <w:proofErr w:type="spellStart"/>
       <w:r>
-        <w:rPr>
-          <w:rFonts w:ascii="Times New Roman" w:hAnsi="Times New Roman" w:cs="Times New Roman"/>
-          <w:b/>
-          <w:color w:val="auto"/>
-          <w:sz w:val="28"/>
-          <w:szCs w:val="28"/>
-        </w:rPr>
         <w:t>Redis</w:t>
       </w:r>
       <w:proofErr w:type="spellEnd"/>
       <w:r>
-        <w:rPr>
-          <w:rFonts w:ascii="Times New Roman" w:hAnsi="Times New Roman" w:cs="Times New Roman"/>
-          <w:b/>
-          <w:color w:val="auto"/>
-          <w:sz w:val="28"/>
-          <w:szCs w:val="28"/>
-        </w:rPr>
         <w:t xml:space="preserve">, </w:t>
       </w:r>
       <w:proofErr w:type="spellStart"/>
       <w:r>
-        <w:rPr>
-          <w:rFonts w:ascii="Times New Roman" w:hAnsi="Times New Roman" w:cs="Times New Roman"/>
-          <w:b/>
-          <w:color w:val="auto"/>
-          <w:sz w:val="28"/>
-          <w:szCs w:val="28"/>
-        </w:rPr>
         <w:t>Celery</w:t>
       </w:r>
       <w:proofErr w:type="spellEnd"/>
       <w:r>
-        <w:rPr>
-          <w:rFonts w:ascii="Times New Roman" w:hAnsi="Times New Roman" w:cs="Times New Roman"/>
-          <w:b/>
-          <w:color w:val="auto"/>
-          <w:sz w:val="28"/>
-          <w:szCs w:val="28"/>
-        </w:rPr>
         <w:t xml:space="preserve"> и </w:t>
       </w:r>
       <w:r>
-        <w:rPr>
-          <w:rFonts w:ascii="Times New Roman" w:hAnsi="Times New Roman" w:cs="Times New Roman"/>
-          <w:b/>
-          <w:color w:val="auto"/>
-          <w:sz w:val="28"/>
-          <w:szCs w:val="28"/>
-        </w:rPr>
         <w:t>Python для серверной части</w:t>
       </w:r>
       <w:bookmarkEnd w:id="16"/>
@@ -8716,29 +8221,9 @@
     <w:p>
       <w:pPr>
         <w:pStyle w:val="2"/>
-        <w:numPr>
-          <w:ilvl w:val="1"/>
-          <w:numId w:val="3"/>
-        </w:numPr>
-        <w:spacing w:before="0" w:line="360" w:lineRule="auto"/>
-        <w:jc w:val="both"/>
-        <w:rPr>
-          <w:rFonts w:ascii="Times New Roman" w:hAnsi="Times New Roman" w:cs="Times New Roman"/>
-          <w:b/>
-          <w:color w:val="auto"/>
-          <w:sz w:val="28"/>
-          <w:szCs w:val="28"/>
-        </w:rPr>
       </w:pPr>
       <w:bookmarkStart w:id="17" w:name="_Toc227325296"/>
       <w:r>
-        <w:rPr>
-          <w:rFonts w:ascii="Times New Roman" w:hAnsi="Times New Roman" w:cs="Times New Roman"/>
-          <w:b/>
-          <w:color w:val="auto"/>
-          <w:sz w:val="28"/>
-          <w:szCs w:val="28"/>
-        </w:rPr>
         <w:t>Размещение и хостинг веб-сайта</w:t>
       </w:r>
       <w:bookmarkEnd w:id="17"/>
@@ -8848,63 +8333,14 @@
     </w:p>
     <w:p>
       <w:pPr>
-        <w:spacing w:after="0" w:line="360" w:lineRule="auto"/>
-        <w:jc w:val="both"/>
-        <w:rPr>
-          <w:rFonts w:ascii="Times New Roman" w:hAnsi="Times New Roman" w:cs="Times New Roman"/>
-          <w:b/>
-          <w:sz w:val="28"/>
-          <w:szCs w:val="28"/>
-        </w:rPr>
-      </w:pPr>
-      <w:r>
-        <w:rPr>
-          <w:rFonts w:ascii="Times New Roman" w:hAnsi="Times New Roman" w:cs="Times New Roman"/>
-          <w:b/>
-          <w:sz w:val="28"/>
-          <w:szCs w:val="28"/>
-        </w:rPr>
-        <w:br w:type="page"/>
-      </w:r>
-    </w:p>
-    <w:p>
-      <w:pPr>
         <w:pStyle w:val="1"/>
-        <w:numPr>
-          <w:ilvl w:val="0"/>
-          <w:numId w:val="3"/>
-        </w:numPr>
-        <w:spacing w:before="0" w:line="360" w:lineRule="auto"/>
-        <w:ind w:left="0" w:firstLine="0"/>
-        <w:jc w:val="both"/>
-        <w:rPr>
-          <w:rFonts w:ascii="Times New Roman" w:hAnsi="Times New Roman" w:cs="Times New Roman"/>
-          <w:b/>
-          <w:color w:val="auto"/>
-          <w:sz w:val="28"/>
-          <w:szCs w:val="28"/>
-        </w:rPr>
       </w:pPr>
       <w:bookmarkStart w:id="18" w:name="_Toc227325297"/>
       <w:r>
-        <w:rPr>
-          <w:rFonts w:ascii="Times New Roman" w:hAnsi="Times New Roman" w:cs="Times New Roman"/>
-          <w:b/>
-          <w:color w:val="auto"/>
-          <w:sz w:val="28"/>
-          <w:szCs w:val="28"/>
-        </w:rPr>
         <w:lastRenderedPageBreak/>
         <w:t>Р</w:t>
       </w:r>
       <w:r>
-        <w:rPr>
-          <w:rFonts w:ascii="Times New Roman" w:hAnsi="Times New Roman" w:cs="Times New Roman"/>
-          <w:b/>
-          <w:color w:val="auto"/>
-          <w:sz w:val="28"/>
-          <w:szCs w:val="28"/>
-        </w:rPr>
         <w:t>АЗРАБОТКА БАЗЫ ДАННЫХ ДЛЯ ИНТЕРНЕТ ПРИЛОЖЕНИЯ</w:t>
       </w:r>
       <w:bookmarkEnd w:id="18"/>
@@ -8932,29 +8368,9 @@
     <w:p>
       <w:pPr>
         <w:pStyle w:val="2"/>
-        <w:numPr>
-          <w:ilvl w:val="1"/>
-          <w:numId w:val="3"/>
-        </w:numPr>
-        <w:spacing w:before="0" w:line="360" w:lineRule="auto"/>
-        <w:jc w:val="both"/>
-        <w:rPr>
-          <w:rFonts w:ascii="Times New Roman" w:hAnsi="Times New Roman" w:cs="Times New Roman"/>
-          <w:b/>
-          <w:color w:val="auto"/>
-          <w:sz w:val="28"/>
-          <w:szCs w:val="28"/>
-        </w:rPr>
       </w:pPr>
       <w:bookmarkStart w:id="19" w:name="_Toc227325298"/>
       <w:r>
-        <w:rPr>
-          <w:rFonts w:ascii="Times New Roman" w:hAnsi="Times New Roman" w:cs="Times New Roman"/>
-          <w:b/>
-          <w:color w:val="auto"/>
-          <w:sz w:val="28"/>
-          <w:szCs w:val="28"/>
-        </w:rPr>
         <w:t>Концептуальное проектирование БД</w:t>
       </w:r>
       <w:bookmarkEnd w:id="19"/>
@@ -9192,29 +8608,9 @@
     <w:p>
       <w:pPr>
         <w:pStyle w:val="2"/>
-        <w:numPr>
-          <w:ilvl w:val="1"/>
-          <w:numId w:val="3"/>
-        </w:numPr>
-        <w:spacing w:before="0" w:line="360" w:lineRule="auto"/>
-        <w:jc w:val="both"/>
-        <w:rPr>
-          <w:rFonts w:ascii="Times New Roman" w:hAnsi="Times New Roman" w:cs="Times New Roman"/>
-          <w:b/>
-          <w:color w:val="auto"/>
-          <w:sz w:val="28"/>
-          <w:szCs w:val="28"/>
-        </w:rPr>
       </w:pPr>
       <w:bookmarkStart w:id="20" w:name="_Toc227325299"/>
       <w:r>
-        <w:rPr>
-          <w:rFonts w:ascii="Times New Roman" w:hAnsi="Times New Roman" w:cs="Times New Roman"/>
-          <w:b/>
-          <w:color w:val="auto"/>
-          <w:sz w:val="28"/>
-          <w:szCs w:val="28"/>
-        </w:rPr>
         <w:t>Логическое проектирование БД</w:t>
       </w:r>
       <w:bookmarkEnd w:id="20"/>
@@ -9499,6 +8895,7 @@
           <w:sz w:val="28"/>
           <w:szCs w:val="28"/>
         </w:rPr>
+        <w:lastRenderedPageBreak/>
         <w:t>Нормализация базы данных:</w:t>
       </w:r>
     </w:p>
@@ -9519,36 +8916,15 @@
           <w:sz w:val="28"/>
           <w:szCs w:val="28"/>
         </w:rPr>
-        <w:lastRenderedPageBreak/>
         <w:t>На этапе логического проектирования важно провести нормализацию базы данных, чтобы избежать избыточности и аномалий. Например: каждая таблица должна иметь уникальный первичный ключ, данные должны быть разделены на логические таблицы, чтобы избежать дублирования, связи между таблицами должны быть реализованы через внешние ключи.</w:t>
       </w:r>
     </w:p>
     <w:p>
       <w:pPr>
         <w:pStyle w:val="2"/>
-        <w:numPr>
-          <w:ilvl w:val="1"/>
-          <w:numId w:val="3"/>
-        </w:numPr>
-        <w:spacing w:before="0" w:line="360" w:lineRule="auto"/>
-        <w:jc w:val="both"/>
-        <w:rPr>
-          <w:rFonts w:ascii="Times New Roman" w:hAnsi="Times New Roman" w:cs="Times New Roman"/>
-          <w:b/>
-          <w:color w:val="auto"/>
-          <w:sz w:val="28"/>
-          <w:szCs w:val="28"/>
-        </w:rPr>
       </w:pPr>
       <w:bookmarkStart w:id="21" w:name="_Toc227325300"/>
       <w:r>
-        <w:rPr>
-          <w:rFonts w:ascii="Times New Roman" w:hAnsi="Times New Roman" w:cs="Times New Roman"/>
-          <w:b/>
-          <w:color w:val="auto"/>
-          <w:sz w:val="28"/>
-          <w:szCs w:val="28"/>
-        </w:rPr>
         <w:t>Физическое проектирование БД</w:t>
       </w:r>
       <w:bookmarkEnd w:id="21"/>
@@ -9851,52 +9227,10 @@
     </w:p>
     <w:p>
       <w:pPr>
-        <w:spacing w:after="0" w:line="360" w:lineRule="auto"/>
-        <w:jc w:val="both"/>
-        <w:rPr>
-          <w:rFonts w:ascii="Times New Roman" w:hAnsi="Times New Roman" w:cs="Times New Roman"/>
-          <w:b/>
-          <w:sz w:val="28"/>
-          <w:szCs w:val="28"/>
-        </w:rPr>
-      </w:pPr>
-      <w:r>
-        <w:rPr>
-          <w:rFonts w:ascii="Times New Roman" w:hAnsi="Times New Roman" w:cs="Times New Roman"/>
-          <w:b/>
-          <w:sz w:val="28"/>
-          <w:szCs w:val="28"/>
-        </w:rPr>
-        <w:br w:type="page"/>
-      </w:r>
-    </w:p>
-    <w:p>
-      <w:pPr>
         <w:pStyle w:val="1"/>
-        <w:numPr>
-          <w:ilvl w:val="0"/>
-          <w:numId w:val="3"/>
-        </w:numPr>
-        <w:spacing w:before="0" w:line="360" w:lineRule="auto"/>
-        <w:ind w:left="0" w:firstLine="0"/>
-        <w:jc w:val="both"/>
-        <w:rPr>
-          <w:rFonts w:ascii="Times New Roman" w:hAnsi="Times New Roman" w:cs="Times New Roman"/>
-          <w:b/>
-          <w:color w:val="auto"/>
-          <w:sz w:val="28"/>
-          <w:szCs w:val="28"/>
-        </w:rPr>
       </w:pPr>
       <w:bookmarkStart w:id="22" w:name="_Toc227325301"/>
       <w:r>
-        <w:rPr>
-          <w:rFonts w:ascii="Times New Roman" w:hAnsi="Times New Roman" w:cs="Times New Roman"/>
-          <w:b/>
-          <w:color w:val="auto"/>
-          <w:sz w:val="28"/>
-          <w:szCs w:val="28"/>
-        </w:rPr>
         <w:lastRenderedPageBreak/>
         <w:t>WEB-ПРИЛОЖЕНИЕ САЙТА ОБРАЗОВАТЕЛЬНОГО УЧРЕЖДЕНИЯ</w:t>
       </w:r>
@@ -9905,29 +9239,9 @@
     <w:p>
       <w:pPr>
         <w:pStyle w:val="2"/>
-        <w:numPr>
-          <w:ilvl w:val="1"/>
-          <w:numId w:val="3"/>
-        </w:numPr>
-        <w:spacing w:before="0" w:line="360" w:lineRule="auto"/>
-        <w:jc w:val="both"/>
-        <w:rPr>
-          <w:rFonts w:ascii="Times New Roman" w:hAnsi="Times New Roman" w:cs="Times New Roman"/>
-          <w:b/>
-          <w:color w:val="auto"/>
-          <w:sz w:val="28"/>
-          <w:szCs w:val="28"/>
-        </w:rPr>
       </w:pPr>
       <w:bookmarkStart w:id="23" w:name="_Toc227325302"/>
       <w:r>
-        <w:rPr>
-          <w:rFonts w:ascii="Times New Roman" w:hAnsi="Times New Roman" w:cs="Times New Roman"/>
-          <w:b/>
-          <w:color w:val="auto"/>
-          <w:sz w:val="28"/>
-          <w:szCs w:val="28"/>
-        </w:rPr>
         <w:t>Входные и выходные данные</w:t>
       </w:r>
       <w:bookmarkEnd w:id="23"/>
@@ -10030,30 +9344,18 @@
     <w:p>
       <w:pPr>
         <w:pStyle w:val="2"/>
-        <w:numPr>
-          <w:ilvl w:val="1"/>
-          <w:numId w:val="3"/>
-        </w:numPr>
-        <w:spacing w:before="0" w:line="360" w:lineRule="auto"/>
-        <w:jc w:val="both"/>
-        <w:rPr>
-          <w:rFonts w:ascii="Times New Roman" w:hAnsi="Times New Roman" w:cs="Times New Roman"/>
-          <w:b/>
-          <w:color w:val="auto"/>
-          <w:sz w:val="28"/>
-          <w:szCs w:val="28"/>
-        </w:rPr>
       </w:pPr>
       <w:bookmarkStart w:id="24" w:name="_Toc227325303"/>
       <w:r>
-        <w:rPr>
-          <w:rFonts w:ascii="Times New Roman" w:hAnsi="Times New Roman" w:cs="Times New Roman"/>
-          <w:b/>
-          <w:color w:val="auto"/>
-          <w:sz w:val="28"/>
-          <w:szCs w:val="28"/>
-        </w:rPr>
-        <w:t>Структура web-приложения</w:t>
+        <w:t xml:space="preserve">Структура </w:t>
+      </w:r>
+      <w:proofErr w:type="spellStart"/>
+      <w:r>
+        <w:t>web</w:t>
+      </w:r>
+      <w:proofErr w:type="spellEnd"/>
+      <w:r>
+        <w:t>-приложения</w:t>
       </w:r>
       <w:bookmarkEnd w:id="24"/>
     </w:p>
@@ -10660,38 +9962,9 @@
     <w:p>
       <w:pPr>
         <w:pStyle w:val="1"/>
-        <w:numPr>
-          <w:ilvl w:val="0"/>
-          <w:numId w:val="3"/>
-        </w:numPr>
-        <w:spacing w:before="0" w:line="360" w:lineRule="auto"/>
-        <w:ind w:left="0" w:firstLine="0"/>
-        <w:jc w:val="both"/>
-        <w:rPr>
-          <w:rFonts w:ascii="Times New Roman" w:hAnsi="Times New Roman" w:cs="Times New Roman"/>
-          <w:b/>
-          <w:sz w:val="28"/>
-          <w:szCs w:val="28"/>
-        </w:rPr>
-      </w:pPr>
-      <w:r>
-        <w:rPr>
-          <w:rFonts w:ascii="Times New Roman" w:hAnsi="Times New Roman" w:cs="Times New Roman"/>
-          <w:b/>
-          <w:sz w:val="28"/>
-          <w:szCs w:val="28"/>
-        </w:rPr>
-        <w:br w:type="page"/>
-      </w:r>
+      </w:pPr>
       <w:bookmarkStart w:id="25" w:name="_Toc227325304"/>
       <w:r>
-        <w:rPr>
-          <w:rFonts w:ascii="Times New Roman" w:hAnsi="Times New Roman" w:cs="Times New Roman"/>
-          <w:b/>
-          <w:color w:val="auto"/>
-          <w:sz w:val="28"/>
-          <w:szCs w:val="28"/>
-        </w:rPr>
         <w:lastRenderedPageBreak/>
         <w:t>ТЕСТИРОВАНИЕ ПРОГРАММНОГО ПРОДУКТА</w:t>
       </w:r>
@@ -10720,29 +9993,9 @@
     <w:p>
       <w:pPr>
         <w:pStyle w:val="2"/>
-        <w:numPr>
-          <w:ilvl w:val="1"/>
-          <w:numId w:val="3"/>
-        </w:numPr>
-        <w:spacing w:before="0" w:line="360" w:lineRule="auto"/>
-        <w:jc w:val="both"/>
-        <w:rPr>
-          <w:rFonts w:ascii="Times New Roman" w:hAnsi="Times New Roman" w:cs="Times New Roman"/>
-          <w:b/>
-          <w:color w:val="auto"/>
-          <w:sz w:val="28"/>
-          <w:szCs w:val="28"/>
-        </w:rPr>
       </w:pPr>
       <w:bookmarkStart w:id="26" w:name="_Toc227325305"/>
       <w:r>
-        <w:rPr>
-          <w:rFonts w:ascii="Times New Roman" w:hAnsi="Times New Roman" w:cs="Times New Roman"/>
-          <w:b/>
-          <w:color w:val="auto"/>
-          <w:sz w:val="28"/>
-          <w:szCs w:val="28"/>
-        </w:rPr>
         <w:t>Виды тестирования</w:t>
       </w:r>
       <w:bookmarkEnd w:id="26"/>
@@ -10914,29 +10167,9 @@
     <w:p>
       <w:pPr>
         <w:pStyle w:val="2"/>
-        <w:numPr>
-          <w:ilvl w:val="1"/>
-          <w:numId w:val="3"/>
-        </w:numPr>
-        <w:spacing w:before="0" w:line="360" w:lineRule="auto"/>
-        <w:jc w:val="both"/>
-        <w:rPr>
-          <w:rFonts w:ascii="Times New Roman" w:hAnsi="Times New Roman" w:cs="Times New Roman"/>
-          <w:b/>
-          <w:color w:val="auto"/>
-          <w:sz w:val="28"/>
-          <w:szCs w:val="28"/>
-        </w:rPr>
       </w:pPr>
       <w:bookmarkStart w:id="27" w:name="_Toc227325306"/>
       <w:r>
-        <w:rPr>
-          <w:rFonts w:ascii="Times New Roman" w:hAnsi="Times New Roman" w:cs="Times New Roman"/>
-          <w:b/>
-          <w:color w:val="auto"/>
-          <w:sz w:val="28"/>
-          <w:szCs w:val="28"/>
-        </w:rPr>
         <w:t>Тестовые сценарии и результаты</w:t>
       </w:r>
       <w:bookmarkEnd w:id="27"/>
@@ -11400,36 +10633,17 @@
         </w:rPr>
         <w:t>) показало, что верстка сайта гибко подстраивается под любые разрешения. Элементы управления остаются доступными, а контент отображается корректно и читабельно на всех протестированных конфигурациях.</w:t>
       </w:r>
-      <w:r>
-        <w:rPr>
-          <w:rFonts w:ascii="Times New Roman" w:hAnsi="Times New Roman" w:cs="Times New Roman"/>
-          <w:sz w:val="28"/>
-          <w:szCs w:val="28"/>
-        </w:rPr>
-        <w:br w:type="page"/>
-      </w:r>
     </w:p>
     <w:p>
       <w:pPr>
         <w:pStyle w:val="1"/>
-        <w:spacing w:before="0" w:line="360" w:lineRule="auto"/>
-        <w:rPr>
-          <w:rFonts w:ascii="Times New Roman" w:hAnsi="Times New Roman" w:cs="Times New Roman"/>
-          <w:b/>
-          <w:color w:val="auto"/>
-          <w:sz w:val="28"/>
-          <w:szCs w:val="28"/>
-        </w:rPr>
+        <w:numPr>
+          <w:ilvl w:val="0"/>
+          <w:numId w:val="0"/>
+        </w:numPr>
       </w:pPr>
       <w:bookmarkStart w:id="28" w:name="_Toc227325307"/>
       <w:r>
-        <w:rPr>
-          <w:rFonts w:ascii="Times New Roman" w:hAnsi="Times New Roman" w:cs="Times New Roman"/>
-          <w:b/>
-          <w:color w:val="auto"/>
-          <w:sz w:val="28"/>
-          <w:szCs w:val="28"/>
-        </w:rPr>
         <w:lastRenderedPageBreak/>
         <w:t>ЗАКЛЮЧЕНИЕ</w:t>
       </w:r>
@@ -11856,24 +11070,13 @@
     <w:p>
       <w:pPr>
         <w:pStyle w:val="1"/>
-        <w:spacing w:before="0" w:line="360" w:lineRule="auto"/>
-        <w:rPr>
-          <w:rFonts w:ascii="Times New Roman" w:hAnsi="Times New Roman" w:cs="Times New Roman"/>
-          <w:b/>
-          <w:color w:val="auto"/>
-          <w:sz w:val="28"/>
-          <w:szCs w:val="28"/>
-        </w:rPr>
+        <w:numPr>
+          <w:ilvl w:val="0"/>
+          <w:numId w:val="0"/>
+        </w:numPr>
       </w:pPr>
       <w:bookmarkStart w:id="29" w:name="_Toc227325308"/>
       <w:r>
-        <w:rPr>
-          <w:rFonts w:ascii="Times New Roman" w:hAnsi="Times New Roman" w:cs="Times New Roman"/>
-          <w:b/>
-          <w:color w:val="auto"/>
-          <w:sz w:val="28"/>
-          <w:szCs w:val="28"/>
-        </w:rPr>
         <w:lastRenderedPageBreak/>
         <w:t>СПИСОК ИСПОЛЬЗОВАННЫХ ИСТОЧНИКОВ</w:t>
       </w:r>
@@ -13237,43 +12440,13 @@
     <w:p>
       <w:pPr>
         <w:pStyle w:val="1"/>
-        <w:spacing w:before="0" w:line="360" w:lineRule="auto"/>
-        <w:rPr>
-          <w:rFonts w:ascii="Times New Roman" w:hAnsi="Times New Roman" w:cs="Times New Roman"/>
-          <w:b/>
-          <w:color w:val="auto"/>
-          <w:sz w:val="28"/>
-          <w:szCs w:val="28"/>
-        </w:rPr>
-      </w:pPr>
-      <w:r>
-        <w:rPr>
-          <w:rFonts w:ascii="Times New Roman" w:hAnsi="Times New Roman" w:cs="Times New Roman"/>
-          <w:b/>
-          <w:sz w:val="28"/>
-          <w:szCs w:val="28"/>
-        </w:rPr>
-        <w:br w:type="page"/>
-      </w:r>
-    </w:p>
-    <w:p>
-      <w:pPr>
-        <w:pStyle w:val="1"/>
-        <w:rPr>
-          <w:rFonts w:ascii="Times New Roman" w:hAnsi="Times New Roman" w:cs="Times New Roman"/>
-          <w:b/>
-          <w:color w:val="auto"/>
-          <w:sz w:val="28"/>
-        </w:rPr>
+        <w:numPr>
+          <w:ilvl w:val="0"/>
+          <w:numId w:val="0"/>
+        </w:numPr>
       </w:pPr>
       <w:bookmarkStart w:id="30" w:name="_Toc227325309"/>
       <w:r>
-        <w:rPr>
-          <w:rFonts w:ascii="Times New Roman" w:hAnsi="Times New Roman" w:cs="Times New Roman"/>
-          <w:b/>
-          <w:color w:val="auto"/>
-          <w:sz w:val="28"/>
-        </w:rPr>
         <w:lastRenderedPageBreak/>
         <w:t>Приложение А – Вид веб-интерфейса</w:t>
       </w:r>
@@ -13854,22 +13027,13 @@
     <w:p>
       <w:pPr>
         <w:pStyle w:val="1"/>
-        <w:spacing w:line="360" w:lineRule="auto"/>
-        <w:rPr>
-          <w:rFonts w:ascii="Times New Roman" w:hAnsi="Times New Roman" w:cs="Times New Roman"/>
-          <w:b/>
-          <w:color w:val="auto"/>
-          <w:sz w:val="28"/>
-        </w:rPr>
+        <w:numPr>
+          <w:ilvl w:val="0"/>
+          <w:numId w:val="0"/>
+        </w:numPr>
       </w:pPr>
       <w:bookmarkStart w:id="31" w:name="_Toc227325310"/>
       <w:r>
-        <w:rPr>
-          <w:rFonts w:ascii="Times New Roman" w:hAnsi="Times New Roman" w:cs="Times New Roman"/>
-          <w:b/>
-          <w:color w:val="auto"/>
-          <w:sz w:val="28"/>
-        </w:rPr>
         <w:lastRenderedPageBreak/>
         <w:t>Приложение Б – Фрагменты листинга</w:t>
       </w:r>
@@ -16641,10 +15805,10 @@
       </w:r>
     </w:p>
     <w:sectPr>
+      <w:footerReference w:type="default" r:id="rId23"/>
       <w:pgSz w:w="11906" w:h="16838"/>
       <w:pgMar w:top="1134" w:right="850" w:bottom="1134" w:left="1701" w:header="708" w:footer="708" w:gutter="0"/>
       <w:cols w:space="708"/>
-      <w:titlePg/>
       <w:docGrid w:linePitch="360"/>
     </w:sectPr>
   </w:body>
@@ -16717,6 +15881,46 @@
 </w:ftr>
 </file>
 
+<file path=word/footer2.xml><?xml version="1.0" encoding="utf-8"?>
+<w:ftr xmlns:wpc="http://schemas.microsoft.com/office/word/2010/wordprocessingCanvas" xmlns:cx="http://schemas.microsoft.com/office/drawing/2014/chartex" xmlns:cx1="http://schemas.microsoft.com/office/drawing/2015/9/8/chartex" xmlns:cx2="http://schemas.microsoft.com/office/drawing/2015/10/21/chartex" xmlns:cx3="http://schemas.microsoft.com/office/drawing/2016/5/9/chartex" xmlns:cx4="http://schemas.microsoft.com/office/drawing/2016/5/10/chartex" xmlns:cx5="http://schemas.microsoft.com/office/drawing/2016/5/11/chartex" xmlns:cx6="http://schemas.microsoft.com/office/drawing/2016/5/12/chartex" xmlns:cx7="http://schemas.microsoft.com/office/drawing/2016/5/13/chartex" xmlns:cx8="http://schemas.microsoft.com/office/drawing/2016/5/14/chartex" xmlns:mc="http://schemas.openxmlformats.org/markup-compatibility/2006" xmlns:aink="http://schemas.microsoft.com/office/drawing/2016/ink" xmlns:am3d="http://schemas.microsoft.com/office/drawing/2017/model3d" xmlns:o="urn:schemas-microsoft-com:office:office" xmlns:r="http://schemas.openxmlformats.org/officeDocument/2006/relationships" xmlns:m="http://schemas.openxmlformats.org/officeDocument/2006/math" xmlns:v="urn:schemas-microsoft-com:vml" xmlns:wp14="http://schemas.microsoft.com/office/word/2010/wordprocessingDrawing" xmlns:wp="http://schemas.openxmlformats.org/drawingml/2006/wordprocessingDrawing" xmlns:w10="urn:schemas-microsoft-com:office:word" xmlns:w="http://schemas.openxmlformats.org/wordprocessingml/2006/main" xmlns:w14="http://schemas.microsoft.com/office/word/2010/wordml" xmlns:w15="http://schemas.microsoft.com/office/word/2012/wordml" xmlns:w16cid="http://schemas.microsoft.com/office/word/2016/wordml/cid" xmlns:w16se="http://schemas.microsoft.com/office/word/2015/wordml/symex" xmlns:wpg="http://schemas.microsoft.com/office/word/2010/wordprocessingGroup" xmlns:wpi="http://schemas.microsoft.com/office/word/2010/wordprocessingInk" xmlns:wne="http://schemas.microsoft.com/office/word/2006/wordml" xmlns:wps="http://schemas.microsoft.com/office/word/2010/wordprocessingShape" mc:Ignorable="w14 w15 w16se w16cid wp14">
+  <w:sdt>
+    <w:sdtPr>
+      <w:id w:val="-1280633383"/>
+      <w:docPartObj>
+        <w:docPartGallery w:val="Page Numbers (Bottom of Page)"/>
+        <w:docPartUnique/>
+      </w:docPartObj>
+    </w:sdtPr>
+    <w:sdtContent>
+      <w:p>
+        <w:pPr>
+          <w:pStyle w:val="a8"/>
+          <w:jc w:val="center"/>
+        </w:pPr>
+        <w:r>
+          <w:fldChar w:fldCharType="begin"/>
+        </w:r>
+        <w:r>
+          <w:instrText>PAGE   \* MERGEFORMAT</w:instrText>
+        </w:r>
+        <w:r>
+          <w:fldChar w:fldCharType="separate"/>
+        </w:r>
+        <w:r>
+          <w:rPr>
+            <w:noProof/>
+          </w:rPr>
+          <w:t>34</w:t>
+        </w:r>
+        <w:r>
+          <w:fldChar w:fldCharType="end"/>
+        </w:r>
+      </w:p>
+    </w:sdtContent>
+  </w:sdt>
+</w:ftr>
+</file>
+
 <file path=word/footnotes.xml><?xml version="1.0" encoding="utf-8"?>
 <w:footnotes xmlns:wpc="http://schemas.microsoft.com/office/word/2010/wordprocessingCanvas" xmlns:cx="http://schemas.microsoft.com/office/drawing/2014/chartex" xmlns:cx1="http://schemas.microsoft.com/office/drawing/2015/9/8/chartex" xmlns:cx2="http://schemas.microsoft.com/office/drawing/2015/10/21/chartex" xmlns:cx3="http://schemas.microsoft.com/office/drawing/2016/5/9/chartex" xmlns:cx4="http://schemas.microsoft.com/office/drawing/2016/5/10/chartex" xmlns:cx5="http://schemas.microsoft.com/office/drawing/2016/5/11/chartex" xmlns:cx6="http://schemas.microsoft.com/office/drawing/2016/5/12/chartex" xmlns:cx7="http://schemas.microsoft.com/office/drawing/2016/5/13/chartex" xmlns:cx8="http://schemas.microsoft.com/office/drawing/2016/5/14/chartex" xmlns:mc="http://schemas.openxmlformats.org/markup-compatibility/2006" xmlns:aink="http://schemas.microsoft.com/office/drawing/2016/ink" xmlns:am3d="http://schemas.microsoft.com/office/drawing/2017/model3d" xmlns:o="urn:schemas-microsoft-com:office:office" xmlns:r="http://schemas.openxmlformats.org/officeDocument/2006/relationships" xmlns:m="http://schemas.openxmlformats.org/officeDocument/2006/math" xmlns:v="urn:schemas-microsoft-com:vml" xmlns:wp14="http://schemas.microsoft.com/office/word/2010/wordprocessingDrawing" xmlns:wp="http://schemas.openxmlformats.org/drawingml/2006/wordprocessingDrawing" xmlns:w10="urn:schemas-microsoft-com:office:word" xmlns:w="http://schemas.openxmlformats.org/wordprocessingml/2006/main" xmlns:w14="http://schemas.microsoft.com/office/word/2010/wordml" xmlns:w15="http://schemas.microsoft.com/office/word/2012/wordml" xmlns:w16cid="http://schemas.microsoft.com/office/word/2016/wordml/cid" xmlns:w16se="http://schemas.microsoft.com/office/word/2015/wordml/symex" xmlns:wpg="http://schemas.microsoft.com/office/word/2010/wordprocessingGroup" xmlns:wpi="http://schemas.microsoft.com/office/word/2010/wordprocessingInk" xmlns:wne="http://schemas.microsoft.com/office/word/2006/wordml" xmlns:wps="http://schemas.microsoft.com/office/word/2010/wordprocessingShape" mc:Ignorable="w14 w15 w16se w16cid wp14">
   <w:footnote w:type="separator" w:id="-1">
@@ -18069,10 +17273,11 @@
   <w:abstractNum w:abstractNumId="12" w15:restartNumberingAfterBreak="0">
     <w:nsid w:val="65BB02B9"/>
     <w:multiLevelType w:val="multilevel"/>
-    <w:tmpl w:val="2EF8465C"/>
+    <w:tmpl w:val="19A2B408"/>
     <w:lvl w:ilvl="0">
       <w:start w:val="1"/>
       <w:numFmt w:val="decimal"/>
+      <w:pStyle w:val="1"/>
       <w:lvlText w:val="%1."/>
       <w:lvlJc w:val="left"/>
       <w:pPr>
@@ -18086,6 +17291,7 @@
     <w:lvl w:ilvl="1">
       <w:start w:val="1"/>
       <w:numFmt w:val="decimal"/>
+      <w:pStyle w:val="2"/>
       <w:lvlText w:val="%1.%2."/>
       <w:lvlJc w:val="left"/>
       <w:pPr>
@@ -18555,6 +17761,7 @@
     <w:lsdException w:name="HTML Sample" w:semiHidden="1" w:unhideWhenUsed="1"/>
     <w:lsdException w:name="HTML Typewriter" w:semiHidden="1" w:unhideWhenUsed="1"/>
     <w:lsdException w:name="HTML Variable" w:semiHidden="1" w:unhideWhenUsed="1"/>
+    <w:lsdException w:name="Normal Table" w:semiHidden="1" w:unhideWhenUsed="1"/>
     <w:lsdException w:name="annotation subject" w:semiHidden="1" w:unhideWhenUsed="1"/>
     <w:lsdException w:name="No List" w:semiHidden="1" w:unhideWhenUsed="1"/>
     <w:lsdException w:name="Outline List 1" w:semiHidden="1" w:unhideWhenUsed="1"/>
@@ -18598,8 +17805,10 @@
     <w:lsdException w:name="Table Elegant" w:semiHidden="1" w:unhideWhenUsed="1"/>
     <w:lsdException w:name="Table Professional" w:semiHidden="1" w:unhideWhenUsed="1"/>
     <w:lsdException w:name="Table Subtle 1" w:semiHidden="1" w:unhideWhenUsed="1"/>
+    <w:lsdException w:name="Table Subtle 2" w:semiHidden="1" w:unhideWhenUsed="1"/>
     <w:lsdException w:name="Table Web 1" w:semiHidden="1" w:unhideWhenUsed="1"/>
     <w:lsdException w:name="Table Web 2" w:semiHidden="1" w:unhideWhenUsed="1"/>
+    <w:lsdException w:name="Table Web 3" w:semiHidden="1" w:unhideWhenUsed="1"/>
     <w:lsdException w:name="Balloon Text" w:semiHidden="1" w:unhideWhenUsed="1"/>
     <w:lsdException w:name="Table Grid" w:uiPriority="39"/>
     <w:lsdException w:name="Table Theme" w:semiHidden="1" w:unhideWhenUsed="1"/>
@@ -18834,18 +18043,24 @@
     <w:link w:val="10"/>
     <w:uiPriority w:val="9"/>
     <w:qFormat/>
-    <w:rsid w:val="00576503"/>
+    <w:rsid w:val="007E56BD"/>
     <w:pPr>
       <w:keepNext/>
       <w:keepLines/>
-      <w:spacing w:before="240" w:after="0"/>
+      <w:pageBreakBefore/>
+      <w:numPr>
+        <w:numId w:val="3"/>
+      </w:numPr>
+      <w:spacing w:after="0" w:line="360" w:lineRule="auto"/>
+      <w:ind w:left="0" w:firstLine="0"/>
+      <w:jc w:val="center"/>
       <w:outlineLvl w:val="0"/>
     </w:pPr>
     <w:rPr>
-      <w:rFonts w:asciiTheme="majorHAnsi" w:eastAsiaTheme="majorEastAsia" w:hAnsiTheme="majorHAnsi" w:cstheme="majorBidi"/>
-      <w:color w:val="2F5496" w:themeColor="accent1" w:themeShade="BF"/>
-      <w:sz w:val="32"/>
-      <w:szCs w:val="32"/>
+      <w:rFonts w:ascii="Times New Roman" w:eastAsiaTheme="majorEastAsia" w:hAnsi="Times New Roman" w:cs="Times New Roman"/>
+      <w:b/>
+      <w:sz w:val="28"/>
+      <w:szCs w:val="28"/>
     </w:rPr>
   </w:style>
   <w:style w:type="paragraph" w:styleId="2">
@@ -18856,18 +18071,24 @@
     <w:uiPriority w:val="9"/>
     <w:unhideWhenUsed/>
     <w:qFormat/>
-    <w:rsid w:val="00576503"/>
+    <w:rsid w:val="00AA0C9C"/>
     <w:pPr>
       <w:keepNext/>
       <w:keepLines/>
-      <w:spacing w:before="40" w:after="0"/>
+      <w:numPr>
+        <w:ilvl w:val="1"/>
+        <w:numId w:val="3"/>
+      </w:numPr>
+      <w:spacing w:after="0" w:line="360" w:lineRule="auto"/>
+      <w:ind w:left="0" w:firstLine="709"/>
+      <w:jc w:val="both"/>
       <w:outlineLvl w:val="1"/>
     </w:pPr>
     <w:rPr>
-      <w:rFonts w:asciiTheme="majorHAnsi" w:eastAsiaTheme="majorEastAsia" w:hAnsiTheme="majorHAnsi" w:cstheme="majorBidi"/>
-      <w:color w:val="2F5496" w:themeColor="accent1" w:themeShade="BF"/>
-      <w:sz w:val="26"/>
-      <w:szCs w:val="26"/>
+      <w:rFonts w:ascii="Times New Roman" w:eastAsiaTheme="majorEastAsia" w:hAnsi="Times New Roman" w:cs="Times New Roman"/>
+      <w:b/>
+      <w:sz w:val="28"/>
+      <w:szCs w:val="28"/>
     </w:rPr>
   </w:style>
   <w:style w:type="paragraph" w:styleId="4">
@@ -19049,12 +18270,12 @@
     <w:basedOn w:val="a0"/>
     <w:link w:val="1"/>
     <w:uiPriority w:val="9"/>
-    <w:rsid w:val="00576503"/>
+    <w:rsid w:val="007E56BD"/>
     <w:rPr>
-      <w:rFonts w:asciiTheme="majorHAnsi" w:eastAsiaTheme="majorEastAsia" w:hAnsiTheme="majorHAnsi" w:cstheme="majorBidi"/>
-      <w:color w:val="2F5496" w:themeColor="accent1" w:themeShade="BF"/>
-      <w:sz w:val="32"/>
-      <w:szCs w:val="32"/>
+      <w:rFonts w:ascii="Times New Roman" w:eastAsiaTheme="majorEastAsia" w:hAnsi="Times New Roman" w:cs="Times New Roman"/>
+      <w:b/>
+      <w:sz w:val="28"/>
+      <w:szCs w:val="28"/>
     </w:rPr>
   </w:style>
   <w:style w:type="character" w:customStyle="1" w:styleId="20">
@@ -19062,12 +18283,12 @@
     <w:basedOn w:val="a0"/>
     <w:link w:val="2"/>
     <w:uiPriority w:val="9"/>
-    <w:rsid w:val="00576503"/>
+    <w:rsid w:val="00AA0C9C"/>
     <w:rPr>
-      <w:rFonts w:asciiTheme="majorHAnsi" w:eastAsiaTheme="majorEastAsia" w:hAnsiTheme="majorHAnsi" w:cstheme="majorBidi"/>
-      <w:color w:val="2F5496" w:themeColor="accent1" w:themeShade="BF"/>
-      <w:sz w:val="26"/>
-      <w:szCs w:val="26"/>
+      <w:rFonts w:ascii="Times New Roman" w:eastAsiaTheme="majorEastAsia" w:hAnsi="Times New Roman" w:cs="Times New Roman"/>
+      <w:b/>
+      <w:sz w:val="28"/>
+      <w:szCs w:val="28"/>
     </w:rPr>
   </w:style>
   <w:style w:type="paragraph" w:styleId="ac">
@@ -19431,7 +18652,7 @@
 </file>
 
 <file path=customXml/itemProps1.xml><?xml version="1.0" encoding="utf-8"?>
-<ds:datastoreItem xmlns:ds="http://schemas.openxmlformats.org/officeDocument/2006/customXml" ds:itemID="{59C7ECBA-6DB3-412F-B029-89FCC449CD4E}">
+<ds:datastoreItem xmlns:ds="http://schemas.openxmlformats.org/officeDocument/2006/customXml" ds:itemID="{7D55129F-51AC-4CF1-9B08-A95B92514369}">
   <ds:schemaRefs>
     <ds:schemaRef ds:uri="http://schemas.openxmlformats.org/officeDocument/2006/bibliography"/>
   </ds:schemaRefs>
